--- a/p6/submission/apjm_package/01_manuscript_blinded.docx
+++ b/p6/submission/apjm_package/01_manuscript_blinded.docx
@@ -68,7 +68,7 @@
           <w:iCs/>
           <w:i/>
         </w:rPr>
-        <w:t xml:space="preserve">Version 1.4, June 2026 (target journal: APJM; v1.4 retargets from MIR to APJM per stronger geographic and theoretical fit; preserves CIMT theoretical framing developed in v1.3)</w:t>
+        <w:t xml:space="preserve">Version 1.5, June 2026 (target journal: APJM; v1.5 retargets from MIR to APJM per stronger geographic and theoretical fit; reframes the §2.2 capability-institution mechanism as an integrated synthesis of established literatures rather than a novel named theory)</w:t>
       </w:r>
     </w:p>
     <w:p>
@@ -1146,13 +1146,13 @@
       </w:r>
     </w:p>
     <w:bookmarkEnd w:id="22"/>
-    <w:bookmarkStart w:id="23" w:name="X5a265616be60724cd853da768753e8fd72994b5"/>
+    <w:bookmarkStart w:id="23" w:name="X5dffe476b9009563b53fe7abe14cb4a2379ed00"/>
     <w:p>
       <w:pPr>
         <w:pStyle w:val="Heading3"/>
       </w:pPr>
       <w:r>
-        <w:t xml:space="preserve">2.2 Capability–Institution Mismatch Theory (CIMT)</w:t>
+        <w:t xml:space="preserve">2.2 An Integrated Capability–Institution Mechanism</w:t>
       </w:r>
     </w:p>
     <w:p>
@@ -1160,23 +1160,7 @@
         <w:pStyle w:val="FirstParagraph"/>
       </w:pPr>
       <w:r>
-        <w:t xml:space="preserve">This study proposes</w:t>
-      </w:r>
-      <w:r>
-        <w:t xml:space="preserve"> </w:t>
-      </w:r>
-      <w:r>
-        <w:rPr>
-          <w:iCs/>
-          <w:i/>
-        </w:rPr>
-        <w:t xml:space="preserve">Capability–Institution Mismatch Theory</w:t>
-      </w:r>
-      <w:r>
-        <w:t xml:space="preserve"> </w:t>
-      </w:r>
-      <w:r>
-        <w:t xml:space="preserve">(CIMT) to explain ICRV-driven heterogeneity in I-P effects. CIMT’s core claim is that productivity returns to international expansion depend on the degree to which home-country institutions enable firm capabilities to be deployed productively across borders, through three mechanisms. (i)</w:t>
+        <w:t xml:space="preserve">This study synthesises three established literatures into an integrated mechanism that links the ICRV institutional gradient to heterogeneity in I-P effects. The core proposition is that productivity returns to international expansion depend on the degree to which home-country institutions enable firm capabilities to be deployed productively across borders, through three established channels. (i)</w:t>
       </w:r>
       <w:r>
         <w:t xml:space="preserve"> </w:t>
@@ -1231,7 +1215,7 @@
         <w:t xml:space="preserve"> </w:t>
       </w:r>
       <w:r>
-        <w:t xml:space="preserve">= 238 global corpus is the first classifier capable of testing CIMT meta-analytically across economies from Singapore (WGI +1.84) to Pakistan (WGI −0.55) and Iran (WGI −0.74).</w:t>
+        <w:t xml:space="preserve">= 238 global corpus is the first classifier capable of testing this institutional-gradient mechanism meta-analytically across economies from Singapore (WGI +1.84) to Pakistan (WGI −0.55) and Iran (WGI −0.74).</w:t>
       </w:r>
     </w:p>
     <w:p>
@@ -1313,7 +1297,7 @@
         <w:t xml:space="preserve">E1a</w:t>
       </w:r>
       <w:r>
-        <w:t xml:space="preserve">, ICRV-I shows the largest pooled effect (all three CIMT mechanisms active).</w:t>
+        <w:t xml:space="preserve">, ICRV-I shows the largest pooled effect (all three §2.2 mechanisms active simultaneously).</w:t>
       </w:r>
       <w:r>
         <w:t xml:space="preserve"> </w:t>
@@ -10001,7 +9985,7 @@
         <w:t xml:space="preserve"> </w:t>
       </w:r>
       <w:r>
-        <w:t xml:space="preserve">= 0.079 vs. 0.069) does not reach significance, a result that bounds, rather than refutes, CIMT’s institutional gradient prediction.</w:t>
+        <w:t xml:space="preserve">= 0.079 vs. 0.069) does not reach significance, a result that bounds, rather than refutes, the institutional-gradient prediction developed in §2.2.</w:t>
       </w:r>
     </w:p>
     <w:bookmarkEnd w:id="69"/>

--- a/p6/submission/apjm_package/01_manuscript_blinded.docx
+++ b/p6/submission/apjm_package/01_manuscript_blinded.docx
@@ -2,7 +2,7 @@
 <file path=word/document.xml><?xml version="1.0" encoding="utf-8"?>
 <w:document xmlns:w="http://schemas.openxmlformats.org/wordprocessingml/2006/main" xmlns:m="http://schemas.openxmlformats.org/officeDocument/2006/math" xmlns:r="http://schemas.openxmlformats.org/officeDocument/2006/relationships" xmlns:o="urn:schemas-microsoft-com:office:office" xmlns:v="urn:schemas-microsoft-com:vml" xmlns:w10="urn:schemas-microsoft-com:office:word" xmlns:a="http://schemas.openxmlformats.org/drawingml/2006/main" xmlns:pic="http://schemas.openxmlformats.org/drawingml/2006/picture" xmlns:wp="http://schemas.openxmlformats.org/drawingml/2006/wordprocessingDrawing">
   <w:body>
-    <w:bookmarkStart w:id="65" w:name="X0c6e4d0da10b64d0e26e4f46cdf4d61de6495dd"/>
+    <w:bookmarkStart w:id="58" w:name="X0c6e4d0da10b64d0e26e4f46cdf4d61de6495dd"/>
     <w:p>
       <w:pPr>
         <w:pStyle w:val="Heading1"/>
@@ -20,45 +20,7 @@
           <w:iCs/>
           <w:i/>
         </w:rPr>
-        <w:t xml:space="preserve">Manuscript prepared for: International Business Review (IBR, Elsevier,</w:t>
-      </w:r>
-      <w:r>
-        <w:rPr>
-          <w:iCs/>
-          <w:i/>
-        </w:rPr>
-        <w:t xml:space="preserve"> </w:t>
-      </w:r>
-      <w:r>
-        <w:rPr>
-          <w:iCs/>
-          <w:i/>
-        </w:rPr>
-        <w:t xml:space="preserve">IF ≈ 5.5, ABS-3)</w:t>
-      </w:r>
-      <w:r>
-        <w:t xml:space="preserve"> </w:t>
-      </w:r>
-      <w:r>
-        <w:rPr>
-          <w:iCs/>
-          <w:i/>
-        </w:rPr>
-        <w:t xml:space="preserve">Version 1.0, May 2026 (target journal submission: Q4</w:t>
-      </w:r>
-      <w:r>
-        <w:rPr>
-          <w:iCs/>
-          <w:i/>
-        </w:rPr>
-        <w:t xml:space="preserve"> </w:t>
-      </w:r>
-      <w:r>
-        <w:rPr>
-          <w:iCs/>
-          <w:i/>
-        </w:rPr>
-        <w:t xml:space="preserve">2026)</w:t>
+        <w:t xml:space="preserve">Prepared for: Asia Pacific Journal of Management (APJM, Springer)</w:t>
       </w:r>
     </w:p>
     <w:bookmarkStart w:id="20" w:name="abstract"/>
@@ -1721,7 +1683,7 @@
         <w:pStyle w:val="Heading3"/>
       </w:pPr>
       <w:r>
-        <w:t xml:space="preserve">2.1 Foundation Theories</w:t>
+        <w:t xml:space="preserve">2.1 Foundation theories</w:t>
       </w:r>
     </w:p>
     <w:p>
@@ -1729,826 +1691,105 @@
         <w:pStyle w:val="FirstParagraph"/>
       </w:pPr>
       <w:r>
-        <w:t xml:space="preserve">Five theoretical perspectives ground the moderating hypotheses and</w:t>
-      </w:r>
-      <w:r>
-        <w:t xml:space="preserve"> </w:t>
-      </w:r>
-      <w:r>
-        <w:t xml:space="preserve">connect the three new moderators to established predictions about the</w:t>
-      </w:r>
-      <w:r>
-        <w:t xml:space="preserve"> </w:t>
-      </w:r>
-      <w:r>
-        <w:t xml:space="preserve">I→P relationship.</w:t>
-      </w:r>
-    </w:p>
-    <w:p>
-      <w:pPr>
-        <w:pStyle w:val="BodyText"/>
-      </w:pPr>
+        <w:t xml:space="preserve">Five perspectives connect the three new moderators to established I→P predictions. The</w:t>
+      </w:r>
+      <w:r>
+        <w:t xml:space="preserve"> </w:t>
+      </w:r>
       <w:r>
         <w:rPr>
           <w:bCs/>
           <w:b/>
         </w:rPr>
-        <w:t xml:space="preserve">Resource-Based View (RBV).</w:t>
-      </w:r>
-      <w:r>
-        <w:t xml:space="preserve"> </w:t>
-      </w:r>
-      <w:r>
-        <w:t xml:space="preserve">Barney (1991) establishes that</w:t>
-      </w:r>
-      <w:r>
-        <w:t xml:space="preserve"> </w:t>
-      </w:r>
-      <w:r>
-        <w:t xml:space="preserve">sustainable competitive advantages derive from VRIN (valuable, rare,</w:t>
-      </w:r>
-      <w:r>
-        <w:t xml:space="preserve"> </w:t>
-      </w:r>
-      <w:r>
-        <w:t xml:space="preserve">inimitable, non-substitutable) resources. In the I→P context, this</w:t>
-      </w:r>
-      <w:r>
-        <w:t xml:space="preserve"> </w:t>
-      </w:r>
-      <w:r>
-        <w:t xml:space="preserve">predicts that firms with strong home-country resource endowments</w:t>
-      </w:r>
-      <w:r>
-        <w:t xml:space="preserve"> </w:t>
-      </w:r>
-      <w:r>
-        <w:t xml:space="preserve">including human capital, technological capability, and digital</w:t>
-      </w:r>
-      <w:r>
-        <w:t xml:space="preserve"> </w:t>
-      </w:r>
-      <w:r>
-        <w:t xml:space="preserve">infrastructure access, will generate higher performance returns from</w:t>
-      </w:r>
-      <w:r>
-        <w:t xml:space="preserve"> </w:t>
-      </w:r>
-      <w:r>
-        <w:t xml:space="preserve">international expansion than resource-constrained peers. Wernerfelt's</w:t>
-      </w:r>
-      <w:r>
-        <w:t xml:space="preserve"> </w:t>
-      </w:r>
-      <w:r>
-        <w:t xml:space="preserve">(1984) resource bundling logic further predicts that national digital</w:t>
-      </w:r>
-      <w:r>
-        <w:t xml:space="preserve"> </w:t>
-      </w:r>
-      <w:r>
-        <w:t xml:space="preserve">infrastructure provides a coordination-enabling environment that</w:t>
-      </w:r>
-      <w:r>
-        <w:t xml:space="preserve"> </w:t>
-      </w:r>
-      <w:r>
-        <w:t xml:space="preserve">amplifies the returns to firm-level resources: in high-cDAI</w:t>
-      </w:r>
-      <w:r>
-        <w:t xml:space="preserve"> </w:t>
-      </w:r>
-      <w:r>
-        <w:t xml:space="preserve">environments, firms can deploy their existing technological and</w:t>
-      </w:r>
-      <w:r>
-        <w:t xml:space="preserve"> </w:t>
-      </w:r>
-      <w:r>
-        <w:t xml:space="preserve">organizational capabilities across borders at lower per-unit cost,</w:t>
-      </w:r>
-      <w:r>
-        <w:t xml:space="preserve"> </w:t>
-      </w:r>
-      <w:r>
-        <w:t xml:space="preserve">raising the marginal productivity return to each additional unit of</w:t>
-      </w:r>
-      <w:r>
-        <w:t xml:space="preserve"> </w:t>
-      </w:r>
-      <w:r>
-        <w:t xml:space="preserve">international expansion. It is important to note that cDAI</w:t>
-      </w:r>
-      <w:r>
-        <w:t xml:space="preserve"> </w:t>
-      </w:r>
-      <w:r>
-        <w:t xml:space="preserve">(country-level) is analytically distinct from firm-level digital</w:t>
-      </w:r>
-      <w:r>
-        <w:t xml:space="preserve"> </w:t>
-      </w:r>
-      <w:r>
-        <w:t xml:space="preserve">adoption (DAI) and from firm-level technological capability (TCI), which</w:t>
-      </w:r>
-      <w:r>
-        <w:t xml:space="preserve"> </w:t>
-      </w:r>
-      <w:r>
-        <w:t xml:space="preserve">the companion primary studies (P3–P8) treat as separate constructs with</w:t>
-      </w:r>
-      <w:r>
-        <w:t xml:space="preserve"> </w:t>
-      </w:r>
-      <w:r>
-        <w:t xml:space="preserve">distinct measurement bases and theoretical roles. In the present</w:t>
-      </w:r>
-      <w:r>
-        <w:t xml:space="preserve"> </w:t>
-      </w:r>
-      <w:r>
-        <w:t xml:space="preserve">meta-analytic study, only cDAI is operationalized as a study-level</w:t>
-      </w:r>
-      <w:r>
-        <w:t xml:space="preserve"> </w:t>
-      </w:r>
-      <w:r>
-        <w:t xml:space="preserve">moderator; DAI and TCI remain within-study variables in the</w:t>
-      </w:r>
-      <w:r>
-        <w:t xml:space="preserve"> </w:t>
-      </w:r>
-      <w:r>
-        <w:t xml:space="preserve">primary-study designs and are not separately extractable at</w:t>
-      </w:r>
-      <w:r>
-        <w:t xml:space="preserve"> </w:t>
-      </w:r>
-      <w:r>
-        <w:t xml:space="preserve">meta-analytic resolution from the k = 237 corpus. The resource-bundling</w:t>
-      </w:r>
-      <w:r>
-        <w:t xml:space="preserve"> </w:t>
-      </w:r>
-      <w:r>
-        <w:t xml:space="preserve">prediction for P6 therefore concerns whether a richer national digital</w:t>
-      </w:r>
-      <w:r>
-        <w:t xml:space="preserve"> </w:t>
-      </w:r>
-      <w:r>
-        <w:t xml:space="preserve">environment raises the aggregate I→P effect across studies, a</w:t>
-      </w:r>
-      <w:r>
-        <w:t xml:space="preserve"> </w:t>
-      </w:r>
-      <w:r>
-        <w:t xml:space="preserve">between-study moderation claim at the country level, not a within-study</w:t>
-      </w:r>
-      <w:r>
-        <w:t xml:space="preserve"> </w:t>
-      </w:r>
-      <w:r>
-        <w:t xml:space="preserve">claim about firm-level capability bundles.</w:t>
-      </w:r>
-    </w:p>
-    <w:p>
-      <w:pPr>
-        <w:pStyle w:val="BodyText"/>
-      </w:pPr>
+        <w:t xml:space="preserve">resource-based view</w:t>
+      </w:r>
+      <w:r>
+        <w:t xml:space="preserve"> </w:t>
+      </w:r>
+      <w:r>
+        <w:t xml:space="preserve">(Barney, 1991; Wernerfelt, 1984) implies that firms with stronger home-country resource endowments, including access to national digital infrastructure, earn higher returns from international expansion; a richer national digital environment (cDAI) lowers the per-unit cost of deploying firm capabilities abroad.</w:t>
+      </w:r>
+      <w:r>
+        <w:t xml:space="preserve"> </w:t>
+      </w:r>
       <w:r>
         <w:rPr>
           <w:bCs/>
           <w:b/>
         </w:rPr>
-        <w:t xml:space="preserve">Institutional Theory.</w:t>
-      </w:r>
-      <w:r>
-        <w:t xml:space="preserve"> </w:t>
-      </w:r>
-      <w:r>
-        <w:t xml:space="preserve">North's (1990) framework positions formal and</w:t>
-      </w:r>
-      <w:r>
-        <w:t xml:space="preserve"> </w:t>
-      </w:r>
-      <w:r>
-        <w:t xml:space="preserve">informal institutions as the "rules of the game" that govern transaction</w:t>
-      </w:r>
-      <w:r>
-        <w:t xml:space="preserve"> </w:t>
-      </w:r>
-      <w:r>
-        <w:t xml:space="preserve">costs. In the I→P context, higher institutional quality, measured</w:t>
-      </w:r>
-      <w:r>
-        <w:t xml:space="preserve"> </w:t>
-      </w:r>
-      <w:r>
-        <w:t xml:space="preserve">through rule of law, contract enforcement, IP protection, and regulatory</w:t>
-      </w:r>
-      <w:r>
-        <w:t xml:space="preserve"> </w:t>
-      </w:r>
-      <w:r>
-        <w:t xml:space="preserve">quality, reduces the coordination costs of cross-border expansion by</w:t>
-      </w:r>
-      <w:r>
-        <w:t xml:space="preserve"> </w:t>
-      </w:r>
-      <w:r>
-        <w:t xml:space="preserve">attenuating opportunism risk, monitoring costs, and information</w:t>
-      </w:r>
-      <w:r>
-        <w:t xml:space="preserve"> </w:t>
-      </w:r>
-      <w:r>
-        <w:t xml:space="preserve">asymmetry between home and host markets. Scott's (1995) three-pillar</w:t>
-      </w:r>
-      <w:r>
-        <w:t xml:space="preserve"> </w:t>
-      </w:r>
-      <w:r>
-        <w:t xml:space="preserve">framework extends this logic: regulative, normative, and cognitive</w:t>
-      </w:r>
-      <w:r>
-        <w:t xml:space="preserve"> </w:t>
-      </w:r>
-      <w:r>
-        <w:t xml:space="preserve">institutions jointly determine the transaction cost environment in which</w:t>
-      </w:r>
-      <w:r>
-        <w:t xml:space="preserve"> </w:t>
-      </w:r>
-      <w:r>
-        <w:t xml:space="preserve">internationalization occurs. When regulative institutions are strong</w:t>
-      </w:r>
-      <w:r>
-        <w:t xml:space="preserve"> </w:t>
-      </w:r>
-      <w:r>
-        <w:t xml:space="preserve">(ICRV Regime I), firms can enforce contracts with foreign counterparts</w:t>
-      </w:r>
-      <w:r>
-        <w:t xml:space="preserve"> </w:t>
-      </w:r>
-      <w:r>
-        <w:t xml:space="preserve">at lower cost, protect innovation rents across jurisdictions, and</w:t>
-      </w:r>
-      <w:r>
-        <w:t xml:space="preserve"> </w:t>
-      </w:r>
-      <w:r>
-        <w:t xml:space="preserve">exploit economies of scale without the institutional friction that</w:t>
-      </w:r>
-      <w:r>
-        <w:t xml:space="preserve"> </w:t>
-      </w:r>
-      <w:r>
-        <w:t xml:space="preserve">truncates these returns in weaker institutional environments. The ICRV</w:t>
-      </w:r>
-      <w:r>
-        <w:t xml:space="preserve"> </w:t>
-      </w:r>
-      <w:r>
-        <w:t xml:space="preserve">gradient hypothesis (H1) thus derives directly from institutional</w:t>
-      </w:r>
-      <w:r>
-        <w:t xml:space="preserve"> </w:t>
-      </w:r>
-      <w:r>
-        <w:t xml:space="preserve">theory: the expected I→P effect should decline monotonically from</w:t>
-      </w:r>
-      <w:r>
-        <w:t xml:space="preserve"> </w:t>
-      </w:r>
-      <w:r>
-        <w:t xml:space="preserve">Advanced-Innovation (Regime I) to Frontier (Regime V) as institutional</w:t>
-      </w:r>
-      <w:r>
-        <w:t xml:space="preserve"> </w:t>
-      </w:r>
-      <w:r>
-        <w:t xml:space="preserve">quality falls and coordination costs rise.</w:t>
-      </w:r>
-    </w:p>
-    <w:p>
-      <w:pPr>
-        <w:pStyle w:val="BodyText"/>
-      </w:pPr>
+        <w:t xml:space="preserve">Institutional theory</w:t>
+      </w:r>
+      <w:r>
+        <w:t xml:space="preserve"> </w:t>
+      </w:r>
+      <w:r>
+        <w:t xml:space="preserve">(North, 1990; Scott, 1995) treats institutional quality, rule of law, contract enforcement, IP protection, as the determinant of cross-border coordination costs, yielding the prediction that the I→P effect declines as institutional quality falls.</w:t>
+      </w:r>
+      <w:r>
+        <w:t xml:space="preserve"> </w:t>
+      </w:r>
       <w:r>
         <w:rPr>
           <w:bCs/>
           <w:b/>
         </w:rPr>
-        <w:t xml:space="preserve">Organizational Learning Theory.</w:t>
-      </w:r>
-      <w:r>
-        <w:t xml:space="preserve"> </w:t>
-      </w:r>
-      <w:r>
-        <w:t xml:space="preserve">Johanson and Vahlne's (1977, 2009)</w:t>
-      </w:r>
-      <w:r>
-        <w:t xml:space="preserve"> </w:t>
-      </w:r>
-      <w:r>
-        <w:t xml:space="preserve">Uppsala model posits that internationalization knowledge accumulates</w:t>
-      </w:r>
-      <w:r>
-        <w:t xml:space="preserve"> </w:t>
-      </w:r>
-      <w:r>
-        <w:t xml:space="preserve">through market-specific experience and is subsequently encoded in</w:t>
-      </w:r>
-      <w:r>
-        <w:t xml:space="preserve"> </w:t>
-      </w:r>
-      <w:r>
-        <w:t xml:space="preserve">organizational routines. Digital platforms accelerate this knowledge</w:t>
-      </w:r>
-      <w:r>
-        <w:t xml:space="preserve"> </w:t>
-      </w:r>
-      <w:r>
-        <w:t xml:space="preserve">accumulation by reducing information asymmetries between home and host</w:t>
-      </w:r>
-      <w:r>
-        <w:t xml:space="preserve"> </w:t>
-      </w:r>
-      <w:r>
-        <w:t xml:space="preserve">markets: cloud-based analytics, real-time demand signaling, and B2B</w:t>
-      </w:r>
-      <w:r>
-        <w:t xml:space="preserve"> </w:t>
-      </w:r>
-      <w:r>
-        <w:t xml:space="preserve">digital platforms enable firms to monitor foreign market conditions</w:t>
-      </w:r>
-      <w:r>
-        <w:t xml:space="preserve"> </w:t>
-      </w:r>
-      <w:r>
-        <w:t xml:space="preserve">without the physical presence that prior eras required (Stallkamp &amp;</w:t>
-      </w:r>
-      <w:r>
-        <w:t xml:space="preserve"> </w:t>
-      </w:r>
-      <w:r>
-        <w:t xml:space="preserve">Schotter, 2021). The DPL Follow phase (post-2014) is the period in which</w:t>
-      </w:r>
-      <w:r>
-        <w:t xml:space="preserve"> </w:t>
-      </w:r>
-      <w:r>
-        <w:t xml:space="preserve">these digital learning channels reach sufficient maturity and</w:t>
-      </w:r>
-      <w:r>
-        <w:t xml:space="preserve"> </w:t>
-      </w:r>
-      <w:r>
-        <w:t xml:space="preserve">penetration to systematically compress the experiential learning curve</w:t>
-      </w:r>
-      <w:r>
-        <w:t xml:space="preserve"> </w:t>
-      </w:r>
-      <w:r>
-        <w:t xml:space="preserve">predicting that I→P effects are largest in studies drawing on data from</w:t>
-      </w:r>
-      <w:r>
-        <w:t xml:space="preserve"> </w:t>
-      </w:r>
-      <w:r>
-        <w:t xml:space="preserve">this period (H2). The Span phase captures the transitional period in</w:t>
-      </w:r>
-      <w:r>
-        <w:t xml:space="preserve"> </w:t>
-      </w:r>
-      <w:r>
-        <w:t xml:space="preserve">which digital tools were diffusing but had not yet reached the maturity</w:t>
-      </w:r>
-      <w:r>
-        <w:t xml:space="preserve"> </w:t>
-      </w:r>
-      <w:r>
-        <w:t xml:space="preserve">threshold at which their learning-cost compression effects became</w:t>
-      </w:r>
-      <w:r>
-        <w:t xml:space="preserve"> </w:t>
-      </w:r>
-      <w:r>
-        <w:t xml:space="preserve">systemic.</w:t>
-      </w:r>
-    </w:p>
-    <w:p>
-      <w:pPr>
-        <w:pStyle w:val="BodyText"/>
-      </w:pPr>
+        <w:t xml:space="preserve">Organizational learning theory</w:t>
+      </w:r>
+      <w:r>
+        <w:t xml:space="preserve"> </w:t>
+      </w:r>
+      <w:r>
+        <w:t xml:space="preserve">(Johanson &amp; Vahlne, 1977, 2009) holds that digital platforms compress the experiential learning curve once they reach maturity (the DPL Follow phase).</w:t>
+      </w:r>
+      <w:r>
+        <w:t xml:space="preserve"> </w:t>
+      </w:r>
       <w:r>
         <w:rPr>
           <w:bCs/>
           <w:b/>
         </w:rPr>
-        <w:t xml:space="preserve">Coordination Cost Theory.</w:t>
-      </w:r>
-      <w:r>
-        <w:t xml:space="preserve"> </w:t>
-      </w:r>
-      <w:r>
-        <w:t xml:space="preserve">The classic coordination cost argument in</w:t>
-      </w:r>
-      <w:r>
-        <w:t xml:space="preserve"> </w:t>
-      </w:r>
-      <w:r>
-        <w:t xml:space="preserve">the I→P literature (Hitt et al., 1997; Lu &amp; Beamish, 2004) posits that</w:t>
-      </w:r>
-      <w:r>
-        <w:t xml:space="preserve"> </w:t>
-      </w:r>
-      <w:r>
-        <w:t xml:space="preserve">international expansion initially generates productivity gains through</w:t>
-      </w:r>
-      <w:r>
-        <w:t xml:space="preserve"> </w:t>
-      </w:r>
-      <w:r>
-        <w:t xml:space="preserve">scale economies and learning, but eventually produces diseconomies as</w:t>
-      </w:r>
-      <w:r>
-        <w:t xml:space="preserve"> </w:t>
-      </w:r>
-      <w:r>
-        <w:t xml:space="preserve">the administrative burden of coordinating dispersed operations exceeds</w:t>
-      </w:r>
-      <w:r>
-        <w:t xml:space="preserve"> </w:t>
-      </w:r>
-      <w:r>
-        <w:t xml:space="preserve">the gains from further geographic diversification. This logic produces</w:t>
-      </w:r>
-      <w:r>
-        <w:t xml:space="preserve"> </w:t>
-      </w:r>
-      <w:r>
-        <w:t xml:space="preserve">the inverted-U relationship that constitutes the modal finding in the</w:t>
-      </w:r>
-      <w:r>
-        <w:t xml:space="preserve"> </w:t>
-      </w:r>
-      <w:r>
-        <w:t xml:space="preserve">I→P literature (Marano et al., 2016). However, digital platforms</w:t>
-      </w:r>
-      <w:r>
-        <w:t xml:space="preserve"> </w:t>
-      </w:r>
-      <w:r>
-        <w:t xml:space="preserve">systematically reduce coordination costs through three channels: (a)</w:t>
-      </w:r>
-      <w:r>
-        <w:t xml:space="preserve"> </w:t>
-      </w:r>
-      <w:r>
-        <w:rPr>
-          <w:iCs/>
-          <w:i/>
-        </w:rPr>
-        <w:t xml:space="preserve">communication compression</w:t>
-      </w:r>
-      <w:r>
-        <w:t xml:space="preserve">, real-time digital communication across</w:t>
-      </w:r>
-      <w:r>
-        <w:t xml:space="preserve"> </w:t>
-      </w:r>
-      <w:r>
-        <w:t xml:space="preserve">time zones reduces the bandwidth cost of coordinating dispersed</w:t>
-      </w:r>
-      <w:r>
-        <w:t xml:space="preserve"> </w:t>
-      </w:r>
-      <w:r>
-        <w:t xml:space="preserve">operations; (b)</w:t>
-      </w:r>
-      <w:r>
-        <w:t xml:space="preserve"> </w:t>
-      </w:r>
-      <w:r>
-        <w:rPr>
-          <w:iCs/>
-          <w:i/>
-        </w:rPr>
-        <w:t xml:space="preserve">transaction cost reduction</w:t>
-      </w:r>
-      <w:r>
-        <w:t xml:space="preserve">, electronic payment</w:t>
-      </w:r>
-      <w:r>
-        <w:t xml:space="preserve"> </w:t>
-      </w:r>
-      <w:r>
-        <w:t xml:space="preserve">systems and digital contracting reduce the cost and time of cross-border</w:t>
-      </w:r>
-      <w:r>
-        <w:t xml:space="preserve"> </w:t>
-      </w:r>
-      <w:r>
-        <w:t xml:space="preserve">transactions; (c)</w:t>
-      </w:r>
-      <w:r>
-        <w:t xml:space="preserve"> </w:t>
-      </w:r>
-      <w:r>
-        <w:rPr>
-          <w:iCs/>
-          <w:i/>
-        </w:rPr>
-        <w:t xml:space="preserve">information asymmetry compression</w:t>
-      </w:r>
-      <w:r>
-        <w:t xml:space="preserve">, digital</w:t>
-      </w:r>
-      <w:r>
-        <w:t xml:space="preserve"> </w:t>
-      </w:r>
-      <w:r>
-        <w:t xml:space="preserve">analytics platforms reduce the monitoring cost of verifying foreign</w:t>
-      </w:r>
-      <w:r>
-        <w:t xml:space="preserve"> </w:t>
-      </w:r>
-      <w:r>
-        <w:t xml:space="preserve">partner performance. When national digital infrastructure is mature</w:t>
-      </w:r>
-      <w:r>
-        <w:t xml:space="preserve"> </w:t>
-      </w:r>
-      <w:r>
-        <w:t xml:space="preserve">(high cDAI), all three channels operate simultaneously, predicting that</w:t>
-      </w:r>
-      <w:r>
-        <w:t xml:space="preserve"> </w:t>
-      </w:r>
-      <w:r>
-        <w:t xml:space="preserve">the coordination cost mechanism, which generates the right-side decline</w:t>
-      </w:r>
-      <w:r>
-        <w:t xml:space="preserve"> </w:t>
-      </w:r>
-      <w:r>
-        <w:t xml:space="preserve">of the inverted-U, is attenuated or shifted to higher</w:t>
-      </w:r>
-      <w:r>
-        <w:t xml:space="preserve"> </w:t>
-      </w:r>
-      <w:r>
-        <w:t xml:space="preserve">internationalization intensities than would be observed in low-cDAI</w:t>
-      </w:r>
-      <w:r>
-        <w:t xml:space="preserve"> </w:t>
-      </w:r>
-      <w:r>
-        <w:t xml:space="preserve">environments.</w:t>
-      </w:r>
-    </w:p>
-    <w:p>
-      <w:pPr>
-        <w:pStyle w:val="BodyText"/>
-      </w:pPr>
+        <w:t xml:space="preserve">Coordination cost theory</w:t>
+      </w:r>
+      <w:r>
+        <w:t xml:space="preserve"> </w:t>
+      </w:r>
+      <w:r>
+        <w:t xml:space="preserve">(Hitt et al., 1997; Lu &amp; Beamish, 2004) explains the modal inverted-U; mature national digital infrastructure attenuates the right-side decline through communication compression, transaction-cost reduction, and information-asymmetry compression. Finally, the</w:t>
+      </w:r>
+      <w:r>
+        <w:t xml:space="preserve"> </w:t>
+      </w:r>
       <w:r>
         <w:rPr>
           <w:bCs/>
           <w:b/>
         </w:rPr>
-        <w:t xml:space="preserve">Foundational Digital Adoption Framework.</w:t>
-      </w:r>
-      <w:r>
-        <w:t xml:space="preserve"> </w:t>
-      </w:r>
-      <w:r>
-        <w:t xml:space="preserve">Verhoef et al.'s (2021)</w:t>
-      </w:r>
-      <w:r>
-        <w:t xml:space="preserve"> </w:t>
-      </w:r>
-      <w:r>
-        <w:t xml:space="preserve">digital transformation hierarchy distinguishes Tier-1</w:t>
-      </w:r>
-      <w:r>
-        <w:t xml:space="preserve"> </w:t>
-      </w:r>
-      <w:r>
-        <w:rPr>
-          <w:iCs/>
-          <w:i/>
-        </w:rPr>
-        <w:t xml:space="preserve">digitization</w:t>
-      </w:r>
-      <w:r>
-        <w:t xml:space="preserve"> </w:t>
-      </w:r>
-      <w:r>
-        <w:t xml:space="preserve">(basic digital presence: websites, digital records), Tier-2</w:t>
-      </w:r>
-      <w:r>
-        <w:t xml:space="preserve"> </w:t>
-      </w:r>
-      <w:r>
-        <w:rPr>
-          <w:iCs/>
-          <w:i/>
-        </w:rPr>
-        <w:t xml:space="preserve">digitalization</w:t>
-      </w:r>
-      <w:r>
-        <w:t xml:space="preserve"> </w:t>
-      </w:r>
-      <w:r>
-        <w:t xml:space="preserve">(digital transaction enabling: electronic payments,</w:t>
-      </w:r>
-      <w:r>
-        <w:t xml:space="preserve"> </w:t>
-      </w:r>
-      <w:r>
-        <w:t xml:space="preserve">EDI), Tier-3</w:t>
-      </w:r>
-      <w:r>
-        <w:t xml:space="preserve"> </w:t>
-      </w:r>
-      <w:r>
-        <w:rPr>
-          <w:iCs/>
-          <w:i/>
-        </w:rPr>
-        <w:t xml:space="preserve">digital integration</w:t>
-      </w:r>
-      <w:r>
-        <w:t xml:space="preserve"> </w:t>
-      </w:r>
-      <w:r>
-        <w:t xml:space="preserve">(ERP, CRM, supply chain integration),</w:t>
-      </w:r>
-      <w:r>
-        <w:t xml:space="preserve"> </w:t>
-      </w:r>
-      <w:r>
-        <w:t xml:space="preserve">and Tier-4</w:t>
-      </w:r>
-      <w:r>
-        <w:t xml:space="preserve"> </w:t>
-      </w:r>
-      <w:r>
-        <w:rPr>
-          <w:iCs/>
-          <w:i/>
-        </w:rPr>
-        <w:t xml:space="preserve">digital dynamic capability</w:t>
-      </w:r>
-      <w:r>
-        <w:t xml:space="preserve"> </w:t>
-      </w:r>
-      <w:r>
-        <w:t xml:space="preserve">(AI deployment, platform</w:t>
-      </w:r>
-      <w:r>
-        <w:t xml:space="preserve"> </w:t>
-      </w:r>
-      <w:r>
-        <w:t xml:space="preserve">orchestration). Stallkamp and Schotter (2021) extend this hierarchy to</w:t>
-      </w:r>
-      <w:r>
-        <w:t xml:space="preserve"> </w:t>
-      </w:r>
-      <w:r>
-        <w:t xml:space="preserve">the IB context, showing that Tier-1 and Tier-2 digital adoption, the</w:t>
-      </w:r>
-      <w:r>
-        <w:t xml:space="preserve"> </w:t>
-      </w:r>
-      <w:r>
-        <w:t xml:space="preserve">layers most widely measured in firm-level surveys, function as</w:t>
-      </w:r>
-      <w:r>
-        <w:t xml:space="preserve"> </w:t>
-      </w:r>
-      <w:r>
-        <w:rPr>
-          <w:iCs/>
-          <w:i/>
-        </w:rPr>
-        <w:t xml:space="preserve">platform infrastructure</w:t>
-      </w:r>
-      <w:r>
-        <w:t xml:space="preserve"> </w:t>
-      </w:r>
-      <w:r>
-        <w:t xml:space="preserve">for cross-border coordination rather than as</w:t>
-      </w:r>
-      <w:r>
-        <w:t xml:space="preserve"> </w:t>
-      </w:r>
-      <w:r>
-        <w:t xml:space="preserve">proprietary capabilities. At the country level, the aggregate adoption</w:t>
-      </w:r>
-      <w:r>
-        <w:t xml:space="preserve"> </w:t>
-      </w:r>
-      <w:r>
-        <w:t xml:space="preserve">of Tier-1 and Tier-2 tools across the economy defines the</w:t>
-      </w:r>
-      <w:r>
-        <w:t xml:space="preserve"> </w:t>
-      </w:r>
-      <w:r>
-        <w:rPr>
-          <w:iCs/>
-          <w:i/>
-        </w:rPr>
-        <w:t xml:space="preserve">national</w:t>
-      </w:r>
-      <w:r>
-        <w:rPr>
-          <w:iCs/>
-          <w:i/>
-        </w:rPr>
-        <w:t xml:space="preserve"> </w:t>
-      </w:r>
-      <w:r>
-        <w:rPr>
-          <w:iCs/>
-          <w:i/>
-        </w:rPr>
-        <w:t xml:space="preserve">digital adoption environment</w:t>
-      </w:r>
-      <w:r>
-        <w:t xml:space="preserve"> </w:t>
-      </w:r>
-      <w:r>
-        <w:t xml:space="preserve">(cDAI): the availability of a digitally</w:t>
-      </w:r>
-      <w:r>
-        <w:t xml:space="preserve"> </w:t>
-      </w:r>
-      <w:r>
-        <w:t xml:space="preserve">enabled transaction ecosystem that reduces the minimum infrastructure</w:t>
-      </w:r>
-      <w:r>
-        <w:t xml:space="preserve"> </w:t>
-      </w:r>
-      <w:r>
-        <w:t xml:space="preserve">investment required for firms to participate in cross-border trade. This</w:t>
-      </w:r>
-      <w:r>
-        <w:t xml:space="preserve"> </w:t>
-      </w:r>
-      <w:r>
-        <w:t xml:space="preserve">country-level construct is analytically distinct from firm-level digital</w:t>
-      </w:r>
-      <w:r>
-        <w:t xml:space="preserve"> </w:t>
-      </w:r>
-      <w:r>
-        <w:t xml:space="preserve">adoption: cDAI captures the shared digital infrastructure environment,</w:t>
-      </w:r>
-      <w:r>
-        <w:t xml:space="preserve"> </w:t>
-      </w:r>
-      <w:r>
-        <w:t xml:space="preserve">whereas firm-level DAI captures a firm's own position within that</w:t>
-      </w:r>
-      <w:r>
-        <w:t xml:space="preserve"> </w:t>
-      </w:r>
-      <w:r>
-        <w:t xml:space="preserve">environment. The cDAI amplification hypothesis (H3) thus concerns</w:t>
-      </w:r>
-      <w:r>
-        <w:t xml:space="preserve"> </w:t>
-      </w:r>
-      <w:r>
-        <w:t xml:space="preserve">whether a richer national digital environment raises the aggregate I→P</w:t>
-      </w:r>
-      <w:r>
-        <w:t xml:space="preserve"> </w:t>
-      </w:r>
-      <w:r>
-        <w:t xml:space="preserve">effect across the studies that draw on it, a between-study moderation</w:t>
-      </w:r>
-      <w:r>
-        <w:t xml:space="preserve"> </w:t>
-      </w:r>
-      <w:r>
-        <w:t xml:space="preserve">claim, not a within-study mediation claim.</w:t>
+        <w:t xml:space="preserve">foundational digital adoption framework</w:t>
+      </w:r>
+      <w:r>
+        <w:t xml:space="preserve"> </w:t>
+      </w:r>
+      <w:r>
+        <w:t xml:space="preserve">(Verhoef et al., 2021; Stallkamp &amp; Schotter, 2021) distinguishes Tier-1/Tier-2 adoption, which functions as shared platform infrastructure, from proprietary capability; aggregated to the country level, it defines cDAI.</w:t>
+      </w:r>
+    </w:p>
+    <w:p>
+      <w:pPr>
+        <w:pStyle w:val="BodyText"/>
+      </w:pPr>
+      <w:r>
+        <w:t xml:space="preserve">Throughout, cDAI (country-level) is analytically distinct from firm-level digital adoption (DAI) and technological capability (TCI), which the companion primary studies (P3–P8) treat as separate within-study constructs. At meta-analytic resolution only cDAI is extractable as a study-level moderator; the claims below are between-study moderation claims at the country level, not within-firm capability-bundle claims.</w:t>
       </w:r>
     </w:p>
     <w:bookmarkEnd w:id="22"/>
-    <w:bookmarkStart w:id="23" w:name="X0441fb0bed103c363ef3b0c58f4e35b0253858e"/>
+    <w:bookmarkStart w:id="23" w:name="Xcf2a2351c020ca4b0c31002fd6a9bd1b3ab11d2"/>
     <w:p>
       <w:pPr>
         <w:pStyle w:val="Heading3"/>
       </w:pPr>
       <w:r>
-        <w:t xml:space="preserve">2.2 Capability–Institution Mismatch Theory (New, Hm1)</w:t>
+        <w:t xml:space="preserve">2.2 Capability–Institution Mismatch Theory and the ICRV gradient (H1)</w:t>
       </w:r>
     </w:p>
     <w:p>
@@ -2572,345 +1813,55 @@
         <w:t xml:space="preserve"> </w:t>
       </w:r>
       <w:r>
-        <w:t xml:space="preserve">(CIMT) to explain</w:t>
-      </w:r>
-      <w:r>
-        <w:t xml:space="preserve"> </w:t>
-      </w:r>
-      <w:r>
-        <w:t xml:space="preserve">the ICRV gradient in meta-analytic I→P effect sizes. CIMT's core claim</w:t>
-      </w:r>
-      <w:r>
-        <w:t xml:space="preserve"> </w:t>
-      </w:r>
-      <w:r>
-        <w:t xml:space="preserve">is that the productivity returns to international expansion are a</w:t>
-      </w:r>
-      <w:r>
-        <w:t xml:space="preserve"> </w:t>
-      </w:r>
-      <w:r>
-        <w:t xml:space="preserve">function not only of firm-level capabilities but of the degree to which</w:t>
-      </w:r>
-      <w:r>
-        <w:t xml:space="preserve"> </w:t>
-      </w:r>
-      <w:r>
-        <w:t xml:space="preserve">home-country institutions enable those capabilities to be deployed</w:t>
-      </w:r>
-      <w:r>
-        <w:t xml:space="preserve"> </w:t>
-      </w:r>
-      <w:r>
-        <w:t xml:space="preserve">productively across borders. The theory distinguishes three mechanisms:</w:t>
-      </w:r>
-    </w:p>
-    <w:p>
-      <w:pPr>
-        <w:pStyle w:val="BodyText"/>
-      </w:pPr>
-      <w:r>
-        <w:rPr>
-          <w:iCs/>
-          <w:i/>
-        </w:rPr>
-        <w:t xml:space="preserve">Rent-protection mechanism.</w:t>
-      </w:r>
-      <w:r>
-        <w:t xml:space="preserve"> </w:t>
-      </w:r>
-      <w:r>
-        <w:t xml:space="preserve">Institutional quality determines the degree</w:t>
-      </w:r>
-      <w:r>
-        <w:t xml:space="preserve"> </w:t>
-      </w:r>
-      <w:r>
-        <w:t xml:space="preserve">to which firms can protect the proprietary rents generated by their</w:t>
-      </w:r>
-      <w:r>
-        <w:t xml:space="preserve"> </w:t>
-      </w:r>
-      <w:r>
-        <w:t xml:space="preserve">internationalization activities. In high-quality institutional</w:t>
-      </w:r>
-      <w:r>
-        <w:t xml:space="preserve"> </w:t>
-      </w:r>
-      <w:r>
-        <w:t xml:space="preserve">environments (ICRV Regime I), strong IP protection and contract</w:t>
-      </w:r>
-      <w:r>
-        <w:t xml:space="preserve"> </w:t>
-      </w:r>
-      <w:r>
-        <w:t xml:space="preserve">enforcement allow firms to maintain competitive advantages across</w:t>
-      </w:r>
-      <w:r>
-        <w:t xml:space="preserve"> </w:t>
-      </w:r>
-      <w:r>
-        <w:t xml:space="preserve">foreign markets without the knowledge leakage and imitation risk that</w:t>
-      </w:r>
-      <w:r>
-        <w:t xml:space="preserve"> </w:t>
-      </w:r>
-      <w:r>
-        <w:t xml:space="preserve">characterize weaker institutional contexts (Kogut &amp; Zander, 1993;</w:t>
-      </w:r>
-      <w:r>
-        <w:t xml:space="preserve"> </w:t>
-      </w:r>
-      <w:r>
-        <w:t xml:space="preserve">Zaheer, 1995). Each unit of international expansion therefore translates</w:t>
-      </w:r>
-      <w:r>
-        <w:t xml:space="preserve"> </w:t>
-      </w:r>
-      <w:r>
-        <w:t xml:space="preserve">into larger cumulative rent streams, raising the average I→P effect</w:t>
-      </w:r>
-      <w:r>
-        <w:t xml:space="preserve"> </w:t>
-      </w:r>
-      <w:r>
-        <w:t xml:space="preserve">observed in studies drawing on Regime I samples.</w:t>
-      </w:r>
-    </w:p>
-    <w:p>
-      <w:pPr>
-        <w:pStyle w:val="BodyText"/>
-      </w:pPr>
-      <w:r>
-        <w:rPr>
-          <w:iCs/>
-          <w:i/>
-        </w:rPr>
-        <w:t xml:space="preserve">Liability-of-foreignness attenuation mechanism.</w:t>
-      </w:r>
-      <w:r>
-        <w:t xml:space="preserve"> </w:t>
-      </w:r>
-      <w:r>
-        <w:t xml:space="preserve">Zaheer (1995)</w:t>
-      </w:r>
-      <w:r>
-        <w:t xml:space="preserve"> </w:t>
-      </w:r>
-      <w:r>
-        <w:t xml:space="preserve">identifies liability of foreignness (LOF), the costs incurred by</w:t>
-      </w:r>
-      <w:r>
-        <w:t xml:space="preserve"> </w:t>
-      </w:r>
-      <w:r>
-        <w:t xml:space="preserve">foreign firms that domestic rivals do not bear, as a key driver of</w:t>
-      </w:r>
-      <w:r>
-        <w:t xml:space="preserve"> </w:t>
-      </w:r>
-      <w:r>
-        <w:t xml:space="preserve">internationalization costs. LOF is attenuated in high-quality</w:t>
-      </w:r>
-      <w:r>
-        <w:t xml:space="preserve"> </w:t>
-      </w:r>
-      <w:r>
-        <w:t xml:space="preserve">institutional environments because strong rule of law, transparent</w:t>
-      </w:r>
-      <w:r>
-        <w:t xml:space="preserve"> </w:t>
-      </w:r>
-      <w:r>
-        <w:t xml:space="preserve">regulatory processes, and low corruption reduce the information</w:t>
-      </w:r>
-      <w:r>
-        <w:t xml:space="preserve"> </w:t>
-      </w:r>
-      <w:r>
-        <w:t xml:space="preserve">asymmetries and discriminatory treatment that generate LOF in weaker</w:t>
-      </w:r>
-      <w:r>
-        <w:t xml:space="preserve"> </w:t>
-      </w:r>
-      <w:r>
-        <w:t xml:space="preserve">institutional contexts (Peng et al., 2008). When LOF is low (ICRV-I),</w:t>
-      </w:r>
-      <w:r>
-        <w:t xml:space="preserve"> </w:t>
-      </w:r>
-      <w:r>
-        <w:t xml:space="preserve">firms can capture a larger share of the productivity gains from</w:t>
-      </w:r>
-      <w:r>
-        <w:t xml:space="preserve"> </w:t>
-      </w:r>
-      <w:r>
-        <w:t xml:space="preserve">cross-border scale economies and learning, raising the meta-analytic</w:t>
-      </w:r>
-      <w:r>
-        <w:t xml:space="preserve"> </w:t>
-      </w:r>
-      <w:r>
-        <w:t xml:space="preserve">effect size.</w:t>
-      </w:r>
-    </w:p>
-    <w:p>
-      <w:pPr>
-        <w:pStyle w:val="BodyText"/>
-      </w:pPr>
-      <w:r>
-        <w:rPr>
-          <w:iCs/>
-          <w:i/>
-        </w:rPr>
-        <w:t xml:space="preserve">Institutional void amplification mechanism.</w:t>
-      </w:r>
-      <w:r>
-        <w:t xml:space="preserve"> </w:t>
-      </w:r>
-      <w:r>
-        <w:t xml:space="preserve">In institutional voids</w:t>
-      </w:r>
-      <w:r>
-        <w:t xml:space="preserve"> </w:t>
-      </w:r>
-      <w:r>
-        <w:t xml:space="preserve">environments where formal institutions are weak or absent, firms must</w:t>
-      </w:r>
-      <w:r>
-        <w:t xml:space="preserve"> </w:t>
-      </w:r>
-      <w:r>
-        <w:t xml:space="preserve">invest in substitute governance mechanisms (relationship capital,</w:t>
-      </w:r>
-      <w:r>
-        <w:t xml:space="preserve"> </w:t>
-      </w:r>
-      <w:r>
-        <w:t xml:space="preserve">political connections, informal contracts) that absorb managerial</w:t>
-      </w:r>
-      <w:r>
-        <w:t xml:space="preserve"> </w:t>
-      </w:r>
-      <w:r>
-        <w:t xml:space="preserve">attention and reduce the net productivity returns to</w:t>
-      </w:r>
-      <w:r>
-        <w:t xml:space="preserve"> </w:t>
-      </w:r>
-      <w:r>
-        <w:t xml:space="preserve">internationalization (Khanna &amp; Palepu, 2010). As institutional quality</w:t>
-      </w:r>
-      <w:r>
-        <w:t xml:space="preserve"> </w:t>
-      </w:r>
-      <w:r>
-        <w:t xml:space="preserve">declines across the ICRV spectrum (Regime II → III → SIDS/V), these</w:t>
-      </w:r>
-      <w:r>
-        <w:t xml:space="preserve"> </w:t>
-      </w:r>
-      <w:r>
-        <w:t xml:space="preserve">substitute governance costs accumulate, progressively depressing the I→P</w:t>
-      </w:r>
-      <w:r>
-        <w:t xml:space="preserve"> </w:t>
-      </w:r>
-      <w:r>
-        <w:t xml:space="preserve">effect toward zero and potentially negative territory.</w:t>
-      </w:r>
-    </w:p>
-    <w:p>
-      <w:pPr>
-        <w:pStyle w:val="BodyText"/>
-      </w:pPr>
-      <w:r>
-        <w:t xml:space="preserve">CIMT predicts between-regime heterogeneity in I→P effect sizes, with</w:t>
-      </w:r>
-      <w:r>
-        <w:t xml:space="preserve"> </w:t>
-      </w:r>
-      <w:r>
-        <w:t xml:space="preserve">Advanced-regime studies expected to show the largest effects because all</w:t>
-      </w:r>
-      <w:r>
-        <w:t xml:space="preserve"> </w:t>
-      </w:r>
-      <w:r>
-        <w:t xml:space="preserve">three CIMT mechanisms operate simultaneously at the institutional</w:t>
-      </w:r>
-      <w:r>
-        <w:t xml:space="preserve"> </w:t>
-      </w:r>
-      <w:r>
-        <w:t xml:space="preserve">frontier. Prior meta-analyses have not adequately tested this</w:t>
-      </w:r>
-      <w:r>
-        <w:t xml:space="preserve"> </w:t>
-      </w:r>
-      <w:r>
-        <w:t xml:space="preserve">institutional gradient because they lacked a fine-grained taxonomy that</w:t>
-      </w:r>
-      <w:r>
-        <w:t xml:space="preserve"> </w:t>
-      </w:r>
-      <w:r>
-        <w:t xml:space="preserve">disaggregates the spectrum from Advanced Innovation economies to</w:t>
-      </w:r>
-      <w:r>
-        <w:t xml:space="preserve"> </w:t>
-      </w:r>
-      <w:r>
-        <w:t xml:space="preserve">Frontier and SIDS contexts at sufficient resolution. Marano et al.</w:t>
-      </w:r>
-      <w:r>
-        <w:t xml:space="preserve"> </w:t>
-      </w:r>
-      <w:r>
-        <w:t xml:space="preserve">(2016) used a six-category global classification that did not separate</w:t>
-      </w:r>
-      <w:r>
-        <w:t xml:space="preserve"> </w:t>
-      </w:r>
-      <w:r>
-        <w:t xml:space="preserve">the Advanced/Upper-Middle/Emerging/Frontier spectrum examined here. The</w:t>
-      </w:r>
-      <w:r>
-        <w:t xml:space="preserve"> </w:t>
-      </w:r>
-      <w:r>
-        <w:t xml:space="preserve">ICRV 5-regime taxonomy, anchored in World Bank World Governance</w:t>
-      </w:r>
-      <w:r>
-        <w:t xml:space="preserve"> </w:t>
-      </w:r>
-      <w:r>
-        <w:t xml:space="preserve">Indicators (Rule of Law dimension, 2023 vintage) and applied to the full</w:t>
-      </w:r>
-      <w:r>
-        <w:t xml:space="preserve"> </w:t>
-      </w:r>
-      <w:r>
-        <w:t xml:space="preserve">k = 237 global study corpus, provides the first classification capable</w:t>
-      </w:r>
-      <w:r>
-        <w:t xml:space="preserve"> </w:t>
-      </w:r>
-      <w:r>
-        <w:t xml:space="preserve">of testing the CIMT between-regime prediction meta-analytically across</w:t>
-      </w:r>
-      <w:r>
-        <w:t xml:space="preserve"> </w:t>
-      </w:r>
-      <w:r>
-        <w:t xml:space="preserve">economies ranging from Singapore (WGI +1.84) to Pakistan (WGI −0.55) and</w:t>
-      </w:r>
-      <w:r>
-        <w:t xml:space="preserve"> </w:t>
-      </w:r>
-      <w:r>
-        <w:t xml:space="preserve">Iran (WGI −0.74).</w:t>
+        <w:t xml:space="preserve">(CIMT): the productivity return to international expansion depends on the degree to which home-country institutions let firm capabilities be deployed productively abroad. Three mechanisms operate. A</w:t>
+      </w:r>
+      <w:r>
+        <w:t xml:space="preserve"> </w:t>
+      </w:r>
+      <w:r>
+        <w:rPr>
+          <w:iCs/>
+          <w:i/>
+        </w:rPr>
+        <w:t xml:space="preserve">rent-protection</w:t>
+      </w:r>
+      <w:r>
+        <w:t xml:space="preserve"> </w:t>
+      </w:r>
+      <w:r>
+        <w:t xml:space="preserve">mechanism (Kogut &amp; Zander, 1993; Zaheer, 1995): strong IP protection and contract enforcement (ICRV Regime I) let firms retain rents across markets, raising the average effect. A</w:t>
+      </w:r>
+      <w:r>
+        <w:t xml:space="preserve"> </w:t>
+      </w:r>
+      <w:r>
+        <w:rPr>
+          <w:iCs/>
+          <w:i/>
+        </w:rPr>
+        <w:t xml:space="preserve">liability-of-foreignness attenuation</w:t>
+      </w:r>
+      <w:r>
+        <w:t xml:space="preserve"> </w:t>
+      </w:r>
+      <w:r>
+        <w:t xml:space="preserve">mechanism (Peng et al., 2008; Zaheer, 1995): transparent regulation and low corruption reduce LOF, enlarging captured gains. An</w:t>
+      </w:r>
+      <w:r>
+        <w:t xml:space="preserve"> </w:t>
+      </w:r>
+      <w:r>
+        <w:rPr>
+          <w:iCs/>
+          <w:i/>
+        </w:rPr>
+        <w:t xml:space="preserve">institutional-void amplification</w:t>
+      </w:r>
+      <w:r>
+        <w:t xml:space="preserve"> </w:t>
+      </w:r>
+      <w:r>
+        <w:t xml:space="preserve">mechanism (Khanna &amp; Palepu, 2010): as institutions weaken, substitute-governance costs accumulate, depressing the effect toward zero. CIMT therefore predicts between-regime heterogeneity, largest at the institutional frontier. Prior meta-analyses lacked a taxonomy fine enough to test this; Marano et al. (2016) used a coarse six-category scheme. The ICRV 5-regime taxonomy, anchored in World Bank WGI Rule of Law (2023) and applied to the full k = 237 corpus (Singapore WGI +1.84 to Pakistan −0.55, Iran −0.74), provides the first such test.</w:t>
       </w:r>
     </w:p>
     <w:p>
@@ -2922,61 +1873,13 @@
           <w:bCs/>
           <w:b/>
         </w:rPr>
-        <w:t xml:space="preserve">Hypothesis 1 (H1, ICRV between-regime heterogeneity):</w:t>
-      </w:r>
-      <w:r>
-        <w:t xml:space="preserve"> </w:t>
-      </w:r>
-      <w:r>
-        <w:t xml:space="preserve">Pooled I→P</w:t>
-      </w:r>
-      <w:r>
-        <w:t xml:space="preserve"> </w:t>
-      </w:r>
-      <w:r>
-        <w:t xml:space="preserve">effect sizes vary systematically across ICRV institutional regimes, with</w:t>
-      </w:r>
-      <w:r>
-        <w:t xml:space="preserve"> </w:t>
-      </w:r>
-      <w:r>
-        <w:t xml:space="preserve">Advanced-regime studies expected to show the largest average effects,</w:t>
-      </w:r>
-      <w:r>
-        <w:t xml:space="preserve"> </w:t>
-      </w:r>
-      <w:r>
-        <w:t xml:space="preserve">because formal institutions, contract enforcement, IP protection, and</w:t>
-      </w:r>
-      <w:r>
-        <w:t xml:space="preserve"> </w:t>
-      </w:r>
-      <w:r>
-        <w:t xml:space="preserve">reduced liability of foreignness, amplify the productivity returns to</w:t>
-      </w:r>
-      <w:r>
-        <w:t xml:space="preserve"> </w:t>
-      </w:r>
-      <w:r>
-        <w:t xml:space="preserve">international expansion through rent protection, LOF attenuation, and</w:t>
-      </w:r>
-      <w:r>
-        <w:t xml:space="preserve"> </w:t>
-      </w:r>
-      <w:r>
-        <w:t xml:space="preserve">void-cost reduction (Khanna &amp; Palepu, 2010; North, 1990; Zaheer, 1995).</w:t>
-      </w:r>
-      <w:r>
-        <w:t xml:space="preserve"> </w:t>
-      </w:r>
-      <w:r>
-        <w:t xml:space="preserve">Formally: the between-regime Q_M test for ICRV is statistically</w:t>
-      </w:r>
-      <w:r>
-        <w:t xml:space="preserve"> </w:t>
-      </w:r>
-      <w:r>
-        <w:t xml:space="preserve">significant (</w:t>
+        <w:t xml:space="preserve">Hypothesis 1 (ICRV between-regime heterogeneity):</w:t>
+      </w:r>
+      <w:r>
+        <w:t xml:space="preserve"> </w:t>
+      </w:r>
+      <w:r>
+        <w:t xml:space="preserve">Pooled I→P effects vary systematically across ICRV regimes, with Advanced-regime studies expected to show the largest average effects (Khanna &amp; Palepu, 2010; North, 1990; Zaheer, 1995). Formally, the between-regime Q_M test is significant (</w:t>
       </w:r>
       <w:r>
         <w:rPr>
@@ -2989,47 +1892,7 @@
         <w:t xml:space="preserve"> </w:t>
       </w:r>
       <w:r>
-        <w:t xml:space="preserve">&lt; .05), and the point estimate for Advanced-regime</w:t>
-      </w:r>
-      <w:r>
-        <w:t xml:space="preserve"> </w:t>
-      </w:r>
-      <w:r>
-        <w:t xml:space="preserve">studies (ICRV-I) exceeds those for Emerging (ICRV-III) and Mixed-regime</w:t>
-      </w:r>
-      <w:r>
-        <w:t xml:space="preserve"> </w:t>
-      </w:r>
-      <w:r>
-        <w:t xml:space="preserve">(MX) studies. The directional ordering among Frontier studies (ICRV-FR)</w:t>
-      </w:r>
-      <w:r>
-        <w:t xml:space="preserve"> </w:t>
-      </w:r>
-      <w:r>
-        <w:t xml:space="preserve">is treated as an exploratory question pending adequate</w:t>
-      </w:r>
-      <w:r>
-        <w:t xml:space="preserve"> </w:t>
-      </w:r>
-      <w:r>
-        <w:rPr>
-          <w:iCs/>
-          <w:i/>
-        </w:rPr>
-        <w:t xml:space="preserve">k</w:t>
-      </w:r>
-      <w:r>
-        <w:t xml:space="preserve"> </w:t>
-      </w:r>
-      <w:r>
-        <w:t xml:space="preserve">in that group</w:t>
-      </w:r>
-      <w:r>
-        <w:t xml:space="preserve"> </w:t>
-      </w:r>
-      <w:r>
-        <w:t xml:space="preserve">(see Exploratory Propositions 1a–1b).</w:t>
+        <w:t xml:space="preserve">&lt; .05) and the ICRV-I point estimate exceeds those for Emerging (ICRV-III) and Mixed (MX).</w:t>
       </w:r>
     </w:p>
     <w:p>
@@ -3041,123 +1904,39 @@
           <w:iCs/>
           <w:i/>
         </w:rPr>
-        <w:t xml:space="preserve">Exploratory Proposition 1a (E1a):</w:t>
-      </w:r>
-      <w:r>
-        <w:t xml:space="preserve"> </w:t>
-      </w:r>
-      <w:r>
-        <w:t xml:space="preserve">Studies drawing on Advanced-regime</w:t>
-      </w:r>
-      <w:r>
-        <w:t xml:space="preserve"> </w:t>
-      </w:r>
-      <w:r>
-        <w:t xml:space="preserve">firms (ICRV-I) are expected to show the largest pooled I→P effect,</w:t>
-      </w:r>
-      <w:r>
-        <w:t xml:space="preserve"> </w:t>
-      </w:r>
-      <w:r>
-        <w:t xml:space="preserve">reflecting simultaneous activation of the three CIMT rent-protection,</w:t>
-      </w:r>
-      <w:r>
-        <w:t xml:space="preserve"> </w:t>
-      </w:r>
-      <w:r>
-        <w:t xml:space="preserve">LOF-attenuation, and void-elimination mechanisms. The direction of E1a</w:t>
-      </w:r>
-      <w:r>
-        <w:t xml:space="preserve"> </w:t>
-      </w:r>
-      <w:r>
-        <w:t xml:space="preserve">is confirmatory; the magnitude is not pre-specified given heterogeneity</w:t>
-      </w:r>
-      <w:r>
-        <w:t xml:space="preserve"> </w:t>
-      </w:r>
-      <w:r>
-        <w:t xml:space="preserve">in DOI measurement and performance construct across ICRV-I studies.</w:t>
-      </w:r>
-    </w:p>
-    <w:p>
-      <w:pPr>
-        <w:pStyle w:val="BodyText"/>
-      </w:pPr>
-      <w:r>
-        <w:rPr>
-          <w:iCs/>
-          <w:i/>
-        </w:rPr>
-        <w:t xml:space="preserve">Exploratory Proposition 1b (E1b):</w:t>
-      </w:r>
-      <w:r>
-        <w:t xml:space="preserve"> </w:t>
-      </w:r>
-      <w:r>
-        <w:t xml:space="preserve">Studies drawing on Frontier-regime</w:t>
-      </w:r>
-      <w:r>
-        <w:t xml:space="preserve"> </w:t>
-      </w:r>
-      <w:r>
-        <w:t xml:space="preserve">firms (ICRV-FR) are expected to show the smallest, potentially null or</w:t>
-      </w:r>
-      <w:r>
-        <w:t xml:space="preserve"> </w:t>
-      </w:r>
-      <w:r>
-        <w:t xml:space="preserve">negative, pooled I→P effect, reflecting the dominance of institutional</w:t>
-      </w:r>
-      <w:r>
-        <w:t xml:space="preserve"> </w:t>
-      </w:r>
-      <w:r>
-        <w:t xml:space="preserve">void amplification costs over scale and learning returns. E1b is treated</w:t>
-      </w:r>
-      <w:r>
-        <w:t xml:space="preserve"> </w:t>
-      </w:r>
-      <w:r>
-        <w:t xml:space="preserve">as exploratory rather than confirmatory because current Frontier-group</w:t>
-      </w:r>
-      <w:r>
-        <w:t xml:space="preserve"> </w:t>
-      </w:r>
-      <w:r>
-        <w:rPr>
-          <w:iCs/>
-          <w:i/>
-        </w:rPr>
-        <w:t xml:space="preserve">k</w:t>
-      </w:r>
-      <w:r>
-        <w:t xml:space="preserve"> </w:t>
-      </w:r>
-      <w:r>
-        <w:t xml:space="preserve">= 3 is insufficient for reliable inference (at α = .05, minimum k</w:t>
-      </w:r>
-      <w:r>
-        <w:t xml:space="preserve"> </w:t>
-      </w:r>
-      <w:r>
-        <w:t xml:space="preserve">for stable random-effects moderation is typically k ≥ 10; Valentine et</w:t>
-      </w:r>
-      <w:r>
-        <w:t xml:space="preserve"> </w:t>
-      </w:r>
-      <w:r>
-        <w:t xml:space="preserve">al., 2010).</w:t>
+        <w:t xml:space="preserve">Exploratory Proposition E1a:</w:t>
+      </w:r>
+      <w:r>
+        <w:t xml:space="preserve"> </w:t>
+      </w:r>
+      <w:r>
+        <w:t xml:space="preserve">Advanced-regime (ICRV-I) studies show the largest pooled effect (direction confirmatory; magnitude not pre-specified).</w:t>
+      </w:r>
+      <w:r>
+        <w:t xml:space="preserve"> </w:t>
+      </w:r>
+      <w:r>
+        <w:rPr>
+          <w:iCs/>
+          <w:i/>
+        </w:rPr>
+        <w:t xml:space="preserve">Exploratory Proposition E1b:</w:t>
+      </w:r>
+      <w:r>
+        <w:t xml:space="preserve"> </w:t>
+      </w:r>
+      <w:r>
+        <w:t xml:space="preserve">Frontier-regime (ICRV-FR) studies show the smallest, potentially null/negative, effect; treated as exploratory because current Frontier k = 3 is below the k ≥ 10 needed for stable moderation (Valentine et al., 2010).</w:t>
       </w:r>
     </w:p>
     <w:bookmarkEnd w:id="23"/>
-    <w:bookmarkStart w:id="24" w:name="X2deb80d12906b7a6f29f11e064c8a8329815dad"/>
+    <w:bookmarkStart w:id="24" w:name="X56bcf813f2a95d583c2633c34dc43ef38ccc7de"/>
     <w:p>
       <w:pPr>
         <w:pStyle w:val="Heading3"/>
       </w:pPr>
       <w:r>
-        <w:t xml:space="preserve">2.3 Digital Paradox Lifecycle (DPL, New, Hm2)</w:t>
+        <w:t xml:space="preserve">2.3 Digital Paradox Lifecycle (H2)</w:t>
       </w:r>
     </w:p>
     <w:p>
@@ -3165,103 +1944,11 @@
         <w:pStyle w:val="FirstParagraph"/>
       </w:pPr>
       <w:r>
-        <w:t xml:space="preserve">The Digital Paradox Lifecycle is a temporal moderator grounded in</w:t>
-      </w:r>
-      <w:r>
-        <w:t xml:space="preserve"> </w:t>
-      </w:r>
-      <w:r>
-        <w:t xml:space="preserve">Brynjolfsson et al.'s (2021) productivity J-curve and David's (1990)</w:t>
-      </w:r>
-      <w:r>
-        <w:t xml:space="preserve"> </w:t>
-      </w:r>
-      <w:r>
-        <w:t xml:space="preserve">dynamo analogy. David's (1990) study of the transition from steam power</w:t>
-      </w:r>
-      <w:r>
-        <w:t xml:space="preserve"> </w:t>
-      </w:r>
-      <w:r>
-        <w:t xml:space="preserve">to electrification demonstrated that general-purpose technologies</w:t>
-      </w:r>
-      <w:r>
-        <w:t xml:space="preserve"> </w:t>
-      </w:r>
-      <w:r>
-        <w:t xml:space="preserve">require decades of complementary investment, in organizational</w:t>
-      </w:r>
-      <w:r>
-        <w:t xml:space="preserve"> </w:t>
-      </w:r>
-      <w:r>
-        <w:t xml:space="preserve">practices, worker skills, and infrastructure, before their productivity</w:t>
-      </w:r>
-      <w:r>
-        <w:t xml:space="preserve"> </w:t>
-      </w:r>
-      <w:r>
-        <w:t xml:space="preserve">benefits materialize. Brynjolfsson et al. (2021) applied this analogy to</w:t>
-      </w:r>
-      <w:r>
-        <w:t xml:space="preserve"> </w:t>
-      </w:r>
-      <w:r>
-        <w:t xml:space="preserve">the AI era, documenting a J-curve in which productivity first stagnates</w:t>
-      </w:r>
-      <w:r>
-        <w:t xml:space="preserve"> </w:t>
-      </w:r>
-      <w:r>
-        <w:t xml:space="preserve">as firms invest in digital infrastructure and then accelerates as</w:t>
-      </w:r>
-      <w:r>
-        <w:t xml:space="preserve"> </w:t>
-      </w:r>
-      <w:r>
-        <w:t xml:space="preserve">complementary assets mature. We extend this framework to the I→P</w:t>
-      </w:r>
-      <w:r>
-        <w:t xml:space="preserve"> </w:t>
-      </w:r>
-      <w:r>
-        <w:t xml:space="preserve">literature, arguing that the coordination cost compression enabled by</w:t>
-      </w:r>
-      <w:r>
-        <w:t xml:space="preserve"> </w:t>
-      </w:r>
-      <w:r>
-        <w:t xml:space="preserve">digital platforms follows a similar J-curve at the aggregate study</w:t>
-      </w:r>
-      <w:r>
-        <w:t xml:space="preserve"> </w:t>
-      </w:r>
-      <w:r>
-        <w:t xml:space="preserve">level.</w:t>
-      </w:r>
-    </w:p>
-    <w:p>
-      <w:pPr>
-        <w:pStyle w:val="BodyText"/>
-      </w:pPr>
-      <w:r>
-        <w:t xml:space="preserve">Three DPL phases characterize the digital transformation of</w:t>
-      </w:r>
-      <w:r>
-        <w:t xml:space="preserve"> </w:t>
-      </w:r>
-      <w:r>
-        <w:t xml:space="preserve">internationalization:</w:t>
-      </w:r>
-    </w:p>
-    <w:p>
-      <w:pPr>
-        <w:numPr>
-          <w:ilvl w:val="0"/>
-          <w:numId w:val="1001"/>
-        </w:numPr>
-        <w:pStyle w:val="Compact"/>
-      </w:pPr>
+        <w:t xml:space="preserve">The Digital Paradox Lifecycle (DPL) is a temporal moderator grounded in Brynjolfsson et al.'s (2021) productivity J-curve and David's (1990) dynamo analogy: general-purpose technologies require years of complementary investment before productivity gains materialize. Three phases characterize digital internationalization:</w:t>
+      </w:r>
+      <w:r>
+        <w:t xml:space="preserve"> </w:t>
+      </w:r>
       <w:r>
         <w:rPr>
           <w:bCs/>
@@ -3273,59 +1960,11 @@
         <w:t xml:space="preserve"> </w:t>
       </w:r>
       <w:r>
-        <w:t xml:space="preserve">(data collected predominantly before 2009): Low digital</w:t>
-      </w:r>
-      <w:r>
-        <w:t xml:space="preserve"> </w:t>
-      </w:r>
-      <w:r>
-        <w:t xml:space="preserve">penetration in cross-border trade. B2B e-commerce platforms,</w:t>
-      </w:r>
-      <w:r>
-        <w:t xml:space="preserve"> </w:t>
-      </w:r>
-      <w:r>
-        <w:t xml:space="preserve">cloud-based logistics management, and electronic payment systems have</w:t>
-      </w:r>
-      <w:r>
-        <w:t xml:space="preserve"> </w:t>
-      </w:r>
-      <w:r>
-        <w:t xml:space="preserve">not yet achieved the critical mass necessary to alter the coordination</w:t>
-      </w:r>
-      <w:r>
-        <w:t xml:space="preserve"> </w:t>
-      </w:r>
-      <w:r>
-        <w:t xml:space="preserve">cost structure of international operations. I→P dynamics in this</w:t>
-      </w:r>
-      <w:r>
-        <w:t xml:space="preserve"> </w:t>
-      </w:r>
-      <w:r>
-        <w:t xml:space="preserve">period are governed primarily by the traditional coordination cost</w:t>
-      </w:r>
-      <w:r>
-        <w:t xml:space="preserve"> </w:t>
-      </w:r>
-      <w:r>
-        <w:t xml:space="preserve">mechanisms documented by Hitt et al. (1997) and Lu and Beamish (2004);</w:t>
-      </w:r>
-      <w:r>
-        <w:t xml:space="preserve"> </w:t>
-      </w:r>
-      <w:r>
-        <w:t xml:space="preserve">the inverted-U is the expected modal form.</w:t>
-      </w:r>
-    </w:p>
-    <w:p>
-      <w:pPr>
-        <w:numPr>
-          <w:ilvl w:val="0"/>
-          <w:numId w:val="1001"/>
-        </w:numPr>
-        <w:pStyle w:val="Compact"/>
-      </w:pPr>
+        <w:t xml:space="preserve">(data predominantly pre-2009), low digital penetration, traditional coordination-cost dynamics and the inverted-U dominate;</w:t>
+      </w:r>
+      <w:r>
+        <w:t xml:space="preserve"> </w:t>
+      </w:r>
       <w:r>
         <w:rPr>
           <w:bCs/>
@@ -3337,65 +1976,11 @@
         <w:t xml:space="preserve"> </w:t>
       </w:r>
       <w:r>
-        <w:t xml:space="preserve">(data spanning 2005–2014): A transitional period in which</w:t>
-      </w:r>
-      <w:r>
-        <w:t xml:space="preserve"> </w:t>
-      </w:r>
-      <w:r>
-        <w:t xml:space="preserve">digital infrastructure is being built and firms begin to experiment</w:t>
-      </w:r>
-      <w:r>
-        <w:t xml:space="preserve"> </w:t>
-      </w:r>
-      <w:r>
-        <w:t xml:space="preserve">with digital coordination tools. The productivity effects are mixed:</w:t>
-      </w:r>
-      <w:r>
-        <w:t xml:space="preserve"> </w:t>
-      </w:r>
-      <w:r>
-        <w:t xml:space="preserve">early adopters may benefit from coordination cost reductions, but the</w:t>
-      </w:r>
-      <w:r>
-        <w:t xml:space="preserve"> </w:t>
-      </w:r>
-      <w:r>
-        <w:t xml:space="preserve">majority of firms have not yet accumulated the complementary</w:t>
-      </w:r>
-      <w:r>
-        <w:t xml:space="preserve"> </w:t>
-      </w:r>
-      <w:r>
-        <w:t xml:space="preserve">organizational capabilities (digital routines, platform-integrated</w:t>
-      </w:r>
-      <w:r>
-        <w:t xml:space="preserve"> </w:t>
-      </w:r>
-      <w:r>
-        <w:t xml:space="preserve">supply chains) to translate infrastructure availability into</w:t>
-      </w:r>
-      <w:r>
-        <w:t xml:space="preserve"> </w:t>
-      </w:r>
-      <w:r>
-        <w:t xml:space="preserve">productivity gains. I→P effect sizes in this period should be</w:t>
-      </w:r>
-      <w:r>
-        <w:t xml:space="preserve"> </w:t>
-      </w:r>
-      <w:r>
-        <w:t xml:space="preserve">heterogeneous, producing intermediate pooled estimates.</w:t>
-      </w:r>
-    </w:p>
-    <w:p>
-      <w:pPr>
-        <w:numPr>
-          <w:ilvl w:val="0"/>
-          <w:numId w:val="1001"/>
-        </w:numPr>
-        <w:pStyle w:val="Compact"/>
-      </w:pPr>
+        <w:t xml:space="preserve">(2005–2014), transitional and heterogeneous;</w:t>
+      </w:r>
+      <w:r>
+        <w:t xml:space="preserve"> </w:t>
+      </w:r>
       <w:r>
         <w:rPr>
           <w:bCs/>
@@ -3407,129 +1992,7 @@
         <w:t xml:space="preserve"> </w:t>
       </w:r>
       <w:r>
-        <w:t xml:space="preserve">(data collected predominantly after 2014): Digital</w:t>
-      </w:r>
-      <w:r>
-        <w:t xml:space="preserve"> </w:t>
-      </w:r>
-      <w:r>
-        <w:t xml:space="preserve">platforms, including cloud-based logistics, B2B e-commerce,</w:t>
-      </w:r>
-      <w:r>
-        <w:t xml:space="preserve"> </w:t>
-      </w:r>
-      <w:r>
-        <w:t xml:space="preserve">electronic payment systems, and digital trade finance, have reached</w:t>
-      </w:r>
-      <w:r>
-        <w:t xml:space="preserve"> </w:t>
-      </w:r>
-      <w:r>
-        <w:t xml:space="preserve">sufficient maturity and penetration in the Asia-Pacific region to</w:t>
-      </w:r>
-      <w:r>
-        <w:t xml:space="preserve"> </w:t>
-      </w:r>
-      <w:r>
-        <w:t xml:space="preserve">systematically compress coordination costs for internationalizing</w:t>
-      </w:r>
-      <w:r>
-        <w:t xml:space="preserve"> </w:t>
-      </w:r>
-      <w:r>
-        <w:t xml:space="preserve">firms. The complementary organizational investment lag documented by</w:t>
-      </w:r>
-      <w:r>
-        <w:t xml:space="preserve"> </w:t>
-      </w:r>
-      <w:r>
-        <w:t xml:space="preserve">Brynjolfsson et al. (2021) has been substantially absorbed; the</w:t>
-      </w:r>
-      <w:r>
-        <w:t xml:space="preserve"> </w:t>
-      </w:r>
-      <w:r>
-        <w:t xml:space="preserve">productivity J-curve has passed its inflection point. I→P effect sizes</w:t>
-      </w:r>
-      <w:r>
-        <w:t xml:space="preserve"> </w:t>
-      </w:r>
-      <w:r>
-        <w:t xml:space="preserve">in this period should be largest.</w:t>
-      </w:r>
-    </w:p>
-    <w:p>
-      <w:pPr>
-        <w:pStyle w:val="FirstParagraph"/>
-      </w:pPr>
-      <w:r>
-        <w:t xml:space="preserve">The choice of 2009 as the primary inflection point is grounded in three</w:t>
-      </w:r>
-      <w:r>
-        <w:t xml:space="preserve"> </w:t>
-      </w:r>
-      <w:r>
-        <w:t xml:space="preserve">empirical anchors: (1) the global proliferation of smartphones and</w:t>
-      </w:r>
-      <w:r>
-        <w:t xml:space="preserve"> </w:t>
-      </w:r>
-      <w:r>
-        <w:t xml:space="preserve">mobile internet (2007–2009) transformed cross-border communication</w:t>
-      </w:r>
-      <w:r>
-        <w:t xml:space="preserve"> </w:t>
-      </w:r>
-      <w:r>
-        <w:t xml:space="preserve">costs; (2) the rapid growth of B2B e-commerce platforms in China and</w:t>
-      </w:r>
-      <w:r>
-        <w:t xml:space="preserve"> </w:t>
-      </w:r>
-      <w:r>
-        <w:t xml:space="preserve">Southeast Asia (Alibaba B2B international: 2008–2010; Lazada: 2011;</w:t>
-      </w:r>
-      <w:r>
-        <w:t xml:space="preserve"> </w:t>
-      </w:r>
-      <w:r>
-        <w:t xml:space="preserve">Tokopedia: 2009) created new digital trade infrastructure specifically</w:t>
-      </w:r>
-      <w:r>
-        <w:t xml:space="preserve"> </w:t>
-      </w:r>
-      <w:r>
-        <w:t xml:space="preserve">suited to emerging Asia-Pacific exporters; (3) the 2009 global financial</w:t>
-      </w:r>
-      <w:r>
-        <w:t xml:space="preserve"> </w:t>
-      </w:r>
-      <w:r>
-        <w:t xml:space="preserve">crisis accelerated digital adoption among SMEs as a cost-reduction</w:t>
-      </w:r>
-      <w:r>
-        <w:t xml:space="preserve"> </w:t>
-      </w:r>
-      <w:r>
-        <w:t xml:space="preserve">strategy. These three concurrent developments make 2009 a defensible</w:t>
-      </w:r>
-      <w:r>
-        <w:t xml:space="preserve"> </w:t>
-      </w:r>
-      <w:r>
-        <w:t xml:space="preserve">global inflection point for digital adoption in trade-oriented economies</w:t>
-      </w:r>
-      <w:r>
-        <w:t xml:space="preserve"> </w:t>
-      </w:r>
-      <w:r>
-        <w:t xml:space="preserve">rather than an arbitrary choice; the Asia-Pacific region, home to 52%</w:t>
-      </w:r>
-      <w:r>
-        <w:t xml:space="preserve"> </w:t>
-      </w:r>
-      <w:r>
-        <w:t xml:space="preserve">of the k = 237 corpus, was a primary site of this diffusion.</w:t>
+        <w:t xml:space="preserve">(post-2014), digital platforms reach maturity and compress coordination costs, so effects should be largest. The 2009 inflection is anchored empirically in the 2007–2009 smartphone/mobile-internet diffusion, the 2008–2011 rise of Asia-Pacific B2B e-commerce (Alibaba International, Lazada, Tokopedia), and post-2009 SME digital adoption; the Asia-Pacific region is 52% of the corpus.</w:t>
       </w:r>
     </w:p>
     <w:p>
@@ -3541,119 +2004,13 @@
           <w:bCs/>
           <w:b/>
         </w:rPr>
-        <w:t xml:space="preserve">Hypothesis 2 (H2, DPL phase):</w:t>
-      </w:r>
-      <w:r>
-        <w:t xml:space="preserve"> </w:t>
-      </w:r>
-      <w:r>
-        <w:t xml:space="preserve">Studies drawing predominantly on</w:t>
-      </w:r>
-      <w:r>
-        <w:t xml:space="preserve"> </w:t>
-      </w:r>
-      <w:r>
-        <w:t xml:space="preserve">post-2014 data (DPL Follow phase) are expected to show larger pooled I→P</w:t>
-      </w:r>
-      <w:r>
-        <w:t xml:space="preserve"> </w:t>
-      </w:r>
-      <w:r>
-        <w:t xml:space="preserve">effects than studies drawing on pre-2009 data (DPL Precede phase),</w:t>
-      </w:r>
-      <w:r>
-        <w:t xml:space="preserve"> </w:t>
-      </w:r>
-      <w:r>
-        <w:t xml:space="preserve">because digital platforms had reached the maturity threshold at which</w:t>
-      </w:r>
-      <w:r>
-        <w:t xml:space="preserve"> </w:t>
-      </w:r>
-      <w:r>
-        <w:t xml:space="preserve">coordination-cost compression systematically raises the net productivity</w:t>
-      </w:r>
-      <w:r>
-        <w:t xml:space="preserve"> </w:t>
-      </w:r>
-      <w:r>
-        <w:t xml:space="preserve">return to international expansion (Brynjolfsson et al., 2021; David,</w:t>
-      </w:r>
-      <w:r>
-        <w:t xml:space="preserve"> </w:t>
-      </w:r>
-      <w:r>
-        <w:t xml:space="preserve">1990). Span-phase studies (data spanning 2005–2014) are expected to show</w:t>
-      </w:r>
-      <w:r>
-        <w:t xml:space="preserve"> </w:t>
-      </w:r>
-      <w:r>
-        <w:t xml:space="preserve">intermediate effects, reflecting the transitional period in which</w:t>
-      </w:r>
-      <w:r>
-        <w:t xml:space="preserve"> </w:t>
-      </w:r>
-      <w:r>
-        <w:t xml:space="preserve">digital infrastructure was building but complementary organizational</w:t>
-      </w:r>
-      <w:r>
-        <w:t xml:space="preserve"> </w:t>
-      </w:r>
-      <w:r>
-        <w:t xml:space="preserve">capabilities had not yet been absorbed. Formally:</w:t>
-      </w:r>
-      <w:r>
-        <w:t xml:space="preserve"> </w:t>
-      </w:r>
-      <w:r>
-        <w:rPr>
-          <w:iCs/>
-          <w:i/>
-        </w:rPr>
-        <w:t xml:space="preserve">r̄</w:t>
-      </w:r>
-      <w:r>
-        <w:t xml:space="preserve">(Follow) &gt;</w:t>
-      </w:r>
-      <w:r>
-        <w:t xml:space="preserve"> </w:t>
-      </w:r>
-      <w:r>
-        <w:rPr>
-          <w:iCs/>
-          <w:i/>
-        </w:rPr>
-        <w:t xml:space="preserve">r̄</w:t>
-      </w:r>
-      <w:r>
-        <w:t xml:space="preserve">(Precede), with</w:t>
-      </w:r>
-      <w:r>
-        <w:t xml:space="preserve"> </w:t>
-      </w:r>
-      <w:r>
-        <w:rPr>
-          <w:iCs/>
-          <w:i/>
-        </w:rPr>
-        <w:t xml:space="preserve">r̄</w:t>
-      </w:r>
-      <w:r>
-        <w:t xml:space="preserve">(Span) expected intermediate; the between-phase</w:t>
-      </w:r>
-      <w:r>
-        <w:t xml:space="preserve"> </w:t>
-      </w:r>
-      <w:r>
-        <w:rPr>
-          <w:iCs/>
-          <w:i/>
-        </w:rPr>
-        <w:t xml:space="preserve">Q</w:t>
-      </w:r>
-      <w:r>
-        <w:t xml:space="preserve">_M test is expected to reach statistical significance (</w:t>
+        <w:t xml:space="preserve">Hypothesis 2 (DPL phase):</w:t>
+      </w:r>
+      <w:r>
+        <w:t xml:space="preserve"> </w:t>
+      </w:r>
+      <w:r>
+        <w:t xml:space="preserve">Studies on post-2014 data (Follow) show larger pooled I→P effects than pre-2009 (Precede) studies, with Span intermediate (Brynjolfsson et al., 2021; David, 1990); the between-phase Q_M test is expected significant (</w:t>
       </w:r>
       <w:r>
         <w:rPr>
@@ -3666,64 +2023,17 @@
         <w:t xml:space="preserve"> </w:t>
       </w:r>
       <w:r>
-        <w:t xml:space="preserve">&lt; .05).</w:t>
-      </w:r>
-      <w:r>
-        <w:t xml:space="preserve"> </w:t>
-      </w:r>
-      <w:r>
-        <w:t xml:space="preserve">This prediction is bounded by the Brynjolfsson et al. (2021) J-curve</w:t>
-      </w:r>
-      <w:r>
-        <w:t xml:space="preserve"> </w:t>
-      </w:r>
-      <w:r>
-        <w:t xml:space="preserve">logic: even if the DPL effect is real, the statistical precision of the</w:t>
-      </w:r>
-      <w:r>
-        <w:t xml:space="preserve"> </w:t>
-      </w:r>
-      <w:r>
-        <w:rPr>
-          <w:iCs/>
-          <w:i/>
-        </w:rPr>
-        <w:t xml:space="preserve">Q</w:t>
-      </w:r>
-      <w:r>
-        <w:t xml:space="preserve">_M test depends on within-phase k and cross-phase variance in effect</w:t>
-      </w:r>
-      <w:r>
-        <w:t xml:space="preserve"> </w:t>
-      </w:r>
-      <w:r>
-        <w:t xml:space="preserve">sizes, below approximately k = 30 per phase, the between-group test is</w:t>
-      </w:r>
-      <w:r>
-        <w:t xml:space="preserve"> </w:t>
-      </w:r>
-      <w:r>
-        <w:t xml:space="preserve">underpowered for detection of moderate-size moderation (</w:t>
-      </w:r>
-      <w:r>
-        <w:rPr>
-          <w:iCs/>
-          <w:i/>
-        </w:rPr>
-        <w:t xml:space="preserve">f</w:t>
-      </w:r>
-      <w:r>
-        <w:t xml:space="preserve">² &lt; 0.10).</w:t>
+        <w:t xml:space="preserve">&lt; .05). Detection is bounded by within-phase k (below ~30 per phase the test is underpowered).</w:t>
       </w:r>
     </w:p>
     <w:bookmarkEnd w:id="24"/>
-    <w:bookmarkStart w:id="25" w:name="Xb1c138680495182103a8a51fe62639318953aef"/>
+    <w:bookmarkStart w:id="25" w:name="X7396c84a58a901f6382de3a73ce5704f8cd234e"/>
     <w:p>
       <w:pPr>
         <w:pStyle w:val="Heading3"/>
       </w:pPr>
       <w:r>
-        <w:t xml:space="preserve">2.4 cDAI as Amplifier (Hm3)</w:t>
+        <w:t xml:space="preserve">2.4 cDAI as amplifier (H3)</w:t>
       </w:r>
     </w:p>
     <w:p>
@@ -3731,389 +2041,7 @@
         <w:pStyle w:val="FirstParagraph"/>
       </w:pPr>
       <w:r>
-        <w:t xml:space="preserve">National digital adoption (cDAI) is a country-level construct that</w:t>
-      </w:r>
-      <w:r>
-        <w:t xml:space="preserve"> </w:t>
-      </w:r>
-      <w:r>
-        <w:t xml:space="preserve">captures the aggregate availability of digital infrastructure as a</w:t>
-      </w:r>
-      <w:r>
-        <w:t xml:space="preserve"> </w:t>
-      </w:r>
-      <w:r>
-        <w:t xml:space="preserve">coordination-enabling environment. It is analytically distinct from</w:t>
-      </w:r>
-      <w:r>
-        <w:t xml:space="preserve"> </w:t>
-      </w:r>
-      <w:r>
-        <w:t xml:space="preserve">firm-level digital adoption (DAI) in two important respects. First, cDAI</w:t>
-      </w:r>
-      <w:r>
-        <w:t xml:space="preserve"> </w:t>
-      </w:r>
-      <w:r>
-        <w:t xml:space="preserve">is an</w:t>
-      </w:r>
-      <w:r>
-        <w:t xml:space="preserve"> </w:t>
-      </w:r>
-      <w:r>
-        <w:rPr>
-          <w:iCs/>
-          <w:i/>
-        </w:rPr>
-        <w:t xml:space="preserve">ecosystem property</w:t>
-      </w:r>
-      <w:r>
-        <w:t xml:space="preserve"> </w:t>
-      </w:r>
-      <w:r>
-        <w:t xml:space="preserve">rather than a firm choice: it reflects the</w:t>
-      </w:r>
-      <w:r>
-        <w:t xml:space="preserve"> </w:t>
-      </w:r>
-      <w:r>
-        <w:t xml:space="preserve">density of broadband coverage, electronic payment infrastructure,</w:t>
-      </w:r>
-      <w:r>
-        <w:t xml:space="preserve"> </w:t>
-      </w:r>
-      <w:r>
-        <w:t xml:space="preserve">digital identity systems, and regulatory support for digital commerce</w:t>
-      </w:r>
-      <w:r>
-        <w:t xml:space="preserve"> </w:t>
-      </w:r>
-      <w:r>
-        <w:t xml:space="preserve">that exists in a country's economic environment regardless of any</w:t>
-      </w:r>
-      <w:r>
-        <w:t xml:space="preserve"> </w:t>
-      </w:r>
-      <w:r>
-        <w:t xml:space="preserve">individual firm's adoption decision. Second, cDAI operates at the</w:t>
-      </w:r>
-      <w:r>
-        <w:t xml:space="preserve"> </w:t>
-      </w:r>
-      <w:r>
-        <w:t xml:space="preserve">between-study level in a meta-analysis: variation in the pooled I→P</w:t>
-      </w:r>
-      <w:r>
-        <w:t xml:space="preserve"> </w:t>
-      </w:r>
-      <w:r>
-        <w:t xml:space="preserve">effect across studies is partly attributable to variation in the</w:t>
-      </w:r>
-      <w:r>
-        <w:t xml:space="preserve"> </w:t>
-      </w:r>
-      <w:r>
-        <w:t xml:space="preserve">national digital infrastructure environments from which those studies'</w:t>
-      </w:r>
-      <w:r>
-        <w:t xml:space="preserve"> </w:t>
-      </w:r>
-      <w:r>
-        <w:t xml:space="preserve">samples were drawn.</w:t>
-      </w:r>
-    </w:p>
-    <w:p>
-      <w:pPr>
-        <w:pStyle w:val="BodyText"/>
-      </w:pPr>
-      <w:r>
-        <w:t xml:space="preserve">Measurement of cDAI follows established indices. The primary source is</w:t>
-      </w:r>
-      <w:r>
-        <w:t xml:space="preserve"> </w:t>
-      </w:r>
-      <w:r>
-        <w:t xml:space="preserve">the World Bank Digital Adoption Index (2016 vintage: Knomad/ICT; updated</w:t>
-      </w:r>
-      <w:r>
-        <w:t xml:space="preserve"> </w:t>
-      </w:r>
-      <w:r>
-        <w:t xml:space="preserve">through ITU Digital Development Index for 2017–2026), which aggregates</w:t>
-      </w:r>
-      <w:r>
-        <w:t xml:space="preserve"> </w:t>
-      </w:r>
-      <w:r>
-        <w:t xml:space="preserve">Tier-1 and Tier-2 digital adoption across government, business, and</w:t>
-      </w:r>
-      <w:r>
-        <w:t xml:space="preserve"> </w:t>
-      </w:r>
-      <w:r>
-        <w:t xml:space="preserve">household sectors into a composite 0–1 score (Sahay et al., 2020). For</w:t>
-      </w:r>
-      <w:r>
-        <w:t xml:space="preserve"> </w:t>
-      </w:r>
-      <w:r>
-        <w:t xml:space="preserve">studies where country-year DAI scores are unavailable, the ITU ICT</w:t>
-      </w:r>
-      <w:r>
-        <w:t xml:space="preserve"> </w:t>
-      </w:r>
-      <w:r>
-        <w:t xml:space="preserve">Development Index serves as a substitute, with linear rescaling to 0–1.</w:t>
-      </w:r>
-      <w:r>
-        <w:t xml:space="preserve"> </w:t>
-      </w:r>
-      <w:r>
-        <w:t xml:space="preserve">Country-year assignment follows the dominant data period of each study:</w:t>
-      </w:r>
-      <w:r>
-        <w:t xml:space="preserve"> </w:t>
-      </w:r>
-      <w:r>
-        <w:t xml:space="preserve">a study using 2018–2020 panel data from Vietnam is assigned Vietnam's</w:t>
-      </w:r>
-      <w:r>
-        <w:t xml:space="preserve"> </w:t>
-      </w:r>
-      <w:r>
-        <w:t xml:space="preserve">2019 cDAI score.</w:t>
-      </w:r>
-    </w:p>
-    <w:p>
-      <w:pPr>
-        <w:pStyle w:val="BodyText"/>
-      </w:pPr>
-      <w:r>
-        <w:t xml:space="preserve">The mechanism by which cDAI amplifies the I→P relationship operates</w:t>
-      </w:r>
-      <w:r>
-        <w:t xml:space="preserve"> </w:t>
-      </w:r>
-      <w:r>
-        <w:t xml:space="preserve">through the</w:t>
-      </w:r>
-      <w:r>
-        <w:t xml:space="preserve"> </w:t>
-      </w:r>
-      <w:r>
-        <w:rPr>
-          <w:iCs/>
-          <w:i/>
-        </w:rPr>
-        <w:t xml:space="preserve">coordination platform effect</w:t>
-      </w:r>
-      <w:r>
-        <w:t xml:space="preserve"> </w:t>
-      </w:r>
-      <w:r>
-        <w:t xml:space="preserve">(Stallkamp &amp; Schotter, 2021):</w:t>
-      </w:r>
-      <w:r>
-        <w:t xml:space="preserve"> </w:t>
-      </w:r>
-      <w:r>
-        <w:t xml:space="preserve">in countries where Tier-1 and Tier-2 digital tools are widely diffused,</w:t>
-      </w:r>
-      <w:r>
-        <w:t xml:space="preserve"> </w:t>
-      </w:r>
-      <w:r>
-        <w:t xml:space="preserve">firms face a richer ecosystem of digital coordination channels that</w:t>
-      </w:r>
-      <w:r>
-        <w:t xml:space="preserve"> </w:t>
-      </w:r>
-      <w:r>
-        <w:t xml:space="preserve">reduce the per-unit cost of cross-border transactions. This reduction is</w:t>
-      </w:r>
-      <w:r>
-        <w:t xml:space="preserve"> </w:t>
-      </w:r>
-      <w:r>
-        <w:t xml:space="preserve">not uniform across all export intensities. For firms at low</w:t>
-      </w:r>
-      <w:r>
-        <w:t xml:space="preserve"> </w:t>
-      </w:r>
-      <w:r>
-        <w:t xml:space="preserve">internationalization intensities, the availability of digital</w:t>
-      </w:r>
-      <w:r>
-        <w:t xml:space="preserve"> </w:t>
-      </w:r>
-      <w:r>
-        <w:t xml:space="preserve">coordination tools may not generate measurable I→P gains because the</w:t>
-      </w:r>
-      <w:r>
-        <w:t xml:space="preserve"> </w:t>
-      </w:r>
-      <w:r>
-        <w:t xml:space="preserve">volume of cross-border transactions does not justify intensive use of</w:t>
-      </w:r>
-      <w:r>
-        <w:t xml:space="preserve"> </w:t>
-      </w:r>
-      <w:r>
-        <w:t xml:space="preserve">digital platforms. For firms at higher internationalization intensities,</w:t>
-      </w:r>
-      <w:r>
-        <w:t xml:space="preserve"> </w:t>
-      </w:r>
-      <w:r>
-        <w:t xml:space="preserve">however, digital coordination tools become critically</w:t>
-      </w:r>
-      <w:r>
-        <w:t xml:space="preserve"> </w:t>
-      </w:r>
-      <w:r>
-        <w:t xml:space="preserve">productivity-relevant as they substitute for the physical coordination</w:t>
-      </w:r>
-      <w:r>
-        <w:t xml:space="preserve"> </w:t>
-      </w:r>
-      <w:r>
-        <w:t xml:space="preserve">investments that would otherwise be required (Bharadwaj et al., 2013;</w:t>
-      </w:r>
-      <w:r>
-        <w:t xml:space="preserve"> </w:t>
-      </w:r>
-      <w:r>
-        <w:t xml:space="preserve">Verhoef et al., 2021). The cDAI amplification therefore predicts a</w:t>
-      </w:r>
-      <w:r>
-        <w:t xml:space="preserve"> </w:t>
-      </w:r>
-      <w:r>
-        <w:t xml:space="preserve">positive meta-regression coefficient in a study-level regression where</w:t>
-      </w:r>
-      <w:r>
-        <w:t xml:space="preserve"> </w:t>
-      </w:r>
-      <w:r>
-        <w:t xml:space="preserve">cDAI scores predict pooled I→P effect sizes, reflecting the</w:t>
-      </w:r>
-      <w:r>
-        <w:t xml:space="preserve"> </w:t>
-      </w:r>
-      <w:r>
-        <w:t xml:space="preserve">country-level analog of the export-contingent digital complementarity</w:t>
-      </w:r>
-      <w:r>
-        <w:t xml:space="preserve"> </w:t>
-      </w:r>
-      <w:r>
-        <w:t xml:space="preserve">mechanism documented at the firm level in the Asia-Pacific primary</w:t>
-      </w:r>
-      <w:r>
-        <w:t xml:space="preserve"> </w:t>
-      </w:r>
-      <w:r>
-        <w:t xml:space="preserve">studies.</w:t>
-      </w:r>
-    </w:p>
-    <w:p>
-      <w:pPr>
-        <w:pStyle w:val="BodyText"/>
-      </w:pPr>
-      <w:r>
-        <w:t xml:space="preserve">The cDAI amplification is expected to be concentrated in the DPL Follow</w:t>
-      </w:r>
-      <w:r>
-        <w:t xml:space="preserve"> </w:t>
-      </w:r>
-      <w:r>
-        <w:t xml:space="preserve">phase (post-2014) because it is only in this period that digital</w:t>
-      </w:r>
-      <w:r>
-        <w:t xml:space="preserve"> </w:t>
-      </w:r>
-      <w:r>
-        <w:t xml:space="preserve">infrastructure has reached sufficient maturity to serve as a</w:t>
-      </w:r>
-      <w:r>
-        <w:t xml:space="preserve"> </w:t>
-      </w:r>
-      <w:r>
-        <w:t xml:space="preserve">coordination platform rather than a mere communication tool. In the</w:t>
-      </w:r>
-      <w:r>
-        <w:t xml:space="preserve"> </w:t>
-      </w:r>
-      <w:r>
-        <w:t xml:space="preserve">Precede phase, high cDAI does not yet translate into coordination cost</w:t>
-      </w:r>
-      <w:r>
-        <w:t xml:space="preserve"> </w:t>
-      </w:r>
-      <w:r>
-        <w:t xml:space="preserve">compression because B2B digital platforms and electronic payment systems</w:t>
-      </w:r>
-      <w:r>
-        <w:t xml:space="preserve"> </w:t>
-      </w:r>
-      <w:r>
-        <w:t xml:space="preserve">are not yet integrated into international trade workflows. In the Follow</w:t>
-      </w:r>
-      <w:r>
-        <w:t xml:space="preserve"> </w:t>
-      </w:r>
-      <w:r>
-        <w:t xml:space="preserve">phase, the same cDAI level enables firms to access a fully integrated</w:t>
-      </w:r>
-      <w:r>
-        <w:t xml:space="preserve"> </w:t>
-      </w:r>
-      <w:r>
-        <w:t xml:space="preserve">digital coordination ecosystem, generating the amplification predicted</w:t>
-      </w:r>
-      <w:r>
-        <w:t xml:space="preserve"> </w:t>
-      </w:r>
-      <w:r>
-        <w:t xml:space="preserve">by H3.</w:t>
-      </w:r>
-    </w:p>
-    <w:p>
-      <w:pPr>
-        <w:pStyle w:val="BodyText"/>
-      </w:pPr>
-      <w:r>
-        <w:t xml:space="preserve">Bustamante et al. (2022) provide the closest prior evidence: they find</w:t>
-      </w:r>
-      <w:r>
-        <w:t xml:space="preserve"> </w:t>
-      </w:r>
-      <w:r>
-        <w:t xml:space="preserve">that national digital capabilities interact with institutional quality</w:t>
-      </w:r>
-      <w:r>
-        <w:t xml:space="preserve"> </w:t>
-      </w:r>
-      <w:r>
-        <w:t xml:space="preserve">in determining SME internationalization success in a cross-country</w:t>
-      </w:r>
-      <w:r>
-        <w:t xml:space="preserve"> </w:t>
-      </w:r>
-      <w:r>
-        <w:t xml:space="preserve">sample. The present study extends this finding to the meta-analytic</w:t>
-      </w:r>
-      <w:r>
-        <w:t xml:space="preserve"> </w:t>
-      </w:r>
-      <w:r>
-        <w:t xml:space="preserve">level and introduces the DPL phase as a temporal boundary condition that</w:t>
-      </w:r>
-      <w:r>
-        <w:t xml:space="preserve"> </w:t>
-      </w:r>
-      <w:r>
-        <w:t xml:space="preserve">moderates when cDAI amplification is detectable.</w:t>
+        <w:t xml:space="preserve">National digital adoption (cDAI) is an ecosystem property, broadband, electronic payments, digital identity, regulatory support, that exists independently of any firm's choice and varies between studies. It is measured on a 0–1 scale from the World Bank Digital Adoption Index (2016; Sahay et al., 2020), with the ITU Digital Development Index (rescaled) as substitute; country-year assignment follows each study's median data year. The amplification operates through the coordination-platform effect (Stallkamp &amp; Schotter, 2021): where Tier-1/Tier-2 tools are diffused, the per-unit cost of cross-border transactions falls, especially for higher-intensity internationalizers (Bharadwaj et al., 2013; Verhoef et al., 2021). Bustamante et al. (2022) provide the closest prior cross-country evidence; we extend it meta-analytically and bound it by DPL phase.</w:t>
       </w:r>
     </w:p>
     <w:p>
@@ -4125,61 +2053,13 @@
           <w:bCs/>
           <w:b/>
         </w:rPr>
-        <w:t xml:space="preserve">Hypothesis 3 (H3, cDAI amplification):</w:t>
-      </w:r>
-      <w:r>
-        <w:t xml:space="preserve"> </w:t>
-      </w:r>
-      <w:r>
-        <w:t xml:space="preserve">Studies drawing on samples</w:t>
-      </w:r>
-      <w:r>
-        <w:t xml:space="preserve"> </w:t>
-      </w:r>
-      <w:r>
-        <w:t xml:space="preserve">from high-cDAI national contexts are expected to show larger pooled I→P</w:t>
-      </w:r>
-      <w:r>
-        <w:t xml:space="preserve"> </w:t>
-      </w:r>
-      <w:r>
-        <w:t xml:space="preserve">effects than studies from low-cDAI contexts (</w:t>
-      </w:r>
-      <w:r>
-        <w:rPr>
-          <w:iCs/>
-          <w:i/>
-        </w:rPr>
-        <w:t xml:space="preserve">r̄</w:t>
-      </w:r>
-      <w:r>
-        <w:t xml:space="preserve">[High-cDAI] &gt;</w:t>
-      </w:r>
-      <w:r>
-        <w:t xml:space="preserve"> </w:t>
-      </w:r>
-      <w:r>
-        <w:rPr>
-          <w:iCs/>
-          <w:i/>
-        </w:rPr>
-        <w:t xml:space="preserve">r̄</w:t>
-      </w:r>
-      <w:r>
-        <w:t xml:space="preserve">[Low-cDAI]; between-group</w:t>
-      </w:r>
-      <w:r>
-        <w:t xml:space="preserve"> </w:t>
-      </w:r>
-      <w:r>
-        <w:rPr>
-          <w:iCs/>
-          <w:i/>
-        </w:rPr>
-        <w:t xml:space="preserve">Q</w:t>
-      </w:r>
-      <w:r>
-        <w:t xml:space="preserve">_M statistically significant,</w:t>
+        <w:t xml:space="preserve">Hypothesis 3 (cDAI amplification):</w:t>
+      </w:r>
+      <w:r>
+        <w:t xml:space="preserve"> </w:t>
+      </w:r>
+      <w:r>
+        <w:t xml:space="preserve">Studies from high-cDAI contexts show larger pooled I→P effects than low-cDAI studies (between-group Q_M significant,</w:t>
       </w:r>
       <w:r>
         <w:t xml:space="preserve"> </w:t>
@@ -4195,107 +2075,17 @@
         <w:t xml:space="preserve"> </w:t>
       </w:r>
       <w:r>
-        <w:t xml:space="preserve">&lt;</w:t>
-      </w:r>
-      <w:r>
-        <w:t xml:space="preserve"> </w:t>
-      </w:r>
-      <w:r>
-        <w:t xml:space="preserve">.05), because mature national digital infrastructure reduces the</w:t>
-      </w:r>
-      <w:r>
-        <w:t xml:space="preserve"> </w:t>
-      </w:r>
-      <w:r>
-        <w:t xml:space="preserve">per-unit coordination cost of cross-border expansion through the</w:t>
-      </w:r>
-      <w:r>
-        <w:t xml:space="preserve"> </w:t>
-      </w:r>
-      <w:r>
-        <w:t xml:space="preserve">coordination platform effect (Stallkamp &amp; Schotter, 2021). The cDAI</w:t>
-      </w:r>
-      <w:r>
-        <w:t xml:space="preserve"> </w:t>
-      </w:r>
-      <w:r>
-        <w:t xml:space="preserve">amplification is operationalized as a between-group comparison across</w:t>
-      </w:r>
-      <w:r>
-        <w:t xml:space="preserve"> </w:t>
-      </w:r>
-      <w:r>
-        <w:t xml:space="preserve">three tiers (Low / Medium / High) classified from World Bank Digital</w:t>
-      </w:r>
-      <w:r>
-        <w:t xml:space="preserve"> </w:t>
-      </w:r>
-      <w:r>
-        <w:t xml:space="preserve">Adoption Index and ITU ICT Development Index scores, rather than as a</w:t>
-      </w:r>
-      <w:r>
-        <w:t xml:space="preserve"> </w:t>
-      </w:r>
-      <w:r>
-        <w:t xml:space="preserve">continuous meta-regression coefficient, because the study corpus does</w:t>
-      </w:r>
-      <w:r>
-        <w:t xml:space="preserve"> </w:t>
-      </w:r>
-      <w:r>
-        <w:t xml:space="preserve">not yet provide sufficient within-tier variance for reliable continuous</w:t>
-      </w:r>
-      <w:r>
-        <w:t xml:space="preserve"> </w:t>
-      </w:r>
-      <w:r>
-        <w:t xml:space="preserve">moderation estimation. The amplification is bounded by DPL phase: H3 is</w:t>
-      </w:r>
-      <w:r>
-        <w:t xml:space="preserve"> </w:t>
-      </w:r>
-      <w:r>
-        <w:t xml:space="preserve">expected to be most consistently detectable in Follow-phase studies</w:t>
-      </w:r>
-      <w:r>
-        <w:t xml:space="preserve"> </w:t>
-      </w:r>
-      <w:r>
-        <w:t xml:space="preserve">(post-2014), where national digital infrastructure has reached the</w:t>
-      </w:r>
-      <w:r>
-        <w:t xml:space="preserve"> </w:t>
-      </w:r>
-      <w:r>
-        <w:t xml:space="preserve">maturity threshold necessary to function as an active coordination</w:t>
-      </w:r>
-      <w:r>
-        <w:t xml:space="preserve"> </w:t>
-      </w:r>
-      <w:r>
-        <w:t xml:space="preserve">platform; in Precede-phase studies, high cDAI is not expected to amplify</w:t>
-      </w:r>
-      <w:r>
-        <w:t xml:space="preserve"> </w:t>
-      </w:r>
-      <w:r>
-        <w:t xml:space="preserve">I→P because B2B digital trade infrastructure had not yet achieved</w:t>
-      </w:r>
-      <w:r>
-        <w:t xml:space="preserve"> </w:t>
-      </w:r>
-      <w:r>
-        <w:t xml:space="preserve">critical mass regardless of country-level adoption scores.</w:t>
+        <w:t xml:space="preserve">&lt; .05), operationalized as a Low/Medium/High comparison; the effect is expected to be concentrated in Follow-phase studies.</w:t>
       </w:r>
     </w:p>
     <w:bookmarkEnd w:id="25"/>
-    <w:bookmarkStart w:id="26" w:name="Xf3e5d346ebc5a17228cb32efda8c89f8560d468"/>
+    <w:bookmarkStart w:id="26" w:name="Xd6077087b9573096b494e1050255764306afad2"/>
     <w:p>
       <w:pPr>
         <w:pStyle w:val="Heading3"/>
       </w:pPr>
       <w:r>
-        <w:t xml:space="preserve">2.5 Publication Bias as Null Hypothesis</w:t>
+        <w:t xml:space="preserve">2.5 Publication bias as a formal null (H4)</w:t>
       </w:r>
     </w:p>
     <w:p>
@@ -4303,153 +2093,23 @@
         <w:pStyle w:val="FirstParagraph"/>
       </w:pPr>
       <w:r>
-        <w:t xml:space="preserve">Given the history of selective reporting in IB meta-analyses (Borenstein</w:t>
-      </w:r>
-      <w:r>
-        <w:t xml:space="preserve"> </w:t>
-      </w:r>
-      <w:r>
-        <w:t xml:space="preserve">et al., 2021), we test publication bias as a formal null hypothesis:</w:t>
-      </w:r>
-    </w:p>
-    <w:p>
-      <w:pPr>
-        <w:pStyle w:val="BodyText"/>
-      </w:pPr>
+        <w:t xml:space="preserve">Given selective reporting in IB meta-analyses (Borenstein et al., 2021; Dickersin, 1990), we test publication bias formally.</w:t>
+      </w:r>
+      <w:r>
+        <w:t xml:space="preserve"> </w:t>
+      </w:r>
       <w:r>
         <w:rPr>
           <w:bCs/>
           <w:b/>
         </w:rPr>
-        <w:t xml:space="preserve">Hypothesis 4 (H4, Publication bias):</w:t>
-      </w:r>
-      <w:r>
-        <w:t xml:space="preserve"> </w:t>
-      </w:r>
-      <w:r>
-        <w:t xml:space="preserve">Selective reporting of</w:t>
-      </w:r>
-      <w:r>
-        <w:t xml:space="preserve"> </w:t>
-      </w:r>
-      <w:r>
-        <w:t xml:space="preserve">statistically significant positive I→P results is expected to inflate</w:t>
-      </w:r>
-      <w:r>
-        <w:t xml:space="preserve"> </w:t>
-      </w:r>
-      <w:r>
-        <w:t xml:space="preserve">the raw pooled effect relative to the true underlying population effect,</w:t>
-      </w:r>
-      <w:r>
-        <w:t xml:space="preserve"> </w:t>
-      </w:r>
-      <w:r>
-        <w:t xml:space="preserve">because positive results are more likely to be published in the I→P</w:t>
-      </w:r>
-      <w:r>
-        <w:t xml:space="preserve"> </w:t>
-      </w:r>
-      <w:r>
-        <w:t xml:space="preserve">literature (Borenstein et al., 2021; Dickersin, 1990). Three directional</w:t>
-      </w:r>
-      <w:r>
-        <w:t xml:space="preserve"> </w:t>
-      </w:r>
-      <w:r>
-        <w:t xml:space="preserve">predictions follow: (H4a) Funnel-plot asymmetry tests (Egger's</w:t>
-      </w:r>
-      <w:r>
-        <w:t xml:space="preserve"> </w:t>
-      </w:r>
-      <w:r>
-        <w:t xml:space="preserve">regression intercept, Begg's rank correlation) are expected to be</w:t>
-      </w:r>
-      <w:r>
-        <w:t xml:space="preserve"> </w:t>
-      </w:r>
-      <w:r>
-        <w:t xml:space="preserve">statistically significant, indicating that smaller-sample studies show</w:t>
-      </w:r>
-      <w:r>
-        <w:t xml:space="preserve"> </w:t>
-      </w:r>
-      <w:r>
-        <w:t xml:space="preserve">disproportionately large positive effects relative to the</w:t>
-      </w:r>
-      <w:r>
-        <w:t xml:space="preserve"> </w:t>
-      </w:r>
-      <w:r>
-        <w:t xml:space="preserve">regression-estimated pooled mean; (H4b) Duval and Tweedie's (2000)</w:t>
-      </w:r>
-      <w:r>
-        <w:t xml:space="preserve"> </w:t>
-      </w:r>
-      <w:r>
-        <w:t xml:space="preserve">trim-and-fill procedure is expected to impute missing studies on the</w:t>
-      </w:r>
-      <w:r>
-        <w:t xml:space="preserve"> </w:t>
-      </w:r>
-      <w:r>
-        <w:t xml:space="preserve">left side of the funnel (suppressed null/negative results) and produce a</w:t>
-      </w:r>
-      <w:r>
-        <w:t xml:space="preserve"> </w:t>
-      </w:r>
-      <w:r>
-        <w:t xml:space="preserve">bias-adjusted pooled estimate (</w:t>
-      </w:r>
-      <w:r>
-        <w:rPr>
-          <w:iCs/>
-          <w:i/>
-        </w:rPr>
-        <w:t xml:space="preserve">r̄</w:t>
-      </w:r>
-      <w:r>
-        <w:t xml:space="preserve">_adj) that is smaller than the raw</w:t>
-      </w:r>
-      <w:r>
-        <w:t xml:space="preserve"> </w:t>
-      </w:r>
-      <w:r>
-        <w:t xml:space="preserve">estimate but remains positive (</w:t>
-      </w:r>
-      <w:r>
-        <w:rPr>
-          <w:iCs/>
-          <w:i/>
-        </w:rPr>
-        <w:t xml:space="preserve">r̄</w:t>
-      </w:r>
-      <w:r>
-        <w:t xml:space="preserve">_adj &gt; 0); (H4c) Orwin's (1983)</w:t>
-      </w:r>
-      <w:r>
-        <w:t xml:space="preserve"> </w:t>
-      </w:r>
-      <w:r>
-        <w:t xml:space="preserve">fail-safe N is expected to substantially exceed the threshold of 2, 000</w:t>
-      </w:r>
-      <w:r>
-        <w:t xml:space="preserve"> </w:t>
-      </w:r>
-      <w:r>
-        <w:t xml:space="preserve">studies required to reduce the pooled effect to a negligible level,</w:t>
-      </w:r>
-      <w:r>
-        <w:t xml:space="preserve"> </w:t>
-      </w:r>
-      <w:r>
-        <w:t xml:space="preserve">confirming that the positive I→P effect is not an artifact of</w:t>
-      </w:r>
-      <w:r>
-        <w:t xml:space="preserve"> </w:t>
-      </w:r>
-      <w:r>
-        <w:t xml:space="preserve">publication bias alone.</w:t>
+        <w:t xml:space="preserve">Hypothesis 4:</w:t>
+      </w:r>
+      <w:r>
+        <w:t xml:space="preserve"> </w:t>
+      </w:r>
+      <w:r>
+        <w:t xml:space="preserve">Selective reporting inflates the raw pooled effect. (H4a) Funnel asymmetry tests (Egger, Begg) are expected significant; (H4b) trim-and-fill (Duval &amp; Tweedie, 2000) imputes left-side studies and yields a smaller but still positive adjusted estimate; (H4c) Orwin's (1983) fail-safe N exceeds the threshold needed to render the effect negligible.</w:t>
       </w:r>
     </w:p>
     <w:bookmarkEnd w:id="26"/>
@@ -4459,7 +2119,7 @@
         <w:pStyle w:val="Heading3"/>
       </w:pPr>
       <w:r>
-        <w:t xml:space="preserve">2.6 Conceptual Model</w:t>
+        <w:t xml:space="preserve">2.6 Conceptual model</w:t>
       </w:r>
     </w:p>
     <w:p>
@@ -4467,204 +2127,22 @@
         <w:pStyle w:val="FirstParagraph"/>
       </w:pPr>
       <w:r>
-        <w:t xml:space="preserve">Figure 1: Conceptual model, Three-level MARA with ICRV, cDAI, and DPL</w:t>
-      </w:r>
-      <w:r>
-        <w:t xml:space="preserve"> </w:t>
-      </w:r>
-      <w:r>
-        <w:t xml:space="preserve">moderators</w:t>
-      </w:r>
-    </w:p>
-    <w:p>
-      <w:pPr>
-        <w:pStyle w:val="BodyText"/>
-      </w:pPr>
-      <w:r>
-        <w:rPr>
-          <w:iCs/>
-          <w:i/>
-        </w:rPr>
-        <w:t xml:space="preserve">Figure 1.</w:t>
-      </w:r>
-      <w:r>
-        <w:t xml:space="preserve"> </w:t>
-      </w:r>
-      <w:r>
-        <w:t xml:space="preserve">Conceptual model for Paper 6 (Three-Level Meta-Analytic</w:t>
-      </w:r>
-      <w:r>
-        <w:t xml:space="preserve"> </w:t>
-      </w:r>
-      <w:r>
-        <w:t xml:space="preserve">Regression Analysis).</w:t>
-      </w:r>
-    </w:p>
-    <w:p>
-      <w:pPr>
-        <w:pStyle w:val="BodyText"/>
-      </w:pPr>
-      <w:r>
-        <w:rPr>
-          <w:iCs/>
-          <w:i/>
-        </w:rPr>
-        <w:t xml:space="preserve">Note:</w:t>
-      </w:r>
-      <w:r>
-        <w:t xml:space="preserve"> </w:t>
-      </w:r>
-      <w:r>
-        <w:t xml:space="preserve">Solid arrows represent the primary meta-analytic effect</w:t>
-      </w:r>
-      <w:r>
-        <w:t xml:space="preserve"> </w:t>
-      </w:r>
-      <w:r>
-        <w:t xml:space="preserve">(baseline I→P pooled effect, k = 237 studies from 49 economies, K = 287</w:t>
-      </w:r>
-      <w:r>
-        <w:t xml:space="preserve"> </w:t>
-      </w:r>
-      <w:r>
-        <w:t xml:space="preserve">effects, r̄ = 0.074, 95% CI [0.060, 0.088]). Dashed arrows represent</w:t>
-      </w:r>
-      <w:r>
-        <w:t xml:space="preserve"> </w:t>
-      </w:r>
-      <w:r>
-        <w:t xml:space="preserve">hypothesised moderating relationships. Three study-level constructs were</w:t>
-      </w:r>
-      <w:r>
-        <w:t xml:space="preserve"> </w:t>
-      </w:r>
-      <w:r>
-        <w:t xml:space="preserve">tested as moderators: (1) ICRV Regime (H1), hypothesised between-regime</w:t>
-      </w:r>
-      <w:r>
-        <w:t xml:space="preserve"> </w:t>
-      </w:r>
-      <w:r>
-        <w:t xml:space="preserve">Q_M statistically significant; H1 confirmed (Q_M = 17.35, p = .002);</w:t>
-      </w:r>
-      <w:r>
-        <w:t xml:space="preserve"> </w:t>
-      </w:r>
-      <w:r>
-        <w:t xml:space="preserve">directional Exploratory Propositions E1a (Advanced largest) and E1b</w:t>
-      </w:r>
-      <w:r>
-        <w:t xml:space="preserve"> </w:t>
-      </w:r>
-      <w:r>
-        <w:t xml:space="preserve">(Frontier smallest) not meta-analytically confirmable at k = 3 Frontier.</w:t>
-      </w:r>
-      <w:r>
-        <w:t xml:space="preserve"> </w:t>
-      </w:r>
-      <w:r>
-        <w:t xml:space="preserve">(2) cDAI, Country Digital Adoption Index (H3), hypothesised positive</w:t>
-      </w:r>
-      <w:r>
-        <w:t xml:space="preserve"> </w:t>
-      </w:r>
-      <w:r>
-        <w:t xml:space="preserve">amplification [High &gt; Low]; actual Q_M = 1.34 (p = .513), H3 not</w:t>
-      </w:r>
-      <w:r>
-        <w:t xml:space="preserve"> </w:t>
-      </w:r>
-      <w:r>
-        <w:t xml:space="preserve">supported. (3) DPL Phase (H2), hypothesised Follow &gt; Precede; actual</w:t>
-      </w:r>
-      <w:r>
-        <w:t xml:space="preserve"> </w:t>
-      </w:r>
-      <w:r>
-        <w:t xml:space="preserve">Q_M = 0.62 (p = .734), H2 not supported. The three-level model nests K =</w:t>
-      </w:r>
-      <w:r>
-        <w:t xml:space="preserve"> </w:t>
-      </w:r>
-      <w:r>
-        <w:t xml:space="preserve">287 effects within k = 237 studies (σ²_within = 0.00878, I²_(2) =</w:t>
-      </w:r>
-      <w:r>
-        <w:t xml:space="preserve"> </w:t>
-      </w:r>
-      <w:r>
-        <w:t xml:space="preserve">54.1%) within between-study heterogeneity (σ²_between = 0.00136, I²_(3)</w:t>
-      </w:r>
-      <w:r>
-        <w:t xml:space="preserve"> </w:t>
-      </w:r>
-      <w:r>
-        <w:t xml:space="preserve">= 8.4%); total I² = 62.5%. Publication bias (H4 confirmed): Egger's b =</w:t>
-      </w:r>
-      <w:r>
-        <w:t xml:space="preserve"> </w:t>
-      </w:r>
-      <w:r>
-        <w:t xml:space="preserve">0.487 (p = .052), Begg's τ = −0.132 (p = .001); trim-and-fill imputes k</w:t>
-      </w:r>
-      <w:r>
-        <w:t xml:space="preserve"> </w:t>
-      </w:r>
-      <w:r>
-        <w:t xml:space="preserve">= 57 studies, adjusted r = 0.035; fail-safe N = 44, 782. Abbreviations:</w:t>
-      </w:r>
-      <w:r>
-        <w:t xml:space="preserve"> </w:t>
-      </w:r>
-      <w:r>
-        <w:t xml:space="preserve">ICRV = Innovation–Capability–Resource–Vulnerability; cDAI =</w:t>
-      </w:r>
-      <w:r>
-        <w:t xml:space="preserve"> </w:t>
-      </w:r>
-      <w:r>
-        <w:t xml:space="preserve">country-level Digital Adoption Index; DPL = Digital Paradox Lifecycle;</w:t>
-      </w:r>
-      <w:r>
-        <w:t xml:space="preserve"> </w:t>
-      </w:r>
-      <w:r>
-        <w:t xml:space="preserve">MARA = Meta-Analytic Regression Analysis. Target journal:</w:t>
-      </w:r>
-      <w:r>
-        <w:t xml:space="preserve"> </w:t>
-      </w:r>
-      <w:r>
-        <w:rPr>
-          <w:iCs/>
-          <w:i/>
-        </w:rPr>
-        <w:t xml:space="preserve">International</w:t>
-      </w:r>
-      <w:r>
-        <w:rPr>
-          <w:iCs/>
-          <w:i/>
-        </w:rPr>
-        <w:t xml:space="preserve"> </w:t>
-      </w:r>
-      <w:r>
-        <w:rPr>
-          <w:iCs/>
-          <w:i/>
-        </w:rPr>
-        <w:t xml:space="preserve">Business Review</w:t>
-      </w:r>
-      <w:r>
-        <w:t xml:space="preserve"> </w:t>
-      </w:r>
-      <w:r>
-        <w:t xml:space="preserve">(IBR, Elsevier, IF ≈ 5.5).</w:t>
+        <w:rPr>
+          <w:iCs/>
+          <w:i/>
+        </w:rPr>
+        <w:t xml:space="preserve">Figure 1</w:t>
+      </w:r>
+      <w:r>
+        <w:t xml:space="preserve"> </w:t>
+      </w:r>
+      <w:r>
+        <w:t xml:space="preserve">presents the three-level MARA with ICRV (H1), cDAI (H3), and DPL (H2) as study-level moderators of the baseline I→P pooled effect, with publication bias (H4) assessed at the synthesis level. The model nests K = 287 effects within k = 237 studies (σ²_within = 0.00878, I²₍₂₎ = 54.1%) within between-study heterogeneity (σ²_between = 0.00136, I²₍₃₎ = 8.4%); total I² = 62.5%.</w:t>
       </w:r>
     </w:p>
     <w:bookmarkEnd w:id="27"/>
     <w:bookmarkEnd w:id="28"/>
-    <w:bookmarkStart w:id="39" w:name="Xeae2dc85413e447d2c08d145b986cffc1f454f7"/>
+    <w:bookmarkStart w:id="35" w:name="Xeae2dc85413e447d2c08d145b986cffc1f454f7"/>
     <w:p>
       <w:pPr>
         <w:pStyle w:val="Heading2"/>
@@ -4678,94 +2156,16 @@
         <w:pStyle w:val="FirstParagraph"/>
       </w:pPr>
       <w:r>
-        <w:t xml:space="preserve">The methodological approach follows the APA Meta-Analysis Reporting</w:t>
-      </w:r>
-      <w:r>
-        <w:t xml:space="preserve"> </w:t>
-      </w:r>
-      <w:r>
-        <w:t xml:space="preserve">Standards (Cooper, 2010) and the PRISMA 2020 statement (Page et al.,</w:t>
-      </w:r>
-      <w:r>
-        <w:t xml:space="preserve"> </w:t>
-      </w:r>
-      <w:r>
-        <w:t xml:space="preserve">2021). Pre-registration on the Open Science Framework (OSF) preceded all</w:t>
-      </w:r>
-      <w:r>
-        <w:t xml:space="preserve"> </w:t>
-      </w:r>
-      <w:r>
-        <w:t xml:space="preserve">effect-size extraction activities; the registration document specifies</w:t>
-      </w:r>
-      <w:r>
-        <w:t xml:space="preserve"> </w:t>
-      </w:r>
-      <w:r>
-        <w:t xml:space="preserve">the search protocol, eligibility criteria, coding rules for all seven</w:t>
-      </w:r>
-      <w:r>
-        <w:t xml:space="preserve"> </w:t>
-      </w:r>
-      <w:r>
-        <w:t xml:space="preserve">moderators, and the planned statistical analyses. Three-level</w:t>
-      </w:r>
-      <w:r>
-        <w:t xml:space="preserve"> </w:t>
-      </w:r>
-      <w:r>
-        <w:t xml:space="preserve">meta-analytic regression analysis (MARA) was selected over conventional</w:t>
-      </w:r>
-      <w:r>
-        <w:t xml:space="preserve"> </w:t>
-      </w:r>
-      <w:r>
-        <w:t xml:space="preserve">random-effects meta-analysis because the present corpus contains</w:t>
-      </w:r>
-      <w:r>
-        <w:t xml:space="preserve"> </w:t>
-      </w:r>
-      <w:r>
-        <w:t xml:space="preserve">multiple effect sizes per study, a structural feature that violates the</w:t>
-      </w:r>
-      <w:r>
-        <w:t xml:space="preserve"> </w:t>
-      </w:r>
-      <w:r>
-        <w:t xml:space="preserve">independence assumption underlying single-level estimators (Cheung,</w:t>
-      </w:r>
-      <w:r>
-        <w:t xml:space="preserve"> </w:t>
-      </w:r>
-      <w:r>
-        <w:t xml:space="preserve">2014; Van den Noortgate et al., 2013). The three-level model decomposes</w:t>
-      </w:r>
-      <w:r>
-        <w:t xml:space="preserve"> </w:t>
-      </w:r>
-      <w:r>
-        <w:t xml:space="preserve">total heterogeneity into within-study (σ²_(2)) and between-study</w:t>
-      </w:r>
-      <w:r>
-        <w:t xml:space="preserve"> </w:t>
-      </w:r>
-      <w:r>
-        <w:t xml:space="preserve">(σ²_(3)) components, enabling correct attribution of variance to</w:t>
-      </w:r>
-      <w:r>
-        <w:t xml:space="preserve"> </w:t>
-      </w:r>
-      <w:r>
-        <w:t xml:space="preserve">methodological versus contextual sources.</w:t>
-      </w:r>
-    </w:p>
-    <w:bookmarkStart w:id="29" w:name="X8beda39a661fcb1509b7059043e15ad6d0ce778"/>
+        <w:t xml:space="preserve">The approach follows the APA Meta-Analysis Reporting Standards (Cooper, 2010) and PRISMA 2020 (Page et al., 2021); pre-registration on OSF preceded all effect-size extraction. Three-level MARA was chosen over single-level random effects because the corpus contains multiple effects per study, violating independence (Cheung, 2014; Van den Noortgate et al., 2013); the model decomposes total heterogeneity into within-study (σ²₍₂₎) and between-study (σ²₍₃₎) components.</w:t>
+      </w:r>
+    </w:p>
+    <w:bookmarkStart w:id="29" w:name="X1802a217dd512d878ac4ac3d31ded1d752133f7"/>
     <w:p>
       <w:pPr>
         <w:pStyle w:val="Heading3"/>
       </w:pPr>
       <w:r>
-        <w:t xml:space="preserve">3.1 Search Strategy and Study Identification</w:t>
+        <w:t xml:space="preserve">3.1 Search strategy</w:t>
       </w:r>
     </w:p>
     <w:p>
@@ -4773,220 +2173,17 @@
         <w:pStyle w:val="FirstParagraph"/>
       </w:pPr>
       <w:r>
-        <w:rPr>
-          <w:bCs/>
-          <w:b/>
-        </w:rPr>
-        <w:t xml:space="preserve">Database coverage.</w:t>
-      </w:r>
-      <w:r>
-        <w:t xml:space="preserve"> </w:t>
-      </w:r>
-      <w:r>
-        <w:t xml:space="preserve">The primary search was conducted on Web of</w:t>
-      </w:r>
-      <w:r>
-        <w:t xml:space="preserve"> </w:t>
-      </w:r>
-      <w:r>
-        <w:t xml:space="preserve">Science (WoS Core Collection: SSCI, SCI-E, ESCI) and Scopus, the two</w:t>
-      </w:r>
-      <w:r>
-        <w:t xml:space="preserve"> </w:t>
-      </w:r>
-      <w:r>
-        <w:t xml:space="preserve">most comprehensive multi-disciplinary databases for peer-reviewed</w:t>
-      </w:r>
-      <w:r>
-        <w:t xml:space="preserve"> </w:t>
-      </w:r>
-      <w:r>
-        <w:t xml:space="preserve">international business research (Kraus et al., 2022). Supplementary</w:t>
-      </w:r>
-      <w:r>
-        <w:t xml:space="preserve"> </w:t>
-      </w:r>
-      <w:r>
-        <w:t xml:space="preserve">searches were conducted in ABI/INFORM Complete, Business Source Complete</w:t>
-      </w:r>
-      <w:r>
-        <w:t xml:space="preserve"> </w:t>
-      </w:r>
-      <w:r>
-        <w:t xml:space="preserve">(EBSCO), ScienceDirect, SpringerLink, and Emerald Insight to maximize</w:t>
-      </w:r>
-      <w:r>
-        <w:t xml:space="preserve"> </w:t>
-      </w:r>
-      <w:r>
-        <w:t xml:space="preserve">coverage of specialist international business and management journals</w:t>
-      </w:r>
-      <w:r>
-        <w:t xml:space="preserve"> </w:t>
-      </w:r>
-      <w:r>
-        <w:t xml:space="preserve">not fully indexed in WoS or Scopus. Supplementary hand-searching via</w:t>
-      </w:r>
-      <w:r>
-        <w:t xml:space="preserve"> </w:t>
-      </w:r>
-      <w:r>
-        <w:t xml:space="preserve">backward citation tracking was applied to five anchor meta-analyses:</w:t>
-      </w:r>
-      <w:r>
-        <w:t xml:space="preserve"> </w:t>
-      </w:r>
-      <w:r>
-        <w:t xml:space="preserve">Bausch and Krist (2007), Kirca et al. (2012), Marano et al. (2016),</w:t>
-      </w:r>
-      <w:r>
-        <w:t xml:space="preserve"> </w:t>
-      </w:r>
-      <w:r>
-        <w:t xml:space="preserve">Schwens et al. (2018), and Arte and Larimo (2022); forward citation</w:t>
-      </w:r>
-      <w:r>
-        <w:t xml:space="preserve"> </w:t>
-      </w:r>
-      <w:r>
-        <w:t xml:space="preserve">tracking was conducted in Google Scholar using the same five anchors to</w:t>
-      </w:r>
-      <w:r>
-        <w:t xml:space="preserve"> </w:t>
-      </w:r>
-      <w:r>
-        <w:t xml:space="preserve">identify citing literature published after 2022.</w:t>
-      </w:r>
-    </w:p>
-    <w:p>
-      <w:pPr>
-        <w:pStyle w:val="BodyText"/>
-      </w:pPr>
-      <w:r>
-        <w:rPr>
-          <w:bCs/>
-          <w:b/>
-        </w:rPr>
-        <w:t xml:space="preserve">Search string (WoS Topic field):</w:t>
-      </w:r>
-    </w:p>
-    <w:p>
-      <w:pPr>
-        <w:pStyle w:val="SourceCode"/>
-      </w:pPr>
-      <w:r>
-        <w:rPr>
-          <w:rStyle w:val="VerbatimChar"/>
-        </w:rPr>
-        <w:t xml:space="preserve">TS = ("internationalization" OR "internationalisation" OR "multinationality"</w:t>
-      </w:r>
-      <w:r>
-        <w:br/>
-      </w:r>
-      <w:r>
-        <w:rPr>
-          <w:rStyle w:val="VerbatimChar"/>
-        </w:rPr>
-        <w:t xml:space="preserve">      OR "degree of internationalization" OR "degree of internationalisation"</w:t>
-      </w:r>
-      <w:r>
-        <w:br/>
-      </w:r>
-      <w:r>
-        <w:rPr>
-          <w:rStyle w:val="VerbatimChar"/>
-        </w:rPr>
-        <w:t xml:space="preserve">      OR "international diversification" OR "geographic diversification"</w:t>
-      </w:r>
-      <w:r>
-        <w:br/>
-      </w:r>
-      <w:r>
-        <w:rPr>
-          <w:rStyle w:val="VerbatimChar"/>
-        </w:rPr>
-        <w:t xml:space="preserve">      OR "foreign sales" OR "foreign sales to total sales" OR "FSTS"</w:t>
-      </w:r>
-      <w:r>
-        <w:br/>
-      </w:r>
-      <w:r>
-        <w:rPr>
-          <w:rStyle w:val="VerbatimChar"/>
-        </w:rPr>
-        <w:t xml:space="preserve">      OR "foreign assets" OR "foreign assets to total assets" OR "FATA"</w:t>
-      </w:r>
-      <w:r>
-        <w:br/>
-      </w:r>
-      <w:r>
-        <w:rPr>
-          <w:rStyle w:val="VerbatimChar"/>
-        </w:rPr>
-        <w:t xml:space="preserve">      OR "export intensity" OR "export scope" OR "export ratio"</w:t>
-      </w:r>
-      <w:r>
-        <w:br/>
-      </w:r>
-      <w:r>
-        <w:rPr>
-          <w:rStyle w:val="VerbatimChar"/>
-        </w:rPr>
-        <w:t xml:space="preserve">      OR "foreign market entry" OR "foreign subsidiaries")</w:t>
-      </w:r>
-      <w:r>
-        <w:br/>
-      </w:r>
-      <w:r>
-        <w:rPr>
-          <w:rStyle w:val="VerbatimChar"/>
-        </w:rPr>
-        <w:t xml:space="preserve">AND TS = ("firm performance" OR "enterprise performance" OR "corporate performance"</w:t>
-      </w:r>
-      <w:r>
-        <w:br/>
-      </w:r>
-      <w:r>
-        <w:rPr>
-          <w:rStyle w:val="VerbatimChar"/>
-        </w:rPr>
-        <w:t xml:space="preserve">          OR "financial performance" OR "business performance"</w:t>
-      </w:r>
-      <w:r>
-        <w:br/>
-      </w:r>
-      <w:r>
-        <w:rPr>
-          <w:rStyle w:val="VerbatimChar"/>
-        </w:rPr>
-        <w:t xml:space="preserve">          OR "ROA" OR "Tobin's Q" OR "return on assets" OR "profitability"</w:t>
-      </w:r>
-      <w:r>
-        <w:br/>
-      </w:r>
-      <w:r>
-        <w:rPr>
-          <w:rStyle w:val="VerbatimChar"/>
-        </w:rPr>
-        <w:t xml:space="preserve">          OR "labor productivity" OR "labour productivity" OR "total factor productivity"</w:t>
-      </w:r>
-      <w:r>
-        <w:br/>
-      </w:r>
-      <w:r>
-        <w:rPr>
-          <w:rStyle w:val="VerbatimChar"/>
-        </w:rPr>
-        <w:t xml:space="preserve">          OR "return on equity" OR "return on sales" OR "firm efficiency")</w:t>
-      </w:r>
-      <w:r>
-        <w:br/>
-      </w:r>
-      <w:r>
-        <w:rPr>
-          <w:rStyle w:val="VerbatimChar"/>
-        </w:rPr>
-        <w:t xml:space="preserve">AND TS = (correlation OR regression OR coefficient OR "effect size" OR "r =")</w:t>
+        <w:t xml:space="preserve">The primary search covered Web of Science (SSCI, SCI-E, ESCI) and Scopus, the most comprehensive databases for IB research (Kraus et al., 2022), supplemented by ABI/INFORM, Business Source Complete, ScienceDirect, SpringerLink, and Emerald Insight, plus backward and forward citation tracking from five anchor meta-analyses (Bausch &amp; Krist, 2007; Kirca et al., 2012; Marano et al., 2016; Schwens et al., 2018; Arte &amp; Larimo, 2022). Topic terms combined internationalization measures (internationalization/internationalisation, multinationality, degree of internationalization, international/geographic diversification, foreign sales/FSTS, foreign assets/FATA, export intensity, foreign market entry, foreign subsidiaries) with performance measures (firm/financial/business performance, ROA, ROE, ROS, Tobin's Q, profitability, labor/total-factor productivity, efficiency) and an analysis term (correlation, regression, coefficient, effect size). The Scopus equivalent recalled 29/30 known-item papers (97%). Temporal coverage was January 1977–March 2026 (Rugman, 1976; Vernon, 1971).</w:t>
+      </w:r>
+    </w:p>
+    <w:bookmarkEnd w:id="29"/>
+    <w:bookmarkStart w:id="30" w:name="X249b1c8ec7bd151bfdc081a3a6d9cad52df428d"/>
+    <w:p>
+      <w:pPr>
+        <w:pStyle w:val="Heading3"/>
+      </w:pPr>
+      <w:r>
+        <w:t xml:space="preserve">3.2 Eligibility and selection</w:t>
       </w:r>
     </w:p>
     <w:p>
@@ -4994,119 +2191,17 @@
         <w:pStyle w:val="FirstParagraph"/>
       </w:pPr>
       <w:r>
-        <w:t xml:space="preserve">An equivalent string using Scopus field codes (TITLE-ABS-KEY) was</w:t>
-      </w:r>
-      <w:r>
-        <w:t xml:space="preserve"> </w:t>
-      </w:r>
-      <w:r>
-        <w:t xml:space="preserve">applied identically. The Scopus string was validated against a</w:t>
-      </w:r>
-      <w:r>
-        <w:t xml:space="preserve"> </w:t>
-      </w:r>
-      <w:r>
-        <w:t xml:space="preserve">known-item set of 30 papers confirmed eligible from prior reading;</w:t>
-      </w:r>
-      <w:r>
-        <w:t xml:space="preserve"> </w:t>
-      </w:r>
-      <w:r>
-        <w:t xml:space="preserve">recall was 97% (29/30), establishing adequate coverage.</w:t>
-      </w:r>
-    </w:p>
-    <w:p>
-      <w:pPr>
-        <w:pStyle w:val="BodyText"/>
-      </w:pPr>
-      <w:r>
-        <w:rPr>
-          <w:bCs/>
-          <w:b/>
-        </w:rPr>
-        <w:t xml:space="preserve">Temporal coverage.</w:t>
-      </w:r>
-      <w:r>
-        <w:t xml:space="preserve"> </w:t>
-      </w:r>
-      <w:r>
-        <w:t xml:space="preserve">January 1977, March 2026. The lower boundary</w:t>
-      </w:r>
-      <w:r>
-        <w:t xml:space="preserve"> </w:t>
-      </w:r>
-      <w:r>
-        <w:t xml:space="preserve">aligns with the earliest empirical test of the I→P relationship (Vernon,</w:t>
-      </w:r>
-      <w:r>
-        <w:t xml:space="preserve"> </w:t>
-      </w:r>
-      <w:r>
-        <w:t xml:space="preserve">1971; Rugman, 1976), ensuring no pioneering study is systematically</w:t>
-      </w:r>
-      <w:r>
-        <w:t xml:space="preserve"> </w:t>
-      </w:r>
-      <w:r>
-        <w:t xml:space="preserve">excluded.</w:t>
-      </w:r>
-    </w:p>
-    <w:p>
-      <w:pPr>
-        <w:pStyle w:val="BodyText"/>
-      </w:pPr>
-      <w:r>
-        <w:rPr>
-          <w:bCs/>
-          <w:b/>
-        </w:rPr>
-        <w:t xml:space="preserve">OSF pre-registration.</w:t>
-      </w:r>
-      <w:r>
-        <w:t xml:space="preserve"> </w:t>
-      </w:r>
-      <w:r>
-        <w:t xml:space="preserve">The full protocol, including the search</w:t>
-      </w:r>
-      <w:r>
-        <w:t xml:space="preserve"> </w:t>
-      </w:r>
-      <w:r>
-        <w:t xml:space="preserve">string, eligibility decision rules, moderator coding instructions, and</w:t>
-      </w:r>
-      <w:r>
-        <w:t xml:space="preserve"> </w:t>
-      </w:r>
-      <w:r>
-        <w:t xml:space="preserve">planned metafor model specifications, was registered on OSF prior to</w:t>
-      </w:r>
-      <w:r>
-        <w:t xml:space="preserve"> </w:t>
-      </w:r>
-      <w:r>
-        <w:t xml:space="preserve">database access. The registration identifier will be inserted at</w:t>
-      </w:r>
-      <w:r>
-        <w:t xml:space="preserve"> </w:t>
-      </w:r>
-      <w:r>
-        <w:t xml:space="preserve">acceptance; the protocol document is available from the corresponding</w:t>
-      </w:r>
-      <w:r>
-        <w:t xml:space="preserve"> </w:t>
-      </w:r>
-      <w:r>
-        <w:t xml:space="preserve">author.</w:t>
-      </w:r>
-    </w:p>
-    <w:bookmarkEnd w:id="29"/>
-    <w:bookmarkStart w:id="30" w:name="Xe67e40459b15893f891bd95e2d3c9a6925f6957"/>
+        <w:t xml:space="preserve">Two screeners applied criteria in two stages (title/abstract, then full text), with a third reviewer adjudicating. Included: private-sector firms (government equity ≤ 50%; financial sector excluded) with internationalization measured by FSTS, entropy, foreign-market count, transnationality, or FDI ratio, and performance measured by accounting (ROA/ROE/ROS), market (Tobin's Q, returns), or productivity (labor productivity, TFP) indicators, reporting an extractable effect (r; β convertible via Peterson &amp; Brown, 2005; t or F with df). The main analysis was restricted to peer-reviewed journal articles and in-press articles with DOI; dissertations, theses, working/conference papers, book chapters, and reports were excluded to hold peer-review standards constant (grey literature logged in the PRISMA flow only). The working database is k = 237 studies, K = 287 effect sizes; final PRISMA counts are completed after the formal WoS/Scopus search (Appendix A, supplementary).</w:t>
+      </w:r>
+    </w:p>
+    <w:bookmarkEnd w:id="30"/>
+    <w:bookmarkStart w:id="31" w:name="X911b85b7d60b4631a74a44b8e34828711e4cba4"/>
     <w:p>
       <w:pPr>
         <w:pStyle w:val="Heading3"/>
       </w:pPr>
       <w:r>
-        <w:t xml:space="preserve">3.2 Eligibility Criteria and Study Selection</w:t>
+        <w:t xml:space="preserve">3.3 Extraction and reliability</w:t>
       </w:r>
     </w:p>
     <w:p>
@@ -5114,766 +2209,17 @@
         <w:pStyle w:val="FirstParagraph"/>
       </w:pPr>
       <w:r>
-        <w:t xml:space="preserve">Two independent screeners applied the eligibility criteria below in two</w:t>
-      </w:r>
-      <w:r>
-        <w:t xml:space="preserve"> </w:t>
-      </w:r>
-      <w:r>
-        <w:t xml:space="preserve">stages: (1) title and abstract screening; (2) full-text assessment.</w:t>
-      </w:r>
-      <w:r>
-        <w:t xml:space="preserve"> </w:t>
-      </w:r>
-      <w:r>
-        <w:t xml:space="preserve">Disagreements at both stages were resolved by a third reviewer following</w:t>
-      </w:r>
-      <w:r>
-        <w:t xml:space="preserve"> </w:t>
-      </w:r>
-      <w:r>
-        <w:t xml:space="preserve">a predetermined adjudication rule (majority decision).</w:t>
-      </w:r>
-    </w:p>
-    <w:tbl>
-      <w:tblPr>
-        <w:tblStyle w:val="Table"/>
-        <w:tblW w:type="auto" w:w="0"/>
-        <w:tblLook w:firstRow="1" w:lastRow="0" w:firstColumn="0" w:lastColumn="0" w:noHBand="0" w:noVBand="0" w:val="0020"/>
-        <w:jc w:val="start"/>
-      </w:tblPr>
-      <w:tblGrid>
-        <w:gridCol w:w="2640"/>
-        <w:gridCol w:w="2640"/>
-        <w:gridCol w:w="2640"/>
-      </w:tblGrid>
-      <w:tr>
-        <w:trPr>
-          <w:tblHeader w:val="true"/>
-        </w:trPr>
-        <w:tc>
-          <w:tcPr/>
-          <w:p>
-            <w:pPr>
-              <w:pStyle w:val="Compact"/>
-              <w:jc w:val="left"/>
-            </w:pPr>
-            <w:r>
-              <w:t xml:space="preserve">Criterion</w:t>
-            </w:r>
-          </w:p>
-        </w:tc>
-        <w:tc>
-          <w:tcPr/>
-          <w:p>
-            <w:pPr>
-              <w:pStyle w:val="Compact"/>
-              <w:jc w:val="left"/>
-            </w:pPr>
-            <w:r>
-              <w:t xml:space="preserve">Inclusion</w:t>
-            </w:r>
-          </w:p>
-        </w:tc>
-        <w:tc>
-          <w:tcPr/>
-          <w:p>
-            <w:pPr>
-              <w:pStyle w:val="Compact"/>
-              <w:jc w:val="left"/>
-            </w:pPr>
-            <w:r>
-              <w:t xml:space="preserve">Exclusion</w:t>
-            </w:r>
-          </w:p>
-        </w:tc>
-      </w:tr>
-      <w:tr>
-        <w:tc>
-          <w:tcPr/>
-          <w:p>
-            <w:pPr>
-              <w:pStyle w:val="Compact"/>
-              <w:jc w:val="left"/>
-            </w:pPr>
-            <w:r>
-              <w:t xml:space="preserve">Population</w:t>
-            </w:r>
-          </w:p>
-        </w:tc>
-        <w:tc>
-          <w:tcPr/>
-          <w:p>
-            <w:pPr>
-              <w:pStyle w:val="Compact"/>
-              <w:jc w:val="left"/>
-            </w:pPr>
-            <w:r>
-              <w:t xml:space="preserve">Private-sector firms with measured internationalization and financial performance</w:t>
-            </w:r>
-          </w:p>
-        </w:tc>
-        <w:tc>
-          <w:tcPr/>
-          <w:p>
-            <w:pPr>
-              <w:pStyle w:val="Compact"/>
-              <w:jc w:val="left"/>
-            </w:pPr>
-            <w:r>
-              <w:t xml:space="preserve">State-owned enterprises (government equity &gt; 50%); financial sector (SIC 6000–6999); wholly domestic firms</w:t>
-            </w:r>
-          </w:p>
-        </w:tc>
-      </w:tr>
-      <w:tr>
-        <w:tc>
-          <w:tcPr/>
-          <w:p>
-            <w:pPr>
-              <w:pStyle w:val="Compact"/>
-              <w:jc w:val="left"/>
-            </w:pPr>
-            <w:r>
-              <w:t xml:space="preserve">Internationalization operationalization</w:t>
-            </w:r>
-          </w:p>
-        </w:tc>
-        <w:tc>
-          <w:tcPr/>
-          <w:p>
-            <w:pPr>
-              <w:pStyle w:val="Compact"/>
-              <w:jc w:val="left"/>
-            </w:pPr>
-            <w:r>
-              <w:t xml:space="preserve">FSTS (foreign sales-to-total sales), entropy index, count of foreign markets, transnationality index (UNCTAD), or FDI-to-total-investment ratio</w:t>
-            </w:r>
-          </w:p>
-        </w:tc>
-        <w:tc>
-          <w:tcPr/>
-          <w:p>
-            <w:pPr>
-              <w:pStyle w:val="Compact"/>
-              <w:jc w:val="left"/>
-            </w:pPr>
-            <w:r>
-              <w:t xml:space="preserve">Purely binary presence/absence; purely qualitative assessments</w:t>
-            </w:r>
-          </w:p>
-        </w:tc>
-      </w:tr>
-      <w:tr>
-        <w:tc>
-          <w:tcPr/>
-          <w:p>
-            <w:pPr>
-              <w:pStyle w:val="Compact"/>
-              <w:jc w:val="left"/>
-            </w:pPr>
-            <w:r>
-              <w:t xml:space="preserve">Performance operationalization</w:t>
-            </w:r>
-          </w:p>
-        </w:tc>
-        <w:tc>
-          <w:tcPr/>
-          <w:p>
-            <w:pPr>
-              <w:pStyle w:val="Compact"/>
-              <w:jc w:val="left"/>
-            </w:pPr>
-            <w:r>
-              <w:t xml:space="preserve">Accounting-based (ROA, ROE, ROS); market-based (Tobin's Q, stock returns); productivity-based (labor productivity, TFP)</w:t>
-            </w:r>
-          </w:p>
-        </w:tc>
-        <w:tc>
-          <w:tcPr/>
-          <w:p>
-            <w:pPr>
-              <w:pStyle w:val="Compact"/>
-              <w:jc w:val="left"/>
-            </w:pPr>
-            <w:r>
-              <w:t xml:space="preserve">Narrative or purely ordinal ratings; non-financial-only indices (e.g., environmental scores without financial correlate)</w:t>
-            </w:r>
-          </w:p>
-        </w:tc>
-      </w:tr>
-      <w:tr>
-        <w:tc>
-          <w:tcPr/>
-          <w:p>
-            <w:pPr>
-              <w:pStyle w:val="Compact"/>
-              <w:jc w:val="left"/>
-            </w:pPr>
-            <w:r>
-              <w:t xml:space="preserve">Effect size extractability</w:t>
-            </w:r>
-          </w:p>
-        </w:tc>
-        <w:tc>
-          <w:tcPr/>
-          <w:p>
-            <w:pPr>
-              <w:pStyle w:val="Compact"/>
-              <w:jc w:val="left"/>
-            </w:pPr>
-            <w:r>
-              <w:t xml:space="preserve">Correlation</w:t>
-            </w:r>
-            <w:r>
-              <w:t xml:space="preserve"> </w:t>
-            </w:r>
-            <w:r>
-              <w:rPr>
-                <w:iCs/>
-                <w:i/>
-              </w:rPr>
-              <w:t xml:space="preserve">r</w:t>
-            </w:r>
-            <w:r>
-              <w:t xml:space="preserve">; regression β (convertible to</w:t>
-            </w:r>
-            <w:r>
-              <w:t xml:space="preserve"> </w:t>
-            </w:r>
-            <w:r>
-              <w:rPr>
-                <w:iCs/>
-                <w:i/>
-              </w:rPr>
-              <w:t xml:space="preserve">r</w:t>
-            </w:r>
-            <w:r>
-              <w:t xml:space="preserve">_partial via Peterson &amp; Brown, 2005);</w:t>
-            </w:r>
-            <w:r>
-              <w:t xml:space="preserve"> </w:t>
-            </w:r>
-            <w:r>
-              <w:rPr>
-                <w:iCs/>
-                <w:i/>
-              </w:rPr>
-              <w:t xml:space="preserve">t</w:t>
-            </w:r>
-            <w:r>
-              <w:t xml:space="preserve">-statistic with</w:t>
-            </w:r>
-            <w:r>
-              <w:t xml:space="preserve"> </w:t>
-            </w:r>
-            <w:r>
-              <w:rPr>
-                <w:iCs/>
-                <w:i/>
-              </w:rPr>
-              <w:t xml:space="preserve">df</w:t>
-            </w:r>
-            <w:r>
-              <w:t xml:space="preserve"> </w:t>
-            </w:r>
-            <w:r>
-              <w:t xml:space="preserve">(convertible via</w:t>
-            </w:r>
-            <w:r>
-              <w:t xml:space="preserve"> </w:t>
-            </w:r>
-            <w:r>
-              <w:rPr>
-                <w:iCs/>
-                <w:i/>
-              </w:rPr>
-              <w:t xml:space="preserve">r</w:t>
-            </w:r>
-            <w:r>
-              <w:t xml:space="preserve"> </w:t>
-            </w:r>
-            <w:r>
-              <w:t xml:space="preserve">= √[</w:t>
-            </w:r>
-            <w:r>
-              <w:rPr>
-                <w:iCs/>
-                <w:i/>
-              </w:rPr>
-              <w:t xml:space="preserve">t</w:t>
-            </w:r>
-            <w:r>
-              <w:t xml:space="preserve">²/(</w:t>
-            </w:r>
-            <w:r>
-              <w:rPr>
-                <w:iCs/>
-                <w:i/>
-              </w:rPr>
-              <w:t xml:space="preserve">t</w:t>
-            </w:r>
-            <w:r>
-              <w:t xml:space="preserve">²+</w:t>
-            </w:r>
-            <w:r>
-              <w:rPr>
-                <w:iCs/>
-                <w:i/>
-              </w:rPr>
-              <w:t xml:space="preserve">df</w:t>
-            </w:r>
-            <w:r>
-              <w:t xml:space="preserve">)]);</w:t>
-            </w:r>
-            <w:r>
-              <w:t xml:space="preserve"> </w:t>
-            </w:r>
-            <w:r>
-              <w:rPr>
-                <w:iCs/>
-                <w:i/>
-              </w:rPr>
-              <w:t xml:space="preserve">F</w:t>
-            </w:r>
-            <w:r>
-              <w:t xml:space="preserve">-statistic with</w:t>
-            </w:r>
-            <w:r>
-              <w:t xml:space="preserve"> </w:t>
-            </w:r>
-            <w:r>
-              <w:rPr>
-                <w:iCs/>
-                <w:i/>
-              </w:rPr>
-              <w:t xml:space="preserve">df</w:t>
-            </w:r>
-            <w:r>
-              <w:t xml:space="preserve">₁ = 1</w:t>
-            </w:r>
-          </w:p>
-        </w:tc>
-        <w:tc>
-          <w:tcPr/>
-          <w:p>
-            <w:pPr>
-              <w:pStyle w:val="Compact"/>
-              <w:jc w:val="left"/>
-            </w:pPr>
-            <w:r>
-              <w:t xml:space="preserve">Structural equation model path loadings without associated</w:t>
-            </w:r>
-            <w:r>
-              <w:t xml:space="preserve"> </w:t>
-            </w:r>
-            <w:r>
-              <w:rPr>
-                <w:iCs/>
-                <w:i/>
-              </w:rPr>
-              <w:t xml:space="preserve">SE</w:t>
-            </w:r>
-            <w:r>
-              <w:t xml:space="preserve">; qualitative case studies; simulation studies; theoretical derivations without data</w:t>
-            </w:r>
-          </w:p>
-        </w:tc>
-      </w:tr>
-      <w:tr>
-        <w:tc>
-          <w:tcPr/>
-          <w:p>
-            <w:pPr>
-              <w:pStyle w:val="Compact"/>
-              <w:jc w:val="left"/>
-            </w:pPr>
-            <w:r>
-              <w:t xml:space="preserve">Language</w:t>
-            </w:r>
-          </w:p>
-        </w:tc>
-        <w:tc>
-          <w:tcPr/>
-          <w:p>
-            <w:pPr>
-              <w:pStyle w:val="Compact"/>
-              <w:jc w:val="left"/>
-            </w:pPr>
-            <w:r>
-              <w:t xml:space="preserve">English; Vietnamese</w:t>
-            </w:r>
-          </w:p>
-        </w:tc>
-        <w:tc>
-          <w:tcPr/>
-          <w:p>
-            <w:pPr>
-              <w:pStyle w:val="Compact"/>
-              <w:jc w:val="left"/>
-            </w:pPr>
-            <w:r>
-              <w:t xml:space="preserve">Other languages unless the abstract confirms a convertible effect size</w:t>
-            </w:r>
-          </w:p>
-        </w:tc>
-      </w:tr>
-      <w:tr>
-        <w:tc>
-          <w:tcPr/>
-          <w:p>
-            <w:pPr>
-              <w:pStyle w:val="Compact"/>
-              <w:jc w:val="left"/>
-            </w:pPr>
-            <w:r>
-              <w:t xml:space="preserve">Region</w:t>
-            </w:r>
-          </w:p>
-        </w:tc>
-        <w:tc>
-          <w:tcPr/>
-          <w:p>
-            <w:pPr>
-              <w:pStyle w:val="Compact"/>
-              <w:jc w:val="left"/>
-            </w:pPr>
-            <w:r>
-              <w:t xml:space="preserve">Any region; ICRV regime assigned globally using World Bank WGI Rule of Law (2023 vintage); Asia-Pacific subsample available as sensitivity analysis</w:t>
-            </w:r>
-          </w:p>
-        </w:tc>
-        <w:tc>
-          <w:tcPr/>
-          <w:p>
-            <w:pPr>
-              <w:pStyle w:val="Compact"/>
-              <w:jc w:val="left"/>
-            </w:pPr>
-            <w:r>
-              <w:t xml:space="preserve">,</w:t>
-            </w:r>
-          </w:p>
-        </w:tc>
-      </w:tr>
-      <w:tr>
-        <w:tc>
-          <w:tcPr/>
-          <w:p>
-            <w:pPr>
-              <w:pStyle w:val="Compact"/>
-              <w:jc w:val="left"/>
-            </w:pPr>
-            <w:r>
-              <w:t xml:space="preserve">Publication type</w:t>
-            </w:r>
-          </w:p>
-        </w:tc>
-        <w:tc>
-          <w:tcPr/>
-          <w:p>
-            <w:pPr>
-              <w:pStyle w:val="Compact"/>
-              <w:jc w:val="left"/>
-            </w:pPr>
-            <w:r>
-              <w:t xml:space="preserve">Peer-reviewed journal articles; articles in press with DOI</w:t>
-            </w:r>
-          </w:p>
-        </w:tc>
-        <w:tc>
-          <w:tcPr/>
-          <w:p>
-            <w:pPr>
-              <w:pStyle w:val="Compact"/>
-              <w:jc w:val="left"/>
-            </w:pPr>
-            <w:r>
-              <w:t xml:space="preserve">Doctoral dissertations, master's theses, working papers, conference papers, book chapters, unpublished manuscripts, institutional reports</w:t>
-            </w:r>
-          </w:p>
-        </w:tc>
-      </w:tr>
-    </w:tbl>
-    <w:p>
-      <w:pPr>
-        <w:pStyle w:val="BodyText"/>
-      </w:pPr>
-      <w:r>
-        <w:t xml:space="preserve">To ensure comparability and methodological quality across the</w:t>
-      </w:r>
-      <w:r>
-        <w:t xml:space="preserve"> </w:t>
-      </w:r>
-      <w:r>
-        <w:t xml:space="preserve">primary-study corpus, the main meta-analysis was restricted to</w:t>
-      </w:r>
-      <w:r>
-        <w:t xml:space="preserve"> </w:t>
-      </w:r>
-      <w:r>
-        <w:t xml:space="preserve">peer-reviewed journal articles and articles in press with identifiable</w:t>
-      </w:r>
-      <w:r>
-        <w:t xml:space="preserve"> </w:t>
-      </w:r>
-      <w:r>
-        <w:t xml:space="preserve">DOI information. Doctoral dissertations, master's theses, working</w:t>
-      </w:r>
-      <w:r>
-        <w:t xml:space="preserve"> </w:t>
-      </w:r>
-      <w:r>
-        <w:t xml:space="preserve">papers, conference papers, book chapters, unpublished manuscripts, and</w:t>
-      </w:r>
-      <w:r>
-        <w:t xml:space="preserve"> </w:t>
-      </w:r>
-      <w:r>
-        <w:t xml:space="preserve">institutional reports were excluded from the main analysis. This</w:t>
-      </w:r>
-      <w:r>
-        <w:t xml:space="preserve"> </w:t>
-      </w:r>
-      <w:r>
-        <w:t xml:space="preserve">decision was made to maintain consistency in peer-review standards and</w:t>
-      </w:r>
-      <w:r>
-        <w:t xml:space="preserve"> </w:t>
-      </w:r>
-      <w:r>
-        <w:t xml:space="preserve">to reduce heterogeneity arising from non-equivalent publication types.</w:t>
-      </w:r>
-      <w:r>
-        <w:t xml:space="preserve"> </w:t>
-      </w:r>
-      <w:r>
-        <w:t xml:space="preserve">Grey-literature records identified during supplementary searching were</w:t>
-      </w:r>
-      <w:r>
-        <w:t xml:space="preserve"> </w:t>
-      </w:r>
-      <w:r>
-        <w:t xml:space="preserve">documented in the PRISMA flow diagram but were not included in the</w:t>
-      </w:r>
-      <w:r>
-        <w:t xml:space="preserve"> </w:t>
-      </w:r>
-      <w:r>
-        <w:t xml:space="preserve">primary meta-analytic model.</w:t>
-      </w:r>
-    </w:p>
-    <w:p>
-      <w:pPr>
-        <w:pStyle w:val="BodyText"/>
-      </w:pPr>
-      <w:r>
-        <w:rPr>
-          <w:bCs/>
-          <w:b/>
-        </w:rPr>
-        <w:t xml:space="preserve">PRISMA 2020 flow.</w:t>
-      </w:r>
-      <w:r>
-        <w:t xml:space="preserve"> </w:t>
-      </w:r>
-      <w:r>
-        <w:t xml:space="preserve">Records identified from electronic databases</w:t>
-      </w:r>
-      <w:r>
-        <w:t xml:space="preserve"> </w:t>
-      </w:r>
-      <w:r>
-        <w:t xml:space="preserve">(WoS + Scopus): [</w:t>
-      </w:r>
-      <w:r>
-        <w:rPr>
-          <w:iCs/>
-          <w:i/>
-        </w:rPr>
-        <w:t xml:space="preserve">n</w:t>
-      </w:r>
-      <w:r>
-        <w:t xml:space="preserve"> </w:t>
-      </w:r>
-      <w:r>
-        <w:t xml:space="preserve">= TBD] → After automated deduplication: [</w:t>
-      </w:r>
-      <w:r>
-        <w:rPr>
-          <w:iCs/>
-          <w:i/>
-        </w:rPr>
-        <w:t xml:space="preserve">n</w:t>
-      </w:r>
-      <w:r>
-        <w:t xml:space="preserve"> </w:t>
-      </w:r>
-      <w:r>
-        <w:t xml:space="preserve">=</w:t>
-      </w:r>
-      <w:r>
-        <w:t xml:space="preserve"> </w:t>
-      </w:r>
-      <w:r>
-        <w:t xml:space="preserve">TBD] → Title/abstract screen (two independent coders): [</w:t>
-      </w:r>
-      <w:r>
-        <w:rPr>
-          <w:iCs/>
-          <w:i/>
-        </w:rPr>
-        <w:t xml:space="preserve">n</w:t>
-      </w:r>
-      <w:r>
-        <w:t xml:space="preserve"> </w:t>
-      </w:r>
-      <w:r>
-        <w:t xml:space="preserve">= TBD]</w:t>
-      </w:r>
-      <w:r>
-        <w:t xml:space="preserve"> </w:t>
-      </w:r>
-      <w:r>
-        <w:t xml:space="preserve">retained → Full-text eligibility assessment: [</w:t>
-      </w:r>
-      <w:r>
-        <w:rPr>
-          <w:iCs/>
-          <w:i/>
-        </w:rPr>
-        <w:t xml:space="preserve">n</w:t>
-      </w:r>
-      <w:r>
-        <w:t xml:space="preserve"> </w:t>
-      </w:r>
-      <w:r>
-        <w:t xml:space="preserve">= TBD] assessed →</w:t>
-      </w:r>
-      <w:r>
-        <w:t xml:space="preserve"> </w:t>
-      </w:r>
-      <w:r>
-        <w:t xml:space="preserve">Effect size extractable and meeting all eligibility criteria: [</w:t>
-      </w:r>
-      <w:r>
-        <w:rPr>
-          <w:iCs/>
-          <w:i/>
-        </w:rPr>
-        <w:t xml:space="preserve">k</w:t>
-      </w:r>
-      <w:r>
-        <w:t xml:space="preserve"> </w:t>
-      </w:r>
-      <w:r>
-        <w:t xml:space="preserve">=</w:t>
-      </w:r>
-      <w:r>
-        <w:t xml:space="preserve"> </w:t>
-      </w:r>
-      <w:r>
-        <w:t xml:space="preserve">TBD studies;</w:t>
-      </w:r>
-      <w:r>
-        <w:t xml:space="preserve"> </w:t>
-      </w:r>
-      <w:r>
-        <w:rPr>
-          <w:iCs/>
-          <w:i/>
-        </w:rPr>
-        <w:t xml:space="preserve">K</w:t>
-      </w:r>
-      <w:r>
-        <w:t xml:space="preserve"> </w:t>
-      </w:r>
-      <w:r>
-        <w:t xml:space="preserve">= TBD effect sizes]. Detailed exclusion reasons at</w:t>
-      </w:r>
-      <w:r>
-        <w:t xml:space="preserve"> </w:t>
-      </w:r>
-      <w:r>
-        <w:t xml:space="preserve">each screening stage are reported in Appendix A (PRISMA 2020 flow</w:t>
-      </w:r>
-      <w:r>
-        <w:t xml:space="preserve"> </w:t>
-      </w:r>
-      <w:r>
-        <w:t xml:space="preserve">diagram). The current working database (</w:t>
-      </w:r>
-      <w:r>
-        <w:rPr>
-          <w:iCs/>
-          <w:i/>
-        </w:rPr>
-        <w:t xml:space="preserve">k</w:t>
-      </w:r>
-      <w:r>
-        <w:t xml:space="preserve"> </w:t>
-      </w:r>
-      <w:r>
-        <w:t xml:space="preserve">= 237 coded studies;</w:t>
-      </w:r>
-      <w:r>
-        <w:t xml:space="preserve"> </w:t>
-      </w:r>
-      <w:r>
-        <w:rPr>
-          <w:iCs/>
-          <w:i/>
-        </w:rPr>
-        <w:t xml:space="preserve">K</w:t>
-      </w:r>
-      <w:r>
-        <w:t xml:space="preserve"> </w:t>
-      </w:r>
-      <w:r>
-        <w:t xml:space="preserve">=</w:t>
-      </w:r>
-      <w:r>
-        <w:t xml:space="preserve"> </w:t>
-      </w:r>
-      <w:r>
-        <w:t xml:space="preserve">287 effect sizes) was assembled from backward citation screening and</w:t>
-      </w:r>
-      <w:r>
-        <w:t xml:space="preserve"> </w:t>
-      </w:r>
-      <w:r>
-        <w:t xml:space="preserve">hand-search prior to the formal database search; all counts will be</w:t>
-      </w:r>
-      <w:r>
-        <w:t xml:space="preserve"> </w:t>
-      </w:r>
-      <w:r>
-        <w:t xml:space="preserve">updated to confirmed figures after the formal WoS/Scopus search is</w:t>
-      </w:r>
-      <w:r>
-        <w:t xml:space="preserve"> </w:t>
-      </w:r>
-      <w:r>
-        <w:t xml:space="preserve">completed.</w:t>
-      </w:r>
-    </w:p>
-    <w:bookmarkEnd w:id="30"/>
-    <w:bookmarkStart w:id="34" w:name="X1d41e663e785934d4feadbd21b81f03c51339a8"/>
+        <w:t xml:space="preserve">Parameters (N, focal r or convertible statistic, data-year range, country/region, DOI and performance operationalization, moderator features) were extracted manually using a standardized form. When r was not reported, conversions were applied in precision order: r = √[t²/(t²+df)] (Cohen, 1988); r_partial = β × 0.98 (Peterson &amp; Brown, 2005); r = √[F/(F+df₂)] with df₁ = 1 (Rosenthal, 1994). For multiple estimates per study, distinct subsamples were coded as independent effects, and for multiple specifications on the same sample the most fully controlled model was retained. Inter-coder reliability used a three-stage design (calibration on 10 studies; independent coding of a 20% stratified subsample; PI adjudication), with Cohen's κ (target ≥ 0.70; Landis &amp; Koch, 1977) for categorical moderators and ICC(2,1) (≥ 0.80) for continuous cDAI. Consistent with prior I→P meta-analyses (Bausch &amp; Krist, 2007; Marano et al., 2016), no study-level risk-of-bias instrument was applied; the salient threats, publication bias, omitted-variable bias, and measurement heterogeneity, are addressed at the synthesis level.</w:t>
+      </w:r>
+    </w:p>
+    <w:bookmarkEnd w:id="31"/>
+    <w:bookmarkStart w:id="32" w:name="Xc8829ca4ed1c67a784f7cb6bae0c2ce6990503a"/>
     <w:p>
       <w:pPr>
         <w:pStyle w:val="Heading3"/>
       </w:pPr>
       <w:r>
-        <w:t xml:space="preserve">3.3 Data Extraction and Quality Assurance</w:t>
-      </w:r>
-    </w:p>
-    <w:bookmarkStart w:id="31" w:name="X08ffec85c6ae73d1d7d5bae8230a193cc0c32b0"/>
-    <w:p>
-      <w:pPr>
-        <w:pStyle w:val="Heading4"/>
-      </w:pPr>
-      <w:r>
-        <w:t xml:space="preserve">3.3.1 Effect-Size Extraction Protocol</w:t>
+        <w:t xml:space="preserve">3.4 Moderators</w:t>
       </w:r>
     </w:p>
     <w:p>
@@ -5881,597 +2227,65 @@
         <w:pStyle w:val="FirstParagraph"/>
       </w:pPr>
       <w:r>
-        <w:t xml:space="preserve">Statistical parameters were extracted manually from the full text of</w:t>
-      </w:r>
-      <w:r>
-        <w:t xml:space="preserve"> </w:t>
-      </w:r>
-      <w:r>
-        <w:t xml:space="preserve">each eligible study by the primary coder (PI: Đỗ Thùy Hương), using the</w:t>
-      </w:r>
-      <w:r>
-        <w:t xml:space="preserve"> </w:t>
-      </w:r>
-      <w:r>
-        <w:t xml:space="preserve">standardized coding form specified in Appendix B. For each study, the</w:t>
-      </w:r>
-      <w:r>
-        <w:t xml:space="preserve"> </w:t>
-      </w:r>
-      <w:r>
-        <w:t xml:space="preserve">following parameters were recorded: sample size (</w:t>
-      </w:r>
-      <w:r>
-        <w:rPr>
-          <w:iCs/>
-          <w:i/>
-        </w:rPr>
-        <w:t xml:space="preserve">N</w:t>
-      </w:r>
-      <w:r>
-        <w:t xml:space="preserve">), the focal I→P</w:t>
-      </w:r>
-      <w:r>
-        <w:t xml:space="preserve"> </w:t>
-      </w:r>
-      <w:r>
-        <w:t xml:space="preserve">effect size (Pearson's</w:t>
-      </w:r>
-      <w:r>
-        <w:t xml:space="preserve"> </w:t>
-      </w:r>
-      <w:r>
-        <w:rPr>
-          <w:iCs/>
-          <w:i/>
-        </w:rPr>
-        <w:t xml:space="preserve">r</w:t>
-      </w:r>
-      <w:r>
-        <w:t xml:space="preserve"> </w:t>
-      </w:r>
-      <w:r>
-        <w:t xml:space="preserve">or the convertible statistic), study</w:t>
-      </w:r>
-      <w:r>
-        <w:t xml:space="preserve"> </w:t>
-      </w:r>
-      <w:r>
-        <w:t xml:space="preserve">data-year range, country or region, DOI operationalization, performance</w:t>
-      </w:r>
-      <w:r>
-        <w:t xml:space="preserve"> </w:t>
-      </w:r>
-      <w:r>
-        <w:t xml:space="preserve">operationalization, and any study-specific features relevant to</w:t>
-      </w:r>
-      <w:r>
-        <w:t xml:space="preserve"> </w:t>
-      </w:r>
-      <w:r>
-        <w:t xml:space="preserve">moderator coding.</w:t>
-      </w:r>
-    </w:p>
-    <w:p>
-      <w:pPr>
-        <w:pStyle w:val="BodyText"/>
-      </w:pPr>
-      <w:r>
-        <w:rPr>
-          <w:bCs/>
-          <w:b/>
-        </w:rPr>
-        <w:t xml:space="preserve">Effect-size conversion hierarchy.</w:t>
-      </w:r>
-      <w:r>
-        <w:t xml:space="preserve"> </w:t>
-      </w:r>
-      <w:r>
-        <w:t xml:space="preserve">When Pearson's</w:t>
-      </w:r>
-      <w:r>
-        <w:t xml:space="preserve"> </w:t>
-      </w:r>
-      <w:r>
-        <w:rPr>
-          <w:iCs/>
-          <w:i/>
-        </w:rPr>
-        <w:t xml:space="preserve">r</w:t>
-      </w:r>
-      <w:r>
-        <w:t xml:space="preserve"> </w:t>
-      </w:r>
-      <w:r>
-        <w:t xml:space="preserve">was not</w:t>
-      </w:r>
-      <w:r>
-        <w:t xml:space="preserve"> </w:t>
-      </w:r>
-      <w:r>
-        <w:t xml:space="preserve">reported directly, the following conversion sequence was applied in</w:t>
-      </w:r>
-      <w:r>
-        <w:t xml:space="preserve"> </w:t>
-      </w:r>
-      <w:r>
-        <w:t xml:space="preserve">order of statistical precision: (i)</w:t>
-      </w:r>
-      <w:r>
-        <w:t xml:space="preserve"> </w:t>
-      </w:r>
-      <w:r>
-        <w:rPr>
-          <w:iCs/>
-          <w:i/>
-        </w:rPr>
-        <w:t xml:space="preserve">r</w:t>
-      </w:r>
-      <w:r>
-        <w:t xml:space="preserve"> </w:t>
-      </w:r>
-      <w:r>
-        <w:t xml:space="preserve">from</w:t>
-      </w:r>
-      <w:r>
-        <w:t xml:space="preserve"> </w:t>
-      </w:r>
-      <w:r>
-        <w:rPr>
-          <w:iCs/>
-          <w:i/>
-        </w:rPr>
-        <w:t xml:space="preserve">t</w:t>
-      </w:r>
-      <w:r>
-        <w:t xml:space="preserve">-statistic:</w:t>
-      </w:r>
-      <w:r>
-        <w:t xml:space="preserve"> </w:t>
-      </w:r>
-      <m:oMath>
-        <m:r>
-          <m:t>r</m:t>
-        </m:r>
-        <m:r>
-          <m:rPr>
-            <m:sty m:val="p"/>
-          </m:rPr>
-          <m:t>=</m:t>
-        </m:r>
-        <m:rad>
-          <m:radPr>
-            <m:degHide m:val="on"/>
-          </m:radPr>
-          <m:deg/>
-          <m:e>
-            <m:sSup>
-              <m:e>
-                <m:r>
-                  <m:t>t</m:t>
-                </m:r>
-              </m:e>
-              <m:sup>
-                <m:r>
-                  <m:t>2</m:t>
-                </m:r>
-              </m:sup>
-            </m:sSup>
-            <m:r>
-              <m:rPr>
-                <m:sty m:val="p"/>
-              </m:rPr>
-              <m:t>/</m:t>
-            </m:r>
-            <m:d>
-              <m:dPr>
-                <m:begChr m:val="("/>
-                <m:endChr m:val=")"/>
-                <m:sepChr m:val=""/>
-                <m:grow/>
-              </m:dPr>
-              <m:e>
-                <m:sSup>
-                  <m:e>
-                    <m:r>
-                      <m:t>t</m:t>
-                    </m:r>
-                  </m:e>
-                  <m:sup>
-                    <m:r>
-                      <m:t>2</m:t>
-                    </m:r>
-                  </m:sup>
-                </m:sSup>
-                <m:r>
-                  <m:rPr>
-                    <m:sty m:val="p"/>
-                  </m:rPr>
-                  <m:t>+</m:t>
-                </m:r>
-                <m:r>
-                  <m:t>d</m:t>
-                </m:r>
-                <m:r>
-                  <m:t>f</m:t>
-                </m:r>
-              </m:e>
-            </m:d>
-          </m:e>
-        </m:rad>
-      </m:oMath>
-      <w:r>
-        <w:t xml:space="preserve"> </w:t>
-      </w:r>
-      <w:r>
-        <w:t xml:space="preserve">(Cohen, 1988); (ii)</w:t>
-      </w:r>
-      <w:r>
-        <w:t xml:space="preserve"> </w:t>
-      </w:r>
-      <w:r>
-        <w:rPr>
-          <w:iCs/>
-          <w:i/>
-        </w:rPr>
-        <w:t xml:space="preserve">r</w:t>
-      </w:r>
-      <w:r>
-        <w:t xml:space="preserve">_partial from standardized regression β:</w:t>
-      </w:r>
-      <w:r>
-        <w:t xml:space="preserve"> </w:t>
-      </w:r>
-      <w:r>
-        <w:rPr>
-          <w:iCs/>
-          <w:i/>
-        </w:rPr>
-        <w:t xml:space="preserve">r</w:t>
-      </w:r>
-      <w:r>
-        <w:t xml:space="preserve">_partial = β × 0.98</w:t>
-      </w:r>
-      <w:r>
-        <w:t xml:space="preserve"> </w:t>
-      </w:r>
-      <w:r>
-        <w:t xml:space="preserve">(Peterson &amp; Brown, 2005); (iii)</w:t>
-      </w:r>
-      <w:r>
-        <w:t xml:space="preserve"> </w:t>
-      </w:r>
-      <w:r>
-        <w:rPr>
-          <w:iCs/>
-          <w:i/>
-        </w:rPr>
-        <w:t xml:space="preserve">r</w:t>
-      </w:r>
-      <w:r>
-        <w:t xml:space="preserve"> </w:t>
-      </w:r>
-      <w:r>
-        <w:t xml:space="preserve">from</w:t>
-      </w:r>
-      <w:r>
-        <w:t xml:space="preserve"> </w:t>
-      </w:r>
-      <w:r>
-        <w:rPr>
-          <w:iCs/>
-          <w:i/>
-        </w:rPr>
-        <w:t xml:space="preserve">F</w:t>
-      </w:r>
-      <w:r>
-        <w:t xml:space="preserve">-statistic with</w:t>
-      </w:r>
-      <w:r>
-        <w:t xml:space="preserve"> </w:t>
-      </w:r>
-      <w:r>
-        <w:rPr>
-          <w:iCs/>
-          <w:i/>
-        </w:rPr>
-        <w:t xml:space="preserve">df</w:t>
-      </w:r>
-      <w:r>
-        <w:t xml:space="preserve">₁ = 1:</w:t>
-      </w:r>
-      <w:r>
-        <w:t xml:space="preserve"> </w:t>
-      </w:r>
-      <m:oMath>
-        <m:r>
-          <m:t>r</m:t>
-        </m:r>
-        <m:r>
-          <m:rPr>
-            <m:sty m:val="p"/>
-          </m:rPr>
-          <m:t>=</m:t>
-        </m:r>
-        <m:rad>
-          <m:radPr>
-            <m:degHide m:val="on"/>
-          </m:radPr>
-          <m:deg/>
-          <m:e>
-            <m:r>
-              <m:t>F</m:t>
-            </m:r>
-            <m:r>
-              <m:rPr>
-                <m:sty m:val="p"/>
-              </m:rPr>
-              <m:t>/</m:t>
-            </m:r>
-            <m:d>
-              <m:dPr>
-                <m:begChr m:val="("/>
-                <m:endChr m:val=")"/>
-                <m:sepChr m:val=""/>
-                <m:grow/>
-              </m:dPr>
-              <m:e>
-                <m:r>
-                  <m:t>F</m:t>
-                </m:r>
-                <m:r>
-                  <m:rPr>
-                    <m:sty m:val="p"/>
-                  </m:rPr>
-                  <m:t>+</m:t>
-                </m:r>
-                <m:r>
-                  <m:t>d</m:t>
-                </m:r>
-                <m:sSub>
-                  <m:e>
-                    <m:r>
-                      <m:t>f</m:t>
-                    </m:r>
-                  </m:e>
-                  <m:sub>
-                    <m:r>
-                      <m:t>2</m:t>
-                    </m:r>
-                  </m:sub>
-                </m:sSub>
-              </m:e>
-            </m:d>
-          </m:e>
-        </m:rad>
-      </m:oMath>
-      <w:r>
-        <w:t xml:space="preserve"> </w:t>
-      </w:r>
-      <w:r>
-        <w:t xml:space="preserve">(Rosenthal, 1994). Studies</w:t>
-      </w:r>
-      <w:r>
-        <w:t xml:space="preserve"> </w:t>
-      </w:r>
-      <w:r>
-        <w:t xml:space="preserve">reporting only unstandardized β without an associated</w:t>
-      </w:r>
-      <w:r>
-        <w:t xml:space="preserve"> </w:t>
-      </w:r>
-      <w:r>
-        <w:rPr>
-          <w:iCs/>
-          <w:i/>
-        </w:rPr>
-        <w:t xml:space="preserve">t</w:t>
-      </w:r>
-      <w:r>
-        <w:t xml:space="preserve">-statistic and</w:t>
-      </w:r>
-      <w:r>
-        <w:t xml:space="preserve"> </w:t>
-      </w:r>
-      <w:r>
-        <w:rPr>
-          <w:iCs/>
-          <w:i/>
-        </w:rPr>
-        <w:t xml:space="preserve">df</w:t>
-      </w:r>
-      <w:r>
-        <w:t xml:space="preserve"> </w:t>
-      </w:r>
-      <w:r>
-        <w:t xml:space="preserve">were excluded from the meta-analytic sample unless the</w:t>
-      </w:r>
-      <w:r>
-        <w:t xml:space="preserve"> </w:t>
-      </w:r>
-      <w:r>
-        <w:rPr>
-          <w:iCs/>
-          <w:i/>
-        </w:rPr>
-        <w:t xml:space="preserve">p</w:t>
-      </w:r>
-      <w:r>
-        <w:t xml:space="preserve">-value</w:t>
-      </w:r>
-      <w:r>
-        <w:t xml:space="preserve"> </w:t>
-      </w:r>
-      <w:r>
-        <w:t xml:space="preserve">allowed at minimum a directional classification.</w:t>
-      </w:r>
-    </w:p>
-    <w:p>
-      <w:pPr>
-        <w:pStyle w:val="BodyText"/>
-      </w:pPr>
-      <w:r>
-        <w:rPr>
-          <w:bCs/>
-          <w:b/>
-        </w:rPr>
-        <w:t xml:space="preserve">Multiple effects per study.</w:t>
-      </w:r>
-      <w:r>
-        <w:t xml:space="preserve"> </w:t>
-      </w:r>
-      <w:r>
-        <w:t xml:space="preserve">When a study reported separate estimates</w:t>
-      </w:r>
-      <w:r>
-        <w:t xml:space="preserve"> </w:t>
-      </w:r>
-      <w:r>
-        <w:t xml:space="preserve">for distinct subsamples (e.g., different countries, two time periods, or</w:t>
-      </w:r>
-      <w:r>
-        <w:t xml:space="preserve"> </w:t>
-      </w:r>
-      <w:r>
-        <w:t xml:space="preserve">mutually exclusive industry subgroups), each estimate was coded as an</w:t>
-      </w:r>
-      <w:r>
-        <w:t xml:space="preserve"> </w:t>
-      </w:r>
-      <w:r>
-        <w:t xml:space="preserve">independent effect size with a unique effect ID, while sharing</w:t>
-      </w:r>
-      <w:r>
-        <w:t xml:space="preserve"> </w:t>
-      </w:r>
-      <w:r>
-        <w:t xml:space="preserve">study-level identifiers. When a study reported multiple model</w:t>
-      </w:r>
-      <w:r>
-        <w:t xml:space="preserve"> </w:t>
-      </w:r>
-      <w:r>
-        <w:t xml:space="preserve">specifications for the same sample, the most fully controlled</w:t>
-      </w:r>
-      <w:r>
-        <w:t xml:space="preserve"> </w:t>
-      </w:r>
-      <w:r>
-        <w:t xml:space="preserve">specification (i.e., the model with the largest set of covariates) was</w:t>
-      </w:r>
-      <w:r>
-        <w:t xml:space="preserve"> </w:t>
-      </w:r>
-      <w:r>
-        <w:t xml:space="preserve">retained to minimize omitted-variable confounding in the pooled</w:t>
-      </w:r>
-      <w:r>
-        <w:t xml:space="preserve"> </w:t>
-      </w:r>
-      <w:r>
-        <w:t xml:space="preserve">estimate; the other specifications were logged but not entered into the</w:t>
-      </w:r>
-      <w:r>
-        <w:t xml:space="preserve"> </w:t>
-      </w:r>
-      <w:r>
-        <w:t xml:space="preserve">analysis database.</w:t>
-      </w:r>
-    </w:p>
-    <w:p>
-      <w:pPr>
-        <w:pStyle w:val="BodyText"/>
-      </w:pPr>
-      <w:r>
-        <w:rPr>
-          <w:bCs/>
-          <w:b/>
-        </w:rPr>
-        <w:t xml:space="preserve">Moderator coding.</w:t>
-      </w:r>
-      <w:r>
-        <w:t xml:space="preserve"> </w:t>
-      </w:r>
-      <w:r>
-        <w:t xml:space="preserve">Following effect-size extraction, each record was</w:t>
-      </w:r>
-      <w:r>
-        <w:t xml:space="preserve"> </w:t>
-      </w:r>
-      <w:r>
-        <w:t xml:space="preserve">coded for the seven moderators defined in §3.4. ICRV regime was assigned</w:t>
-      </w:r>
-      <w:r>
-        <w:t xml:space="preserve"> </w:t>
-      </w:r>
-      <w:r>
-        <w:t xml:space="preserve">from the study's reported country using the World Bank WGI Rule of Law</w:t>
-      </w:r>
-      <w:r>
-        <w:t xml:space="preserve"> </w:t>
-      </w:r>
-      <w:r>
-        <w:t xml:space="preserve">lookup table (2023 vintage); DPL phase from the median data year; cDAI</w:t>
-      </w:r>
-      <w:r>
-        <w:t xml:space="preserve"> </w:t>
-      </w:r>
-      <w:r>
-        <w:t xml:space="preserve">from the World Bank Digital Adoption Index 2016 vintage or the ITU</w:t>
-      </w:r>
-      <w:r>
-        <w:t xml:space="preserve"> </w:t>
-      </w:r>
-      <w:r>
-        <w:t xml:space="preserve">Digital Development Index (linearly rescaled to the same 0–1 range) for</w:t>
-      </w:r>
-      <w:r>
-        <w:t xml:space="preserve"> </w:t>
-      </w:r>
-      <w:r>
-        <w:t xml:space="preserve">country-years not covered by the World Bank composite. All moderator</w:t>
-      </w:r>
-      <w:r>
-        <w:t xml:space="preserve"> </w:t>
-      </w:r>
-      <w:r>
-        <w:t xml:space="preserve">assignments were documented with source references to enable independent</w:t>
-      </w:r>
-      <w:r>
-        <w:t xml:space="preserve"> </w:t>
-      </w:r>
-      <w:r>
-        <w:t xml:space="preserve">verification.</w:t>
-      </w:r>
-    </w:p>
-    <w:p>
-      <w:pPr>
-        <w:pStyle w:val="BodyText"/>
-      </w:pPr>
-      <w:r>
-        <w:t xml:space="preserve">All extracted and coded records were entered into the permanent study</w:t>
-      </w:r>
-      <w:r>
-        <w:t xml:space="preserve"> </w:t>
-      </w:r>
-      <w:r>
-        <w:t xml:space="preserve">database and subject to double-entry verification as part of the</w:t>
-      </w:r>
-      <w:r>
-        <w:t xml:space="preserve"> </w:t>
-      </w:r>
-      <w:r>
-        <w:t xml:space="preserve">inter-coder reliability protocol described in §3.3.2.</w:t>
-      </w:r>
-    </w:p>
-    <w:bookmarkEnd w:id="31"/>
-    <w:bookmarkStart w:id="32" w:name="X8e0743bf85a4a1c5fca32f939ca3f33e412fd3d"/>
-    <w:p>
-      <w:pPr>
-        <w:pStyle w:val="Heading4"/>
-      </w:pPr>
-      <w:r>
-        <w:t xml:space="preserve">3.3.2 Inter-Coder Reliability Assessment</w:t>
+        <w:t xml:space="preserve">Seven moderators were coded: four standard (country of origin; industry sector; DOI operationalization; performance operationalization) and three novel.</w:t>
+      </w:r>
+      <w:r>
+        <w:t xml:space="preserve"> </w:t>
+      </w:r>
+      <w:r>
+        <w:rPr>
+          <w:iCs/>
+          <w:i/>
+        </w:rPr>
+        <w:t xml:space="preserve">ICRV regime</w:t>
+      </w:r>
+      <w:r>
+        <w:t xml:space="preserve"> </w:t>
+      </w:r>
+      <w:r>
+        <w:t xml:space="preserve">uses World Bank WGI Rule of Law (2023): I Advanced-Innovation (WGI &gt; +0.80), II Upper-Middle (0–+0.80), III Emerging (−0.50–0), FR Frontier/SIDS (≤ −0.50 or small island state), MX multi-country pooled (no modal regime ≥ 60%).</w:t>
+      </w:r>
+      <w:r>
+        <w:t xml:space="preserve"> </w:t>
+      </w:r>
+      <w:r>
+        <w:rPr>
+          <w:iCs/>
+          <w:i/>
+        </w:rPr>
+        <w:t xml:space="preserve">cDAI</w:t>
+      </w:r>
+      <w:r>
+        <w:t xml:space="preserve"> </w:t>
+      </w:r>
+      <w:r>
+        <w:t xml:space="preserve">is the 0–1 World Bank Digital Adoption Index (2016) or rescaled ITU index, by median data year.</w:t>
+      </w:r>
+      <w:r>
+        <w:t xml:space="preserve"> </w:t>
+      </w:r>
+      <w:r>
+        <w:rPr>
+          <w:iCs/>
+          <w:i/>
+        </w:rPr>
+        <w:t xml:space="preserve">DPL phase</w:t>
+      </w:r>
+      <w:r>
+        <w:t xml:space="preserve"> </w:t>
+      </w:r>
+      <w:r>
+        <w:t xml:space="preserve">is Precede (median year &lt; 2009), Span (2005–2014 or unclassifiable), or Follow (median year ≥ 2015).</w:t>
+      </w:r>
+    </w:p>
+    <w:bookmarkEnd w:id="32"/>
+    <w:bookmarkStart w:id="33" w:name="Xf12b82e02b6b6d5b336e6597aa75baa0b8bb247"/>
+    <w:p>
+      <w:pPr>
+        <w:pStyle w:val="Heading3"/>
+      </w:pPr>
+      <w:r>
+        <w:t xml:space="preserve">3.5 Three-level MARA</w:t>
       </w:r>
     </w:p>
     <w:p>
@@ -6479,756 +2293,7 @@
         <w:pStyle w:val="FirstParagraph"/>
       </w:pPr>
       <w:r>
-        <w:t xml:space="preserve">The inter-coder reliability (ICR) protocol followed a three-stage</w:t>
-      </w:r>
-      <w:r>
-        <w:t xml:space="preserve"> </w:t>
-      </w:r>
-      <w:r>
-        <w:t xml:space="preserve">design. In</w:t>
-      </w:r>
-      <w:r>
-        <w:t xml:space="preserve"> </w:t>
-      </w:r>
-      <w:r>
-        <w:rPr>
-          <w:bCs/>
-          <w:b/>
-        </w:rPr>
-        <w:t xml:space="preserve">Stage 1</w:t>
-      </w:r>
-      <w:r>
-        <w:t xml:space="preserve"> </w:t>
-      </w:r>
-      <w:r>
-        <w:t xml:space="preserve">(calibration), both coders independently coded a</w:t>
-      </w:r>
-      <w:r>
-        <w:t xml:space="preserve"> </w:t>
-      </w:r>
-      <w:r>
-        <w:t xml:space="preserve">pilot set of 10 studies using the full Appendix B coding protocol;</w:t>
-      </w:r>
-      <w:r>
-        <w:t xml:space="preserve"> </w:t>
-      </w:r>
-      <w:r>
-        <w:t xml:space="preserve">discrepancies were discussed and the protocol was refined before</w:t>
-      </w:r>
-      <w:r>
-        <w:t xml:space="preserve"> </w:t>
-      </w:r>
-      <w:r>
-        <w:t xml:space="preserve">proceeding. In</w:t>
-      </w:r>
-      <w:r>
-        <w:t xml:space="preserve"> </w:t>
-      </w:r>
-      <w:r>
-        <w:rPr>
-          <w:bCs/>
-          <w:b/>
-        </w:rPr>
-        <w:t xml:space="preserve">Stage 2</w:t>
-      </w:r>
-      <w:r>
-        <w:t xml:space="preserve"> </w:t>
-      </w:r>
-      <w:r>
-        <w:t xml:space="preserve">(independent coding), both coders</w:t>
-      </w:r>
-      <w:r>
-        <w:t xml:space="preserve"> </w:t>
-      </w:r>
-      <w:r>
-        <w:t xml:space="preserve">independently coded a 20% stratified random subsample of the final study</w:t>
-      </w:r>
-      <w:r>
-        <w:t xml:space="preserve"> </w:t>
-      </w:r>
-      <w:r>
-        <w:t xml:space="preserve">corpus (</w:t>
-      </w:r>
-      <w:r>
-        <w:rPr>
-          <w:iCs/>
-          <w:i/>
-        </w:rPr>
-        <w:t xml:space="preserve">k</w:t>
-      </w:r>
-      <w:r>
-        <w:t xml:space="preserve"> </w:t>
-      </w:r>
-      <w:r>
-        <w:t xml:space="preserve">= 47 studies), sampled to ensure representation across ICRV</w:t>
-      </w:r>
-      <w:r>
-        <w:t xml:space="preserve"> </w:t>
-      </w:r>
-      <w:r>
-        <w:t xml:space="preserve">regime, DPL phase, and DOI measure type. In</w:t>
-      </w:r>
-      <w:r>
-        <w:t xml:space="preserve"> </w:t>
-      </w:r>
-      <w:r>
-        <w:rPr>
-          <w:bCs/>
-          <w:b/>
-        </w:rPr>
-        <w:t xml:space="preserve">Stage 3</w:t>
-      </w:r>
-      <w:r>
-        <w:t xml:space="preserve"> </w:t>
-      </w:r>
-      <w:r>
-        <w:t xml:space="preserve">(adjudication),</w:t>
-      </w:r>
-      <w:r>
-        <w:t xml:space="preserve"> </w:t>
-      </w:r>
-      <w:r>
-        <w:t xml:space="preserve">discrepancies were resolved by the PI following a predetermined rule:</w:t>
-      </w:r>
-      <w:r>
-        <w:t xml:space="preserve"> </w:t>
-      </w:r>
-      <w:r>
-        <w:t xml:space="preserve">for categorical moderators, the adjudicator's decision was final; for</w:t>
-      </w:r>
-      <w:r>
-        <w:t xml:space="preserve"> </w:t>
-      </w:r>
-      <w:r>
-        <w:t xml:space="preserve">continuous cDAI scores, the mean of the two coders' values was used when</w:t>
-      </w:r>
-      <w:r>
-        <w:t xml:space="preserve"> </w:t>
-      </w:r>
-      <w:r>
-        <w:t xml:space="preserve">ICC(2, 1) ≥ 0.80, and the PI's direct lookup was used otherwise.</w:t>
-      </w:r>
-    </w:p>
-    <w:p>
-      <w:pPr>
-        <w:pStyle w:val="BodyText"/>
-      </w:pPr>
-      <w:r>
-        <w:t xml:space="preserve">ICR was assessed using Cohen's κ for categorical variables (ICRV regime,</w:t>
-      </w:r>
-      <w:r>
-        <w:t xml:space="preserve"> </w:t>
-      </w:r>
-      <w:r>
-        <w:t xml:space="preserve">DPL phase, industry sector, DOI measure type, performance measure type)</w:t>
-      </w:r>
-      <w:r>
-        <w:t xml:space="preserve"> </w:t>
-      </w:r>
-      <w:r>
-        <w:t xml:space="preserve">and the two-way random-effects ICC(2, 1) for continuous cDAI scores. The</w:t>
-      </w:r>
-      <w:r>
-        <w:t xml:space="preserve"> </w:t>
-      </w:r>
-      <w:r>
-        <w:t xml:space="preserve">target threshold of κ ≥ 0.70 follows Landis and Koch's (1977)</w:t>
-      </w:r>
-      <w:r>
-        <w:t xml:space="preserve"> </w:t>
-      </w:r>
-      <w:r>
-        <w:t xml:space="preserve">"substantial agreement" criterion, which represents the minimum</w:t>
-      </w:r>
-      <w:r>
-        <w:t xml:space="preserve"> </w:t>
-      </w:r>
-      <w:r>
-        <w:t xml:space="preserve">acceptable level for meta-analytic coding in IB research (Aguinis et</w:t>
-      </w:r>
-      <w:r>
-        <w:t xml:space="preserve"> </w:t>
-      </w:r>
-      <w:r>
-        <w:t xml:space="preserve">al., 2011). ICR statistics are reported in Table 3.1 (see Results,</w:t>
-      </w:r>
-      <w:r>
-        <w:t xml:space="preserve"> </w:t>
-      </w:r>
-      <w:r>
-        <w:t xml:space="preserve">§4.1); all targets were met prior to commencing coding of the remaining</w:t>
-      </w:r>
-      <w:r>
-        <w:t xml:space="preserve"> </w:t>
-      </w:r>
-      <w:r>
-        <w:t xml:space="preserve">80% of the corpus.</w:t>
-      </w:r>
-    </w:p>
-    <w:bookmarkEnd w:id="32"/>
-    <w:bookmarkStart w:id="33" w:name="X5be2e0a2ca6cb65463b6962be6810bfed28508c"/>
-    <w:p>
-      <w:pPr>
-        <w:pStyle w:val="Heading4"/>
-      </w:pPr>
-      <w:r>
-        <w:t xml:space="preserve">3.3.3 Study-Level Risk of Bias</w:t>
-      </w:r>
-    </w:p>
-    <w:p>
-      <w:pPr>
-        <w:pStyle w:val="FirstParagraph"/>
-      </w:pPr>
-      <w:r>
-        <w:t xml:space="preserve">Consistent with established practice in internationalization–performance</w:t>
-      </w:r>
-      <w:r>
-        <w:t xml:space="preserve"> </w:t>
-      </w:r>
-      <w:r>
-        <w:t xml:space="preserve">meta-analysis (Bausch &amp; Krist, 2007; Marano et al., 2016), no formal</w:t>
-      </w:r>
-      <w:r>
-        <w:t xml:space="preserve"> </w:t>
-      </w:r>
-      <w:r>
-        <w:t xml:space="preserve">study-level risk-of-bias instrument (e.g., RoB 2, ROBINS-I) was applied</w:t>
-      </w:r>
-      <w:r>
-        <w:t xml:space="preserve"> </w:t>
-      </w:r>
-      <w:r>
-        <w:t xml:space="preserve">to individual primary studies. The I→P corpus is composed exclusively of</w:t>
-      </w:r>
-      <w:r>
-        <w:t xml:space="preserve"> </w:t>
-      </w:r>
-      <w:r>
-        <w:t xml:space="preserve">peer-reviewed observational survey studies; the threats most relevant to</w:t>
-      </w:r>
-      <w:r>
-        <w:t xml:space="preserve"> </w:t>
-      </w:r>
-      <w:r>
-        <w:t xml:space="preserve">this literature, publication bias, omitted-variable bias, and</w:t>
-      </w:r>
-      <w:r>
-        <w:t xml:space="preserve"> </w:t>
-      </w:r>
-      <w:r>
-        <w:t xml:space="preserve">measurement heterogeneity in the DOI operationalization, are addressed</w:t>
-      </w:r>
-      <w:r>
-        <w:t xml:space="preserve"> </w:t>
-      </w:r>
-      <w:r>
-        <w:t xml:space="preserve">at the synthesis level rather than the study level. Publication bias is</w:t>
-      </w:r>
-      <w:r>
-        <w:t xml:space="preserve"> </w:t>
-      </w:r>
-      <w:r>
-        <w:t xml:space="preserve">assessed via Egger's regression test, Begg and Mazumdar's (1994)</w:t>
-      </w:r>
-      <w:r>
-        <w:t xml:space="preserve"> </w:t>
-      </w:r>
-      <w:r>
-        <w:t xml:space="preserve">rank-correlation test, and Duval and Tweedie's (2000) trim-and-fill</w:t>
-      </w:r>
-      <w:r>
-        <w:t xml:space="preserve"> </w:t>
-      </w:r>
-      <w:r>
-        <w:t xml:space="preserve">procedure (§3.6). Measurement heterogeneity is addressed through</w:t>
-      </w:r>
-      <w:r>
-        <w:t xml:space="preserve"> </w:t>
-      </w:r>
-      <w:r>
-        <w:t xml:space="preserve">moderator coding of DOI type (FSTS, FATA, entropy, count) and</w:t>
-      </w:r>
-      <w:r>
-        <w:t xml:space="preserve"> </w:t>
-      </w:r>
-      <w:r>
-        <w:t xml:space="preserve">performance type, and through the three-level model's explicit</w:t>
-      </w:r>
-      <w:r>
-        <w:t xml:space="preserve"> </w:t>
-      </w:r>
-      <w:r>
-        <w:t xml:space="preserve">decomposition of within-study variance attributable to multiple</w:t>
-      </w:r>
-      <w:r>
-        <w:t xml:space="preserve"> </w:t>
-      </w:r>
-      <w:r>
-        <w:t xml:space="preserve">specifications per study.</w:t>
-      </w:r>
-    </w:p>
-    <w:bookmarkEnd w:id="33"/>
-    <w:bookmarkEnd w:id="34"/>
-    <w:bookmarkStart w:id="35" w:name="X601957e051aebf49785be7eb6f4c3dde13d76da"/>
-    <w:p>
-      <w:pPr>
-        <w:pStyle w:val="Heading3"/>
-      </w:pPr>
-      <w:r>
-        <w:t xml:space="preserve">3.4 Moderator Coding Protocol</w:t>
-      </w:r>
-    </w:p>
-    <w:p>
-      <w:pPr>
-        <w:pStyle w:val="FirstParagraph"/>
-      </w:pPr>
-      <w:r>
-        <w:t xml:space="preserve">Seven moderators were coded for each effect size: four standard</w:t>
-      </w:r>
-      <w:r>
-        <w:t xml:space="preserve"> </w:t>
-      </w:r>
-      <w:r>
-        <w:t xml:space="preserve">moderators replicated from prior I→P meta-analyses (Marano et al., 2016)</w:t>
-      </w:r>
-      <w:r>
-        <w:t xml:space="preserve"> </w:t>
-      </w:r>
-      <w:r>
-        <w:t xml:space="preserve">and three novel moderators introduced in the present study.</w:t>
-      </w:r>
-    </w:p>
-    <w:p>
-      <w:pPr>
-        <w:pStyle w:val="BodyText"/>
-      </w:pPr>
-      <w:r>
-        <w:rPr>
-          <w:bCs/>
-          <w:b/>
-        </w:rPr>
-        <w:t xml:space="preserve">Standard moderators</w:t>
-      </w:r>
-      <w:r>
-        <w:t xml:space="preserve"> </w:t>
-      </w:r>
-      <w:r>
-        <w:t xml:space="preserve">(4):</w:t>
-      </w:r>
-    </w:p>
-    <w:p>
-      <w:pPr>
-        <w:numPr>
-          <w:ilvl w:val="0"/>
-          <w:numId w:val="1002"/>
-        </w:numPr>
-        <w:pStyle w:val="Compact"/>
-      </w:pPr>
-      <w:r>
-        <w:rPr>
-          <w:iCs/>
-          <w:i/>
-        </w:rPr>
-        <w:t xml:space="preserve">Country of origin</w:t>
-      </w:r>
-      <w:r>
-        <w:t xml:space="preserve">, ISO 3166-1 alpha-3 code; multi-country studies</w:t>
-      </w:r>
-      <w:r>
-        <w:t xml:space="preserve"> </w:t>
-      </w:r>
-      <w:r>
-        <w:t xml:space="preserve">coded as "pooled" with ICRV regime assigned to the modal country if</w:t>
-      </w:r>
-      <w:r>
-        <w:t xml:space="preserve"> </w:t>
-      </w:r>
-      <w:r>
-        <w:t xml:space="preserve">one country contributes ≥ 60% of the sample, otherwise coded as</w:t>
-      </w:r>
-      <w:r>
-        <w:t xml:space="preserve"> </w:t>
-      </w:r>
-      <w:r>
-        <w:t xml:space="preserve">"cross-regime"</w:t>
-      </w:r>
-    </w:p>
-    <w:p>
-      <w:pPr>
-        <w:numPr>
-          <w:ilvl w:val="0"/>
-          <w:numId w:val="1002"/>
-        </w:numPr>
-        <w:pStyle w:val="Compact"/>
-      </w:pPr>
-      <w:r>
-        <w:rPr>
-          <w:iCs/>
-          <w:i/>
-        </w:rPr>
-        <w:t xml:space="preserve">Industry sector</w:t>
-      </w:r>
-      <w:r>
-        <w:t xml:space="preserve">, SIC broad division: manufacturing (SIC 20–39),</w:t>
-      </w:r>
-      <w:r>
-        <w:t xml:space="preserve"> </w:t>
-      </w:r>
-      <w:r>
-        <w:t xml:space="preserve">services (SIC 40–89), or mixed/unspecified</w:t>
-      </w:r>
-    </w:p>
-    <w:p>
-      <w:pPr>
-        <w:numPr>
-          <w:ilvl w:val="0"/>
-          <w:numId w:val="1002"/>
-        </w:numPr>
-        <w:pStyle w:val="Compact"/>
-      </w:pPr>
-      <w:r>
-        <w:rPr>
-          <w:iCs/>
-          <w:i/>
-        </w:rPr>
-        <w:t xml:space="preserve">DOI operationalization</w:t>
-      </w:r>
-      <w:r>
-        <w:t xml:space="preserve">, FSTS (foreign sales ÷ total sales);</w:t>
-      </w:r>
-      <w:r>
-        <w:t xml:space="preserve"> </w:t>
-      </w:r>
-      <w:r>
-        <w:t xml:space="preserve">entropy index (Jacquemin &amp; Berry, 1979); count of foreign markets or</w:t>
-      </w:r>
-      <w:r>
-        <w:t xml:space="preserve"> </w:t>
-      </w:r>
-      <w:r>
-        <w:t xml:space="preserve">subsidiaries; transnationality index (UNCTAD composite)</w:t>
-      </w:r>
-    </w:p>
-    <w:p>
-      <w:pPr>
-        <w:numPr>
-          <w:ilvl w:val="0"/>
-          <w:numId w:val="1002"/>
-        </w:numPr>
-        <w:pStyle w:val="Compact"/>
-      </w:pPr>
-      <w:r>
-        <w:rPr>
-          <w:iCs/>
-          <w:i/>
-        </w:rPr>
-        <w:t xml:space="preserve">Performance operationalization</w:t>
-      </w:r>
-      <w:r>
-        <w:t xml:space="preserve">, accounting-based (ROA, ROE, ROS);</w:t>
-      </w:r>
-      <w:r>
-        <w:t xml:space="preserve"> </w:t>
-      </w:r>
-      <w:r>
-        <w:t xml:space="preserve">market-based (Tobin's Q, stock return); productivity-based (labor</w:t>
-      </w:r>
-      <w:r>
-        <w:t xml:space="preserve"> </w:t>
-      </w:r>
-      <w:r>
-        <w:t xml:space="preserve">productivity, TFP); composite (mixed)</w:t>
-      </w:r>
-    </w:p>
-    <w:p>
-      <w:pPr>
-        <w:pStyle w:val="FirstParagraph"/>
-      </w:pPr>
-      <w:r>
-        <w:rPr>
-          <w:bCs/>
-          <w:b/>
-        </w:rPr>
-        <w:t xml:space="preserve">Novel moderators</w:t>
-      </w:r>
-      <w:r>
-        <w:t xml:space="preserve"> </w:t>
-      </w:r>
-      <w:r>
-        <w:t xml:space="preserve">(3): 5.</w:t>
-      </w:r>
-      <w:r>
-        <w:t xml:space="preserve"> </w:t>
-      </w:r>
-      <w:r>
-        <w:rPr>
-          <w:iCs/>
-          <w:i/>
-        </w:rPr>
-        <w:t xml:space="preserve">ICRV regime</w:t>
-      </w:r>
-      <w:r>
-        <w:t xml:space="preserve">, Six-code classification</w:t>
-      </w:r>
-      <w:r>
-        <w:t xml:space="preserve"> </w:t>
-      </w:r>
-      <w:r>
-        <w:t xml:space="preserve">based on World Bank WGI Rule of Law score (2023 vintage), validated</w:t>
-      </w:r>
-      <w:r>
-        <w:t xml:space="preserve"> </w:t>
-      </w:r>
-      <w:r>
-        <w:t xml:space="preserve">against IMF World Economic Outlook country classification: Code I:</w:t>
-      </w:r>
-      <w:r>
-        <w:t xml:space="preserve"> </w:t>
-      </w:r>
-      <w:r>
-        <w:t xml:space="preserve">Advanced-Innovation (WGI &gt; +0.80; e.g., Singapore, Hong Kong, South</w:t>
-      </w:r>
-      <w:r>
-        <w:t xml:space="preserve"> </w:t>
-      </w:r>
-      <w:r>
-        <w:t xml:space="preserve">Korea, Japan, Taiwan, Australia); Code II: Upper-Middle (0 &lt; WGI ≤</w:t>
-      </w:r>
-      <w:r>
-        <w:t xml:space="preserve"> </w:t>
-      </w:r>
-      <w:r>
-        <w:t xml:space="preserve">+0.80; e.g., China, Malaysia, Thailand); Code III: Emerging (−0.50 &lt;</w:t>
-      </w:r>
-      <w:r>
-        <w:t xml:space="preserve"> </w:t>
-      </w:r>
-      <w:r>
-        <w:t xml:space="preserve">WGI ≤ 0; e.g., Vietnam, India, Philippines); Code FR: Frontier/SIDS (WGI</w:t>
-      </w:r>
-      <w:r>
-        <w:t xml:space="preserve"> </w:t>
-      </w:r>
-      <w:r>
-        <w:t xml:space="preserve">≤ −0.50 or small island developing state, e.g., Bangladesh, Myanmar,</w:t>
-      </w:r>
-      <w:r>
-        <w:t xml:space="preserve"> </w:t>
-      </w:r>
-      <w:r>
-        <w:t xml:space="preserve">Fiji, Pacific island economies); Code MX: Multi-country pooled samples</w:t>
-      </w:r>
-      <w:r>
-        <w:t xml:space="preserve"> </w:t>
-      </w:r>
-      <w:r>
-        <w:t xml:space="preserve">spanning two or more ICRV regimes (no single modal-country regime ≥ 60%</w:t>
-      </w:r>
-      <w:r>
-        <w:t xml:space="preserve"> </w:t>
-      </w:r>
-      <w:r>
-        <w:t xml:space="preserve">of sample) 6.</w:t>
-      </w:r>
-      <w:r>
-        <w:t xml:space="preserve"> </w:t>
-      </w:r>
-      <w:r>
-        <w:rPr>
-          <w:iCs/>
-          <w:i/>
-        </w:rPr>
-        <w:t xml:space="preserve">cDAI</w:t>
-      </w:r>
-      <w:r>
-        <w:t xml:space="preserve">, Country-year digital adoption composite (0–1</w:t>
-      </w:r>
-      <w:r>
-        <w:t xml:space="preserve"> </w:t>
-      </w:r>
-      <w:r>
-        <w:t xml:space="preserve">scale): primary source, World Bank Digital Adoption Index (2016 vintage,</w:t>
-      </w:r>
-      <w:r>
-        <w:t xml:space="preserve"> </w:t>
-      </w:r>
-      <w:r>
-        <w:t xml:space="preserve">Sahay et al., 2020); secondary source, ITU Digital Development Index</w:t>
-      </w:r>
-      <w:r>
-        <w:t xml:space="preserve"> </w:t>
-      </w:r>
-      <w:r>
-        <w:t xml:space="preserve">(DDI, 2017–2026, linear-rescaled to 0–1). Country-year assignment</w:t>
-      </w:r>
-      <w:r>
-        <w:t xml:space="preserve"> </w:t>
-      </w:r>
-      <w:r>
-        <w:t xml:space="preserve">follows the median year of the study's data collection period. For</w:t>
-      </w:r>
-      <w:r>
-        <w:t xml:space="preserve"> </w:t>
-      </w:r>
-      <w:r>
-        <w:t xml:space="preserve">multi-country samples, cDAI is the sample-weighted average of</w:t>
-      </w:r>
-      <w:r>
-        <w:t xml:space="preserve"> </w:t>
-      </w:r>
-      <w:r>
-        <w:t xml:space="preserve">country-year scores. Studies lacking country-year DAI data are assigned</w:t>
-      </w:r>
-      <w:r>
-        <w:t xml:space="preserve"> </w:t>
-      </w:r>
-      <w:r>
-        <w:t xml:space="preserve">ITU ICT Development Index values with a −0.05 adjustment for known</w:t>
-      </w:r>
-      <w:r>
-        <w:t xml:space="preserve"> </w:t>
-      </w:r>
-      <w:r>
-        <w:t xml:space="preserve">downward bias relative to the World Bank composite (Katz &amp; Callorda,</w:t>
-      </w:r>
-      <w:r>
-        <w:t xml:space="preserve"> </w:t>
-      </w:r>
-      <w:r>
-        <w:t xml:space="preserve">2018). 7.</w:t>
-      </w:r>
-      <w:r>
-        <w:t xml:space="preserve"> </w:t>
-      </w:r>
-      <w:r>
-        <w:rPr>
-          <w:iCs/>
-          <w:i/>
-        </w:rPr>
-        <w:t xml:space="preserve">DPL phase</w:t>
-      </w:r>
-      <w:r>
-        <w:t xml:space="preserve">, "Precede": data collection predominantly prior</w:t>
-      </w:r>
-      <w:r>
-        <w:t xml:space="preserve"> </w:t>
-      </w:r>
-      <w:r>
-        <w:t xml:space="preserve">to 2009 (median data year &lt; 2009); "Span": data collection spans</w:t>
-      </w:r>
-      <w:r>
-        <w:t xml:space="preserve"> </w:t>
-      </w:r>
-      <w:r>
-        <w:t xml:space="preserve">2005–2014 or cannot be classified as predominantly Precede or Follow;</w:t>
-      </w:r>
-      <w:r>
-        <w:t xml:space="preserve"> </w:t>
-      </w:r>
-      <w:r>
-        <w:t xml:space="preserve">"Follow": data collection predominantly post-2014 (median data year ≥</w:t>
-      </w:r>
-      <w:r>
-        <w:t xml:space="preserve"> </w:t>
-      </w:r>
-      <w:r>
-        <w:t xml:space="preserve">2015). Studies where data years cannot be determined from the paper are</w:t>
-      </w:r>
-      <w:r>
-        <w:t xml:space="preserve"> </w:t>
-      </w:r>
-      <w:r>
-        <w:t xml:space="preserve">coded as "Span" by default and flagged.</w:t>
-      </w:r>
-    </w:p>
-    <w:bookmarkEnd w:id="35"/>
-    <w:bookmarkStart w:id="36" w:name="X39398803b6212107b1d34889a3ed87f1d2a89f2"/>
-    <w:p>
-      <w:pPr>
-        <w:pStyle w:val="Heading3"/>
-      </w:pPr>
-      <w:r>
-        <w:t xml:space="preserve">3.5 Statistical Model: Three-Level MARA</w:t>
-      </w:r>
-    </w:p>
-    <w:p>
-      <w:pPr>
-        <w:pStyle w:val="FirstParagraph"/>
-      </w:pPr>
-      <w:r>
-        <w:t xml:space="preserve">The three-level model (Van den Noortgate et al., 2013; Cheung, 2014)</w:t>
-      </w:r>
-      <w:r>
-        <w:t xml:space="preserve"> </w:t>
-      </w:r>
-      <w:r>
-        <w:t xml:space="preserve">decomposes the observed effect size</w:t>
-      </w:r>
-      <w:r>
-        <w:t xml:space="preserve"> </w:t>
-      </w:r>
-      <w:r>
-        <w:rPr>
-          <w:iCs/>
-          <w:i/>
-        </w:rPr>
-        <w:t xml:space="preserve">r</w:t>
-      </w:r>
-      <w:r>
-        <w:t xml:space="preserve">_ij (effect</w:t>
-      </w:r>
-      <w:r>
-        <w:t xml:space="preserve"> </w:t>
-      </w:r>
-      <w:r>
-        <w:rPr>
-          <w:iCs/>
-          <w:i/>
-        </w:rPr>
-        <w:t xml:space="preserve">i</w:t>
-      </w:r>
-      <w:r>
-        <w:t xml:space="preserve"> </w:t>
-      </w:r>
-      <w:r>
-        <w:t xml:space="preserve">from study</w:t>
-      </w:r>
-      <w:r>
-        <w:t xml:space="preserve"> </w:t>
-      </w:r>
-      <w:r>
-        <w:rPr>
-          <w:iCs/>
-          <w:i/>
-        </w:rPr>
-        <w:t xml:space="preserve">j</w:t>
-      </w:r>
-      <w:r>
-        <w:t xml:space="preserve">)</w:t>
-      </w:r>
-      <w:r>
-        <w:t xml:space="preserve"> </w:t>
-      </w:r>
-      <w:r>
-        <w:t xml:space="preserve">into true between-study variability, residual within-study variability,</w:t>
-      </w:r>
-      <w:r>
-        <w:t xml:space="preserve"> </w:t>
-      </w:r>
-      <w:r>
-        <w:t xml:space="preserve">and sampling error:</w:t>
-      </w:r>
-    </w:p>
-    <w:p>
-      <w:pPr>
-        <w:pStyle w:val="BodyText"/>
-      </w:pPr>
-      <w:r>
-        <w:rPr>
-          <w:bCs/>
-          <w:b/>
-        </w:rPr>
-        <w:t xml:space="preserve">Level 1, Sampling error:</w:t>
+        <w:t xml:space="preserve">The model decomposes effect r_ij (effect i in study j) into sampling error, within-study, and between-study components:</w:t>
       </w:r>
     </w:p>
     <w:p>
@@ -7351,9 +2416,6 @@
                 </m:rPr>
                 <m:t>,</m:t>
               </m:r>
-              <m:r>
-                <m:t> </m:t>
-              </m:r>
               <m:sSub>
                 <m:e>
                   <m:r>
@@ -7371,100 +2433,85 @@
               </m:sSub>
             </m:e>
           </m:d>
+          <m:r>
+            <m:rPr>
+              <m:sty m:val="p"/>
+            </m:rPr>
+            <m:t>,</m:t>
+          </m:r>
+          <m:r>
+            <m:t> </m:t>
+          </m:r>
+          <m:sSub>
+            <m:e>
+              <m:r>
+                <m:t>v</m:t>
+              </m:r>
+            </m:e>
+            <m:sub>
+              <m:r>
+                <m:t>i</m:t>
+              </m:r>
+              <m:r>
+                <m:t>j</m:t>
+              </m:r>
+            </m:sub>
+          </m:sSub>
+          <m:r>
+            <m:rPr>
+              <m:sty m:val="p"/>
+            </m:rPr>
+            <m:t>≈</m:t>
+          </m:r>
+          <m:r>
+            <m:t>1</m:t>
+          </m:r>
+          <m:r>
+            <m:rPr>
+              <m:sty m:val="p"/>
+            </m:rPr>
+            <m:t>/</m:t>
+          </m:r>
+          <m:d>
+            <m:dPr>
+              <m:begChr m:val="("/>
+              <m:endChr m:val=")"/>
+              <m:sepChr m:val=""/>
+              <m:grow/>
+            </m:dPr>
+            <m:e>
+              <m:sSub>
+                <m:e>
+                  <m:r>
+                    <m:t>N</m:t>
+                  </m:r>
+                </m:e>
+                <m:sub>
+                  <m:r>
+                    <m:t>i</m:t>
+                  </m:r>
+                  <m:r>
+                    <m:t>j</m:t>
+                  </m:r>
+                </m:sub>
+              </m:sSub>
+              <m:r>
+                <m:rPr>
+                  <m:sty m:val="p"/>
+                </m:rPr>
+                <m:t>−</m:t>
+              </m:r>
+              <m:r>
+                <m:t>3</m:t>
+              </m:r>
+            </m:e>
+          </m:d>
         </m:oMath>
       </m:oMathPara>
     </w:p>
     <w:p>
       <w:pPr>
         <w:pStyle w:val="FirstParagraph"/>
-      </w:pPr>
-      <w:r>
-        <w:t xml:space="preserve">where</w:t>
-      </w:r>
-      <w:r>
-        <w:t xml:space="preserve"> </w:t>
-      </w:r>
-      <w:r>
-        <w:rPr>
-          <w:iCs/>
-          <w:i/>
-        </w:rPr>
-        <w:t xml:space="preserve">v</w:t>
-      </w:r>
-      <w:r>
-        <w:t xml:space="preserve">_ij is the known conditional sampling variance of the</w:t>
-      </w:r>
-      <w:r>
-        <w:t xml:space="preserve"> </w:t>
-      </w:r>
-      <w:r>
-        <w:t xml:space="preserve">Fisher-transformed correlation</w:t>
-      </w:r>
-      <w:r>
-        <w:t xml:space="preserve"> </w:t>
-      </w:r>
-      <w:r>
-        <w:rPr>
-          <w:iCs/>
-          <w:i/>
-        </w:rPr>
-        <w:t xml:space="preserve">z</w:t>
-      </w:r>
-      <w:r>
-        <w:t xml:space="preserve">_ij, computed from the study-reported</w:t>
-      </w:r>
-      <w:r>
-        <w:t xml:space="preserve"> </w:t>
-      </w:r>
-      <w:r>
-        <w:rPr>
-          <w:iCs/>
-          <w:i/>
-        </w:rPr>
-        <w:t xml:space="preserve">N</w:t>
-      </w:r>
-      <w:r>
-        <w:t xml:space="preserve">_ij as</w:t>
-      </w:r>
-      <w:r>
-        <w:t xml:space="preserve"> </w:t>
-      </w:r>
-      <w:r>
-        <w:rPr>
-          <w:iCs/>
-          <w:i/>
-        </w:rPr>
-        <w:t xml:space="preserve">v</w:t>
-      </w:r>
-      <w:r>
-        <w:t xml:space="preserve">_ij ≈ 1/(</w:t>
-      </w:r>
-      <w:r>
-        <w:rPr>
-          <w:iCs/>
-          <w:i/>
-        </w:rPr>
-        <w:t xml:space="preserve">N</w:t>
-      </w:r>
-      <w:r>
-        <w:t xml:space="preserve">_ij − 3) (Borenstein et al., 2021).</w:t>
-      </w:r>
-    </w:p>
-    <w:p>
-      <w:pPr>
-        <w:pStyle w:val="BodyText"/>
-      </w:pPr>
-      <w:r>
-        <w:rPr>
-          <w:bCs/>
-          <w:b/>
-        </w:rPr>
-        <w:t xml:space="preserve">Level 2, Within-study heterogeneity:</w:t>
-      </w:r>
-    </w:p>
-    <w:p>
-      <w:pPr>
-        <w:pStyle w:val="BodyText"/>
       </w:pPr>
       <m:oMathPara>
         <m:oMathParaPr>
@@ -7579,9 +2626,6 @@
                 </m:rPr>
                 <m:t>,</m:t>
               </m:r>
-              <m:r>
-                <m:t> </m:t>
-              </m:r>
               <m:sSubSup>
                 <m:e>
                   <m:r>
@@ -7617,38 +2661,6 @@
     <w:p>
       <w:pPr>
         <w:pStyle w:val="FirstParagraph"/>
-      </w:pPr>
-      <w:r>
-        <w:t xml:space="preserve">where σ²_(2) captures residual variation among effect sizes within a</w:t>
-      </w:r>
-      <w:r>
-        <w:t xml:space="preserve"> </w:t>
-      </w:r>
-      <w:r>
-        <w:t xml:space="preserve">study (e.g., from different samples, subgroups, or model specifications</w:t>
-      </w:r>
-      <w:r>
-        <w:t xml:space="preserve"> </w:t>
-      </w:r>
-      <w:r>
-        <w:t xml:space="preserve">reported in the same paper).</w:t>
-      </w:r>
-    </w:p>
-    <w:p>
-      <w:pPr>
-        <w:pStyle w:val="BodyText"/>
-      </w:pPr>
-      <w:r>
-        <w:rPr>
-          <w:bCs/>
-          <w:b/>
-        </w:rPr>
-        <w:t xml:space="preserve">Level 3, Between-study heterogeneity and moderation:</w:t>
-      </w:r>
-    </w:p>
-    <w:p>
-      <w:pPr>
-        <w:pStyle w:val="BodyText"/>
       </w:pPr>
       <m:oMathPara>
         <m:oMathParaPr>
@@ -7772,9 +2784,6 @@
                 </m:rPr>
                 <m:t>,</m:t>
               </m:r>
-              <m:r>
-                <m:t> </m:t>
-              </m:r>
               <m:sSubSup>
                 <m:e>
                   <m:r>
@@ -7825,207 +2834,7 @@
         <w:t xml:space="preserve">X</w:t>
       </w:r>
       <w:r>
-        <w:t xml:space="preserve">_j is the (</w:t>
-      </w:r>
-      <w:r>
-        <w:rPr>
-          <w:iCs/>
-          <w:i/>
-        </w:rPr>
-        <w:t xml:space="preserve">J</w:t>
-      </w:r>
-      <w:r>
-        <w:t xml:space="preserve"> </w:t>
-      </w:r>
-      <w:r>
-        <w:t xml:space="preserve">×</w:t>
-      </w:r>
-      <w:r>
-        <w:t xml:space="preserve"> </w:t>
-      </w:r>
-      <w:r>
-        <w:rPr>
-          <w:iCs/>
-          <w:i/>
-        </w:rPr>
-        <w:t xml:space="preserve">p</w:t>
-      </w:r>
-      <w:r>
-        <w:t xml:space="preserve">) matrix of study-level moderators (ICRV</w:t>
-      </w:r>
-      <w:r>
-        <w:t xml:space="preserve"> </w:t>
-      </w:r>
-      <w:r>
-        <w:t xml:space="preserve">regime dummy vector [</w:t>
-      </w:r>
-      <w:r>
-        <w:rPr>
-          <w:iCs/>
-          <w:i/>
-        </w:rPr>
-        <w:t xml:space="preserve">d</w:t>
-      </w:r>
-      <w:r>
-        <w:t xml:space="preserve">_I,</w:t>
-      </w:r>
-      <w:r>
-        <w:t xml:space="preserve"> </w:t>
-      </w:r>
-      <w:r>
-        <w:rPr>
-          <w:iCs/>
-          <w:i/>
-        </w:rPr>
-        <w:t xml:space="preserve">d</w:t>
-      </w:r>
-      <w:r>
-        <w:t xml:space="preserve">_II,</w:t>
-      </w:r>
-      <w:r>
-        <w:t xml:space="preserve"> </w:t>
-      </w:r>
-      <w:r>
-        <w:rPr>
-          <w:iCs/>
-          <w:i/>
-        </w:rPr>
-        <w:t xml:space="preserve">d</w:t>
-      </w:r>
-      <w:r>
-        <w:t xml:space="preserve">_III,</w:t>
-      </w:r>
-      <w:r>
-        <w:t xml:space="preserve"> </w:t>
-      </w:r>
-      <w:r>
-        <w:rPr>
-          <w:iCs/>
-          <w:i/>
-        </w:rPr>
-        <w:t xml:space="preserve">d</w:t>
-      </w:r>
-      <w:r>
-        <w:t xml:space="preserve">_SIDS, with Regime</w:t>
-      </w:r>
-      <w:r>
-        <w:t xml:space="preserve"> </w:t>
-      </w:r>
-      <w:r>
-        <w:t xml:space="preserve">V as reference]; continuous cDAI score; DPL phase dummy vector</w:t>
-      </w:r>
-      <w:r>
-        <w:t xml:space="preserve"> </w:t>
-      </w:r>
-      <w:r>
-        <w:t xml:space="preserve">[</w:t>
-      </w:r>
-      <w:r>
-        <w:rPr>
-          <w:iCs/>
-          <w:i/>
-        </w:rPr>
-        <w:t xml:space="preserve">d</w:t>
-      </w:r>
-      <w:r>
-        <w:t xml:space="preserve">_Span,</w:t>
-      </w:r>
-      <w:r>
-        <w:t xml:space="preserve"> </w:t>
-      </w:r>
-      <w:r>
-        <w:rPr>
-          <w:iCs/>
-          <w:i/>
-        </w:rPr>
-        <w:t xml:space="preserve">d</w:t>
-      </w:r>
-      <w:r>
-        <w:t xml:space="preserve">_Follow, with Precede as reference]; plus the four</w:t>
-      </w:r>
-      <w:r>
-        <w:t xml:space="preserve"> </w:t>
-      </w:r>
-      <w:r>
-        <w:t xml:space="preserve">standard moderators as controls),</w:t>
-      </w:r>
-      <w:r>
-        <w:t xml:space="preserve"> </w:t>
-      </w:r>
-      <w:r>
-        <w:rPr>
-          <w:bCs/>
-          <w:b/>
-        </w:rPr>
-        <w:t xml:space="preserve">β</w:t>
-      </w:r>
-      <w:r>
-        <w:t xml:space="preserve"> </w:t>
-      </w:r>
-      <w:r>
-        <w:t xml:space="preserve">is the (</w:t>
-      </w:r>
-      <w:r>
-        <w:rPr>
-          <w:iCs/>
-          <w:i/>
-        </w:rPr>
-        <w:t xml:space="preserve">p</w:t>
-      </w:r>
-      <w:r>
-        <w:t xml:space="preserve"> </w:t>
-      </w:r>
-      <w:r>
-        <w:t xml:space="preserve">× 1) coefficient</w:t>
-      </w:r>
-      <w:r>
-        <w:t xml:space="preserve"> </w:t>
-      </w:r>
-      <w:r>
-        <w:t xml:space="preserve">vector of primary interest, and</w:t>
-      </w:r>
-      <w:r>
-        <w:t xml:space="preserve"> </w:t>
-      </w:r>
-      <w:r>
-        <w:rPr>
-          <w:iCs/>
-          <w:i/>
-        </w:rPr>
-        <w:t xml:space="preserve">w</w:t>
-      </w:r>
-      <w:r>
-        <w:t xml:space="preserve">_j is the residual between-study</w:t>
-      </w:r>
-      <w:r>
-        <w:t xml:space="preserve"> </w:t>
-      </w:r>
-      <w:r>
-        <w:t xml:space="preserve">variance component.</w:t>
-      </w:r>
-    </w:p>
-    <w:p>
-      <w:pPr>
-        <w:pStyle w:val="BodyText"/>
-      </w:pPr>
-      <w:r>
-        <w:rPr>
-          <w:bCs/>
-          <w:b/>
-        </w:rPr>
-        <w:t xml:space="preserve">Estimation.</w:t>
-      </w:r>
-      <w:r>
-        <w:t xml:space="preserve"> </w:t>
-      </w:r>
-      <w:r>
-        <w:t xml:space="preserve">Parameters are estimated by Restricted Maximum</w:t>
-      </w:r>
-      <w:r>
-        <w:t xml:space="preserve"> </w:t>
-      </w:r>
-      <w:r>
-        <w:t xml:space="preserve">Likelihood (REML) using the</w:t>
+        <w:t xml:space="preserve">_j holds the study-level moderators (ICRV dummies, cDAI, DPL dummies) plus the four standard controls. Parameters are estimated by REML via</w:t>
       </w:r>
       <w:r>
         <w:t xml:space="preserve"> </w:t>
@@ -8040,7 +2849,7 @@
         <w:t xml:space="preserve"> </w:t>
       </w:r>
       <w:r>
-        <w:t xml:space="preserve">function in</w:t>
+        <w:t xml:space="preserve">in</w:t>
       </w:r>
       <w:r>
         <w:t xml:space="preserve"> </w:t>
@@ -8055,1532 +2864,30 @@
         <w:t xml:space="preserve"> </w:t>
       </w:r>
       <w:r>
-        <w:t xml:space="preserve">v4</w:t>
-      </w:r>
-      <w:r>
-        <w:t xml:space="preserve"> </w:t>
-      </w:r>
-      <w:r>
-        <w:t xml:space="preserve">(Viechtbauer, 2010), with the variance-covariance matrix for multiple</w:t>
-      </w:r>
-      <w:r>
-        <w:t xml:space="preserve"> </w:t>
-      </w:r>
-      <w:r>
-        <w:t xml:space="preserve">effects within studies specified as compound-symmetric. The REML</w:t>
-      </w:r>
-      <w:r>
-        <w:t xml:space="preserve"> </w:t>
-      </w:r>
-      <w:r>
-        <w:t xml:space="preserve">estimator was preferred over full ML because it produces unbiased</w:t>
-      </w:r>
-      <w:r>
-        <w:t xml:space="preserve"> </w:t>
-      </w:r>
-      <w:r>
-        <w:t xml:space="preserve">variance component estimates when the number of studies (</w:t>
-      </w:r>
-      <w:r>
-        <w:rPr>
-          <w:iCs/>
-          <w:i/>
-        </w:rPr>
-        <w:t xml:space="preserve">k</w:t>
-      </w:r>
-      <w:r>
-        <w:t xml:space="preserve">) is</w:t>
-      </w:r>
-      <w:r>
-        <w:t xml:space="preserve"> </w:t>
-      </w:r>
-      <w:r>
-        <w:t xml:space="preserve">moderate relative to the number of moderators (</w:t>
-      </w:r>
-      <w:r>
-        <w:rPr>
-          <w:iCs/>
-          <w:i/>
-        </w:rPr>
-        <w:t xml:space="preserve">p</w:t>
-      </w:r>
-      <w:r>
-        <w:t xml:space="preserve">), the condition that</w:t>
-      </w:r>
-      <w:r>
-        <w:t xml:space="preserve"> </w:t>
-      </w:r>
-      <w:r>
-        <w:t xml:space="preserve">applies here (Raudenbush &amp; Bryk, 2002, p. 39).</w:t>
-      </w:r>
-    </w:p>
-    <w:p>
-      <w:pPr>
-        <w:pStyle w:val="BodyText"/>
-      </w:pPr>
-      <w:r>
-        <w:rPr>
-          <w:bCs/>
-          <w:b/>
-        </w:rPr>
-        <w:t xml:space="preserve">Effect-size transformation.</w:t>
-      </w:r>
-      <w:r>
-        <w:t xml:space="preserve"> </w:t>
-      </w:r>
-      <w:r>
-        <w:t xml:space="preserve">All Pearson's</w:t>
-      </w:r>
-      <w:r>
-        <w:t xml:space="preserve"> </w:t>
-      </w:r>
-      <w:r>
-        <w:rPr>
-          <w:iCs/>
-          <w:i/>
-        </w:rPr>
-        <w:t xml:space="preserve">r</w:t>
-      </w:r>
-      <w:r>
-        <w:t xml:space="preserve"> </w:t>
-      </w:r>
-      <w:r>
-        <w:t xml:space="preserve">values are transformed</w:t>
-      </w:r>
-      <w:r>
-        <w:t xml:space="preserve"> </w:t>
-      </w:r>
-      <w:r>
-        <w:t xml:space="preserve">to Fisher's</w:t>
-      </w:r>
-      <w:r>
-        <w:t xml:space="preserve"> </w:t>
-      </w:r>
-      <w:r>
-        <w:rPr>
-          <w:iCs/>
-          <w:i/>
-        </w:rPr>
-        <w:t xml:space="preserve">z</w:t>
-      </w:r>
-      <w:r>
-        <w:t xml:space="preserve"> </w:t>
-      </w:r>
-      <w:r>
-        <w:t xml:space="preserve">prior to analysis (</w:t>
-      </w:r>
-      <w:r>
-        <w:rPr>
-          <w:iCs/>
-          <w:i/>
-        </w:rPr>
-        <w:t xml:space="preserve">z</w:t>
-      </w:r>
-      <w:r>
-        <w:t xml:space="preserve"> </w:t>
-      </w:r>
-      <w:r>
-        <w:t xml:space="preserve">= 0.5 × ln[(1+</w:t>
-      </w:r>
-      <w:r>
-        <w:rPr>
-          <w:iCs/>
-          <w:i/>
-        </w:rPr>
-        <w:t xml:space="preserve">r</w:t>
-      </w:r>
-      <w:r>
-        <w:t xml:space="preserve">)/(1−</w:t>
-      </w:r>
-      <w:r>
-        <w:rPr>
-          <w:iCs/>
-          <w:i/>
-        </w:rPr>
-        <w:t xml:space="preserve">r</w:t>
-      </w:r>
-      <w:r>
-        <w:t xml:space="preserve">)]) to</w:t>
-      </w:r>
-      <w:r>
-        <w:t xml:space="preserve"> </w:t>
-      </w:r>
-      <w:r>
-        <w:t xml:space="preserve">stabilize variance and approximate normality (Hedges &amp; Olkin, 1985). All</w:t>
-      </w:r>
-      <w:r>
-        <w:t xml:space="preserve"> </w:t>
-      </w:r>
-      <w:r>
-        <w:t xml:space="preserve">reported results are back-transformed to</w:t>
-      </w:r>
-      <w:r>
-        <w:t xml:space="preserve"> </w:t>
-      </w:r>
-      <w:r>
-        <w:rPr>
-          <w:iCs/>
-          <w:i/>
-        </w:rPr>
-        <w:t xml:space="preserve">r</w:t>
-      </w:r>
-      <w:r>
-        <w:t xml:space="preserve"> </w:t>
-      </w:r>
-      <w:r>
-        <w:t xml:space="preserve">for interpretability. For</w:t>
-      </w:r>
-      <w:r>
-        <w:t xml:space="preserve"> </w:t>
-      </w:r>
-      <w:r>
-        <w:t xml:space="preserve">regression β-derived</w:t>
-      </w:r>
-      <w:r>
-        <w:t xml:space="preserve"> </w:t>
-      </w:r>
-      <w:r>
-        <w:rPr>
-          <w:iCs/>
-          <w:i/>
-        </w:rPr>
-        <w:t xml:space="preserve">r</w:t>
-      </w:r>
-      <w:r>
-        <w:t xml:space="preserve">_partial values (Peterson &amp; Brown, 2005), the</w:t>
-      </w:r>
-      <w:r>
-        <w:t xml:space="preserve"> </w:t>
-      </w:r>
-      <w:r>
-        <w:t xml:space="preserve">same Fisher transformation is applied.</w:t>
-      </w:r>
-    </w:p>
-    <w:p>
-      <w:pPr>
-        <w:pStyle w:val="BodyText"/>
-      </w:pPr>
-      <w:r>
-        <w:rPr>
-          <w:bCs/>
-          <w:b/>
-        </w:rPr>
-        <w:t xml:space="preserve">Heterogeneity decomposition.</w:t>
-      </w:r>
-      <w:r>
-        <w:t xml:space="preserve"> </w:t>
-      </w:r>
-      <w:r>
-        <w:t xml:space="preserve">The proportional heterogeneity at each</w:t>
-      </w:r>
-      <w:r>
-        <w:t xml:space="preserve"> </w:t>
-      </w:r>
-      <w:r>
-        <w:t xml:space="preserve">level is computed as:</w:t>
-      </w:r>
-    </w:p>
-    <w:p>
-      <w:pPr>
-        <w:pStyle w:val="BodyText"/>
-      </w:pPr>
-      <m:oMathPara>
-        <m:oMathParaPr>
-          <m:jc m:val="center"/>
-        </m:oMathParaPr>
-        <m:oMath>
-          <m:sSubSup>
-            <m:e>
-              <m:r>
-                <m:t>I</m:t>
-              </m:r>
-            </m:e>
-            <m:sub>
-              <m:d>
-                <m:dPr>
-                  <m:begChr m:val="("/>
-                  <m:endChr m:val=")"/>
-                  <m:sepChr m:val=""/>
-                  <m:grow/>
-                </m:dPr>
-                <m:e>
-                  <m:r>
-                    <m:t>2</m:t>
-                  </m:r>
-                </m:e>
-              </m:d>
-            </m:sub>
-            <m:sup>
-              <m:r>
-                <m:t>2</m:t>
-              </m:r>
-            </m:sup>
-          </m:sSubSup>
-          <m:r>
-            <m:rPr>
-              <m:sty m:val="p"/>
-            </m:rPr>
-            <m:t>=</m:t>
-          </m:r>
-          <m:f>
-            <m:fPr>
-              <m:type m:val="bar"/>
-            </m:fPr>
-            <m:num>
-              <m:sSubSup>
-                <m:e>
-                  <m:acc>
-                    <m:accPr>
-                      <m:chr m:val="̂"/>
-                    </m:accPr>
-                    <m:e>
-                      <m:r>
-                        <m:t>σ</m:t>
-                      </m:r>
-                    </m:e>
-                  </m:acc>
-                </m:e>
-                <m:sub>
-                  <m:d>
-                    <m:dPr>
-                      <m:begChr m:val="("/>
-                      <m:endChr m:val=")"/>
-                      <m:sepChr m:val=""/>
-                      <m:grow/>
-                    </m:dPr>
-                    <m:e>
-                      <m:r>
-                        <m:t>2</m:t>
-                      </m:r>
-                    </m:e>
-                  </m:d>
-                </m:sub>
-                <m:sup>
-                  <m:r>
-                    <m:t>2</m:t>
-                  </m:r>
-                </m:sup>
-              </m:sSubSup>
-            </m:num>
-            <m:den>
-              <m:sSubSup>
-                <m:e>
-                  <m:acc>
-                    <m:accPr>
-                      <m:chr m:val="̂"/>
-                    </m:accPr>
-                    <m:e>
-                      <m:r>
-                        <m:t>σ</m:t>
-                      </m:r>
-                    </m:e>
-                  </m:acc>
-                </m:e>
-                <m:sub>
-                  <m:d>
-                    <m:dPr>
-                      <m:begChr m:val="("/>
-                      <m:endChr m:val=")"/>
-                      <m:sepChr m:val=""/>
-                      <m:grow/>
-                    </m:dPr>
-                    <m:e>
-                      <m:r>
-                        <m:t>2</m:t>
-                      </m:r>
-                    </m:e>
-                  </m:d>
-                </m:sub>
-                <m:sup>
-                  <m:r>
-                    <m:t>2</m:t>
-                  </m:r>
-                </m:sup>
-              </m:sSubSup>
-              <m:r>
-                <m:rPr>
-                  <m:sty m:val="p"/>
-                </m:rPr>
-                <m:t>+</m:t>
-              </m:r>
-              <m:sSubSup>
-                <m:e>
-                  <m:acc>
-                    <m:accPr>
-                      <m:chr m:val="̂"/>
-                    </m:accPr>
-                    <m:e>
-                      <m:r>
-                        <m:t>σ</m:t>
-                      </m:r>
-                    </m:e>
-                  </m:acc>
-                </m:e>
-                <m:sub>
-                  <m:d>
-                    <m:dPr>
-                      <m:begChr m:val="("/>
-                      <m:endChr m:val=")"/>
-                      <m:sepChr m:val=""/>
-                      <m:grow/>
-                    </m:dPr>
-                    <m:e>
-                      <m:r>
-                        <m:t>3</m:t>
-                      </m:r>
-                    </m:e>
-                  </m:d>
-                </m:sub>
-                <m:sup>
-                  <m:r>
-                    <m:t>2</m:t>
-                  </m:r>
-                </m:sup>
-              </m:sSubSup>
-              <m:r>
-                <m:rPr>
-                  <m:sty m:val="p"/>
-                </m:rPr>
-                <m:t>+</m:t>
-              </m:r>
-              <m:acc>
-                <m:accPr>
-                  <m:chr m:val="‾"/>
-                </m:accPr>
-                <m:e>
-                  <m:r>
-                    <m:t>v</m:t>
-                  </m:r>
-                </m:e>
-              </m:acc>
-            </m:den>
-          </m:f>
-          <m:r>
-            <m:rPr>
-              <m:sty m:val="p"/>
-            </m:rPr>
-            <m:t>×</m:t>
-          </m:r>
-          <m:r>
-            <m:t>100</m:t>
-          </m:r>
-          <m:r>
-            <m:rPr>
-              <m:sty m:val="p"/>
-            </m:rPr>
-            <m:t>%</m:t>
-          </m:r>
-        </m:oMath>
-      </m:oMathPara>
+        <w:t xml:space="preserve">v4 (Viechtbauer, 2010) with a compound-symmetric variance structure for within-study effects; REML is preferred for unbiased variance components at moderate k (Raudenbush &amp; Bryk, 2002). All r are Fisher-z transformed before analysis and back-transformed for reporting (Hedges &amp; Olkin, 1985). Level-specific I² is computed per Cheung (2014). Categorical moderators use the Q_M omnibus test (Holm–Bonferroni for pairwise regime comparisons); continuous cDAI uses a two-sided Wald z-test.</w:t>
+      </w:r>
+    </w:p>
+    <w:bookmarkEnd w:id="33"/>
+    <w:bookmarkStart w:id="34" w:name="X607f682684a07c46baaa64679fe4ae5dcc53720"/>
+    <w:p>
+      <w:pPr>
+        <w:pStyle w:val="Heading3"/>
+      </w:pPr>
+      <w:r>
+        <w:t xml:space="preserve">3.6 Publication bias and robustness</w:t>
+      </w:r>
     </w:p>
     <w:p>
       <w:pPr>
         <w:pStyle w:val="FirstParagraph"/>
       </w:pPr>
-      <m:oMathPara>
-        <m:oMathParaPr>
-          <m:jc m:val="center"/>
-        </m:oMathParaPr>
-        <m:oMath>
-          <m:sSubSup>
-            <m:e>
-              <m:r>
-                <m:t>I</m:t>
-              </m:r>
-            </m:e>
-            <m:sub>
-              <m:d>
-                <m:dPr>
-                  <m:begChr m:val="("/>
-                  <m:endChr m:val=")"/>
-                  <m:sepChr m:val=""/>
-                  <m:grow/>
-                </m:dPr>
-                <m:e>
-                  <m:r>
-                    <m:t>3</m:t>
-                  </m:r>
-                </m:e>
-              </m:d>
-            </m:sub>
-            <m:sup>
-              <m:r>
-                <m:t>2</m:t>
-              </m:r>
-            </m:sup>
-          </m:sSubSup>
-          <m:r>
-            <m:rPr>
-              <m:sty m:val="p"/>
-            </m:rPr>
-            <m:t>=</m:t>
-          </m:r>
-          <m:f>
-            <m:fPr>
-              <m:type m:val="bar"/>
-            </m:fPr>
-            <m:num>
-              <m:sSubSup>
-                <m:e>
-                  <m:acc>
-                    <m:accPr>
-                      <m:chr m:val="̂"/>
-                    </m:accPr>
-                    <m:e>
-                      <m:r>
-                        <m:t>σ</m:t>
-                      </m:r>
-                    </m:e>
-                  </m:acc>
-                </m:e>
-                <m:sub>
-                  <m:d>
-                    <m:dPr>
-                      <m:begChr m:val="("/>
-                      <m:endChr m:val=")"/>
-                      <m:sepChr m:val=""/>
-                      <m:grow/>
-                    </m:dPr>
-                    <m:e>
-                      <m:r>
-                        <m:t>3</m:t>
-                      </m:r>
-                    </m:e>
-                  </m:d>
-                </m:sub>
-                <m:sup>
-                  <m:r>
-                    <m:t>2</m:t>
-                  </m:r>
-                </m:sup>
-              </m:sSubSup>
-            </m:num>
-            <m:den>
-              <m:sSubSup>
-                <m:e>
-                  <m:acc>
-                    <m:accPr>
-                      <m:chr m:val="̂"/>
-                    </m:accPr>
-                    <m:e>
-                      <m:r>
-                        <m:t>σ</m:t>
-                      </m:r>
-                    </m:e>
-                  </m:acc>
-                </m:e>
-                <m:sub>
-                  <m:d>
-                    <m:dPr>
-                      <m:begChr m:val="("/>
-                      <m:endChr m:val=")"/>
-                      <m:sepChr m:val=""/>
-                      <m:grow/>
-                    </m:dPr>
-                    <m:e>
-                      <m:r>
-                        <m:t>2</m:t>
-                      </m:r>
-                    </m:e>
-                  </m:d>
-                </m:sub>
-                <m:sup>
-                  <m:r>
-                    <m:t>2</m:t>
-                  </m:r>
-                </m:sup>
-              </m:sSubSup>
-              <m:r>
-                <m:rPr>
-                  <m:sty m:val="p"/>
-                </m:rPr>
-                <m:t>+</m:t>
-              </m:r>
-              <m:sSubSup>
-                <m:e>
-                  <m:acc>
-                    <m:accPr>
-                      <m:chr m:val="̂"/>
-                    </m:accPr>
-                    <m:e>
-                      <m:r>
-                        <m:t>σ</m:t>
-                      </m:r>
-                    </m:e>
-                  </m:acc>
-                </m:e>
-                <m:sub>
-                  <m:d>
-                    <m:dPr>
-                      <m:begChr m:val="("/>
-                      <m:endChr m:val=")"/>
-                      <m:sepChr m:val=""/>
-                      <m:grow/>
-                    </m:dPr>
-                    <m:e>
-                      <m:r>
-                        <m:t>3</m:t>
-                      </m:r>
-                    </m:e>
-                  </m:d>
-                </m:sub>
-                <m:sup>
-                  <m:r>
-                    <m:t>2</m:t>
-                  </m:r>
-                </m:sup>
-              </m:sSubSup>
-              <m:r>
-                <m:rPr>
-                  <m:sty m:val="p"/>
-                </m:rPr>
-                <m:t>+</m:t>
-              </m:r>
-              <m:acc>
-                <m:accPr>
-                  <m:chr m:val="‾"/>
-                </m:accPr>
-                <m:e>
-                  <m:r>
-                    <m:t>v</m:t>
-                  </m:r>
-                </m:e>
-              </m:acc>
-            </m:den>
-          </m:f>
-          <m:r>
-            <m:rPr>
-              <m:sty m:val="p"/>
-            </m:rPr>
-            <m:t>×</m:t>
-          </m:r>
-          <m:r>
-            <m:t>100</m:t>
-          </m:r>
-          <m:r>
-            <m:rPr>
-              <m:sty m:val="p"/>
-            </m:rPr>
-            <m:t>%</m:t>
-          </m:r>
-        </m:oMath>
-      </m:oMathPara>
-    </w:p>
-    <w:p>
-      <w:pPr>
-        <w:pStyle w:val="FirstParagraph"/>
-      </w:pPr>
-      <w:r>
-        <w:t xml:space="preserve">where</w:t>
-      </w:r>
-      <w:r>
-        <w:t xml:space="preserve"> </w:t>
-      </w:r>
-      <m:oMath>
-        <m:acc>
-          <m:accPr>
-            <m:chr m:val="‾"/>
-          </m:accPr>
-          <m:e>
-            <m:r>
-              <m:t>v</m:t>
-            </m:r>
-          </m:e>
-        </m:acc>
-      </m:oMath>
-      <w:r>
-        <w:t xml:space="preserve"> </w:t>
-      </w:r>
-      <w:r>
-        <w:t xml:space="preserve">is the average sampling variance across all</w:t>
-      </w:r>
-      <w:r>
-        <w:t xml:space="preserve"> </w:t>
-      </w:r>
-      <w:r>
-        <w:rPr>
-          <w:iCs/>
-          <w:i/>
-        </w:rPr>
-        <w:t xml:space="preserve">K</w:t>
-      </w:r>
-      <w:r>
-        <w:t xml:space="preserve"> </w:t>
-      </w:r>
-      <w:r>
-        <w:t xml:space="preserve">effect</w:t>
-      </w:r>
-      <w:r>
-        <w:t xml:space="preserve"> </w:t>
-      </w:r>
-      <w:r>
-        <w:t xml:space="preserve">sizes (Cheung, 2014, eq. 15). The sum</w:t>
-      </w:r>
-      <w:r>
-        <w:t xml:space="preserve"> </w:t>
-      </w:r>
-      <m:oMath>
-        <m:sSubSup>
-          <m:e>
-            <m:r>
-              <m:t>I</m:t>
-            </m:r>
-          </m:e>
-          <m:sub>
-            <m:d>
-              <m:dPr>
-                <m:begChr m:val="("/>
-                <m:endChr m:val=")"/>
-                <m:sepChr m:val=""/>
-                <m:grow/>
-              </m:dPr>
-              <m:e>
-                <m:r>
-                  <m:t>2</m:t>
-                </m:r>
-              </m:e>
-            </m:d>
-          </m:sub>
-          <m:sup>
-            <m:r>
-              <m:t>2</m:t>
-            </m:r>
-          </m:sup>
-        </m:sSubSup>
-        <m:r>
-          <m:rPr>
-            <m:sty m:val="p"/>
-          </m:rPr>
-          <m:t>+</m:t>
-        </m:r>
-        <m:sSubSup>
-          <m:e>
-            <m:r>
-              <m:t>I</m:t>
-            </m:r>
-          </m:e>
-          <m:sub>
-            <m:d>
-              <m:dPr>
-                <m:begChr m:val="("/>
-                <m:endChr m:val=")"/>
-                <m:sepChr m:val=""/>
-                <m:grow/>
-              </m:dPr>
-              <m:e>
-                <m:r>
-                  <m:t>3</m:t>
-                </m:r>
-              </m:e>
-            </m:d>
-          </m:sub>
-          <m:sup>
-            <m:r>
-              <m:t>2</m:t>
-            </m:r>
-          </m:sup>
-        </m:sSubSup>
-      </m:oMath>
-      <w:r>
-        <w:t xml:space="preserve"> </w:t>
-      </w:r>
-      <w:r>
-        <w:t xml:space="preserve">yields</w:t>
-      </w:r>
-      <w:r>
-        <w:t xml:space="preserve"> </w:t>
-      </w:r>
-      <w:r>
-        <w:t xml:space="preserve">the total systematic heterogeneity, analogous to</w:t>
-      </w:r>
-      <w:r>
-        <w:t xml:space="preserve"> </w:t>
-      </w:r>
-      <w:r>
-        <w:rPr>
-          <w:iCs/>
-          <w:i/>
-        </w:rPr>
-        <w:t xml:space="preserve">I</w:t>
-      </w:r>
-      <w:r>
-        <w:t xml:space="preserve">² in the</w:t>
-      </w:r>
-      <w:r>
-        <w:t xml:space="preserve"> </w:t>
-      </w:r>
-      <w:r>
-        <w:t xml:space="preserve">conventional random-effects model.</w:t>
-      </w:r>
-    </w:p>
-    <w:p>
-      <w:pPr>
-        <w:pStyle w:val="BodyText"/>
-      </w:pPr>
-      <w:r>
-        <w:rPr>
-          <w:bCs/>
-          <w:b/>
-        </w:rPr>
-        <w:t xml:space="preserve">Moderator significance.</w:t>
-      </w:r>
-      <w:r>
-        <w:t xml:space="preserve"> </w:t>
-      </w:r>
-      <w:r>
-        <w:t xml:space="preserve">The omnibus test for each categorical</w:t>
-      </w:r>
-      <w:r>
-        <w:t xml:space="preserve"> </w:t>
-      </w:r>
-      <w:r>
-        <w:t xml:space="preserve">moderator (ICRV regime, DPL phase) uses the</w:t>
-      </w:r>
-      <w:r>
-        <w:t xml:space="preserve"> </w:t>
-      </w:r>
-      <w:r>
-        <w:rPr>
-          <w:iCs/>
-          <w:i/>
-        </w:rPr>
-        <w:t xml:space="preserve">Q</w:t>
-      </w:r>
-      <w:r>
-        <w:t xml:space="preserve">_M statistic on</w:t>
-      </w:r>
-      <w:r>
-        <w:t xml:space="preserve"> </w:t>
-      </w:r>
-      <w:r>
-        <w:rPr>
-          <w:iCs/>
-          <w:i/>
-        </w:rPr>
-        <w:t xml:space="preserve">p</w:t>
-      </w:r>
-      <w:r>
-        <w:t xml:space="preserve"> </w:t>
-      </w:r>
-      <w:r>
-        <w:t xml:space="preserve">− 1</w:t>
-      </w:r>
-      <w:r>
-        <w:t xml:space="preserve"> </w:t>
-      </w:r>
-      <w:r>
-        <w:t xml:space="preserve">degrees of freedom; it is interpreted as a test of whether the</w:t>
-      </w:r>
-      <w:r>
-        <w:t xml:space="preserve"> </w:t>
-      </w:r>
-      <w:r>
-        <w:t xml:space="preserve">between-regime or between-phase variance in pooled effect sizes exceeds</w:t>
-      </w:r>
-      <w:r>
-        <w:t xml:space="preserve"> </w:t>
-      </w:r>
-      <w:r>
-        <w:t xml:space="preserve">what would be expected under sampling error alone. Pairwise regime</w:t>
-      </w:r>
-      <w:r>
-        <w:t xml:space="preserve"> </w:t>
-      </w:r>
-      <w:r>
-        <w:t xml:space="preserve">comparisons use the Holm–Bonferroni correction for multiplicity. For</w:t>
-      </w:r>
-      <w:r>
-        <w:t xml:space="preserve"> </w:t>
-      </w:r>
-      <w:r>
-        <w:t xml:space="preserve">continuous cDAI, the significance of</w:t>
-      </w:r>
-      <w:r>
-        <w:t xml:space="preserve"> </w:t>
-      </w:r>
-      <w:r>
-        <w:rPr>
-          <w:iCs/>
-          <w:i/>
-        </w:rPr>
-        <w:t xml:space="preserve">β</w:t>
-      </w:r>
-      <w:r>
-        <w:t xml:space="preserve">_cDAI is assessed using a</w:t>
-      </w:r>
-      <w:r>
-        <w:t xml:space="preserve"> </w:t>
-      </w:r>
-      <w:r>
-        <w:t xml:space="preserve">two-sided Wald</w:t>
-      </w:r>
-      <w:r>
-        <w:t xml:space="preserve"> </w:t>
-      </w:r>
-      <w:r>
-        <w:rPr>
-          <w:iCs/>
-          <w:i/>
-        </w:rPr>
-        <w:t xml:space="preserve">z</w:t>
-      </w:r>
-      <w:r>
-        <w:t xml:space="preserve">-test.</w:t>
-      </w:r>
-    </w:p>
-    <w:bookmarkEnd w:id="36"/>
-    <w:bookmarkStart w:id="37" w:name="X2f1abb1755f8cc5892d8e5725c0dbd361d50806"/>
-    <w:p>
-      <w:pPr>
-        <w:pStyle w:val="Heading3"/>
-      </w:pPr>
-      <w:r>
-        <w:t xml:space="preserve">3.6 Publication Bias Assessment</w:t>
-      </w:r>
-    </w:p>
-    <w:p>
-      <w:pPr>
-        <w:pStyle w:val="FirstParagraph"/>
-      </w:pPr>
-      <w:r>
-        <w:t xml:space="preserve">Publication bias was assessed using four complementary tests, following</w:t>
-      </w:r>
-      <w:r>
-        <w:t xml:space="preserve"> </w:t>
-      </w:r>
-      <w:r>
-        <w:t xml:space="preserve">the graduated approach recommended by Borenstein et al. (2021, ch. 30)</w:t>
-      </w:r>
-      <w:r>
-        <w:t xml:space="preserve"> </w:t>
-      </w:r>
-      <w:r>
-        <w:t xml:space="preserve">and Vevea and Woods (2005). First,</w:t>
-      </w:r>
-      <w:r>
-        <w:t xml:space="preserve"> </w:t>
-      </w:r>
-      <w:r>
-        <w:rPr>
-          <w:bCs/>
-          <w:b/>
-        </w:rPr>
-        <w:t xml:space="preserve">Egger's weighted regression test</w:t>
-      </w:r>
-      <w:r>
-        <w:t xml:space="preserve"> </w:t>
-      </w:r>
-      <w:r>
-        <w:t xml:space="preserve">(Egger et al., 1997) regresses the standardized effect size on its</w:t>
-      </w:r>
-      <w:r>
-        <w:t xml:space="preserve"> </w:t>
-      </w:r>
-      <w:r>
-        <w:t xml:space="preserve">precision (inverse standard error); the intercept tests for funnel-plot</w:t>
-      </w:r>
-      <w:r>
-        <w:t xml:space="preserve"> </w:t>
-      </w:r>
-      <w:r>
-        <w:t xml:space="preserve">asymmetry. Second,</w:t>
-      </w:r>
-      <w:r>
-        <w:t xml:space="preserve"> </w:t>
-      </w:r>
-      <w:r>
-        <w:rPr>
-          <w:bCs/>
-          <w:b/>
-        </w:rPr>
-        <w:t xml:space="preserve">Begg and Mazumdar's rank correlation test</w:t>
-      </w:r>
-      <w:r>
-        <w:t xml:space="preserve"> </w:t>
-      </w:r>
-      <w:r>
-        <w:t xml:space="preserve">(1994)</w:t>
-      </w:r>
-      <w:r>
-        <w:t xml:space="preserve"> </w:t>
-      </w:r>
-      <w:r>
-        <w:t xml:space="preserve">provides a non-parametric alternative that is less sensitive to</w:t>
-      </w:r>
-      <w:r>
-        <w:t xml:space="preserve"> </w:t>
-      </w:r>
-      <w:r>
-        <w:t xml:space="preserve">outliers. Third, the</w:t>
-      </w:r>
-      <w:r>
-        <w:t xml:space="preserve"> </w:t>
-      </w:r>
-      <w:r>
-        <w:rPr>
-          <w:bCs/>
-          <w:b/>
-        </w:rPr>
-        <w:t xml:space="preserve">trim-and-fill procedure</w:t>
-      </w:r>
-      <w:r>
-        <w:t xml:space="preserve"> </w:t>
-      </w:r>
-      <w:r>
-        <w:t xml:space="preserve">(Duval &amp; Tweedie, 2000)</w:t>
-      </w:r>
-      <w:r>
-        <w:t xml:space="preserve"> </w:t>
-      </w:r>
-      <w:r>
-        <w:t xml:space="preserve">imputes the theoretically missing studies on the left side of the funnel</w:t>
-      </w:r>
-      <w:r>
-        <w:t xml:space="preserve"> </w:t>
-      </w:r>
-      <w:r>
-        <w:t xml:space="preserve">plot and re-estimates the pooled effect; the adjusted estimate is</w:t>
-      </w:r>
-      <w:r>
-        <w:t xml:space="preserve"> </w:t>
-      </w:r>
-      <w:r>
-        <w:t xml:space="preserve">compared with the unadjusted to quantify the maximum bias attributable</w:t>
-      </w:r>
-      <w:r>
-        <w:t xml:space="preserve"> </w:t>
-      </w:r>
-      <w:r>
-        <w:t xml:space="preserve">to asymmetry. Fourth,</w:t>
-      </w:r>
-      <w:r>
-        <w:t xml:space="preserve"> </w:t>
-      </w:r>
-      <w:r>
-        <w:rPr>
-          <w:bCs/>
-          <w:b/>
-        </w:rPr>
-        <w:t xml:space="preserve">Orwin's fail-safe</w:t>
-      </w:r>
-      <w:r>
-        <w:rPr>
-          <w:bCs/>
-          <w:b/>
-        </w:rPr>
-        <w:t xml:space="preserve"> </w:t>
-      </w:r>
-      <w:r>
-        <w:rPr>
-          <w:iCs/>
-          <w:i/>
-          <w:bCs/>
-          <w:b/>
-        </w:rPr>
-        <w:t xml:space="preserve">N</w:t>
-      </w:r>
-      <w:r>
-        <w:t xml:space="preserve"> </w:t>
-      </w:r>
-      <w:r>
-        <w:t xml:space="preserve">(1983) computes the</w:t>
-      </w:r>
-      <w:r>
-        <w:t xml:space="preserve"> </w:t>
-      </w:r>
-      <w:r>
-        <w:t xml:space="preserve">number of null-effect (</w:t>
-      </w:r>
-      <w:r>
-        <w:rPr>
-          <w:iCs/>
-          <w:i/>
-        </w:rPr>
-        <w:t xml:space="preserve">r</w:t>
-      </w:r>
-      <w:r>
-        <w:t xml:space="preserve"> </w:t>
-      </w:r>
-      <w:r>
-        <w:t xml:space="preserve">= 0) unpublished studies required to reduce</w:t>
-      </w:r>
-      <w:r>
-        <w:t xml:space="preserve"> </w:t>
-      </w:r>
-      <w:r>
-        <w:t xml:space="preserve">the pooled</w:t>
-      </w:r>
-      <w:r>
-        <w:t xml:space="preserve"> </w:t>
-      </w:r>
-      <w:r>
-        <w:rPr>
-          <w:iCs/>
-          <w:i/>
-        </w:rPr>
-        <w:t xml:space="preserve">r</w:t>
-      </w:r>
-      <w:r>
-        <w:t xml:space="preserve"> </w:t>
-      </w:r>
-      <w:r>
-        <w:t xml:space="preserve">below the practical significance threshold of</w:t>
-      </w:r>
-      <w:r>
-        <w:t xml:space="preserve"> </w:t>
-      </w:r>
-      <w:r>
-        <w:rPr>
-          <w:iCs/>
-          <w:i/>
-        </w:rPr>
-        <w:t xml:space="preserve">r</w:t>
-      </w:r>
-      <w:r>
-        <w:t xml:space="preserve"> </w:t>
-      </w:r>
-      <w:r>
-        <w:t xml:space="preserve">= 0.10</w:t>
-      </w:r>
-      <w:r>
-        <w:t xml:space="preserve"> </w:t>
-      </w:r>
-      <w:r>
-        <w:t xml:space="preserve">(Cohen, 1988). Fail-safe</w:t>
-      </w:r>
-      <w:r>
-        <w:t xml:space="preserve"> </w:t>
-      </w:r>
-      <w:r>
-        <w:rPr>
-          <w:iCs/>
-          <w:i/>
-        </w:rPr>
-        <w:t xml:space="preserve">N</w:t>
-      </w:r>
-      <w:r>
-        <w:t xml:space="preserve"> </w:t>
-      </w:r>
-      <w:r>
-        <w:t xml:space="preserve">exceeding 5</w:t>
-      </w:r>
-      <w:r>
-        <w:rPr>
-          <w:iCs/>
-          <w:i/>
-        </w:rPr>
-        <w:t xml:space="preserve">k</w:t>
-      </w:r>
-      <w:r>
-        <w:t xml:space="preserve"> </w:t>
-      </w:r>
-      <w:r>
-        <w:t xml:space="preserve">+ 10 (Rosenthal, 1991) is</w:t>
-      </w:r>
-      <w:r>
-        <w:t xml:space="preserve"> </w:t>
-      </w:r>
-      <w:r>
-        <w:t xml:space="preserve">interpreted as indicating that publication bias, while potentially</w:t>
-      </w:r>
-      <w:r>
-        <w:t xml:space="preserve"> </w:t>
-      </w:r>
-      <w:r>
-        <w:t xml:space="preserve">present, cannot substantively reverse the main conclusions.</w:t>
-      </w:r>
-    </w:p>
-    <w:p>
-      <w:pPr>
-        <w:pStyle w:val="BodyText"/>
-      </w:pPr>
-      <w:r>
-        <w:t xml:space="preserve">Additionally,</w:t>
-      </w:r>
-      <w:r>
-        <w:t xml:space="preserve"> </w:t>
-      </w:r>
-      <w:r>
-        <w:rPr>
-          <w:bCs/>
-          <w:b/>
-        </w:rPr>
-        <w:t xml:space="preserve">PET-PEESE meta-regression</w:t>
-      </w:r>
-      <w:r>
-        <w:t xml:space="preserve"> </w:t>
-      </w:r>
-      <w:r>
-        <w:t xml:space="preserve">(Stanley &amp; Doucouliagos,</w:t>
-      </w:r>
-      <w:r>
-        <w:t xml:space="preserve"> </w:t>
-      </w:r>
-      <w:r>
-        <w:t xml:space="preserve">2014) is applied as a model-based publication bias correction: the</w:t>
-      </w:r>
-      <w:r>
-        <w:t xml:space="preserve"> </w:t>
-      </w:r>
-      <w:r>
-        <w:t xml:space="preserve">precision-effect test (PET) regresses effect sizes on their standard</w:t>
-      </w:r>
-      <w:r>
-        <w:t xml:space="preserve"> </w:t>
-      </w:r>
-      <w:r>
-        <w:t xml:space="preserve">errors; if significant, the precision-effect estimate with standard</w:t>
-      </w:r>
-      <w:r>
-        <w:t xml:space="preserve"> </w:t>
-      </w:r>
-      <w:r>
-        <w:t xml:space="preserve">error (PEESE) substitutes the standard error squared as the regressor,</w:t>
-      </w:r>
-      <w:r>
-        <w:t xml:space="preserve"> </w:t>
-      </w:r>
-      <w:r>
-        <w:t xml:space="preserve">providing an estimate of the true effect after correcting for</w:t>
-      </w:r>
-      <w:r>
-        <w:t xml:space="preserve"> </w:t>
-      </w:r>
-      <w:r>
-        <w:t xml:space="preserve">small-study bias.</w:t>
-      </w:r>
-    </w:p>
-    <w:bookmarkEnd w:id="37"/>
-    <w:bookmarkStart w:id="38" w:name="Xe36430cf7d8e0a8c6df93020e9507d5e203e939"/>
-    <w:p>
-      <w:pPr>
-        <w:pStyle w:val="Heading3"/>
-      </w:pPr>
-      <w:r>
-        <w:t xml:space="preserve">3.7 Robustness Checks</w:t>
-      </w:r>
-    </w:p>
-    <w:p>
-      <w:pPr>
-        <w:pStyle w:val="FirstParagraph"/>
-      </w:pPr>
-      <w:r>
-        <w:t xml:space="preserve">The following pre-registered robustness checks evaluate the sensitivity</w:t>
-      </w:r>
-      <w:r>
-        <w:t xml:space="preserve"> </w:t>
-      </w:r>
-      <w:r>
-        <w:t xml:space="preserve">of the main findings to modelling choices, sample restrictions, and</w:t>
-      </w:r>
-      <w:r>
-        <w:t xml:space="preserve"> </w:t>
-      </w:r>
-      <w:r>
-        <w:t xml:space="preserve">alternative operationalizations:</w:t>
-      </w:r>
-    </w:p>
-    <w:p>
-      <w:pPr>
-        <w:numPr>
-          <w:ilvl w:val="0"/>
-          <w:numId w:val="1003"/>
-        </w:numPr>
-        <w:pStyle w:val="Compact"/>
-      </w:pPr>
-      <w:r>
-        <w:rPr>
-          <w:bCs/>
-          <w:b/>
-        </w:rPr>
-        <w:t xml:space="preserve">Two-level vs. three-level comparison.</w:t>
-      </w:r>
-      <w:r>
-        <w:t xml:space="preserve"> </w:t>
-      </w:r>
-      <w:r>
-        <w:t xml:space="preserve">The baseline pooled</w:t>
-      </w:r>
-      <w:r>
-        <w:t xml:space="preserve"> </w:t>
-      </w:r>
-      <w:r>
-        <w:rPr>
-          <w:iCs/>
-          <w:i/>
-        </w:rPr>
-        <w:t xml:space="preserve">r</w:t>
-      </w:r>
-      <w:r>
-        <w:t xml:space="preserve"> </w:t>
-      </w:r>
-      <w:r>
-        <w:t xml:space="preserve">is</w:t>
-      </w:r>
-      <w:r>
-        <w:t xml:space="preserve"> </w:t>
-      </w:r>
-      <w:r>
-        <w:t xml:space="preserve">estimated under both the conventional single-level random-effects</w:t>
-      </w:r>
-      <w:r>
-        <w:t xml:space="preserve"> </w:t>
-      </w:r>
-      <w:r>
-        <w:t xml:space="preserve">model (ignoring within-study nesting) and the three-level model</w:t>
-      </w:r>
-      <w:r>
-        <w:t xml:space="preserve"> </w:t>
-      </w:r>
-      <w:r>
-        <w:t xml:space="preserve">(accounting for it); substantive divergence (Δ</w:t>
-      </w:r>
-      <w:r>
-        <w:rPr>
-          <w:iCs/>
-          <w:i/>
-        </w:rPr>
-        <w:t xml:space="preserve">r</w:t>
-      </w:r>
-      <w:r>
-        <w:t xml:space="preserve"> </w:t>
-      </w:r>
-      <w:r>
-        <w:t xml:space="preserve">&gt; 0.02) would</w:t>
-      </w:r>
-      <w:r>
-        <w:t xml:space="preserve"> </w:t>
-      </w:r>
-      <w:r>
-        <w:t xml:space="preserve">indicate meaningful nesting bias in the conventional estimator.</w:t>
-      </w:r>
-    </w:p>
-    <w:p>
-      <w:pPr>
-        <w:numPr>
-          <w:ilvl w:val="0"/>
-          <w:numId w:val="1003"/>
-        </w:numPr>
-        <w:pStyle w:val="Compact"/>
-      </w:pPr>
-      <w:r>
-        <w:rPr>
-          <w:bCs/>
-          <w:b/>
-        </w:rPr>
-        <w:t xml:space="preserve">Leave-one-out sensitivity.</w:t>
-      </w:r>
-      <w:r>
-        <w:t xml:space="preserve"> </w:t>
-      </w:r>
-      <w:r>
-        <w:t xml:space="preserve">Each study is removed iteratively;</w:t>
-      </w:r>
-      <w:r>
-        <w:t xml:space="preserve"> </w:t>
-      </w:r>
-      <w:r>
-        <w:t xml:space="preserve">the resulting distribution of</w:t>
-      </w:r>
-      <w:r>
-        <w:t xml:space="preserve"> </w:t>
-      </w:r>
-      <w:r>
-        <w:rPr>
-          <w:iCs/>
-          <w:i/>
-        </w:rPr>
-        <w:t xml:space="preserve">k</w:t>
-      </w:r>
-      <w:r>
-        <w:t xml:space="preserve"> </w:t>
-      </w:r>
-      <w:r>
-        <w:t xml:space="preserve">− 1 estimates is used to identify</w:t>
-      </w:r>
-      <w:r>
-        <w:t xml:space="preserve"> </w:t>
-      </w:r>
-      <w:r>
-        <w:t xml:space="preserve">influential studies (Cook's distance &gt; 4/</w:t>
-      </w:r>
-      <w:r>
-        <w:rPr>
-          <w:iCs/>
-          <w:i/>
-        </w:rPr>
-        <w:t xml:space="preserve">k</w:t>
-      </w:r>
-      <w:r>
-        <w:t xml:space="preserve">) and assess the</w:t>
-      </w:r>
-      <w:r>
-        <w:t xml:space="preserve"> </w:t>
-      </w:r>
-      <w:r>
-        <w:t xml:space="preserve">stability of the pooled estimate.</w:t>
-      </w:r>
-    </w:p>
-    <w:p>
-      <w:pPr>
-        <w:numPr>
-          <w:ilvl w:val="0"/>
-          <w:numId w:val="1003"/>
-        </w:numPr>
-        <w:pStyle w:val="Compact"/>
-      </w:pPr>
-      <w:r>
-        <w:rPr>
-          <w:bCs/>
-          <w:b/>
-        </w:rPr>
-        <w:t xml:space="preserve">DOI operationalization restriction.</w:t>
-      </w:r>
-      <w:r>
-        <w:t xml:space="preserve"> </w:t>
-      </w:r>
-      <w:r>
-        <w:t xml:space="preserve">The baseline is re-estimated</w:t>
-      </w:r>
-      <w:r>
-        <w:t xml:space="preserve"> </w:t>
-      </w:r>
-      <w:r>
-        <w:t xml:space="preserve">restricting the sample to FSTS-only studies, which provide the most</w:t>
-      </w:r>
-      <w:r>
-        <w:t xml:space="preserve"> </w:t>
-      </w:r>
-      <w:r>
-        <w:t xml:space="preserve">comparable internationalization measure across papers (Helpman et</w:t>
-      </w:r>
-      <w:r>
-        <w:t xml:space="preserve"> </w:t>
-      </w:r>
-      <w:r>
-        <w:t xml:space="preserve">al., 2004). ICRV gradient and DPL phase findings are assessed for</w:t>
-      </w:r>
-      <w:r>
-        <w:t xml:space="preserve"> </w:t>
-      </w:r>
-      <w:r>
-        <w:t xml:space="preserve">consistency.</w:t>
-      </w:r>
-    </w:p>
-    <w:p>
-      <w:pPr>
-        <w:numPr>
-          <w:ilvl w:val="0"/>
-          <w:numId w:val="1003"/>
-        </w:numPr>
-        <w:pStyle w:val="Compact"/>
-      </w:pPr>
-      <w:r>
-        <w:rPr>
-          <w:bCs/>
-          <w:b/>
-        </w:rPr>
-        <w:t xml:space="preserve">ICRV alternative classification.</w:t>
-      </w:r>
-      <w:r>
-        <w:t xml:space="preserve"> </w:t>
-      </w:r>
-      <w:r>
-        <w:t xml:space="preserve">The WGI Rule of Law dimension</w:t>
-      </w:r>
-      <w:r>
-        <w:t xml:space="preserve"> </w:t>
-      </w:r>
-      <w:r>
-        <w:t xml:space="preserve">is replaced by the WGI composite governance index (average of six</w:t>
-      </w:r>
-      <w:r>
-        <w:t xml:space="preserve"> </w:t>
-      </w:r>
-      <w:r>
-        <w:t xml:space="preserve">dimensions: Voice and Accountability, Political Stability,</w:t>
-      </w:r>
-      <w:r>
-        <w:t xml:space="preserve"> </w:t>
-      </w:r>
-      <w:r>
-        <w:t xml:space="preserve">Government Effectiveness, Regulatory Quality, Rule of Law, Control</w:t>
-      </w:r>
-      <w:r>
-        <w:t xml:space="preserve"> </w:t>
-      </w:r>
-      <w:r>
-        <w:t xml:space="preserve">of Corruption) as the regime classifier. Regime boundaries are</w:t>
-      </w:r>
-      <w:r>
-        <w:t xml:space="preserve"> </w:t>
-      </w:r>
-      <w:r>
-        <w:t xml:space="preserve">maintained at the same percentile thresholds; robustness requires</w:t>
-      </w:r>
-      <w:r>
-        <w:t xml:space="preserve"> </w:t>
-      </w:r>
-      <w:r>
-        <w:t xml:space="preserve">the ICRV gradient direction to be preserved.</w:t>
-      </w:r>
-    </w:p>
-    <w:p>
-      <w:pPr>
-        <w:numPr>
-          <w:ilvl w:val="0"/>
-          <w:numId w:val="1003"/>
-        </w:numPr>
-        <w:pStyle w:val="Compact"/>
-      </w:pPr>
-      <w:r>
-        <w:rPr>
-          <w:bCs/>
-          <w:b/>
-        </w:rPr>
-        <w:t xml:space="preserve">Temporal restriction.</w:t>
-      </w:r>
-      <w:r>
-        <w:t xml:space="preserve"> </w:t>
-      </w:r>
-      <w:r>
-        <w:t xml:space="preserve">The sample is restricted to post-2000</w:t>
-      </w:r>
-      <w:r>
-        <w:t xml:space="preserve"> </w:t>
-      </w:r>
-      <w:r>
-        <w:t xml:space="preserve">studies (</w:t>
-      </w:r>
-      <w:r>
-        <w:rPr>
-          <w:iCs/>
-          <w:i/>
-        </w:rPr>
-        <w:t xml:space="preserve">k</w:t>
-      </w:r>
-      <w:r>
-        <w:t xml:space="preserve"> </w:t>
-      </w:r>
-      <w:r>
-        <w:t xml:space="preserve">≈ 180) to test whether vintage effects (older studies</w:t>
-      </w:r>
-      <w:r>
-        <w:t xml:space="preserve"> </w:t>
-      </w:r>
-      <w:r>
-        <w:t xml:space="preserve">averaging lower digital infrastructure environments) account for DPL</w:t>
-      </w:r>
-      <w:r>
-        <w:t xml:space="preserve"> </w:t>
-      </w:r>
-      <w:r>
-        <w:t xml:space="preserve">phase findings independently of the theoretical mechanism.</w:t>
-      </w:r>
-    </w:p>
-    <w:bookmarkEnd w:id="38"/>
-    <w:bookmarkEnd w:id="39"/>
-    <w:bookmarkStart w:id="47" w:name="X121719332867ee227f0a04b486098cee978c6e6"/>
+      <w:r>
+        <w:t xml:space="preserve">Publication bias was assessed with Egger's regression (Egger et al., 1997), Begg and Mazumdar's (1994) rank correlation, Duval and Tweedie's (2000) trim-and-fill, Orwin's (1983) fail-safe N, and PET-PEESE meta-regression (Stanley &amp; Doucouliagos, 2014). Five pre-registered robustness checks follow: (1) two-level vs. three-level comparison (Δr &gt; 0.02 flags nesting bias); (2) leave-one-out influence (Cook's distance &gt; 4/k); (3) FSTS-only restriction; (4) ICRV reclassified on the WGI composite governance index; (5) post-2000 temporal restriction to test vintage effects.</w:t>
+      </w:r>
+    </w:p>
+    <w:bookmarkEnd w:id="34"/>
+    <w:bookmarkEnd w:id="35"/>
+    <w:bookmarkStart w:id="43" w:name="X121719332867ee227f0a04b486098cee978c6e6"/>
     <w:p>
       <w:pPr>
         <w:pStyle w:val="Heading2"/>
@@ -9589,7 +2896,7 @@
         <w:t xml:space="preserve">4. Results</w:t>
       </w:r>
     </w:p>
-    <w:bookmarkStart w:id="40" w:name="X404e116a6fc5d40bc82ca2b5ca0e91216768dfb"/>
+    <w:bookmarkStart w:id="36" w:name="X404e116a6fc5d40bc82ca2b5ca0e91216768dfb"/>
     <w:p>
       <w:pPr>
         <w:pStyle w:val="Heading3"/>
@@ -11274,8 +4581,8 @@
         <w:t xml:space="preserve">cDAI/DPL are reported after multi-effect deduplication.</w:t>
       </w:r>
     </w:p>
-    <w:bookmarkEnd w:id="40"/>
-    <w:bookmarkStart w:id="41" w:name="X484949e7994e09bd70500137e9d7c8f884b58c1"/>
+    <w:bookmarkEnd w:id="36"/>
+    <w:bookmarkStart w:id="37" w:name="X484949e7994e09bd70500137e9d7c8f884b58c1"/>
     <w:p>
       <w:pPr>
         <w:pStyle w:val="Heading3"/>
@@ -12055,8 +5362,8 @@
         <w:t xml:space="preserve">resolve this heterogeneity significantly.</w:t>
       </w:r>
     </w:p>
-    <w:bookmarkEnd w:id="41"/>
-    <w:bookmarkStart w:id="42" w:name="Xa97dc1af7f7d522b04ad4b6d2a4fed8000451ef"/>
+    <w:bookmarkEnd w:id="37"/>
+    <w:bookmarkStart w:id="38" w:name="Xa97dc1af7f7d522b04ad4b6d2a4fed8000451ef"/>
     <w:p>
       <w:pPr>
         <w:pStyle w:val="Heading3"/>
@@ -13076,8 +6383,8 @@
         <w:t xml:space="preserve">can be properly tested.</w:t>
       </w:r>
     </w:p>
-    <w:bookmarkEnd w:id="42"/>
-    <w:bookmarkStart w:id="43" w:name="X541c92fe8ae9c523bbb1875dcc9c5525c218523"/>
+    <w:bookmarkEnd w:id="38"/>
+    <w:bookmarkStart w:id="39" w:name="X541c92fe8ae9c523bbb1875dcc9c5525c218523"/>
     <w:p>
       <w:pPr>
         <w:pStyle w:val="Heading3"/>
@@ -13611,8 +6918,8 @@
         <w:t xml:space="preserve">the cDAI spectrum is required to test the CDCM gradient hypothesis.</w:t>
       </w:r>
     </w:p>
-    <w:bookmarkEnd w:id="43"/>
-    <w:bookmarkStart w:id="44" w:name="X0f13fb15b20194b37c5b9d050ad7a7079c0644a"/>
+    <w:bookmarkEnd w:id="39"/>
+    <w:bookmarkStart w:id="40" w:name="X0f13fb15b20194b37c5b9d050ad7a7079c0644a"/>
     <w:p>
       <w:pPr>
         <w:pStyle w:val="Heading3"/>
@@ -14278,8 +7585,8 @@
         <w:t xml:space="preserve">and non-significant.</w:t>
       </w:r>
     </w:p>
-    <w:bookmarkEnd w:id="44"/>
-    <w:bookmarkStart w:id="45" w:name="X19c46ecf699f27e790e5a8fa6520cb51f104e4a"/>
+    <w:bookmarkEnd w:id="40"/>
+    <w:bookmarkStart w:id="41" w:name="X19c46ecf699f27e790e5a8fa6520cb51f104e4a"/>
     <w:p>
       <w:pPr>
         <w:pStyle w:val="Heading3"/>
@@ -14795,8 +8102,8 @@
         <w:t xml:space="preserve">= 0.035.</w:t>
       </w:r>
     </w:p>
-    <w:bookmarkEnd w:id="45"/>
-    <w:bookmarkStart w:id="46" w:name="X2944bef6cd2d25cd29d80b35f2bf895bc8ca4c2"/>
+    <w:bookmarkEnd w:id="41"/>
+    <w:bookmarkStart w:id="42" w:name="X2944bef6cd2d25cd29d80b35f2bf895bc8ca4c2"/>
     <w:p>
       <w:pPr>
         <w:pStyle w:val="Heading3"/>
@@ -15517,9 +8824,9 @@
         <w:t xml:space="preserve">single study drives the results.</w:t>
       </w:r>
     </w:p>
-    <w:bookmarkEnd w:id="46"/>
-    <w:bookmarkEnd w:id="47"/>
-    <w:bookmarkStart w:id="52" w:name="X735612638e4e736e4693e459c258977262c0dfc"/>
+    <w:bookmarkEnd w:id="42"/>
+    <w:bookmarkEnd w:id="43"/>
+    <w:bookmarkStart w:id="48" w:name="X735612638e4e736e4693e459c258977262c0dfc"/>
     <w:p>
       <w:pPr>
         <w:pStyle w:val="Heading2"/>
@@ -15528,7 +8835,7 @@
         <w:t xml:space="preserve">5. Discussion</w:t>
       </w:r>
     </w:p>
-    <w:bookmarkStart w:id="48" w:name="X358d8a6bfbc612aa554abb1739dd28765579392"/>
+    <w:bookmarkStart w:id="44" w:name="X358d8a6bfbc612aa554abb1739dd28765579392"/>
     <w:p>
       <w:pPr>
         <w:pStyle w:val="Heading3"/>
@@ -16138,8 +9445,8 @@
         <w:t xml:space="preserve">bounds, rather than refutes, CIMT's institutional gradient prediction.</w:t>
       </w:r>
     </w:p>
-    <w:bookmarkEnd w:id="48"/>
-    <w:bookmarkStart w:id="49" w:name="X688563909f8febb75275ad832e560c448093230"/>
+    <w:bookmarkEnd w:id="44"/>
+    <w:bookmarkStart w:id="45" w:name="X688563909f8febb75275ad832e560c448093230"/>
     <w:p>
       <w:pPr>
         <w:pStyle w:val="Heading3"/>
@@ -16610,8 +9917,8 @@
         <w:t xml:space="preserve">artifact of selective publication rather than a robust phenomenon.</w:t>
       </w:r>
     </w:p>
-    <w:bookmarkEnd w:id="49"/>
-    <w:bookmarkStart w:id="50" w:name="Xb1fcf2c8d5f0b973be8539a5c4cf4005bf85f3d"/>
+    <w:bookmarkEnd w:id="45"/>
+    <w:bookmarkStart w:id="46" w:name="Xb1fcf2c8d5f0b973be8539a5c4cf4005bf85f3d"/>
     <w:p>
       <w:pPr>
         <w:pStyle w:val="Heading3"/>
@@ -16897,8 +10204,8 @@
         <w:t xml:space="preserve">current sample sizes.</w:t>
       </w:r>
     </w:p>
-    <w:bookmarkEnd w:id="50"/>
-    <w:bookmarkStart w:id="51" w:name="X0f6e89d87400594fb1abd2d07a881153acd68bb"/>
+    <w:bookmarkEnd w:id="46"/>
+    <w:bookmarkStart w:id="47" w:name="X0f6e89d87400594fb1abd2d07a881153acd68bb"/>
     <w:p>
       <w:pPr>
         <w:pStyle w:val="Heading3"/>
@@ -17097,9 +10404,9 @@
         <w:t xml:space="preserve">assignments but differ at the margin for Regime II/III border cases.</w:t>
       </w:r>
     </w:p>
-    <w:bookmarkEnd w:id="51"/>
-    <w:bookmarkEnd w:id="52"/>
-    <w:bookmarkStart w:id="53" w:name="X6b297cc947e0db5526be369b1f0f4ddc67b2415"/>
+    <w:bookmarkEnd w:id="47"/>
+    <w:bookmarkEnd w:id="48"/>
+    <w:bookmarkStart w:id="49" w:name="X6b297cc947e0db5526be369b1f0f4ddc67b2415"/>
     <w:p>
       <w:pPr>
         <w:pStyle w:val="Heading2"/>
@@ -17952,14 +11259,128 @@
         <w:t xml:space="preserve">more precisely than trim-and-fill alone.</w:t>
       </w:r>
     </w:p>
+    <w:bookmarkEnd w:id="49"/>
+    <w:bookmarkStart w:id="50" w:name="funding"/>
+    <w:p>
+      <w:pPr>
+        <w:pStyle w:val="Heading2"/>
+      </w:pPr>
+      <w:r>
+        <w:t xml:space="preserve">Funding</w:t>
+      </w:r>
+    </w:p>
+    <w:p>
+      <w:pPr>
+        <w:pStyle w:val="FirstParagraph"/>
+      </w:pPr>
+      <w:r>
+        <w:t xml:space="preserve">This research received no specific grant from any funding agency in the</w:t>
+      </w:r>
+      <w:r>
+        <w:t xml:space="preserve"> </w:t>
+      </w:r>
+      <w:r>
+        <w:t xml:space="preserve">public, commercial, or not-for-profit sectors.</w:t>
+      </w:r>
+    </w:p>
+    <w:bookmarkEnd w:id="50"/>
+    <w:bookmarkStart w:id="51" w:name="competing-interests"/>
+    <w:p>
+      <w:pPr>
+        <w:pStyle w:val="Heading2"/>
+      </w:pPr>
+      <w:r>
+        <w:t xml:space="preserve">Competing Interests</w:t>
+      </w:r>
+    </w:p>
+    <w:p>
+      <w:pPr>
+        <w:pStyle w:val="FirstParagraph"/>
+      </w:pPr>
+      <w:r>
+        <w:t xml:space="preserve">The authors declare no conflict of interest.</w:t>
+      </w:r>
+    </w:p>
+    <w:bookmarkEnd w:id="51"/>
+    <w:bookmarkStart w:id="52" w:name="data-availability"/>
+    <w:p>
+      <w:pPr>
+        <w:pStyle w:val="Heading2"/>
+      </w:pPr>
+      <w:r>
+        <w:t xml:space="preserve">Data Availability</w:t>
+      </w:r>
+    </w:p>
+    <w:p>
+      <w:pPr>
+        <w:pStyle w:val="FirstParagraph"/>
+      </w:pPr>
+      <w:r>
+        <w:t xml:space="preserve">The coded study database (</w:t>
+      </w:r>
+      <w:r>
+        <w:rPr>
+          <w:rStyle w:val="VerbatimChar"/>
+        </w:rPr>
+        <w:t xml:space="preserve">forest_data.csv</w:t>
+      </w:r>
+      <w:r>
+        <w:t xml:space="preserve">), R analysis scripts</w:t>
+      </w:r>
+      <w:r>
+        <w:t xml:space="preserve"> </w:t>
+      </w:r>
+      <w:r>
+        <w:t xml:space="preserve">(</w:t>
+      </w:r>
+      <w:r>
+        <w:rPr>
+          <w:rStyle w:val="VerbatimChar"/>
+        </w:rPr>
+        <w:t xml:space="preserve">metafor</w:t>
+      </w:r>
+      <w:r>
+        <w:t xml:space="preserve">), and the OSF pre-registration protocol are available from</w:t>
+      </w:r>
+      <w:r>
+        <w:t xml:space="preserve"> </w:t>
+      </w:r>
+      <w:r>
+        <w:t xml:space="preserve">the corresponding author upon reasonable request. The PRISMA 2020</w:t>
+      </w:r>
+      <w:r>
+        <w:t xml:space="preserve"> </w:t>
+      </w:r>
+      <w:r>
+        <w:t xml:space="preserve">checklist is provided as supplementary material.</w:t>
+      </w:r>
+    </w:p>
+    <w:bookmarkEnd w:id="52"/>
+    <w:bookmarkStart w:id="53" w:name="X071796dd6bc546c91e96cca1cf5ff96599de61f"/>
+    <w:p>
+      <w:pPr>
+        <w:pStyle w:val="Heading2"/>
+      </w:pPr>
+      <w:r>
+        <w:t xml:space="preserve">Declaration of Generative AI and AI-Assisted Technologies in the Writing Process</w:t>
+      </w:r>
+    </w:p>
+    <w:p>
+      <w:pPr>
+        <w:pStyle w:val="FirstParagraph"/>
+      </w:pPr>
+      <w:r>
+        <w:t xml:space="preserve">During the preparation of this work, the author(s) used Grammarly, a writing-assistance tool, in order to correct spelling, grammar, and punctuation in the author(s)' own original text. No generative artificial-intelligence tool was used to generate, draft, or create any substantive content, analysis, or interpretation. After using this tool, the author(s) reviewed and edited the content as needed and take(s) full responsibility for the content of the publication.</w:t>
+      </w:r>
+    </w:p>
     <w:bookmarkEnd w:id="53"/>
-    <w:bookmarkStart w:id="54" w:name="funding"/>
+    <w:bookmarkStart w:id="57" w:name="references"/>
     <w:p>
       <w:pPr>
         <w:pStyle w:val="Heading2"/>
       </w:pPr>
       <w:r>
-        <w:t xml:space="preserve">Funding</w:t>
+        <w:t xml:space="preserve">References</w:t>
       </w:r>
     </w:p>
     <w:p>
@@ -17967,120 +11388,6 @@
         <w:pStyle w:val="FirstParagraph"/>
       </w:pPr>
       <w:r>
-        <w:t xml:space="preserve">This research received no specific grant from any funding agency in the</w:t>
-      </w:r>
-      <w:r>
-        <w:t xml:space="preserve"> </w:t>
-      </w:r>
-      <w:r>
-        <w:t xml:space="preserve">public, commercial, or not-for-profit sectors.</w:t>
-      </w:r>
-    </w:p>
-    <w:bookmarkEnd w:id="54"/>
-    <w:bookmarkStart w:id="55" w:name="competing-interests"/>
-    <w:p>
-      <w:pPr>
-        <w:pStyle w:val="Heading2"/>
-      </w:pPr>
-      <w:r>
-        <w:t xml:space="preserve">Competing Interests</w:t>
-      </w:r>
-    </w:p>
-    <w:p>
-      <w:pPr>
-        <w:pStyle w:val="FirstParagraph"/>
-      </w:pPr>
-      <w:r>
-        <w:t xml:space="preserve">The authors declare no conflict of interest.</w:t>
-      </w:r>
-    </w:p>
-    <w:bookmarkEnd w:id="55"/>
-    <w:bookmarkStart w:id="56" w:name="data-availability"/>
-    <w:p>
-      <w:pPr>
-        <w:pStyle w:val="Heading2"/>
-      </w:pPr>
-      <w:r>
-        <w:t xml:space="preserve">Data Availability</w:t>
-      </w:r>
-    </w:p>
-    <w:p>
-      <w:pPr>
-        <w:pStyle w:val="FirstParagraph"/>
-      </w:pPr>
-      <w:r>
-        <w:t xml:space="preserve">The coded study database (</w:t>
-      </w:r>
-      <w:r>
-        <w:rPr>
-          <w:rStyle w:val="VerbatimChar"/>
-        </w:rPr>
-        <w:t xml:space="preserve">forest_data.csv</w:t>
-      </w:r>
-      <w:r>
-        <w:t xml:space="preserve">), R analysis scripts</w:t>
-      </w:r>
-      <w:r>
-        <w:t xml:space="preserve"> </w:t>
-      </w:r>
-      <w:r>
-        <w:t xml:space="preserve">(</w:t>
-      </w:r>
-      <w:r>
-        <w:rPr>
-          <w:rStyle w:val="VerbatimChar"/>
-        </w:rPr>
-        <w:t xml:space="preserve">metafor</w:t>
-      </w:r>
-      <w:r>
-        <w:t xml:space="preserve">), and the OSF pre-registration protocol are available from</w:t>
-      </w:r>
-      <w:r>
-        <w:t xml:space="preserve"> </w:t>
-      </w:r>
-      <w:r>
-        <w:t xml:space="preserve">the corresponding author upon reasonable request. The PRISMA 2020</w:t>
-      </w:r>
-      <w:r>
-        <w:t xml:space="preserve"> </w:t>
-      </w:r>
-      <w:r>
-        <w:t xml:space="preserve">checklist is provided as supplementary material.</w:t>
-      </w:r>
-    </w:p>
-    <w:bookmarkEnd w:id="56"/>
-    <w:bookmarkStart w:id="57" w:name="X071796dd6bc546c91e96cca1cf5ff96599de61f"/>
-    <w:p>
-      <w:pPr>
-        <w:pStyle w:val="Heading2"/>
-      </w:pPr>
-      <w:r>
-        <w:t xml:space="preserve">Declaration of Generative AI and AI-Assisted Technologies in the Writing Process</w:t>
-      </w:r>
-    </w:p>
-    <w:p>
-      <w:pPr>
-        <w:pStyle w:val="FirstParagraph"/>
-      </w:pPr>
-      <w:r>
-        <w:t xml:space="preserve">During the preparation of this work, the author(s) used Grammarly, a writing-assistance tool, in order to correct spelling, grammar, and punctuation in the author(s)' own original text. No generative artificial-intelligence tool was used to generate, draft, or create any substantive content, analysis, or interpretation. After using this tool, the author(s) reviewed and edited the content as needed and take(s) full responsibility for the content of the publication.</w:t>
-      </w:r>
-    </w:p>
-    <w:bookmarkEnd w:id="57"/>
-    <w:bookmarkStart w:id="61" w:name="references"/>
-    <w:p>
-      <w:pPr>
-        <w:pStyle w:val="Heading2"/>
-      </w:pPr>
-      <w:r>
-        <w:t xml:space="preserve">References</w:t>
-      </w:r>
-    </w:p>
-    <w:p>
-      <w:pPr>
-        <w:pStyle w:val="FirstParagraph"/>
-      </w:pPr>
-      <w:r>
         <w:t xml:space="preserve">Aguinis, H., Dalton, D. R., Bosco, F. A., Pierce, C. A., &amp; Dalton, C. M.</w:t>
       </w:r>
       <w:r>
@@ -18611,7 +11918,7 @@
       <w:r>
         <w:t xml:space="preserve"> </w:t>
       </w:r>
-      <w:hyperlink r:id="rId58">
+      <w:hyperlink r:id="rId54">
         <w:r>
           <w:rPr>
             <w:rStyle w:val="Hyperlink"/>
@@ -19286,7 +12593,7 @@
       <w:r>
         <w:t xml:space="preserve"> </w:t>
       </w:r>
-      <w:hyperlink r:id="rId59">
+      <w:hyperlink r:id="rId55">
         <w:r>
           <w:rPr>
             <w:rStyle w:val="Hyperlink"/>
@@ -19808,7 +13115,7 @@
       <w:r>
         <w:t xml:space="preserve"> </w:t>
       </w:r>
-      <w:hyperlink r:id="rId60">
+      <w:hyperlink r:id="rId56">
         <w:r>
           <w:rPr>
             <w:rStyle w:val="Hyperlink"/>
@@ -19885,1300 +13192,42 @@
         <w:t xml:space="preserve">(2), 341–363.</w:t>
       </w:r>
     </w:p>
-    <w:bookmarkEnd w:id="61"/>
-    <w:bookmarkStart w:id="62" w:name="appendix-a-prisma-2020-flow-diagram"/>
-    <w:p>
-      <w:pPr>
-        <w:pStyle w:val="Heading2"/>
-      </w:pPr>
-      <w:r>
-        <w:t xml:space="preserve">Appendix A, PRISMA 2020 Flow Diagram</w:t>
-      </w:r>
-    </w:p>
-    <w:p>
-      <w:pPr>
-        <w:pStyle w:val="BlockText"/>
-      </w:pPr>
-      <w:r>
-        <w:rPr>
-          <w:bCs/>
-          <w:b/>
-        </w:rPr>
-        <w:t xml:space="preserve">⚠️ All counts marked [TBD] will be confirmed after formal WoS +</w:t>
-      </w:r>
-      <w:r>
-        <w:rPr>
-          <w:bCs/>
-          <w:b/>
-        </w:rPr>
-        <w:t xml:space="preserve"> </w:t>
-      </w:r>
-      <w:r>
-        <w:rPr>
-          <w:bCs/>
-          <w:b/>
-        </w:rPr>
-        <w:t xml:space="preserve">Scopus search.</w:t>
-      </w:r>
-      <w:r>
-        <w:t xml:space="preserve"> </w:t>
-      </w:r>
-      <w:r>
-        <w:t xml:space="preserve">The diagram below follows PRISMA 2020 (Page et al.,</w:t>
-      </w:r>
-      <w:r>
-        <w:t xml:space="preserve"> </w:t>
-      </w:r>
-      <w:r>
-        <w:t xml:space="preserve">2021).</w:t>
-      </w:r>
-    </w:p>
-    <w:p>
-      <w:pPr>
-        <w:pStyle w:val="SourceCode"/>
-      </w:pPr>
+    <w:p>
+      <w:pPr>
+        <w:pStyle w:val="BodyText"/>
+      </w:pPr>
+      <w:r>
+        <w:rPr>
+          <w:iCs/>
+          <w:i/>
+        </w:rPr>
+        <w:t xml:space="preserve">Appendices A–C (PRISMA flow, coding protocol, MetaEssentials/</w:t>
+      </w:r>
       <w:r>
         <w:rPr>
           <w:rStyle w:val="VerbatimChar"/>
-        </w:rPr>
-        <w:t xml:space="preserve">IDENTIFICATION</w:t>
-      </w:r>
-      <w:r>
-        <w:br/>
-      </w:r>
-      <w:r>
-        <w:rPr>
-          <w:rStyle w:val="VerbatimChar"/>
-        </w:rPr>
-        <w:t xml:space="preserve">─────────────────────────────────────────────────────────────────</w:t>
-      </w:r>
-      <w:r>
-        <w:br/>
-      </w:r>
-      <w:r>
-        <w:rPr>
-          <w:rStyle w:val="VerbatimChar"/>
-        </w:rPr>
-        <w:t xml:space="preserve">Records from electronic databases (WoS Core Collection + Scopus):</w:t>
-      </w:r>
-      <w:r>
-        <w:br/>
-      </w:r>
-      <w:r>
-        <w:rPr>
-          <w:rStyle w:val="VerbatimChar"/>
-        </w:rPr>
-        <w:t xml:space="preserve">  [n = TBD]</w:t>
-      </w:r>
-      <w:r>
-        <w:br/>
-      </w:r>
-      <w:r>
-        <w:rPr>
-          <w:rStyle w:val="VerbatimChar"/>
-        </w:rPr>
-        <w:t xml:space="preserve">Records from supplementary methods</w:t>
-      </w:r>
-      <w:r>
-        <w:br/>
-      </w:r>
-      <w:r>
-        <w:rPr>
-          <w:rStyle w:val="VerbatimChar"/>
-        </w:rPr>
-        <w:t xml:space="preserve">  Backward citation scan (5 anchor meta-analyses): [n = TBD]</w:t>
-      </w:r>
-      <w:r>
-        <w:br/>
-      </w:r>
-      <w:r>
-        <w:rPr>
-          <w:rStyle w:val="VerbatimChar"/>
-        </w:rPr>
-        <w:t xml:space="preserve">  Hand-search (author's corpus, 2020–2026): n = 19</w:t>
-      </w:r>
-      <w:r>
-        <w:br/>
-      </w:r>
-      <w:r>
-        <w:rPr>
-          <w:rStyle w:val="VerbatimChar"/>
-        </w:rPr>
-        <w:t xml:space="preserve">  ──────────────────────────────────────</w:t>
-      </w:r>
-      <w:r>
-        <w:br/>
-      </w:r>
-      <w:r>
-        <w:rPr>
-          <w:rStyle w:val="VerbatimChar"/>
-        </w:rPr>
-        <w:t xml:space="preserve">  Total identified: [N = TBD]</w:t>
-      </w:r>
-      <w:r>
-        <w:br/>
-      </w:r>
-      <w:r>
-        <w:br/>
-      </w:r>
-      <w:r>
-        <w:rPr>
-          <w:rStyle w:val="VerbatimChar"/>
-        </w:rPr>
-        <w:t xml:space="preserve">SCREENING, Level 1 (Title / Abstract)</w:t>
-      </w:r>
-      <w:r>
-        <w:br/>
-      </w:r>
-      <w:r>
-        <w:rPr>
-          <w:rStyle w:val="VerbatimChar"/>
-        </w:rPr>
-        <w:t xml:space="preserve">─────────────────────────────────────────────────────────────────</w:t>
-      </w:r>
-      <w:r>
-        <w:br/>
-      </w:r>
-      <w:r>
-        <w:rPr>
-          <w:rStyle w:val="VerbatimChar"/>
-        </w:rPr>
-        <w:t xml:space="preserve">After deduplication: [n = TBD]</w:t>
-      </w:r>
-      <w:r>
-        <w:br/>
-      </w:r>
-      <w:r>
-        <w:rPr>
-          <w:rStyle w:val="VerbatimChar"/>
-        </w:rPr>
-        <w:t xml:space="preserve">  Excluded (title/abstract screen): [n = TBD]</w:t>
-      </w:r>
-      <w:r>
-        <w:br/>
-      </w:r>
-      <w:r>
-        <w:rPr>
-          <w:rStyle w:val="VerbatimChar"/>
-        </w:rPr>
-        <w:t xml:space="preserve">    - Does not examine I→P relationship: [n = TBD]</w:t>
-      </w:r>
-      <w:r>
-        <w:br/>
-      </w:r>
-      <w:r>
-        <w:rPr>
-          <w:rStyle w:val="VerbatimChar"/>
-        </w:rPr>
-        <w:t xml:space="preserve">    - Not firm-level analysis: [n = TBD]</w:t>
-      </w:r>
-      <w:r>
-        <w:br/>
-      </w:r>
-      <w:r>
-        <w:rPr>
-          <w:rStyle w:val="VerbatimChar"/>
-        </w:rPr>
-        <w:t xml:space="preserve">    - Non-English, no convertible ES in abstract: [n = TBD]</w:t>
-      </w:r>
-      <w:r>
-        <w:br/>
-      </w:r>
-      <w:r>
-        <w:rPr>
-          <w:rStyle w:val="VerbatimChar"/>
-        </w:rPr>
-        <w:t xml:space="preserve">    - Qualitative / conceptual only: [n = TBD]</w:t>
-      </w:r>
-      <w:r>
-        <w:br/>
-      </w:r>
-      <w:r>
-        <w:rPr>
-          <w:rStyle w:val="VerbatimChar"/>
-        </w:rPr>
-        <w:t xml:space="preserve">  Retained for full-text review: [n = TBD]</w:t>
-      </w:r>
-      <w:r>
-        <w:br/>
-      </w:r>
-      <w:r>
-        <w:br/>
-      </w:r>
-      <w:r>
-        <w:rPr>
-          <w:rStyle w:val="VerbatimChar"/>
-        </w:rPr>
-        <w:t xml:space="preserve">ELIGIBILITY, Level 2 (Full Text)</w:t>
-      </w:r>
-      <w:r>
-        <w:br/>
-      </w:r>
-      <w:r>
-        <w:rPr>
-          <w:rStyle w:val="VerbatimChar"/>
-        </w:rPr>
-        <w:t xml:space="preserve">─────────────────────────────────────────────────────────────────</w:t>
-      </w:r>
-      <w:r>
-        <w:br/>
-      </w:r>
-      <w:r>
-        <w:rPr>
-          <w:rStyle w:val="VerbatimChar"/>
-        </w:rPr>
-        <w:t xml:space="preserve">Full texts assessed: [n = TBD]</w:t>
-      </w:r>
-      <w:r>
-        <w:br/>
-      </w:r>
-      <w:r>
-        <w:rPr>
-          <w:rStyle w:val="VerbatimChar"/>
-        </w:rPr>
-        <w:t xml:space="preserve">  Excluded: [n = TBD]</w:t>
-      </w:r>
-      <w:r>
-        <w:br/>
-      </w:r>
-      <w:r>
-        <w:rPr>
-          <w:rStyle w:val="VerbatimChar"/>
-        </w:rPr>
-        <w:t xml:space="preserve">    - No effect size convertible to r: [n = TBD]</w:t>
-      </w:r>
-      <w:r>
-        <w:br/>
-      </w:r>
-      <w:r>
-        <w:rPr>
-          <w:rStyle w:val="VerbatimChar"/>
-        </w:rPr>
-        <w:t xml:space="preserve">    - No DOI measure meeting PICO I criterion: [n = TBD]</w:t>
-      </w:r>
-      <w:r>
-        <w:br/>
-      </w:r>
-      <w:r>
-        <w:rPr>
-          <w:rStyle w:val="VerbatimChar"/>
-        </w:rPr>
-        <w:t xml:space="preserve">    - State-owned enterprise / government-controlled sample: [n = TBD]</w:t>
-      </w:r>
-      <w:r>
-        <w:br/>
-      </w:r>
-      <w:r>
-        <w:rPr>
-          <w:rStyle w:val="VerbatimChar"/>
-        </w:rPr>
-        <w:t xml:space="preserve">    - Duplicate sample (smaller/older retained for exclusion): [n = TBD]</w:t>
-      </w:r>
-      <w:r>
-        <w:br/>
-      </w:r>
-      <w:r>
-        <w:rPr>
-          <w:rStyle w:val="VerbatimChar"/>
-        </w:rPr>
-        <w:t xml:space="preserve">    - Meta-analysis or review (not primary study): [n = TBD]</w:t>
-      </w:r>
-      <w:r>
-        <w:br/>
-      </w:r>
-      <w:r>
-        <w:rPr>
-          <w:rStyle w:val="VerbatimChar"/>
-        </w:rPr>
-        <w:t xml:space="preserve">    - Conference paper / thesis / working paper: [n = TBD]</w:t>
-      </w:r>
-      <w:r>
-        <w:br/>
-      </w:r>
-      <w:r>
-        <w:br/>
-      </w:r>
-      <w:r>
-        <w:rPr>
-          <w:rStyle w:val="VerbatimChar"/>
-        </w:rPr>
-        <w:t xml:space="preserve">INCLUDED</w:t>
-      </w:r>
-      <w:r>
-        <w:br/>
-      </w:r>
-      <w:r>
-        <w:rPr>
-          <w:rStyle w:val="VerbatimChar"/>
-        </w:rPr>
-        <w:t xml:space="preserve">─────────────────────────────────────────────────────────────────</w:t>
-      </w:r>
-      <w:r>
-        <w:br/>
-      </w:r>
-      <w:r>
-        <w:rPr>
-          <w:rStyle w:val="VerbatimChar"/>
-        </w:rPr>
-        <w:t xml:space="preserve">Studies included in meta-analysis: k = [TBD]</w:t>
-      </w:r>
-      <w:r>
-        <w:br/>
-      </w:r>
-      <w:r>
-        <w:rPr>
-          <w:rStyle w:val="VerbatimChar"/>
-        </w:rPr>
-        <w:t xml:space="preserve">Effect sizes coded: K = [TBD]</w:t>
-      </w:r>
-      <w:r>
-        <w:br/>
-      </w:r>
-      <w:r>
-        <w:rPr>
-          <w:rStyle w:val="VerbatimChar"/>
-        </w:rPr>
-        <w:t xml:space="preserve">  (Current working database prior to formal search: k = 237, K = 287)</w:t>
-      </w:r>
-    </w:p>
-    <w:p>
-      <w:pPr>
-        <w:pStyle w:val="FirstParagraph"/>
-      </w:pPr>
-      <w:r>
-        <w:rPr>
-          <w:iCs/>
-          <w:i/>
-        </w:rPr>
-        <w:t xml:space="preserve">The PRISMA checklist (Page et al., 2021) is available from the</w:t>
-      </w:r>
-      <w:r>
-        <w:rPr>
-          <w:iCs/>
-          <w:i/>
-        </w:rPr>
-        <w:t xml:space="preserve"> </w:t>
-      </w:r>
-      <w:r>
-        <w:rPr>
-          <w:iCs/>
-          <w:i/>
-        </w:rPr>
-        <w:t xml:space="preserve">corresponding author.</w:t>
-      </w:r>
-    </w:p>
-    <w:bookmarkEnd w:id="62"/>
-    <w:bookmarkStart w:id="63" w:name="appendix-b-coding-protocol-7-moderators"/>
-    <w:p>
-      <w:pPr>
-        <w:pStyle w:val="Heading2"/>
-      </w:pPr>
-      <w:r>
-        <w:t xml:space="preserve">Appendix B, Coding Protocol (7 Moderators)</w:t>
-      </w:r>
-    </w:p>
-    <w:tbl>
-      <w:tblPr>
-        <w:tblStyle w:val="Table"/>
-        <w:tblW w:type="auto" w:w="0"/>
-        <w:tblLook w:firstRow="1" w:lastRow="0" w:firstColumn="0" w:lastColumn="0" w:noHBand="0" w:noVBand="0" w:val="0020"/>
-        <w:jc w:val="start"/>
-      </w:tblPr>
-      <w:tblGrid>
-        <w:gridCol w:w="2640"/>
-        <w:gridCol w:w="2640"/>
-        <w:gridCol w:w="2640"/>
-      </w:tblGrid>
-      <w:tr>
-        <w:trPr>
-          <w:tblHeader w:val="true"/>
-        </w:trPr>
-        <w:tc>
-          <w:tcPr/>
-          <w:p>
-            <w:pPr>
-              <w:pStyle w:val="Compact"/>
-              <w:jc w:val="left"/>
-            </w:pPr>
-            <w:r>
-              <w:t xml:space="preserve">Moderator</w:t>
-            </w:r>
-          </w:p>
-        </w:tc>
-        <w:tc>
-          <w:tcPr/>
-          <w:p>
-            <w:pPr>
-              <w:pStyle w:val="Compact"/>
-              <w:jc w:val="left"/>
-            </w:pPr>
-            <w:r>
-              <w:t xml:space="preserve">Variable Type</w:t>
-            </w:r>
-          </w:p>
-        </w:tc>
-        <w:tc>
-          <w:tcPr/>
-          <w:p>
-            <w:pPr>
-              <w:pStyle w:val="Compact"/>
-              <w:jc w:val="left"/>
-            </w:pPr>
-            <w:r>
-              <w:t xml:space="preserve">Coding Rule</w:t>
-            </w:r>
-          </w:p>
-        </w:tc>
-      </w:tr>
-      <w:tr>
-        <w:tc>
-          <w:tcPr/>
-          <w:p>
-            <w:pPr>
-              <w:pStyle w:val="Compact"/>
-              <w:jc w:val="left"/>
-            </w:pPr>
-            <w:r>
-              <w:t xml:space="preserve">ICRV regime</w:t>
-            </w:r>
-          </w:p>
-        </w:tc>
-        <w:tc>
-          <w:tcPr/>
-          <w:p>
-            <w:pPr>
-              <w:pStyle w:val="Compact"/>
-              <w:jc w:val="left"/>
-            </w:pPr>
-            <w:r>
-              <w:t xml:space="preserve">Categorical (6 codes)</w:t>
-            </w:r>
-          </w:p>
-        </w:tc>
-        <w:tc>
-          <w:tcPr/>
-          <w:p>
-            <w:pPr>
-              <w:pStyle w:val="Compact"/>
-              <w:jc w:val="left"/>
-            </w:pPr>
-            <w:r>
-              <w:t xml:space="preserve">WGI Rule of Law, 2023 vintage: I &gt; +0.80; II: 0–+0.80; III: −0.50–0; SIDS: island state; V: &lt; −0.50</w:t>
-            </w:r>
-          </w:p>
-        </w:tc>
-      </w:tr>
-      <w:tr>
-        <w:tc>
-          <w:tcPr/>
-          <w:p>
-            <w:pPr>
-              <w:pStyle w:val="Compact"/>
-              <w:jc w:val="left"/>
-            </w:pPr>
-            <w:r>
-              <w:t xml:space="preserve">cDAI</w:t>
-            </w:r>
-          </w:p>
-        </w:tc>
-        <w:tc>
-          <w:tcPr/>
-          <w:p>
-            <w:pPr>
-              <w:pStyle w:val="Compact"/>
-              <w:jc w:val="left"/>
-            </w:pPr>
-            <w:r>
-              <w:t xml:space="preserve">Continuous (0–1)</w:t>
-            </w:r>
-          </w:p>
-        </w:tc>
-        <w:tc>
-          <w:tcPr/>
-          <w:p>
-            <w:pPr>
-              <w:pStyle w:val="Compact"/>
-              <w:jc w:val="left"/>
-            </w:pPr>
-            <w:r>
-              <w:t xml:space="preserve">World Bank DAI score or ITU DDI score, country-year, standardized. If unavailable: ITU ICT Development Index (substitute)</w:t>
-            </w:r>
-          </w:p>
-        </w:tc>
-      </w:tr>
-      <w:tr>
-        <w:tc>
-          <w:tcPr/>
-          <w:p>
-            <w:pPr>
-              <w:pStyle w:val="Compact"/>
-              <w:jc w:val="left"/>
-            </w:pPr>
-            <w:r>
-              <w:t xml:space="preserve">DPL phase</w:t>
-            </w:r>
-          </w:p>
-        </w:tc>
-        <w:tc>
-          <w:tcPr/>
-          <w:p>
-            <w:pPr>
-              <w:pStyle w:val="Compact"/>
-              <w:jc w:val="left"/>
-            </w:pPr>
-            <w:r>
-              <w:t xml:space="preserve">Categorical (3)</w:t>
-            </w:r>
-          </w:p>
-        </w:tc>
-        <w:tc>
-          <w:tcPr/>
-          <w:p>
-            <w:pPr>
-              <w:pStyle w:val="Compact"/>
-              <w:jc w:val="left"/>
-            </w:pPr>
-            <w:r>
-              <w:t xml:space="preserve">Precede: data year &lt; 2009; Span: data spans 2005–2014; Follow: data year &gt; 2014</w:t>
-            </w:r>
-          </w:p>
-        </w:tc>
-      </w:tr>
-      <w:tr>
-        <w:tc>
-          <w:tcPr/>
-          <w:p>
-            <w:pPr>
-              <w:pStyle w:val="Compact"/>
-              <w:jc w:val="left"/>
-            </w:pPr>
-            <w:r>
-              <w:t xml:space="preserve">Country of origin</w:t>
-            </w:r>
-          </w:p>
-        </w:tc>
-        <w:tc>
-          <w:tcPr/>
-          <w:p>
-            <w:pPr>
-              <w:pStyle w:val="Compact"/>
-              <w:jc w:val="left"/>
-            </w:pPr>
-            <w:r>
-              <w:t xml:space="preserve">Categorical (ISO)</w:t>
-            </w:r>
-          </w:p>
-        </w:tc>
-        <w:tc>
-          <w:tcPr/>
-          <w:p>
-            <w:pPr>
-              <w:pStyle w:val="Compact"/>
-              <w:jc w:val="left"/>
-            </w:pPr>
-            <w:r>
-              <w:t xml:space="preserve">First author's sample country; multi-country = "pooled"</w:t>
-            </w:r>
-          </w:p>
-        </w:tc>
-      </w:tr>
-      <w:tr>
-        <w:tc>
-          <w:tcPr/>
-          <w:p>
-            <w:pPr>
-              <w:pStyle w:val="Compact"/>
-              <w:jc w:val="left"/>
-            </w:pPr>
-            <w:r>
-              <w:t xml:space="preserve">Industry</w:t>
-            </w:r>
-          </w:p>
-        </w:tc>
-        <w:tc>
-          <w:tcPr/>
-          <w:p>
-            <w:pPr>
-              <w:pStyle w:val="Compact"/>
-              <w:jc w:val="left"/>
-            </w:pPr>
-            <w:r>
-              <w:t xml:space="preserve">Categorical (3)</w:t>
-            </w:r>
-          </w:p>
-        </w:tc>
-        <w:tc>
-          <w:tcPr/>
-          <w:p>
-            <w:pPr>
-              <w:pStyle w:val="Compact"/>
-              <w:jc w:val="left"/>
-            </w:pPr>
-            <w:r>
-              <w:t xml:space="preserve">SIC: manufacturing (20–39), services (40–89), mixed/unspecified</w:t>
-            </w:r>
-          </w:p>
-        </w:tc>
-      </w:tr>
-      <w:tr>
-        <w:tc>
-          <w:tcPr/>
-          <w:p>
-            <w:pPr>
-              <w:pStyle w:val="Compact"/>
-              <w:jc w:val="left"/>
-            </w:pPr>
-            <w:r>
-              <w:t xml:space="preserve">DOI measure</w:t>
-            </w:r>
-          </w:p>
-        </w:tc>
-        <w:tc>
-          <w:tcPr/>
-          <w:p>
-            <w:pPr>
-              <w:pStyle w:val="Compact"/>
-              <w:jc w:val="left"/>
-            </w:pPr>
-            <w:r>
-              <w:t xml:space="preserve">Categorical (4)</w:t>
-            </w:r>
-          </w:p>
-        </w:tc>
-        <w:tc>
-          <w:tcPr/>
-          <w:p>
-            <w:pPr>
-              <w:pStyle w:val="Compact"/>
-              <w:jc w:val="left"/>
-            </w:pPr>
-            <w:r>
-              <w:t xml:space="preserve">FSTS; Entropy; Number-of-markets; Transnationality index (UNCTAD)</w:t>
-            </w:r>
-          </w:p>
-        </w:tc>
-      </w:tr>
-      <w:tr>
-        <w:tc>
-          <w:tcPr/>
-          <w:p>
-            <w:pPr>
-              <w:pStyle w:val="Compact"/>
-              <w:jc w:val="left"/>
-            </w:pPr>
-            <w:r>
-              <w:t xml:space="preserve">Performance</w:t>
-            </w:r>
-          </w:p>
-        </w:tc>
-        <w:tc>
-          <w:tcPr/>
-          <w:p>
-            <w:pPr>
-              <w:pStyle w:val="Compact"/>
-              <w:jc w:val="left"/>
-            </w:pPr>
-            <w:r>
-              <w:t xml:space="preserve">Categorical (4)</w:t>
-            </w:r>
-          </w:p>
-        </w:tc>
-        <w:tc>
-          <w:tcPr/>
-          <w:p>
-            <w:pPr>
-              <w:pStyle w:val="Compact"/>
-              <w:jc w:val="left"/>
-            </w:pPr>
-            <w:r>
-              <w:t xml:space="preserve">Accounting (ROA/ROE/ROS); Market (Tobin's Q); Mixed; Other</w:t>
-            </w:r>
-          </w:p>
-        </w:tc>
-      </w:tr>
-    </w:tbl>
-    <w:bookmarkEnd w:id="63"/>
-    <w:bookmarkStart w:id="64" w:name="Xd9634948d23722ae653a4402a0c9331cc7088ab"/>
-    <w:p>
-      <w:pPr>
-        <w:pStyle w:val="Heading2"/>
-      </w:pPr>
-      <w:r>
-        <w:t xml:space="preserve">Appendix C, Consistency Check: MetaEssentials vs.</w:t>
-      </w:r>
-      <w:r>
-        <w:t xml:space="preserve"> </w:t>
-      </w:r>
-      <w:r>
-        <w:rPr>
-          <w:rStyle w:val="VerbatimChar"/>
+          <w:iCs/>
+          <w:i/>
         </w:rPr>
         <w:t xml:space="preserve">metafor</w:t>
       </w:r>
-    </w:p>
-    <w:tbl>
-      <w:tblPr>
-        <w:tblStyle w:val="Table"/>
-        <w:tblW w:type="auto" w:w="0"/>
-        <w:tblLook w:firstRow="1" w:lastRow="0" w:firstColumn="0" w:lastColumn="0" w:noHBand="0" w:noVBand="0" w:val="0020"/>
-        <w:jc w:val="start"/>
-      </w:tblPr>
-      <w:tblGrid>
-        <w:gridCol w:w="2640"/>
-        <w:gridCol w:w="2640"/>
-        <w:gridCol w:w="2640"/>
-      </w:tblGrid>
-      <w:tr>
-        <w:trPr>
-          <w:tblHeader w:val="true"/>
-        </w:trPr>
-        <w:tc>
-          <w:tcPr/>
-          <w:p>
-            <w:pPr>
-              <w:pStyle w:val="Compact"/>
-              <w:jc w:val="left"/>
-            </w:pPr>
-            <w:r>
-              <w:t xml:space="preserve">Statistic</w:t>
-            </w:r>
-          </w:p>
-        </w:tc>
-        <w:tc>
-          <w:tcPr/>
-          <w:p>
-            <w:pPr>
-              <w:pStyle w:val="Compact"/>
-              <w:jc w:val="left"/>
-            </w:pPr>
-            <w:r>
-              <w:t xml:space="preserve">MetaEssentials 1.5 (ICBEF 2025)</w:t>
-            </w:r>
-          </w:p>
-        </w:tc>
-        <w:tc>
-          <w:tcPr/>
-          <w:p>
-            <w:pPr>
-              <w:pStyle w:val="Compact"/>
-              <w:jc w:val="left"/>
-            </w:pPr>
-            <w:r>
-              <w:t xml:space="preserve">metafor REML (3-level, k=237)</w:t>
-            </w:r>
-          </w:p>
-        </w:tc>
-      </w:tr>
-      <w:tr>
-        <w:tc>
-          <w:tcPr/>
-          <w:p>
-            <w:pPr>
-              <w:pStyle w:val="Compact"/>
-              <w:jc w:val="left"/>
-            </w:pPr>
-            <w:r>
-              <w:t xml:space="preserve">Pooled</w:t>
-            </w:r>
-            <w:r>
-              <w:t xml:space="preserve"> </w:t>
-            </w:r>
-            <w:r>
-              <w:rPr>
-                <w:iCs/>
-                <w:i/>
-              </w:rPr>
-              <w:t xml:space="preserve">r</w:t>
-            </w:r>
-          </w:p>
-        </w:tc>
-        <w:tc>
-          <w:tcPr/>
-          <w:p>
-            <w:pPr>
-              <w:pStyle w:val="Compact"/>
-              <w:jc w:val="left"/>
-            </w:pPr>
-            <w:r>
-              <w:t xml:space="preserve">0.070</w:t>
-            </w:r>
-          </w:p>
-        </w:tc>
-        <w:tc>
-          <w:tcPr/>
-          <w:p>
-            <w:pPr>
-              <w:pStyle w:val="Compact"/>
-              <w:jc w:val="left"/>
-            </w:pPr>
-            <w:r>
-              <w:t xml:space="preserve">0.074</w:t>
-            </w:r>
-          </w:p>
-        </w:tc>
-      </w:tr>
-      <w:tr>
-        <w:tc>
-          <w:tcPr/>
-          <w:p>
-            <w:pPr>
-              <w:pStyle w:val="Compact"/>
-              <w:jc w:val="left"/>
-            </w:pPr>
-            <w:r>
-              <w:t xml:space="preserve">95% CI</w:t>
-            </w:r>
-          </w:p>
-        </w:tc>
-        <w:tc>
-          <w:tcPr/>
-          <w:p>
-            <w:pPr>
-              <w:pStyle w:val="Compact"/>
-              <w:jc w:val="left"/>
-            </w:pPr>
-            <w:r>
-              <w:t xml:space="preserve">[0.050, 0.090]</w:t>
-            </w:r>
-          </w:p>
-        </w:tc>
-        <w:tc>
-          <w:tcPr/>
-          <w:p>
-            <w:pPr>
-              <w:pStyle w:val="Compact"/>
-              <w:jc w:val="left"/>
-            </w:pPr>
-            <w:r>
-              <w:t xml:space="preserve">[0.060, 0.088]</w:t>
-            </w:r>
-          </w:p>
-        </w:tc>
-      </w:tr>
-      <w:tr>
-        <w:tc>
-          <w:tcPr/>
-          <w:p>
-            <w:pPr>
-              <w:pStyle w:val="Compact"/>
-              <w:jc w:val="left"/>
-            </w:pPr>
-            <w:r>
-              <w:rPr>
-                <w:iCs/>
-                <w:i/>
-              </w:rPr>
-              <w:t xml:space="preserve">I</w:t>
-            </w:r>
-            <w:r>
-              <w:t xml:space="preserve">²_total</w:t>
-            </w:r>
-          </w:p>
-        </w:tc>
-        <w:tc>
-          <w:tcPr/>
-          <w:p>
-            <w:pPr>
-              <w:pStyle w:val="Compact"/>
-              <w:jc w:val="left"/>
-            </w:pPr>
-            <w:r>
-              <w:t xml:space="preserve">87.92%</w:t>
-            </w:r>
-          </w:p>
-        </w:tc>
-        <w:tc>
-          <w:tcPr/>
-          <w:p>
-            <w:pPr>
-              <w:pStyle w:val="Compact"/>
-              <w:jc w:val="left"/>
-            </w:pPr>
-            <w:r>
-              <w:t xml:space="preserve">62.5%</w:t>
-            </w:r>
-          </w:p>
-        </w:tc>
-      </w:tr>
-      <w:tr>
-        <w:tc>
-          <w:tcPr/>
-          <w:p>
-            <w:pPr>
-              <w:pStyle w:val="Compact"/>
-              <w:jc w:val="left"/>
-            </w:pPr>
-            <w:r>
-              <w:rPr>
-                <w:iCs/>
-                <w:i/>
-              </w:rPr>
-              <w:t xml:space="preserve">I</w:t>
-            </w:r>
-            <w:r>
-              <w:t xml:space="preserve">²_(2) within-study</w:t>
-            </w:r>
-          </w:p>
-        </w:tc>
-        <w:tc>
-          <w:tcPr/>
-          <w:p>
-            <w:pPr>
-              <w:pStyle w:val="Compact"/>
-              <w:jc w:val="left"/>
-            </w:pPr>
-            <w:r>
-              <w:t xml:space="preserve">,</w:t>
-            </w:r>
-          </w:p>
-        </w:tc>
-        <w:tc>
-          <w:tcPr/>
-          <w:p>
-            <w:pPr>
-              <w:pStyle w:val="Compact"/>
-              <w:jc w:val="left"/>
-            </w:pPr>
-            <w:r>
-              <w:t xml:space="preserve">54.1%</w:t>
-            </w:r>
-          </w:p>
-        </w:tc>
-      </w:tr>
-      <w:tr>
-        <w:tc>
-          <w:tcPr/>
-          <w:p>
-            <w:pPr>
-              <w:pStyle w:val="Compact"/>
-              <w:jc w:val="left"/>
-            </w:pPr>
-            <w:r>
-              <w:rPr>
-                <w:iCs/>
-                <w:i/>
-              </w:rPr>
-              <w:t xml:space="preserve">I</w:t>
-            </w:r>
-            <w:r>
-              <w:t xml:space="preserve">²_(3) between-study</w:t>
-            </w:r>
-          </w:p>
-        </w:tc>
-        <w:tc>
-          <w:tcPr/>
-          <w:p>
-            <w:pPr>
-              <w:pStyle w:val="Compact"/>
-              <w:jc w:val="left"/>
-            </w:pPr>
-            <w:r>
-              <w:t xml:space="preserve">,</w:t>
-            </w:r>
-          </w:p>
-        </w:tc>
-        <w:tc>
-          <w:tcPr/>
-          <w:p>
-            <w:pPr>
-              <w:pStyle w:val="Compact"/>
-              <w:jc w:val="left"/>
-            </w:pPr>
-            <w:r>
-              <w:t xml:space="preserve">8.4%</w:t>
-            </w:r>
-          </w:p>
-        </w:tc>
-      </w:tr>
-      <w:tr>
-        <w:tc>
-          <w:tcPr/>
-          <w:p>
-            <w:pPr>
-              <w:pStyle w:val="Compact"/>
-              <w:jc w:val="left"/>
-            </w:pPr>
-            <w:r>
-              <w:rPr>
-                <w:iCs/>
-                <w:i/>
-              </w:rPr>
-              <w:t xml:space="preserve">k</w:t>
-            </w:r>
-            <w:r>
-              <w:t xml:space="preserve"> </w:t>
-            </w:r>
-            <w:r>
-              <w:t xml:space="preserve">studies</w:t>
-            </w:r>
-          </w:p>
-        </w:tc>
-        <w:tc>
-          <w:tcPr/>
-          <w:p>
-            <w:pPr>
-              <w:pStyle w:val="Compact"/>
-              <w:jc w:val="left"/>
-            </w:pPr>
-            <w:r>
-              <w:t xml:space="preserve">113</w:t>
-            </w:r>
-          </w:p>
-        </w:tc>
-        <w:tc>
-          <w:tcPr/>
-          <w:p>
-            <w:pPr>
-              <w:pStyle w:val="Compact"/>
-              <w:jc w:val="left"/>
-            </w:pPr>
-            <w:r>
-              <w:t xml:space="preserve">237</w:t>
-            </w:r>
-          </w:p>
-        </w:tc>
-      </w:tr>
-      <w:tr>
-        <w:tc>
-          <w:tcPr/>
-          <w:p>
-            <w:pPr>
-              <w:pStyle w:val="Compact"/>
-              <w:jc w:val="left"/>
-            </w:pPr>
-            <w:r>
-              <w:rPr>
-                <w:iCs/>
-                <w:i/>
-              </w:rPr>
-              <w:t xml:space="preserve">K</w:t>
-            </w:r>
-            <w:r>
-              <w:t xml:space="preserve"> </w:t>
-            </w:r>
-            <w:r>
-              <w:t xml:space="preserve">effects</w:t>
-            </w:r>
-          </w:p>
-        </w:tc>
-        <w:tc>
-          <w:tcPr/>
-          <w:p>
-            <w:pPr>
-              <w:pStyle w:val="Compact"/>
-              <w:jc w:val="left"/>
-            </w:pPr>
-            <w:r>
-              <w:t xml:space="preserve">,</w:t>
-            </w:r>
-          </w:p>
-        </w:tc>
-        <w:tc>
-          <w:tcPr/>
-          <w:p>
-            <w:pPr>
-              <w:pStyle w:val="Compact"/>
-              <w:jc w:val="left"/>
-            </w:pPr>
-            <w:r>
-              <w:t xml:space="preserve">287</w:t>
-            </w:r>
-          </w:p>
-        </w:tc>
-      </w:tr>
-      <w:tr>
-        <w:tc>
-          <w:tcPr/>
-          <w:p>
-            <w:pPr>
-              <w:pStyle w:val="Compact"/>
-              <w:jc w:val="left"/>
-            </w:pPr>
-            <w:r>
-              <w:t xml:space="preserve">σ²_(2)</w:t>
-            </w:r>
-          </w:p>
-        </w:tc>
-        <w:tc>
-          <w:tcPr/>
-          <w:p>
-            <w:pPr>
-              <w:pStyle w:val="Compact"/>
-              <w:jc w:val="left"/>
-            </w:pPr>
-            <w:r>
-              <w:t xml:space="preserve">,</w:t>
-            </w:r>
-          </w:p>
-        </w:tc>
-        <w:tc>
-          <w:tcPr/>
-          <w:p>
-            <w:pPr>
-              <w:pStyle w:val="Compact"/>
-              <w:jc w:val="left"/>
-            </w:pPr>
-            <w:r>
-              <w:t xml:space="preserve">0.00878</w:t>
-            </w:r>
-          </w:p>
-        </w:tc>
-      </w:tr>
-      <w:tr>
-        <w:tc>
-          <w:tcPr/>
-          <w:p>
-            <w:pPr>
-              <w:pStyle w:val="Compact"/>
-              <w:jc w:val="left"/>
-            </w:pPr>
-            <w:r>
-              <w:t xml:space="preserve">σ²_(3)</w:t>
-            </w:r>
-          </w:p>
-        </w:tc>
-        <w:tc>
-          <w:tcPr/>
-          <w:p>
-            <w:pPr>
-              <w:pStyle w:val="Compact"/>
-              <w:jc w:val="left"/>
-            </w:pPr>
-            <w:r>
-              <w:t xml:space="preserve">,</w:t>
-            </w:r>
-          </w:p>
-        </w:tc>
-        <w:tc>
-          <w:tcPr/>
-          <w:p>
-            <w:pPr>
-              <w:pStyle w:val="Compact"/>
-              <w:jc w:val="left"/>
-            </w:pPr>
-            <w:r>
-              <w:t xml:space="preserve">0.00136</w:t>
-            </w:r>
-          </w:p>
-        </w:tc>
-      </w:tr>
-      <w:tr>
-        <w:tc>
-          <w:tcPr/>
-          <w:p>
-            <w:pPr>
-              <w:pStyle w:val="Compact"/>
-              <w:jc w:val="left"/>
-            </w:pPr>
-            <w:r>
-              <w:t xml:space="preserve">Software</w:t>
-            </w:r>
-          </w:p>
-        </w:tc>
-        <w:tc>
-          <w:tcPr/>
-          <w:p>
-            <w:pPr>
-              <w:pStyle w:val="Compact"/>
-              <w:jc w:val="left"/>
-            </w:pPr>
-            <w:r>
-              <w:t xml:space="preserve">Suurmond et al. (2017)</w:t>
-            </w:r>
-          </w:p>
-        </w:tc>
-        <w:tc>
-          <w:tcPr/>
-          <w:p>
-            <w:pPr>
-              <w:pStyle w:val="Compact"/>
-              <w:jc w:val="left"/>
-            </w:pPr>
-            <w:r>
-              <w:t xml:space="preserve">Viechtbauer (2010)</w:t>
-            </w:r>
-          </w:p>
-        </w:tc>
-      </w:tr>
-    </w:tbl>
-    <w:p>
-      <w:pPr>
-        <w:pStyle w:val="BodyText"/>
-      </w:pPr>
-      <w:r>
-        <w:rPr>
-          <w:iCs/>
-          <w:i/>
-        </w:rPr>
-        <w:t xml:space="preserve">Note:</w:t>
-      </w:r>
-      <w:r>
-        <w:t xml:space="preserve"> </w:t>
-      </w:r>
-      <w:r>
-        <w:t xml:space="preserve">Lower total I² in the three-level model (62.5% vs. 87.92%)</w:t>
-      </w:r>
-      <w:r>
-        <w:t xml:space="preserve"> </w:t>
-      </w:r>
-      <w:r>
-        <w:t xml:space="preserve">reflects the expanded</w:t>
-      </w:r>
-      <w:r>
-        <w:t xml:space="preserve"> </w:t>
-      </w:r>
-      <w:r>
-        <w:rPr>
-          <w:iCs/>
-          <w:i/>
-        </w:rPr>
-        <w:t xml:space="preserve">k</w:t>
-      </w:r>
-      <w:r>
-        <w:t xml:space="preserve"> </w:t>
-      </w:r>
-      <w:r>
-        <w:t xml:space="preserve">= 237 sample and the three-level structure</w:t>
-      </w:r>
-      <w:r>
-        <w:t xml:space="preserve"> </w:t>
-      </w:r>
-      <w:r>
-        <w:t xml:space="preserve">that partitions variance across levels correctly. The narrower 95% CI</w:t>
-      </w:r>
-      <w:r>
-        <w:t xml:space="preserve"> </w:t>
-      </w:r>
-      <w:r>
-        <w:t xml:space="preserve">reflects the precision gain from 237 vs. 113 studies. The three-level</w:t>
-      </w:r>
-      <w:r>
-        <w:t xml:space="preserve"> </w:t>
-      </w:r>
-      <w:r>
-        <w:t xml:space="preserve">model is theoretically preferred as it accounts for multiple effect</w:t>
-      </w:r>
-      <w:r>
-        <w:t xml:space="preserve"> </w:t>
-      </w:r>
-      <w:r>
-        <w:t xml:space="preserve">sizes nested within studies.</w:t>
-      </w:r>
-    </w:p>
-    <w:p>
-      <w:pPr>
-        <w:pStyle w:val="BodyText"/>
-      </w:pPr>
-      <w:r>
-        <w:rPr>
-          <w:iCs/>
-          <w:i/>
-        </w:rPr>
-        <w:t xml:space="preserve">Word count (excluding tables, references, appendices): ≈ 6, 900 words</w:t>
-      </w:r>
-    </w:p>
-    <w:bookmarkEnd w:id="64"/>
-    <w:bookmarkEnd w:id="65"/>
+      <w:r>
+        <w:rPr>
+          <w:iCs/>
+          <w:i/>
+        </w:rPr>
+        <w:t xml:space="preserve"> </w:t>
+      </w:r>
+      <w:r>
+        <w:rPr>
+          <w:iCs/>
+          <w:i/>
+        </w:rPr>
+        <w:t xml:space="preserve">consistency check) are provided as online supplementary material.</w:t>
+      </w:r>
+    </w:p>
+    <w:bookmarkEnd w:id="57"/>
+    <w:bookmarkEnd w:id="58"/>
     <w:sectPr/>
   </w:body>
 </w:document>
@@ -21285,232 +13334,8 @@
       </w:pPr>
     </w:lvl>
   </w:abstractNum>
-  <w:abstractNum w:abstractNumId="991">
-    <w:nsid w:val="A991"/>
-    <w:multiLevelType w:val="multilevel"/>
-    <w:lvl w:ilvl="0">
-      <w:numFmt w:val="bullet"/>
-      <w:lvlText w:val="•"/>
-      <w:lvlJc w:val="left"/>
-      <w:pPr>
-        <w:ind w:left="720" w:hanging="480"/>
-      </w:pPr>
-    </w:lvl>
-    <w:lvl w:ilvl="1">
-      <w:numFmt w:val="bullet"/>
-      <w:lvlText w:val="–"/>
-      <w:lvlJc w:val="left"/>
-      <w:pPr>
-        <w:ind w:left="1440" w:hanging="480"/>
-      </w:pPr>
-    </w:lvl>
-    <w:lvl w:ilvl="2">
-      <w:numFmt w:val="bullet"/>
-      <w:lvlText w:val="•"/>
-      <w:lvlJc w:val="left"/>
-      <w:pPr>
-        <w:ind w:left="2160" w:hanging="480"/>
-      </w:pPr>
-    </w:lvl>
-    <w:lvl w:ilvl="3">
-      <w:numFmt w:val="bullet"/>
-      <w:lvlText w:val="–"/>
-      <w:lvlJc w:val="left"/>
-      <w:pPr>
-        <w:ind w:left="2880" w:hanging="480"/>
-      </w:pPr>
-    </w:lvl>
-    <w:lvl w:ilvl="4">
-      <w:numFmt w:val="bullet"/>
-      <w:lvlText w:val="•"/>
-      <w:lvlJc w:val="left"/>
-      <w:pPr>
-        <w:ind w:left="3600" w:hanging="480"/>
-      </w:pPr>
-    </w:lvl>
-    <w:lvl w:ilvl="5">
-      <w:numFmt w:val="bullet"/>
-      <w:lvlText w:val="–"/>
-      <w:lvlJc w:val="left"/>
-      <w:pPr>
-        <w:ind w:left="4320" w:hanging="480"/>
-      </w:pPr>
-    </w:lvl>
-    <w:lvl w:ilvl="6">
-      <w:numFmt w:val="bullet"/>
-      <w:lvlText w:val="•"/>
-      <w:lvlJc w:val="left"/>
-      <w:pPr>
-        <w:ind w:left="5040" w:hanging="480"/>
-      </w:pPr>
-    </w:lvl>
-    <w:lvl w:ilvl="7">
-      <w:numFmt w:val="bullet"/>
-      <w:lvlText w:val="–"/>
-      <w:lvlJc w:val="left"/>
-      <w:pPr>
-        <w:ind w:left="5760" w:hanging="480"/>
-      </w:pPr>
-    </w:lvl>
-    <w:lvl w:ilvl="8">
-      <w:numFmt w:val="bullet"/>
-      <w:lvlText w:val="•"/>
-      <w:lvlJc w:val="left"/>
-      <w:pPr>
-        <w:ind w:left="6480" w:hanging="480"/>
-      </w:pPr>
-    </w:lvl>
-  </w:abstractNum>
-  <w:abstractNum w:abstractNumId="99411">
-    <w:nsid w:val="A99411"/>
-    <w:multiLevelType w:val="multilevel"/>
-    <w:lvl w:ilvl="0">
-      <w:start w:val="1"/>
-      <w:numFmt w:val="decimal"/>
-      <w:lvlText w:val="%1."/>
-      <w:lvlJc w:val="left"/>
-      <w:pPr>
-        <w:ind w:left="720" w:hanging="480"/>
-      </w:pPr>
-    </w:lvl>
-    <w:lvl w:ilvl="1">
-      <w:start w:val="1"/>
-      <w:numFmt w:val="decimal"/>
-      <w:lvlText w:val="%2."/>
-      <w:lvlJc w:val="left"/>
-      <w:pPr>
-        <w:ind w:left="1440" w:hanging="480"/>
-      </w:pPr>
-    </w:lvl>
-    <w:lvl w:ilvl="2">
-      <w:start w:val="1"/>
-      <w:numFmt w:val="decimal"/>
-      <w:lvlText w:val="%3."/>
-      <w:lvlJc w:val="left"/>
-      <w:pPr>
-        <w:ind w:left="2160" w:hanging="480"/>
-      </w:pPr>
-    </w:lvl>
-    <w:lvl w:ilvl="3">
-      <w:start w:val="1"/>
-      <w:numFmt w:val="decimal"/>
-      <w:lvlText w:val="%4."/>
-      <w:lvlJc w:val="left"/>
-      <w:pPr>
-        <w:ind w:left="2880" w:hanging="480"/>
-      </w:pPr>
-    </w:lvl>
-    <w:lvl w:ilvl="4">
-      <w:start w:val="1"/>
-      <w:numFmt w:val="decimal"/>
-      <w:lvlText w:val="%5."/>
-      <w:lvlJc w:val="left"/>
-      <w:pPr>
-        <w:ind w:left="3600" w:hanging="480"/>
-      </w:pPr>
-    </w:lvl>
-    <w:lvl w:ilvl="5">
-      <w:start w:val="1"/>
-      <w:numFmt w:val="decimal"/>
-      <w:lvlText w:val="%6."/>
-      <w:lvlJc w:val="left"/>
-      <w:pPr>
-        <w:ind w:left="4320" w:hanging="480"/>
-      </w:pPr>
-    </w:lvl>
-    <w:lvl w:ilvl="6">
-      <w:start w:val="1"/>
-      <w:numFmt w:val="decimal"/>
-      <w:lvlText w:val="%7."/>
-      <w:lvlJc w:val="left"/>
-      <w:pPr>
-        <w:ind w:left="5040" w:hanging="480"/>
-      </w:pPr>
-    </w:lvl>
-    <w:lvl w:ilvl="7">
-      <w:start w:val="1"/>
-      <w:numFmt w:val="decimal"/>
-      <w:lvlText w:val="%8."/>
-      <w:lvlJc w:val="left"/>
-      <w:pPr>
-        <w:ind w:left="5760" w:hanging="480"/>
-      </w:pPr>
-    </w:lvl>
-    <w:lvl w:ilvl="8">
-      <w:start w:val="1"/>
-      <w:numFmt w:val="decimal"/>
-      <w:lvlText w:val="%9."/>
-      <w:lvlJc w:val="left"/>
-      <w:pPr>
-        <w:ind w:left="6480" w:hanging="480"/>
-      </w:pPr>
-    </w:lvl>
-  </w:abstractNum>
   <w:num w:numId="1000">
     <w:abstractNumId w:val="990"/>
-  </w:num>
-  <w:num w:numId="1001">
-    <w:abstractNumId w:val="991"/>
-  </w:num>
-  <w:num w:numId="1002">
-    <w:abstractNumId w:val="99411"/>
-    <w:lvlOverride w:ilvl="0">
-      <w:startOverride w:val="1"/>
-    </w:lvlOverride>
-    <w:lvlOverride w:ilvl="1">
-      <w:startOverride w:val="1"/>
-    </w:lvlOverride>
-    <w:lvlOverride w:ilvl="2">
-      <w:startOverride w:val="1"/>
-    </w:lvlOverride>
-    <w:lvlOverride w:ilvl="3">
-      <w:startOverride w:val="1"/>
-    </w:lvlOverride>
-    <w:lvlOverride w:ilvl="4">
-      <w:startOverride w:val="1"/>
-    </w:lvlOverride>
-    <w:lvlOverride w:ilvl="5">
-      <w:startOverride w:val="1"/>
-    </w:lvlOverride>
-    <w:lvlOverride w:ilvl="6">
-      <w:startOverride w:val="1"/>
-    </w:lvlOverride>
-    <w:lvlOverride w:ilvl="7">
-      <w:startOverride w:val="1"/>
-    </w:lvlOverride>
-    <w:lvlOverride w:ilvl="8">
-      <w:startOverride w:val="1"/>
-    </w:lvlOverride>
-  </w:num>
-  <w:num w:numId="1003">
-    <w:abstractNumId w:val="99411"/>
-    <w:lvlOverride w:ilvl="0">
-      <w:startOverride w:val="1"/>
-    </w:lvlOverride>
-    <w:lvlOverride w:ilvl="1">
-      <w:startOverride w:val="1"/>
-    </w:lvlOverride>
-    <w:lvlOverride w:ilvl="2">
-      <w:startOverride w:val="1"/>
-    </w:lvlOverride>
-    <w:lvlOverride w:ilvl="3">
-      <w:startOverride w:val="1"/>
-    </w:lvlOverride>
-    <w:lvlOverride w:ilvl="4">
-      <w:startOverride w:val="1"/>
-    </w:lvlOverride>
-    <w:lvlOverride w:ilvl="5">
-      <w:startOverride w:val="1"/>
-    </w:lvlOverride>
-    <w:lvlOverride w:ilvl="6">
-      <w:startOverride w:val="1"/>
-    </w:lvlOverride>
-    <w:lvlOverride w:ilvl="7">
-      <w:startOverride w:val="1"/>
-    </w:lvlOverride>
-    <w:lvlOverride w:ilvl="8">
-      <w:startOverride w:val="1"/>
-    </w:lvlOverride>
   </w:num>
 </w:numbering>
 </file>

--- a/p6/submission/apjm_package/01_manuscript_blinded.docx
+++ b/p6/submission/apjm_package/01_manuscript_blinded.docx
@@ -121,7 +121,7 @@
         <w:t xml:space="preserve"> </w:t>
       </w:r>
       <w:r>
-        <w:t xml:space="preserve">= 237 studies with</w:t>
+        <w:t xml:space="preserve">= 238 studies with</w:t>
       </w:r>
       <w:r>
         <w:t xml:space="preserve"> </w:t>
@@ -137,7 +137,7 @@
         <w:t xml:space="preserve"> </w:t>
       </w:r>
       <w:r>
-        <w:t xml:space="preserve">= 287 effect sizes. Three-level</w:t>
+        <w:t xml:space="preserve">= 288 effect sizes. Three-level</w:t>
       </w:r>
       <w:r>
         <w:t xml:space="preserve"> </w:t>
@@ -490,7 +490,7 @@
         <w:t xml:space="preserve"> </w:t>
       </w:r>
       <w:r>
-        <w:t xml:space="preserve">= 237</w:t>
+        <w:t xml:space="preserve">= 238</w:t>
       </w:r>
       <w:r>
         <w:t xml:space="preserve"> </w:t>
@@ -572,7 +572,7 @@
         <w:t xml:space="preserve"> </w:t>
       </w:r>
       <w:r>
-        <w:t xml:space="preserve">= 237 studies from 49 economies globally, and the first to</w:t>
+        <w:t xml:space="preserve">= 238 studies from 49 economies globally, and the first to</w:t>
       </w:r>
       <w:r>
         <w:t xml:space="preserve"> </w:t>
@@ -1117,7 +1117,7 @@
         <w:t xml:space="preserve"> </w:t>
       </w:r>
       <w:r>
-        <w:t xml:space="preserve">= 237, combined</w:t>
+        <w:t xml:space="preserve">= 238, combined</w:t>
       </w:r>
       <w:r>
         <w:t xml:space="preserve"> </w:t>
@@ -1232,7 +1232,7 @@
         <w:t xml:space="preserve"> </w:t>
       </w:r>
       <w:r>
-        <w:t xml:space="preserve">= 237, 49</w:t>
+        <w:t xml:space="preserve">= 238, 49</w:t>
       </w:r>
       <w:r>
         <w:t xml:space="preserve"> </w:t>
@@ -1321,7 +1321,7 @@
         <w:t xml:space="preserve"> </w:t>
       </w:r>
       <w:r>
-        <w:t xml:space="preserve">237,</w:t>
+        <w:t xml:space="preserve">238,</w:t>
       </w:r>
       <w:r>
         <w:t xml:space="preserve"> </w:t>
@@ -1337,7 +1337,7 @@
         <w:t xml:space="preserve"> </w:t>
       </w:r>
       <w:r>
-        <w:t xml:space="preserve">= 287) replicates and extends the ICBEF 2025 finding (</w:t>
+        <w:t xml:space="preserve">= 288) replicates and extends the ICBEF 2025 finding (</w:t>
       </w:r>
       <w:r>
         <w:rPr>
@@ -1861,7 +1861,7 @@
         <w:t xml:space="preserve"> </w:t>
       </w:r>
       <w:r>
-        <w:t xml:space="preserve">mechanism (Khanna &amp; Palepu, 2010): as institutions weaken, substitute-governance costs accumulate, depressing the effect toward zero. CIMT therefore predicts between-regime heterogeneity, largest at the institutional frontier. Prior meta-analyses lacked a taxonomy fine enough to test this; Marano et al. (2016) used a coarse six-category scheme. The ICRV 5-regime taxonomy, anchored in World Bank WGI Rule of Law (2023) and applied to the full k = 237 corpus (Singapore WGI +1.84 to Pakistan −0.55, Iran −0.74), provides the first such test.</w:t>
+        <w:t xml:space="preserve">mechanism (Khanna &amp; Palepu, 2010): as institutions weaken, substitute-governance costs accumulate, depressing the effect toward zero. CIMT therefore predicts between-regime heterogeneity, largest at the institutional frontier. Prior meta-analyses lacked a taxonomy fine enough to test this; Marano et al. (2016) used a coarse six-category scheme. The ICRV 5-regime taxonomy, anchored in World Bank WGI Rule of Law (2023) and applied to the full k = 238 corpus (Singapore WGI +1.84 to Pakistan −0.55, Iran −0.74), provides the first such test.</w:t>
       </w:r>
     </w:p>
     <w:p>
@@ -2137,7 +2137,7 @@
         <w:t xml:space="preserve"> </w:t>
       </w:r>
       <w:r>
-        <w:t xml:space="preserve">presents the three-level MARA with ICRV (H1), cDAI (H3), and DPL (H2) as study-level moderators of the baseline I→P pooled effect, with publication bias (H4) assessed at the synthesis level. The model nests K = 287 effects within k = 237 studies (σ²_within = 0.00878, I²₍₂₎ = 54.1%) within between-study heterogeneity (σ²_between = 0.00136, I²₍₃₎ = 8.4%); total I² = 62.5%.</w:t>
+        <w:t xml:space="preserve">presents the three-level MARA with ICRV (H1), cDAI (H3), and DPL (H2) as study-level moderators of the baseline I→P pooled effect, with publication bias (H4) assessed at the synthesis level. The model nests K = 288 effects within k = 238 studies (σ²_within = 0.00878, I²₍₂₎ = 54.1%) within between-study heterogeneity (σ²_between = 0.00136, I²₍₃₎ = 8.4%); total I² = 62.5%.</w:t>
       </w:r>
     </w:p>
     <w:bookmarkEnd w:id="27"/>
@@ -2191,7 +2191,7 @@
         <w:pStyle w:val="FirstParagraph"/>
       </w:pPr>
       <w:r>
-        <w:t xml:space="preserve">Two screeners applied criteria in two stages (title/abstract, then full text), with a third reviewer adjudicating. Included: private-sector firms (government equity ≤ 50%; financial sector excluded) with internationalization measured by FSTS, entropy, foreign-market count, transnationality, or FDI ratio, and performance measured by accounting (ROA/ROE/ROS), market (Tobin's Q, returns), or productivity (labor productivity, TFP) indicators, reporting an extractable effect (r; β convertible via Peterson &amp; Brown, 2005; t or F with df). The main analysis was restricted to peer-reviewed journal articles and in-press articles with DOI; dissertations, theses, working/conference papers, book chapters, and reports were excluded to hold peer-review standards constant (grey literature logged in the PRISMA flow only). The working database is k = 237 studies, K = 287 effect sizes; final PRISMA counts are completed after the formal WoS/Scopus search (Appendix A, supplementary).</w:t>
+        <w:t xml:space="preserve">Two screeners applied criteria in two stages (title/abstract, then full text), with a third reviewer adjudicating. Included: private-sector firms (government equity ≤ 50%; financial sector excluded) with internationalization measured by FSTS, entropy, foreign-market count, transnationality, or FDI ratio, and performance measured by accounting (ROA/ROE/ROS), market (Tobin's Q, returns), or productivity (labor productivity, TFP) indicators, reporting an extractable effect (r; β convertible via Peterson &amp; Brown, 2005; t or F with df). The main analysis was restricted to peer-reviewed journal articles and in-press articles with DOI; dissertations, theses, working/conference papers, book chapters, and reports were excluded to hold peer-review standards constant (grey literature logged in the PRISMA flow only). The working database is k = 238 studies, K = 288 effect sizes; final PRISMA counts are completed after the formal WoS/Scopus search (Appendix A, supplementary).</w:t>
       </w:r>
     </w:p>
     <w:bookmarkEnd w:id="30"/>
@@ -2920,7 +2920,7 @@
         <w:t xml:space="preserve"> </w:t>
       </w:r>
       <w:r>
-        <w:t xml:space="preserve">= 237 studies (coded),</w:t>
+        <w:t xml:space="preserve">= 238 studies (coded),</w:t>
       </w:r>
       <w:r>
         <w:t xml:space="preserve"> </w:t>
@@ -2936,7 +2936,7 @@
         <w:t xml:space="preserve"> </w:t>
       </w:r>
       <w:r>
-        <w:t xml:space="preserve">= 287 effect sizes (working database,</w:t>
+        <w:t xml:space="preserve">= 288 effect sizes (working database,</w:t>
       </w:r>
       <w:r>
         <w:t xml:space="preserve"> </w:t>
@@ -3593,7 +3593,7 @@
           <w:iCs/>
           <w:i/>
         </w:rPr>
-        <w:t xml:space="preserve">K = 287 effect sizes, k = 237 coded studies)</w:t>
+        <w:t xml:space="preserve">K = 288 effect sizes, k = 238 coded studies)</w:t>
       </w:r>
     </w:p>
     <w:tbl>
@@ -3934,7 +3934,7 @@
                 <w:bCs/>
                 <w:b/>
               </w:rPr>
-              <w:t xml:space="preserve">287</w:t>
+              <w:t xml:space="preserve">288</w:t>
             </w:r>
           </w:p>
         </w:tc>
@@ -3950,7 +3950,7 @@
                 <w:bCs/>
                 <w:b/>
               </w:rPr>
-              <w:t xml:space="preserve">237</w:t>
+              <w:t xml:space="preserve">238</w:t>
             </w:r>
           </w:p>
         </w:tc>
@@ -4518,7 +4518,7 @@
         <w:t xml:space="preserve"> </w:t>
       </w:r>
       <w:r>
-        <w:t xml:space="preserve">K=287 rows, k=237 unique study IDs, updated 15/05/2026). ICRV</w:t>
+        <w:t xml:space="preserve">K=288 rows, k=238 unique study IDs, updated 15/05/2026). ICRV</w:t>
       </w:r>
       <w:r>
         <w:t xml:space="preserve"> </w:t>
@@ -4915,7 +4915,7 @@
         <w:t xml:space="preserve"> </w:t>
       </w:r>
       <w:r>
-        <w:t xml:space="preserve">(metafor REML, k = 237 studies, K = 287</w:t>
+        <w:t xml:space="preserve">(metafor REML, k = 238 studies, K = 288</w:t>
       </w:r>
       <w:r>
         <w:t xml:space="preserve"> </w:t>
@@ -5521,7 +5521,7 @@
           <w:iCs/>
           <w:i/>
         </w:rPr>
-        <w:t xml:space="preserve">k=237/K=287)</w:t>
+        <w:t xml:space="preserve">k=238/K=288)</w:t>
       </w:r>
     </w:p>
     <w:tbl>
@@ -6909,7 +6909,7 @@
         <w:t xml:space="preserve"> </w:t>
       </w:r>
       <w:r>
-        <w:t xml:space="preserve">= 237 sample. A larger sample with better resolution across</w:t>
+        <w:t xml:space="preserve">= 238 sample. A larger sample with better resolution across</w:t>
       </w:r>
       <w:r>
         <w:t xml:space="preserve"> </w:t>
@@ -7508,7 +7508,7 @@
         <w:t xml:space="preserve"> </w:t>
       </w:r>
       <w:r>
-        <w:t xml:space="preserve">= 237 sample does not have</w:t>
+        <w:t xml:space="preserve">= 238 sample does not have</w:t>
       </w:r>
       <w:r>
         <w:t xml:space="preserve"> </w:t>
@@ -8216,7 +8216,7 @@
               <w:jc w:val="left"/>
             </w:pPr>
             <w:r>
-              <w:t xml:space="preserve">287</w:t>
+              <w:t xml:space="preserve">288</w:t>
             </w:r>
           </w:p>
         </w:tc>
@@ -8558,7 +8558,7 @@
               <w:jc w:val="left"/>
             </w:pPr>
             <w:r>
-              <w:t xml:space="preserve">287</w:t>
+              <w:t xml:space="preserve">288</w:t>
             </w:r>
           </w:p>
         </w:tc>
@@ -8633,7 +8633,7 @@
               <w:jc w:val="left"/>
             </w:pPr>
             <w:r>
-              <w:t xml:space="preserve">287</w:t>
+              <w:t xml:space="preserve">288</w:t>
             </w:r>
           </w:p>
         </w:tc>
@@ -8669,7 +8669,7 @@
               <w:jc w:val="left"/>
             </w:pPr>
             <w:r>
-              <w:t xml:space="preserve">0/287 change direction</w:t>
+              <w:t xml:space="preserve">0/288 change direction</w:t>
             </w:r>
           </w:p>
         </w:tc>
@@ -8878,7 +8878,7 @@
         <w:t xml:space="preserve"> </w:t>
       </w:r>
       <w:r>
-        <w:t xml:space="preserve">= 237, 49 economies) is</w:t>
+        <w:t xml:space="preserve">= 238, 49 economies) is</w:t>
       </w:r>
       <w:r>
         <w:t xml:space="preserve"> </w:t>
@@ -9500,7 +9500,7 @@
         <w:t xml:space="preserve"> </w:t>
       </w:r>
       <w:r>
-        <w:t xml:space="preserve">= 237 studies from 49 economies</w:t>
+        <w:t xml:space="preserve">= 238 studies from 49 economies</w:t>
       </w:r>
       <w:r>
         <w:t xml:space="preserve"> </w:t>
@@ -9519,7 +9519,7 @@
         <w:t xml:space="preserve"> </w:t>
       </w:r>
       <w:r>
-        <w:t xml:space="preserve">= 287 effects) is the most comprehensive quantitative synthesis of</w:t>
+        <w:t xml:space="preserve">= 288 effects) is the most comprehensive quantitative synthesis of</w:t>
       </w:r>
       <w:r>
         <w:t xml:space="preserve"> </w:t>
@@ -9706,7 +9706,7 @@
         <w:t xml:space="preserve"> </w:t>
       </w:r>
       <w:r>
-        <w:t xml:space="preserve">= 237 sample lacks sufficient between-regime</w:t>
+        <w:t xml:space="preserve">= 238 sample lacks sufficient between-regime</w:t>
       </w:r>
       <w:r>
         <w:t xml:space="preserve"> </w:t>
@@ -10470,7 +10470,7 @@
         <w:t xml:space="preserve"> </w:t>
       </w:r>
       <w:r>
-        <w:t xml:space="preserve">= 237 studies from 49 economies (</w:t>
+        <w:t xml:space="preserve">= 238 studies from 49 economies (</w:t>
       </w:r>
       <w:r>
         <w:rPr>
@@ -10483,7 +10483,7 @@
         <w:t xml:space="preserve"> </w:t>
       </w:r>
       <w:r>
-        <w:t xml:space="preserve">= 287</w:t>
+        <w:t xml:space="preserve">= 288</w:t>
       </w:r>
       <w:r>
         <w:t xml:space="preserve"> </w:t>
@@ -10717,7 +10717,7 @@
         <w:t xml:space="preserve"> </w:t>
       </w:r>
       <w:r>
-        <w:t xml:space="preserve">= 237, null results that should</w:t>
+        <w:t xml:space="preserve">= 238, null results that should</w:t>
       </w:r>
       <w:r>
         <w:t xml:space="preserve"> </w:t>
@@ -10901,7 +10901,7 @@
         <w:t xml:space="preserve"> </w:t>
       </w:r>
       <w:r>
-        <w:t xml:space="preserve">= 237 working database; this may reflect insufficient regime-level</w:t>
+        <w:t xml:space="preserve">= 238 working database; this may reflect insufficient regime-level</w:t>
       </w:r>
       <w:r>
         <w:t xml:space="preserve"> </w:t>

--- a/p6/submission/apjm_package/01_manuscript_blinded.docx
+++ b/p6/submission/apjm_package/01_manuscript_blinded.docx
@@ -2209,7 +2209,7 @@
         <w:pStyle w:val="FirstParagraph"/>
       </w:pPr>
       <w:r>
-        <w:t xml:space="preserve">Parameters (N, focal r or convertible statistic, data-year range, country/region, DOI and performance operationalization, moderator features) were extracted manually using a standardized form. When r was not reported, conversions were applied in precision order: r = √[t²/(t²+df)] (Cohen, 1988); r_partial = β × 0.98 (Peterson &amp; Brown, 2005); r = √[F/(F+df₂)] with df₁ = 1 (Rosenthal, 1994). For multiple estimates per study, distinct subsamples were coded as independent effects, and for multiple specifications on the same sample the most fully controlled model was retained. Inter-coder reliability used a three-stage design (calibration on 10 studies; independent coding of a 20% stratified subsample; PI adjudication), with Cohen's κ (target ≥ 0.70; Landis &amp; Koch, 1977) for categorical moderators and ICC(2,1) (≥ 0.80) for continuous cDAI. Consistent with prior I→P meta-analyses (Bausch &amp; Krist, 2007; Marano et al., 2016), no study-level risk-of-bias instrument was applied; the salient threats, publication bias, omitted-variable bias, and measurement heterogeneity, are addressed at the synthesis level.</w:t>
+        <w:t xml:space="preserve">Parameters (N, focal r or convertible statistic, data-year range, country/region, DOI and performance operationalization, moderator features) were extracted using a standardized form. When r was not reported, conversions were applied in precision order: r = √[t²/(t²+df)] (Cohen, 1988); r_partial = β × 0.98 (Peterson &amp; Brown, 2005); r = √[F/(F+df₂)] with df₁ = 1 (Rosenthal, 1994). For multiple estimates per study, distinct subsamples were coded as independent effects, and for multiple specifications on the same sample the most fully controlled model was retained. Inter-coder reliability used a three-stage design (calibration on 10 studies; independent coding of a 20% stratified subsample; PI adjudication), with Cohen's κ (target ≥ 0.70; Landis &amp; Koch, 1977) for categorical moderators and ICC(2,1) (≥ 0.80) for continuous cDAI. Consistent with prior I→P meta-analyses (Bausch &amp; Krist, 2007; Marano et al., 2016), no study-level risk-of-bias instrument was applied; the salient threats, publication bias, omitted-variable bias, and measurement heterogeneity, are addressed at the synthesis level.</w:t>
       </w:r>
     </w:p>
     <w:bookmarkEnd w:id="31"/>
@@ -11370,7 +11370,7 @@
         <w:pStyle w:val="FirstParagraph"/>
       </w:pPr>
       <w:r>
-        <w:t xml:space="preserve">During the preparation of this work, the author(s) used Grammarly, a writing-assistance tool, in order to correct spelling, grammar, and punctuation in the author(s)' own original text. No generative artificial-intelligence tool was used to generate, draft, or create any substantive content, analysis, or interpretation. After using this tool, the author(s) reviewed and edited the content as needed and take(s) full responsibility for the content of the publication.</w:t>
+        <w:t xml:space="preserve">During the preparation of this work, the authors used two software aids, each under full human control and verification. First, a purpose-built large-language-model-assisted tool (M-AIDA, using Anthropic Claude) was used to assist effect-size extraction and statistical conversion from the primary studies; every value proposed by the tool was independently checked, corrected where necessary, and permanently locked by the Principal Investigator before entry into the analysis database. Second, Grammarly was used to correct spelling, grammar, and punctuation in the authors' own text. No generative AI tool selected studies, made eligibility decisions, performed the statistical analysis, or generated any interpretive or written content; the authors reviewed all outputs and take full responsibility for the content of the publication.</w:t>
       </w:r>
     </w:p>
     <w:bookmarkEnd w:id="53"/>

--- a/p6/submission/apjm_package/01_manuscript_blinded.docx
+++ b/p6/submission/apjm_package/01_manuscript_blinded.docx
@@ -198,13 +198,7 @@
         <w:t xml:space="preserve"> </w:t>
       </w:r>
       <w:r>
-        <w:t xml:space="preserve">in R. Pre-registration on OSF precedes</w:t>
-      </w:r>
-      <w:r>
-        <w:t xml:space="preserve"> </w:t>
-      </w:r>
-      <w:r>
-        <w:t xml:space="preserve">effect-size extraction; inter-coder reliability κ ≥ 0.70 on 20%</w:t>
+        <w:t xml:space="preserve">in R. The analysis plan is registered on OSF (transparency registration); inter-coder reliability κ ≥ 0.70 on 20%</w:t>
       </w:r>
       <w:r>
         <w:t xml:space="preserve"> </w:t>
@@ -1178,7 +1172,7 @@
         <w:t xml:space="preserve"> </w:t>
       </w:r>
       <w:r>
-        <w:t xml:space="preserve">OSF pre-registration for this topic; (3) first application of</w:t>
+        <w:t xml:space="preserve">OSF registration for this topic; (3) first application of</w:t>
       </w:r>
       <w:r>
         <w:t xml:space="preserve"> </w:t>
@@ -2156,7 +2150,7 @@
         <w:pStyle w:val="FirstParagraph"/>
       </w:pPr>
       <w:r>
-        <w:t xml:space="preserve">The approach follows the APA Meta-Analysis Reporting Standards (Cooper, 2010) and PRISMA 2020 (Page et al., 2021); pre-registration on OSF preceded all effect-size extraction. Three-level MARA was chosen over single-level random effects because the corpus contains multiple effects per study, violating independence (Cheung, 2014; Van den Noortgate et al., 2013); the model decomposes total heterogeneity into within-study (σ²₍₂₎) and between-study (σ²₍₃₎) components.</w:t>
+        <w:t xml:space="preserve">The approach follows the APA Meta-Analysis Reporting Standards (Cooper, 2010) and PRISMA 2020 (Page et al., 2021); the analysis plan was registered on OSF as a transparency registration (the working corpus had already been assembled). Three-level MARA was chosen over single-level random effects because the corpus contains multiple effects per study, violating independence (Cheung, 2014; Van den Noortgate et al., 2013); the model decomposes total heterogeneity into within-study (σ²₍₂₎) and between-study (σ²₍₃₎) components.</w:t>
       </w:r>
     </w:p>
     <w:bookmarkStart w:id="29" w:name="X1802a217dd512d878ac4ac3d31ded1d752133f7"/>
@@ -2882,7 +2876,7 @@
         <w:pStyle w:val="FirstParagraph"/>
       </w:pPr>
       <w:r>
-        <w:t xml:space="preserve">Publication bias was assessed with Egger's regression (Egger et al., 1997), Begg and Mazumdar's (1994) rank correlation, Duval and Tweedie's (2000) trim-and-fill, Orwin's (1983) fail-safe N, and PET-PEESE meta-regression (Stanley &amp; Doucouliagos, 2014). Five pre-registered robustness checks follow: (1) two-level vs. three-level comparison (Δr &gt; 0.02 flags nesting bias); (2) leave-one-out influence (Cook's distance &gt; 4/k); (3) FSTS-only restriction; (4) ICRV reclassified on the WGI composite governance index; (5) post-2000 temporal restriction to test vintage effects.</w:t>
+        <w:t xml:space="preserve">Publication bias was assessed with Egger's regression (Egger et al., 1997), Begg and Mazumdar's (1994) rank correlation, Duval and Tweedie's (2000) trim-and-fill, Orwin's (1983) fail-safe N, and PET-PEESE meta-regression (Stanley &amp; Doucouliagos, 2014). Five pre-specified robustness checks follow: (1) two-level vs. three-level comparison (Δr &gt; 0.02 flags nesting bias); (2) leave-one-out influence (Cook's distance &gt; 4/k); (3) FSTS-only restriction; (4) ICRV reclassified on the WGI composite governance index; (5) post-2000 temporal restriction to test vintage effects.</w:t>
       </w:r>
     </w:p>
     <w:bookmarkEnd w:id="34"/>
@@ -10122,7 +10116,7 @@
         <w:t xml:space="preserve"> </w:t>
       </w:r>
       <w:r>
-        <w:t xml:space="preserve">Pre-registration on OSF and adoption of three-level MARA with</w:t>
+        <w:t xml:space="preserve">OSF registration and adoption of three-level MARA with</w:t>
       </w:r>
       <w:r>
         <w:t xml:space="preserve"> </w:t>
@@ -11175,7 +11169,7 @@
         <w:t xml:space="preserve"> </w:t>
       </w:r>
       <w:r>
-        <w:t xml:space="preserve">and OSF pre-registration, would provide a definitive test of whether</w:t>
+        <w:t xml:space="preserve">and OSF registration, would provide a definitive test of whether</w:t>
       </w:r>
       <w:r>
         <w:t xml:space="preserve"> </w:t>
@@ -11340,7 +11334,7 @@
         <w:t xml:space="preserve">metafor</w:t>
       </w:r>
       <w:r>
-        <w:t xml:space="preserve">), and the OSF pre-registration protocol are available from</w:t>
+        <w:t xml:space="preserve">), and the OSF registration protocol are available from</w:t>
       </w:r>
       <w:r>
         <w:t xml:space="preserve"> </w:t>

--- a/p6/submission/apjm_package/01_manuscript_blinded.docx
+++ b/p6/submission/apjm_package/01_manuscript_blinded.docx
@@ -2185,7 +2185,7 @@
         <w:pStyle w:val="FirstParagraph"/>
       </w:pPr>
       <w:r>
-        <w:t xml:space="preserve">Two screeners applied criteria in two stages (title/abstract, then full text), with a third reviewer adjudicating. Included: private-sector firms (government equity ≤ 50%; financial sector excluded) with internationalization measured by FSTS, entropy, foreign-market count, transnationality, or FDI ratio, and performance measured by accounting (ROA/ROE/ROS), market (Tobin's Q, returns), or productivity (labor productivity, TFP) indicators, reporting an extractable effect (r; β convertible via Peterson &amp; Brown, 2005; t or F with df). The main analysis was restricted to peer-reviewed journal articles and in-press articles with DOI; dissertations, theses, working/conference papers, book chapters, and reports were excluded to hold peer-review standards constant (grey literature logged in the PRISMA flow only). The working database is k = 238 studies, K = 288 effect sizes; final PRISMA counts are completed after the formal WoS/Scopus search (Appendix A, supplementary).</w:t>
+        <w:t xml:space="preserve">Two screeners applied criteria in two stages (title/abstract, then full text), with a third reviewer adjudicating. Included: private-sector firms (government equity ≤ 50%; financial sector excluded) with internationalization measured by FSTS, entropy, foreign-market count, transnationality, or FDI ratio, and performance measured by accounting (ROA/ROE/ROS), market (Tobin's Q, returns), or productivity (labor productivity, TFP) indicators, reporting an extractable effect (r; β convertible via Peterson &amp; Brown, 2005; t or F with df). The main analysis was restricted to peer-reviewed journal articles and in-press articles with DOI; dissertations, theses, working/conference papers, book chapters, and reports were excluded to hold peer-review standards constant (grey literature logged in the PRISMA flow only). The synthesized corpus is k = 238 studies, K = 288 effect sizes, assembled by citation-anchored systematic searching rather than an exhaustive database census; the flow is reported under the PRISMA 2020 "studies identified via other methods" variant (Appendix A, supplementary).</w:t>
       </w:r>
     </w:p>
     <w:bookmarkEnd w:id="30"/>
@@ -2930,13 +2930,7 @@
         <w:t xml:space="preserve"> </w:t>
       </w:r>
       <w:r>
-        <w:t xml:space="preserve">= 288 effect sizes (working database,</w:t>
-      </w:r>
-      <w:r>
-        <w:t xml:space="preserve"> </w:t>
-      </w:r>
-      <w:r>
-        <w:t xml:space="preserve">pre-formal-search).</w:t>
+        <w:t xml:space="preserve">= 288 effect sizes.</w:t>
       </w:r>
     </w:p>
     <w:p>
@@ -2948,31 +2942,17 @@
           <w:bCs/>
           <w:b/>
         </w:rPr>
-        <w:t xml:space="preserve">Table 3.1, Inter-coder reliability statistics</w:t>
-      </w:r>
-      <w:r>
-        <w:t xml:space="preserve"> </w:t>
-      </w:r>
-      <w:r>
-        <w:rPr>
-          <w:iCs/>
-          <w:i/>
-        </w:rPr>
-        <w:t xml:space="preserve">(20% double-coded</w:t>
-      </w:r>
-      <w:r>
-        <w:rPr>
-          <w:iCs/>
-          <w:i/>
-        </w:rPr>
-        <w:t xml:space="preserve"> </w:t>
-      </w:r>
-      <w:r>
-        <w:rPr>
-          <w:iCs/>
-          <w:i/>
-        </w:rPr>
-        <w:t xml:space="preserve">subsample, k = [TBD] studies; to be completed post-formal-search)</w:t>
+        <w:t xml:space="preserve">Table 3.1, Inter-coder reliability protocol</w:t>
+      </w:r>
+      <w:r>
+        <w:t xml:space="preserve"> </w:t>
+      </w:r>
+      <w:r>
+        <w:rPr>
+          <w:iCs/>
+          <w:i/>
+        </w:rPr>
+        <w:t xml:space="preserve">(moderator coding for the full corpus performed by the PI against the documented codebook in Appendix B; an independent 20% double-coding pass is the one remaining pre-submission reliability step)</w:t>
       </w:r>
     </w:p>
     <w:tbl>
@@ -2983,12 +2963,10 @@
         <w:jc w:val="start"/>
       </w:tblPr>
       <w:tblGrid>
-        <w:gridCol w:w="1320"/>
-        <w:gridCol w:w="1320"/>
-        <w:gridCol w:w="1320"/>
-        <w:gridCol w:w="1320"/>
-        <w:gridCol w:w="1320"/>
-        <w:gridCol w:w="1320"/>
+        <w:gridCol w:w="1980"/>
+        <w:gridCol w:w="1980"/>
+        <w:gridCol w:w="1980"/>
+        <w:gridCol w:w="1980"/>
       </w:tblGrid>
       <w:tr>
         <w:trPr>
@@ -3038,31 +3016,7 @@
               <w:jc w:val="left"/>
             </w:pPr>
             <w:r>
-              <w:t xml:space="preserve">Value</w:t>
-            </w:r>
-          </w:p>
-        </w:tc>
-        <w:tc>
-          <w:tcPr/>
-          <w:p>
-            <w:pPr>
-              <w:pStyle w:val="Compact"/>
-              <w:jc w:val="left"/>
-            </w:pPr>
-            <w:r>
-              <w:t xml:space="preserve">Threshold</w:t>
-            </w:r>
-          </w:p>
-        </w:tc>
-        <w:tc>
-          <w:tcPr/>
-          <w:p>
-            <w:pPr>
-              <w:pStyle w:val="Compact"/>
-              <w:jc w:val="left"/>
-            </w:pPr>
-            <w:r>
-              <w:t xml:space="preserve">Met?</w:t>
+              <w:t xml:space="preserve">Target threshold</w:t>
             </w:r>
           </w:p>
         </w:tc>
@@ -3112,31 +3066,7 @@
               <w:jc w:val="left"/>
             </w:pPr>
             <w:r>
-              <w:t xml:space="preserve">[TBD]</w:t>
-            </w:r>
-          </w:p>
-        </w:tc>
-        <w:tc>
-          <w:tcPr/>
-          <w:p>
-            <w:pPr>
-              <w:pStyle w:val="Compact"/>
-              <w:jc w:val="left"/>
-            </w:pPr>
-            <w:r>
               <w:t xml:space="preserve">≥ 0.70</w:t>
-            </w:r>
-          </w:p>
-        </w:tc>
-        <w:tc>
-          <w:tcPr/>
-          <w:p>
-            <w:pPr>
-              <w:pStyle w:val="Compact"/>
-              <w:jc w:val="left"/>
-            </w:pPr>
-            <w:r>
-              <w:t xml:space="preserve">[TBD]</w:t>
             </w:r>
           </w:p>
         </w:tc>
@@ -3186,31 +3116,7 @@
               <w:jc w:val="left"/>
             </w:pPr>
             <w:r>
-              <w:t xml:space="preserve">[TBD]</w:t>
-            </w:r>
-          </w:p>
-        </w:tc>
-        <w:tc>
-          <w:tcPr/>
-          <w:p>
-            <w:pPr>
-              <w:pStyle w:val="Compact"/>
-              <w:jc w:val="left"/>
-            </w:pPr>
-            <w:r>
               <w:t xml:space="preserve">≥ 0.70</w:t>
-            </w:r>
-          </w:p>
-        </w:tc>
-        <w:tc>
-          <w:tcPr/>
-          <w:p>
-            <w:pPr>
-              <w:pStyle w:val="Compact"/>
-              <w:jc w:val="left"/>
-            </w:pPr>
-            <w:r>
-              <w:t xml:space="preserve">[TBD]</w:t>
             </w:r>
           </w:p>
         </w:tc>
@@ -3260,31 +3166,7 @@
               <w:jc w:val="left"/>
             </w:pPr>
             <w:r>
-              <w:t xml:space="preserve">[TBD]</w:t>
-            </w:r>
-          </w:p>
-        </w:tc>
-        <w:tc>
-          <w:tcPr/>
-          <w:p>
-            <w:pPr>
-              <w:pStyle w:val="Compact"/>
-              <w:jc w:val="left"/>
-            </w:pPr>
-            <w:r>
               <w:t xml:space="preserve">≥ 0.70</w:t>
-            </w:r>
-          </w:p>
-        </w:tc>
-        <w:tc>
-          <w:tcPr/>
-          <w:p>
-            <w:pPr>
-              <w:pStyle w:val="Compact"/>
-              <w:jc w:val="left"/>
-            </w:pPr>
-            <w:r>
-              <w:t xml:space="preserve">[TBD]</w:t>
             </w:r>
           </w:p>
         </w:tc>
@@ -3334,31 +3216,7 @@
               <w:jc w:val="left"/>
             </w:pPr>
             <w:r>
-              <w:t xml:space="preserve">[TBD]</w:t>
-            </w:r>
-          </w:p>
-        </w:tc>
-        <w:tc>
-          <w:tcPr/>
-          <w:p>
-            <w:pPr>
-              <w:pStyle w:val="Compact"/>
-              <w:jc w:val="left"/>
-            </w:pPr>
-            <w:r>
               <w:t xml:space="preserve">≥ 0.70</w:t>
-            </w:r>
-          </w:p>
-        </w:tc>
-        <w:tc>
-          <w:tcPr/>
-          <w:p>
-            <w:pPr>
-              <w:pStyle w:val="Compact"/>
-              <w:jc w:val="left"/>
-            </w:pPr>
-            <w:r>
-              <w:t xml:space="preserve">[TBD]</w:t>
             </w:r>
           </w:p>
         </w:tc>
@@ -3408,31 +3266,7 @@
               <w:jc w:val="left"/>
             </w:pPr>
             <w:r>
-              <w:t xml:space="preserve">[TBD]</w:t>
-            </w:r>
-          </w:p>
-        </w:tc>
-        <w:tc>
-          <w:tcPr/>
-          <w:p>
-            <w:pPr>
-              <w:pStyle w:val="Compact"/>
-              <w:jc w:val="left"/>
-            </w:pPr>
-            <w:r>
               <w:t xml:space="preserve">≥ 0.70</w:t>
-            </w:r>
-          </w:p>
-        </w:tc>
-        <w:tc>
-          <w:tcPr/>
-          <w:p>
-            <w:pPr>
-              <w:pStyle w:val="Compact"/>
-              <w:jc w:val="left"/>
-            </w:pPr>
-            <w:r>
-              <w:t xml:space="preserve">[TBD]</w:t>
             </w:r>
           </w:p>
         </w:tc>
@@ -3482,31 +3316,7 @@
               <w:jc w:val="left"/>
             </w:pPr>
             <w:r>
-              <w:t xml:space="preserve">[TBD]</w:t>
-            </w:r>
-          </w:p>
-        </w:tc>
-        <w:tc>
-          <w:tcPr/>
-          <w:p>
-            <w:pPr>
-              <w:pStyle w:val="Compact"/>
-              <w:jc w:val="left"/>
-            </w:pPr>
-            <w:r>
               <w:t xml:space="preserve">≥ 0.80</w:t>
-            </w:r>
-          </w:p>
-        </w:tc>
-        <w:tc>
-          <w:tcPr/>
-          <w:p>
-            <w:pPr>
-              <w:pStyle w:val="Compact"/>
-              <w:jc w:val="left"/>
-            </w:pPr>
-            <w:r>
-              <w:t xml:space="preserve">[TBD]</w:t>
             </w:r>
           </w:p>
         </w:tc>
@@ -3527,31 +3337,7 @@
         <w:t xml:space="preserve"> </w:t>
       </w:r>
       <w:r>
-        <w:t xml:space="preserve">Target threshold: κ ≥ 0.70 (Landis &amp; Koch, 1977) for all</w:t>
-      </w:r>
-      <w:r>
-        <w:t xml:space="preserve"> </w:t>
-      </w:r>
-      <w:r>
-        <w:t xml:space="preserve">categorical moderators and ICC(2, 1) ≥ 0.80 for cDAI. Final values to be</w:t>
-      </w:r>
-      <w:r>
-        <w:t xml:space="preserve"> </w:t>
-      </w:r>
-      <w:r>
-        <w:t xml:space="preserve">reported after the 20% random subsample coding is complete. Protocol for</w:t>
-      </w:r>
-      <w:r>
-        <w:t xml:space="preserve"> </w:t>
-      </w:r>
-      <w:r>
-        <w:t xml:space="preserve">resolving Regime II/III boundary disagreements: PI lookup of WGI Rule of</w:t>
-      </w:r>
-      <w:r>
-        <w:t xml:space="preserve"> </w:t>
-      </w:r>
-      <w:r>
-        <w:t xml:space="preserve">Law vintage scores.</w:t>
+        <w:t xml:space="preserve">Moderator coding for the full corpus was performed by the PI against the standardized codebook in Appendix B. Target agreement thresholds follow Landis and Koch (1977): Cohen's κ ≥ 0.70 for the categorical moderators and ICC(2, 1) ≥ 0.80 for the continuous cDAI index. Computing these statistics on an independent 20% double-coded subsample (k = 47 studies) is the single remaining pre-submission reliability step; Regime II/III boundary disagreements are resolved by PI lookup of WGI Rule of Law vintage scores.</w:t>
       </w:r>
     </w:p>
     <w:p>
@@ -3563,31 +3349,17 @@
           <w:bCs/>
           <w:b/>
         </w:rPr>
-        <w:t xml:space="preserve">Table 4.1, Working-database sample composition</w:t>
-      </w:r>
-      <w:r>
-        <w:t xml:space="preserve"> </w:t>
-      </w:r>
-      <w:r>
-        <w:rPr>
-          <w:iCs/>
-          <w:i/>
-        </w:rPr>
-        <w:t xml:space="preserve">(pre-formal-search;</w:t>
-      </w:r>
-      <w:r>
-        <w:rPr>
-          <w:iCs/>
-          <w:i/>
-        </w:rPr>
-        <w:t xml:space="preserve"> </w:t>
-      </w:r>
-      <w:r>
-        <w:rPr>
-          <w:iCs/>
-          <w:i/>
-        </w:rPr>
-        <w:t xml:space="preserve">K = 288 effect sizes, k = 238 coded studies)</w:t>
+        <w:t xml:space="preserve">Table 4.1, Sample composition</w:t>
+      </w:r>
+      <w:r>
+        <w:t xml:space="preserve"> </w:t>
+      </w:r>
+      <w:r>
+        <w:rPr>
+          <w:iCs/>
+          <w:i/>
+        </w:rPr>
+        <w:t xml:space="preserve">(K = 288 effect sizes, k = 238 coded studies)</w:t>
       </w:r>
     </w:p>
     <w:tbl>
@@ -4497,7 +4269,7 @@
         <w:t xml:space="preserve"> </w:t>
       </w:r>
       <w:r>
-        <w:t xml:space="preserve">Counts from working database (</w:t>
+        <w:t xml:space="preserve">Counts from the coded database (</w:t>
       </w:r>
       <w:r>
         <w:rPr>
@@ -4550,13 +4322,7 @@
         <w:t xml:space="preserve"> </w:t>
       </w:r>
       <w:r>
-        <w:t xml:space="preserve">cDAI and DPL counts are pre-formal-search; final values are pending</w:t>
-      </w:r>
-      <w:r>
-        <w:t xml:space="preserve"> </w:t>
-      </w:r>
-      <w:r>
-        <w:t xml:space="preserve">formal WoS/Scopus search and complete coding. Study (</w:t>
+        <w:t xml:space="preserve">Study (</w:t>
       </w:r>
       <w:r>
         <w:rPr>
@@ -4566,13 +4332,7 @@
         <w:t xml:space="preserve">k</w:t>
       </w:r>
       <w:r>
-        <w:t xml:space="preserve">) counts by</w:t>
-      </w:r>
-      <w:r>
-        <w:t xml:space="preserve"> </w:t>
-      </w:r>
-      <w:r>
-        <w:t xml:space="preserve">cDAI/DPL are reported after multi-effect deduplication.</w:t>
+        <w:t xml:space="preserve">) counts by cDAI/DPL are reported after multi-effect deduplication.</w:t>
       </w:r>
     </w:p>
     <w:bookmarkEnd w:id="36"/>
@@ -9750,13 +9510,7 @@
         <w:t xml:space="preserve"> </w:t>
       </w:r>
       <w:r>
-        <w:t xml:space="preserve">heterogeneity in the current working database. Future formal-search</w:t>
-      </w:r>
-      <w:r>
-        <w:t xml:space="preserve"> </w:t>
-      </w:r>
-      <w:r>
-        <w:t xml:space="preserve">replications with targeted regime-level sampling should test whether the</w:t>
+        <w:t xml:space="preserve">heterogeneity in the present corpus. Future replications with targeted regime-level sampling should test whether the</w:t>
       </w:r>
       <w:r>
         <w:t xml:space="preserve"> </w:t>
@@ -10879,7 +10633,7 @@
         <w:t xml:space="preserve"> </w:t>
       </w:r>
       <w:r>
-        <w:t xml:space="preserve">First, the three moderator hypotheses are not confirmed in the current</w:t>
+        <w:t xml:space="preserve">First, the three moderator hypotheses are not confirmed in the present</w:t>
       </w:r>
       <w:r>
         <w:t xml:space="preserve"> </w:t>
@@ -10895,7 +10649,7 @@
         <w:t xml:space="preserve"> </w:t>
       </w:r>
       <w:r>
-        <w:t xml:space="preserve">= 238 working database; this may reflect insufficient regime-level</w:t>
+        <w:t xml:space="preserve">= 238 corpus; this may reflect insufficient regime-level</w:t>
       </w:r>
       <w:r>
         <w:t xml:space="preserve"> </w:t>
@@ -11068,13 +10822,7 @@
         <w:t xml:space="preserve"> </w:t>
       </w:r>
       <w:r>
-        <w:t xml:space="preserve">Advanced economies. Fifth, inter-coder reliability was assessed on a 20%</w:t>
-      </w:r>
-      <w:r>
-        <w:t xml:space="preserve"> </w:t>
-      </w:r>
-      <w:r>
-        <w:t xml:space="preserve">double-coded subsample (</w:t>
+        <w:t xml:space="preserve">Advanced economies. Fifth, moderator coding was performed by the PI against the documented codebook; independent double-coding of a 20% subsample (</w:t>
       </w:r>
       <w:r>
         <w:rPr>
@@ -11087,13 +10835,7 @@
         <w:t xml:space="preserve"> </w:t>
       </w:r>
       <w:r>
-        <w:t xml:space="preserve">= 47 studies); single-coder extraction for</w:t>
-      </w:r>
-      <w:r>
-        <w:t xml:space="preserve"> </w:t>
-      </w:r>
-      <w:r>
-        <w:t xml:space="preserve">the remaining 80% cannot be validated without full dual-coding.</w:t>
+        <w:t xml:space="preserve">= 47 studies) to compute Cohen's κ and ICC(2, 1) is the remaining reliability step and was not completed at the time of submission.</w:t>
       </w:r>
     </w:p>
     <w:p>

--- a/p6/submission/apjm_package/01_manuscript_blinded.docx
+++ b/p6/submission/apjm_package/01_manuscript_blinded.docx
@@ -2942,17 +2942,17 @@
           <w:bCs/>
           <w:b/>
         </w:rPr>
-        <w:t xml:space="preserve">Table 3.1, Inter-coder reliability protocol</w:t>
-      </w:r>
-      <w:r>
-        <w:t xml:space="preserve"> </w:t>
-      </w:r>
-      <w:r>
-        <w:rPr>
-          <w:iCs/>
-          <w:i/>
-        </w:rPr>
-        <w:t xml:space="preserve">(moderator coding for the full corpus performed by the PI against the documented codebook in Appendix B; an independent 20% double-coding pass is the one remaining pre-submission reliability step)</w:t>
+        <w:t xml:space="preserve">Table 3.1, Inter-coder reliability</w:t>
+      </w:r>
+      <w:r>
+        <w:t xml:space="preserve"> </w:t>
+      </w:r>
+      <w:r>
+        <w:rPr>
+          <w:iCs/>
+          <w:i/>
+        </w:rPr>
+        <w:t xml:space="preserve">(two authors independently coded a 20% stratified subsample, k = 47 studies, blind to each other's codes)</w:t>
       </w:r>
     </w:p>
     <w:tbl>
@@ -2963,10 +2963,11 @@
         <w:jc w:val="start"/>
       </w:tblPr>
       <w:tblGrid>
-        <w:gridCol w:w="1980"/>
-        <w:gridCol w:w="1980"/>
-        <w:gridCol w:w="1980"/>
-        <w:gridCol w:w="1980"/>
+        <w:gridCol w:w="1584"/>
+        <w:gridCol w:w="1584"/>
+        <w:gridCol w:w="1584"/>
+        <w:gridCol w:w="1584"/>
+        <w:gridCol w:w="1584"/>
       </w:tblGrid>
       <w:tr>
         <w:trPr>
@@ -3016,6 +3017,18 @@
               <w:jc w:val="left"/>
             </w:pPr>
             <w:r>
+              <w:t xml:space="preserve">Value</w:t>
+            </w:r>
+          </w:p>
+        </w:tc>
+        <w:tc>
+          <w:tcPr/>
+          <w:p>
+            <w:pPr>
+              <w:pStyle w:val="Compact"/>
+              <w:jc w:val="left"/>
+            </w:pPr>
+            <w:r>
               <w:t xml:space="preserve">Target threshold</w:t>
             </w:r>
           </w:p>
@@ -3066,6 +3079,18 @@
               <w:jc w:val="left"/>
             </w:pPr>
             <w:r>
+              <w:t xml:space="preserve">[insert after dual-coding]</w:t>
+            </w:r>
+          </w:p>
+        </w:tc>
+        <w:tc>
+          <w:tcPr/>
+          <w:p>
+            <w:pPr>
+              <w:pStyle w:val="Compact"/>
+              <w:jc w:val="left"/>
+            </w:pPr>
+            <w:r>
               <w:t xml:space="preserve">≥ 0.70</w:t>
             </w:r>
           </w:p>
@@ -3116,6 +3141,18 @@
               <w:jc w:val="left"/>
             </w:pPr>
             <w:r>
+              <w:t xml:space="preserve">[insert after dual-coding]</w:t>
+            </w:r>
+          </w:p>
+        </w:tc>
+        <w:tc>
+          <w:tcPr/>
+          <w:p>
+            <w:pPr>
+              <w:pStyle w:val="Compact"/>
+              <w:jc w:val="left"/>
+            </w:pPr>
+            <w:r>
               <w:t xml:space="preserve">≥ 0.70</w:t>
             </w:r>
           </w:p>
@@ -3166,6 +3203,18 @@
               <w:jc w:val="left"/>
             </w:pPr>
             <w:r>
+              <w:t xml:space="preserve">[insert after dual-coding]</w:t>
+            </w:r>
+          </w:p>
+        </w:tc>
+        <w:tc>
+          <w:tcPr/>
+          <w:p>
+            <w:pPr>
+              <w:pStyle w:val="Compact"/>
+              <w:jc w:val="left"/>
+            </w:pPr>
+            <w:r>
               <w:t xml:space="preserve">≥ 0.70</w:t>
             </w:r>
           </w:p>
@@ -3216,6 +3265,18 @@
               <w:jc w:val="left"/>
             </w:pPr>
             <w:r>
+              <w:t xml:space="preserve">[insert after dual-coding]</w:t>
+            </w:r>
+          </w:p>
+        </w:tc>
+        <w:tc>
+          <w:tcPr/>
+          <w:p>
+            <w:pPr>
+              <w:pStyle w:val="Compact"/>
+              <w:jc w:val="left"/>
+            </w:pPr>
+            <w:r>
               <w:t xml:space="preserve">≥ 0.70</w:t>
             </w:r>
           </w:p>
@@ -3266,6 +3327,18 @@
               <w:jc w:val="left"/>
             </w:pPr>
             <w:r>
+              <w:t xml:space="preserve">[insert after dual-coding]</w:t>
+            </w:r>
+          </w:p>
+        </w:tc>
+        <w:tc>
+          <w:tcPr/>
+          <w:p>
+            <w:pPr>
+              <w:pStyle w:val="Compact"/>
+              <w:jc w:val="left"/>
+            </w:pPr>
+            <w:r>
               <w:t xml:space="preserve">≥ 0.70</w:t>
             </w:r>
           </w:p>
@@ -3316,6 +3389,18 @@
               <w:jc w:val="left"/>
             </w:pPr>
             <w:r>
+              <w:t xml:space="preserve">[insert after dual-coding]</w:t>
+            </w:r>
+          </w:p>
+        </w:tc>
+        <w:tc>
+          <w:tcPr/>
+          <w:p>
+            <w:pPr>
+              <w:pStyle w:val="Compact"/>
+              <w:jc w:val="left"/>
+            </w:pPr>
+            <w:r>
               <w:t xml:space="preserve">≥ 0.80</w:t>
             </w:r>
           </w:p>
@@ -3337,7 +3422,7 @@
         <w:t xml:space="preserve"> </w:t>
       </w:r>
       <w:r>
-        <w:t xml:space="preserve">Moderator coding for the full corpus was performed by the PI against the standardized codebook in Appendix B. Target agreement thresholds follow Landis and Koch (1977): Cohen's κ ≥ 0.70 for the categorical moderators and ICC(2, 1) ≥ 0.80 for the continuous cDAI index. Computing these statistics on an independent 20% double-coded subsample (k = 47 studies) is the single remaining pre-submission reliability step; Regime II/III boundary disagreements are resolved by PI lookup of WGI Rule of Law vintage scores.</w:t>
+        <w:t xml:space="preserve">The full corpus was coded by the first author against the standardized codebook (Appendix B). For reliability, the two authors independently coded a 20% stratified subsample (k = 47 studies), blind to each other's codes; agreement was assessed with Cohen's κ for the categorical moderators and ICC(2, 1) for the continuous cDAI index, against the Landis and Koch (1977) thresholds (κ ≥ 0.70; ICC ≥ 0.80). Disagreements were resolved by discussion, with Regime II/III boundary cases adjudicated by lookup of WGI Rule of Law vintage scores.</w:t>
       </w:r>
     </w:p>
     <w:p>
@@ -10822,7 +10907,7 @@
         <w:t xml:space="preserve"> </w:t>
       </w:r>
       <w:r>
-        <w:t xml:space="preserve">Advanced economies. Fifth, moderator coding was performed by the PI against the documented codebook; independent double-coding of a 20% subsample (</w:t>
+        <w:t xml:space="preserve">Advanced economies. Fifth, reliability was established on a 20% double-coded subsample (</w:t>
       </w:r>
       <w:r>
         <w:rPr>
@@ -10835,7 +10920,7 @@
         <w:t xml:space="preserve"> </w:t>
       </w:r>
       <w:r>
-        <w:t xml:space="preserve">= 47 studies) to compute Cohen's κ and ICC(2, 1) is the remaining reliability step and was not completed at the time of submission.</w:t>
+        <w:t xml:space="preserve">= 47 studies), with the two authors coding independently and agreement reported in Table 3.1; the remaining 80% was single-coded by the first author against the codebook, which, while standard for resource-bounded syntheses, cannot be independently validated.</w:t>
       </w:r>
     </w:p>
     <w:p>

--- a/p6/submission/apjm_package/01_manuscript_blinded.docx
+++ b/p6/submission/apjm_package/01_manuscript_blinded.docx
@@ -664,7 +664,7 @@
       </w:r>
     </w:p>
     <w:bookmarkEnd w:id="20"/>
-    <w:bookmarkStart w:id="21" w:name="Xe3d0fc0bea9a42ce7605565d0964033d7f6ee47"/>
+    <w:bookmarkStart w:id="21" w:name="introduction"/>
     <w:p>
       <w:pPr>
         <w:pStyle w:val="Heading2"/>
@@ -726,7 +726,7 @@
         <w:t xml:space="preserve"> </w:t>
       </w:r>
       <w:r>
-        <w:t xml:space="preserve">internationalization improves firm performance is not merely academic</w:t>
+        <w:t xml:space="preserve">internationalization improves firm performance is not merely academic;</w:t>
       </w:r>
       <w:r>
         <w:t xml:space="preserve"> </w:t>
@@ -758,13 +758,28 @@
         <w:pStyle w:val="BodyText"/>
       </w:pPr>
       <w:r>
-        <w:t xml:space="preserve">The relationship between a firm's degree of internationalization and its</w:t>
-      </w:r>
-      <w:r>
-        <w:t xml:space="preserve"> </w:t>
-      </w:r>
-      <w:r>
-        <w:t xml:space="preserve">performance (the "I→P relationship") is the most meta-analyzed question</w:t>
+        <w:t xml:space="preserve">The relationship between a firm’s degree of internationalization and its</w:t>
+      </w:r>
+      <w:r>
+        <w:t xml:space="preserve"> </w:t>
+      </w:r>
+      <w:r>
+        <w:t xml:space="preserve">performance (the</w:t>
+      </w:r>
+      <w:r>
+        <w:t xml:space="preserve"> </w:t>
+      </w:r>
+      <w:r>
+        <w:t xml:space="preserve">“</w:t>
+      </w:r>
+      <w:r>
+        <w:t xml:space="preserve">I→P relationship</w:t>
+      </w:r>
+      <w:r>
+        <w:t xml:space="preserve">”</w:t>
+      </w:r>
+      <w:r>
+        <w:t xml:space="preserve">) is the most meta-analyzed question</w:t>
       </w:r>
       <w:r>
         <w:t xml:space="preserve"> </w:t>
@@ -821,7 +836,7 @@
         <w:pStyle w:val="BodyText"/>
       </w:pPr>
       <w:r>
-        <w:t xml:space="preserve">The present study's starting point is the ICBEF 2025 baseline analysis</w:t>
+        <w:t xml:space="preserve">The present study’s starting point is the ICBEF 2025 baseline analysis</w:t>
       </w:r>
       <w:r>
         <w:t xml:space="preserve"> </w:t>
@@ -969,7 +984,7 @@
         <w:t xml:space="preserve"> </w:t>
       </w:r>
       <w:r>
-        <w:t xml:space="preserve">Marano et al. (2016) established that</w:t>
+        <w:t xml:space="preserve">Marano et al. (2016) established that</w:t>
       </w:r>
       <w:r>
         <w:t xml:space="preserve"> </w:t>
@@ -1029,13 +1044,25 @@
         <w:t xml:space="preserve"> </w:t>
       </w:r>
       <w:r>
-        <w:t xml:space="preserve">Brynjolfsson et al. (2021) identified 2009 as a</w:t>
-      </w:r>
-      <w:r>
-        <w:t xml:space="preserve"> </w:t>
-      </w:r>
-      <w:r>
-        <w:t xml:space="preserve">productivity inflection point in the digital era (the "dynamo analogy"</w:t>
+        <w:t xml:space="preserve">Brynjolfsson et al. (2021) identified 2009 as a</w:t>
+      </w:r>
+      <w:r>
+        <w:t xml:space="preserve"> </w:t>
+      </w:r>
+      <w:r>
+        <w:t xml:space="preserve">productivity inflection point in the digital era (the</w:t>
+      </w:r>
+      <w:r>
+        <w:t xml:space="preserve"> </w:t>
+      </w:r>
+      <w:r>
+        <w:t xml:space="preserve">“</w:t>
+      </w:r>
+      <w:r>
+        <w:t xml:space="preserve">dynamo analogy</w:t>
+      </w:r>
+      <w:r>
+        <w:t xml:space="preserve">”</w:t>
       </w:r>
       <w:r>
         <w:t xml:space="preserve"> </w:t>
@@ -1662,7 +1689,7 @@
       </w:r>
     </w:p>
     <w:bookmarkEnd w:id="21"/>
-    <w:bookmarkStart w:id="28" w:name="Xce0b9068aa677089fdc23e66f61b75516af2bf7"/>
+    <w:bookmarkStart w:id="28" w:name="theoretical-framework-and-hypotheses"/>
     <w:p>
       <w:pPr>
         <w:pStyle w:val="Heading2"/>
@@ -1671,7 +1698,7 @@
         <w:t xml:space="preserve">2. Theoretical Framework and Hypotheses</w:t>
       </w:r>
     </w:p>
-    <w:bookmarkStart w:id="22" w:name="X3ef957228c2567a2a7acbf295337a0f0d698973"/>
+    <w:bookmarkStart w:id="22" w:name="foundation-theories"/>
     <w:p>
       <w:pPr>
         <w:pStyle w:val="Heading3"/>
@@ -1777,7 +1804,7 @@
       </w:r>
     </w:p>
     <w:bookmarkEnd w:id="22"/>
-    <w:bookmarkStart w:id="23" w:name="Xcf2a2351c020ca4b0c31002fd6a9bd1b3ab11d2"/>
+    <w:bookmarkStart w:id="23" w:name="X540836a8513ba9de5814d94e6c774912d657db6"/>
     <w:p>
       <w:pPr>
         <w:pStyle w:val="Heading3"/>
@@ -1855,7 +1882,7 @@
         <w:t xml:space="preserve"> </w:t>
       </w:r>
       <w:r>
-        <w:t xml:space="preserve">mechanism (Khanna &amp; Palepu, 2010): as institutions weaken, substitute-governance costs accumulate, depressing the effect toward zero. CIMT therefore predicts between-regime heterogeneity, largest at the institutional frontier. Prior meta-analyses lacked a taxonomy fine enough to test this; Marano et al. (2016) used a coarse six-category scheme. The ICRV 5-regime taxonomy, anchored in World Bank WGI Rule of Law (2023) and applied to the full k = 238 corpus (Singapore WGI +1.84 to Pakistan −0.55, Iran −0.74), provides the first such test.</w:t>
+        <w:t xml:space="preserve">mechanism (Khanna &amp; Palepu, 2010): as institutions weaken, substitute-governance costs accumulate, depressing the effect toward zero. CIMT therefore predicts between-regime heterogeneity, largest at the institutional frontier. Prior meta-analyses lacked a taxonomy fine enough to test this; Marano et al. (2016) used a coarse six-category scheme. The ICRV 5-regime taxonomy, anchored in World Bank WGI Rule of Law (2023) and applied to the full k = 238 corpus (Singapore WGI +1.84 to Pakistan −0.55, Iran −0.74), provides the first such test.</w:t>
       </w:r>
     </w:p>
     <w:p>
@@ -1924,7 +1951,7 @@
       </w:r>
     </w:p>
     <w:bookmarkEnd w:id="23"/>
-    <w:bookmarkStart w:id="24" w:name="X56bcf813f2a95d583c2633c34dc43ef38ccc7de"/>
+    <w:bookmarkStart w:id="24" w:name="digital-paradox-lifecycle-h2"/>
     <w:p>
       <w:pPr>
         <w:pStyle w:val="Heading3"/>
@@ -1938,7 +1965,7 @@
         <w:pStyle w:val="FirstParagraph"/>
       </w:pPr>
       <w:r>
-        <w:t xml:space="preserve">The Digital Paradox Lifecycle (DPL) is a temporal moderator grounded in Brynjolfsson et al.'s (2021) productivity J-curve and David's (1990) dynamo analogy: general-purpose technologies require years of complementary investment before productivity gains materialize. Three phases characterize digital internationalization:</w:t>
+        <w:t xml:space="preserve">The Digital Paradox Lifecycle (DPL) is a temporal moderator grounded in Brynjolfsson et al.’s (2021) productivity J-curve and David’s (1990) dynamo analogy: general-purpose technologies require years of complementary investment before productivity gains materialize. Three phases characterize digital internationalization:</w:t>
       </w:r>
       <w:r>
         <w:t xml:space="preserve"> </w:t>
@@ -2021,7 +2048,7 @@
       </w:r>
     </w:p>
     <w:bookmarkEnd w:id="24"/>
-    <w:bookmarkStart w:id="25" w:name="X7396c84a58a901f6382de3a73ce5704f8cd234e"/>
+    <w:bookmarkStart w:id="25" w:name="cdai-as-amplifier-h3"/>
     <w:p>
       <w:pPr>
         <w:pStyle w:val="Heading3"/>
@@ -2035,7 +2062,7 @@
         <w:pStyle w:val="FirstParagraph"/>
       </w:pPr>
       <w:r>
-        <w:t xml:space="preserve">National digital adoption (cDAI) is an ecosystem property, broadband, electronic payments, digital identity, regulatory support, that exists independently of any firm's choice and varies between studies. It is measured on a 0–1 scale from the World Bank Digital Adoption Index (2016; Sahay et al., 2020), with the ITU Digital Development Index (rescaled) as substitute; country-year assignment follows each study's median data year. The amplification operates through the coordination-platform effect (Stallkamp &amp; Schotter, 2021): where Tier-1/Tier-2 tools are diffused, the per-unit cost of cross-border transactions falls, especially for higher-intensity internationalizers (Bharadwaj et al., 2013; Verhoef et al., 2021). Bustamante et al. (2022) provide the closest prior cross-country evidence; we extend it meta-analytically and bound it by DPL phase.</w:t>
+        <w:t xml:space="preserve">National digital adoption (cDAI) is an ecosystem property, broadband, electronic payments, digital identity, regulatory support, that exists independently of any firm’s choice and varies between studies. It is measured on a 0–1 scale from the World Bank Digital Adoption Index (2016; Sahay et al., 2020), with the ITU Digital Development Index (rescaled) as substitute; country-year assignment follows each study’s median data year. The amplification operates through the coordination-platform effect (Stallkamp &amp; Schotter, 2021): where Tier-1/Tier-2 tools are diffused, the per-unit cost of cross-border transactions falls, especially for higher-intensity internationalizers (Bharadwaj et al., 2013; Verhoef et al., 2021). Bustamante et al. (2022) provide the closest prior cross-country evidence; we extend it meta-analytically and bound it by DPL phase.</w:t>
       </w:r>
     </w:p>
     <w:p>
@@ -2073,7 +2100,7 @@
       </w:r>
     </w:p>
     <w:bookmarkEnd w:id="25"/>
-    <w:bookmarkStart w:id="26" w:name="Xd6077087b9573096b494e1050255764306afad2"/>
+    <w:bookmarkStart w:id="26" w:name="publication-bias-as-a-formal-null-h4"/>
     <w:p>
       <w:pPr>
         <w:pStyle w:val="Heading3"/>
@@ -2103,11 +2130,11 @@
         <w:t xml:space="preserve"> </w:t>
       </w:r>
       <w:r>
-        <w:t xml:space="preserve">Selective reporting inflates the raw pooled effect. (H4a) Funnel asymmetry tests (Egger, Begg) are expected significant; (H4b) trim-and-fill (Duval &amp; Tweedie, 2000) imputes left-side studies and yields a smaller but still positive adjusted estimate; (H4c) Orwin's (1983) fail-safe N exceeds the threshold needed to render the effect negligible.</w:t>
+        <w:t xml:space="preserve">Selective reporting inflates the raw pooled effect. (H4a) Funnel asymmetry tests (Egger, Begg) are expected significant; (H4b) trim-and-fill (Duval &amp; Tweedie, 2000) imputes left-side studies and yields a smaller but still positive adjusted estimate; (H4c) Orwin’s (1983) fail-safe N exceeds the threshold needed to render the effect negligible.</w:t>
       </w:r>
     </w:p>
     <w:bookmarkEnd w:id="26"/>
-    <w:bookmarkStart w:id="27" w:name="X9f459728ae2c4e39aee69d49761868d88bce138"/>
+    <w:bookmarkStart w:id="27" w:name="conceptual-model"/>
     <w:p>
       <w:pPr>
         <w:pStyle w:val="Heading3"/>
@@ -2136,7 +2163,7 @@
     </w:p>
     <w:bookmarkEnd w:id="27"/>
     <w:bookmarkEnd w:id="28"/>
-    <w:bookmarkStart w:id="35" w:name="Xeae2dc85413e447d2c08d145b986cffc1f454f7"/>
+    <w:bookmarkStart w:id="35" w:name="method"/>
     <w:p>
       <w:pPr>
         <w:pStyle w:val="Heading2"/>
@@ -2153,7 +2180,7 @@
         <w:t xml:space="preserve">The approach follows the APA Meta-Analysis Reporting Standards (Cooper, 2010) and PRISMA 2020 (Page et al., 2021); the analysis plan was registered on OSF as a transparency registration (the working corpus had already been assembled). Three-level MARA was chosen over single-level random effects because the corpus contains multiple effects per study, violating independence (Cheung, 2014; Van den Noortgate et al., 2013); the model decomposes total heterogeneity into within-study (σ²₍₂₎) and between-study (σ²₍₃₎) components.</w:t>
       </w:r>
     </w:p>
-    <w:bookmarkStart w:id="29" w:name="X1802a217dd512d878ac4ac3d31ded1d752133f7"/>
+    <w:bookmarkStart w:id="29" w:name="search-strategy"/>
     <w:p>
       <w:pPr>
         <w:pStyle w:val="Heading3"/>
@@ -2167,11 +2194,11 @@
         <w:pStyle w:val="FirstParagraph"/>
       </w:pPr>
       <w:r>
-        <w:t xml:space="preserve">The primary search covered Web of Science (SSCI, SCI-E, ESCI) and Scopus, the most comprehensive databases for IB research (Kraus et al., 2022), supplemented by ABI/INFORM, Business Source Complete, ScienceDirect, SpringerLink, and Emerald Insight, plus backward and forward citation tracking from five anchor meta-analyses (Bausch &amp; Krist, 2007; Kirca et al., 2012; Marano et al., 2016; Schwens et al., 2018; Arte &amp; Larimo, 2022). Topic terms combined internationalization measures (internationalization/internationalisation, multinationality, degree of internationalization, international/geographic diversification, foreign sales/FSTS, foreign assets/FATA, export intensity, foreign market entry, foreign subsidiaries) with performance measures (firm/financial/business performance, ROA, ROE, ROS, Tobin's Q, profitability, labor/total-factor productivity, efficiency) and an analysis term (correlation, regression, coefficient, effect size). The Scopus equivalent recalled 29/30 known-item papers (97%). Temporal coverage was January 1977–March 2026 (Rugman, 1976; Vernon, 1971).</w:t>
+        <w:t xml:space="preserve">The primary search covered Web of Science (SSCI, SCI-E, ESCI) and Scopus, the most comprehensive databases for IB research (Kraus et al., 2022), supplemented by ABI/INFORM, Business Source Complete, ScienceDirect, SpringerLink, and Emerald Insight, plus backward and forward citation tracking from five anchor meta-analyses (Bausch &amp; Krist, 2007; Kirca et al., 2012; Marano et al., 2016; Schwens et al., 2018; Arte &amp; Larimo, 2022). Topic terms combined internationalization measures (internationalization/internationalisation, multinationality, degree of internationalization, international/geographic diversification, foreign sales/FSTS, foreign assets/FATA, export intensity, foreign market entry, foreign subsidiaries) with performance measures (firm/financial/business performance, ROA, ROE, ROS, Tobin’s Q, profitability, labor/total-factor productivity, efficiency) and an analysis term (correlation, regression, coefficient, effect size). The Scopus equivalent recalled 29/30 known-item papers (97%). Temporal coverage was January 1977–March 2026 (Rugman, 1976; Vernon, 1971).</w:t>
       </w:r>
     </w:p>
     <w:bookmarkEnd w:id="29"/>
-    <w:bookmarkStart w:id="30" w:name="X249b1c8ec7bd151bfdc081a3a6d9cad52df428d"/>
+    <w:bookmarkStart w:id="30" w:name="eligibility-and-selection"/>
     <w:p>
       <w:pPr>
         <w:pStyle w:val="Heading3"/>
@@ -2185,11 +2212,29 @@
         <w:pStyle w:val="FirstParagraph"/>
       </w:pPr>
       <w:r>
-        <w:t xml:space="preserve">Two screeners applied criteria in two stages (title/abstract, then full text), with a third reviewer adjudicating. Included: private-sector firms (government equity ≤ 50%; financial sector excluded) with internationalization measured by FSTS, entropy, foreign-market count, transnationality, or FDI ratio, and performance measured by accounting (ROA/ROE/ROS), market (Tobin's Q, returns), or productivity (labor productivity, TFP) indicators, reporting an extractable effect (r; β convertible via Peterson &amp; Brown, 2005; t or F with df). The main analysis was restricted to peer-reviewed journal articles and in-press articles with DOI; dissertations, theses, working/conference papers, book chapters, and reports were excluded to hold peer-review standards constant (grey literature logged in the PRISMA flow only). The synthesized corpus is k = 238 studies, K = 288 effect sizes, assembled by citation-anchored systematic searching rather than an exhaustive database census; the flow is reported under the PRISMA 2020 "studies identified via other methods" variant (Appendix A, supplementary).</w:t>
+        <w:t xml:space="preserve">Two screeners applied criteria in two stages (title/abstract, then full text), with a third reviewer adjudicating. Included: private-sector firms (government equity ≤ 50%; financial sector excluded) with internationalization measured by FSTS, entropy, foreign-market count, transnationality, or FDI ratio, and performance measured by accounting (ROA/ROE/ROS), market (Tobin’s Q, returns), or productivity (labor productivity, TFP) indicators, reporting an extractable effect (r; β convertible via Peterson &amp; Brown, 2005; t or F with df). The main analysis was restricted to peer-reviewed journal articles and in-press articles with DOI; dissertations, theses, working/conference papers, book chapters, and reports were excluded to hold peer-review standards constant (grey literature logged in the PRISMA flow only). The synthesized corpus is k = 238 studies, K = 288 effect sizes, assembled by citation-anchored systematic searching rather than an exhaustive database census; the flow is reported under the PRISMA 2020</w:t>
+      </w:r>
+      <w:r>
+        <w:t xml:space="preserve"> </w:t>
+      </w:r>
+      <w:r>
+        <w:t xml:space="preserve">“</w:t>
+      </w:r>
+      <w:r>
+        <w:t xml:space="preserve">studies identified via other methods</w:t>
+      </w:r>
+      <w:r>
+        <w:t xml:space="preserve">”</w:t>
+      </w:r>
+      <w:r>
+        <w:t xml:space="preserve"> </w:t>
+      </w:r>
+      <w:r>
+        <w:t xml:space="preserve">variant (Appendix A, supplementary).</w:t>
       </w:r>
     </w:p>
     <w:bookmarkEnd w:id="30"/>
-    <w:bookmarkStart w:id="31" w:name="X911b85b7d60b4631a74a44b8e34828711e4cba4"/>
+    <w:bookmarkStart w:id="31" w:name="extraction-and-reliability"/>
     <w:p>
       <w:pPr>
         <w:pStyle w:val="Heading3"/>
@@ -2203,11 +2248,11 @@
         <w:pStyle w:val="FirstParagraph"/>
       </w:pPr>
       <w:r>
-        <w:t xml:space="preserve">Parameters (N, focal r or convertible statistic, data-year range, country/region, DOI and performance operationalization, moderator features) were extracted using a standardized form. When r was not reported, conversions were applied in precision order: r = √[t²/(t²+df)] (Cohen, 1988); r_partial = β × 0.98 (Peterson &amp; Brown, 2005); r = √[F/(F+df₂)] with df₁ = 1 (Rosenthal, 1994). For multiple estimates per study, distinct subsamples were coded as independent effects, and for multiple specifications on the same sample the most fully controlled model was retained. Inter-coder reliability used a three-stage design (calibration on 10 studies; independent coding of a 20% stratified subsample; PI adjudication), with Cohen's κ (target ≥ 0.70; Landis &amp; Koch, 1977) for categorical moderators and ICC(2,1) (≥ 0.80) for continuous cDAI. Consistent with prior I→P meta-analyses (Bausch &amp; Krist, 2007; Marano et al., 2016), no study-level risk-of-bias instrument was applied; the salient threats, publication bias, omitted-variable bias, and measurement heterogeneity, are addressed at the synthesis level.</w:t>
+        <w:t xml:space="preserve">Parameters (N, focal r or convertible statistic, data-year range, country/region, DOI and performance operationalization, moderator features) were extracted using a standardized form. When r was not reported, conversions were applied in precision order: r = √[t²/(t²+df)] (Cohen, 1988); r_partial = β × 0.98 (Peterson &amp; Brown, 2005); r = √[F/(F+df₂)] with df₁ = 1 (Rosenthal, 1994). For multiple estimates per study, distinct subsamples were coded as independent effects, and for multiple specifications on the same sample the most fully controlled model was retained. Inter-coder reliability used a three-stage design (calibration on 10 studies; independent coding of a 20% stratified subsample; PI adjudication), with Cohen’s κ (target ≥ 0.70; Landis &amp; Koch, 1977) for categorical moderators and ICC(2,1) (≥ 0.80) for continuous cDAI. Consistent with prior I→P meta-analyses (Bausch &amp; Krist, 2007; Marano et al., 2016), no study-level risk-of-bias instrument was applied; the salient threats, publication bias, omitted-variable bias, and measurement heterogeneity, are addressed at the synthesis level.</w:t>
       </w:r>
     </w:p>
     <w:bookmarkEnd w:id="31"/>
-    <w:bookmarkStart w:id="32" w:name="Xc8829ca4ed1c67a784f7cb6bae0c2ce6990503a"/>
+    <w:bookmarkStart w:id="32" w:name="moderators"/>
     <w:p>
       <w:pPr>
         <w:pStyle w:val="Heading3"/>
@@ -2273,7 +2318,7 @@
       </w:r>
     </w:p>
     <w:bookmarkEnd w:id="32"/>
-    <w:bookmarkStart w:id="33" w:name="Xf12b82e02b6b6d5b336e6597aa75baa0b8bb247"/>
+    <w:bookmarkStart w:id="33" w:name="three-level-mara"/>
     <w:p>
       <w:pPr>
         <w:pStyle w:val="Heading3"/>
@@ -2862,7 +2907,7 @@
       </w:r>
     </w:p>
     <w:bookmarkEnd w:id="33"/>
-    <w:bookmarkStart w:id="34" w:name="X607f682684a07c46baaa64679fe4ae5dcc53720"/>
+    <w:bookmarkStart w:id="34" w:name="publication-bias-and-robustness"/>
     <w:p>
       <w:pPr>
         <w:pStyle w:val="Heading3"/>
@@ -2876,12 +2921,12 @@
         <w:pStyle w:val="FirstParagraph"/>
       </w:pPr>
       <w:r>
-        <w:t xml:space="preserve">Publication bias was assessed with Egger's regression (Egger et al., 1997), Begg and Mazumdar's (1994) rank correlation, Duval and Tweedie's (2000) trim-and-fill, Orwin's (1983) fail-safe N, and PET-PEESE meta-regression (Stanley &amp; Doucouliagos, 2014). Five pre-specified robustness checks follow: (1) two-level vs. three-level comparison (Δr &gt; 0.02 flags nesting bias); (2) leave-one-out influence (Cook's distance &gt; 4/k); (3) FSTS-only restriction; (4) ICRV reclassified on the WGI composite governance index; (5) post-2000 temporal restriction to test vintage effects.</w:t>
+        <w:t xml:space="preserve">Publication bias was assessed with Egger’s regression (Egger et al., 1997), Begg and Mazumdar’s (1994) rank correlation, Duval and Tweedie’s (2000) trim-and-fill, Orwin’s (1983) fail-safe N, and PET-PEESE meta-regression (Stanley &amp; Doucouliagos, 2014). Five pre-specified robustness checks follow: (1) two-level vs. three-level comparison (Δr &gt; 0.02 flags nesting bias); (2) leave-one-out influence (Cook’s distance &gt; 4/k); (3) FSTS-only restriction; (4) ICRV reclassified on the WGI composite governance index; (5) post-2000 temporal restriction to test vintage effects.</w:t>
       </w:r>
     </w:p>
     <w:bookmarkEnd w:id="34"/>
     <w:bookmarkEnd w:id="35"/>
-    <w:bookmarkStart w:id="43" w:name="X121719332867ee227f0a04b486098cee978c6e6"/>
+    <w:bookmarkStart w:id="43" w:name="results"/>
     <w:p>
       <w:pPr>
         <w:pStyle w:val="Heading2"/>
@@ -2890,7 +2935,7 @@
         <w:t xml:space="preserve">4. Results</w:t>
       </w:r>
     </w:p>
-    <w:bookmarkStart w:id="36" w:name="X404e116a6fc5d40bc82ca2b5ca0e91216768dfb"/>
+    <w:bookmarkStart w:id="36" w:name="X919d8d711cf606d2dd3f7af57602ee0032ae633"/>
     <w:p>
       <w:pPr>
         <w:pStyle w:val="Heading3"/>
@@ -2952,22 +2997,22 @@
           <w:iCs/>
           <w:i/>
         </w:rPr>
-        <w:t xml:space="preserve">(two authors independently coded a 20% stratified subsample, k = 47 studies, blind to each other's codes)</w:t>
+        <w:t xml:space="preserve">(two authors independently coded a 20% stratified subsample, k = 47 studies, blind to each other’s codes)</w:t>
       </w:r>
     </w:p>
     <w:tbl>
       <w:tblPr>
         <w:tblStyle w:val="Table"/>
-        <w:tblW w:type="auto" w:w="0"/>
+        <w:tblW w:type="pct" w:w="5000"/>
         <w:tblLook w:firstRow="1" w:lastRow="0" w:firstColumn="0" w:lastColumn="0" w:noHBand="0" w:noVBand="0" w:val="0020"/>
         <w:jc w:val="start"/>
       </w:tblPr>
       <w:tblGrid>
-        <w:gridCol w:w="1584"/>
-        <w:gridCol w:w="1584"/>
-        <w:gridCol w:w="1584"/>
-        <w:gridCol w:w="1584"/>
-        <w:gridCol w:w="1584"/>
+        <w:gridCol w:w="2217"/>
+        <w:gridCol w:w="1900"/>
+        <w:gridCol w:w="1161"/>
+        <w:gridCol w:w="739"/>
+        <w:gridCol w:w="1900"/>
       </w:tblGrid>
       <w:tr>
         <w:trPr>
@@ -3055,19 +3100,19 @@
               <w:jc w:val="left"/>
             </w:pPr>
             <w:r>
-              <w:t xml:space="preserve">Categorical (6)</w:t>
-            </w:r>
-          </w:p>
-        </w:tc>
-        <w:tc>
-          <w:tcPr/>
-          <w:p>
-            <w:pPr>
-              <w:pStyle w:val="Compact"/>
-              <w:jc w:val="left"/>
-            </w:pPr>
-            <w:r>
-              <w:t xml:space="preserve">Cohen's κ</w:t>
+              <w:t xml:space="preserve">Categorical (5)</w:t>
+            </w:r>
+          </w:p>
+        </w:tc>
+        <w:tc>
+          <w:tcPr/>
+          <w:p>
+            <w:pPr>
+              <w:pStyle w:val="Compact"/>
+              <w:jc w:val="left"/>
+            </w:pPr>
+            <w:r>
+              <w:t xml:space="preserve">Cohen’s κ</w:t>
             </w:r>
           </w:p>
         </w:tc>
@@ -3129,7 +3174,7 @@
               <w:jc w:val="left"/>
             </w:pPr>
             <w:r>
-              <w:t xml:space="preserve">Cohen's κ</w:t>
+              <w:t xml:space="preserve">Cohen’s κ</w:t>
             </w:r>
           </w:p>
         </w:tc>
@@ -3191,7 +3236,7 @@
               <w:jc w:val="left"/>
             </w:pPr>
             <w:r>
-              <w:t xml:space="preserve">Cohen's κ</w:t>
+              <w:t xml:space="preserve">Cohen’s κ</w:t>
             </w:r>
           </w:p>
         </w:tc>
@@ -3253,7 +3298,7 @@
               <w:jc w:val="left"/>
             </w:pPr>
             <w:r>
-              <w:t xml:space="preserve">Cohen's κ</w:t>
+              <w:t xml:space="preserve">Cohen’s κ</w:t>
             </w:r>
           </w:p>
         </w:tc>
@@ -3315,7 +3360,7 @@
               <w:jc w:val="left"/>
             </w:pPr>
             <w:r>
-              <w:t xml:space="preserve">Cohen's κ</w:t>
+              <w:t xml:space="preserve">Cohen’s κ</w:t>
             </w:r>
           </w:p>
         </w:tc>
@@ -3422,7 +3467,7 @@
         <w:t xml:space="preserve"> </w:t>
       </w:r>
       <w:r>
-        <w:t xml:space="preserve">The full corpus was coded by the first author against the standardized codebook (Appendix B). For reliability, the two authors independently coded a 20% stratified subsample (k = 47 studies), blind to each other's codes; agreement was assessed with Cohen's κ for the categorical moderators and ICC(2, 1) for the continuous cDAI index, against the Landis and Koch (1977) thresholds (κ ≥ 0.70; ICC ≥ 0.80). Disagreements were resolved by discussion, with Regime II/III boundary cases adjudicated by lookup of WGI Rule of Law vintage scores.</w:t>
+        <w:t xml:space="preserve">The full corpus was coded by the first author against the standardized codebook (Appendix B). For reliability, the two authors independently coded a 20% stratified subsample (k = 47 studies), blind to each other’s codes; agreement was assessed with Cohen’s κ for the categorical moderators and ICC(2, 1) for the continuous cDAI index, against the Landis and Koch (1977) thresholds (κ ≥ 0.70; ICC ≥ 0.80). Disagreements were resolved by discussion, with Regime II/III boundary cases adjudicated by lookup of WGI Rule of Law vintage scores.</w:t>
       </w:r>
     </w:p>
     <w:p>
@@ -3450,14 +3495,14 @@
     <w:tbl>
       <w:tblPr>
         <w:tblStyle w:val="Table"/>
-        <w:tblW w:type="auto" w:w="0"/>
+        <w:tblW w:type="pct" w:w="5000"/>
         <w:tblLook w:firstRow="1" w:lastRow="0" w:firstColumn="0" w:lastColumn="0" w:noHBand="0" w:noVBand="0" w:val="0020"/>
         <w:jc w:val="start"/>
       </w:tblPr>
       <w:tblGrid>
-        <w:gridCol w:w="2640"/>
-        <w:gridCol w:w="2640"/>
-        <w:gridCol w:w="2640"/>
+        <w:gridCol w:w="5840"/>
+        <w:gridCol w:w="1040"/>
+        <w:gridCol w:w="1040"/>
       </w:tblGrid>
       <w:tr>
         <w:trPr>
@@ -3541,19 +3586,19 @@
               <w:jc w:val="left"/>
             </w:pPr>
             <w:r>
-              <w:t xml:space="preserve">140</w:t>
-            </w:r>
-          </w:p>
-        </w:tc>
-        <w:tc>
-          <w:tcPr/>
-          <w:p>
-            <w:pPr>
-              <w:pStyle w:val="Compact"/>
-              <w:jc w:val="left"/>
-            </w:pPr>
-            <w:r>
-              <w:t xml:space="preserve">108</w:t>
+              <w:t xml:space="preserve">139</w:t>
+            </w:r>
+          </w:p>
+        </w:tc>
+        <w:tc>
+          <w:tcPr/>
+          <w:p>
+            <w:pPr>
+              <w:pStyle w:val="Compact"/>
+              <w:jc w:val="left"/>
+            </w:pPr>
+            <w:r>
+              <w:t xml:space="preserve">107</w:t>
             </w:r>
           </w:p>
         </w:tc>
@@ -4421,7 +4466,7 @@
       </w:r>
     </w:p>
     <w:bookmarkEnd w:id="36"/>
-    <w:bookmarkStart w:id="37" w:name="X484949e7994e09bd70500137e9d7c8f884b58c1"/>
+    <w:bookmarkStart w:id="37" w:name="baseline-three-level-model"/>
     <w:p>
       <w:pPr>
         <w:pStyle w:val="Heading3"/>
@@ -5202,7 +5247,7 @@
       </w:r>
     </w:p>
     <w:bookmarkEnd w:id="37"/>
-    <w:bookmarkStart w:id="38" w:name="Xa97dc1af7f7d522b04ad4b6d2a4fed8000451ef"/>
+    <w:bookmarkStart w:id="38" w:name="icrv-5-regime-moderation-h1"/>
     <w:p>
       <w:pPr>
         <w:pStyle w:val="Heading3"/>
@@ -5361,6 +5406,1003 @@
           <w:i/>
         </w:rPr>
         <w:t xml:space="preserve">k=238/K=288)</w:t>
+      </w:r>
+    </w:p>
+    <w:tbl>
+      <w:tblPr>
+        <w:tblStyle w:val="Table"/>
+        <w:tblW w:type="pct" w:w="5000"/>
+        <w:tblLook w:firstRow="1" w:lastRow="0" w:firstColumn="0" w:lastColumn="0" w:noHBand="0" w:noVBand="0" w:val="0020"/>
+        <w:jc w:val="start"/>
+      </w:tblPr>
+      <w:tblGrid>
+        <w:gridCol w:w="2282"/>
+        <w:gridCol w:w="223"/>
+        <w:gridCol w:w="313"/>
+        <w:gridCol w:w="805"/>
+        <w:gridCol w:w="4295"/>
+      </w:tblGrid>
+      <w:tr>
+        <w:trPr>
+          <w:tblHeader w:val="true"/>
+        </w:trPr>
+        <w:tc>
+          <w:tcPr/>
+          <w:p>
+            <w:pPr>
+              <w:pStyle w:val="Compact"/>
+              <w:jc w:val="left"/>
+            </w:pPr>
+            <w:r>
+              <w:t xml:space="preserve">Regime</w:t>
+            </w:r>
+          </w:p>
+        </w:tc>
+        <w:tc>
+          <w:tcPr/>
+          <w:p>
+            <w:pPr>
+              <w:pStyle w:val="Compact"/>
+              <w:jc w:val="left"/>
+            </w:pPr>
+            <w:r>
+              <w:rPr>
+                <w:iCs/>
+                <w:i/>
+              </w:rPr>
+              <w:t xml:space="preserve">k</w:t>
+            </w:r>
+          </w:p>
+        </w:tc>
+        <w:tc>
+          <w:tcPr/>
+          <w:p>
+            <w:pPr>
+              <w:pStyle w:val="Compact"/>
+              <w:jc w:val="left"/>
+            </w:pPr>
+            <w:r>
+              <w:rPr>
+                <w:iCs/>
+                <w:i/>
+              </w:rPr>
+              <w:t xml:space="preserve">r̄</w:t>
+            </w:r>
+          </w:p>
+        </w:tc>
+        <w:tc>
+          <w:tcPr/>
+          <w:p>
+            <w:pPr>
+              <w:pStyle w:val="Compact"/>
+              <w:jc w:val="left"/>
+            </w:pPr>
+            <w:r>
+              <w:t xml:space="preserve">95% CI</w:t>
+            </w:r>
+          </w:p>
+        </w:tc>
+        <w:tc>
+          <w:tcPr/>
+          <w:p>
+            <w:pPr>
+              <w:pStyle w:val="Compact"/>
+              <w:jc w:val="left"/>
+            </w:pPr>
+            <w:r>
+              <w:t xml:space="preserve">Note</w:t>
+            </w:r>
+          </w:p>
+        </w:tc>
+      </w:tr>
+      <w:tr>
+        <w:tc>
+          <w:tcPr/>
+          <w:p>
+            <w:pPr>
+              <w:pStyle w:val="Compact"/>
+              <w:jc w:val="left"/>
+            </w:pPr>
+            <w:r>
+              <w:t xml:space="preserve">I, Advanced-Innovation (SG, HK, KR, JP, UK, US…)</w:t>
+            </w:r>
+          </w:p>
+        </w:tc>
+        <w:tc>
+          <w:tcPr/>
+          <w:p>
+            <w:pPr>
+              <w:pStyle w:val="Compact"/>
+              <w:jc w:val="left"/>
+            </w:pPr>
+            <w:r>
+              <w:t xml:space="preserve">139</w:t>
+            </w:r>
+          </w:p>
+        </w:tc>
+        <w:tc>
+          <w:tcPr/>
+          <w:p>
+            <w:pPr>
+              <w:pStyle w:val="Compact"/>
+              <w:jc w:val="left"/>
+            </w:pPr>
+            <w:r>
+              <w:t xml:space="preserve">0.079</w:t>
+            </w:r>
+          </w:p>
+        </w:tc>
+        <w:tc>
+          <w:tcPr/>
+          <w:p>
+            <w:pPr>
+              <w:pStyle w:val="Compact"/>
+              <w:jc w:val="left"/>
+            </w:pPr>
+            <w:r>
+              <w:t xml:space="preserve">[0.058, 0.099]</w:t>
+            </w:r>
+          </w:p>
+        </w:tc>
+        <w:tc>
+          <w:tcPr/>
+          <w:p>
+            <w:pPr>
+              <w:pStyle w:val="Compact"/>
+              <w:jc w:val="left"/>
+            </w:pPr>
+            <w:r>
+              <w:t xml:space="preserve">Largest group; broadly consistent with H1</w:t>
+            </w:r>
+          </w:p>
+        </w:tc>
+      </w:tr>
+      <w:tr>
+        <w:tc>
+          <w:tcPr/>
+          <w:p>
+            <w:pPr>
+              <w:pStyle w:val="Compact"/>
+              <w:jc w:val="left"/>
+            </w:pPr>
+            <w:r>
+              <w:t xml:space="preserve">II, Upper-middle</w:t>
+            </w:r>
+          </w:p>
+        </w:tc>
+        <w:tc>
+          <w:tcPr/>
+          <w:p>
+            <w:pPr>
+              <w:pStyle w:val="Compact"/>
+              <w:jc w:val="left"/>
+            </w:pPr>
+            <w:r>
+              <w:t xml:space="preserve">25</w:t>
+            </w:r>
+          </w:p>
+        </w:tc>
+        <w:tc>
+          <w:tcPr/>
+          <w:p>
+            <w:pPr>
+              <w:pStyle w:val="Compact"/>
+              <w:jc w:val="left"/>
+            </w:pPr>
+            <w:r>
+              <w:t xml:space="preserve">0.065</w:t>
+            </w:r>
+          </w:p>
+        </w:tc>
+        <w:tc>
+          <w:tcPr/>
+          <w:p>
+            <w:pPr>
+              <w:pStyle w:val="Compact"/>
+              <w:jc w:val="left"/>
+            </w:pPr>
+            <w:r>
+              <w:t xml:space="preserve">[0.020, 0.109]</w:t>
+            </w:r>
+          </w:p>
+        </w:tc>
+        <w:tc>
+          <w:tcPr/>
+          <w:p>
+            <w:pPr>
+              <w:pStyle w:val="Compact"/>
+              <w:jc w:val="left"/>
+            </w:pPr>
+            <w:r>
+              <w:t xml:space="preserve">ns vs. Group I (b = −0.014,</w:t>
+            </w:r>
+            <w:r>
+              <w:t xml:space="preserve"> </w:t>
+            </w:r>
+            <w:r>
+              <w:rPr>
+                <w:iCs/>
+                <w:i/>
+              </w:rPr>
+              <w:t xml:space="preserve">p</w:t>
+            </w:r>
+            <w:r>
+              <w:t xml:space="preserve"> </w:t>
+            </w:r>
+            <w:r>
+              <w:t xml:space="preserve">= .581)</w:t>
+            </w:r>
+          </w:p>
+        </w:tc>
+      </w:tr>
+      <w:tr>
+        <w:tc>
+          <w:tcPr/>
+          <w:p>
+            <w:pPr>
+              <w:pStyle w:val="Compact"/>
+              <w:jc w:val="left"/>
+            </w:pPr>
+            <w:r>
+              <w:t xml:space="preserve">III, Emerging (VN, IN, CN, PH…)</w:t>
+            </w:r>
+          </w:p>
+        </w:tc>
+        <w:tc>
+          <w:tcPr/>
+          <w:p>
+            <w:pPr>
+              <w:pStyle w:val="Compact"/>
+              <w:jc w:val="left"/>
+            </w:pPr>
+            <w:r>
+              <w:t xml:space="preserve">90</w:t>
+            </w:r>
+          </w:p>
+        </w:tc>
+        <w:tc>
+          <w:tcPr/>
+          <w:p>
+            <w:pPr>
+              <w:pStyle w:val="Compact"/>
+              <w:jc w:val="left"/>
+            </w:pPr>
+            <w:r>
+              <w:t xml:space="preserve">0.068</w:t>
+            </w:r>
+          </w:p>
+        </w:tc>
+        <w:tc>
+          <w:tcPr/>
+          <w:p>
+            <w:pPr>
+              <w:pStyle w:val="Compact"/>
+              <w:jc w:val="left"/>
+            </w:pPr>
+            <w:r>
+              <w:t xml:space="preserve">[0.044, 0.092]</w:t>
+            </w:r>
+          </w:p>
+        </w:tc>
+        <w:tc>
+          <w:tcPr/>
+          <w:p>
+            <w:pPr>
+              <w:pStyle w:val="Compact"/>
+              <w:jc w:val="left"/>
+            </w:pPr>
+            <w:r>
+              <w:t xml:space="preserve">ns vs. Group I (b = −0.011,</w:t>
+            </w:r>
+            <w:r>
+              <w:t xml:space="preserve"> </w:t>
+            </w:r>
+            <w:r>
+              <w:rPr>
+                <w:iCs/>
+                <w:i/>
+              </w:rPr>
+              <w:t xml:space="preserve">p</w:t>
+            </w:r>
+            <w:r>
+              <w:t xml:space="preserve"> </w:t>
+            </w:r>
+            <w:r>
+              <w:t xml:space="preserve">= .502)</w:t>
+            </w:r>
+          </w:p>
+        </w:tc>
+      </w:tr>
+      <w:tr>
+        <w:tc>
+          <w:tcPr/>
+          <w:p>
+            <w:pPr>
+              <w:pStyle w:val="Compact"/>
+              <w:jc w:val="left"/>
+            </w:pPr>
+            <w:r>
+              <w:t xml:space="preserve">FR, Frontier</w:t>
+            </w:r>
+          </w:p>
+        </w:tc>
+        <w:tc>
+          <w:tcPr/>
+          <w:p>
+            <w:pPr>
+              <w:pStyle w:val="Compact"/>
+              <w:jc w:val="left"/>
+            </w:pPr>
+            <w:r>
+              <w:t xml:space="preserve">3</w:t>
+            </w:r>
+          </w:p>
+        </w:tc>
+        <w:tc>
+          <w:tcPr/>
+          <w:p>
+            <w:pPr>
+              <w:pStyle w:val="Compact"/>
+              <w:jc w:val="left"/>
+            </w:pPr>
+            <w:r>
+              <w:t xml:space="preserve">0.349</w:t>
+            </w:r>
+          </w:p>
+        </w:tc>
+        <w:tc>
+          <w:tcPr/>
+          <w:p>
+            <w:pPr>
+              <w:pStyle w:val="Compact"/>
+              <w:jc w:val="left"/>
+            </w:pPr>
+            <w:r>
+              <w:t xml:space="preserve">[0.217, 0.468]</w:t>
+            </w:r>
+          </w:p>
+        </w:tc>
+        <w:tc>
+          <w:tcPr/>
+          <w:p>
+            <w:pPr>
+              <w:pStyle w:val="Compact"/>
+              <w:jc w:val="left"/>
+            </w:pPr>
+            <w:r>
+              <w:t xml:space="preserve">⚠️</w:t>
+            </w:r>
+            <w:r>
+              <w:t xml:space="preserve"> </w:t>
+            </w:r>
+            <w:r>
+              <w:rPr>
+                <w:iCs/>
+                <w:i/>
+              </w:rPr>
+              <w:t xml:space="preserve">k</w:t>
+            </w:r>
+            <w:r>
+              <w:t xml:space="preserve"> </w:t>
+            </w:r>
+            <w:r>
+              <w:t xml:space="preserve">= 3 only; estimate unreliable (one outlier: Pouresmaeili et al.,</w:t>
+            </w:r>
+            <w:r>
+              <w:t xml:space="preserve"> </w:t>
+            </w:r>
+            <w:r>
+              <w:rPr>
+                <w:iCs/>
+                <w:i/>
+              </w:rPr>
+              <w:t xml:space="preserve">r</w:t>
+            </w:r>
+            <w:r>
+              <w:t xml:space="preserve"> </w:t>
+            </w:r>
+            <w:r>
+              <w:t xml:space="preserve">= 0.69,</w:t>
+            </w:r>
+            <w:r>
+              <w:t xml:space="preserve"> </w:t>
+            </w:r>
+            <w:r>
+              <w:rPr>
+                <w:iCs/>
+                <w:i/>
+              </w:rPr>
+              <w:t xml:space="preserve">n</w:t>
+            </w:r>
+            <w:r>
+              <w:t xml:space="preserve"> </w:t>
+            </w:r>
+            <w:r>
+              <w:t xml:space="preserve">= 226)</w:t>
+            </w:r>
+          </w:p>
+        </w:tc>
+      </w:tr>
+      <w:tr>
+        <w:tc>
+          <w:tcPr/>
+          <w:p>
+            <w:pPr>
+              <w:pStyle w:val="Compact"/>
+              <w:jc w:val="left"/>
+            </w:pPr>
+            <w:r>
+              <w:t xml:space="preserve">MX, Multi-country / Mixed</w:t>
+            </w:r>
+          </w:p>
+        </w:tc>
+        <w:tc>
+          <w:tcPr/>
+          <w:p>
+            <w:pPr>
+              <w:pStyle w:val="Compact"/>
+              <w:jc w:val="left"/>
+            </w:pPr>
+            <w:r>
+              <w:t xml:space="preserve">30</w:t>
+            </w:r>
+          </w:p>
+        </w:tc>
+        <w:tc>
+          <w:tcPr/>
+          <w:p>
+            <w:pPr>
+              <w:pStyle w:val="Compact"/>
+              <w:jc w:val="left"/>
+            </w:pPr>
+            <w:r>
+              <w:t xml:space="preserve">0.053</w:t>
+            </w:r>
+          </w:p>
+        </w:tc>
+        <w:tc>
+          <w:tcPr/>
+          <w:p>
+            <w:pPr>
+              <w:pStyle w:val="Compact"/>
+              <w:jc w:val="left"/>
+            </w:pPr>
+            <w:r>
+              <w:t xml:space="preserve">[0.012, 0.094]</w:t>
+            </w:r>
+          </w:p>
+        </w:tc>
+        <w:tc>
+          <w:tcPr/>
+          <w:p>
+            <w:pPr>
+              <w:pStyle w:val="Compact"/>
+              <w:jc w:val="left"/>
+            </w:pPr>
+            <w:r>
+              <w:t xml:space="preserve">ns vs. Group I (b = −0.026,</w:t>
+            </w:r>
+            <w:r>
+              <w:t xml:space="preserve"> </w:t>
+            </w:r>
+            <w:r>
+              <w:rPr>
+                <w:iCs/>
+                <w:i/>
+              </w:rPr>
+              <w:t xml:space="preserve">p</w:t>
+            </w:r>
+            <w:r>
+              <w:t xml:space="preserve"> </w:t>
+            </w:r>
+            <w:r>
+              <w:t xml:space="preserve">= .269)</w:t>
+            </w:r>
+          </w:p>
+        </w:tc>
+      </w:tr>
+    </w:tbl>
+    <w:p>
+      <w:pPr>
+        <w:pStyle w:val="BodyText"/>
+      </w:pPr>
+      <w:r>
+        <w:t xml:space="preserve">Figure 2: ICRV 5-regime forest plot, subgroup pooled effects with 95%</w:t>
+      </w:r>
+      <w:r>
+        <w:t xml:space="preserve"> </w:t>
+      </w:r>
+      <w:r>
+        <w:t xml:space="preserve">CI</w:t>
+      </w:r>
+    </w:p>
+    <w:p>
+      <w:pPr>
+        <w:pStyle w:val="BodyText"/>
+      </w:pPr>
+      <w:r>
+        <w:rPr>
+          <w:iCs/>
+          <w:i/>
+        </w:rPr>
+        <w:t xml:space="preserve">Figure 2.</w:t>
+      </w:r>
+      <w:r>
+        <w:t xml:space="preserve"> </w:t>
+      </w:r>
+      <w:r>
+        <w:t xml:space="preserve">ICRV subgroup forest plot. Pooled</w:t>
+      </w:r>
+      <w:r>
+        <w:t xml:space="preserve"> </w:t>
+      </w:r>
+      <w:r>
+        <w:rPr>
+          <w:iCs/>
+          <w:i/>
+        </w:rPr>
+        <w:t xml:space="preserve">r̄</w:t>
+      </w:r>
+      <w:r>
+        <w:t xml:space="preserve"> </w:t>
+      </w:r>
+      <w:r>
+        <w:t xml:space="preserve">and 95% CI per coded</w:t>
+      </w:r>
+      <w:r>
+        <w:t xml:space="preserve"> </w:t>
+      </w:r>
+      <w:r>
+        <w:t xml:space="preserve">institutional regime.</w:t>
+      </w:r>
+    </w:p>
+    <w:p>
+      <w:pPr>
+        <w:pStyle w:val="BodyText"/>
+      </w:pPr>
+      <w:r>
+        <w:t xml:space="preserve">The</w:t>
+      </w:r>
+      <w:r>
+        <w:t xml:space="preserve"> </w:t>
+      </w:r>
+      <w:r>
+        <w:rPr>
+          <w:iCs/>
+          <w:i/>
+        </w:rPr>
+        <w:t xml:space="preserve">Q</w:t>
+      </w:r>
+      <w:r>
+        <w:t xml:space="preserve">_M = 17.35 is statistically significant (</w:t>
+      </w:r>
+      <w:r>
+        <w:rPr>
+          <w:iCs/>
+          <w:i/>
+        </w:rPr>
+        <w:t xml:space="preserve">p</w:t>
+      </w:r>
+      <w:r>
+        <w:t xml:space="preserve"> </w:t>
+      </w:r>
+      <w:r>
+        <w:t xml:space="preserve">= .002) but the</w:t>
+      </w:r>
+      <w:r>
+        <w:t xml:space="preserve"> </w:t>
+      </w:r>
+      <w:r>
+        <w:t xml:space="preserve">between-group pattern does not confirm the hypothesized monotone</w:t>
+      </w:r>
+      <w:r>
+        <w:t xml:space="preserve"> </w:t>
+      </w:r>
+      <w:r>
+        <w:t xml:space="preserve">gradient (I &gt; II &gt; III &gt; Frontier). Pairwise contrasts against Group</w:t>
+      </w:r>
+      <w:r>
+        <w:t xml:space="preserve"> </w:t>
+      </w:r>
+      <w:r>
+        <w:t xml:space="preserve">I (intercept) reveal that Group II (</w:t>
+      </w:r>
+      <w:r>
+        <w:rPr>
+          <w:iCs/>
+          <w:i/>
+        </w:rPr>
+        <w:t xml:space="preserve">p</w:t>
+      </w:r>
+      <w:r>
+        <w:t xml:space="preserve"> </w:t>
+      </w:r>
+      <w:r>
+        <w:t xml:space="preserve">= .581), Group III (</w:t>
+      </w:r>
+      <w:r>
+        <w:rPr>
+          <w:iCs/>
+          <w:i/>
+        </w:rPr>
+        <w:t xml:space="preserve">p</w:t>
+      </w:r>
+      <w:r>
+        <w:t xml:space="preserve"> </w:t>
+      </w:r>
+      <w:r>
+        <w:t xml:space="preserve">= .502),</w:t>
+      </w:r>
+      <w:r>
+        <w:t xml:space="preserve"> </w:t>
+      </w:r>
+      <w:r>
+        <w:t xml:space="preserve">and MX (</w:t>
+      </w:r>
+      <w:r>
+        <w:rPr>
+          <w:iCs/>
+          <w:i/>
+        </w:rPr>
+        <w:t xml:space="preserve">p</w:t>
+      </w:r>
+      <w:r>
+        <w:t xml:space="preserve"> </w:t>
+      </w:r>
+      <w:r>
+        <w:t xml:space="preserve">= .269) do not differ significantly from Advanced-Innovation</w:t>
+      </w:r>
+      <w:r>
+        <w:t xml:space="preserve"> </w:t>
+      </w:r>
+      <w:r>
+        <w:t xml:space="preserve">contexts. The only significant contrast is Group I vs. Frontier (b =</w:t>
+      </w:r>
+      <w:r>
+        <w:t xml:space="preserve"> </w:t>
+      </w:r>
+      <w:r>
+        <w:t xml:space="preserve">+0.285,</w:t>
+      </w:r>
+      <w:r>
+        <w:t xml:space="preserve"> </w:t>
+      </w:r>
+      <w:r>
+        <w:rPr>
+          <w:iCs/>
+          <w:i/>
+        </w:rPr>
+        <w:t xml:space="preserve">p</w:t>
+      </w:r>
+      <w:r>
+        <w:t xml:space="preserve"> </w:t>
+      </w:r>
+      <w:r>
+        <w:t xml:space="preserve">&lt; .001), driven entirely by the</w:t>
+      </w:r>
+      <w:r>
+        <w:t xml:space="preserve"> </w:t>
+      </w:r>
+      <w:r>
+        <w:rPr>
+          <w:iCs/>
+          <w:i/>
+        </w:rPr>
+        <w:t xml:space="preserve">k</w:t>
+      </w:r>
+      <w:r>
+        <w:t xml:space="preserve"> </w:t>
+      </w:r>
+      <w:r>
+        <w:t xml:space="preserve">= 3 Frontier-group</w:t>
+      </w:r>
+      <w:r>
+        <w:t xml:space="preserve"> </w:t>
+      </w:r>
+      <w:r>
+        <w:t xml:space="preserve">estimate, which is dominated by one outlier study (Pouresmaeili et al.,</w:t>
+      </w:r>
+      <w:r>
+        <w:t xml:space="preserve"> </w:t>
+      </w:r>
+      <w:r>
+        <w:t xml:space="preserve">2018,</w:t>
+      </w:r>
+      <w:r>
+        <w:t xml:space="preserve"> </w:t>
+      </w:r>
+      <w:r>
+        <w:rPr>
+          <w:iCs/>
+          <w:i/>
+        </w:rPr>
+        <w:t xml:space="preserve">r</w:t>
+      </w:r>
+      <w:r>
+        <w:t xml:space="preserve"> </w:t>
+      </w:r>
+      <w:r>
+        <w:t xml:space="preserve">= 0.69). Excluding the Frontier group, no between-group</w:t>
+      </w:r>
+      <w:r>
+        <w:t xml:space="preserve"> </w:t>
+      </w:r>
+      <w:r>
+        <w:t xml:space="preserve">differences approach significance.</w:t>
+      </w:r>
+    </w:p>
+    <w:p>
+      <w:pPr>
+        <w:pStyle w:val="BodyText"/>
+      </w:pPr>
+      <w:r>
+        <w:t xml:space="preserve">Group I (k=139, primarily Western MNEs and Asian advanced economies)</w:t>
+      </w:r>
+      <w:r>
+        <w:t xml:space="preserve"> </w:t>
+      </w:r>
+      <w:r>
+        <w:t xml:space="preserve">shows the highest reliable I→P effect (</w:t>
+      </w:r>
+      <w:r>
+        <w:rPr>
+          <w:iCs/>
+          <w:i/>
+        </w:rPr>
+        <w:t xml:space="preserve">r̄</w:t>
+      </w:r>
+      <w:r>
+        <w:t xml:space="preserve"> </w:t>
+      </w:r>
+      <w:r>
+        <w:t xml:space="preserve">= 0.079), and Group III</w:t>
+      </w:r>
+      <w:r>
+        <w:t xml:space="preserve"> </w:t>
+      </w:r>
+      <w:r>
+        <w:t xml:space="preserve">(k=90, Emerging) shows</w:t>
+      </w:r>
+      <w:r>
+        <w:t xml:space="preserve"> </w:t>
+      </w:r>
+      <w:r>
+        <w:rPr>
+          <w:iCs/>
+          <w:i/>
+        </w:rPr>
+        <w:t xml:space="preserve">r̄</w:t>
+      </w:r>
+      <w:r>
+        <w:t xml:space="preserve"> </w:t>
+      </w:r>
+      <w:r>
+        <w:t xml:space="preserve">= 0.068, a difference of 0.011 that is</w:t>
+      </w:r>
+      <w:r>
+        <w:t xml:space="preserve"> </w:t>
+      </w:r>
+      <w:r>
+        <w:t xml:space="preserve">directionally consistent with CIMT but not statistically significant</w:t>
+      </w:r>
+      <w:r>
+        <w:t xml:space="preserve"> </w:t>
+      </w:r>
+      <w:r>
+        <w:t xml:space="preserve">given within-group heterogeneity. H1 (between-regime heterogeneity</w:t>
+      </w:r>
+      <w:r>
+        <w:t xml:space="preserve"> </w:t>
+      </w:r>
+      <w:r>
+        <w:rPr>
+          <w:iCs/>
+          <w:i/>
+        </w:rPr>
+        <w:t xml:space="preserve">Q</w:t>
+      </w:r>
+      <w:r>
+        <w:t xml:space="preserve">_M significant) is confirmed, establishing that I→P effect sizes</w:t>
+      </w:r>
+      <w:r>
+        <w:t xml:space="preserve"> </w:t>
+      </w:r>
+      <w:r>
+        <w:t xml:space="preserve">vary systematically across ICRV regimes. However, E1a’s predicted</w:t>
+      </w:r>
+      <w:r>
+        <w:t xml:space="preserve"> </w:t>
+      </w:r>
+      <w:r>
+        <w:t xml:space="preserve">directional ordering (Advanced &gt; Emerging) and E1b’s predicted Frontier</w:t>
+      </w:r>
+      <w:r>
+        <w:t xml:space="preserve"> </w:t>
+      </w:r>
+      <w:r>
+        <w:t xml:space="preserve">floor are not statistically confirmable at</w:t>
+      </w:r>
+      <w:r>
+        <w:t xml:space="preserve"> </w:t>
+      </w:r>
+      <w:r>
+        <w:rPr>
+          <w:iCs/>
+          <w:i/>
+        </w:rPr>
+        <w:t xml:space="preserve">k</w:t>
+      </w:r>
+      <w:r>
+        <w:t xml:space="preserve"> </w:t>
+      </w:r>
+      <w:r>
+        <w:t xml:space="preserve">= 3 Frontier. The</w:t>
+      </w:r>
+      <w:r>
+        <w:t xml:space="preserve"> </w:t>
+      </w:r>
+      <w:r>
+        <w:t xml:space="preserve">gradient-specific propositions require larger</w:t>
+      </w:r>
+      <w:r>
+        <w:t xml:space="preserve"> </w:t>
+      </w:r>
+      <w:r>
+        <w:rPr>
+          <w:iCs/>
+          <w:i/>
+        </w:rPr>
+        <w:t xml:space="preserve">k</w:t>
+      </w:r>
+      <w:r>
+        <w:t xml:space="preserve"> </w:t>
+      </w:r>
+      <w:r>
+        <w:t xml:space="preserve">per regime before they</w:t>
+      </w:r>
+      <w:r>
+        <w:t xml:space="preserve"> </w:t>
+      </w:r>
+      <w:r>
+        <w:t xml:space="preserve">can be properly tested.</w:t>
+      </w:r>
+    </w:p>
+    <w:bookmarkEnd w:id="38"/>
+    <w:bookmarkStart w:id="39" w:name="cdai-moderation-h3"/>
+    <w:p>
+      <w:pPr>
+        <w:pStyle w:val="Heading3"/>
+      </w:pPr>
+      <w:r>
+        <w:t xml:space="preserve">4.4 cDAI Moderation (H3)</w:t>
+      </w:r>
+    </w:p>
+    <w:p>
+      <w:pPr>
+        <w:pStyle w:val="FirstParagraph"/>
+      </w:pPr>
+      <w:r>
+        <w:rPr>
+          <w:iCs/>
+          <w:i/>
+        </w:rPr>
+        <w:t xml:space="preserve">Q</w:t>
+      </w:r>
+      <w:r>
+        <w:t xml:space="preserve">_M(cDAI) = 1.34 (</w:t>
+      </w:r>
+      <w:r>
+        <w:rPr>
+          <w:iCs/>
+          <w:i/>
+        </w:rPr>
+        <w:t xml:space="preserve">df</w:t>
+      </w:r>
+      <w:r>
+        <w:t xml:space="preserve"> </w:t>
+      </w:r>
+      <w:r>
+        <w:t xml:space="preserve">= 2,</w:t>
+      </w:r>
+      <w:r>
+        <w:t xml:space="preserve"> </w:t>
+      </w:r>
+      <w:r>
+        <w:rPr>
+          <w:iCs/>
+          <w:i/>
+        </w:rPr>
+        <w:t xml:space="preserve">p</w:t>
+      </w:r>
+      <w:r>
+        <w:t xml:space="preserve"> </w:t>
+      </w:r>
+      <w:r>
+        <w:t xml:space="preserve">= .513). H3</w:t>
+      </w:r>
+      <w:r>
+        <w:t xml:space="preserve"> </w:t>
+      </w:r>
+      <w:r>
+        <w:rPr>
+          <w:bCs/>
+          <w:b/>
+        </w:rPr>
+        <w:t xml:space="preserve">not supported</w:t>
+      </w:r>
+      <w:r>
+        <w:t xml:space="preserve">.</w:t>
+      </w:r>
+    </w:p>
+    <w:p>
+      <w:pPr>
+        <w:pStyle w:val="BodyText"/>
+      </w:pPr>
+      <w:r>
+        <w:t xml:space="preserve">Meta-regression with continuous cDAI score: β_cDAI = +0.003 (</w:t>
+      </w:r>
+      <w:r>
+        <w:rPr>
+          <w:iCs/>
+          <w:i/>
+        </w:rPr>
+        <w:t xml:space="preserve">SE</w:t>
+      </w:r>
+      <w:r>
+        <w:t xml:space="preserve"> </w:t>
+      </w:r>
+      <w:r>
+        <w:t xml:space="preserve">=</w:t>
+      </w:r>
+      <w:r>
+        <w:t xml:space="preserve"> </w:t>
+      </w:r>
+      <w:r>
+        <w:t xml:space="preserve">0.010,</w:t>
+      </w:r>
+      <w:r>
+        <w:t xml:space="preserve"> </w:t>
+      </w:r>
+      <w:r>
+        <w:rPr>
+          <w:iCs/>
+          <w:i/>
+        </w:rPr>
+        <w:t xml:space="preserve">p</w:t>
+      </w:r>
+      <w:r>
+        <w:t xml:space="preserve"> </w:t>
+      </w:r>
+      <w:r>
+        <w:t xml:space="preserve">= .744). Neither the categorical between-group test nor the</w:t>
+      </w:r>
+      <w:r>
+        <w:t xml:space="preserve"> </w:t>
+      </w:r>
+      <w:r>
+        <w:t xml:space="preserve">continuous linear trend shows significant cDAI moderation.</w:t>
+      </w:r>
+    </w:p>
+    <w:p>
+      <w:pPr>
+        <w:pStyle w:val="BodyText"/>
+      </w:pPr>
+      <w:r>
+        <w:rPr>
+          <w:bCs/>
+          <w:b/>
+        </w:rPr>
+        <w:t xml:space="preserve">Table 4.2, cDAI subgroup</w:t>
+      </w:r>
+      <w:r>
+        <w:t xml:space="preserve"> </w:t>
+      </w:r>
+      <w:r>
+        <w:rPr>
+          <w:iCs/>
+          <w:i/>
+        </w:rPr>
+        <w:t xml:space="preserve">(actual MARA output)</w:t>
       </w:r>
     </w:p>
     <w:tbl>
@@ -5389,7 +6431,7 @@
               <w:jc w:val="left"/>
             </w:pPr>
             <w:r>
-              <w:t xml:space="preserve">Regime</w:t>
+              <w:t xml:space="preserve">cDAI Group</w:t>
             </w:r>
           </w:p>
         </w:tc>
@@ -5445,7 +6487,7 @@
               <w:jc w:val="left"/>
             </w:pPr>
             <w:r>
-              <w:t xml:space="preserve">Note</w:t>
+              <w:t xml:space="preserve">Δ vs. Low</w:t>
             </w:r>
           </w:p>
         </w:tc>
@@ -5459,55 +6501,55 @@
               <w:jc w:val="left"/>
             </w:pPr>
             <w:r>
-              <w:t xml:space="preserve">I, Advanced-Innovation (SG, HK, KR, JP, UK, US…)</w:t>
-            </w:r>
-          </w:p>
-        </w:tc>
-        <w:tc>
-          <w:tcPr/>
-          <w:p>
-            <w:pPr>
-              <w:pStyle w:val="Compact"/>
-              <w:jc w:val="left"/>
-            </w:pPr>
-            <w:r>
-              <w:t xml:space="preserve">139</w:t>
-            </w:r>
-          </w:p>
-        </w:tc>
-        <w:tc>
-          <w:tcPr/>
-          <w:p>
-            <w:pPr>
-              <w:pStyle w:val="Compact"/>
-              <w:jc w:val="left"/>
-            </w:pPr>
-            <w:r>
-              <w:t xml:space="preserve">0.079</w:t>
-            </w:r>
-          </w:p>
-        </w:tc>
-        <w:tc>
-          <w:tcPr/>
-          <w:p>
-            <w:pPr>
-              <w:pStyle w:val="Compact"/>
-              <w:jc w:val="left"/>
-            </w:pPr>
-            <w:r>
-              <w:t xml:space="preserve">[0.058, 0.099]</w:t>
-            </w:r>
-          </w:p>
-        </w:tc>
-        <w:tc>
-          <w:tcPr/>
-          <w:p>
-            <w:pPr>
-              <w:pStyle w:val="Compact"/>
-              <w:jc w:val="left"/>
-            </w:pPr>
-            <w:r>
-              <w:t xml:space="preserve">Largest group; broadly consistent with H1</w:t>
+              <w:t xml:space="preserve">Low</w:t>
+            </w:r>
+          </w:p>
+        </w:tc>
+        <w:tc>
+          <w:tcPr/>
+          <w:p>
+            <w:pPr>
+              <w:pStyle w:val="Compact"/>
+              <w:jc w:val="left"/>
+            </w:pPr>
+            <w:r>
+              <w:t xml:space="preserve">174</w:t>
+            </w:r>
+          </w:p>
+        </w:tc>
+        <w:tc>
+          <w:tcPr/>
+          <w:p>
+            <w:pPr>
+              <w:pStyle w:val="Compact"/>
+              <w:jc w:val="left"/>
+            </w:pPr>
+            <w:r>
+              <w:t xml:space="preserve">0.075</w:t>
+            </w:r>
+          </w:p>
+        </w:tc>
+        <w:tc>
+          <w:tcPr/>
+          <w:p>
+            <w:pPr>
+              <w:pStyle w:val="Compact"/>
+              <w:jc w:val="left"/>
+            </w:pPr>
+            <w:r>
+              <w:t xml:space="preserve">[0.056, 0.094]</w:t>
+            </w:r>
+          </w:p>
+        </w:tc>
+        <w:tc>
+          <w:tcPr/>
+          <w:p>
+            <w:pPr>
+              <w:pStyle w:val="Compact"/>
+              <w:jc w:val="left"/>
+            </w:pPr>
+            <w:r>
+              <w:t xml:space="preserve">,</w:t>
             </w:r>
           </w:p>
         </w:tc>
@@ -5521,55 +6563,55 @@
               <w:jc w:val="left"/>
             </w:pPr>
             <w:r>
-              <w:t xml:space="preserve">II, Upper-middle</w:t>
-            </w:r>
-          </w:p>
-        </w:tc>
-        <w:tc>
-          <w:tcPr/>
-          <w:p>
-            <w:pPr>
-              <w:pStyle w:val="Compact"/>
-              <w:jc w:val="left"/>
-            </w:pPr>
-            <w:r>
-              <w:t xml:space="preserve">25</w:t>
-            </w:r>
-          </w:p>
-        </w:tc>
-        <w:tc>
-          <w:tcPr/>
-          <w:p>
-            <w:pPr>
-              <w:pStyle w:val="Compact"/>
-              <w:jc w:val="left"/>
-            </w:pPr>
-            <w:r>
-              <w:t xml:space="preserve">0.065</w:t>
-            </w:r>
-          </w:p>
-        </w:tc>
-        <w:tc>
-          <w:tcPr/>
-          <w:p>
-            <w:pPr>
-              <w:pStyle w:val="Compact"/>
-              <w:jc w:val="left"/>
-            </w:pPr>
-            <w:r>
-              <w:t xml:space="preserve">[0.020, 0.109]</w:t>
-            </w:r>
-          </w:p>
-        </w:tc>
-        <w:tc>
-          <w:tcPr/>
-          <w:p>
-            <w:pPr>
-              <w:pStyle w:val="Compact"/>
-              <w:jc w:val="left"/>
-            </w:pPr>
-            <w:r>
-              <w:t xml:space="preserve">ns vs. Group I (b = −0.014,</w:t>
+              <w:t xml:space="preserve">Medium</w:t>
+            </w:r>
+          </w:p>
+        </w:tc>
+        <w:tc>
+          <w:tcPr/>
+          <w:p>
+            <w:pPr>
+              <w:pStyle w:val="Compact"/>
+              <w:jc w:val="left"/>
+            </w:pPr>
+            <w:r>
+              <w:t xml:space="preserve">75</w:t>
+            </w:r>
+          </w:p>
+        </w:tc>
+        <w:tc>
+          <w:tcPr/>
+          <w:p>
+            <w:pPr>
+              <w:pStyle w:val="Compact"/>
+              <w:jc w:val="left"/>
+            </w:pPr>
+            <w:r>
+              <w:t xml:space="preserve">0.063</w:t>
+            </w:r>
+          </w:p>
+        </w:tc>
+        <w:tc>
+          <w:tcPr/>
+          <w:p>
+            <w:pPr>
+              <w:pStyle w:val="Compact"/>
+              <w:jc w:val="left"/>
+            </w:pPr>
+            <w:r>
+              <w:t xml:space="preserve">[0.036, 0.090]</w:t>
+            </w:r>
+          </w:p>
+        </w:tc>
+        <w:tc>
+          <w:tcPr/>
+          <w:p>
+            <w:pPr>
+              <w:pStyle w:val="Compact"/>
+              <w:jc w:val="left"/>
+            </w:pPr>
+            <w:r>
+              <w:t xml:space="preserve">b = −0.012,</w:t>
             </w:r>
             <w:r>
               <w:t xml:space="preserve"> </w:t>
@@ -5585,7 +6627,7 @@
               <w:t xml:space="preserve"> </w:t>
             </w:r>
             <w:r>
-              <w:t xml:space="preserve">= .581)</w:t>
+              <w:t xml:space="preserve">= .489</w:t>
             </w:r>
           </w:p>
         </w:tc>
@@ -5599,55 +6641,55 @@
               <w:jc w:val="left"/>
             </w:pPr>
             <w:r>
-              <w:t xml:space="preserve">III, Emerging (VN, IN, CN, PH…)</w:t>
-            </w:r>
-          </w:p>
-        </w:tc>
-        <w:tc>
-          <w:tcPr/>
-          <w:p>
-            <w:pPr>
-              <w:pStyle w:val="Compact"/>
-              <w:jc w:val="left"/>
-            </w:pPr>
-            <w:r>
-              <w:t xml:space="preserve">90</w:t>
-            </w:r>
-          </w:p>
-        </w:tc>
-        <w:tc>
-          <w:tcPr/>
-          <w:p>
-            <w:pPr>
-              <w:pStyle w:val="Compact"/>
-              <w:jc w:val="left"/>
-            </w:pPr>
-            <w:r>
-              <w:t xml:space="preserve">0.068</w:t>
-            </w:r>
-          </w:p>
-        </w:tc>
-        <w:tc>
-          <w:tcPr/>
-          <w:p>
-            <w:pPr>
-              <w:pStyle w:val="Compact"/>
-              <w:jc w:val="left"/>
-            </w:pPr>
-            <w:r>
-              <w:t xml:space="preserve">[0.044, 0.092]</w:t>
-            </w:r>
-          </w:p>
-        </w:tc>
-        <w:tc>
-          <w:tcPr/>
-          <w:p>
-            <w:pPr>
-              <w:pStyle w:val="Compact"/>
-              <w:jc w:val="left"/>
-            </w:pPr>
-            <w:r>
-              <w:t xml:space="preserve">ns vs. Group I (b = −0.011,</w:t>
+              <w:t xml:space="preserve">High</w:t>
+            </w:r>
+          </w:p>
+        </w:tc>
+        <w:tc>
+          <w:tcPr/>
+          <w:p>
+            <w:pPr>
+              <w:pStyle w:val="Compact"/>
+              <w:jc w:val="left"/>
+            </w:pPr>
+            <w:r>
+              <w:t xml:space="preserve">38</w:t>
+            </w:r>
+          </w:p>
+        </w:tc>
+        <w:tc>
+          <w:tcPr/>
+          <w:p>
+            <w:pPr>
+              <w:pStyle w:val="Compact"/>
+              <w:jc w:val="left"/>
+            </w:pPr>
+            <w:r>
+              <w:t xml:space="preserve">0.091</w:t>
+            </w:r>
+          </w:p>
+        </w:tc>
+        <w:tc>
+          <w:tcPr/>
+          <w:p>
+            <w:pPr>
+              <w:pStyle w:val="Compact"/>
+              <w:jc w:val="left"/>
+            </w:pPr>
+            <w:r>
+              <w:t xml:space="preserve">[0.052, 0.129]</w:t>
+            </w:r>
+          </w:p>
+        </w:tc>
+        <w:tc>
+          <w:tcPr/>
+          <w:p>
+            <w:pPr>
+              <w:pStyle w:val="Compact"/>
+              <w:jc w:val="left"/>
+            </w:pPr>
+            <w:r>
+              <w:t xml:space="preserve">b = +0.016,</w:t>
             </w:r>
             <w:r>
               <w:t xml:space="preserve"> </w:t>
@@ -5663,73 +6705,242 @@
               <w:t xml:space="preserve"> </w:t>
             </w:r>
             <w:r>
-              <w:t xml:space="preserve">= .502)</w:t>
+              <w:t xml:space="preserve">= .469</w:t>
             </w:r>
           </w:p>
         </w:tc>
       </w:tr>
+    </w:tbl>
+    <w:p>
+      <w:pPr>
+        <w:pStyle w:val="BodyText"/>
+      </w:pPr>
+      <w:r>
+        <w:t xml:space="preserve">The three cDAI subgroup means are all significantly positive (</w:t>
+      </w:r>
+      <w:r>
+        <w:rPr>
+          <w:iCs/>
+          <w:i/>
+        </w:rPr>
+        <w:t xml:space="preserve">p</w:t>
+      </w:r>
+      <w:r>
+        <w:t xml:space="preserve"> </w:t>
+      </w:r>
+      <w:r>
+        <w:t xml:space="preserve">&lt;</w:t>
+      </w:r>
+      <w:r>
+        <w:t xml:space="preserve"> </w:t>
+      </w:r>
+      <w:r>
+        <w:t xml:space="preserve">.001) but do not differ significantly from each other. The non-monotone</w:t>
+      </w:r>
+      <w:r>
+        <w:t xml:space="preserve"> </w:t>
+      </w:r>
+      <w:r>
+        <w:t xml:space="preserve">ordering (Low &gt; Medium &lt; High) and small, non-significant contrasts</w:t>
+      </w:r>
+      <w:r>
+        <w:t xml:space="preserve"> </w:t>
+      </w:r>
+      <w:r>
+        <w:t xml:space="preserve">fail to support the predicted positive linear gradient. The cDAI × DPL</w:t>
+      </w:r>
+      <w:r>
+        <w:t xml:space="preserve"> </w:t>
+      </w:r>
+      <w:r>
+        <w:t xml:space="preserve">interaction cannot be reliably estimated in the current sample given the</w:t>
+      </w:r>
+      <w:r>
+        <w:t xml:space="preserve"> </w:t>
+      </w:r>
+      <w:r>
+        <w:t xml:space="preserve">non-significant main moderation. H3 is not supported: country-level</w:t>
+      </w:r>
+      <w:r>
+        <w:t xml:space="preserve"> </w:t>
+      </w:r>
+      <w:r>
+        <w:t xml:space="preserve">digital adoption (cDAI, measured via World Bank DAI / ITU Digital</w:t>
+      </w:r>
+      <w:r>
+        <w:t xml:space="preserve"> </w:t>
+      </w:r>
+      <w:r>
+        <w:t xml:space="preserve">Development Index) does not significantly amplify the pooled I→P effect</w:t>
+      </w:r>
+      <w:r>
+        <w:t xml:space="preserve"> </w:t>
+      </w:r>
+      <w:r>
+        <w:t xml:space="preserve">in this</w:t>
+      </w:r>
+      <w:r>
+        <w:t xml:space="preserve"> </w:t>
+      </w:r>
+      <w:r>
+        <w:rPr>
+          <w:iCs/>
+          <w:i/>
+        </w:rPr>
+        <w:t xml:space="preserve">k</w:t>
+      </w:r>
+      <w:r>
+        <w:t xml:space="preserve"> </w:t>
+      </w:r>
+      <w:r>
+        <w:t xml:space="preserve">= 238 sample. A larger sample with better resolution across</w:t>
+      </w:r>
+      <w:r>
+        <w:t xml:space="preserve"> </w:t>
+      </w:r>
+      <w:r>
+        <w:t xml:space="preserve">the cDAI spectrum is required to test the cDAI amplification (H3) gradient hypothesis.</w:t>
+      </w:r>
+    </w:p>
+    <w:bookmarkEnd w:id="39"/>
+    <w:bookmarkStart w:id="40" w:name="dpl-phase-moderation-h2"/>
+    <w:p>
+      <w:pPr>
+        <w:pStyle w:val="Heading3"/>
+      </w:pPr>
+      <w:r>
+        <w:t xml:space="preserve">4.5 DPL Phase Moderation (H2)</w:t>
+      </w:r>
+    </w:p>
+    <w:p>
+      <w:pPr>
+        <w:pStyle w:val="FirstParagraph"/>
+      </w:pPr>
+      <w:r>
+        <w:rPr>
+          <w:iCs/>
+          <w:i/>
+        </w:rPr>
+        <w:t xml:space="preserve">Q</w:t>
+      </w:r>
+      <w:r>
+        <w:t xml:space="preserve">_M(DPL) = 0.62 (</w:t>
+      </w:r>
+      <w:r>
+        <w:rPr>
+          <w:iCs/>
+          <w:i/>
+        </w:rPr>
+        <w:t xml:space="preserve">df</w:t>
+      </w:r>
+      <w:r>
+        <w:t xml:space="preserve"> </w:t>
+      </w:r>
+      <w:r>
+        <w:t xml:space="preserve">= 2,</w:t>
+      </w:r>
+      <w:r>
+        <w:t xml:space="preserve"> </w:t>
+      </w:r>
+      <w:r>
+        <w:rPr>
+          <w:iCs/>
+          <w:i/>
+        </w:rPr>
+        <w:t xml:space="preserve">p</w:t>
+      </w:r>
+      <w:r>
+        <w:t xml:space="preserve"> </w:t>
+      </w:r>
+      <w:r>
+        <w:t xml:space="preserve">= .734). H2</w:t>
+      </w:r>
+      <w:r>
+        <w:t xml:space="preserve"> </w:t>
+      </w:r>
+      <w:r>
+        <w:rPr>
+          <w:bCs/>
+          <w:b/>
+        </w:rPr>
+        <w:t xml:space="preserve">not supported</w:t>
+      </w:r>
+      <w:r>
+        <w:t xml:space="preserve">.</w:t>
+      </w:r>
+    </w:p>
+    <w:p>
+      <w:pPr>
+        <w:pStyle w:val="BodyText"/>
+      </w:pPr>
+      <w:r>
+        <w:rPr>
+          <w:bCs/>
+          <w:b/>
+        </w:rPr>
+        <w:t xml:space="preserve">Table 4.3, DPL phase subgroup</w:t>
+      </w:r>
+      <w:r>
+        <w:t xml:space="preserve"> </w:t>
+      </w:r>
+      <w:r>
+        <w:rPr>
+          <w:iCs/>
+          <w:i/>
+        </w:rPr>
+        <w:t xml:space="preserve">(actual MARA output)</w:t>
+      </w:r>
+    </w:p>
+    <w:tbl>
+      <w:tblPr>
+        <w:tblStyle w:val="Table"/>
+        <w:tblW w:type="pct" w:w="5000"/>
+        <w:tblLook w:firstRow="1" w:lastRow="0" w:firstColumn="0" w:lastColumn="0" w:noHBand="0" w:noVBand="0" w:val="0020"/>
+        <w:jc w:val="start"/>
+      </w:tblPr>
+      <w:tblGrid>
+        <w:gridCol w:w="1120"/>
+        <w:gridCol w:w="2764"/>
+        <w:gridCol w:w="373"/>
+        <w:gridCol w:w="523"/>
+        <w:gridCol w:w="1344"/>
+        <w:gridCol w:w="1793"/>
+      </w:tblGrid>
       <w:tr>
-        <w:tc>
-          <w:tcPr/>
-          <w:p>
-            <w:pPr>
-              <w:pStyle w:val="Compact"/>
-              <w:jc w:val="left"/>
-            </w:pPr>
-            <w:r>
-              <w:t xml:space="preserve">FR, Frontier</w:t>
-            </w:r>
-          </w:p>
-        </w:tc>
-        <w:tc>
-          <w:tcPr/>
-          <w:p>
-            <w:pPr>
-              <w:pStyle w:val="Compact"/>
-              <w:jc w:val="left"/>
-            </w:pPr>
-            <w:r>
-              <w:t xml:space="preserve">3</w:t>
-            </w:r>
-          </w:p>
-        </w:tc>
-        <w:tc>
-          <w:tcPr/>
-          <w:p>
-            <w:pPr>
-              <w:pStyle w:val="Compact"/>
-              <w:jc w:val="left"/>
-            </w:pPr>
-            <w:r>
-              <w:t xml:space="preserve">0.349</w:t>
-            </w:r>
-          </w:p>
-        </w:tc>
-        <w:tc>
-          <w:tcPr/>
-          <w:p>
-            <w:pPr>
-              <w:pStyle w:val="Compact"/>
-              <w:jc w:val="left"/>
-            </w:pPr>
-            <w:r>
-              <w:t xml:space="preserve">[0.217, 0.468]</w:t>
-            </w:r>
-          </w:p>
-        </w:tc>
-        <w:tc>
-          <w:tcPr/>
-          <w:p>
-            <w:pPr>
-              <w:pStyle w:val="Compact"/>
-              <w:jc w:val="left"/>
-            </w:pPr>
-            <w:r>
-              <w:t xml:space="preserve">⚠️</w:t>
-            </w:r>
-            <w:r>
-              <w:t xml:space="preserve"> </w:t>
-            </w:r>
+        <w:trPr>
+          <w:tblHeader w:val="true"/>
+        </w:trPr>
+        <w:tc>
+          <w:tcPr/>
+          <w:p>
+            <w:pPr>
+              <w:pStyle w:val="Compact"/>
+              <w:jc w:val="left"/>
+            </w:pPr>
+            <w:r>
+              <w:t xml:space="preserve">DPL Phase</w:t>
+            </w:r>
+          </w:p>
+        </w:tc>
+        <w:tc>
+          <w:tcPr/>
+          <w:p>
+            <w:pPr>
+              <w:pStyle w:val="Compact"/>
+              <w:jc w:val="left"/>
+            </w:pPr>
+            <w:r>
+              <w:t xml:space="preserve">Definition</w:t>
+            </w:r>
+          </w:p>
+        </w:tc>
+        <w:tc>
+          <w:tcPr/>
+          <w:p>
+            <w:pPr>
+              <w:pStyle w:val="Compact"/>
+              <w:jc w:val="left"/>
+            </w:pPr>
             <w:r>
               <w:rPr>
                 <w:iCs/>
@@ -5737,11 +6948,1209 @@
               </w:rPr>
               <w:t xml:space="preserve">k</w:t>
             </w:r>
+          </w:p>
+        </w:tc>
+        <w:tc>
+          <w:tcPr/>
+          <w:p>
+            <w:pPr>
+              <w:pStyle w:val="Compact"/>
+              <w:jc w:val="left"/>
+            </w:pPr>
+            <w:r>
+              <w:rPr>
+                <w:iCs/>
+                <w:i/>
+              </w:rPr>
+              <w:t xml:space="preserve">r̄</w:t>
+            </w:r>
+          </w:p>
+        </w:tc>
+        <w:tc>
+          <w:tcPr/>
+          <w:p>
+            <w:pPr>
+              <w:pStyle w:val="Compact"/>
+              <w:jc w:val="left"/>
+            </w:pPr>
+            <w:r>
+              <w:t xml:space="preserve">95% CI</w:t>
+            </w:r>
+          </w:p>
+        </w:tc>
+        <w:tc>
+          <w:tcPr/>
+          <w:p>
+            <w:pPr>
+              <w:pStyle w:val="Compact"/>
+              <w:jc w:val="left"/>
+            </w:pPr>
+            <w:r>
+              <w:t xml:space="preserve">Δ vs. PRE</w:t>
+            </w:r>
+          </w:p>
+        </w:tc>
+      </w:tr>
+      <w:tr>
+        <w:tc>
+          <w:tcPr/>
+          <w:p>
+            <w:pPr>
+              <w:pStyle w:val="Compact"/>
+              <w:jc w:val="left"/>
+            </w:pPr>
+            <w:r>
+              <w:t xml:space="preserve">Precede (PRE)</w:t>
+            </w:r>
+          </w:p>
+        </w:tc>
+        <w:tc>
+          <w:tcPr/>
+          <w:p>
+            <w:pPr>
+              <w:pStyle w:val="Compact"/>
+              <w:jc w:val="left"/>
+            </w:pPr>
+            <w:r>
+              <w:t xml:space="preserve">Sample data predominantly pre-2009</w:t>
+            </w:r>
+          </w:p>
+        </w:tc>
+        <w:tc>
+          <w:tcPr/>
+          <w:p>
+            <w:pPr>
+              <w:pStyle w:val="Compact"/>
+              <w:jc w:val="left"/>
+            </w:pPr>
+            <w:r>
+              <w:t xml:space="preserve">100</w:t>
+            </w:r>
+          </w:p>
+        </w:tc>
+        <w:tc>
+          <w:tcPr/>
+          <w:p>
+            <w:pPr>
+              <w:pStyle w:val="Compact"/>
+              <w:jc w:val="left"/>
+            </w:pPr>
+            <w:r>
+              <w:t xml:space="preserve">0.082</w:t>
+            </w:r>
+          </w:p>
+        </w:tc>
+        <w:tc>
+          <w:tcPr/>
+          <w:p>
+            <w:pPr>
+              <w:pStyle w:val="Compact"/>
+              <w:jc w:val="left"/>
+            </w:pPr>
+            <w:r>
+              <w:t xml:space="preserve">[0.057, 0.107]</w:t>
+            </w:r>
+          </w:p>
+        </w:tc>
+        <w:tc>
+          <w:tcPr/>
+          <w:p>
+            <w:pPr>
+              <w:pStyle w:val="Compact"/>
+              <w:jc w:val="left"/>
+            </w:pPr>
+            <w:r>
+              <w:t xml:space="preserve">,</w:t>
+            </w:r>
+          </w:p>
+        </w:tc>
+      </w:tr>
+      <w:tr>
+        <w:tc>
+          <w:tcPr/>
+          <w:p>
+            <w:pPr>
+              <w:pStyle w:val="Compact"/>
+              <w:jc w:val="left"/>
+            </w:pPr>
+            <w:r>
+              <w:t xml:space="preserve">Span (SPN)</w:t>
+            </w:r>
+          </w:p>
+        </w:tc>
+        <w:tc>
+          <w:tcPr/>
+          <w:p>
+            <w:pPr>
+              <w:pStyle w:val="Compact"/>
+              <w:jc w:val="left"/>
+            </w:pPr>
+            <w:r>
+              <w:t xml:space="preserve">Sample spans the 2009 inflection</w:t>
+            </w:r>
+          </w:p>
+        </w:tc>
+        <w:tc>
+          <w:tcPr/>
+          <w:p>
+            <w:pPr>
+              <w:pStyle w:val="Compact"/>
+              <w:jc w:val="left"/>
+            </w:pPr>
+            <w:r>
+              <w:t xml:space="preserve">107</w:t>
+            </w:r>
+          </w:p>
+        </w:tc>
+        <w:tc>
+          <w:tcPr/>
+          <w:p>
+            <w:pPr>
+              <w:pStyle w:val="Compact"/>
+              <w:jc w:val="left"/>
+            </w:pPr>
+            <w:r>
+              <w:t xml:space="preserve">0.068</w:t>
+            </w:r>
+          </w:p>
+        </w:tc>
+        <w:tc>
+          <w:tcPr/>
+          <w:p>
+            <w:pPr>
+              <w:pStyle w:val="Compact"/>
+              <w:jc w:val="left"/>
+            </w:pPr>
+            <w:r>
+              <w:t xml:space="preserve">[0.045, 0.091]</w:t>
+            </w:r>
+          </w:p>
+        </w:tc>
+        <w:tc>
+          <w:tcPr/>
+          <w:p>
+            <w:pPr>
+              <w:pStyle w:val="Compact"/>
+              <w:jc w:val="left"/>
+            </w:pPr>
+            <w:r>
+              <w:t xml:space="preserve">b = −0.014,</w:t>
+            </w:r>
             <w:r>
               <w:t xml:space="preserve"> </w:t>
             </w:r>
             <w:r>
-              <w:t xml:space="preserve">= 3 only; estimate unreliable (one outlier: Pouresmaeili et al.,</w:t>
+              <w:rPr>
+                <w:iCs/>
+                <w:i/>
+              </w:rPr>
+              <w:t xml:space="preserve">p</w:t>
+            </w:r>
+            <w:r>
+              <w:t xml:space="preserve"> </w:t>
+            </w:r>
+            <w:r>
+              <w:t xml:space="preserve">= .434</w:t>
+            </w:r>
+          </w:p>
+        </w:tc>
+      </w:tr>
+      <w:tr>
+        <w:tc>
+          <w:tcPr/>
+          <w:p>
+            <w:pPr>
+              <w:pStyle w:val="Compact"/>
+              <w:jc w:val="left"/>
+            </w:pPr>
+            <w:r>
+              <w:t xml:space="preserve">Follow (FOL)</w:t>
+            </w:r>
+          </w:p>
+        </w:tc>
+        <w:tc>
+          <w:tcPr/>
+          <w:p>
+            <w:pPr>
+              <w:pStyle w:val="Compact"/>
+              <w:jc w:val="left"/>
+            </w:pPr>
+            <w:r>
+              <w:t xml:space="preserve">Sample data predominantly post-2014</w:t>
+            </w:r>
+          </w:p>
+        </w:tc>
+        <w:tc>
+          <w:tcPr/>
+          <w:p>
+            <w:pPr>
+              <w:pStyle w:val="Compact"/>
+              <w:jc w:val="left"/>
+            </w:pPr>
+            <w:r>
+              <w:t xml:space="preserve">80</w:t>
+            </w:r>
+          </w:p>
+        </w:tc>
+        <w:tc>
+          <w:tcPr/>
+          <w:p>
+            <w:pPr>
+              <w:pStyle w:val="Compact"/>
+              <w:jc w:val="left"/>
+            </w:pPr>
+            <w:r>
+              <w:t xml:space="preserve">0.073</w:t>
+            </w:r>
+          </w:p>
+        </w:tc>
+        <w:tc>
+          <w:tcPr/>
+          <w:p>
+            <w:pPr>
+              <w:pStyle w:val="Compact"/>
+              <w:jc w:val="left"/>
+            </w:pPr>
+            <w:r>
+              <w:t xml:space="preserve">[0.046, 0.100]</w:t>
+            </w:r>
+          </w:p>
+        </w:tc>
+        <w:tc>
+          <w:tcPr/>
+          <w:p>
+            <w:pPr>
+              <w:pStyle w:val="Compact"/>
+              <w:jc w:val="left"/>
+            </w:pPr>
+            <w:r>
+              <w:t xml:space="preserve">b = −0.009,</w:t>
+            </w:r>
+            <w:r>
+              <w:t xml:space="preserve"> </w:t>
+            </w:r>
+            <w:r>
+              <w:rPr>
+                <w:iCs/>
+                <w:i/>
+              </w:rPr>
+              <w:t xml:space="preserve">p</w:t>
+            </w:r>
+            <w:r>
+              <w:t xml:space="preserve"> </w:t>
+            </w:r>
+            <w:r>
+              <w:t xml:space="preserve">= .645</w:t>
+            </w:r>
+          </w:p>
+        </w:tc>
+      </w:tr>
+    </w:tbl>
+    <w:p>
+      <w:pPr>
+        <w:pStyle w:val="BodyText"/>
+      </w:pPr>
+      <w:r>
+        <w:t xml:space="preserve">Pairwise comparisons: PRE vs. FOL (</w:t>
+      </w:r>
+      <w:r>
+        <w:rPr>
+          <w:iCs/>
+          <w:i/>
+        </w:rPr>
+        <w:t xml:space="preserve">z</w:t>
+      </w:r>
+      <w:r>
+        <w:t xml:space="preserve"> </w:t>
+      </w:r>
+      <w:r>
+        <w:t xml:space="preserve">= 0.46,</w:t>
+      </w:r>
+      <w:r>
+        <w:t xml:space="preserve"> </w:t>
+      </w:r>
+      <w:r>
+        <w:rPr>
+          <w:iCs/>
+          <w:i/>
+        </w:rPr>
+        <w:t xml:space="preserve">p</w:t>
+      </w:r>
+      <w:r>
+        <w:t xml:space="preserve"> </w:t>
+      </w:r>
+      <w:r>
+        <w:t xml:space="preserve">= .645); PRE vs. SPN</w:t>
+      </w:r>
+      <w:r>
+        <w:t xml:space="preserve"> </w:t>
+      </w:r>
+      <w:r>
+        <w:t xml:space="preserve">(</w:t>
+      </w:r>
+      <w:r>
+        <w:rPr>
+          <w:iCs/>
+          <w:i/>
+        </w:rPr>
+        <w:t xml:space="preserve">z</w:t>
+      </w:r>
+      <w:r>
+        <w:t xml:space="preserve"> </w:t>
+      </w:r>
+      <w:r>
+        <w:t xml:space="preserve">= 0.78,</w:t>
+      </w:r>
+      <w:r>
+        <w:t xml:space="preserve"> </w:t>
+      </w:r>
+      <w:r>
+        <w:rPr>
+          <w:iCs/>
+          <w:i/>
+        </w:rPr>
+        <w:t xml:space="preserve">p</w:t>
+      </w:r>
+      <w:r>
+        <w:t xml:space="preserve"> </w:t>
+      </w:r>
+      <w:r>
+        <w:t xml:space="preserve">= .434); FOL vs. SPN (</w:t>
+      </w:r>
+      <w:r>
+        <w:rPr>
+          <w:iCs/>
+          <w:i/>
+        </w:rPr>
+        <w:t xml:space="preserve">z</w:t>
+      </w:r>
+      <w:r>
+        <w:t xml:space="preserve"> </w:t>
+      </w:r>
+      <w:r>
+        <w:t xml:space="preserve">= 0.28,</w:t>
+      </w:r>
+      <w:r>
+        <w:t xml:space="preserve"> </w:t>
+      </w:r>
+      <w:r>
+        <w:rPr>
+          <w:iCs/>
+          <w:i/>
+        </w:rPr>
+        <w:t xml:space="preserve">p</w:t>
+      </w:r>
+      <w:r>
+        <w:t xml:space="preserve"> </w:t>
+      </w:r>
+      <w:r>
+        <w:t xml:space="preserve">= .782). No</w:t>
+      </w:r>
+      <w:r>
+        <w:t xml:space="preserve"> </w:t>
+      </w:r>
+      <w:r>
+        <w:t xml:space="preserve">pairwise difference approaches significance.</w:t>
+      </w:r>
+    </w:p>
+    <w:p>
+      <w:pPr>
+        <w:pStyle w:val="BodyText"/>
+      </w:pPr>
+      <w:r>
+        <w:t xml:space="preserve">The ordering (PRE &gt; FOL &gt; SPN) is opposite to H2’s prediction (FOL &gt;</w:t>
+      </w:r>
+      <w:r>
+        <w:t xml:space="preserve"> </w:t>
+      </w:r>
+      <w:r>
+        <w:t xml:space="preserve">SPN &gt; PRE). However, the between-group differences are negligible and</w:t>
+      </w:r>
+      <w:r>
+        <w:t xml:space="preserve"> </w:t>
+      </w:r>
+      <w:r>
+        <w:t xml:space="preserve">non-significant, so this pattern should not be over-interpreted. The</w:t>
+      </w:r>
+      <w:r>
+        <w:t xml:space="preserve"> </w:t>
+      </w:r>
+      <w:r>
+        <w:t xml:space="preserve">null DPL result may reflect that the</w:t>
+      </w:r>
+      <w:r>
+        <w:t xml:space="preserve"> </w:t>
+      </w:r>
+      <w:r>
+        <w:rPr>
+          <w:iCs/>
+          <w:i/>
+        </w:rPr>
+        <w:t xml:space="preserve">k</w:t>
+      </w:r>
+      <w:r>
+        <w:t xml:space="preserve"> </w:t>
+      </w:r>
+      <w:r>
+        <w:t xml:space="preserve">= 238 sample does not have</w:t>
+      </w:r>
+      <w:r>
+        <w:t xml:space="preserve"> </w:t>
+      </w:r>
+      <w:r>
+        <w:t xml:space="preserve">sufficient power to detect small temporal trends, that DPL phase is</w:t>
+      </w:r>
+      <w:r>
+        <w:t xml:space="preserve"> </w:t>
+      </w:r>
+      <w:r>
+        <w:t xml:space="preserve">confounded with ICRV composition (pre-2009 studies concentrated in</w:t>
+      </w:r>
+      <w:r>
+        <w:t xml:space="preserve"> </w:t>
+      </w:r>
+      <w:r>
+        <w:t xml:space="preserve">advanced economies), or that the Digital Paradox Lifecycle inflection</w:t>
+      </w:r>
+      <w:r>
+        <w:t xml:space="preserve"> </w:t>
+      </w:r>
+      <w:r>
+        <w:t xml:space="preserve">does not manifest at meta-analytic resolution with the current sample</w:t>
+      </w:r>
+      <w:r>
+        <w:t xml:space="preserve"> </w:t>
+      </w:r>
+      <w:r>
+        <w:t xml:space="preserve">size. H2 is not supported.</w:t>
+      </w:r>
+    </w:p>
+    <w:p>
+      <w:pPr>
+        <w:pStyle w:val="BodyText"/>
+      </w:pPr>
+      <w:r>
+        <w:t xml:space="preserve">Figure 3: DPL phase moderation, pooled I→P effect by digital adoption</w:t>
+      </w:r>
+      <w:r>
+        <w:t xml:space="preserve"> </w:t>
+      </w:r>
+      <w:r>
+        <w:t xml:space="preserve">epoch</w:t>
+      </w:r>
+    </w:p>
+    <w:p>
+      <w:pPr>
+        <w:pStyle w:val="BodyText"/>
+      </w:pPr>
+      <w:r>
+        <w:rPr>
+          <w:iCs/>
+          <w:i/>
+        </w:rPr>
+        <w:t xml:space="preserve">Figure 3.</w:t>
+      </w:r>
+      <w:r>
+        <w:t xml:space="preserve"> </w:t>
+      </w:r>
+      <w:r>
+        <w:t xml:space="preserve">DPL phase subgroup results. Pooled effect sizes by Precede /</w:t>
+      </w:r>
+      <w:r>
+        <w:t xml:space="preserve"> </w:t>
+      </w:r>
+      <w:r>
+        <w:t xml:space="preserve">Span / Follow epoch with 95% CI. The between-phase differences are small</w:t>
+      </w:r>
+      <w:r>
+        <w:t xml:space="preserve"> </w:t>
+      </w:r>
+      <w:r>
+        <w:t xml:space="preserve">and non-significant.</w:t>
+      </w:r>
+    </w:p>
+    <w:bookmarkEnd w:id="40"/>
+    <w:bookmarkStart w:id="41" w:name="publication-bias-h4"/>
+    <w:p>
+      <w:pPr>
+        <w:pStyle w:val="Heading3"/>
+      </w:pPr>
+      <w:r>
+        <w:t xml:space="preserve">4.6 Publication Bias (H4)</w:t>
+      </w:r>
+    </w:p>
+    <w:p>
+      <w:pPr>
+        <w:pStyle w:val="FirstParagraph"/>
+      </w:pPr>
+      <w:r>
+        <w:t xml:space="preserve">H4</w:t>
+      </w:r>
+      <w:r>
+        <w:t xml:space="preserve"> </w:t>
+      </w:r>
+      <w:r>
+        <w:rPr>
+          <w:bCs/>
+          <w:b/>
+        </w:rPr>
+        <w:t xml:space="preserve">supported</w:t>
+      </w:r>
+      <w:r>
+        <w:t xml:space="preserve">: multiple indicators consistently detect publication</w:t>
+      </w:r>
+      <w:r>
+        <w:t xml:space="preserve"> </w:t>
+      </w:r>
+      <w:r>
+        <w:t xml:space="preserve">bias, though the positive I→P effect survives correction.</w:t>
+      </w:r>
+    </w:p>
+    <w:p>
+      <w:pPr>
+        <w:pStyle w:val="BodyText"/>
+      </w:pPr>
+      <w:r>
+        <w:rPr>
+          <w:bCs/>
+          <w:b/>
+        </w:rPr>
+        <w:t xml:space="preserve">Egger’s regression test</w:t>
+      </w:r>
+      <w:r>
+        <w:t xml:space="preserve"> </w:t>
+      </w:r>
+      <w:r>
+        <w:t xml:space="preserve">(SE as moderator):</w:t>
+      </w:r>
+      <w:r>
+        <w:t xml:space="preserve"> </w:t>
+      </w:r>
+      <w:r>
+        <w:rPr>
+          <w:iCs/>
+          <w:i/>
+        </w:rPr>
+        <w:t xml:space="preserve">b</w:t>
+      </w:r>
+      <w:r>
+        <w:t xml:space="preserve"> </w:t>
+      </w:r>
+      <w:r>
+        <w:t xml:space="preserve">= 0.487 (</w:t>
+      </w:r>
+      <w:r>
+        <w:rPr>
+          <w:iCs/>
+          <w:i/>
+        </w:rPr>
+        <w:t xml:space="preserve">SE</w:t>
+      </w:r>
+      <w:r>
+        <w:t xml:space="preserve"> </w:t>
+      </w:r>
+      <w:r>
+        <w:t xml:space="preserve">=</w:t>
+      </w:r>
+      <w:r>
+        <w:t xml:space="preserve"> </w:t>
+      </w:r>
+      <w:r>
+        <w:t xml:space="preserve">0.251,</w:t>
+      </w:r>
+      <w:r>
+        <w:t xml:space="preserve"> </w:t>
+      </w:r>
+      <w:r>
+        <w:rPr>
+          <w:iCs/>
+          <w:i/>
+        </w:rPr>
+        <w:t xml:space="preserve">p</w:t>
+      </w:r>
+      <w:r>
+        <w:t xml:space="preserve"> </w:t>
+      </w:r>
+      <w:r>
+        <w:t xml:space="preserve">= .052), just above the conventional α = .05 threshold; this</w:t>
+      </w:r>
+      <w:r>
+        <w:t xml:space="preserve"> </w:t>
+      </w:r>
+      <w:r>
+        <w:t xml:space="preserve">criterion does not reach statistical significance, and funnel asymmetry</w:t>
+      </w:r>
+      <w:r>
+        <w:t xml:space="preserve"> </w:t>
+      </w:r>
+      <w:r>
+        <w:t xml:space="preserve">by Egger’s test alone is not confirmed.</w:t>
+      </w:r>
+    </w:p>
+    <w:p>
+      <w:pPr>
+        <w:pStyle w:val="BodyText"/>
+      </w:pPr>
+      <w:r>
+        <w:rPr>
+          <w:bCs/>
+          <w:b/>
+        </w:rPr>
+        <w:t xml:space="preserve">Begg’s rank correlation</w:t>
+      </w:r>
+      <w:r>
+        <w:t xml:space="preserve"> </w:t>
+      </w:r>
+      <w:r>
+        <w:t xml:space="preserve">(Kendall’s τ): τ = −0.132,</w:t>
+      </w:r>
+      <w:r>
+        <w:t xml:space="preserve"> </w:t>
+      </w:r>
+      <w:r>
+        <w:rPr>
+          <w:iCs/>
+          <w:i/>
+        </w:rPr>
+        <w:t xml:space="preserve">p</w:t>
+      </w:r>
+      <w:r>
+        <w:t xml:space="preserve"> </w:t>
+      </w:r>
+      <w:r>
+        <w:t xml:space="preserve">= .001</w:t>
+      </w:r>
+      <w:r>
+        <w:t xml:space="preserve"> </w:t>
+      </w:r>
+      <w:r>
+        <w:t xml:space="preserve">significant funnel asymmetry; studies with larger standard errors</w:t>
+      </w:r>
+      <w:r>
+        <w:t xml:space="preserve"> </w:t>
+      </w:r>
+      <w:r>
+        <w:t xml:space="preserve">(smaller</w:t>
+      </w:r>
+      <w:r>
+        <w:t xml:space="preserve"> </w:t>
+      </w:r>
+      <w:r>
+        <w:rPr>
+          <w:iCs/>
+          <w:i/>
+        </w:rPr>
+        <w:t xml:space="preserve">n</w:t>
+      </w:r>
+      <w:r>
+        <w:t xml:space="preserve">) report systematically lower effect sizes, consistent with</w:t>
+      </w:r>
+      <w:r>
+        <w:t xml:space="preserve"> </w:t>
+      </w:r>
+      <w:r>
+        <w:t xml:space="preserve">publication bias against null or negative findings.</w:t>
+      </w:r>
+    </w:p>
+    <w:p>
+      <w:pPr>
+        <w:pStyle w:val="BodyText"/>
+      </w:pPr>
+      <w:r>
+        <w:rPr>
+          <w:bCs/>
+          <w:b/>
+        </w:rPr>
+        <w:t xml:space="preserve">Trim-and-fill</w:t>
+      </w:r>
+      <w:r>
+        <w:t xml:space="preserve">: imputes</w:t>
+      </w:r>
+      <w:r>
+        <w:t xml:space="preserve"> </w:t>
+      </w:r>
+      <w:r>
+        <w:rPr>
+          <w:iCs/>
+          <w:i/>
+        </w:rPr>
+        <w:t xml:space="preserve">k</w:t>
+      </w:r>
+      <w:r>
+        <w:t xml:space="preserve"> </w:t>
+      </w:r>
+      <w:r>
+        <w:t xml:space="preserve">= 57 missing studies (left side);</w:t>
+      </w:r>
+      <w:r>
+        <w:t xml:space="preserve"> </w:t>
+      </w:r>
+      <w:r>
+        <w:t xml:space="preserve">adjusted pooled</w:t>
+      </w:r>
+      <w:r>
+        <w:t xml:space="preserve"> </w:t>
+      </w:r>
+      <w:r>
+        <w:rPr>
+          <w:iCs/>
+          <w:i/>
+        </w:rPr>
+        <w:t xml:space="preserve">r̄</w:t>
+      </w:r>
+      <w:r>
+        <w:t xml:space="preserve"> </w:t>
+      </w:r>
+      <w:r>
+        <w:t xml:space="preserve">= 0.035 (95% CI [0.018, 0.051]), a conservative</w:t>
+      </w:r>
+      <w:r>
+        <w:t xml:space="preserve"> </w:t>
+      </w:r>
+      <w:r>
+        <w:t xml:space="preserve">lower bound. The effect remains positive and significant but is</w:t>
+      </w:r>
+      <w:r>
+        <w:t xml:space="preserve"> </w:t>
+      </w:r>
+      <w:r>
+        <w:t xml:space="preserve">substantially attenuated from the raw estimate (0.074 → 0.035).</w:t>
+      </w:r>
+    </w:p>
+    <w:p>
+      <w:pPr>
+        <w:pStyle w:val="BodyText"/>
+      </w:pPr>
+      <w:r>
+        <w:rPr>
+          <w:bCs/>
+          <w:b/>
+        </w:rPr>
+        <w:t xml:space="preserve">Fail-safe</w:t>
+      </w:r>
+      <w:r>
+        <w:rPr>
+          <w:bCs/>
+          <w:b/>
+        </w:rPr>
+        <w:t xml:space="preserve"> </w:t>
+      </w:r>
+      <w:r>
+        <w:rPr>
+          <w:iCs/>
+          <w:i/>
+          <w:bCs/>
+          <w:b/>
+        </w:rPr>
+        <w:t xml:space="preserve">N</w:t>
+      </w:r>
+      <w:r>
+        <w:t xml:space="preserve"> </w:t>
+      </w:r>
+      <w:r>
+        <w:t xml:space="preserve">(Rosenthal, 1991):</w:t>
+      </w:r>
+      <w:r>
+        <w:t xml:space="preserve"> </w:t>
+      </w:r>
+      <w:r>
+        <w:rPr>
+          <w:iCs/>
+          <w:i/>
+        </w:rPr>
+        <w:t xml:space="preserve">N</w:t>
+      </w:r>
+      <w:r>
+        <w:t xml:space="preserve"> </w:t>
+      </w:r>
+      <w:r>
+        <w:t xml:space="preserve">= 44, 782, far exceeding the</w:t>
+      </w:r>
+      <w:r>
+        <w:t xml:space="preserve"> </w:t>
+      </w:r>
+      <w:r>
+        <w:t xml:space="preserve">criterion of 5</w:t>
+      </w:r>
+      <w:r>
+        <w:rPr>
+          <w:iCs/>
+          <w:i/>
+        </w:rPr>
+        <w:t xml:space="preserve">k</w:t>
+      </w:r>
+      <w:r>
+        <w:t xml:space="preserve"> </w:t>
+      </w:r>
+      <w:r>
+        <w:t xml:space="preserve">+ 10 = 1, 195; even under extreme publication</w:t>
+      </w:r>
+      <w:r>
+        <w:t xml:space="preserve"> </w:t>
+      </w:r>
+      <w:r>
+        <w:t xml:space="preserve">suppression assumptions, a trivially small effect would require 44, 782</w:t>
+      </w:r>
+      <w:r>
+        <w:t xml:space="preserve"> </w:t>
+      </w:r>
+      <w:r>
+        <w:t xml:space="preserve">unpublished null studies, implausible.</w:t>
+      </w:r>
+    </w:p>
+    <w:p>
+      <w:pPr>
+        <w:pStyle w:val="BodyText"/>
+      </w:pPr>
+      <w:r>
+        <w:t xml:space="preserve">The trim-and-fill correction (</w:t>
+      </w:r>
+      <w:r>
+        <w:rPr>
+          <w:iCs/>
+          <w:i/>
+        </w:rPr>
+        <w:t xml:space="preserve">k</w:t>
+      </w:r>
+      <w:r>
+        <w:t xml:space="preserve"> </w:t>
+      </w:r>
+      <w:r>
+        <w:t xml:space="preserve">= 57 imputed, adj.</w:t>
+      </w:r>
+      <w:r>
+        <w:t xml:space="preserve"> </w:t>
+      </w:r>
+      <w:r>
+        <w:rPr>
+          <w:iCs/>
+          <w:i/>
+        </w:rPr>
+        <w:t xml:space="preserve">r</w:t>
+      </w:r>
+      <w:r>
+        <w:t xml:space="preserve"> </w:t>
+      </w:r>
+      <w:r>
+        <w:t xml:space="preserve">= 0.035) is the</w:t>
+      </w:r>
+      <w:r>
+        <w:t xml:space="preserve"> </w:t>
+      </w:r>
+      <w:r>
+        <w:t xml:space="preserve">most conservative bias-corrected estimate and represents a meaningful</w:t>
+      </w:r>
+      <w:r>
+        <w:t xml:space="preserve"> </w:t>
+      </w:r>
+      <w:r>
+        <w:t xml:space="preserve">reduction from the raw</w:t>
+      </w:r>
+      <w:r>
+        <w:t xml:space="preserve"> </w:t>
+      </w:r>
+      <w:r>
+        <w:rPr>
+          <w:iCs/>
+          <w:i/>
+        </w:rPr>
+        <w:t xml:space="preserve">r</w:t>
+      </w:r>
+      <w:r>
+        <w:t xml:space="preserve"> </w:t>
+      </w:r>
+      <w:r>
+        <w:t xml:space="preserve">= 0.074. Together with the substantial</w:t>
+      </w:r>
+      <w:r>
+        <w:t xml:space="preserve"> </w:t>
+      </w:r>
+      <w:r>
+        <w:t xml:space="preserve">unexplained heterogeneity (</w:t>
+      </w:r>
+      <w:r>
+        <w:rPr>
+          <w:iCs/>
+          <w:i/>
+        </w:rPr>
+        <w:t xml:space="preserve">I</w:t>
+      </w:r>
+      <w:r>
+        <w:t xml:space="preserve">² = 62.5%) and non-significant moderator</w:t>
+      </w:r>
+      <w:r>
+        <w:t xml:space="preserve"> </w:t>
+      </w:r>
+      <w:r>
+        <w:t xml:space="preserve">tests (§§4.3–4.5), the publication bias evidence suggests that the</w:t>
+      </w:r>
+      <w:r>
+        <w:t xml:space="preserve"> </w:t>
+      </w:r>
+      <w:r>
+        <w:t xml:space="preserve">apparent average I→P effect is upwardly inflated in the published</w:t>
+      </w:r>
+      <w:r>
+        <w:t xml:space="preserve"> </w:t>
+      </w:r>
+      <w:r>
+        <w:t xml:space="preserve">literature. The true population effect may be closer to</w:t>
+      </w:r>
+      <w:r>
+        <w:t xml:space="preserve"> </w:t>
+      </w:r>
+      <w:r>
+        <w:rPr>
+          <w:iCs/>
+          <w:i/>
+        </w:rPr>
+        <w:t xml:space="preserve">r</w:t>
+      </w:r>
+      <w:r>
+        <w:t xml:space="preserve"> </w:t>
+      </w:r>
+      <w:r>
+        <w:t xml:space="preserve">≈ 0.035.</w:t>
+      </w:r>
+    </w:p>
+    <w:p>
+      <w:pPr>
+        <w:pStyle w:val="BodyText"/>
+      </w:pPr>
+      <w:r>
+        <w:t xml:space="preserve">Figure 5: Funnel plot with trim-and-fill imputed studies</w:t>
+      </w:r>
+    </w:p>
+    <w:p>
+      <w:pPr>
+        <w:pStyle w:val="BodyText"/>
+      </w:pPr>
+      <w:r>
+        <w:rPr>
+          <w:iCs/>
+          <w:i/>
+        </w:rPr>
+        <w:t xml:space="preserve">Figure 5.</w:t>
+      </w:r>
+      <w:r>
+        <w:t xml:space="preserve"> </w:t>
+      </w:r>
+      <w:r>
+        <w:t xml:space="preserve">Funnel plot of effect sizes against standard errors. Open</w:t>
+      </w:r>
+      <w:r>
+        <w:t xml:space="preserve"> </w:t>
+      </w:r>
+      <w:r>
+        <w:t xml:space="preserve">circles = original studies; filled circles = trim-and-fill imputed</w:t>
+      </w:r>
+      <w:r>
+        <w:t xml:space="preserve"> </w:t>
+      </w:r>
+      <w:r>
+        <w:t xml:space="preserve">studies (</w:t>
+      </w:r>
+      <w:r>
+        <w:rPr>
+          <w:iCs/>
+          <w:i/>
+        </w:rPr>
+        <w:t xml:space="preserve">k</w:t>
+      </w:r>
+      <w:r>
+        <w:t xml:space="preserve"> </w:t>
+      </w:r>
+      <w:r>
+        <w:t xml:space="preserve">= 57). Substantial left-side asymmetry is visible; the</w:t>
+      </w:r>
+      <w:r>
+        <w:t xml:space="preserve"> </w:t>
+      </w:r>
+      <w:r>
+        <w:t xml:space="preserve">adjusted pooled effect is</w:t>
+      </w:r>
+      <w:r>
+        <w:t xml:space="preserve"> </w:t>
+      </w:r>
+      <w:r>
+        <w:rPr>
+          <w:iCs/>
+          <w:i/>
+        </w:rPr>
+        <w:t xml:space="preserve">r</w:t>
+      </w:r>
+      <w:r>
+        <w:t xml:space="preserve"> </w:t>
+      </w:r>
+      <w:r>
+        <w:t xml:space="preserve">= 0.035.</w:t>
+      </w:r>
+    </w:p>
+    <w:bookmarkEnd w:id="41"/>
+    <w:bookmarkStart w:id="42" w:name="robustness"/>
+    <w:p>
+      <w:pPr>
+        <w:pStyle w:val="Heading3"/>
+      </w:pPr>
+      <w:r>
+        <w:t xml:space="preserve">4.7 Robustness</w:t>
+      </w:r>
+    </w:p>
+    <w:tbl>
+      <w:tblPr>
+        <w:tblStyle w:val="Table"/>
+        <w:tblW w:type="pct" w:w="5000"/>
+        <w:tblLook w:firstRow="1" w:lastRow="0" w:firstColumn="0" w:lastColumn="0" w:noHBand="0" w:noVBand="0" w:val="0020"/>
+        <w:jc w:val="start"/>
+      </w:tblPr>
+      <w:tblGrid>
+        <w:gridCol w:w="2854"/>
+        <w:gridCol w:w="356"/>
+        <w:gridCol w:w="1284"/>
+        <w:gridCol w:w="1284"/>
+        <w:gridCol w:w="2140"/>
+      </w:tblGrid>
+      <w:tr>
+        <w:trPr>
+          <w:tblHeader w:val="true"/>
+        </w:trPr>
+        <w:tc>
+          <w:tcPr/>
+          <w:p>
+            <w:pPr>
+              <w:pStyle w:val="Compact"/>
+              <w:jc w:val="left"/>
+            </w:pPr>
+            <w:r>
+              <w:t xml:space="preserve">Check</w:t>
+            </w:r>
+          </w:p>
+        </w:tc>
+        <w:tc>
+          <w:tcPr/>
+          <w:p>
+            <w:pPr>
+              <w:pStyle w:val="Compact"/>
+              <w:jc w:val="left"/>
+            </w:pPr>
+            <w:r>
+              <w:t xml:space="preserve">K</w:t>
+            </w:r>
+          </w:p>
+        </w:tc>
+        <w:tc>
+          <w:tcPr/>
+          <w:p>
+            <w:pPr>
+              <w:pStyle w:val="Compact"/>
+              <w:jc w:val="left"/>
+            </w:pPr>
+            <w:r>
+              <w:rPr>
+                <w:iCs/>
+                <w:i/>
+              </w:rPr>
+              <w:t xml:space="preserve">r̄</w:t>
+            </w:r>
+          </w:p>
+        </w:tc>
+        <w:tc>
+          <w:tcPr/>
+          <w:p>
+            <w:pPr>
+              <w:pStyle w:val="Compact"/>
+              <w:jc w:val="left"/>
+            </w:pPr>
+            <w:r>
+              <w:t xml:space="preserve">95% CI</w:t>
+            </w:r>
+          </w:p>
+        </w:tc>
+        <w:tc>
+          <w:tcPr/>
+          <w:p>
+            <w:pPr>
+              <w:pStyle w:val="Compact"/>
+              <w:jc w:val="left"/>
+            </w:pPr>
+            <w:r>
+              <w:t xml:space="preserve">Note</w:t>
+            </w:r>
+          </w:p>
+        </w:tc>
+      </w:tr>
+      <w:tr>
+        <w:tc>
+          <w:tcPr/>
+          <w:p>
+            <w:pPr>
+              <w:pStyle w:val="Compact"/>
+              <w:jc w:val="left"/>
+            </w:pPr>
+            <w:r>
+              <w:t xml:space="preserve">Main analysis</w:t>
+            </w:r>
+          </w:p>
+        </w:tc>
+        <w:tc>
+          <w:tcPr/>
+          <w:p>
+            <w:pPr>
+              <w:pStyle w:val="Compact"/>
+              <w:jc w:val="left"/>
+            </w:pPr>
+            <w:r>
+              <w:t xml:space="preserve">288</w:t>
+            </w:r>
+          </w:p>
+        </w:tc>
+        <w:tc>
+          <w:tcPr/>
+          <w:p>
+            <w:pPr>
+              <w:pStyle w:val="Compact"/>
+              <w:jc w:val="left"/>
+            </w:pPr>
+            <w:r>
+              <w:t xml:space="preserve">0.074</w:t>
+            </w:r>
+          </w:p>
+        </w:tc>
+        <w:tc>
+          <w:tcPr/>
+          <w:p>
+            <w:pPr>
+              <w:pStyle w:val="Compact"/>
+              <w:jc w:val="left"/>
+            </w:pPr>
+            <w:r>
+              <w:t xml:space="preserve">[0.060, 0.088]</w:t>
+            </w:r>
+          </w:p>
+        </w:tc>
+        <w:tc>
+          <w:tcPr/>
+          <w:p>
+            <w:pPr>
+              <w:pStyle w:val="Compact"/>
+              <w:jc w:val="left"/>
+            </w:pPr>
+            <w:r>
+              <w:t xml:space="preserve">Baseline</w:t>
+            </w:r>
+          </w:p>
+        </w:tc>
+      </w:tr>
+      <w:tr>
+        <w:tc>
+          <w:tcPr/>
+          <w:p>
+            <w:pPr>
+              <w:pStyle w:val="Compact"/>
+              <w:jc w:val="left"/>
+            </w:pPr>
+            <w:r>
+              <w:t xml:space="preserve">Confirmed</w:t>
             </w:r>
             <w:r>
               <w:t xml:space="preserve"> </w:t>
@@ -5757,7 +8166,69 @@
               <w:t xml:space="preserve"> </w:t>
             </w:r>
             <w:r>
-              <w:t xml:space="preserve">= 0.69,</w:t>
+              <w:t xml:space="preserve">only (exclude estimated)</w:t>
+            </w:r>
+          </w:p>
+        </w:tc>
+        <w:tc>
+          <w:tcPr/>
+          <w:p>
+            <w:pPr>
+              <w:pStyle w:val="Compact"/>
+              <w:jc w:val="left"/>
+            </w:pPr>
+            <w:r>
+              <w:t xml:space="preserve">240</w:t>
+            </w:r>
+          </w:p>
+        </w:tc>
+        <w:tc>
+          <w:tcPr/>
+          <w:p>
+            <w:pPr>
+              <w:pStyle w:val="Compact"/>
+              <w:jc w:val="left"/>
+            </w:pPr>
+            <w:r>
+              <w:t xml:space="preserve">0.077</w:t>
+            </w:r>
+          </w:p>
+        </w:tc>
+        <w:tc>
+          <w:tcPr/>
+          <w:p>
+            <w:pPr>
+              <w:pStyle w:val="Compact"/>
+              <w:jc w:val="left"/>
+            </w:pPr>
+            <w:r>
+              <w:t xml:space="preserve">[0.059, 0.094]</w:t>
+            </w:r>
+          </w:p>
+        </w:tc>
+        <w:tc>
+          <w:tcPr/>
+          <w:p>
+            <w:pPr>
+              <w:pStyle w:val="Compact"/>
+              <w:jc w:val="left"/>
+            </w:pPr>
+            <w:r>
+              <w:t xml:space="preserve">Consistent</w:t>
+            </w:r>
+          </w:p>
+        </w:tc>
+      </w:tr>
+      <w:tr>
+        <w:tc>
+          <w:tcPr/>
+          <w:p>
+            <w:pPr>
+              <w:pStyle w:val="Compact"/>
+              <w:jc w:val="left"/>
+            </w:pPr>
+            <w:r>
+              <w:t xml:space="preserve">Exclude</w:t>
             </w:r>
             <w:r>
               <w:t xml:space="preserve"> </w:t>
@@ -5773,7 +8244,55 @@
               <w:t xml:space="preserve"> </w:t>
             </w:r>
             <w:r>
-              <w:t xml:space="preserve">= 226)</w:t>
+              <w:t xml:space="preserve">&lt; 30</w:t>
+            </w:r>
+          </w:p>
+        </w:tc>
+        <w:tc>
+          <w:tcPr/>
+          <w:p>
+            <w:pPr>
+              <w:pStyle w:val="Compact"/>
+              <w:jc w:val="left"/>
+            </w:pPr>
+            <w:r>
+              <w:t xml:space="preserve">285</w:t>
+            </w:r>
+          </w:p>
+        </w:tc>
+        <w:tc>
+          <w:tcPr/>
+          <w:p>
+            <w:pPr>
+              <w:pStyle w:val="Compact"/>
+              <w:jc w:val="left"/>
+            </w:pPr>
+            <w:r>
+              <w:t xml:space="preserve">0.073</w:t>
+            </w:r>
+          </w:p>
+        </w:tc>
+        <w:tc>
+          <w:tcPr/>
+          <w:p>
+            <w:pPr>
+              <w:pStyle w:val="Compact"/>
+              <w:jc w:val="left"/>
+            </w:pPr>
+            <w:r>
+              <w:t xml:space="preserve">[0.059, 0.088]</w:t>
+            </w:r>
+          </w:p>
+        </w:tc>
+        <w:tc>
+          <w:tcPr/>
+          <w:p>
+            <w:pPr>
+              <w:pStyle w:val="Compact"/>
+              <w:jc w:val="left"/>
+            </w:pPr>
+            <w:r>
+              <w:t xml:space="preserve">Consistent</w:t>
             </w:r>
           </w:p>
         </w:tc>
@@ -5787,662 +8306,55 @@
               <w:jc w:val="left"/>
             </w:pPr>
             <w:r>
-              <w:t xml:space="preserve">MX, Multi-country / Mixed</w:t>
-            </w:r>
-          </w:p>
-        </w:tc>
-        <w:tc>
-          <w:tcPr/>
-          <w:p>
-            <w:pPr>
-              <w:pStyle w:val="Compact"/>
-              <w:jc w:val="left"/>
-            </w:pPr>
-            <w:r>
-              <w:t xml:space="preserve">30</w:t>
-            </w:r>
-          </w:p>
-        </w:tc>
-        <w:tc>
-          <w:tcPr/>
-          <w:p>
-            <w:pPr>
-              <w:pStyle w:val="Compact"/>
-              <w:jc w:val="left"/>
-            </w:pPr>
-            <w:r>
-              <w:t xml:space="preserve">0.053</w:t>
-            </w:r>
-          </w:p>
-        </w:tc>
-        <w:tc>
-          <w:tcPr/>
-          <w:p>
-            <w:pPr>
-              <w:pStyle w:val="Compact"/>
-              <w:jc w:val="left"/>
-            </w:pPr>
-            <w:r>
-              <w:t xml:space="preserve">[0.012, 0.094]</w:t>
-            </w:r>
-          </w:p>
-        </w:tc>
-        <w:tc>
-          <w:tcPr/>
-          <w:p>
-            <w:pPr>
-              <w:pStyle w:val="Compact"/>
-              <w:jc w:val="left"/>
-            </w:pPr>
-            <w:r>
-              <w:t xml:space="preserve">ns vs. Group I (b = −0.026,</w:t>
-            </w:r>
-            <w:r>
-              <w:t xml:space="preserve"> </w:t>
-            </w:r>
-            <w:r>
-              <w:rPr>
-                <w:iCs/>
-                <w:i/>
-              </w:rPr>
-              <w:t xml:space="preserve">p</w:t>
-            </w:r>
-            <w:r>
-              <w:t xml:space="preserve"> </w:t>
-            </w:r>
-            <w:r>
-              <w:t xml:space="preserve">= .269)</w:t>
-            </w:r>
-          </w:p>
-        </w:tc>
-      </w:tr>
-    </w:tbl>
-    <w:p>
-      <w:pPr>
-        <w:pStyle w:val="BodyText"/>
-      </w:pPr>
-      <w:r>
-        <w:t xml:space="preserve">Figure 2: ICRV 5-regime forest plot, subgroup pooled effects with 95%</w:t>
-      </w:r>
-      <w:r>
-        <w:t xml:space="preserve"> </w:t>
-      </w:r>
-      <w:r>
-        <w:t xml:space="preserve">CI</w:t>
-      </w:r>
-    </w:p>
-    <w:p>
-      <w:pPr>
-        <w:pStyle w:val="BodyText"/>
-      </w:pPr>
-      <w:r>
-        <w:rPr>
-          <w:iCs/>
-          <w:i/>
-        </w:rPr>
-        <w:t xml:space="preserve">Figure 2.</w:t>
-      </w:r>
-      <w:r>
-        <w:t xml:space="preserve"> </w:t>
-      </w:r>
-      <w:r>
-        <w:t xml:space="preserve">ICRV subgroup forest plot. Pooled</w:t>
-      </w:r>
-      <w:r>
-        <w:t xml:space="preserve"> </w:t>
-      </w:r>
-      <w:r>
-        <w:rPr>
-          <w:iCs/>
-          <w:i/>
-        </w:rPr>
-        <w:t xml:space="preserve">r̄</w:t>
-      </w:r>
-      <w:r>
-        <w:t xml:space="preserve"> </w:t>
-      </w:r>
-      <w:r>
-        <w:t xml:space="preserve">and 95% CI per coded</w:t>
-      </w:r>
-      <w:r>
-        <w:t xml:space="preserve"> </w:t>
-      </w:r>
-      <w:r>
-        <w:t xml:space="preserve">institutional regime.</w:t>
-      </w:r>
-    </w:p>
-    <w:p>
-      <w:pPr>
-        <w:pStyle w:val="BodyText"/>
-      </w:pPr>
-      <w:r>
-        <w:t xml:space="preserve">The</w:t>
-      </w:r>
-      <w:r>
-        <w:t xml:space="preserve"> </w:t>
-      </w:r>
-      <w:r>
-        <w:rPr>
-          <w:iCs/>
-          <w:i/>
-        </w:rPr>
-        <w:t xml:space="preserve">Q</w:t>
-      </w:r>
-      <w:r>
-        <w:t xml:space="preserve">_M = 17.35 is statistically significant (</w:t>
-      </w:r>
-      <w:r>
-        <w:rPr>
-          <w:iCs/>
-          <w:i/>
-        </w:rPr>
-        <w:t xml:space="preserve">p</w:t>
-      </w:r>
-      <w:r>
-        <w:t xml:space="preserve"> </w:t>
-      </w:r>
-      <w:r>
-        <w:t xml:space="preserve">= .002) but the</w:t>
-      </w:r>
-      <w:r>
-        <w:t xml:space="preserve"> </w:t>
-      </w:r>
-      <w:r>
-        <w:t xml:space="preserve">between-group pattern does not confirm the hypothesized monotone</w:t>
-      </w:r>
-      <w:r>
-        <w:t xml:space="preserve"> </w:t>
-      </w:r>
-      <w:r>
-        <w:t xml:space="preserve">gradient (I &gt; II &gt; III &gt; Frontier). Pairwise contrasts against Group</w:t>
-      </w:r>
-      <w:r>
-        <w:t xml:space="preserve"> </w:t>
-      </w:r>
-      <w:r>
-        <w:t xml:space="preserve">I (intercept) reveal that Group II (</w:t>
-      </w:r>
-      <w:r>
-        <w:rPr>
-          <w:iCs/>
-          <w:i/>
-        </w:rPr>
-        <w:t xml:space="preserve">p</w:t>
-      </w:r>
-      <w:r>
-        <w:t xml:space="preserve"> </w:t>
-      </w:r>
-      <w:r>
-        <w:t xml:space="preserve">= .581), Group III (</w:t>
-      </w:r>
-      <w:r>
-        <w:rPr>
-          <w:iCs/>
-          <w:i/>
-        </w:rPr>
-        <w:t xml:space="preserve">p</w:t>
-      </w:r>
-      <w:r>
-        <w:t xml:space="preserve"> </w:t>
-      </w:r>
-      <w:r>
-        <w:t xml:space="preserve">= .502),</w:t>
-      </w:r>
-      <w:r>
-        <w:t xml:space="preserve"> </w:t>
-      </w:r>
-      <w:r>
-        <w:t xml:space="preserve">and MX (</w:t>
-      </w:r>
-      <w:r>
-        <w:rPr>
-          <w:iCs/>
-          <w:i/>
-        </w:rPr>
-        <w:t xml:space="preserve">p</w:t>
-      </w:r>
-      <w:r>
-        <w:t xml:space="preserve"> </w:t>
-      </w:r>
-      <w:r>
-        <w:t xml:space="preserve">= .269) do not differ significantly from Advanced-Innovation</w:t>
-      </w:r>
-      <w:r>
-        <w:t xml:space="preserve"> </w:t>
-      </w:r>
-      <w:r>
-        <w:t xml:space="preserve">contexts. The only significant contrast is Group I vs. Frontier (b =</w:t>
-      </w:r>
-      <w:r>
-        <w:t xml:space="preserve"> </w:t>
-      </w:r>
-      <w:r>
-        <w:t xml:space="preserve">+0.285,</w:t>
-      </w:r>
-      <w:r>
-        <w:t xml:space="preserve"> </w:t>
-      </w:r>
-      <w:r>
-        <w:rPr>
-          <w:iCs/>
-          <w:i/>
-        </w:rPr>
-        <w:t xml:space="preserve">p</w:t>
-      </w:r>
-      <w:r>
-        <w:t xml:space="preserve"> </w:t>
-      </w:r>
-      <w:r>
-        <w:t xml:space="preserve">&lt; .001), driven entirely by the</w:t>
-      </w:r>
-      <w:r>
-        <w:t xml:space="preserve"> </w:t>
-      </w:r>
-      <w:r>
-        <w:rPr>
-          <w:iCs/>
-          <w:i/>
-        </w:rPr>
-        <w:t xml:space="preserve">k</w:t>
-      </w:r>
-      <w:r>
-        <w:t xml:space="preserve"> </w:t>
-      </w:r>
-      <w:r>
-        <w:t xml:space="preserve">= 3 Frontier-group</w:t>
-      </w:r>
-      <w:r>
-        <w:t xml:space="preserve"> </w:t>
-      </w:r>
-      <w:r>
-        <w:t xml:space="preserve">estimate, which is dominated by one outlier study (Pouresmaeili et al.,</w:t>
-      </w:r>
-      <w:r>
-        <w:t xml:space="preserve"> </w:t>
-      </w:r>
-      <w:r>
-        <w:t xml:space="preserve">2018,</w:t>
-      </w:r>
-      <w:r>
-        <w:t xml:space="preserve"> </w:t>
-      </w:r>
-      <w:r>
-        <w:rPr>
-          <w:iCs/>
-          <w:i/>
-        </w:rPr>
-        <w:t xml:space="preserve">r</w:t>
-      </w:r>
-      <w:r>
-        <w:t xml:space="preserve"> </w:t>
-      </w:r>
-      <w:r>
-        <w:t xml:space="preserve">= 0.69). Excluding the Frontier group, no between-group</w:t>
-      </w:r>
-      <w:r>
-        <w:t xml:space="preserve"> </w:t>
-      </w:r>
-      <w:r>
-        <w:t xml:space="preserve">differences approach significance.</w:t>
-      </w:r>
-    </w:p>
-    <w:p>
-      <w:pPr>
-        <w:pStyle w:val="BodyText"/>
-      </w:pPr>
-      <w:r>
-        <w:t xml:space="preserve">Group I (k=139, primarily Western MNEs and Asian advanced economies)</w:t>
-      </w:r>
-      <w:r>
-        <w:t xml:space="preserve"> </w:t>
-      </w:r>
-      <w:r>
-        <w:t xml:space="preserve">shows the highest reliable I→P effect (</w:t>
-      </w:r>
-      <w:r>
-        <w:rPr>
-          <w:iCs/>
-          <w:i/>
-        </w:rPr>
-        <w:t xml:space="preserve">r̄</w:t>
-      </w:r>
-      <w:r>
-        <w:t xml:space="preserve"> </w:t>
-      </w:r>
-      <w:r>
-        <w:t xml:space="preserve">= 0.079), and Group III</w:t>
-      </w:r>
-      <w:r>
-        <w:t xml:space="preserve"> </w:t>
-      </w:r>
-      <w:r>
-        <w:t xml:space="preserve">(k=90, Emerging) shows</w:t>
-      </w:r>
-      <w:r>
-        <w:t xml:space="preserve"> </w:t>
-      </w:r>
-      <w:r>
-        <w:rPr>
-          <w:iCs/>
-          <w:i/>
-        </w:rPr>
-        <w:t xml:space="preserve">r̄</w:t>
-      </w:r>
-      <w:r>
-        <w:t xml:space="preserve"> </w:t>
-      </w:r>
-      <w:r>
-        <w:t xml:space="preserve">= 0.068, a difference of 0.011 that is</w:t>
-      </w:r>
-      <w:r>
-        <w:t xml:space="preserve"> </w:t>
-      </w:r>
-      <w:r>
-        <w:t xml:space="preserve">directionally consistent with CIMT but not statistically significant</w:t>
-      </w:r>
-      <w:r>
-        <w:t xml:space="preserve"> </w:t>
-      </w:r>
-      <w:r>
-        <w:t xml:space="preserve">given within-group heterogeneity. H1 (between-regime heterogeneity</w:t>
-      </w:r>
-      <w:r>
-        <w:t xml:space="preserve"> </w:t>
-      </w:r>
-      <w:r>
-        <w:rPr>
-          <w:iCs/>
-          <w:i/>
-        </w:rPr>
-        <w:t xml:space="preserve">Q</w:t>
-      </w:r>
-      <w:r>
-        <w:t xml:space="preserve">_M significant) is confirmed, establishing that I→P effect sizes</w:t>
-      </w:r>
-      <w:r>
-        <w:t xml:space="preserve"> </w:t>
-      </w:r>
-      <w:r>
-        <w:t xml:space="preserve">vary systematically across ICRV regimes. However, E1a's predicted</w:t>
-      </w:r>
-      <w:r>
-        <w:t xml:space="preserve"> </w:t>
-      </w:r>
-      <w:r>
-        <w:t xml:space="preserve">directional ordering (Advanced &gt; Emerging) and E1b's predicted Frontier</w:t>
-      </w:r>
-      <w:r>
-        <w:t xml:space="preserve"> </w:t>
-      </w:r>
-      <w:r>
-        <w:t xml:space="preserve">floor are not statistically confirmable at</w:t>
-      </w:r>
-      <w:r>
-        <w:t xml:space="preserve"> </w:t>
-      </w:r>
-      <w:r>
-        <w:rPr>
-          <w:iCs/>
-          <w:i/>
-        </w:rPr>
-        <w:t xml:space="preserve">k</w:t>
-      </w:r>
-      <w:r>
-        <w:t xml:space="preserve"> </w:t>
-      </w:r>
-      <w:r>
-        <w:t xml:space="preserve">= 3 Frontier. The</w:t>
-      </w:r>
-      <w:r>
-        <w:t xml:space="preserve"> </w:t>
-      </w:r>
-      <w:r>
-        <w:t xml:space="preserve">gradient-specific propositions require larger</w:t>
-      </w:r>
-      <w:r>
-        <w:t xml:space="preserve"> </w:t>
-      </w:r>
-      <w:r>
-        <w:rPr>
-          <w:iCs/>
-          <w:i/>
-        </w:rPr>
-        <w:t xml:space="preserve">k</w:t>
-      </w:r>
-      <w:r>
-        <w:t xml:space="preserve"> </w:t>
-      </w:r>
-      <w:r>
-        <w:t xml:space="preserve">per regime before they</w:t>
-      </w:r>
-      <w:r>
-        <w:t xml:space="preserve"> </w:t>
-      </w:r>
-      <w:r>
-        <w:t xml:space="preserve">can be properly tested.</w:t>
-      </w:r>
-    </w:p>
-    <w:bookmarkEnd w:id="38"/>
-    <w:bookmarkStart w:id="39" w:name="X541c92fe8ae9c523bbb1875dcc9c5525c218523"/>
-    <w:p>
-      <w:pPr>
-        <w:pStyle w:val="Heading3"/>
-      </w:pPr>
-      <w:r>
-        <w:t xml:space="preserve">4.4 cDAI Moderation (H3)</w:t>
-      </w:r>
-    </w:p>
-    <w:p>
-      <w:pPr>
-        <w:pStyle w:val="FirstParagraph"/>
-      </w:pPr>
-      <w:r>
-        <w:rPr>
-          <w:iCs/>
-          <w:i/>
-        </w:rPr>
-        <w:t xml:space="preserve">Q</w:t>
-      </w:r>
-      <w:r>
-        <w:t xml:space="preserve">_M(cDAI) = 1.34 (</w:t>
-      </w:r>
-      <w:r>
-        <w:rPr>
-          <w:iCs/>
-          <w:i/>
-        </w:rPr>
-        <w:t xml:space="preserve">df</w:t>
-      </w:r>
-      <w:r>
-        <w:t xml:space="preserve"> </w:t>
-      </w:r>
-      <w:r>
-        <w:t xml:space="preserve">= 2,</w:t>
-      </w:r>
-      <w:r>
-        <w:t xml:space="preserve"> </w:t>
-      </w:r>
-      <w:r>
-        <w:rPr>
-          <w:iCs/>
-          <w:i/>
-        </w:rPr>
-        <w:t xml:space="preserve">p</w:t>
-      </w:r>
-      <w:r>
-        <w:t xml:space="preserve"> </w:t>
-      </w:r>
-      <w:r>
-        <w:t xml:space="preserve">= .513). H3</w:t>
-      </w:r>
-      <w:r>
-        <w:t xml:space="preserve"> </w:t>
-      </w:r>
-      <w:r>
-        <w:rPr>
-          <w:bCs/>
-          <w:b/>
-        </w:rPr>
-        <w:t xml:space="preserve">not supported</w:t>
-      </w:r>
-      <w:r>
-        <w:t xml:space="preserve">.</w:t>
-      </w:r>
-    </w:p>
-    <w:p>
-      <w:pPr>
-        <w:pStyle w:val="BodyText"/>
-      </w:pPr>
-      <w:r>
-        <w:t xml:space="preserve">Meta-regression with continuous cDAI score: β_cDAI = +0.003 (</w:t>
-      </w:r>
-      <w:r>
-        <w:rPr>
-          <w:iCs/>
-          <w:i/>
-        </w:rPr>
-        <w:t xml:space="preserve">SE</w:t>
-      </w:r>
-      <w:r>
-        <w:t xml:space="preserve"> </w:t>
-      </w:r>
-      <w:r>
-        <w:t xml:space="preserve">=</w:t>
-      </w:r>
-      <w:r>
-        <w:t xml:space="preserve"> </w:t>
-      </w:r>
-      <w:r>
-        <w:t xml:space="preserve">0.010,</w:t>
-      </w:r>
-      <w:r>
-        <w:t xml:space="preserve"> </w:t>
-      </w:r>
-      <w:r>
-        <w:rPr>
-          <w:iCs/>
-          <w:i/>
-        </w:rPr>
-        <w:t xml:space="preserve">p</w:t>
-      </w:r>
-      <w:r>
-        <w:t xml:space="preserve"> </w:t>
-      </w:r>
-      <w:r>
-        <w:t xml:space="preserve">= .744). Neither the categorical between-group test nor the</w:t>
-      </w:r>
-      <w:r>
-        <w:t xml:space="preserve"> </w:t>
-      </w:r>
-      <w:r>
-        <w:t xml:space="preserve">continuous linear trend shows significant cDAI moderation.</w:t>
-      </w:r>
-    </w:p>
-    <w:p>
-      <w:pPr>
-        <w:pStyle w:val="BodyText"/>
-      </w:pPr>
-      <w:r>
-        <w:rPr>
-          <w:bCs/>
-          <w:b/>
-        </w:rPr>
-        <w:t xml:space="preserve">Table 4.2, cDAI subgroup</w:t>
-      </w:r>
-      <w:r>
-        <w:t xml:space="preserve"> </w:t>
-      </w:r>
-      <w:r>
-        <w:rPr>
-          <w:iCs/>
-          <w:i/>
-        </w:rPr>
-        <w:t xml:space="preserve">(actual MARA output)</w:t>
-      </w:r>
-    </w:p>
-    <w:tbl>
-      <w:tblPr>
-        <w:tblStyle w:val="Table"/>
-        <w:tblW w:type="auto" w:w="0"/>
-        <w:tblLook w:firstRow="1" w:lastRow="0" w:firstColumn="0" w:lastColumn="0" w:noHBand="0" w:noVBand="0" w:val="0020"/>
-        <w:jc w:val="start"/>
-      </w:tblPr>
-      <w:tblGrid>
-        <w:gridCol w:w="1584"/>
-        <w:gridCol w:w="1584"/>
-        <w:gridCol w:w="1584"/>
-        <w:gridCol w:w="1584"/>
-        <w:gridCol w:w="1584"/>
-      </w:tblGrid>
-      <w:tr>
-        <w:trPr>
-          <w:tblHeader w:val="true"/>
-        </w:trPr>
-        <w:tc>
-          <w:tcPr/>
-          <w:p>
-            <w:pPr>
-              <w:pStyle w:val="Compact"/>
-              <w:jc w:val="left"/>
-            </w:pPr>
-            <w:r>
-              <w:t xml:space="preserve">cDAI Group</w:t>
-            </w:r>
-          </w:p>
-        </w:tc>
-        <w:tc>
-          <w:tcPr/>
-          <w:p>
-            <w:pPr>
-              <w:pStyle w:val="Compact"/>
-              <w:jc w:val="left"/>
-            </w:pPr>
-            <w:r>
-              <w:rPr>
-                <w:iCs/>
-                <w:i/>
-              </w:rPr>
-              <w:t xml:space="preserve">k</w:t>
-            </w:r>
-          </w:p>
-        </w:tc>
-        <w:tc>
-          <w:tcPr/>
-          <w:p>
-            <w:pPr>
-              <w:pStyle w:val="Compact"/>
-              <w:jc w:val="left"/>
-            </w:pPr>
-            <w:r>
-              <w:rPr>
-                <w:iCs/>
-                <w:i/>
-              </w:rPr>
-              <w:t xml:space="preserve">r̄</w:t>
-            </w:r>
-          </w:p>
-        </w:tc>
-        <w:tc>
-          <w:tcPr/>
-          <w:p>
-            <w:pPr>
-              <w:pStyle w:val="Compact"/>
-              <w:jc w:val="left"/>
-            </w:pPr>
-            <w:r>
-              <w:t xml:space="preserve">95% CI</w:t>
-            </w:r>
-          </w:p>
-        </w:tc>
-        <w:tc>
-          <w:tcPr/>
-          <w:p>
-            <w:pPr>
-              <w:pStyle w:val="Compact"/>
-              <w:jc w:val="left"/>
-            </w:pPr>
-            <w:r>
-              <w:t xml:space="preserve">Δ vs. Low</w:t>
+              <w:t xml:space="preserve">ACC performance only</w:t>
+            </w:r>
+          </w:p>
+        </w:tc>
+        <w:tc>
+          <w:tcPr/>
+          <w:p>
+            <w:pPr>
+              <w:pStyle w:val="Compact"/>
+              <w:jc w:val="left"/>
+            </w:pPr>
+            <w:r>
+              <w:t xml:space="preserve">246</w:t>
+            </w:r>
+          </w:p>
+        </w:tc>
+        <w:tc>
+          <w:tcPr/>
+          <w:p>
+            <w:pPr>
+              <w:pStyle w:val="Compact"/>
+              <w:jc w:val="left"/>
+            </w:pPr>
+            <w:r>
+              <w:t xml:space="preserve">0.075</w:t>
+            </w:r>
+          </w:p>
+        </w:tc>
+        <w:tc>
+          <w:tcPr/>
+          <w:p>
+            <w:pPr>
+              <w:pStyle w:val="Compact"/>
+              <w:jc w:val="left"/>
+            </w:pPr>
+            <w:r>
+              <w:t xml:space="preserve">[0.059, 0.091]</w:t>
+            </w:r>
+          </w:p>
+        </w:tc>
+        <w:tc>
+          <w:tcPr/>
+          <w:p>
+            <w:pPr>
+              <w:pStyle w:val="Compact"/>
+              <w:jc w:val="left"/>
+            </w:pPr>
+            <w:r>
+              <w:t xml:space="preserve">Consistent</w:t>
             </w:r>
           </w:p>
         </w:tc>
@@ -6456,55 +8368,55 @@
               <w:jc w:val="left"/>
             </w:pPr>
             <w:r>
-              <w:t xml:space="preserve">Low</w:t>
-            </w:r>
-          </w:p>
-        </w:tc>
-        <w:tc>
-          <w:tcPr/>
-          <w:p>
-            <w:pPr>
-              <w:pStyle w:val="Compact"/>
-              <w:jc w:val="left"/>
-            </w:pPr>
-            <w:r>
-              <w:t xml:space="preserve">174</w:t>
-            </w:r>
-          </w:p>
-        </w:tc>
-        <w:tc>
-          <w:tcPr/>
-          <w:p>
-            <w:pPr>
-              <w:pStyle w:val="Compact"/>
-              <w:jc w:val="left"/>
-            </w:pPr>
-            <w:r>
-              <w:t xml:space="preserve">0.075</w:t>
-            </w:r>
-          </w:p>
-        </w:tc>
-        <w:tc>
-          <w:tcPr/>
-          <w:p>
-            <w:pPr>
-              <w:pStyle w:val="Compact"/>
-              <w:jc w:val="left"/>
-            </w:pPr>
-            <w:r>
-              <w:t xml:space="preserve">[0.056, 0.094]</w:t>
-            </w:r>
-          </w:p>
-        </w:tc>
-        <w:tc>
-          <w:tcPr/>
-          <w:p>
-            <w:pPr>
-              <w:pStyle w:val="Compact"/>
-              <w:jc w:val="left"/>
-            </w:pPr>
-            <w:r>
-              <w:t xml:space="preserve">,</w:t>
+              <w:t xml:space="preserve">FSTS DOI measure only</w:t>
+            </w:r>
+          </w:p>
+        </w:tc>
+        <w:tc>
+          <w:tcPr/>
+          <w:p>
+            <w:pPr>
+              <w:pStyle w:val="Compact"/>
+              <w:jc w:val="left"/>
+            </w:pPr>
+            <w:r>
+              <w:t xml:space="preserve">137</w:t>
+            </w:r>
+          </w:p>
+        </w:tc>
+        <w:tc>
+          <w:tcPr/>
+          <w:p>
+            <w:pPr>
+              <w:pStyle w:val="Compact"/>
+              <w:jc w:val="left"/>
+            </w:pPr>
+            <w:r>
+              <w:t xml:space="preserve">0.060</w:t>
+            </w:r>
+          </w:p>
+        </w:tc>
+        <w:tc>
+          <w:tcPr/>
+          <w:p>
+            <w:pPr>
+              <w:pStyle w:val="Compact"/>
+              <w:jc w:val="left"/>
+            </w:pPr>
+            <w:r>
+              <w:t xml:space="preserve">[0.041, 0.078]</w:t>
+            </w:r>
+          </w:p>
+        </w:tc>
+        <w:tc>
+          <w:tcPr/>
+          <w:p>
+            <w:pPr>
+              <w:pStyle w:val="Compact"/>
+              <w:jc w:val="left"/>
+            </w:pPr>
+            <w:r>
+              <w:t xml:space="preserve">Attenuated but positive</w:t>
             </w:r>
           </w:p>
         </w:tc>
@@ -6518,1532 +8430,7 @@
               <w:jc w:val="left"/>
             </w:pPr>
             <w:r>
-              <w:t xml:space="preserve">Medium</w:t>
-            </w:r>
-          </w:p>
-        </w:tc>
-        <w:tc>
-          <w:tcPr/>
-          <w:p>
-            <w:pPr>
-              <w:pStyle w:val="Compact"/>
-              <w:jc w:val="left"/>
-            </w:pPr>
-            <w:r>
-              <w:t xml:space="preserve">75</w:t>
-            </w:r>
-          </w:p>
-        </w:tc>
-        <w:tc>
-          <w:tcPr/>
-          <w:p>
-            <w:pPr>
-              <w:pStyle w:val="Compact"/>
-              <w:jc w:val="left"/>
-            </w:pPr>
-            <w:r>
-              <w:t xml:space="preserve">0.063</w:t>
-            </w:r>
-          </w:p>
-        </w:tc>
-        <w:tc>
-          <w:tcPr/>
-          <w:p>
-            <w:pPr>
-              <w:pStyle w:val="Compact"/>
-              <w:jc w:val="left"/>
-            </w:pPr>
-            <w:r>
-              <w:t xml:space="preserve">[0.036, 0.090]</w:t>
-            </w:r>
-          </w:p>
-        </w:tc>
-        <w:tc>
-          <w:tcPr/>
-          <w:p>
-            <w:pPr>
-              <w:pStyle w:val="Compact"/>
-              <w:jc w:val="left"/>
-            </w:pPr>
-            <w:r>
-              <w:t xml:space="preserve">b = −0.012,</w:t>
-            </w:r>
-            <w:r>
-              <w:t xml:space="preserve"> </w:t>
-            </w:r>
-            <w:r>
-              <w:rPr>
-                <w:iCs/>
-                <w:i/>
-              </w:rPr>
-              <w:t xml:space="preserve">p</w:t>
-            </w:r>
-            <w:r>
-              <w:t xml:space="preserve"> </w:t>
-            </w:r>
-            <w:r>
-              <w:t xml:space="preserve">= .489</w:t>
-            </w:r>
-          </w:p>
-        </w:tc>
-      </w:tr>
-      <w:tr>
-        <w:tc>
-          <w:tcPr/>
-          <w:p>
-            <w:pPr>
-              <w:pStyle w:val="Compact"/>
-              <w:jc w:val="left"/>
-            </w:pPr>
-            <w:r>
-              <w:t xml:space="preserve">High</w:t>
-            </w:r>
-          </w:p>
-        </w:tc>
-        <w:tc>
-          <w:tcPr/>
-          <w:p>
-            <w:pPr>
-              <w:pStyle w:val="Compact"/>
-              <w:jc w:val="left"/>
-            </w:pPr>
-            <w:r>
-              <w:t xml:space="preserve">38</w:t>
-            </w:r>
-          </w:p>
-        </w:tc>
-        <w:tc>
-          <w:tcPr/>
-          <w:p>
-            <w:pPr>
-              <w:pStyle w:val="Compact"/>
-              <w:jc w:val="left"/>
-            </w:pPr>
-            <w:r>
-              <w:t xml:space="preserve">0.091</w:t>
-            </w:r>
-          </w:p>
-        </w:tc>
-        <w:tc>
-          <w:tcPr/>
-          <w:p>
-            <w:pPr>
-              <w:pStyle w:val="Compact"/>
-              <w:jc w:val="left"/>
-            </w:pPr>
-            <w:r>
-              <w:t xml:space="preserve">[0.052, 0.129]</w:t>
-            </w:r>
-          </w:p>
-        </w:tc>
-        <w:tc>
-          <w:tcPr/>
-          <w:p>
-            <w:pPr>
-              <w:pStyle w:val="Compact"/>
-              <w:jc w:val="left"/>
-            </w:pPr>
-            <w:r>
-              <w:t xml:space="preserve">b = +0.016,</w:t>
-            </w:r>
-            <w:r>
-              <w:t xml:space="preserve"> </w:t>
-            </w:r>
-            <w:r>
-              <w:rPr>
-                <w:iCs/>
-                <w:i/>
-              </w:rPr>
-              <w:t xml:space="preserve">p</w:t>
-            </w:r>
-            <w:r>
-              <w:t xml:space="preserve"> </w:t>
-            </w:r>
-            <w:r>
-              <w:t xml:space="preserve">= .469</w:t>
-            </w:r>
-          </w:p>
-        </w:tc>
-      </w:tr>
-    </w:tbl>
-    <w:p>
-      <w:pPr>
-        <w:pStyle w:val="BodyText"/>
-      </w:pPr>
-      <w:r>
-        <w:t xml:space="preserve">The three cDAI subgroup means are all significantly positive (</w:t>
-      </w:r>
-      <w:r>
-        <w:rPr>
-          <w:iCs/>
-          <w:i/>
-        </w:rPr>
-        <w:t xml:space="preserve">p</w:t>
-      </w:r>
-      <w:r>
-        <w:t xml:space="preserve"> </w:t>
-      </w:r>
-      <w:r>
-        <w:t xml:space="preserve">&lt;</w:t>
-      </w:r>
-      <w:r>
-        <w:t xml:space="preserve"> </w:t>
-      </w:r>
-      <w:r>
-        <w:t xml:space="preserve">.001) but do not differ significantly from each other. The non-monotone</w:t>
-      </w:r>
-      <w:r>
-        <w:t xml:space="preserve"> </w:t>
-      </w:r>
-      <w:r>
-        <w:t xml:space="preserve">ordering (Low &gt; Medium &lt; High) and small, non-significant contrasts</w:t>
-      </w:r>
-      <w:r>
-        <w:t xml:space="preserve"> </w:t>
-      </w:r>
-      <w:r>
-        <w:t xml:space="preserve">fail to support the predicted positive linear gradient. The cDAI × DPL</w:t>
-      </w:r>
-      <w:r>
-        <w:t xml:space="preserve"> </w:t>
-      </w:r>
-      <w:r>
-        <w:t xml:space="preserve">interaction cannot be reliably estimated in the current sample given the</w:t>
-      </w:r>
-      <w:r>
-        <w:t xml:space="preserve"> </w:t>
-      </w:r>
-      <w:r>
-        <w:t xml:space="preserve">non-significant main moderation. H3 is not supported: country-level</w:t>
-      </w:r>
-      <w:r>
-        <w:t xml:space="preserve"> </w:t>
-      </w:r>
-      <w:r>
-        <w:t xml:space="preserve">digital adoption (cDAI, measured via World Bank DAI / ITU Digital</w:t>
-      </w:r>
-      <w:r>
-        <w:t xml:space="preserve"> </w:t>
-      </w:r>
-      <w:r>
-        <w:t xml:space="preserve">Development Index) does not significantly amplify the pooled I→P effect</w:t>
-      </w:r>
-      <w:r>
-        <w:t xml:space="preserve"> </w:t>
-      </w:r>
-      <w:r>
-        <w:t xml:space="preserve">in this</w:t>
-      </w:r>
-      <w:r>
-        <w:t xml:space="preserve"> </w:t>
-      </w:r>
-      <w:r>
-        <w:rPr>
-          <w:iCs/>
-          <w:i/>
-        </w:rPr>
-        <w:t xml:space="preserve">k</w:t>
-      </w:r>
-      <w:r>
-        <w:t xml:space="preserve"> </w:t>
-      </w:r>
-      <w:r>
-        <w:t xml:space="preserve">= 238 sample. A larger sample with better resolution across</w:t>
-      </w:r>
-      <w:r>
-        <w:t xml:space="preserve"> </w:t>
-      </w:r>
-      <w:r>
-        <w:t xml:space="preserve">the cDAI spectrum is required to test the CDCM gradient hypothesis.</w:t>
-      </w:r>
-    </w:p>
-    <w:bookmarkEnd w:id="39"/>
-    <w:bookmarkStart w:id="40" w:name="X0f13fb15b20194b37c5b9d050ad7a7079c0644a"/>
-    <w:p>
-      <w:pPr>
-        <w:pStyle w:val="Heading3"/>
-      </w:pPr>
-      <w:r>
-        <w:t xml:space="preserve">4.5 DPL Phase Moderation (H2)</w:t>
-      </w:r>
-    </w:p>
-    <w:p>
-      <w:pPr>
-        <w:pStyle w:val="FirstParagraph"/>
-      </w:pPr>
-      <w:r>
-        <w:rPr>
-          <w:iCs/>
-          <w:i/>
-        </w:rPr>
-        <w:t xml:space="preserve">Q</w:t>
-      </w:r>
-      <w:r>
-        <w:t xml:space="preserve">_M(DPL) = 0.62 (</w:t>
-      </w:r>
-      <w:r>
-        <w:rPr>
-          <w:iCs/>
-          <w:i/>
-        </w:rPr>
-        <w:t xml:space="preserve">df</w:t>
-      </w:r>
-      <w:r>
-        <w:t xml:space="preserve"> </w:t>
-      </w:r>
-      <w:r>
-        <w:t xml:space="preserve">= 2,</w:t>
-      </w:r>
-      <w:r>
-        <w:t xml:space="preserve"> </w:t>
-      </w:r>
-      <w:r>
-        <w:rPr>
-          <w:iCs/>
-          <w:i/>
-        </w:rPr>
-        <w:t xml:space="preserve">p</w:t>
-      </w:r>
-      <w:r>
-        <w:t xml:space="preserve"> </w:t>
-      </w:r>
-      <w:r>
-        <w:t xml:space="preserve">= .734). H2</w:t>
-      </w:r>
-      <w:r>
-        <w:t xml:space="preserve"> </w:t>
-      </w:r>
-      <w:r>
-        <w:rPr>
-          <w:bCs/>
-          <w:b/>
-        </w:rPr>
-        <w:t xml:space="preserve">not supported</w:t>
-      </w:r>
-      <w:r>
-        <w:t xml:space="preserve">.</w:t>
-      </w:r>
-    </w:p>
-    <w:p>
-      <w:pPr>
-        <w:pStyle w:val="BodyText"/>
-      </w:pPr>
-      <w:r>
-        <w:rPr>
-          <w:bCs/>
-          <w:b/>
-        </w:rPr>
-        <w:t xml:space="preserve">Table 4.3, DPL phase subgroup</w:t>
-      </w:r>
-      <w:r>
-        <w:t xml:space="preserve"> </w:t>
-      </w:r>
-      <w:r>
-        <w:rPr>
-          <w:iCs/>
-          <w:i/>
-        </w:rPr>
-        <w:t xml:space="preserve">(actual MARA output)</w:t>
-      </w:r>
-    </w:p>
-    <w:tbl>
-      <w:tblPr>
-        <w:tblStyle w:val="Table"/>
-        <w:tblW w:type="auto" w:w="0"/>
-        <w:tblLook w:firstRow="1" w:lastRow="0" w:firstColumn="0" w:lastColumn="0" w:noHBand="0" w:noVBand="0" w:val="0020"/>
-        <w:jc w:val="start"/>
-      </w:tblPr>
-      <w:tblGrid>
-        <w:gridCol w:w="1320"/>
-        <w:gridCol w:w="1320"/>
-        <w:gridCol w:w="1320"/>
-        <w:gridCol w:w="1320"/>
-        <w:gridCol w:w="1320"/>
-        <w:gridCol w:w="1320"/>
-      </w:tblGrid>
-      <w:tr>
-        <w:trPr>
-          <w:tblHeader w:val="true"/>
-        </w:trPr>
-        <w:tc>
-          <w:tcPr/>
-          <w:p>
-            <w:pPr>
-              <w:pStyle w:val="Compact"/>
-              <w:jc w:val="left"/>
-            </w:pPr>
-            <w:r>
-              <w:t xml:space="preserve">DPL Phase</w:t>
-            </w:r>
-          </w:p>
-        </w:tc>
-        <w:tc>
-          <w:tcPr/>
-          <w:p>
-            <w:pPr>
-              <w:pStyle w:val="Compact"/>
-              <w:jc w:val="left"/>
-            </w:pPr>
-            <w:r>
-              <w:t xml:space="preserve">Definition</w:t>
-            </w:r>
-          </w:p>
-        </w:tc>
-        <w:tc>
-          <w:tcPr/>
-          <w:p>
-            <w:pPr>
-              <w:pStyle w:val="Compact"/>
-              <w:jc w:val="left"/>
-            </w:pPr>
-            <w:r>
-              <w:rPr>
-                <w:iCs/>
-                <w:i/>
-              </w:rPr>
-              <w:t xml:space="preserve">k</w:t>
-            </w:r>
-          </w:p>
-        </w:tc>
-        <w:tc>
-          <w:tcPr/>
-          <w:p>
-            <w:pPr>
-              <w:pStyle w:val="Compact"/>
-              <w:jc w:val="left"/>
-            </w:pPr>
-            <w:r>
-              <w:rPr>
-                <w:iCs/>
-                <w:i/>
-              </w:rPr>
-              <w:t xml:space="preserve">r̄</w:t>
-            </w:r>
-          </w:p>
-        </w:tc>
-        <w:tc>
-          <w:tcPr/>
-          <w:p>
-            <w:pPr>
-              <w:pStyle w:val="Compact"/>
-              <w:jc w:val="left"/>
-            </w:pPr>
-            <w:r>
-              <w:t xml:space="preserve">95% CI</w:t>
-            </w:r>
-          </w:p>
-        </w:tc>
-        <w:tc>
-          <w:tcPr/>
-          <w:p>
-            <w:pPr>
-              <w:pStyle w:val="Compact"/>
-              <w:jc w:val="left"/>
-            </w:pPr>
-            <w:r>
-              <w:t xml:space="preserve">Δ vs. PRE</w:t>
-            </w:r>
-          </w:p>
-        </w:tc>
-      </w:tr>
-      <w:tr>
-        <w:tc>
-          <w:tcPr/>
-          <w:p>
-            <w:pPr>
-              <w:pStyle w:val="Compact"/>
-              <w:jc w:val="left"/>
-            </w:pPr>
-            <w:r>
-              <w:t xml:space="preserve">Precede (PRE)</w:t>
-            </w:r>
-          </w:p>
-        </w:tc>
-        <w:tc>
-          <w:tcPr/>
-          <w:p>
-            <w:pPr>
-              <w:pStyle w:val="Compact"/>
-              <w:jc w:val="left"/>
-            </w:pPr>
-            <w:r>
-              <w:t xml:space="preserve">Sample data predominantly pre-2009</w:t>
-            </w:r>
-          </w:p>
-        </w:tc>
-        <w:tc>
-          <w:tcPr/>
-          <w:p>
-            <w:pPr>
-              <w:pStyle w:val="Compact"/>
-              <w:jc w:val="left"/>
-            </w:pPr>
-            <w:r>
-              <w:t xml:space="preserve">100</w:t>
-            </w:r>
-          </w:p>
-        </w:tc>
-        <w:tc>
-          <w:tcPr/>
-          <w:p>
-            <w:pPr>
-              <w:pStyle w:val="Compact"/>
-              <w:jc w:val="left"/>
-            </w:pPr>
-            <w:r>
-              <w:t xml:space="preserve">0.082</w:t>
-            </w:r>
-          </w:p>
-        </w:tc>
-        <w:tc>
-          <w:tcPr/>
-          <w:p>
-            <w:pPr>
-              <w:pStyle w:val="Compact"/>
-              <w:jc w:val="left"/>
-            </w:pPr>
-            <w:r>
-              <w:t xml:space="preserve">[0.057, 0.107]</w:t>
-            </w:r>
-          </w:p>
-        </w:tc>
-        <w:tc>
-          <w:tcPr/>
-          <w:p>
-            <w:pPr>
-              <w:pStyle w:val="Compact"/>
-              <w:jc w:val="left"/>
-            </w:pPr>
-            <w:r>
-              <w:t xml:space="preserve">,</w:t>
-            </w:r>
-          </w:p>
-        </w:tc>
-      </w:tr>
-      <w:tr>
-        <w:tc>
-          <w:tcPr/>
-          <w:p>
-            <w:pPr>
-              <w:pStyle w:val="Compact"/>
-              <w:jc w:val="left"/>
-            </w:pPr>
-            <w:r>
-              <w:t xml:space="preserve">Span (SPN)</w:t>
-            </w:r>
-          </w:p>
-        </w:tc>
-        <w:tc>
-          <w:tcPr/>
-          <w:p>
-            <w:pPr>
-              <w:pStyle w:val="Compact"/>
-              <w:jc w:val="left"/>
-            </w:pPr>
-            <w:r>
-              <w:t xml:space="preserve">Sample spans the 2009 inflection</w:t>
-            </w:r>
-          </w:p>
-        </w:tc>
-        <w:tc>
-          <w:tcPr/>
-          <w:p>
-            <w:pPr>
-              <w:pStyle w:val="Compact"/>
-              <w:jc w:val="left"/>
-            </w:pPr>
-            <w:r>
-              <w:t xml:space="preserve">107</w:t>
-            </w:r>
-          </w:p>
-        </w:tc>
-        <w:tc>
-          <w:tcPr/>
-          <w:p>
-            <w:pPr>
-              <w:pStyle w:val="Compact"/>
-              <w:jc w:val="left"/>
-            </w:pPr>
-            <w:r>
-              <w:t xml:space="preserve">0.068</w:t>
-            </w:r>
-          </w:p>
-        </w:tc>
-        <w:tc>
-          <w:tcPr/>
-          <w:p>
-            <w:pPr>
-              <w:pStyle w:val="Compact"/>
-              <w:jc w:val="left"/>
-            </w:pPr>
-            <w:r>
-              <w:t xml:space="preserve">[0.045, 0.091]</w:t>
-            </w:r>
-          </w:p>
-        </w:tc>
-        <w:tc>
-          <w:tcPr/>
-          <w:p>
-            <w:pPr>
-              <w:pStyle w:val="Compact"/>
-              <w:jc w:val="left"/>
-            </w:pPr>
-            <w:r>
-              <w:t xml:space="preserve">b = −0.014,</w:t>
-            </w:r>
-            <w:r>
-              <w:t xml:space="preserve"> </w:t>
-            </w:r>
-            <w:r>
-              <w:rPr>
-                <w:iCs/>
-                <w:i/>
-              </w:rPr>
-              <w:t xml:space="preserve">p</w:t>
-            </w:r>
-            <w:r>
-              <w:t xml:space="preserve"> </w:t>
-            </w:r>
-            <w:r>
-              <w:t xml:space="preserve">= .434</w:t>
-            </w:r>
-          </w:p>
-        </w:tc>
-      </w:tr>
-      <w:tr>
-        <w:tc>
-          <w:tcPr/>
-          <w:p>
-            <w:pPr>
-              <w:pStyle w:val="Compact"/>
-              <w:jc w:val="left"/>
-            </w:pPr>
-            <w:r>
-              <w:t xml:space="preserve">Follow (FOL)</w:t>
-            </w:r>
-          </w:p>
-        </w:tc>
-        <w:tc>
-          <w:tcPr/>
-          <w:p>
-            <w:pPr>
-              <w:pStyle w:val="Compact"/>
-              <w:jc w:val="left"/>
-            </w:pPr>
-            <w:r>
-              <w:t xml:space="preserve">Sample data predominantly post-2014</w:t>
-            </w:r>
-          </w:p>
-        </w:tc>
-        <w:tc>
-          <w:tcPr/>
-          <w:p>
-            <w:pPr>
-              <w:pStyle w:val="Compact"/>
-              <w:jc w:val="left"/>
-            </w:pPr>
-            <w:r>
-              <w:t xml:space="preserve">80</w:t>
-            </w:r>
-          </w:p>
-        </w:tc>
-        <w:tc>
-          <w:tcPr/>
-          <w:p>
-            <w:pPr>
-              <w:pStyle w:val="Compact"/>
-              <w:jc w:val="left"/>
-            </w:pPr>
-            <w:r>
-              <w:t xml:space="preserve">0.073</w:t>
-            </w:r>
-          </w:p>
-        </w:tc>
-        <w:tc>
-          <w:tcPr/>
-          <w:p>
-            <w:pPr>
-              <w:pStyle w:val="Compact"/>
-              <w:jc w:val="left"/>
-            </w:pPr>
-            <w:r>
-              <w:t xml:space="preserve">[0.046, 0.100]</w:t>
-            </w:r>
-          </w:p>
-        </w:tc>
-        <w:tc>
-          <w:tcPr/>
-          <w:p>
-            <w:pPr>
-              <w:pStyle w:val="Compact"/>
-              <w:jc w:val="left"/>
-            </w:pPr>
-            <w:r>
-              <w:t xml:space="preserve">b = −0.009,</w:t>
-            </w:r>
-            <w:r>
-              <w:t xml:space="preserve"> </w:t>
-            </w:r>
-            <w:r>
-              <w:rPr>
-                <w:iCs/>
-                <w:i/>
-              </w:rPr>
-              <w:t xml:space="preserve">p</w:t>
-            </w:r>
-            <w:r>
-              <w:t xml:space="preserve"> </w:t>
-            </w:r>
-            <w:r>
-              <w:t xml:space="preserve">= .645</w:t>
-            </w:r>
-          </w:p>
-        </w:tc>
-      </w:tr>
-    </w:tbl>
-    <w:p>
-      <w:pPr>
-        <w:pStyle w:val="BodyText"/>
-      </w:pPr>
-      <w:r>
-        <w:t xml:space="preserve">Pairwise comparisons: PRE vs. FOL (</w:t>
-      </w:r>
-      <w:r>
-        <w:rPr>
-          <w:iCs/>
-          <w:i/>
-        </w:rPr>
-        <w:t xml:space="preserve">z</w:t>
-      </w:r>
-      <w:r>
-        <w:t xml:space="preserve"> </w:t>
-      </w:r>
-      <w:r>
-        <w:t xml:space="preserve">= 0.46,</w:t>
-      </w:r>
-      <w:r>
-        <w:t xml:space="preserve"> </w:t>
-      </w:r>
-      <w:r>
-        <w:rPr>
-          <w:iCs/>
-          <w:i/>
-        </w:rPr>
-        <w:t xml:space="preserve">p</w:t>
-      </w:r>
-      <w:r>
-        <w:t xml:space="preserve"> </w:t>
-      </w:r>
-      <w:r>
-        <w:t xml:space="preserve">= .645); PRE vs. SPN</w:t>
-      </w:r>
-      <w:r>
-        <w:t xml:space="preserve"> </w:t>
-      </w:r>
-      <w:r>
-        <w:t xml:space="preserve">(</w:t>
-      </w:r>
-      <w:r>
-        <w:rPr>
-          <w:iCs/>
-          <w:i/>
-        </w:rPr>
-        <w:t xml:space="preserve">z</w:t>
-      </w:r>
-      <w:r>
-        <w:t xml:space="preserve"> </w:t>
-      </w:r>
-      <w:r>
-        <w:t xml:space="preserve">= 0.78,</w:t>
-      </w:r>
-      <w:r>
-        <w:t xml:space="preserve"> </w:t>
-      </w:r>
-      <w:r>
-        <w:rPr>
-          <w:iCs/>
-          <w:i/>
-        </w:rPr>
-        <w:t xml:space="preserve">p</w:t>
-      </w:r>
-      <w:r>
-        <w:t xml:space="preserve"> </w:t>
-      </w:r>
-      <w:r>
-        <w:t xml:space="preserve">= .434); FOL vs. SPN (</w:t>
-      </w:r>
-      <w:r>
-        <w:rPr>
-          <w:iCs/>
-          <w:i/>
-        </w:rPr>
-        <w:t xml:space="preserve">z</w:t>
-      </w:r>
-      <w:r>
-        <w:t xml:space="preserve"> </w:t>
-      </w:r>
-      <w:r>
-        <w:t xml:space="preserve">= 0.28,</w:t>
-      </w:r>
-      <w:r>
-        <w:t xml:space="preserve"> </w:t>
-      </w:r>
-      <w:r>
-        <w:rPr>
-          <w:iCs/>
-          <w:i/>
-        </w:rPr>
-        <w:t xml:space="preserve">p</w:t>
-      </w:r>
-      <w:r>
-        <w:t xml:space="preserve"> </w:t>
-      </w:r>
-      <w:r>
-        <w:t xml:space="preserve">= .782). No</w:t>
-      </w:r>
-      <w:r>
-        <w:t xml:space="preserve"> </w:t>
-      </w:r>
-      <w:r>
-        <w:t xml:space="preserve">pairwise difference approaches significance.</w:t>
-      </w:r>
-    </w:p>
-    <w:p>
-      <w:pPr>
-        <w:pStyle w:val="BodyText"/>
-      </w:pPr>
-      <w:r>
-        <w:t xml:space="preserve">The ordering (PRE &gt; FOL &gt; SPN) is opposite to H2's prediction (FOL &gt;</w:t>
-      </w:r>
-      <w:r>
-        <w:t xml:space="preserve"> </w:t>
-      </w:r>
-      <w:r>
-        <w:t xml:space="preserve">SPN &gt; PRE). However, the between-group differences are negligible and</w:t>
-      </w:r>
-      <w:r>
-        <w:t xml:space="preserve"> </w:t>
-      </w:r>
-      <w:r>
-        <w:t xml:space="preserve">non-significant, so this pattern should not be over-interpreted. The</w:t>
-      </w:r>
-      <w:r>
-        <w:t xml:space="preserve"> </w:t>
-      </w:r>
-      <w:r>
-        <w:t xml:space="preserve">null DPL result may reflect that the</w:t>
-      </w:r>
-      <w:r>
-        <w:t xml:space="preserve"> </w:t>
-      </w:r>
-      <w:r>
-        <w:rPr>
-          <w:iCs/>
-          <w:i/>
-        </w:rPr>
-        <w:t xml:space="preserve">k</w:t>
-      </w:r>
-      <w:r>
-        <w:t xml:space="preserve"> </w:t>
-      </w:r>
-      <w:r>
-        <w:t xml:space="preserve">= 238 sample does not have</w:t>
-      </w:r>
-      <w:r>
-        <w:t xml:space="preserve"> </w:t>
-      </w:r>
-      <w:r>
-        <w:t xml:space="preserve">sufficient power to detect small temporal trends, that DPL phase is</w:t>
-      </w:r>
-      <w:r>
-        <w:t xml:space="preserve"> </w:t>
-      </w:r>
-      <w:r>
-        <w:t xml:space="preserve">confounded with ICRV composition (pre-2009 studies concentrated in</w:t>
-      </w:r>
-      <w:r>
-        <w:t xml:space="preserve"> </w:t>
-      </w:r>
-      <w:r>
-        <w:t xml:space="preserve">advanced economies), or that the Digital Paradox Lifecycle inflection</w:t>
-      </w:r>
-      <w:r>
-        <w:t xml:space="preserve"> </w:t>
-      </w:r>
-      <w:r>
-        <w:t xml:space="preserve">does not manifest at meta-analytic resolution with the current sample</w:t>
-      </w:r>
-      <w:r>
-        <w:t xml:space="preserve"> </w:t>
-      </w:r>
-      <w:r>
-        <w:t xml:space="preserve">size. H2 is not supported.</w:t>
-      </w:r>
-    </w:p>
-    <w:p>
-      <w:pPr>
-        <w:pStyle w:val="BodyText"/>
-      </w:pPr>
-      <w:r>
-        <w:t xml:space="preserve">Figure 3: DPL phase moderation, pooled I→P effect by digital adoption</w:t>
-      </w:r>
-      <w:r>
-        <w:t xml:space="preserve"> </w:t>
-      </w:r>
-      <w:r>
-        <w:t xml:space="preserve">epoch</w:t>
-      </w:r>
-    </w:p>
-    <w:p>
-      <w:pPr>
-        <w:pStyle w:val="BodyText"/>
-      </w:pPr>
-      <w:r>
-        <w:rPr>
-          <w:iCs/>
-          <w:i/>
-        </w:rPr>
-        <w:t xml:space="preserve">Figure 3.</w:t>
-      </w:r>
-      <w:r>
-        <w:t xml:space="preserve"> </w:t>
-      </w:r>
-      <w:r>
-        <w:t xml:space="preserve">DPL phase subgroup results. Pooled effect sizes by Precede /</w:t>
-      </w:r>
-      <w:r>
-        <w:t xml:space="preserve"> </w:t>
-      </w:r>
-      <w:r>
-        <w:t xml:space="preserve">Span / Follow epoch with 95% CI. The between-phase differences are small</w:t>
-      </w:r>
-      <w:r>
-        <w:t xml:space="preserve"> </w:t>
-      </w:r>
-      <w:r>
-        <w:t xml:space="preserve">and non-significant.</w:t>
-      </w:r>
-    </w:p>
-    <w:bookmarkEnd w:id="40"/>
-    <w:bookmarkStart w:id="41" w:name="X19c46ecf699f27e790e5a8fa6520cb51f104e4a"/>
-    <w:p>
-      <w:pPr>
-        <w:pStyle w:val="Heading3"/>
-      </w:pPr>
-      <w:r>
-        <w:t xml:space="preserve">4.6 Publication Bias (H4)</w:t>
-      </w:r>
-    </w:p>
-    <w:p>
-      <w:pPr>
-        <w:pStyle w:val="FirstParagraph"/>
-      </w:pPr>
-      <w:r>
-        <w:t xml:space="preserve">H4</w:t>
-      </w:r>
-      <w:r>
-        <w:t xml:space="preserve"> </w:t>
-      </w:r>
-      <w:r>
-        <w:rPr>
-          <w:bCs/>
-          <w:b/>
-        </w:rPr>
-        <w:t xml:space="preserve">supported</w:t>
-      </w:r>
-      <w:r>
-        <w:t xml:space="preserve">: multiple indicators consistently detect publication</w:t>
-      </w:r>
-      <w:r>
-        <w:t xml:space="preserve"> </w:t>
-      </w:r>
-      <w:r>
-        <w:t xml:space="preserve">bias, though the positive I→P effect survives correction.</w:t>
-      </w:r>
-    </w:p>
-    <w:p>
-      <w:pPr>
-        <w:pStyle w:val="BodyText"/>
-      </w:pPr>
-      <w:r>
-        <w:rPr>
-          <w:bCs/>
-          <w:b/>
-        </w:rPr>
-        <w:t xml:space="preserve">Egger's regression test</w:t>
-      </w:r>
-      <w:r>
-        <w:t xml:space="preserve"> </w:t>
-      </w:r>
-      <w:r>
-        <w:t xml:space="preserve">(SE as moderator):</w:t>
-      </w:r>
-      <w:r>
-        <w:t xml:space="preserve"> </w:t>
-      </w:r>
-      <w:r>
-        <w:rPr>
-          <w:iCs/>
-          <w:i/>
-        </w:rPr>
-        <w:t xml:space="preserve">b</w:t>
-      </w:r>
-      <w:r>
-        <w:t xml:space="preserve"> </w:t>
-      </w:r>
-      <w:r>
-        <w:t xml:space="preserve">= 0.487 (</w:t>
-      </w:r>
-      <w:r>
-        <w:rPr>
-          <w:iCs/>
-          <w:i/>
-        </w:rPr>
-        <w:t xml:space="preserve">SE</w:t>
-      </w:r>
-      <w:r>
-        <w:t xml:space="preserve"> </w:t>
-      </w:r>
-      <w:r>
-        <w:t xml:space="preserve">=</w:t>
-      </w:r>
-      <w:r>
-        <w:t xml:space="preserve"> </w:t>
-      </w:r>
-      <w:r>
-        <w:t xml:space="preserve">0.251,</w:t>
-      </w:r>
-      <w:r>
-        <w:t xml:space="preserve"> </w:t>
-      </w:r>
-      <w:r>
-        <w:rPr>
-          <w:iCs/>
-          <w:i/>
-        </w:rPr>
-        <w:t xml:space="preserve">p</w:t>
-      </w:r>
-      <w:r>
-        <w:t xml:space="preserve"> </w:t>
-      </w:r>
-      <w:r>
-        <w:t xml:space="preserve">= .052), just above the conventional α = .05 threshold; this</w:t>
-      </w:r>
-      <w:r>
-        <w:t xml:space="preserve"> </w:t>
-      </w:r>
-      <w:r>
-        <w:t xml:space="preserve">criterion does not reach statistical significance, and funnel asymmetry</w:t>
-      </w:r>
-      <w:r>
-        <w:t xml:space="preserve"> </w:t>
-      </w:r>
-      <w:r>
-        <w:t xml:space="preserve">by Egger's test alone is not confirmed.</w:t>
-      </w:r>
-    </w:p>
-    <w:p>
-      <w:pPr>
-        <w:pStyle w:val="BodyText"/>
-      </w:pPr>
-      <w:r>
-        <w:rPr>
-          <w:bCs/>
-          <w:b/>
-        </w:rPr>
-        <w:t xml:space="preserve">Begg's rank correlation</w:t>
-      </w:r>
-      <w:r>
-        <w:t xml:space="preserve"> </w:t>
-      </w:r>
-      <w:r>
-        <w:t xml:space="preserve">(Kendall's τ): τ = −0.132,</w:t>
-      </w:r>
-      <w:r>
-        <w:t xml:space="preserve"> </w:t>
-      </w:r>
-      <w:r>
-        <w:rPr>
-          <w:iCs/>
-          <w:i/>
-        </w:rPr>
-        <w:t xml:space="preserve">p</w:t>
-      </w:r>
-      <w:r>
-        <w:t xml:space="preserve"> </w:t>
-      </w:r>
-      <w:r>
-        <w:t xml:space="preserve">= .001</w:t>
-      </w:r>
-      <w:r>
-        <w:t xml:space="preserve"> </w:t>
-      </w:r>
-      <w:r>
-        <w:t xml:space="preserve">significant funnel asymmetry; studies with larger standard errors</w:t>
-      </w:r>
-      <w:r>
-        <w:t xml:space="preserve"> </w:t>
-      </w:r>
-      <w:r>
-        <w:t xml:space="preserve">(smaller</w:t>
-      </w:r>
-      <w:r>
-        <w:t xml:space="preserve"> </w:t>
-      </w:r>
-      <w:r>
-        <w:rPr>
-          <w:iCs/>
-          <w:i/>
-        </w:rPr>
-        <w:t xml:space="preserve">n</w:t>
-      </w:r>
-      <w:r>
-        <w:t xml:space="preserve">) report systematically lower effect sizes, consistent with</w:t>
-      </w:r>
-      <w:r>
-        <w:t xml:space="preserve"> </w:t>
-      </w:r>
-      <w:r>
-        <w:t xml:space="preserve">publication bias against null or negative findings.</w:t>
-      </w:r>
-    </w:p>
-    <w:p>
-      <w:pPr>
-        <w:pStyle w:val="BodyText"/>
-      </w:pPr>
-      <w:r>
-        <w:rPr>
-          <w:bCs/>
-          <w:b/>
-        </w:rPr>
-        <w:t xml:space="preserve">Trim-and-fill</w:t>
-      </w:r>
-      <w:r>
-        <w:t xml:space="preserve">: imputes</w:t>
-      </w:r>
-      <w:r>
-        <w:t xml:space="preserve"> </w:t>
-      </w:r>
-      <w:r>
-        <w:rPr>
-          <w:iCs/>
-          <w:i/>
-        </w:rPr>
-        <w:t xml:space="preserve">k</w:t>
-      </w:r>
-      <w:r>
-        <w:t xml:space="preserve"> </w:t>
-      </w:r>
-      <w:r>
-        <w:t xml:space="preserve">= 57 missing studies (left side);</w:t>
-      </w:r>
-      <w:r>
-        <w:t xml:space="preserve"> </w:t>
-      </w:r>
-      <w:r>
-        <w:t xml:space="preserve">adjusted pooled</w:t>
-      </w:r>
-      <w:r>
-        <w:t xml:space="preserve"> </w:t>
-      </w:r>
-      <w:r>
-        <w:rPr>
-          <w:iCs/>
-          <w:i/>
-        </w:rPr>
-        <w:t xml:space="preserve">r̄</w:t>
-      </w:r>
-      <w:r>
-        <w:t xml:space="preserve"> </w:t>
-      </w:r>
-      <w:r>
-        <w:t xml:space="preserve">= 0.035 (95% CI [0.018, 0.051]), a conservative</w:t>
-      </w:r>
-      <w:r>
-        <w:t xml:space="preserve"> </w:t>
-      </w:r>
-      <w:r>
-        <w:t xml:space="preserve">lower bound. The effect remains positive and significant but is</w:t>
-      </w:r>
-      <w:r>
-        <w:t xml:space="preserve"> </w:t>
-      </w:r>
-      <w:r>
-        <w:t xml:space="preserve">substantially attenuated from the raw estimate (0.074 → 0.035).</w:t>
-      </w:r>
-    </w:p>
-    <w:p>
-      <w:pPr>
-        <w:pStyle w:val="BodyText"/>
-      </w:pPr>
-      <w:r>
-        <w:rPr>
-          <w:bCs/>
-          <w:b/>
-        </w:rPr>
-        <w:t xml:space="preserve">Fail-safe</w:t>
-      </w:r>
-      <w:r>
-        <w:rPr>
-          <w:bCs/>
-          <w:b/>
-        </w:rPr>
-        <w:t xml:space="preserve"> </w:t>
-      </w:r>
-      <w:r>
-        <w:rPr>
-          <w:iCs/>
-          <w:i/>
-          <w:bCs/>
-          <w:b/>
-        </w:rPr>
-        <w:t xml:space="preserve">N</w:t>
-      </w:r>
-      <w:r>
-        <w:t xml:space="preserve"> </w:t>
-      </w:r>
-      <w:r>
-        <w:t xml:space="preserve">(Rosenthal, 1991):</w:t>
-      </w:r>
-      <w:r>
-        <w:t xml:space="preserve"> </w:t>
-      </w:r>
-      <w:r>
-        <w:rPr>
-          <w:iCs/>
-          <w:i/>
-        </w:rPr>
-        <w:t xml:space="preserve">N</w:t>
-      </w:r>
-      <w:r>
-        <w:t xml:space="preserve"> </w:t>
-      </w:r>
-      <w:r>
-        <w:t xml:space="preserve">= 44, 782, far exceeding the</w:t>
-      </w:r>
-      <w:r>
-        <w:t xml:space="preserve"> </w:t>
-      </w:r>
-      <w:r>
-        <w:t xml:space="preserve">criterion of 5</w:t>
-      </w:r>
-      <w:r>
-        <w:rPr>
-          <w:iCs/>
-          <w:i/>
-        </w:rPr>
-        <w:t xml:space="preserve">k</w:t>
-      </w:r>
-      <w:r>
-        <w:t xml:space="preserve"> </w:t>
-      </w:r>
-      <w:r>
-        <w:t xml:space="preserve">+ 10 = 1, 195; even under extreme publication</w:t>
-      </w:r>
-      <w:r>
-        <w:t xml:space="preserve"> </w:t>
-      </w:r>
-      <w:r>
-        <w:t xml:space="preserve">suppression assumptions, a trivially small effect would require 44, 782</w:t>
-      </w:r>
-      <w:r>
-        <w:t xml:space="preserve"> </w:t>
-      </w:r>
-      <w:r>
-        <w:t xml:space="preserve">unpublished null studies, implausible.</w:t>
-      </w:r>
-    </w:p>
-    <w:p>
-      <w:pPr>
-        <w:pStyle w:val="BodyText"/>
-      </w:pPr>
-      <w:r>
-        <w:t xml:space="preserve">The trim-and-fill correction (</w:t>
-      </w:r>
-      <w:r>
-        <w:rPr>
-          <w:iCs/>
-          <w:i/>
-        </w:rPr>
-        <w:t xml:space="preserve">k</w:t>
-      </w:r>
-      <w:r>
-        <w:t xml:space="preserve"> </w:t>
-      </w:r>
-      <w:r>
-        <w:t xml:space="preserve">= 57 imputed, adj.</w:t>
-      </w:r>
-      <w:r>
-        <w:t xml:space="preserve"> </w:t>
-      </w:r>
-      <w:r>
-        <w:rPr>
-          <w:iCs/>
-          <w:i/>
-        </w:rPr>
-        <w:t xml:space="preserve">r</w:t>
-      </w:r>
-      <w:r>
-        <w:t xml:space="preserve"> </w:t>
-      </w:r>
-      <w:r>
-        <w:t xml:space="preserve">= 0.035) is the</w:t>
-      </w:r>
-      <w:r>
-        <w:t xml:space="preserve"> </w:t>
-      </w:r>
-      <w:r>
-        <w:t xml:space="preserve">most conservative bias-corrected estimate and represents a meaningful</w:t>
-      </w:r>
-      <w:r>
-        <w:t xml:space="preserve"> </w:t>
-      </w:r>
-      <w:r>
-        <w:t xml:space="preserve">reduction from the raw</w:t>
-      </w:r>
-      <w:r>
-        <w:t xml:space="preserve"> </w:t>
-      </w:r>
-      <w:r>
-        <w:rPr>
-          <w:iCs/>
-          <w:i/>
-        </w:rPr>
-        <w:t xml:space="preserve">r</w:t>
-      </w:r>
-      <w:r>
-        <w:t xml:space="preserve"> </w:t>
-      </w:r>
-      <w:r>
-        <w:t xml:space="preserve">= 0.074. Together with the substantial</w:t>
-      </w:r>
-      <w:r>
-        <w:t xml:space="preserve"> </w:t>
-      </w:r>
-      <w:r>
-        <w:t xml:space="preserve">unexplained heterogeneity (</w:t>
-      </w:r>
-      <w:r>
-        <w:rPr>
-          <w:iCs/>
-          <w:i/>
-        </w:rPr>
-        <w:t xml:space="preserve">I</w:t>
-      </w:r>
-      <w:r>
-        <w:t xml:space="preserve">² = 62.5%) and non-significant moderator</w:t>
-      </w:r>
-      <w:r>
-        <w:t xml:space="preserve"> </w:t>
-      </w:r>
-      <w:r>
-        <w:t xml:space="preserve">tests (§§4.3–4.5), the publication bias evidence suggests that the</w:t>
-      </w:r>
-      <w:r>
-        <w:t xml:space="preserve"> </w:t>
-      </w:r>
-      <w:r>
-        <w:t xml:space="preserve">apparent average I→P effect is upwardly inflated in the published</w:t>
-      </w:r>
-      <w:r>
-        <w:t xml:space="preserve"> </w:t>
-      </w:r>
-      <w:r>
-        <w:t xml:space="preserve">literature. The true population effect may be closer to</w:t>
-      </w:r>
-      <w:r>
-        <w:t xml:space="preserve"> </w:t>
-      </w:r>
-      <w:r>
-        <w:rPr>
-          <w:iCs/>
-          <w:i/>
-        </w:rPr>
-        <w:t xml:space="preserve">r</w:t>
-      </w:r>
-      <w:r>
-        <w:t xml:space="preserve"> </w:t>
-      </w:r>
-      <w:r>
-        <w:t xml:space="preserve">≈ 0.035.</w:t>
-      </w:r>
-    </w:p>
-    <w:p>
-      <w:pPr>
-        <w:pStyle w:val="BodyText"/>
-      </w:pPr>
-      <w:r>
-        <w:t xml:space="preserve">Figure 5: Funnel plot with trim-and-fill imputed studies</w:t>
-      </w:r>
-    </w:p>
-    <w:p>
-      <w:pPr>
-        <w:pStyle w:val="BodyText"/>
-      </w:pPr>
-      <w:r>
-        <w:rPr>
-          <w:iCs/>
-          <w:i/>
-        </w:rPr>
-        <w:t xml:space="preserve">Figure 5.</w:t>
-      </w:r>
-      <w:r>
-        <w:t xml:space="preserve"> </w:t>
-      </w:r>
-      <w:r>
-        <w:t xml:space="preserve">Funnel plot of effect sizes against standard errors. Open</w:t>
-      </w:r>
-      <w:r>
-        <w:t xml:space="preserve"> </w:t>
-      </w:r>
-      <w:r>
-        <w:t xml:space="preserve">circles = original studies; filled circles = trim-and-fill imputed</w:t>
-      </w:r>
-      <w:r>
-        <w:t xml:space="preserve"> </w:t>
-      </w:r>
-      <w:r>
-        <w:t xml:space="preserve">studies (</w:t>
-      </w:r>
-      <w:r>
-        <w:rPr>
-          <w:iCs/>
-          <w:i/>
-        </w:rPr>
-        <w:t xml:space="preserve">k</w:t>
-      </w:r>
-      <w:r>
-        <w:t xml:space="preserve"> </w:t>
-      </w:r>
-      <w:r>
-        <w:t xml:space="preserve">= 57). Substantial left-side asymmetry is visible; the</w:t>
-      </w:r>
-      <w:r>
-        <w:t xml:space="preserve"> </w:t>
-      </w:r>
-      <w:r>
-        <w:t xml:space="preserve">adjusted pooled effect is</w:t>
-      </w:r>
-      <w:r>
-        <w:t xml:space="preserve"> </w:t>
-      </w:r>
-      <w:r>
-        <w:rPr>
-          <w:iCs/>
-          <w:i/>
-        </w:rPr>
-        <w:t xml:space="preserve">r</w:t>
-      </w:r>
-      <w:r>
-        <w:t xml:space="preserve"> </w:t>
-      </w:r>
-      <w:r>
-        <w:t xml:space="preserve">= 0.035.</w:t>
-      </w:r>
-    </w:p>
-    <w:bookmarkEnd w:id="41"/>
-    <w:bookmarkStart w:id="42" w:name="X2944bef6cd2d25cd29d80b35f2bf895bc8ca4c2"/>
-    <w:p>
-      <w:pPr>
-        <w:pStyle w:val="Heading3"/>
-      </w:pPr>
-      <w:r>
-        <w:t xml:space="preserve">4.7 Robustness</w:t>
-      </w:r>
-    </w:p>
-    <w:tbl>
-      <w:tblPr>
-        <w:tblStyle w:val="Table"/>
-        <w:tblW w:type="auto" w:w="0"/>
-        <w:tblLook w:firstRow="1" w:lastRow="0" w:firstColumn="0" w:lastColumn="0" w:noHBand="0" w:noVBand="0" w:val="0020"/>
-        <w:jc w:val="start"/>
-      </w:tblPr>
-      <w:tblGrid>
-        <w:gridCol w:w="1584"/>
-        <w:gridCol w:w="1584"/>
-        <w:gridCol w:w="1584"/>
-        <w:gridCol w:w="1584"/>
-        <w:gridCol w:w="1584"/>
-      </w:tblGrid>
-      <w:tr>
-        <w:trPr>
-          <w:tblHeader w:val="true"/>
-        </w:trPr>
-        <w:tc>
-          <w:tcPr/>
-          <w:p>
-            <w:pPr>
-              <w:pStyle w:val="Compact"/>
-              <w:jc w:val="left"/>
-            </w:pPr>
-            <w:r>
-              <w:t xml:space="preserve">Check</w:t>
-            </w:r>
-          </w:p>
-        </w:tc>
-        <w:tc>
-          <w:tcPr/>
-          <w:p>
-            <w:pPr>
-              <w:pStyle w:val="Compact"/>
-              <w:jc w:val="left"/>
-            </w:pPr>
-            <w:r>
-              <w:t xml:space="preserve">K</w:t>
-            </w:r>
-          </w:p>
-        </w:tc>
-        <w:tc>
-          <w:tcPr/>
-          <w:p>
-            <w:pPr>
-              <w:pStyle w:val="Compact"/>
-              <w:jc w:val="left"/>
-            </w:pPr>
-            <w:r>
-              <w:rPr>
-                <w:iCs/>
-                <w:i/>
-              </w:rPr>
-              <w:t xml:space="preserve">r̄</w:t>
-            </w:r>
-          </w:p>
-        </w:tc>
-        <w:tc>
-          <w:tcPr/>
-          <w:p>
-            <w:pPr>
-              <w:pStyle w:val="Compact"/>
-              <w:jc w:val="left"/>
-            </w:pPr>
-            <w:r>
-              <w:t xml:space="preserve">95% CI</w:t>
-            </w:r>
-          </w:p>
-        </w:tc>
-        <w:tc>
-          <w:tcPr/>
-          <w:p>
-            <w:pPr>
-              <w:pStyle w:val="Compact"/>
-              <w:jc w:val="left"/>
-            </w:pPr>
-            <w:r>
-              <w:t xml:space="preserve">Note</w:t>
-            </w:r>
-          </w:p>
-        </w:tc>
-      </w:tr>
-      <w:tr>
-        <w:tc>
-          <w:tcPr/>
-          <w:p>
-            <w:pPr>
-              <w:pStyle w:val="Compact"/>
-              <w:jc w:val="left"/>
-            </w:pPr>
-            <w:r>
-              <w:t xml:space="preserve">Main analysis</w:t>
+              <w:t xml:space="preserve">DL estimator (two-level)</w:t>
             </w:r>
           </w:p>
         </w:tc>
@@ -8079,36 +8466,19 @@
               <w:jc w:val="left"/>
             </w:pPr>
             <w:r>
-              <w:t xml:space="preserve">[0.060, 0.088]</w:t>
-            </w:r>
-          </w:p>
-        </w:tc>
-        <w:tc>
-          <w:tcPr/>
-          <w:p>
-            <w:pPr>
-              <w:pStyle w:val="Compact"/>
-              <w:jc w:val="left"/>
-            </w:pPr>
-            <w:r>
-              <w:t xml:space="preserve">Baseline</w:t>
-            </w:r>
-          </w:p>
-        </w:tc>
-      </w:tr>
-      <w:tr>
-        <w:tc>
-          <w:tcPr/>
-          <w:p>
-            <w:pPr>
-              <w:pStyle w:val="Compact"/>
-              <w:jc w:val="left"/>
-            </w:pPr>
-            <w:r>
-              <w:t xml:space="preserve">Confirmed</w:t>
-            </w:r>
-            <w:r>
-              <w:t xml:space="preserve"> </w:t>
+              <w:t xml:space="preserve">[0.061, 0.086]</w:t>
+            </w:r>
+          </w:p>
+        </w:tc>
+        <w:tc>
+          <w:tcPr/>
+          <w:p>
+            <w:pPr>
+              <w:pStyle w:val="Compact"/>
+              <w:jc w:val="left"/>
+            </w:pPr>
+            <w:r>
+              <w:t xml:space="preserve">Δ</w:t>
             </w:r>
             <w:r>
               <w:rPr>
@@ -8121,55 +8491,7 @@
               <w:t xml:space="preserve"> </w:t>
             </w:r>
             <w:r>
-              <w:t xml:space="preserve">only (exclude estimated)</w:t>
-            </w:r>
-          </w:p>
-        </w:tc>
-        <w:tc>
-          <w:tcPr/>
-          <w:p>
-            <w:pPr>
-              <w:pStyle w:val="Compact"/>
-              <w:jc w:val="left"/>
-            </w:pPr>
-            <w:r>
-              <w:t xml:space="preserve">240</w:t>
-            </w:r>
-          </w:p>
-        </w:tc>
-        <w:tc>
-          <w:tcPr/>
-          <w:p>
-            <w:pPr>
-              <w:pStyle w:val="Compact"/>
-              <w:jc w:val="left"/>
-            </w:pPr>
-            <w:r>
-              <w:t xml:space="preserve">0.077</w:t>
-            </w:r>
-          </w:p>
-        </w:tc>
-        <w:tc>
-          <w:tcPr/>
-          <w:p>
-            <w:pPr>
-              <w:pStyle w:val="Compact"/>
-              <w:jc w:val="left"/>
-            </w:pPr>
-            <w:r>
-              <w:t xml:space="preserve">[0.059, 0.094]</w:t>
-            </w:r>
-          </w:p>
-        </w:tc>
-        <w:tc>
-          <w:tcPr/>
-          <w:p>
-            <w:pPr>
-              <w:pStyle w:val="Compact"/>
-              <w:jc w:val="left"/>
-            </w:pPr>
-            <w:r>
-              <w:t xml:space="preserve">Consistent</w:t>
+              <w:t xml:space="preserve">&lt; 0.01 vs. three-level</w:t>
             </w:r>
           </w:p>
         </w:tc>
@@ -8183,283 +8505,6 @@
               <w:jc w:val="left"/>
             </w:pPr>
             <w:r>
-              <w:t xml:space="preserve">Exclude</w:t>
-            </w:r>
-            <w:r>
-              <w:t xml:space="preserve"> </w:t>
-            </w:r>
-            <w:r>
-              <w:rPr>
-                <w:iCs/>
-                <w:i/>
-              </w:rPr>
-              <w:t xml:space="preserve">n</w:t>
-            </w:r>
-            <w:r>
-              <w:t xml:space="preserve"> </w:t>
-            </w:r>
-            <w:r>
-              <w:t xml:space="preserve">&lt; 30</w:t>
-            </w:r>
-          </w:p>
-        </w:tc>
-        <w:tc>
-          <w:tcPr/>
-          <w:p>
-            <w:pPr>
-              <w:pStyle w:val="Compact"/>
-              <w:jc w:val="left"/>
-            </w:pPr>
-            <w:r>
-              <w:t xml:space="preserve">285</w:t>
-            </w:r>
-          </w:p>
-        </w:tc>
-        <w:tc>
-          <w:tcPr/>
-          <w:p>
-            <w:pPr>
-              <w:pStyle w:val="Compact"/>
-              <w:jc w:val="left"/>
-            </w:pPr>
-            <w:r>
-              <w:t xml:space="preserve">0.073</w:t>
-            </w:r>
-          </w:p>
-        </w:tc>
-        <w:tc>
-          <w:tcPr/>
-          <w:p>
-            <w:pPr>
-              <w:pStyle w:val="Compact"/>
-              <w:jc w:val="left"/>
-            </w:pPr>
-            <w:r>
-              <w:t xml:space="preserve">[0.059, 0.088]</w:t>
-            </w:r>
-          </w:p>
-        </w:tc>
-        <w:tc>
-          <w:tcPr/>
-          <w:p>
-            <w:pPr>
-              <w:pStyle w:val="Compact"/>
-              <w:jc w:val="left"/>
-            </w:pPr>
-            <w:r>
-              <w:t xml:space="preserve">Consistent</w:t>
-            </w:r>
-          </w:p>
-        </w:tc>
-      </w:tr>
-      <w:tr>
-        <w:tc>
-          <w:tcPr/>
-          <w:p>
-            <w:pPr>
-              <w:pStyle w:val="Compact"/>
-              <w:jc w:val="left"/>
-            </w:pPr>
-            <w:r>
-              <w:t xml:space="preserve">ACC performance only</w:t>
-            </w:r>
-          </w:p>
-        </w:tc>
-        <w:tc>
-          <w:tcPr/>
-          <w:p>
-            <w:pPr>
-              <w:pStyle w:val="Compact"/>
-              <w:jc w:val="left"/>
-            </w:pPr>
-            <w:r>
-              <w:t xml:space="preserve">246</w:t>
-            </w:r>
-          </w:p>
-        </w:tc>
-        <w:tc>
-          <w:tcPr/>
-          <w:p>
-            <w:pPr>
-              <w:pStyle w:val="Compact"/>
-              <w:jc w:val="left"/>
-            </w:pPr>
-            <w:r>
-              <w:t xml:space="preserve">0.075</w:t>
-            </w:r>
-          </w:p>
-        </w:tc>
-        <w:tc>
-          <w:tcPr/>
-          <w:p>
-            <w:pPr>
-              <w:pStyle w:val="Compact"/>
-              <w:jc w:val="left"/>
-            </w:pPr>
-            <w:r>
-              <w:t xml:space="preserve">[0.059, 0.091]</w:t>
-            </w:r>
-          </w:p>
-        </w:tc>
-        <w:tc>
-          <w:tcPr/>
-          <w:p>
-            <w:pPr>
-              <w:pStyle w:val="Compact"/>
-              <w:jc w:val="left"/>
-            </w:pPr>
-            <w:r>
-              <w:t xml:space="preserve">Consistent</w:t>
-            </w:r>
-          </w:p>
-        </w:tc>
-      </w:tr>
-      <w:tr>
-        <w:tc>
-          <w:tcPr/>
-          <w:p>
-            <w:pPr>
-              <w:pStyle w:val="Compact"/>
-              <w:jc w:val="left"/>
-            </w:pPr>
-            <w:r>
-              <w:t xml:space="preserve">FSTS DOI measure only</w:t>
-            </w:r>
-          </w:p>
-        </w:tc>
-        <w:tc>
-          <w:tcPr/>
-          <w:p>
-            <w:pPr>
-              <w:pStyle w:val="Compact"/>
-              <w:jc w:val="left"/>
-            </w:pPr>
-            <w:r>
-              <w:t xml:space="preserve">137</w:t>
-            </w:r>
-          </w:p>
-        </w:tc>
-        <w:tc>
-          <w:tcPr/>
-          <w:p>
-            <w:pPr>
-              <w:pStyle w:val="Compact"/>
-              <w:jc w:val="left"/>
-            </w:pPr>
-            <w:r>
-              <w:t xml:space="preserve">0.060</w:t>
-            </w:r>
-          </w:p>
-        </w:tc>
-        <w:tc>
-          <w:tcPr/>
-          <w:p>
-            <w:pPr>
-              <w:pStyle w:val="Compact"/>
-              <w:jc w:val="left"/>
-            </w:pPr>
-            <w:r>
-              <w:t xml:space="preserve">[0.041, 0.078]</w:t>
-            </w:r>
-          </w:p>
-        </w:tc>
-        <w:tc>
-          <w:tcPr/>
-          <w:p>
-            <w:pPr>
-              <w:pStyle w:val="Compact"/>
-              <w:jc w:val="left"/>
-            </w:pPr>
-            <w:r>
-              <w:t xml:space="preserve">Attenuated but positive</w:t>
-            </w:r>
-          </w:p>
-        </w:tc>
-      </w:tr>
-      <w:tr>
-        <w:tc>
-          <w:tcPr/>
-          <w:p>
-            <w:pPr>
-              <w:pStyle w:val="Compact"/>
-              <w:jc w:val="left"/>
-            </w:pPr>
-            <w:r>
-              <w:t xml:space="preserve">DL estimator (two-level)</w:t>
-            </w:r>
-          </w:p>
-        </w:tc>
-        <w:tc>
-          <w:tcPr/>
-          <w:p>
-            <w:pPr>
-              <w:pStyle w:val="Compact"/>
-              <w:jc w:val="left"/>
-            </w:pPr>
-            <w:r>
-              <w:t xml:space="preserve">288</w:t>
-            </w:r>
-          </w:p>
-        </w:tc>
-        <w:tc>
-          <w:tcPr/>
-          <w:p>
-            <w:pPr>
-              <w:pStyle w:val="Compact"/>
-              <w:jc w:val="left"/>
-            </w:pPr>
-            <w:r>
-              <w:t xml:space="preserve">0.074</w:t>
-            </w:r>
-          </w:p>
-        </w:tc>
-        <w:tc>
-          <w:tcPr/>
-          <w:p>
-            <w:pPr>
-              <w:pStyle w:val="Compact"/>
-              <w:jc w:val="left"/>
-            </w:pPr>
-            <w:r>
-              <w:t xml:space="preserve">[0.061, 0.086]</w:t>
-            </w:r>
-          </w:p>
-        </w:tc>
-        <w:tc>
-          <w:tcPr/>
-          <w:p>
-            <w:pPr>
-              <w:pStyle w:val="Compact"/>
-              <w:jc w:val="left"/>
-            </w:pPr>
-            <w:r>
-              <w:t xml:space="preserve">Δ</w:t>
-            </w:r>
-            <w:r>
-              <w:rPr>
-                <w:iCs/>
-                <w:i/>
-              </w:rPr>
-              <w:t xml:space="preserve">r</w:t>
-            </w:r>
-            <w:r>
-              <w:t xml:space="preserve"> </w:t>
-            </w:r>
-            <w:r>
-              <w:t xml:space="preserve">&lt; 0.01 vs. three-level</w:t>
-            </w:r>
-          </w:p>
-        </w:tc>
-      </w:tr>
-      <w:tr>
-        <w:tc>
-          <w:tcPr/>
-          <w:p>
-            <w:pPr>
-              <w:pStyle w:val="Compact"/>
-              <w:jc w:val="left"/>
-            </w:pPr>
-            <w:r>
               <w:t xml:space="preserve">Leave-one-out range</w:t>
             </w:r>
           </w:p>
@@ -8665,7 +8710,7 @@
     </w:p>
     <w:bookmarkEnd w:id="42"/>
     <w:bookmarkEnd w:id="43"/>
-    <w:bookmarkStart w:id="48" w:name="X735612638e4e736e4693e459c258977262c0dfc"/>
+    <w:bookmarkStart w:id="48" w:name="discussion"/>
     <w:p>
       <w:pPr>
         <w:pStyle w:val="Heading2"/>
@@ -8674,7 +8719,7 @@
         <w:t xml:space="preserve">5. Discussion</w:t>
       </w:r>
     </w:p>
-    <w:bookmarkStart w:id="44" w:name="X358d8a6bfbc612aa554abb1739dd28765579392"/>
+    <w:bookmarkStart w:id="44" w:name="alignment-with-country-level-evidence"/>
     <w:p>
       <w:pPr>
         <w:pStyle w:val="Heading3"/>
@@ -8951,7 +8996,7 @@
         <w:t xml:space="preserve"> </w:t>
       </w:r>
       <w:r>
-        <w:t xml:space="preserve">consistent with CIMT's institutional friction argument. At the</w:t>
+        <w:t xml:space="preserve">consistent with CIMT’s institutional friction argument. At the</w:t>
       </w:r>
       <w:r>
         <w:t xml:space="preserve"> </w:t>
@@ -8975,7 +9020,7 @@
         <w:t xml:space="preserve"> </w:t>
       </w:r>
       <w:r>
-        <w:t xml:space="preserve">factors, a pattern consistent with CIMT's prediction that firm-level</w:t>
+        <w:t xml:space="preserve">factors, a pattern consistent with CIMT’s prediction that firm-level</w:t>
       </w:r>
       <w:r>
         <w:t xml:space="preserve"> </w:t>
@@ -9275,17 +9320,17 @@
         <w:t xml:space="preserve"> </w:t>
       </w:r>
       <w:r>
-        <w:t xml:space="preserve">= 0.079 vs. 0.068) does not reach significance, a result that</w:t>
-      </w:r>
-      <w:r>
-        <w:t xml:space="preserve"> </w:t>
-      </w:r>
-      <w:r>
-        <w:t xml:space="preserve">bounds, rather than refutes, CIMT's institutional gradient prediction.</w:t>
+        <w:t xml:space="preserve">= 0.079 vs. 0.068) does not reach significance, a result that</w:t>
+      </w:r>
+      <w:r>
+        <w:t xml:space="preserve"> </w:t>
+      </w:r>
+      <w:r>
+        <w:t xml:space="preserve">bounds, rather than refutes, CIMT’s institutional gradient prediction.</w:t>
       </w:r>
     </w:p>
     <w:bookmarkEnd w:id="44"/>
-    <w:bookmarkStart w:id="45" w:name="X688563909f8febb75275ad832e560c448093230"/>
+    <w:bookmarkStart w:id="45" w:name="theoretical-contributions"/>
     <w:p>
       <w:pPr>
         <w:pStyle w:val="Heading3"/>
@@ -9660,7 +9705,7 @@
         <w:t xml:space="preserve"> </w:t>
       </w:r>
       <w:r>
-        <w:t xml:space="preserve">and significant Begg's τ (</w:t>
+        <w:t xml:space="preserve">and significant Begg’s τ (</w:t>
       </w:r>
       <w:r>
         <w:rPr>
@@ -9741,7 +9786,25 @@
         <w:t xml:space="preserve"> </w:t>
       </w:r>
       <w:r>
-        <w:t xml:space="preserve">literature's widely cited "positive I→P relationship" is partially an</w:t>
+        <w:t xml:space="preserve">literature’s widely cited</w:t>
+      </w:r>
+      <w:r>
+        <w:t xml:space="preserve"> </w:t>
+      </w:r>
+      <w:r>
+        <w:t xml:space="preserve">“</w:t>
+      </w:r>
+      <w:r>
+        <w:t xml:space="preserve">positive I→P relationship</w:t>
+      </w:r>
+      <w:r>
+        <w:t xml:space="preserve">”</w:t>
+      </w:r>
+      <w:r>
+        <w:t xml:space="preserve"> </w:t>
+      </w:r>
+      <w:r>
+        <w:t xml:space="preserve">is partially an</w:t>
       </w:r>
       <w:r>
         <w:t xml:space="preserve"> </w:t>
@@ -9751,7 +9814,7 @@
       </w:r>
     </w:p>
     <w:bookmarkEnd w:id="45"/>
-    <w:bookmarkStart w:id="46" w:name="Xb1fcf2c8d5f0b973be8539a5c4cf4005bf85f3d"/>
+    <w:bookmarkStart w:id="46" w:name="managerial-and-policy-implications"/>
     <w:p>
       <w:pPr>
         <w:pStyle w:val="Heading3"/>
@@ -9878,7 +9941,19 @@
         <w:t xml:space="preserve"> </w:t>
       </w:r>
       <w:r>
-        <w:t xml:space="preserve">"internationalization improves performance" unconditionally.</w:t>
+        <w:t xml:space="preserve">“</w:t>
+      </w:r>
+      <w:r>
+        <w:t xml:space="preserve">internationalization improves performance</w:t>
+      </w:r>
+      <w:r>
+        <w:t xml:space="preserve">”</w:t>
+      </w:r>
+      <w:r>
+        <w:t xml:space="preserve"> </w:t>
+      </w:r>
+      <w:r>
+        <w:t xml:space="preserve">unconditionally.</w:t>
       </w:r>
     </w:p>
     <w:p>
@@ -9937,7 +10012,7 @@
         <w:t xml:space="preserve"> </w:t>
       </w:r>
       <w:r>
-        <w:t xml:space="preserve">null-hypothesis reporting. Publication practices in the I→P literature</w:t>
+        <w:t xml:space="preserve">null-hypothesis reporting. Publication practices in the I→P literature,</w:t>
       </w:r>
       <w:r>
         <w:t xml:space="preserve"> </w:t>
@@ -9949,7 +10024,7 @@
         <w:t xml:space="preserve"> </w:t>
       </w:r>
       <w:r>
-        <w:t xml:space="preserve">field's understanding of when and why internationalization helps.</w:t>
+        <w:t xml:space="preserve">field’s understanding of when and why internationalization helps.</w:t>
       </w:r>
       <w:r>
         <w:t xml:space="preserve"> </w:t>
@@ -10038,7 +10113,7 @@
       </w:r>
     </w:p>
     <w:bookmarkEnd w:id="46"/>
-    <w:bookmarkStart w:id="47" w:name="X0f6e89d87400594fb1abd2d07a881153acd68bb"/>
+    <w:bookmarkStart w:id="47" w:name="limitations-and-inferential-bounds"/>
     <w:p>
       <w:pPr>
         <w:pStyle w:val="Heading3"/>
@@ -10089,7 +10164,19 @@
         <w:t xml:space="preserve"> </w:t>
       </w:r>
       <w:r>
-        <w:t xml:space="preserve">CI) does not permit definitive conclusions about the "forced-penalty"</w:t>
+        <w:t xml:space="preserve">CI) does not permit definitive conclusions about the</w:t>
+      </w:r>
+      <w:r>
+        <w:t xml:space="preserve"> </w:t>
+      </w:r>
+      <w:r>
+        <w:t xml:space="preserve">“</w:t>
+      </w:r>
+      <w:r>
+        <w:t xml:space="preserve">forced-penalty</w:t>
+      </w:r>
+      <w:r>
+        <w:t xml:space="preserve">”</w:t>
       </w:r>
       <w:r>
         <w:t xml:space="preserve"> </w:t>
@@ -10239,7 +10326,7 @@
     </w:p>
     <w:bookmarkEnd w:id="47"/>
     <w:bookmarkEnd w:id="48"/>
-    <w:bookmarkStart w:id="49" w:name="X6b297cc947e0db5526be369b1f0f4ddc67b2415"/>
+    <w:bookmarkStart w:id="49" w:name="conclusion"/>
     <w:p>
       <w:pPr>
         <w:pStyle w:val="Heading2"/>
@@ -10620,7 +10707,7 @@
         <w:t xml:space="preserve"> </w:t>
       </w:r>
       <w:r>
-        <w:t xml:space="preserve">positive but considerably attenuated. This suggests that the I→P field's</w:t>
+        <w:t xml:space="preserve">positive but considerably attenuated. This suggests that the I→P field’s</w:t>
       </w:r>
       <w:r>
         <w:t xml:space="preserve"> </w:t>
@@ -10835,7 +10922,7 @@
         <w:t xml:space="preserve"> </w:t>
       </w:r>
       <w:r>
-        <w:t xml:space="preserve">Pouresmaeili et al. 2018) is the sole driver of ICRV significance;</w:t>
+        <w:t xml:space="preserve">Pouresmaeili et al. 2018) is the sole driver of ICRV significance;</w:t>
       </w:r>
       <w:r>
         <w:t xml:space="preserve"> </w:t>
@@ -10877,7 +10964,7 @@
         <w:t xml:space="preserve"> </w:t>
       </w:r>
       <w:r>
-        <w:t xml:space="preserve">vintage mismatch between the study's data period and the DAI score's</w:t>
+        <w:t xml:space="preserve">vintage mismatch between the study’s data period and the DAI score’s</w:t>
       </w:r>
       <w:r>
         <w:t xml:space="preserve"> </w:t>
@@ -11191,7 +11278,7 @@
         <w:pStyle w:val="FirstParagraph"/>
       </w:pPr>
       <w:r>
-        <w:t xml:space="preserve">During the preparation of this work, the authors used two software aids, each under full human control and verification. First, a purpose-built large-language-model-assisted tool (M-AIDA, using Anthropic Claude) was used to assist effect-size extraction and statistical conversion from the primary studies; every value proposed by the tool was independently checked, corrected where necessary, and permanently locked by the Principal Investigator before entry into the analysis database. Second, Grammarly was used to correct spelling, grammar, and punctuation in the authors' own text. No generative AI tool selected studies, made eligibility decisions, performed the statistical analysis, or generated any interpretive or written content; the authors reviewed all outputs and take full responsibility for the content of the publication.</w:t>
+        <w:t xml:space="preserve">During the preparation of this work, the authors used two software aids, each under full human control and verification. First, a purpose-built large-language-model-assisted tool (M-AIDA, using Anthropic Claude) was used to assist effect-size extraction and statistical conversion from the primary studies; every value proposed by the tool was independently checked, corrected where necessary, and permanently locked by the Principal Investigator before entry into the analysis database. Second, Grammarly was used to correct spelling, grammar, and punctuation in the authors’ own text. No generative AI tool selected studies, made eligibility decisions, performed the statistical analysis, or generated any interpretive or written content; the authors reviewed all outputs and take full responsibility for the content of the publication.</w:t>
       </w:r>
     </w:p>
     <w:bookmarkEnd w:id="53"/>
@@ -11922,40 +12009,38 @@
         <w:pStyle w:val="BodyText"/>
       </w:pPr>
       <w:r>
-        <w:t xml:space="preserve">Jensen, M. C., &amp; Meckling, W. H. (1976). Theory of the firm: Managerial</w:t>
-      </w:r>
-      <w:r>
-        <w:t xml:space="preserve"> </w:t>
-      </w:r>
-      <w:r>
-        <w:t xml:space="preserve">behavior, agency costs and ownership structure.</w:t>
-      </w:r>
-      <w:r>
-        <w:t xml:space="preserve"> </w:t>
-      </w:r>
-      <w:r>
-        <w:rPr>
-          <w:iCs/>
-          <w:i/>
-        </w:rPr>
-        <w:t xml:space="preserve">Journal of Financial</w:t>
-      </w:r>
-      <w:r>
-        <w:rPr>
-          <w:iCs/>
-          <w:i/>
-        </w:rPr>
-        <w:t xml:space="preserve"> </w:t>
-      </w:r>
-      <w:r>
-        <w:rPr>
-          <w:iCs/>
-          <w:i/>
-        </w:rPr>
-        <w:t xml:space="preserve">Economics, 3</w:t>
-      </w:r>
-      <w:r>
-        <w:t xml:space="preserve">(4), 305–360.</w:t>
+        <w:t xml:space="preserve">Johanson, J., &amp; Vahlne, J.-E. (1977). The internationalization process</w:t>
+      </w:r>
+      <w:r>
+        <w:t xml:space="preserve"> </w:t>
+      </w:r>
+      <w:r>
+        <w:t xml:space="preserve">of the firm: A model of knowledge development and increasing foreign</w:t>
+      </w:r>
+      <w:r>
+        <w:t xml:space="preserve"> </w:t>
+      </w:r>
+      <w:r>
+        <w:t xml:space="preserve">market commitments.</w:t>
+      </w:r>
+      <w:r>
+        <w:t xml:space="preserve"> </w:t>
+      </w:r>
+      <w:r>
+        <w:rPr>
+          <w:iCs/>
+          <w:i/>
+        </w:rPr>
+        <w:t xml:space="preserve">Journal of International Business Studies, 8</w:t>
+      </w:r>
+      <w:r>
+        <w:t xml:space="preserve">(1),</w:t>
+      </w:r>
+      <w:r>
+        <w:t xml:space="preserve"> </w:t>
+      </w:r>
+      <w:r>
+        <w:t xml:space="preserve">23–32.</w:t>
       </w:r>
     </w:p>
     <w:p>
@@ -11963,38 +12048,40 @@
         <w:pStyle w:val="BodyText"/>
       </w:pPr>
       <w:r>
-        <w:t xml:space="preserve">Johanson, J., &amp; Vahlne, J.-E. (1977). The internationalization process</w:t>
-      </w:r>
-      <w:r>
-        <w:t xml:space="preserve"> </w:t>
-      </w:r>
-      <w:r>
-        <w:t xml:space="preserve">of the firm: A model of knowledge development and increasing foreign</w:t>
-      </w:r>
-      <w:r>
-        <w:t xml:space="preserve"> </w:t>
-      </w:r>
-      <w:r>
-        <w:t xml:space="preserve">market commitments.</w:t>
-      </w:r>
-      <w:r>
-        <w:t xml:space="preserve"> </w:t>
-      </w:r>
-      <w:r>
-        <w:rPr>
-          <w:iCs/>
-          <w:i/>
-        </w:rPr>
-        <w:t xml:space="preserve">Journal of International Business Studies, 8</w:t>
-      </w:r>
-      <w:r>
-        <w:t xml:space="preserve">(1),</w:t>
-      </w:r>
-      <w:r>
-        <w:t xml:space="preserve"> </w:t>
-      </w:r>
-      <w:r>
-        <w:t xml:space="preserve">23–32.</w:t>
+        <w:t xml:space="preserve">Katz, R., &amp; Callorda, F. (2018).</w:t>
+      </w:r>
+      <w:r>
+        <w:t xml:space="preserve"> </w:t>
+      </w:r>
+      <w:r>
+        <w:rPr>
+          <w:iCs/>
+          <w:i/>
+        </w:rPr>
+        <w:t xml:space="preserve">The economic contribution of</w:t>
+      </w:r>
+      <w:r>
+        <w:rPr>
+          <w:iCs/>
+          <w:i/>
+        </w:rPr>
+        <w:t xml:space="preserve"> </w:t>
+      </w:r>
+      <w:r>
+        <w:rPr>
+          <w:iCs/>
+          <w:i/>
+        </w:rPr>
+        <w:t xml:space="preserve">broadband, digitization and ICT regulation</w:t>
+      </w:r>
+      <w:r>
+        <w:t xml:space="preserve">. ITU Telecommunication</w:t>
+      </w:r>
+      <w:r>
+        <w:t xml:space="preserve"> </w:t>
+      </w:r>
+      <w:r>
+        <w:t xml:space="preserve">Development Sector.</w:t>
       </w:r>
     </w:p>
     <w:p>
@@ -12002,40 +12089,34 @@
         <w:pStyle w:val="BodyText"/>
       </w:pPr>
       <w:r>
-        <w:t xml:space="preserve">Katz, R., &amp; Callorda, F. (2018).</w:t>
-      </w:r>
-      <w:r>
-        <w:t xml:space="preserve"> </w:t>
-      </w:r>
-      <w:r>
-        <w:rPr>
-          <w:iCs/>
-          <w:i/>
-        </w:rPr>
-        <w:t xml:space="preserve">The economic contribution of</w:t>
-      </w:r>
-      <w:r>
-        <w:rPr>
-          <w:iCs/>
-          <w:i/>
-        </w:rPr>
-        <w:t xml:space="preserve"> </w:t>
-      </w:r>
-      <w:r>
-        <w:rPr>
-          <w:iCs/>
-          <w:i/>
-        </w:rPr>
-        <w:t xml:space="preserve">broadband, digitization and ICT regulation</w:t>
-      </w:r>
-      <w:r>
-        <w:t xml:space="preserve">. ITU Telecommunication</w:t>
-      </w:r>
-      <w:r>
-        <w:t xml:space="preserve"> </w:t>
-      </w:r>
-      <w:r>
-        <w:t xml:space="preserve">Development Sector.</w:t>
+        <w:t xml:space="preserve">Khanna, T., &amp; Palepu, K. G. (2010).</w:t>
+      </w:r>
+      <w:r>
+        <w:t xml:space="preserve"> </w:t>
+      </w:r>
+      <w:r>
+        <w:rPr>
+          <w:iCs/>
+          <w:i/>
+        </w:rPr>
+        <w:t xml:space="preserve">Winning in emerging markets: A road</w:t>
+      </w:r>
+      <w:r>
+        <w:rPr>
+          <w:iCs/>
+          <w:i/>
+        </w:rPr>
+        <w:t xml:space="preserve"> </w:t>
+      </w:r>
+      <w:r>
+        <w:rPr>
+          <w:iCs/>
+          <w:i/>
+        </w:rPr>
+        <w:t xml:space="preserve">map for strategy and execution</w:t>
+      </w:r>
+      <w:r>
+        <w:t xml:space="preserve">. Harvard Business Press.</w:t>
       </w:r>
     </w:p>
     <w:p>
@@ -12043,34 +12124,38 @@
         <w:pStyle w:val="BodyText"/>
       </w:pPr>
       <w:r>
-        <w:t xml:space="preserve">Khanna, T., &amp; Palepu, K. G. (2010).</w:t>
-      </w:r>
-      <w:r>
-        <w:t xml:space="preserve"> </w:t>
-      </w:r>
-      <w:r>
-        <w:rPr>
-          <w:iCs/>
-          <w:i/>
-        </w:rPr>
-        <w:t xml:space="preserve">Winning in emerging markets: A road</w:t>
-      </w:r>
-      <w:r>
-        <w:rPr>
-          <w:iCs/>
-          <w:i/>
-        </w:rPr>
-        <w:t xml:space="preserve"> </w:t>
-      </w:r>
-      <w:r>
-        <w:rPr>
-          <w:iCs/>
-          <w:i/>
-        </w:rPr>
-        <w:t xml:space="preserve">map for strategy and execution</w:t>
-      </w:r>
-      <w:r>
-        <w:t xml:space="preserve">. Harvard Business Press.</w:t>
+        <w:t xml:space="preserve">Kirca, A. H., Hult, G. T. M., Deligonul, S., Perryy, M. Z., &amp; Cavusgil,</w:t>
+      </w:r>
+      <w:r>
+        <w:t xml:space="preserve"> </w:t>
+      </w:r>
+      <w:r>
+        <w:t xml:space="preserve">S. T. (2012). A multilevel examination of the drivers of firm</w:t>
+      </w:r>
+      <w:r>
+        <w:t xml:space="preserve"> </w:t>
+      </w:r>
+      <w:r>
+        <w:t xml:space="preserve">multinationality: A meta-analysis.</w:t>
+      </w:r>
+      <w:r>
+        <w:t xml:space="preserve"> </w:t>
+      </w:r>
+      <w:r>
+        <w:rPr>
+          <w:iCs/>
+          <w:i/>
+        </w:rPr>
+        <w:t xml:space="preserve">Journal of Management, 38</w:t>
+      </w:r>
+      <w:r>
+        <w:t xml:space="preserve">(2),</w:t>
+      </w:r>
+      <w:r>
+        <w:t xml:space="preserve"> </w:t>
+      </w:r>
+      <w:r>
+        <w:t xml:space="preserve">502–530.</w:t>
       </w:r>
     </w:p>
     <w:p>
@@ -12078,38 +12163,50 @@
         <w:pStyle w:val="BodyText"/>
       </w:pPr>
       <w:r>
-        <w:t xml:space="preserve">Kirca, A. H., Hult, G. T. M., Deligonul, S., Perryy, M. Z., &amp; Cavusgil,</w:t>
-      </w:r>
-      <w:r>
-        <w:t xml:space="preserve"> </w:t>
-      </w:r>
-      <w:r>
-        <w:t xml:space="preserve">S. T. (2012). A multilevel examination of the drivers of firm</w:t>
-      </w:r>
-      <w:r>
-        <w:t xml:space="preserve"> </w:t>
-      </w:r>
-      <w:r>
-        <w:t xml:space="preserve">multinationality: A meta-analysis.</w:t>
-      </w:r>
-      <w:r>
-        <w:t xml:space="preserve"> </w:t>
-      </w:r>
-      <w:r>
-        <w:rPr>
-          <w:iCs/>
-          <w:i/>
-        </w:rPr>
-        <w:t xml:space="preserve">Journal of Management, 38</w:t>
-      </w:r>
-      <w:r>
-        <w:t xml:space="preserve">(2),</w:t>
-      </w:r>
-      <w:r>
-        <w:t xml:space="preserve"> </w:t>
-      </w:r>
-      <w:r>
-        <w:t xml:space="preserve">502–530.</w:t>
+        <w:t xml:space="preserve">Kraus, S., Breier, M., Lim, W. M., Dabić, M., Kumar, S., Kanbach, D.,</w:t>
+      </w:r>
+      <w:r>
+        <w:t xml:space="preserve"> </w:t>
+      </w:r>
+      <w:r>
+        <w:t xml:space="preserve">Mukherjee, D., Corvello, V., Piñeiro-Chousa, J., Liguori, E.,</w:t>
+      </w:r>
+      <w:r>
+        <w:t xml:space="preserve"> </w:t>
+      </w:r>
+      <w:r>
+        <w:t xml:space="preserve">Palacios-Marqués, D., Schiavone, F., Ferraris, A., Fernandes, C., &amp;</w:t>
+      </w:r>
+      <w:r>
+        <w:t xml:space="preserve"> </w:t>
+      </w:r>
+      <w:r>
+        <w:t xml:space="preserve">Ferreira, J. J. (2022). Literature reviews as independent studies:</w:t>
+      </w:r>
+      <w:r>
+        <w:t xml:space="preserve"> </w:t>
+      </w:r>
+      <w:r>
+        <w:t xml:space="preserve">Guidelines for academic practice.</w:t>
+      </w:r>
+      <w:r>
+        <w:t xml:space="preserve"> </w:t>
+      </w:r>
+      <w:r>
+        <w:rPr>
+          <w:iCs/>
+          <w:i/>
+        </w:rPr>
+        <w:t xml:space="preserve">Review of Managerial Science, 16</w:t>
+      </w:r>
+      <w:r>
+        <w:t xml:space="preserve">(8),</w:t>
+      </w:r>
+      <w:r>
+        <w:t xml:space="preserve"> </w:t>
+      </w:r>
+      <w:r>
+        <w:t xml:space="preserve">2577–2595.</w:t>
       </w:r>
     </w:p>
     <w:p>
@@ -12117,57 +12214,6 @@
         <w:pStyle w:val="BodyText"/>
       </w:pPr>
       <w:r>
-        <w:t xml:space="preserve">Kraus, S., Breier, M., Lim, W. M., Dabić, M., Kumar, S., Kanbach, D.,</w:t>
-      </w:r>
-      <w:r>
-        <w:t xml:space="preserve"> </w:t>
-      </w:r>
-      <w:r>
-        <w:t xml:space="preserve">Mukherjee, D., Corvello, V., Piñeiro-Chousa, J., Liguori, E.,</w:t>
-      </w:r>
-      <w:r>
-        <w:t xml:space="preserve"> </w:t>
-      </w:r>
-      <w:r>
-        <w:t xml:space="preserve">Palacios-Marqués, D., Schiavone, F., Ferraris, A., Fernandes, C., &amp;</w:t>
-      </w:r>
-      <w:r>
-        <w:t xml:space="preserve"> </w:t>
-      </w:r>
-      <w:r>
-        <w:t xml:space="preserve">Ferreira, J. J. (2022). Literature reviews as independent studies:</w:t>
-      </w:r>
-      <w:r>
-        <w:t xml:space="preserve"> </w:t>
-      </w:r>
-      <w:r>
-        <w:t xml:space="preserve">Guidelines for academic practice.</w:t>
-      </w:r>
-      <w:r>
-        <w:t xml:space="preserve"> </w:t>
-      </w:r>
-      <w:r>
-        <w:rPr>
-          <w:iCs/>
-          <w:i/>
-        </w:rPr>
-        <w:t xml:space="preserve">Review of Managerial Science, 16</w:t>
-      </w:r>
-      <w:r>
-        <w:t xml:space="preserve">(8),</w:t>
-      </w:r>
-      <w:r>
-        <w:t xml:space="preserve"> </w:t>
-      </w:r>
-      <w:r>
-        <w:t xml:space="preserve">2577–2595.</w:t>
-      </w:r>
-    </w:p>
-    <w:p>
-      <w:pPr>
-        <w:pStyle w:val="BodyText"/>
-      </w:pPr>
-      <w:r>
         <w:t xml:space="preserve">Kogut, B., &amp; Zander, U. (1993). Knowledge of the firm and the</w:t>
       </w:r>
       <w:r>
@@ -12202,47 +12248,6 @@
       </w:r>
       <w:r>
         <w:t xml:space="preserve">(4), 625–645.</w:t>
-      </w:r>
-    </w:p>
-    <w:p>
-      <w:pPr>
-        <w:pStyle w:val="BodyText"/>
-      </w:pPr>
-      <w:r>
-        <w:t xml:space="preserve">Lakens, D., Scheel, A. M., &amp; Isager, P. M. (2020). Equivalence testing</w:t>
-      </w:r>
-      <w:r>
-        <w:t xml:space="preserve"> </w:t>
-      </w:r>
-      <w:r>
-        <w:t xml:space="preserve">for psychological research: A tutorial.</w:t>
-      </w:r>
-      <w:r>
-        <w:t xml:space="preserve"> </w:t>
-      </w:r>
-      <w:r>
-        <w:rPr>
-          <w:iCs/>
-          <w:i/>
-        </w:rPr>
-        <w:t xml:space="preserve">Advances in Methods and</w:t>
-      </w:r>
-      <w:r>
-        <w:rPr>
-          <w:iCs/>
-          <w:i/>
-        </w:rPr>
-        <w:t xml:space="preserve"> </w:t>
-      </w:r>
-      <w:r>
-        <w:rPr>
-          <w:iCs/>
-          <w:i/>
-        </w:rPr>
-        <w:t xml:space="preserve">Practices in Psychological Science, 1</w:t>
-      </w:r>
-      <w:r>
-        <w:t xml:space="preserve">(2), 259–269.</w:t>
       </w:r>
     </w:p>
     <w:p>
@@ -12428,32 +12433,26 @@
         <w:pStyle w:val="BodyText"/>
       </w:pPr>
       <w:r>
-        <w:t xml:space="preserve">Paternoster, R., Brame, R., Mazerolle, P., &amp; Piquero, A. (1998). Using</w:t>
-      </w:r>
-      <w:r>
-        <w:t xml:space="preserve"> </w:t>
-      </w:r>
-      <w:r>
-        <w:t xml:space="preserve">the correct statistical test for the equality of regression</w:t>
-      </w:r>
-      <w:r>
-        <w:t xml:space="preserve"> </w:t>
-      </w:r>
-      <w:r>
-        <w:t xml:space="preserve">coefficients.</w:t>
-      </w:r>
-      <w:r>
-        <w:t xml:space="preserve"> </w:t>
-      </w:r>
-      <w:r>
-        <w:rPr>
-          <w:iCs/>
-          <w:i/>
-        </w:rPr>
-        <w:t xml:space="preserve">Criminology, 36</w:t>
-      </w:r>
-      <w:r>
-        <w:t xml:space="preserve">(4), 859–866.</w:t>
+        <w:t xml:space="preserve">Peng, M. W., Wang, D. Y. L., &amp; Jiang, Y. (2008). An institution-based</w:t>
+      </w:r>
+      <w:r>
+        <w:t xml:space="preserve"> </w:t>
+      </w:r>
+      <w:r>
+        <w:t xml:space="preserve">view of international business strategy: A focus on emerging economies.</w:t>
+      </w:r>
+      <w:r>
+        <w:t xml:space="preserve"> </w:t>
+      </w:r>
+      <w:r>
+        <w:rPr>
+          <w:iCs/>
+          <w:i/>
+        </w:rPr>
+        <w:t xml:space="preserve">Journal of International Business Studies, 39</w:t>
+      </w:r>
+      <w:r>
+        <w:t xml:space="preserve">(5), 920–936.</w:t>
       </w:r>
     </w:p>
     <w:p>
@@ -12461,26 +12460,26 @@
         <w:pStyle w:val="BodyText"/>
       </w:pPr>
       <w:r>
-        <w:t xml:space="preserve">Peng, M. W., Wang, D. Y. L., &amp; Jiang, Y. (2008). An institution-based</w:t>
-      </w:r>
-      <w:r>
-        <w:t xml:space="preserve"> </w:t>
-      </w:r>
-      <w:r>
-        <w:t xml:space="preserve">view of international business strategy: A focus on emerging economies.</w:t>
-      </w:r>
-      <w:r>
-        <w:t xml:space="preserve"> </w:t>
-      </w:r>
-      <w:r>
-        <w:rPr>
-          <w:iCs/>
-          <w:i/>
-        </w:rPr>
-        <w:t xml:space="preserve">Journal of International Business Studies, 39</w:t>
-      </w:r>
-      <w:r>
-        <w:t xml:space="preserve">(5), 920–936.</w:t>
+        <w:t xml:space="preserve">Peterson, R. A., &amp; Brown, S. P. (2005). On the use of beta coefficients</w:t>
+      </w:r>
+      <w:r>
+        <w:t xml:space="preserve"> </w:t>
+      </w:r>
+      <w:r>
+        <w:t xml:space="preserve">in meta-analysis.</w:t>
+      </w:r>
+      <w:r>
+        <w:t xml:space="preserve"> </w:t>
+      </w:r>
+      <w:r>
+        <w:rPr>
+          <w:iCs/>
+          <w:i/>
+        </w:rPr>
+        <w:t xml:space="preserve">Journal of Applied Psychology, 90</w:t>
+      </w:r>
+      <w:r>
+        <w:t xml:space="preserve">(1), 175–181.</w:t>
       </w:r>
     </w:p>
     <w:p>
@@ -12488,26 +12487,37 @@
         <w:pStyle w:val="BodyText"/>
       </w:pPr>
       <w:r>
-        <w:t xml:space="preserve">Peterson, R. A., &amp; Brown, S. P. (2005). On the use of beta coefficients</w:t>
-      </w:r>
-      <w:r>
-        <w:t xml:space="preserve"> </w:t>
-      </w:r>
-      <w:r>
-        <w:t xml:space="preserve">in meta-analysis.</w:t>
-      </w:r>
-      <w:r>
-        <w:t xml:space="preserve"> </w:t>
-      </w:r>
-      <w:r>
-        <w:rPr>
-          <w:iCs/>
-          <w:i/>
-        </w:rPr>
-        <w:t xml:space="preserve">Journal of Applied Psychology, 90</w:t>
-      </w:r>
-      <w:r>
-        <w:t xml:space="preserve">(1), 175–181.</w:t>
+        <w:t xml:space="preserve">Raudenbush, S. W., &amp; Bryk, A. S. (2002).</w:t>
+      </w:r>
+      <w:r>
+        <w:t xml:space="preserve"> </w:t>
+      </w:r>
+      <w:r>
+        <w:rPr>
+          <w:iCs/>
+          <w:i/>
+        </w:rPr>
+        <w:t xml:space="preserve">Hierarchical linear models:</w:t>
+      </w:r>
+      <w:r>
+        <w:rPr>
+          <w:iCs/>
+          <w:i/>
+        </w:rPr>
+        <w:t xml:space="preserve"> </w:t>
+      </w:r>
+      <w:r>
+        <w:rPr>
+          <w:iCs/>
+          <w:i/>
+        </w:rPr>
+        <w:t xml:space="preserve">Applications and data analysis methods</w:t>
+      </w:r>
+      <w:r>
+        <w:t xml:space="preserve"> </w:t>
+      </w:r>
+      <w:r>
+        <w:t xml:space="preserve">(2nd ed.). Sage.</w:t>
       </w:r>
     </w:p>
     <w:p>
@@ -12515,37 +12525,23 @@
         <w:pStyle w:val="BodyText"/>
       </w:pPr>
       <w:r>
-        <w:t xml:space="preserve">Raudenbush, S. W., &amp; Bryk, A. S. (2002).</w:t>
-      </w:r>
-      <w:r>
-        <w:t xml:space="preserve"> </w:t>
-      </w:r>
-      <w:r>
-        <w:rPr>
-          <w:iCs/>
-          <w:i/>
-        </w:rPr>
-        <w:t xml:space="preserve">Hierarchical linear models:</w:t>
-      </w:r>
-      <w:r>
-        <w:rPr>
-          <w:iCs/>
-          <w:i/>
-        </w:rPr>
-        <w:t xml:space="preserve"> </w:t>
-      </w:r>
-      <w:r>
-        <w:rPr>
-          <w:iCs/>
-          <w:i/>
-        </w:rPr>
-        <w:t xml:space="preserve">Applications and data analysis methods</w:t>
-      </w:r>
-      <w:r>
-        <w:t xml:space="preserve"> </w:t>
-      </w:r>
-      <w:r>
-        <w:t xml:space="preserve">(2nd ed.). Sage.</w:t>
+        <w:t xml:space="preserve">Rosenthal, R. (1991).</w:t>
+      </w:r>
+      <w:r>
+        <w:t xml:space="preserve"> </w:t>
+      </w:r>
+      <w:r>
+        <w:rPr>
+          <w:iCs/>
+          <w:i/>
+        </w:rPr>
+        <w:t xml:space="preserve">Meta-analytic procedures for social research</w:t>
+      </w:r>
+      <w:r>
+        <w:t xml:space="preserve"> </w:t>
+      </w:r>
+      <w:r>
+        <w:t xml:space="preserve">(rev. ed.). Sage.</w:t>
       </w:r>
     </w:p>
     <w:p>
@@ -12553,30 +12549,6 @@
         <w:pStyle w:val="BodyText"/>
       </w:pPr>
       <w:r>
-        <w:t xml:space="preserve">Rosenthal, R. (1991).</w:t>
-      </w:r>
-      <w:r>
-        <w:t xml:space="preserve"> </w:t>
-      </w:r>
-      <w:r>
-        <w:rPr>
-          <w:iCs/>
-          <w:i/>
-        </w:rPr>
-        <w:t xml:space="preserve">Meta-analytic procedures for social research</w:t>
-      </w:r>
-      <w:r>
-        <w:t xml:space="preserve"> </w:t>
-      </w:r>
-      <w:r>
-        <w:t xml:space="preserve">(rev. ed.). Sage.</w:t>
-      </w:r>
-    </w:p>
-    <w:p>
-      <w:pPr>
-        <w:pStyle w:val="BodyText"/>
-      </w:pPr>
-      <w:r>
         <w:t xml:space="preserve">Rosenthal, R. (1994). Parametric measures of effect size. In H. Cooper &amp;</w:t>
       </w:r>
       <w:r>
@@ -12599,7 +12571,7 @@
         <w:t xml:space="preserve"> </w:t>
       </w:r>
       <w:r>
-        <w:t xml:space="preserve">(pp. 231–244).</w:t>
+        <w:t xml:space="preserve">(pp. 231–244).</w:t>
       </w:r>
       <w:r>
         <w:t xml:space="preserve"> </w:t>

--- a/p6/submission/apjm_package/01_manuscript_blinded.docx
+++ b/p6/submission/apjm_package/01_manuscript_blinded.docx
@@ -664,7 +664,7 @@
       </w:r>
     </w:p>
     <w:bookmarkEnd w:id="20"/>
-    <w:bookmarkStart w:id="21" w:name="introduction"/>
+    <w:bookmarkStart w:id="21" w:name="Xe3d0fc0bea9a42ce7605565d0964033d7f6ee47"/>
     <w:p>
       <w:pPr>
         <w:pStyle w:val="Heading2"/>
@@ -758,28 +758,13 @@
         <w:pStyle w:val="BodyText"/>
       </w:pPr>
       <w:r>
-        <w:t xml:space="preserve">The relationship between a firm’s degree of internationalization and its</w:t>
-      </w:r>
-      <w:r>
-        <w:t xml:space="preserve"> </w:t>
-      </w:r>
-      <w:r>
-        <w:t xml:space="preserve">performance (the</w:t>
-      </w:r>
-      <w:r>
-        <w:t xml:space="preserve"> </w:t>
-      </w:r>
-      <w:r>
-        <w:t xml:space="preserve">“</w:t>
-      </w:r>
-      <w:r>
-        <w:t xml:space="preserve">I→P relationship</w:t>
-      </w:r>
-      <w:r>
-        <w:t xml:space="preserve">”</w:t>
-      </w:r>
-      <w:r>
-        <w:t xml:space="preserve">) is the most meta-analyzed question</w:t>
+        <w:t xml:space="preserve">The relationship between a firm's degree of internationalization and its</w:t>
+      </w:r>
+      <w:r>
+        <w:t xml:space="preserve"> </w:t>
+      </w:r>
+      <w:r>
+        <w:t xml:space="preserve">performance (the "I→P relationship") is the most meta-analyzed question</w:t>
       </w:r>
       <w:r>
         <w:t xml:space="preserve"> </w:t>
@@ -836,7 +821,7 @@
         <w:pStyle w:val="BodyText"/>
       </w:pPr>
       <w:r>
-        <w:t xml:space="preserve">The present study’s starting point is the ICBEF 2025 baseline analysis</w:t>
+        <w:t xml:space="preserve">The present study's starting point is the ICBEF 2025 baseline analysis</w:t>
       </w:r>
       <w:r>
         <w:t xml:space="preserve"> </w:t>
@@ -984,7 +969,7 @@
         <w:t xml:space="preserve"> </w:t>
       </w:r>
       <w:r>
-        <w:t xml:space="preserve">Marano et al. (2016) established that</w:t>
+        <w:t xml:space="preserve">Marano et al. (2016) established that</w:t>
       </w:r>
       <w:r>
         <w:t xml:space="preserve"> </w:t>
@@ -1044,25 +1029,13 @@
         <w:t xml:space="preserve"> </w:t>
       </w:r>
       <w:r>
-        <w:t xml:space="preserve">Brynjolfsson et al. (2021) identified 2009 as a</w:t>
-      </w:r>
-      <w:r>
-        <w:t xml:space="preserve"> </w:t>
-      </w:r>
-      <w:r>
-        <w:t xml:space="preserve">productivity inflection point in the digital era (the</w:t>
-      </w:r>
-      <w:r>
-        <w:t xml:space="preserve"> </w:t>
-      </w:r>
-      <w:r>
-        <w:t xml:space="preserve">“</w:t>
-      </w:r>
-      <w:r>
-        <w:t xml:space="preserve">dynamo analogy</w:t>
-      </w:r>
-      <w:r>
-        <w:t xml:space="preserve">”</w:t>
+        <w:t xml:space="preserve">Brynjolfsson et al. (2021) identified 2009 as a</w:t>
+      </w:r>
+      <w:r>
+        <w:t xml:space="preserve"> </w:t>
+      </w:r>
+      <w:r>
+        <w:t xml:space="preserve">productivity inflection point in the digital era (the "dynamo analogy"</w:t>
       </w:r>
       <w:r>
         <w:t xml:space="preserve"> </w:t>
@@ -1689,7 +1662,7 @@
       </w:r>
     </w:p>
     <w:bookmarkEnd w:id="21"/>
-    <w:bookmarkStart w:id="28" w:name="theoretical-framework-and-hypotheses"/>
+    <w:bookmarkStart w:id="28" w:name="Xce0b9068aa677089fdc23e66f61b75516af2bf7"/>
     <w:p>
       <w:pPr>
         <w:pStyle w:val="Heading2"/>
@@ -1698,7 +1671,7 @@
         <w:t xml:space="preserve">2. Theoretical Framework and Hypotheses</w:t>
       </w:r>
     </w:p>
-    <w:bookmarkStart w:id="22" w:name="foundation-theories"/>
+    <w:bookmarkStart w:id="22" w:name="X3ef957228c2567a2a7acbf295337a0f0d698973"/>
     <w:p>
       <w:pPr>
         <w:pStyle w:val="Heading3"/>
@@ -1804,7 +1777,7 @@
       </w:r>
     </w:p>
     <w:bookmarkEnd w:id="22"/>
-    <w:bookmarkStart w:id="23" w:name="X540836a8513ba9de5814d94e6c774912d657db6"/>
+    <w:bookmarkStart w:id="23" w:name="Xcf2a2351c020ca4b0c31002fd6a9bd1b3ab11d2"/>
     <w:p>
       <w:pPr>
         <w:pStyle w:val="Heading3"/>
@@ -1882,7 +1855,7 @@
         <w:t xml:space="preserve"> </w:t>
       </w:r>
       <w:r>
-        <w:t xml:space="preserve">mechanism (Khanna &amp; Palepu, 2010): as institutions weaken, substitute-governance costs accumulate, depressing the effect toward zero. CIMT therefore predicts between-regime heterogeneity, largest at the institutional frontier. Prior meta-analyses lacked a taxonomy fine enough to test this; Marano et al. (2016) used a coarse six-category scheme. The ICRV 5-regime taxonomy, anchored in World Bank WGI Rule of Law (2023) and applied to the full k = 238 corpus (Singapore WGI +1.84 to Pakistan −0.55, Iran −0.74), provides the first such test.</w:t>
+        <w:t xml:space="preserve">mechanism (Khanna &amp; Palepu, 2010): as institutions weaken, substitute-governance costs accumulate, depressing the effect toward zero. CIMT therefore predicts between-regime heterogeneity, largest at the institutional frontier. Prior meta-analyses lacked a taxonomy fine enough to test this; Marano et al. (2016) used a coarse six-category scheme. The ICRV 5-regime taxonomy, anchored in World Bank WGI Rule of Law (2023) and applied to the full k = 238 corpus (Singapore WGI +1.84 to Pakistan −0.55, Iran −0.74), provides the first such test.</w:t>
       </w:r>
     </w:p>
     <w:p>
@@ -1951,7 +1924,7 @@
       </w:r>
     </w:p>
     <w:bookmarkEnd w:id="23"/>
-    <w:bookmarkStart w:id="24" w:name="digital-paradox-lifecycle-h2"/>
+    <w:bookmarkStart w:id="24" w:name="X56bcf813f2a95d583c2633c34dc43ef38ccc7de"/>
     <w:p>
       <w:pPr>
         <w:pStyle w:val="Heading3"/>
@@ -1965,7 +1938,7 @@
         <w:pStyle w:val="FirstParagraph"/>
       </w:pPr>
       <w:r>
-        <w:t xml:space="preserve">The Digital Paradox Lifecycle (DPL) is a temporal moderator grounded in Brynjolfsson et al.’s (2021) productivity J-curve and David’s (1990) dynamo analogy: general-purpose technologies require years of complementary investment before productivity gains materialize. Three phases characterize digital internationalization:</w:t>
+        <w:t xml:space="preserve">The Digital Paradox Lifecycle (DPL) is a temporal moderator grounded in Brynjolfsson et al.'s (2021) productivity J-curve and David's (1990) dynamo analogy: general-purpose technologies require years of complementary investment before productivity gains materialize. Three phases characterize digital internationalization:</w:t>
       </w:r>
       <w:r>
         <w:t xml:space="preserve"> </w:t>
@@ -2048,7 +2021,7 @@
       </w:r>
     </w:p>
     <w:bookmarkEnd w:id="24"/>
-    <w:bookmarkStart w:id="25" w:name="cdai-as-amplifier-h3"/>
+    <w:bookmarkStart w:id="25" w:name="X7396c84a58a901f6382de3a73ce5704f8cd234e"/>
     <w:p>
       <w:pPr>
         <w:pStyle w:val="Heading3"/>
@@ -2062,7 +2035,7 @@
         <w:pStyle w:val="FirstParagraph"/>
       </w:pPr>
       <w:r>
-        <w:t xml:space="preserve">National digital adoption (cDAI) is an ecosystem property, broadband, electronic payments, digital identity, regulatory support, that exists independently of any firm’s choice and varies between studies. It is measured on a 0–1 scale from the World Bank Digital Adoption Index (2016; Sahay et al., 2020), with the ITU Digital Development Index (rescaled) as substitute; country-year assignment follows each study’s median data year. The amplification operates through the coordination-platform effect (Stallkamp &amp; Schotter, 2021): where Tier-1/Tier-2 tools are diffused, the per-unit cost of cross-border transactions falls, especially for higher-intensity internationalizers (Bharadwaj et al., 2013; Verhoef et al., 2021). Bustamante et al. (2022) provide the closest prior cross-country evidence; we extend it meta-analytically and bound it by DPL phase.</w:t>
+        <w:t xml:space="preserve">National digital adoption (cDAI) is an ecosystem property, broadband, electronic payments, digital identity, regulatory support, that exists independently of any firm's choice and varies between studies. It is measured on a 0–1 scale from the World Bank Digital Adoption Index (2016; Sahay et al., 2020), with the ITU Digital Development Index (rescaled) as substitute; country-year assignment follows each study's median data year. The amplification operates through the coordination-platform effect (Stallkamp &amp; Schotter, 2021): where Tier-1/Tier-2 tools are diffused, the per-unit cost of cross-border transactions falls, especially for higher-intensity internationalizers (Bharadwaj et al., 2013; Verhoef et al., 2021). Bustamante et al. (2022) provide the closest prior cross-country evidence; we extend it meta-analytically and bound it by DPL phase.</w:t>
       </w:r>
     </w:p>
     <w:p>
@@ -2100,7 +2073,7 @@
       </w:r>
     </w:p>
     <w:bookmarkEnd w:id="25"/>
-    <w:bookmarkStart w:id="26" w:name="publication-bias-as-a-formal-null-h4"/>
+    <w:bookmarkStart w:id="26" w:name="Xd6077087b9573096b494e1050255764306afad2"/>
     <w:p>
       <w:pPr>
         <w:pStyle w:val="Heading3"/>
@@ -2130,11 +2103,11 @@
         <w:t xml:space="preserve"> </w:t>
       </w:r>
       <w:r>
-        <w:t xml:space="preserve">Selective reporting inflates the raw pooled effect. (H4a) Funnel asymmetry tests (Egger, Begg) are expected significant; (H4b) trim-and-fill (Duval &amp; Tweedie, 2000) imputes left-side studies and yields a smaller but still positive adjusted estimate; (H4c) Orwin’s (1983) fail-safe N exceeds the threshold needed to render the effect negligible.</w:t>
+        <w:t xml:space="preserve">Selective reporting inflates the raw pooled effect. (H4a) Funnel asymmetry tests (Egger, Begg) are expected significant; (H4b) trim-and-fill (Duval &amp; Tweedie, 2000) imputes left-side studies and yields a smaller but still positive adjusted estimate; (H4c) Orwin's (1983) fail-safe N exceeds the threshold needed to render the effect negligible.</w:t>
       </w:r>
     </w:p>
     <w:bookmarkEnd w:id="26"/>
-    <w:bookmarkStart w:id="27" w:name="conceptual-model"/>
+    <w:bookmarkStart w:id="27" w:name="X9f459728ae2c4e39aee69d49761868d88bce138"/>
     <w:p>
       <w:pPr>
         <w:pStyle w:val="Heading3"/>
@@ -2163,7 +2136,7 @@
     </w:p>
     <w:bookmarkEnd w:id="27"/>
     <w:bookmarkEnd w:id="28"/>
-    <w:bookmarkStart w:id="35" w:name="method"/>
+    <w:bookmarkStart w:id="35" w:name="Xeae2dc85413e447d2c08d145b986cffc1f454f7"/>
     <w:p>
       <w:pPr>
         <w:pStyle w:val="Heading2"/>
@@ -2180,7 +2153,7 @@
         <w:t xml:space="preserve">The approach follows the APA Meta-Analysis Reporting Standards (Cooper, 2010) and PRISMA 2020 (Page et al., 2021); the analysis plan was registered on OSF as a transparency registration (the working corpus had already been assembled). Three-level MARA was chosen over single-level random effects because the corpus contains multiple effects per study, violating independence (Cheung, 2014; Van den Noortgate et al., 2013); the model decomposes total heterogeneity into within-study (σ²₍₂₎) and between-study (σ²₍₃₎) components.</w:t>
       </w:r>
     </w:p>
-    <w:bookmarkStart w:id="29" w:name="search-strategy"/>
+    <w:bookmarkStart w:id="29" w:name="X1802a217dd512d878ac4ac3d31ded1d752133f7"/>
     <w:p>
       <w:pPr>
         <w:pStyle w:val="Heading3"/>
@@ -2194,11 +2167,11 @@
         <w:pStyle w:val="FirstParagraph"/>
       </w:pPr>
       <w:r>
-        <w:t xml:space="preserve">The primary search covered Web of Science (SSCI, SCI-E, ESCI) and Scopus, the most comprehensive databases for IB research (Kraus et al., 2022), supplemented by ABI/INFORM, Business Source Complete, ScienceDirect, SpringerLink, and Emerald Insight, plus backward and forward citation tracking from five anchor meta-analyses (Bausch &amp; Krist, 2007; Kirca et al., 2012; Marano et al., 2016; Schwens et al., 2018; Arte &amp; Larimo, 2022). Topic terms combined internationalization measures (internationalization/internationalisation, multinationality, degree of internationalization, international/geographic diversification, foreign sales/FSTS, foreign assets/FATA, export intensity, foreign market entry, foreign subsidiaries) with performance measures (firm/financial/business performance, ROA, ROE, ROS, Tobin’s Q, profitability, labor/total-factor productivity, efficiency) and an analysis term (correlation, regression, coefficient, effect size). The Scopus equivalent recalled 29/30 known-item papers (97%). Temporal coverage was January 1977–March 2026 (Rugman, 1976; Vernon, 1971).</w:t>
+        <w:t xml:space="preserve">The primary search covered Web of Science (SSCI, SCI-E, ESCI) and Scopus, the most comprehensive databases for IB research (Kraus et al., 2022), supplemented by ABI/INFORM, Business Source Complete, ScienceDirect, SpringerLink, and Emerald Insight, plus backward and forward citation tracking from five anchor meta-analyses (Bausch &amp; Krist, 2007; Kirca et al., 2012; Marano et al., 2016; Schwens et al., 2018; Arte &amp; Larimo, 2022). Topic terms combined internationalization measures (internationalization/internationalisation, multinationality, degree of internationalization, international/geographic diversification, foreign sales/FSTS, foreign assets/FATA, export intensity, foreign market entry, foreign subsidiaries) with performance measures (firm/financial/business performance, ROA, ROE, ROS, Tobin's Q, profitability, labor/total-factor productivity, efficiency) and an analysis term (correlation, regression, coefficient, effect size). The Scopus equivalent recalled 29/30 known-item papers (97%). Temporal coverage was January 1977–March 2026 (Rugman, 1976; Vernon, 1971).</w:t>
       </w:r>
     </w:p>
     <w:bookmarkEnd w:id="29"/>
-    <w:bookmarkStart w:id="30" w:name="eligibility-and-selection"/>
+    <w:bookmarkStart w:id="30" w:name="X249b1c8ec7bd151bfdc081a3a6d9cad52df428d"/>
     <w:p>
       <w:pPr>
         <w:pStyle w:val="Heading3"/>
@@ -2212,29 +2185,11 @@
         <w:pStyle w:val="FirstParagraph"/>
       </w:pPr>
       <w:r>
-        <w:t xml:space="preserve">Two screeners applied criteria in two stages (title/abstract, then full text), with a third reviewer adjudicating. Included: private-sector firms (government equity ≤ 50%; financial sector excluded) with internationalization measured by FSTS, entropy, foreign-market count, transnationality, or FDI ratio, and performance measured by accounting (ROA/ROE/ROS), market (Tobin’s Q, returns), or productivity (labor productivity, TFP) indicators, reporting an extractable effect (r; β convertible via Peterson &amp; Brown, 2005; t or F with df). The main analysis was restricted to peer-reviewed journal articles and in-press articles with DOI; dissertations, theses, working/conference papers, book chapters, and reports were excluded to hold peer-review standards constant (grey literature logged in the PRISMA flow only). The synthesized corpus is k = 238 studies, K = 288 effect sizes, assembled by citation-anchored systematic searching rather than an exhaustive database census; the flow is reported under the PRISMA 2020</w:t>
-      </w:r>
-      <w:r>
-        <w:t xml:space="preserve"> </w:t>
-      </w:r>
-      <w:r>
-        <w:t xml:space="preserve">“</w:t>
-      </w:r>
-      <w:r>
-        <w:t xml:space="preserve">studies identified via other methods</w:t>
-      </w:r>
-      <w:r>
-        <w:t xml:space="preserve">”</w:t>
-      </w:r>
-      <w:r>
-        <w:t xml:space="preserve"> </w:t>
-      </w:r>
-      <w:r>
-        <w:t xml:space="preserve">variant (Appendix A, supplementary).</w:t>
+        <w:t xml:space="preserve">Two screeners applied criteria in two stages (title/abstract, then full text), with a third reviewer adjudicating. Included: private-sector firms (government equity ≤ 50%; financial sector excluded) with internationalization measured by FSTS, entropy, foreign-market count, transnationality, or FDI ratio, and performance measured by accounting (ROA/ROE/ROS), market (Tobin's Q, returns), or productivity (labor productivity, TFP) indicators, reporting an extractable effect (r; β convertible via Peterson &amp; Brown, 2005; t or F with df). The main analysis was restricted to peer-reviewed journal articles and in-press articles with DOI; dissertations, theses, working/conference papers, book chapters, and reports were excluded to hold peer-review standards constant (grey literature logged in the PRISMA flow only). The synthesized corpus is k = 238 studies, K = 288 effect sizes, assembled by citation-anchored systematic searching rather than an exhaustive database census; the flow is reported under the PRISMA 2020 "studies identified via other methods" variant (Appendix A, supplementary).</w:t>
       </w:r>
     </w:p>
     <w:bookmarkEnd w:id="30"/>
-    <w:bookmarkStart w:id="31" w:name="extraction-and-reliability"/>
+    <w:bookmarkStart w:id="31" w:name="X911b85b7d60b4631a74a44b8e34828711e4cba4"/>
     <w:p>
       <w:pPr>
         <w:pStyle w:val="Heading3"/>
@@ -2248,11 +2203,11 @@
         <w:pStyle w:val="FirstParagraph"/>
       </w:pPr>
       <w:r>
-        <w:t xml:space="preserve">Parameters (N, focal r or convertible statistic, data-year range, country/region, DOI and performance operationalization, moderator features) were extracted using a standardized form. When r was not reported, conversions were applied in precision order: r = √[t²/(t²+df)] (Cohen, 1988); r_partial = β × 0.98 (Peterson &amp; Brown, 2005); r = √[F/(F+df₂)] with df₁ = 1 (Rosenthal, 1994). For multiple estimates per study, distinct subsamples were coded as independent effects, and for multiple specifications on the same sample the most fully controlled model was retained. Inter-coder reliability used a three-stage design (calibration on 10 studies; independent coding of a 20% stratified subsample; PI adjudication), with Cohen’s κ (target ≥ 0.70; Landis &amp; Koch, 1977) for categorical moderators and ICC(2,1) (≥ 0.80) for continuous cDAI. Consistent with prior I→P meta-analyses (Bausch &amp; Krist, 2007; Marano et al., 2016), no study-level risk-of-bias instrument was applied; the salient threats, publication bias, omitted-variable bias, and measurement heterogeneity, are addressed at the synthesis level.</w:t>
+        <w:t xml:space="preserve">Parameters (N, focal r or convertible statistic, data-year range, country/region, DOI and performance operationalization, moderator features) were extracted using a standardized form. When r was not reported, conversions were applied in precision order: r = √[t²/(t²+df)] (Cohen, 1988); r_partial = β × 0.98 (Peterson &amp; Brown, 2005); r = √[F/(F+df₂)] with df₁ = 1 (Rosenthal, 1994). For multiple estimates per study, distinct subsamples were coded as independent effects, and for multiple specifications on the same sample the most fully controlled model was retained. Inter-coder reliability used a three-stage design (calibration on 10 studies; independent coding of a 20% stratified subsample; PI adjudication), with Cohen's κ (target ≥ 0.70; Landis &amp; Koch, 1977) for categorical moderators and ICC(2,1) (≥ 0.80) for continuous cDAI. Consistent with prior I→P meta-analyses (Bausch &amp; Krist, 2007; Marano et al., 2016), no study-level risk-of-bias instrument was applied; the salient threats, publication bias, omitted-variable bias, and measurement heterogeneity, are addressed at the synthesis level.</w:t>
       </w:r>
     </w:p>
     <w:bookmarkEnd w:id="31"/>
-    <w:bookmarkStart w:id="32" w:name="moderators"/>
+    <w:bookmarkStart w:id="32" w:name="Xc8829ca4ed1c67a784f7cb6bae0c2ce6990503a"/>
     <w:p>
       <w:pPr>
         <w:pStyle w:val="Heading3"/>
@@ -2318,7 +2273,7 @@
       </w:r>
     </w:p>
     <w:bookmarkEnd w:id="32"/>
-    <w:bookmarkStart w:id="33" w:name="three-level-mara"/>
+    <w:bookmarkStart w:id="33" w:name="Xf12b82e02b6b6d5b336e6597aa75baa0b8bb247"/>
     <w:p>
       <w:pPr>
         <w:pStyle w:val="Heading3"/>
@@ -2907,7 +2862,7 @@
       </w:r>
     </w:p>
     <w:bookmarkEnd w:id="33"/>
-    <w:bookmarkStart w:id="34" w:name="publication-bias-and-robustness"/>
+    <w:bookmarkStart w:id="34" w:name="X607f682684a07c46baaa64679fe4ae5dcc53720"/>
     <w:p>
       <w:pPr>
         <w:pStyle w:val="Heading3"/>
@@ -2921,12 +2876,12 @@
         <w:pStyle w:val="FirstParagraph"/>
       </w:pPr>
       <w:r>
-        <w:t xml:space="preserve">Publication bias was assessed with Egger’s regression (Egger et al., 1997), Begg and Mazumdar’s (1994) rank correlation, Duval and Tweedie’s (2000) trim-and-fill, Orwin’s (1983) fail-safe N, and PET-PEESE meta-regression (Stanley &amp; Doucouliagos, 2014). Five pre-specified robustness checks follow: (1) two-level vs. three-level comparison (Δr &gt; 0.02 flags nesting bias); (2) leave-one-out influence (Cook’s distance &gt; 4/k); (3) FSTS-only restriction; (4) ICRV reclassified on the WGI composite governance index; (5) post-2000 temporal restriction to test vintage effects.</w:t>
+        <w:t xml:space="preserve">Publication bias was assessed with Egger's regression (Egger et al., 1997), Begg and Mazumdar's (1994) rank correlation, Duval and Tweedie's (2000) trim-and-fill, Orwin's (1983) fail-safe N, and PET-PEESE meta-regression (Stanley &amp; Doucouliagos, 2014). Five pre-specified robustness checks follow: (1) two-level vs. three-level comparison (Δr &gt; 0.02 flags nesting bias); (2) leave-one-out influence (Cook's distance &gt; 4/k); (3) FSTS-only restriction; (4) ICRV reclassified on the WGI composite governance index; (5) post-2000 temporal restriction to test vintage effects.</w:t>
       </w:r>
     </w:p>
     <w:bookmarkEnd w:id="34"/>
     <w:bookmarkEnd w:id="35"/>
-    <w:bookmarkStart w:id="43" w:name="results"/>
+    <w:bookmarkStart w:id="43" w:name="X121719332867ee227f0a04b486098cee978c6e6"/>
     <w:p>
       <w:pPr>
         <w:pStyle w:val="Heading2"/>
@@ -2935,7 +2890,7 @@
         <w:t xml:space="preserve">4. Results</w:t>
       </w:r>
     </w:p>
-    <w:bookmarkStart w:id="36" w:name="X919d8d711cf606d2dd3f7af57602ee0032ae633"/>
+    <w:bookmarkStart w:id="36" w:name="X404e116a6fc5d40bc82ca2b5ca0e91216768dfb"/>
     <w:p>
       <w:pPr>
         <w:pStyle w:val="Heading3"/>
@@ -2997,22 +2952,22 @@
           <w:iCs/>
           <w:i/>
         </w:rPr>
-        <w:t xml:space="preserve">(two authors independently coded a 20% stratified subsample, k = 47 studies, blind to each other’s codes)</w:t>
+        <w:t xml:space="preserve">(two authors independently coded a 20% stratified subsample, k = 47 studies, blind to each other's codes)</w:t>
       </w:r>
     </w:p>
     <w:tbl>
       <w:tblPr>
         <w:tblStyle w:val="Table"/>
-        <w:tblW w:type="pct" w:w="5000"/>
+        <w:tblW w:type="auto" w:w="0"/>
         <w:tblLook w:firstRow="1" w:lastRow="0" w:firstColumn="0" w:lastColumn="0" w:noHBand="0" w:noVBand="0" w:val="0020"/>
         <w:jc w:val="start"/>
       </w:tblPr>
       <w:tblGrid>
-        <w:gridCol w:w="2217"/>
-        <w:gridCol w:w="1900"/>
-        <w:gridCol w:w="1161"/>
-        <w:gridCol w:w="739"/>
-        <w:gridCol w:w="1900"/>
+        <w:gridCol w:w="1584"/>
+        <w:gridCol w:w="1584"/>
+        <w:gridCol w:w="1584"/>
+        <w:gridCol w:w="1584"/>
+        <w:gridCol w:w="1584"/>
       </w:tblGrid>
       <w:tr>
         <w:trPr>
@@ -3112,7 +3067,7 @@
               <w:jc w:val="left"/>
             </w:pPr>
             <w:r>
-              <w:t xml:space="preserve">Cohen’s κ</w:t>
+              <w:t xml:space="preserve">Cohen's κ</w:t>
             </w:r>
           </w:p>
         </w:tc>
@@ -3174,7 +3129,7 @@
               <w:jc w:val="left"/>
             </w:pPr>
             <w:r>
-              <w:t xml:space="preserve">Cohen’s κ</w:t>
+              <w:t xml:space="preserve">Cohen's κ</w:t>
             </w:r>
           </w:p>
         </w:tc>
@@ -3236,7 +3191,7 @@
               <w:jc w:val="left"/>
             </w:pPr>
             <w:r>
-              <w:t xml:space="preserve">Cohen’s κ</w:t>
+              <w:t xml:space="preserve">Cohen's κ</w:t>
             </w:r>
           </w:p>
         </w:tc>
@@ -3298,7 +3253,7 @@
               <w:jc w:val="left"/>
             </w:pPr>
             <w:r>
-              <w:t xml:space="preserve">Cohen’s κ</w:t>
+              <w:t xml:space="preserve">Cohen's κ</w:t>
             </w:r>
           </w:p>
         </w:tc>
@@ -3360,7 +3315,7 @@
               <w:jc w:val="left"/>
             </w:pPr>
             <w:r>
-              <w:t xml:space="preserve">Cohen’s κ</w:t>
+              <w:t xml:space="preserve">Cohen's κ</w:t>
             </w:r>
           </w:p>
         </w:tc>
@@ -3467,7 +3422,7 @@
         <w:t xml:space="preserve"> </w:t>
       </w:r>
       <w:r>
-        <w:t xml:space="preserve">The full corpus was coded by the first author against the standardized codebook (Appendix B). For reliability, the two authors independently coded a 20% stratified subsample (k = 47 studies), blind to each other’s codes; agreement was assessed with Cohen’s κ for the categorical moderators and ICC(2, 1) for the continuous cDAI index, against the Landis and Koch (1977) thresholds (κ ≥ 0.70; ICC ≥ 0.80). Disagreements were resolved by discussion, with Regime II/III boundary cases adjudicated by lookup of WGI Rule of Law vintage scores.</w:t>
+        <w:t xml:space="preserve">The full corpus was coded by the first author against the standardized codebook (Appendix B). For reliability, the two authors independently coded a 20% stratified subsample (k = 47 studies), blind to each other's codes; agreement was assessed with Cohen's κ for the categorical moderators and ICC(2, 1) for the continuous cDAI index, against the Landis and Koch (1977) thresholds (κ ≥ 0.70; ICC ≥ 0.80). Disagreements were resolved by discussion, with Regime II/III boundary cases adjudicated by lookup of WGI Rule of Law vintage scores.</w:t>
       </w:r>
     </w:p>
     <w:p>
@@ -3495,14 +3450,14 @@
     <w:tbl>
       <w:tblPr>
         <w:tblStyle w:val="Table"/>
-        <w:tblW w:type="pct" w:w="5000"/>
+        <w:tblW w:type="auto" w:w="0"/>
         <w:tblLook w:firstRow="1" w:lastRow="0" w:firstColumn="0" w:lastColumn="0" w:noHBand="0" w:noVBand="0" w:val="0020"/>
         <w:jc w:val="start"/>
       </w:tblPr>
       <w:tblGrid>
-        <w:gridCol w:w="5840"/>
-        <w:gridCol w:w="1040"/>
-        <w:gridCol w:w="1040"/>
+        <w:gridCol w:w="2640"/>
+        <w:gridCol w:w="2640"/>
+        <w:gridCol w:w="2640"/>
       </w:tblGrid>
       <w:tr>
         <w:trPr>
@@ -4466,7 +4421,7 @@
       </w:r>
     </w:p>
     <w:bookmarkEnd w:id="36"/>
-    <w:bookmarkStart w:id="37" w:name="baseline-three-level-model"/>
+    <w:bookmarkStart w:id="37" w:name="X484949e7994e09bd70500137e9d7c8f884b58c1"/>
     <w:p>
       <w:pPr>
         <w:pStyle w:val="Heading3"/>
@@ -5066,7 +5021,7 @@
               <w:jc w:val="left"/>
             </w:pPr>
             <w:r>
-              <w:t xml:space="preserve">1, 895.58 (</w:t>
+              <w:t xml:space="preserve">1,895.58 (</w:t>
             </w:r>
             <w:r>
               <w:rPr>
@@ -5247,7 +5202,7 @@
       </w:r>
     </w:p>
     <w:bookmarkEnd w:id="37"/>
-    <w:bookmarkStart w:id="38" w:name="icrv-5-regime-moderation-h1"/>
+    <w:bookmarkStart w:id="38" w:name="Xa97dc1af7f7d522b04ad4b6d2a4fed8000451ef"/>
     <w:p>
       <w:pPr>
         <w:pStyle w:val="Heading3"/>
@@ -5406,1003 +5361,6 @@
           <w:i/>
         </w:rPr>
         <w:t xml:space="preserve">k=238/K=288)</w:t>
-      </w:r>
-    </w:p>
-    <w:tbl>
-      <w:tblPr>
-        <w:tblStyle w:val="Table"/>
-        <w:tblW w:type="pct" w:w="5000"/>
-        <w:tblLook w:firstRow="1" w:lastRow="0" w:firstColumn="0" w:lastColumn="0" w:noHBand="0" w:noVBand="0" w:val="0020"/>
-        <w:jc w:val="start"/>
-      </w:tblPr>
-      <w:tblGrid>
-        <w:gridCol w:w="2282"/>
-        <w:gridCol w:w="223"/>
-        <w:gridCol w:w="313"/>
-        <w:gridCol w:w="805"/>
-        <w:gridCol w:w="4295"/>
-      </w:tblGrid>
-      <w:tr>
-        <w:trPr>
-          <w:tblHeader w:val="true"/>
-        </w:trPr>
-        <w:tc>
-          <w:tcPr/>
-          <w:p>
-            <w:pPr>
-              <w:pStyle w:val="Compact"/>
-              <w:jc w:val="left"/>
-            </w:pPr>
-            <w:r>
-              <w:t xml:space="preserve">Regime</w:t>
-            </w:r>
-          </w:p>
-        </w:tc>
-        <w:tc>
-          <w:tcPr/>
-          <w:p>
-            <w:pPr>
-              <w:pStyle w:val="Compact"/>
-              <w:jc w:val="left"/>
-            </w:pPr>
-            <w:r>
-              <w:rPr>
-                <w:iCs/>
-                <w:i/>
-              </w:rPr>
-              <w:t xml:space="preserve">k</w:t>
-            </w:r>
-          </w:p>
-        </w:tc>
-        <w:tc>
-          <w:tcPr/>
-          <w:p>
-            <w:pPr>
-              <w:pStyle w:val="Compact"/>
-              <w:jc w:val="left"/>
-            </w:pPr>
-            <w:r>
-              <w:rPr>
-                <w:iCs/>
-                <w:i/>
-              </w:rPr>
-              <w:t xml:space="preserve">r̄</w:t>
-            </w:r>
-          </w:p>
-        </w:tc>
-        <w:tc>
-          <w:tcPr/>
-          <w:p>
-            <w:pPr>
-              <w:pStyle w:val="Compact"/>
-              <w:jc w:val="left"/>
-            </w:pPr>
-            <w:r>
-              <w:t xml:space="preserve">95% CI</w:t>
-            </w:r>
-          </w:p>
-        </w:tc>
-        <w:tc>
-          <w:tcPr/>
-          <w:p>
-            <w:pPr>
-              <w:pStyle w:val="Compact"/>
-              <w:jc w:val="left"/>
-            </w:pPr>
-            <w:r>
-              <w:t xml:space="preserve">Note</w:t>
-            </w:r>
-          </w:p>
-        </w:tc>
-      </w:tr>
-      <w:tr>
-        <w:tc>
-          <w:tcPr/>
-          <w:p>
-            <w:pPr>
-              <w:pStyle w:val="Compact"/>
-              <w:jc w:val="left"/>
-            </w:pPr>
-            <w:r>
-              <w:t xml:space="preserve">I, Advanced-Innovation (SG, HK, KR, JP, UK, US…)</w:t>
-            </w:r>
-          </w:p>
-        </w:tc>
-        <w:tc>
-          <w:tcPr/>
-          <w:p>
-            <w:pPr>
-              <w:pStyle w:val="Compact"/>
-              <w:jc w:val="left"/>
-            </w:pPr>
-            <w:r>
-              <w:t xml:space="preserve">139</w:t>
-            </w:r>
-          </w:p>
-        </w:tc>
-        <w:tc>
-          <w:tcPr/>
-          <w:p>
-            <w:pPr>
-              <w:pStyle w:val="Compact"/>
-              <w:jc w:val="left"/>
-            </w:pPr>
-            <w:r>
-              <w:t xml:space="preserve">0.079</w:t>
-            </w:r>
-          </w:p>
-        </w:tc>
-        <w:tc>
-          <w:tcPr/>
-          <w:p>
-            <w:pPr>
-              <w:pStyle w:val="Compact"/>
-              <w:jc w:val="left"/>
-            </w:pPr>
-            <w:r>
-              <w:t xml:space="preserve">[0.058, 0.099]</w:t>
-            </w:r>
-          </w:p>
-        </w:tc>
-        <w:tc>
-          <w:tcPr/>
-          <w:p>
-            <w:pPr>
-              <w:pStyle w:val="Compact"/>
-              <w:jc w:val="left"/>
-            </w:pPr>
-            <w:r>
-              <w:t xml:space="preserve">Largest group; broadly consistent with H1</w:t>
-            </w:r>
-          </w:p>
-        </w:tc>
-      </w:tr>
-      <w:tr>
-        <w:tc>
-          <w:tcPr/>
-          <w:p>
-            <w:pPr>
-              <w:pStyle w:val="Compact"/>
-              <w:jc w:val="left"/>
-            </w:pPr>
-            <w:r>
-              <w:t xml:space="preserve">II, Upper-middle</w:t>
-            </w:r>
-          </w:p>
-        </w:tc>
-        <w:tc>
-          <w:tcPr/>
-          <w:p>
-            <w:pPr>
-              <w:pStyle w:val="Compact"/>
-              <w:jc w:val="left"/>
-            </w:pPr>
-            <w:r>
-              <w:t xml:space="preserve">25</w:t>
-            </w:r>
-          </w:p>
-        </w:tc>
-        <w:tc>
-          <w:tcPr/>
-          <w:p>
-            <w:pPr>
-              <w:pStyle w:val="Compact"/>
-              <w:jc w:val="left"/>
-            </w:pPr>
-            <w:r>
-              <w:t xml:space="preserve">0.065</w:t>
-            </w:r>
-          </w:p>
-        </w:tc>
-        <w:tc>
-          <w:tcPr/>
-          <w:p>
-            <w:pPr>
-              <w:pStyle w:val="Compact"/>
-              <w:jc w:val="left"/>
-            </w:pPr>
-            <w:r>
-              <w:t xml:space="preserve">[0.020, 0.109]</w:t>
-            </w:r>
-          </w:p>
-        </w:tc>
-        <w:tc>
-          <w:tcPr/>
-          <w:p>
-            <w:pPr>
-              <w:pStyle w:val="Compact"/>
-              <w:jc w:val="left"/>
-            </w:pPr>
-            <w:r>
-              <w:t xml:space="preserve">ns vs. Group I (b = −0.014,</w:t>
-            </w:r>
-            <w:r>
-              <w:t xml:space="preserve"> </w:t>
-            </w:r>
-            <w:r>
-              <w:rPr>
-                <w:iCs/>
-                <w:i/>
-              </w:rPr>
-              <w:t xml:space="preserve">p</w:t>
-            </w:r>
-            <w:r>
-              <w:t xml:space="preserve"> </w:t>
-            </w:r>
-            <w:r>
-              <w:t xml:space="preserve">= .581)</w:t>
-            </w:r>
-          </w:p>
-        </w:tc>
-      </w:tr>
-      <w:tr>
-        <w:tc>
-          <w:tcPr/>
-          <w:p>
-            <w:pPr>
-              <w:pStyle w:val="Compact"/>
-              <w:jc w:val="left"/>
-            </w:pPr>
-            <w:r>
-              <w:t xml:space="preserve">III, Emerging (VN, IN, CN, PH…)</w:t>
-            </w:r>
-          </w:p>
-        </w:tc>
-        <w:tc>
-          <w:tcPr/>
-          <w:p>
-            <w:pPr>
-              <w:pStyle w:val="Compact"/>
-              <w:jc w:val="left"/>
-            </w:pPr>
-            <w:r>
-              <w:t xml:space="preserve">90</w:t>
-            </w:r>
-          </w:p>
-        </w:tc>
-        <w:tc>
-          <w:tcPr/>
-          <w:p>
-            <w:pPr>
-              <w:pStyle w:val="Compact"/>
-              <w:jc w:val="left"/>
-            </w:pPr>
-            <w:r>
-              <w:t xml:space="preserve">0.068</w:t>
-            </w:r>
-          </w:p>
-        </w:tc>
-        <w:tc>
-          <w:tcPr/>
-          <w:p>
-            <w:pPr>
-              <w:pStyle w:val="Compact"/>
-              <w:jc w:val="left"/>
-            </w:pPr>
-            <w:r>
-              <w:t xml:space="preserve">[0.044, 0.092]</w:t>
-            </w:r>
-          </w:p>
-        </w:tc>
-        <w:tc>
-          <w:tcPr/>
-          <w:p>
-            <w:pPr>
-              <w:pStyle w:val="Compact"/>
-              <w:jc w:val="left"/>
-            </w:pPr>
-            <w:r>
-              <w:t xml:space="preserve">ns vs. Group I (b = −0.011,</w:t>
-            </w:r>
-            <w:r>
-              <w:t xml:space="preserve"> </w:t>
-            </w:r>
-            <w:r>
-              <w:rPr>
-                <w:iCs/>
-                <w:i/>
-              </w:rPr>
-              <w:t xml:space="preserve">p</w:t>
-            </w:r>
-            <w:r>
-              <w:t xml:space="preserve"> </w:t>
-            </w:r>
-            <w:r>
-              <w:t xml:space="preserve">= .502)</w:t>
-            </w:r>
-          </w:p>
-        </w:tc>
-      </w:tr>
-      <w:tr>
-        <w:tc>
-          <w:tcPr/>
-          <w:p>
-            <w:pPr>
-              <w:pStyle w:val="Compact"/>
-              <w:jc w:val="left"/>
-            </w:pPr>
-            <w:r>
-              <w:t xml:space="preserve">FR, Frontier</w:t>
-            </w:r>
-          </w:p>
-        </w:tc>
-        <w:tc>
-          <w:tcPr/>
-          <w:p>
-            <w:pPr>
-              <w:pStyle w:val="Compact"/>
-              <w:jc w:val="left"/>
-            </w:pPr>
-            <w:r>
-              <w:t xml:space="preserve">3</w:t>
-            </w:r>
-          </w:p>
-        </w:tc>
-        <w:tc>
-          <w:tcPr/>
-          <w:p>
-            <w:pPr>
-              <w:pStyle w:val="Compact"/>
-              <w:jc w:val="left"/>
-            </w:pPr>
-            <w:r>
-              <w:t xml:space="preserve">0.349</w:t>
-            </w:r>
-          </w:p>
-        </w:tc>
-        <w:tc>
-          <w:tcPr/>
-          <w:p>
-            <w:pPr>
-              <w:pStyle w:val="Compact"/>
-              <w:jc w:val="left"/>
-            </w:pPr>
-            <w:r>
-              <w:t xml:space="preserve">[0.217, 0.468]</w:t>
-            </w:r>
-          </w:p>
-        </w:tc>
-        <w:tc>
-          <w:tcPr/>
-          <w:p>
-            <w:pPr>
-              <w:pStyle w:val="Compact"/>
-              <w:jc w:val="left"/>
-            </w:pPr>
-            <w:r>
-              <w:t xml:space="preserve">⚠️</w:t>
-            </w:r>
-            <w:r>
-              <w:t xml:space="preserve"> </w:t>
-            </w:r>
-            <w:r>
-              <w:rPr>
-                <w:iCs/>
-                <w:i/>
-              </w:rPr>
-              <w:t xml:space="preserve">k</w:t>
-            </w:r>
-            <w:r>
-              <w:t xml:space="preserve"> </w:t>
-            </w:r>
-            <w:r>
-              <w:t xml:space="preserve">= 3 only; estimate unreliable (one outlier: Pouresmaeili et al.,</w:t>
-            </w:r>
-            <w:r>
-              <w:t xml:space="preserve"> </w:t>
-            </w:r>
-            <w:r>
-              <w:rPr>
-                <w:iCs/>
-                <w:i/>
-              </w:rPr>
-              <w:t xml:space="preserve">r</w:t>
-            </w:r>
-            <w:r>
-              <w:t xml:space="preserve"> </w:t>
-            </w:r>
-            <w:r>
-              <w:t xml:space="preserve">= 0.69,</w:t>
-            </w:r>
-            <w:r>
-              <w:t xml:space="preserve"> </w:t>
-            </w:r>
-            <w:r>
-              <w:rPr>
-                <w:iCs/>
-                <w:i/>
-              </w:rPr>
-              <w:t xml:space="preserve">n</w:t>
-            </w:r>
-            <w:r>
-              <w:t xml:space="preserve"> </w:t>
-            </w:r>
-            <w:r>
-              <w:t xml:space="preserve">= 226)</w:t>
-            </w:r>
-          </w:p>
-        </w:tc>
-      </w:tr>
-      <w:tr>
-        <w:tc>
-          <w:tcPr/>
-          <w:p>
-            <w:pPr>
-              <w:pStyle w:val="Compact"/>
-              <w:jc w:val="left"/>
-            </w:pPr>
-            <w:r>
-              <w:t xml:space="preserve">MX, Multi-country / Mixed</w:t>
-            </w:r>
-          </w:p>
-        </w:tc>
-        <w:tc>
-          <w:tcPr/>
-          <w:p>
-            <w:pPr>
-              <w:pStyle w:val="Compact"/>
-              <w:jc w:val="left"/>
-            </w:pPr>
-            <w:r>
-              <w:t xml:space="preserve">30</w:t>
-            </w:r>
-          </w:p>
-        </w:tc>
-        <w:tc>
-          <w:tcPr/>
-          <w:p>
-            <w:pPr>
-              <w:pStyle w:val="Compact"/>
-              <w:jc w:val="left"/>
-            </w:pPr>
-            <w:r>
-              <w:t xml:space="preserve">0.053</w:t>
-            </w:r>
-          </w:p>
-        </w:tc>
-        <w:tc>
-          <w:tcPr/>
-          <w:p>
-            <w:pPr>
-              <w:pStyle w:val="Compact"/>
-              <w:jc w:val="left"/>
-            </w:pPr>
-            <w:r>
-              <w:t xml:space="preserve">[0.012, 0.094]</w:t>
-            </w:r>
-          </w:p>
-        </w:tc>
-        <w:tc>
-          <w:tcPr/>
-          <w:p>
-            <w:pPr>
-              <w:pStyle w:val="Compact"/>
-              <w:jc w:val="left"/>
-            </w:pPr>
-            <w:r>
-              <w:t xml:space="preserve">ns vs. Group I (b = −0.026,</w:t>
-            </w:r>
-            <w:r>
-              <w:t xml:space="preserve"> </w:t>
-            </w:r>
-            <w:r>
-              <w:rPr>
-                <w:iCs/>
-                <w:i/>
-              </w:rPr>
-              <w:t xml:space="preserve">p</w:t>
-            </w:r>
-            <w:r>
-              <w:t xml:space="preserve"> </w:t>
-            </w:r>
-            <w:r>
-              <w:t xml:space="preserve">= .269)</w:t>
-            </w:r>
-          </w:p>
-        </w:tc>
-      </w:tr>
-    </w:tbl>
-    <w:p>
-      <w:pPr>
-        <w:pStyle w:val="BodyText"/>
-      </w:pPr>
-      <w:r>
-        <w:t xml:space="preserve">Figure 2: ICRV 5-regime forest plot, subgroup pooled effects with 95%</w:t>
-      </w:r>
-      <w:r>
-        <w:t xml:space="preserve"> </w:t>
-      </w:r>
-      <w:r>
-        <w:t xml:space="preserve">CI</w:t>
-      </w:r>
-    </w:p>
-    <w:p>
-      <w:pPr>
-        <w:pStyle w:val="BodyText"/>
-      </w:pPr>
-      <w:r>
-        <w:rPr>
-          <w:iCs/>
-          <w:i/>
-        </w:rPr>
-        <w:t xml:space="preserve">Figure 2.</w:t>
-      </w:r>
-      <w:r>
-        <w:t xml:space="preserve"> </w:t>
-      </w:r>
-      <w:r>
-        <w:t xml:space="preserve">ICRV subgroup forest plot. Pooled</w:t>
-      </w:r>
-      <w:r>
-        <w:t xml:space="preserve"> </w:t>
-      </w:r>
-      <w:r>
-        <w:rPr>
-          <w:iCs/>
-          <w:i/>
-        </w:rPr>
-        <w:t xml:space="preserve">r̄</w:t>
-      </w:r>
-      <w:r>
-        <w:t xml:space="preserve"> </w:t>
-      </w:r>
-      <w:r>
-        <w:t xml:space="preserve">and 95% CI per coded</w:t>
-      </w:r>
-      <w:r>
-        <w:t xml:space="preserve"> </w:t>
-      </w:r>
-      <w:r>
-        <w:t xml:space="preserve">institutional regime.</w:t>
-      </w:r>
-    </w:p>
-    <w:p>
-      <w:pPr>
-        <w:pStyle w:val="BodyText"/>
-      </w:pPr>
-      <w:r>
-        <w:t xml:space="preserve">The</w:t>
-      </w:r>
-      <w:r>
-        <w:t xml:space="preserve"> </w:t>
-      </w:r>
-      <w:r>
-        <w:rPr>
-          <w:iCs/>
-          <w:i/>
-        </w:rPr>
-        <w:t xml:space="preserve">Q</w:t>
-      </w:r>
-      <w:r>
-        <w:t xml:space="preserve">_M = 17.35 is statistically significant (</w:t>
-      </w:r>
-      <w:r>
-        <w:rPr>
-          <w:iCs/>
-          <w:i/>
-        </w:rPr>
-        <w:t xml:space="preserve">p</w:t>
-      </w:r>
-      <w:r>
-        <w:t xml:space="preserve"> </w:t>
-      </w:r>
-      <w:r>
-        <w:t xml:space="preserve">= .002) but the</w:t>
-      </w:r>
-      <w:r>
-        <w:t xml:space="preserve"> </w:t>
-      </w:r>
-      <w:r>
-        <w:t xml:space="preserve">between-group pattern does not confirm the hypothesized monotone</w:t>
-      </w:r>
-      <w:r>
-        <w:t xml:space="preserve"> </w:t>
-      </w:r>
-      <w:r>
-        <w:t xml:space="preserve">gradient (I &gt; II &gt; III &gt; Frontier). Pairwise contrasts against Group</w:t>
-      </w:r>
-      <w:r>
-        <w:t xml:space="preserve"> </w:t>
-      </w:r>
-      <w:r>
-        <w:t xml:space="preserve">I (intercept) reveal that Group II (</w:t>
-      </w:r>
-      <w:r>
-        <w:rPr>
-          <w:iCs/>
-          <w:i/>
-        </w:rPr>
-        <w:t xml:space="preserve">p</w:t>
-      </w:r>
-      <w:r>
-        <w:t xml:space="preserve"> </w:t>
-      </w:r>
-      <w:r>
-        <w:t xml:space="preserve">= .581), Group III (</w:t>
-      </w:r>
-      <w:r>
-        <w:rPr>
-          <w:iCs/>
-          <w:i/>
-        </w:rPr>
-        <w:t xml:space="preserve">p</w:t>
-      </w:r>
-      <w:r>
-        <w:t xml:space="preserve"> </w:t>
-      </w:r>
-      <w:r>
-        <w:t xml:space="preserve">= .502),</w:t>
-      </w:r>
-      <w:r>
-        <w:t xml:space="preserve"> </w:t>
-      </w:r>
-      <w:r>
-        <w:t xml:space="preserve">and MX (</w:t>
-      </w:r>
-      <w:r>
-        <w:rPr>
-          <w:iCs/>
-          <w:i/>
-        </w:rPr>
-        <w:t xml:space="preserve">p</w:t>
-      </w:r>
-      <w:r>
-        <w:t xml:space="preserve"> </w:t>
-      </w:r>
-      <w:r>
-        <w:t xml:space="preserve">= .269) do not differ significantly from Advanced-Innovation</w:t>
-      </w:r>
-      <w:r>
-        <w:t xml:space="preserve"> </w:t>
-      </w:r>
-      <w:r>
-        <w:t xml:space="preserve">contexts. The only significant contrast is Group I vs. Frontier (b =</w:t>
-      </w:r>
-      <w:r>
-        <w:t xml:space="preserve"> </w:t>
-      </w:r>
-      <w:r>
-        <w:t xml:space="preserve">+0.285,</w:t>
-      </w:r>
-      <w:r>
-        <w:t xml:space="preserve"> </w:t>
-      </w:r>
-      <w:r>
-        <w:rPr>
-          <w:iCs/>
-          <w:i/>
-        </w:rPr>
-        <w:t xml:space="preserve">p</w:t>
-      </w:r>
-      <w:r>
-        <w:t xml:space="preserve"> </w:t>
-      </w:r>
-      <w:r>
-        <w:t xml:space="preserve">&lt; .001), driven entirely by the</w:t>
-      </w:r>
-      <w:r>
-        <w:t xml:space="preserve"> </w:t>
-      </w:r>
-      <w:r>
-        <w:rPr>
-          <w:iCs/>
-          <w:i/>
-        </w:rPr>
-        <w:t xml:space="preserve">k</w:t>
-      </w:r>
-      <w:r>
-        <w:t xml:space="preserve"> </w:t>
-      </w:r>
-      <w:r>
-        <w:t xml:space="preserve">= 3 Frontier-group</w:t>
-      </w:r>
-      <w:r>
-        <w:t xml:space="preserve"> </w:t>
-      </w:r>
-      <w:r>
-        <w:t xml:space="preserve">estimate, which is dominated by one outlier study (Pouresmaeili et al.,</w:t>
-      </w:r>
-      <w:r>
-        <w:t xml:space="preserve"> </w:t>
-      </w:r>
-      <w:r>
-        <w:t xml:space="preserve">2018,</w:t>
-      </w:r>
-      <w:r>
-        <w:t xml:space="preserve"> </w:t>
-      </w:r>
-      <w:r>
-        <w:rPr>
-          <w:iCs/>
-          <w:i/>
-        </w:rPr>
-        <w:t xml:space="preserve">r</w:t>
-      </w:r>
-      <w:r>
-        <w:t xml:space="preserve"> </w:t>
-      </w:r>
-      <w:r>
-        <w:t xml:space="preserve">= 0.69). Excluding the Frontier group, no between-group</w:t>
-      </w:r>
-      <w:r>
-        <w:t xml:space="preserve"> </w:t>
-      </w:r>
-      <w:r>
-        <w:t xml:space="preserve">differences approach significance.</w:t>
-      </w:r>
-    </w:p>
-    <w:p>
-      <w:pPr>
-        <w:pStyle w:val="BodyText"/>
-      </w:pPr>
-      <w:r>
-        <w:t xml:space="preserve">Group I (k=139, primarily Western MNEs and Asian advanced economies)</w:t>
-      </w:r>
-      <w:r>
-        <w:t xml:space="preserve"> </w:t>
-      </w:r>
-      <w:r>
-        <w:t xml:space="preserve">shows the highest reliable I→P effect (</w:t>
-      </w:r>
-      <w:r>
-        <w:rPr>
-          <w:iCs/>
-          <w:i/>
-        </w:rPr>
-        <w:t xml:space="preserve">r̄</w:t>
-      </w:r>
-      <w:r>
-        <w:t xml:space="preserve"> </w:t>
-      </w:r>
-      <w:r>
-        <w:t xml:space="preserve">= 0.079), and Group III</w:t>
-      </w:r>
-      <w:r>
-        <w:t xml:space="preserve"> </w:t>
-      </w:r>
-      <w:r>
-        <w:t xml:space="preserve">(k=90, Emerging) shows</w:t>
-      </w:r>
-      <w:r>
-        <w:t xml:space="preserve"> </w:t>
-      </w:r>
-      <w:r>
-        <w:rPr>
-          <w:iCs/>
-          <w:i/>
-        </w:rPr>
-        <w:t xml:space="preserve">r̄</w:t>
-      </w:r>
-      <w:r>
-        <w:t xml:space="preserve"> </w:t>
-      </w:r>
-      <w:r>
-        <w:t xml:space="preserve">= 0.068, a difference of 0.011 that is</w:t>
-      </w:r>
-      <w:r>
-        <w:t xml:space="preserve"> </w:t>
-      </w:r>
-      <w:r>
-        <w:t xml:space="preserve">directionally consistent with CIMT but not statistically significant</w:t>
-      </w:r>
-      <w:r>
-        <w:t xml:space="preserve"> </w:t>
-      </w:r>
-      <w:r>
-        <w:t xml:space="preserve">given within-group heterogeneity. H1 (between-regime heterogeneity</w:t>
-      </w:r>
-      <w:r>
-        <w:t xml:space="preserve"> </w:t>
-      </w:r>
-      <w:r>
-        <w:rPr>
-          <w:iCs/>
-          <w:i/>
-        </w:rPr>
-        <w:t xml:space="preserve">Q</w:t>
-      </w:r>
-      <w:r>
-        <w:t xml:space="preserve">_M significant) is confirmed, establishing that I→P effect sizes</w:t>
-      </w:r>
-      <w:r>
-        <w:t xml:space="preserve"> </w:t>
-      </w:r>
-      <w:r>
-        <w:t xml:space="preserve">vary systematically across ICRV regimes. However, E1a’s predicted</w:t>
-      </w:r>
-      <w:r>
-        <w:t xml:space="preserve"> </w:t>
-      </w:r>
-      <w:r>
-        <w:t xml:space="preserve">directional ordering (Advanced &gt; Emerging) and E1b’s predicted Frontier</w:t>
-      </w:r>
-      <w:r>
-        <w:t xml:space="preserve"> </w:t>
-      </w:r>
-      <w:r>
-        <w:t xml:space="preserve">floor are not statistically confirmable at</w:t>
-      </w:r>
-      <w:r>
-        <w:t xml:space="preserve"> </w:t>
-      </w:r>
-      <w:r>
-        <w:rPr>
-          <w:iCs/>
-          <w:i/>
-        </w:rPr>
-        <w:t xml:space="preserve">k</w:t>
-      </w:r>
-      <w:r>
-        <w:t xml:space="preserve"> </w:t>
-      </w:r>
-      <w:r>
-        <w:t xml:space="preserve">= 3 Frontier. The</w:t>
-      </w:r>
-      <w:r>
-        <w:t xml:space="preserve"> </w:t>
-      </w:r>
-      <w:r>
-        <w:t xml:space="preserve">gradient-specific propositions require larger</w:t>
-      </w:r>
-      <w:r>
-        <w:t xml:space="preserve"> </w:t>
-      </w:r>
-      <w:r>
-        <w:rPr>
-          <w:iCs/>
-          <w:i/>
-        </w:rPr>
-        <w:t xml:space="preserve">k</w:t>
-      </w:r>
-      <w:r>
-        <w:t xml:space="preserve"> </w:t>
-      </w:r>
-      <w:r>
-        <w:t xml:space="preserve">per regime before they</w:t>
-      </w:r>
-      <w:r>
-        <w:t xml:space="preserve"> </w:t>
-      </w:r>
-      <w:r>
-        <w:t xml:space="preserve">can be properly tested.</w:t>
-      </w:r>
-    </w:p>
-    <w:bookmarkEnd w:id="38"/>
-    <w:bookmarkStart w:id="39" w:name="cdai-moderation-h3"/>
-    <w:p>
-      <w:pPr>
-        <w:pStyle w:val="Heading3"/>
-      </w:pPr>
-      <w:r>
-        <w:t xml:space="preserve">4.4 cDAI Moderation (H3)</w:t>
-      </w:r>
-    </w:p>
-    <w:p>
-      <w:pPr>
-        <w:pStyle w:val="FirstParagraph"/>
-      </w:pPr>
-      <w:r>
-        <w:rPr>
-          <w:iCs/>
-          <w:i/>
-        </w:rPr>
-        <w:t xml:space="preserve">Q</w:t>
-      </w:r>
-      <w:r>
-        <w:t xml:space="preserve">_M(cDAI) = 1.34 (</w:t>
-      </w:r>
-      <w:r>
-        <w:rPr>
-          <w:iCs/>
-          <w:i/>
-        </w:rPr>
-        <w:t xml:space="preserve">df</w:t>
-      </w:r>
-      <w:r>
-        <w:t xml:space="preserve"> </w:t>
-      </w:r>
-      <w:r>
-        <w:t xml:space="preserve">= 2,</w:t>
-      </w:r>
-      <w:r>
-        <w:t xml:space="preserve"> </w:t>
-      </w:r>
-      <w:r>
-        <w:rPr>
-          <w:iCs/>
-          <w:i/>
-        </w:rPr>
-        <w:t xml:space="preserve">p</w:t>
-      </w:r>
-      <w:r>
-        <w:t xml:space="preserve"> </w:t>
-      </w:r>
-      <w:r>
-        <w:t xml:space="preserve">= .513). H3</w:t>
-      </w:r>
-      <w:r>
-        <w:t xml:space="preserve"> </w:t>
-      </w:r>
-      <w:r>
-        <w:rPr>
-          <w:bCs/>
-          <w:b/>
-        </w:rPr>
-        <w:t xml:space="preserve">not supported</w:t>
-      </w:r>
-      <w:r>
-        <w:t xml:space="preserve">.</w:t>
-      </w:r>
-    </w:p>
-    <w:p>
-      <w:pPr>
-        <w:pStyle w:val="BodyText"/>
-      </w:pPr>
-      <w:r>
-        <w:t xml:space="preserve">Meta-regression with continuous cDAI score: β_cDAI = +0.003 (</w:t>
-      </w:r>
-      <w:r>
-        <w:rPr>
-          <w:iCs/>
-          <w:i/>
-        </w:rPr>
-        <w:t xml:space="preserve">SE</w:t>
-      </w:r>
-      <w:r>
-        <w:t xml:space="preserve"> </w:t>
-      </w:r>
-      <w:r>
-        <w:t xml:space="preserve">=</w:t>
-      </w:r>
-      <w:r>
-        <w:t xml:space="preserve"> </w:t>
-      </w:r>
-      <w:r>
-        <w:t xml:space="preserve">0.010,</w:t>
-      </w:r>
-      <w:r>
-        <w:t xml:space="preserve"> </w:t>
-      </w:r>
-      <w:r>
-        <w:rPr>
-          <w:iCs/>
-          <w:i/>
-        </w:rPr>
-        <w:t xml:space="preserve">p</w:t>
-      </w:r>
-      <w:r>
-        <w:t xml:space="preserve"> </w:t>
-      </w:r>
-      <w:r>
-        <w:t xml:space="preserve">= .744). Neither the categorical between-group test nor the</w:t>
-      </w:r>
-      <w:r>
-        <w:t xml:space="preserve"> </w:t>
-      </w:r>
-      <w:r>
-        <w:t xml:space="preserve">continuous linear trend shows significant cDAI moderation.</w:t>
-      </w:r>
-    </w:p>
-    <w:p>
-      <w:pPr>
-        <w:pStyle w:val="BodyText"/>
-      </w:pPr>
-      <w:r>
-        <w:rPr>
-          <w:bCs/>
-          <w:b/>
-        </w:rPr>
-        <w:t xml:space="preserve">Table 4.2, cDAI subgroup</w:t>
-      </w:r>
-      <w:r>
-        <w:t xml:space="preserve"> </w:t>
-      </w:r>
-      <w:r>
-        <w:rPr>
-          <w:iCs/>
-          <w:i/>
-        </w:rPr>
-        <w:t xml:space="preserve">(actual MARA output)</w:t>
       </w:r>
     </w:p>
     <w:tbl>
@@ -6431,7 +5389,7 @@
               <w:jc w:val="left"/>
             </w:pPr>
             <w:r>
-              <w:t xml:space="preserve">cDAI Group</w:t>
+              <w:t xml:space="preserve">Regime</w:t>
             </w:r>
           </w:p>
         </w:tc>
@@ -6487,7 +5445,7 @@
               <w:jc w:val="left"/>
             </w:pPr>
             <w:r>
-              <w:t xml:space="preserve">Δ vs. Low</w:t>
+              <w:t xml:space="preserve">Note</w:t>
             </w:r>
           </w:p>
         </w:tc>
@@ -6501,55 +5459,55 @@
               <w:jc w:val="left"/>
             </w:pPr>
             <w:r>
-              <w:t xml:space="preserve">Low</w:t>
-            </w:r>
-          </w:p>
-        </w:tc>
-        <w:tc>
-          <w:tcPr/>
-          <w:p>
-            <w:pPr>
-              <w:pStyle w:val="Compact"/>
-              <w:jc w:val="left"/>
-            </w:pPr>
-            <w:r>
-              <w:t xml:space="preserve">174</w:t>
-            </w:r>
-          </w:p>
-        </w:tc>
-        <w:tc>
-          <w:tcPr/>
-          <w:p>
-            <w:pPr>
-              <w:pStyle w:val="Compact"/>
-              <w:jc w:val="left"/>
-            </w:pPr>
-            <w:r>
-              <w:t xml:space="preserve">0.075</w:t>
-            </w:r>
-          </w:p>
-        </w:tc>
-        <w:tc>
-          <w:tcPr/>
-          <w:p>
-            <w:pPr>
-              <w:pStyle w:val="Compact"/>
-              <w:jc w:val="left"/>
-            </w:pPr>
-            <w:r>
-              <w:t xml:space="preserve">[0.056, 0.094]</w:t>
-            </w:r>
-          </w:p>
-        </w:tc>
-        <w:tc>
-          <w:tcPr/>
-          <w:p>
-            <w:pPr>
-              <w:pStyle w:val="Compact"/>
-              <w:jc w:val="left"/>
-            </w:pPr>
-            <w:r>
-              <w:t xml:space="preserve">,</w:t>
+              <w:t xml:space="preserve">I, Advanced-Innovation (SG, HK, KR, JP, UK, US…)</w:t>
+            </w:r>
+          </w:p>
+        </w:tc>
+        <w:tc>
+          <w:tcPr/>
+          <w:p>
+            <w:pPr>
+              <w:pStyle w:val="Compact"/>
+              <w:jc w:val="left"/>
+            </w:pPr>
+            <w:r>
+              <w:t xml:space="preserve">139</w:t>
+            </w:r>
+          </w:p>
+        </w:tc>
+        <w:tc>
+          <w:tcPr/>
+          <w:p>
+            <w:pPr>
+              <w:pStyle w:val="Compact"/>
+              <w:jc w:val="left"/>
+            </w:pPr>
+            <w:r>
+              <w:t xml:space="preserve">0.079</w:t>
+            </w:r>
+          </w:p>
+        </w:tc>
+        <w:tc>
+          <w:tcPr/>
+          <w:p>
+            <w:pPr>
+              <w:pStyle w:val="Compact"/>
+              <w:jc w:val="left"/>
+            </w:pPr>
+            <w:r>
+              <w:t xml:space="preserve">[0.058, 0.099]</w:t>
+            </w:r>
+          </w:p>
+        </w:tc>
+        <w:tc>
+          <w:tcPr/>
+          <w:p>
+            <w:pPr>
+              <w:pStyle w:val="Compact"/>
+              <w:jc w:val="left"/>
+            </w:pPr>
+            <w:r>
+              <w:t xml:space="preserve">Largest group; broadly consistent with H1</w:t>
             </w:r>
           </w:p>
         </w:tc>
@@ -6563,55 +5521,55 @@
               <w:jc w:val="left"/>
             </w:pPr>
             <w:r>
-              <w:t xml:space="preserve">Medium</w:t>
-            </w:r>
-          </w:p>
-        </w:tc>
-        <w:tc>
-          <w:tcPr/>
-          <w:p>
-            <w:pPr>
-              <w:pStyle w:val="Compact"/>
-              <w:jc w:val="left"/>
-            </w:pPr>
-            <w:r>
-              <w:t xml:space="preserve">75</w:t>
-            </w:r>
-          </w:p>
-        </w:tc>
-        <w:tc>
-          <w:tcPr/>
-          <w:p>
-            <w:pPr>
-              <w:pStyle w:val="Compact"/>
-              <w:jc w:val="left"/>
-            </w:pPr>
-            <w:r>
-              <w:t xml:space="preserve">0.063</w:t>
-            </w:r>
-          </w:p>
-        </w:tc>
-        <w:tc>
-          <w:tcPr/>
-          <w:p>
-            <w:pPr>
-              <w:pStyle w:val="Compact"/>
-              <w:jc w:val="left"/>
-            </w:pPr>
-            <w:r>
-              <w:t xml:space="preserve">[0.036, 0.090]</w:t>
-            </w:r>
-          </w:p>
-        </w:tc>
-        <w:tc>
-          <w:tcPr/>
-          <w:p>
-            <w:pPr>
-              <w:pStyle w:val="Compact"/>
-              <w:jc w:val="left"/>
-            </w:pPr>
-            <w:r>
-              <w:t xml:space="preserve">b = −0.012,</w:t>
+              <w:t xml:space="preserve">II, Upper-middle</w:t>
+            </w:r>
+          </w:p>
+        </w:tc>
+        <w:tc>
+          <w:tcPr/>
+          <w:p>
+            <w:pPr>
+              <w:pStyle w:val="Compact"/>
+              <w:jc w:val="left"/>
+            </w:pPr>
+            <w:r>
+              <w:t xml:space="preserve">25</w:t>
+            </w:r>
+          </w:p>
+        </w:tc>
+        <w:tc>
+          <w:tcPr/>
+          <w:p>
+            <w:pPr>
+              <w:pStyle w:val="Compact"/>
+              <w:jc w:val="left"/>
+            </w:pPr>
+            <w:r>
+              <w:t xml:space="preserve">0.065</w:t>
+            </w:r>
+          </w:p>
+        </w:tc>
+        <w:tc>
+          <w:tcPr/>
+          <w:p>
+            <w:pPr>
+              <w:pStyle w:val="Compact"/>
+              <w:jc w:val="left"/>
+            </w:pPr>
+            <w:r>
+              <w:t xml:space="preserve">[0.020, 0.109]</w:t>
+            </w:r>
+          </w:p>
+        </w:tc>
+        <w:tc>
+          <w:tcPr/>
+          <w:p>
+            <w:pPr>
+              <w:pStyle w:val="Compact"/>
+              <w:jc w:val="left"/>
+            </w:pPr>
+            <w:r>
+              <w:t xml:space="preserve">ns vs. Group I (b = −0.014,</w:t>
             </w:r>
             <w:r>
               <w:t xml:space="preserve"> </w:t>
@@ -6627,7 +5585,7 @@
               <w:t xml:space="preserve"> </w:t>
             </w:r>
             <w:r>
-              <w:t xml:space="preserve">= .489</w:t>
+              <w:t xml:space="preserve">= .581)</w:t>
             </w:r>
           </w:p>
         </w:tc>
@@ -6641,55 +5599,55 @@
               <w:jc w:val="left"/>
             </w:pPr>
             <w:r>
-              <w:t xml:space="preserve">High</w:t>
-            </w:r>
-          </w:p>
-        </w:tc>
-        <w:tc>
-          <w:tcPr/>
-          <w:p>
-            <w:pPr>
-              <w:pStyle w:val="Compact"/>
-              <w:jc w:val="left"/>
-            </w:pPr>
-            <w:r>
-              <w:t xml:space="preserve">38</w:t>
-            </w:r>
-          </w:p>
-        </w:tc>
-        <w:tc>
-          <w:tcPr/>
-          <w:p>
-            <w:pPr>
-              <w:pStyle w:val="Compact"/>
-              <w:jc w:val="left"/>
-            </w:pPr>
-            <w:r>
-              <w:t xml:space="preserve">0.091</w:t>
-            </w:r>
-          </w:p>
-        </w:tc>
-        <w:tc>
-          <w:tcPr/>
-          <w:p>
-            <w:pPr>
-              <w:pStyle w:val="Compact"/>
-              <w:jc w:val="left"/>
-            </w:pPr>
-            <w:r>
-              <w:t xml:space="preserve">[0.052, 0.129]</w:t>
-            </w:r>
-          </w:p>
-        </w:tc>
-        <w:tc>
-          <w:tcPr/>
-          <w:p>
-            <w:pPr>
-              <w:pStyle w:val="Compact"/>
-              <w:jc w:val="left"/>
-            </w:pPr>
-            <w:r>
-              <w:t xml:space="preserve">b = +0.016,</w:t>
+              <w:t xml:space="preserve">III, Emerging (VN, IN, CN, PH…)</w:t>
+            </w:r>
+          </w:p>
+        </w:tc>
+        <w:tc>
+          <w:tcPr/>
+          <w:p>
+            <w:pPr>
+              <w:pStyle w:val="Compact"/>
+              <w:jc w:val="left"/>
+            </w:pPr>
+            <w:r>
+              <w:t xml:space="preserve">90</w:t>
+            </w:r>
+          </w:p>
+        </w:tc>
+        <w:tc>
+          <w:tcPr/>
+          <w:p>
+            <w:pPr>
+              <w:pStyle w:val="Compact"/>
+              <w:jc w:val="left"/>
+            </w:pPr>
+            <w:r>
+              <w:t xml:space="preserve">0.068</w:t>
+            </w:r>
+          </w:p>
+        </w:tc>
+        <w:tc>
+          <w:tcPr/>
+          <w:p>
+            <w:pPr>
+              <w:pStyle w:val="Compact"/>
+              <w:jc w:val="left"/>
+            </w:pPr>
+            <w:r>
+              <w:t xml:space="preserve">[0.044, 0.092]</w:t>
+            </w:r>
+          </w:p>
+        </w:tc>
+        <w:tc>
+          <w:tcPr/>
+          <w:p>
+            <w:pPr>
+              <w:pStyle w:val="Compact"/>
+              <w:jc w:val="left"/>
+            </w:pPr>
+            <w:r>
+              <w:t xml:space="preserve">ns vs. Group I (b = −0.011,</w:t>
             </w:r>
             <w:r>
               <w:t xml:space="preserve"> </w:t>
@@ -6705,7 +5663,195 @@
               <w:t xml:space="preserve"> </w:t>
             </w:r>
             <w:r>
-              <w:t xml:space="preserve">= .469</w:t>
+              <w:t xml:space="preserve">= .502)</w:t>
+            </w:r>
+          </w:p>
+        </w:tc>
+      </w:tr>
+      <w:tr>
+        <w:tc>
+          <w:tcPr/>
+          <w:p>
+            <w:pPr>
+              <w:pStyle w:val="Compact"/>
+              <w:jc w:val="left"/>
+            </w:pPr>
+            <w:r>
+              <w:t xml:space="preserve">FR, Frontier</w:t>
+            </w:r>
+          </w:p>
+        </w:tc>
+        <w:tc>
+          <w:tcPr/>
+          <w:p>
+            <w:pPr>
+              <w:pStyle w:val="Compact"/>
+              <w:jc w:val="left"/>
+            </w:pPr>
+            <w:r>
+              <w:t xml:space="preserve">3</w:t>
+            </w:r>
+          </w:p>
+        </w:tc>
+        <w:tc>
+          <w:tcPr/>
+          <w:p>
+            <w:pPr>
+              <w:pStyle w:val="Compact"/>
+              <w:jc w:val="left"/>
+            </w:pPr>
+            <w:r>
+              <w:t xml:space="preserve">0.349</w:t>
+            </w:r>
+          </w:p>
+        </w:tc>
+        <w:tc>
+          <w:tcPr/>
+          <w:p>
+            <w:pPr>
+              <w:pStyle w:val="Compact"/>
+              <w:jc w:val="left"/>
+            </w:pPr>
+            <w:r>
+              <w:t xml:space="preserve">[0.217, 0.468]</w:t>
+            </w:r>
+          </w:p>
+        </w:tc>
+        <w:tc>
+          <w:tcPr/>
+          <w:p>
+            <w:pPr>
+              <w:pStyle w:val="Compact"/>
+              <w:jc w:val="left"/>
+            </w:pPr>
+            <w:r>
+              <w:t xml:space="preserve">⚠️</w:t>
+            </w:r>
+            <w:r>
+              <w:t xml:space="preserve"> </w:t>
+            </w:r>
+            <w:r>
+              <w:rPr>
+                <w:iCs/>
+                <w:i/>
+              </w:rPr>
+              <w:t xml:space="preserve">k</w:t>
+            </w:r>
+            <w:r>
+              <w:t xml:space="preserve"> </w:t>
+            </w:r>
+            <w:r>
+              <w:t xml:space="preserve">= 3 only; estimate unreliable (one outlier: Pouresmaeili et al.,</w:t>
+            </w:r>
+            <w:r>
+              <w:t xml:space="preserve"> </w:t>
+            </w:r>
+            <w:r>
+              <w:rPr>
+                <w:iCs/>
+                <w:i/>
+              </w:rPr>
+              <w:t xml:space="preserve">r</w:t>
+            </w:r>
+            <w:r>
+              <w:t xml:space="preserve"> </w:t>
+            </w:r>
+            <w:r>
+              <w:t xml:space="preserve">= 0.69,</w:t>
+            </w:r>
+            <w:r>
+              <w:t xml:space="preserve"> </w:t>
+            </w:r>
+            <w:r>
+              <w:rPr>
+                <w:iCs/>
+                <w:i/>
+              </w:rPr>
+              <w:t xml:space="preserve">n</w:t>
+            </w:r>
+            <w:r>
+              <w:t xml:space="preserve"> </w:t>
+            </w:r>
+            <w:r>
+              <w:t xml:space="preserve">= 226)</w:t>
+            </w:r>
+          </w:p>
+        </w:tc>
+      </w:tr>
+      <w:tr>
+        <w:tc>
+          <w:tcPr/>
+          <w:p>
+            <w:pPr>
+              <w:pStyle w:val="Compact"/>
+              <w:jc w:val="left"/>
+            </w:pPr>
+            <w:r>
+              <w:t xml:space="preserve">MX, Multi-country / Mixed</w:t>
+            </w:r>
+          </w:p>
+        </w:tc>
+        <w:tc>
+          <w:tcPr/>
+          <w:p>
+            <w:pPr>
+              <w:pStyle w:val="Compact"/>
+              <w:jc w:val="left"/>
+            </w:pPr>
+            <w:r>
+              <w:t xml:space="preserve">30</w:t>
+            </w:r>
+          </w:p>
+        </w:tc>
+        <w:tc>
+          <w:tcPr/>
+          <w:p>
+            <w:pPr>
+              <w:pStyle w:val="Compact"/>
+              <w:jc w:val="left"/>
+            </w:pPr>
+            <w:r>
+              <w:t xml:space="preserve">0.053</w:t>
+            </w:r>
+          </w:p>
+        </w:tc>
+        <w:tc>
+          <w:tcPr/>
+          <w:p>
+            <w:pPr>
+              <w:pStyle w:val="Compact"/>
+              <w:jc w:val="left"/>
+            </w:pPr>
+            <w:r>
+              <w:t xml:space="preserve">[0.012, 0.094]</w:t>
+            </w:r>
+          </w:p>
+        </w:tc>
+        <w:tc>
+          <w:tcPr/>
+          <w:p>
+            <w:pPr>
+              <w:pStyle w:val="Compact"/>
+              <w:jc w:val="left"/>
+            </w:pPr>
+            <w:r>
+              <w:t xml:space="preserve">ns vs. Group I (b = −0.026,</w:t>
+            </w:r>
+            <w:r>
+              <w:t xml:space="preserve"> </w:t>
+            </w:r>
+            <w:r>
+              <w:rPr>
+                <w:iCs/>
+                <w:i/>
+              </w:rPr>
+              <w:t xml:space="preserve">p</w:t>
+            </w:r>
+            <w:r>
+              <w:t xml:space="preserve"> </w:t>
+            </w:r>
+            <w:r>
+              <w:t xml:space="preserve">= .269)</w:t>
             </w:r>
           </w:p>
         </w:tc>
@@ -6716,7 +5862,74 @@
         <w:pStyle w:val="BodyText"/>
       </w:pPr>
       <w:r>
-        <w:t xml:space="preserve">The three cDAI subgroup means are all significantly positive (</w:t>
+        <w:t xml:space="preserve">Figure 2: ICRV 5-regime forest plot, subgroup pooled effects with 95%</w:t>
+      </w:r>
+      <w:r>
+        <w:t xml:space="preserve"> </w:t>
+      </w:r>
+      <w:r>
+        <w:t xml:space="preserve">CI</w:t>
+      </w:r>
+    </w:p>
+    <w:p>
+      <w:pPr>
+        <w:pStyle w:val="BodyText"/>
+      </w:pPr>
+      <w:r>
+        <w:rPr>
+          <w:iCs/>
+          <w:i/>
+        </w:rPr>
+        <w:t xml:space="preserve">Figure 2.</w:t>
+      </w:r>
+      <w:r>
+        <w:t xml:space="preserve"> </w:t>
+      </w:r>
+      <w:r>
+        <w:t xml:space="preserve">ICRV subgroup forest plot. Pooled</w:t>
+      </w:r>
+      <w:r>
+        <w:t xml:space="preserve"> </w:t>
+      </w:r>
+      <w:r>
+        <w:rPr>
+          <w:iCs/>
+          <w:i/>
+        </w:rPr>
+        <w:t xml:space="preserve">r̄</w:t>
+      </w:r>
+      <w:r>
+        <w:t xml:space="preserve"> </w:t>
+      </w:r>
+      <w:r>
+        <w:t xml:space="preserve">and 95% CI per coded</w:t>
+      </w:r>
+      <w:r>
+        <w:t xml:space="preserve"> </w:t>
+      </w:r>
+      <w:r>
+        <w:t xml:space="preserve">institutional regime.</w:t>
+      </w:r>
+    </w:p>
+    <w:p>
+      <w:pPr>
+        <w:pStyle w:val="BodyText"/>
+      </w:pPr>
+      <w:r>
+        <w:t xml:space="preserve">The</w:t>
+      </w:r>
+      <w:r>
+        <w:t xml:space="preserve"> </w:t>
+      </w:r>
+      <w:r>
+        <w:rPr>
+          <w:iCs/>
+          <w:i/>
+        </w:rPr>
+        <w:t xml:space="preserve">Q</w:t>
+      </w:r>
+      <w:r>
+        <w:t xml:space="preserve">_M = 17.35 is statistically significant (</w:t>
       </w:r>
       <w:r>
         <w:rPr>
@@ -6729,55 +5942,98 @@
         <w:t xml:space="preserve"> </w:t>
       </w:r>
       <w:r>
-        <w:t xml:space="preserve">&lt;</w:t>
-      </w:r>
-      <w:r>
-        <w:t xml:space="preserve"> </w:t>
-      </w:r>
-      <w:r>
-        <w:t xml:space="preserve">.001) but do not differ significantly from each other. The non-monotone</w:t>
-      </w:r>
-      <w:r>
-        <w:t xml:space="preserve"> </w:t>
-      </w:r>
-      <w:r>
-        <w:t xml:space="preserve">ordering (Low &gt; Medium &lt; High) and small, non-significant contrasts</w:t>
-      </w:r>
-      <w:r>
-        <w:t xml:space="preserve"> </w:t>
-      </w:r>
-      <w:r>
-        <w:t xml:space="preserve">fail to support the predicted positive linear gradient. The cDAI × DPL</w:t>
-      </w:r>
-      <w:r>
-        <w:t xml:space="preserve"> </w:t>
-      </w:r>
-      <w:r>
-        <w:t xml:space="preserve">interaction cannot be reliably estimated in the current sample given the</w:t>
-      </w:r>
-      <w:r>
-        <w:t xml:space="preserve"> </w:t>
-      </w:r>
-      <w:r>
-        <w:t xml:space="preserve">non-significant main moderation. H3 is not supported: country-level</w:t>
-      </w:r>
-      <w:r>
-        <w:t xml:space="preserve"> </w:t>
-      </w:r>
-      <w:r>
-        <w:t xml:space="preserve">digital adoption (cDAI, measured via World Bank DAI / ITU Digital</w:t>
-      </w:r>
-      <w:r>
-        <w:t xml:space="preserve"> </w:t>
-      </w:r>
-      <w:r>
-        <w:t xml:space="preserve">Development Index) does not significantly amplify the pooled I→P effect</w:t>
-      </w:r>
-      <w:r>
-        <w:t xml:space="preserve"> </w:t>
-      </w:r>
-      <w:r>
-        <w:t xml:space="preserve">in this</w:t>
+        <w:t xml:space="preserve">= .002) but the</w:t>
+      </w:r>
+      <w:r>
+        <w:t xml:space="preserve"> </w:t>
+      </w:r>
+      <w:r>
+        <w:t xml:space="preserve">between-group pattern does not confirm the hypothesized monotone</w:t>
+      </w:r>
+      <w:r>
+        <w:t xml:space="preserve"> </w:t>
+      </w:r>
+      <w:r>
+        <w:t xml:space="preserve">gradient (I &gt; II &gt; III &gt; Frontier). Pairwise contrasts against Group</w:t>
+      </w:r>
+      <w:r>
+        <w:t xml:space="preserve"> </w:t>
+      </w:r>
+      <w:r>
+        <w:t xml:space="preserve">I (intercept) reveal that Group II (</w:t>
+      </w:r>
+      <w:r>
+        <w:rPr>
+          <w:iCs/>
+          <w:i/>
+        </w:rPr>
+        <w:t xml:space="preserve">p</w:t>
+      </w:r>
+      <w:r>
+        <w:t xml:space="preserve"> </w:t>
+      </w:r>
+      <w:r>
+        <w:t xml:space="preserve">= .581), Group III (</w:t>
+      </w:r>
+      <w:r>
+        <w:rPr>
+          <w:iCs/>
+          <w:i/>
+        </w:rPr>
+        <w:t xml:space="preserve">p</w:t>
+      </w:r>
+      <w:r>
+        <w:t xml:space="preserve"> </w:t>
+      </w:r>
+      <w:r>
+        <w:t xml:space="preserve">= .502),</w:t>
+      </w:r>
+      <w:r>
+        <w:t xml:space="preserve"> </w:t>
+      </w:r>
+      <w:r>
+        <w:t xml:space="preserve">and MX (</w:t>
+      </w:r>
+      <w:r>
+        <w:rPr>
+          <w:iCs/>
+          <w:i/>
+        </w:rPr>
+        <w:t xml:space="preserve">p</w:t>
+      </w:r>
+      <w:r>
+        <w:t xml:space="preserve"> </w:t>
+      </w:r>
+      <w:r>
+        <w:t xml:space="preserve">= .269) do not differ significantly from Advanced-Innovation</w:t>
+      </w:r>
+      <w:r>
+        <w:t xml:space="preserve"> </w:t>
+      </w:r>
+      <w:r>
+        <w:t xml:space="preserve">contexts. The only significant contrast is Group I vs. Frontier (b =</w:t>
+      </w:r>
+      <w:r>
+        <w:t xml:space="preserve"> </w:t>
+      </w:r>
+      <w:r>
+        <w:t xml:space="preserve">+0.285,</w:t>
+      </w:r>
+      <w:r>
+        <w:t xml:space="preserve"> </w:t>
+      </w:r>
+      <w:r>
+        <w:rPr>
+          <w:iCs/>
+          <w:i/>
+        </w:rPr>
+        <w:t xml:space="preserve">p</w:t>
+      </w:r>
+      <w:r>
+        <w:t xml:space="preserve"> </w:t>
+      </w:r>
+      <w:r>
+        <w:t xml:space="preserve">&lt; .001), driven entirely by the</w:t>
       </w:r>
       <w:r>
         <w:t xml:space="preserve"> </w:t>
@@ -6793,23 +6049,187 @@
         <w:t xml:space="preserve"> </w:t>
       </w:r>
       <w:r>
-        <w:t xml:space="preserve">= 238 sample. A larger sample with better resolution across</w:t>
-      </w:r>
-      <w:r>
-        <w:t xml:space="preserve"> </w:t>
-      </w:r>
-      <w:r>
-        <w:t xml:space="preserve">the cDAI spectrum is required to test the cDAI amplification (H3) gradient hypothesis.</w:t>
-      </w:r>
-    </w:p>
-    <w:bookmarkEnd w:id="39"/>
-    <w:bookmarkStart w:id="40" w:name="dpl-phase-moderation-h2"/>
+        <w:t xml:space="preserve">= 3 Frontier-group</w:t>
+      </w:r>
+      <w:r>
+        <w:t xml:space="preserve"> </w:t>
+      </w:r>
+      <w:r>
+        <w:t xml:space="preserve">estimate, which is dominated by one outlier study (Pouresmaeili et al.,</w:t>
+      </w:r>
+      <w:r>
+        <w:t xml:space="preserve"> </w:t>
+      </w:r>
+      <w:r>
+        <w:t xml:space="preserve">2018,</w:t>
+      </w:r>
+      <w:r>
+        <w:t xml:space="preserve"> </w:t>
+      </w:r>
+      <w:r>
+        <w:rPr>
+          <w:iCs/>
+          <w:i/>
+        </w:rPr>
+        <w:t xml:space="preserve">r</w:t>
+      </w:r>
+      <w:r>
+        <w:t xml:space="preserve"> </w:t>
+      </w:r>
+      <w:r>
+        <w:t xml:space="preserve">= 0.69). Excluding the Frontier group, no between-group</w:t>
+      </w:r>
+      <w:r>
+        <w:t xml:space="preserve"> </w:t>
+      </w:r>
+      <w:r>
+        <w:t xml:space="preserve">differences approach significance.</w:t>
+      </w:r>
+    </w:p>
+    <w:p>
+      <w:pPr>
+        <w:pStyle w:val="BodyText"/>
+      </w:pPr>
+      <w:r>
+        <w:t xml:space="preserve">Group I (k=139, primarily Western MNEs and Asian advanced economies)</w:t>
+      </w:r>
+      <w:r>
+        <w:t xml:space="preserve"> </w:t>
+      </w:r>
+      <w:r>
+        <w:t xml:space="preserve">shows the highest reliable I→P effect (</w:t>
+      </w:r>
+      <w:r>
+        <w:rPr>
+          <w:iCs/>
+          <w:i/>
+        </w:rPr>
+        <w:t xml:space="preserve">r̄</w:t>
+      </w:r>
+      <w:r>
+        <w:t xml:space="preserve"> </w:t>
+      </w:r>
+      <w:r>
+        <w:t xml:space="preserve">= 0.079), and Group III</w:t>
+      </w:r>
+      <w:r>
+        <w:t xml:space="preserve"> </w:t>
+      </w:r>
+      <w:r>
+        <w:t xml:space="preserve">(k=90, Emerging) shows</w:t>
+      </w:r>
+      <w:r>
+        <w:t xml:space="preserve"> </w:t>
+      </w:r>
+      <w:r>
+        <w:rPr>
+          <w:iCs/>
+          <w:i/>
+        </w:rPr>
+        <w:t xml:space="preserve">r̄</w:t>
+      </w:r>
+      <w:r>
+        <w:t xml:space="preserve"> </w:t>
+      </w:r>
+      <w:r>
+        <w:t xml:space="preserve">= 0.068, a difference of 0.011 that is</w:t>
+      </w:r>
+      <w:r>
+        <w:t xml:space="preserve"> </w:t>
+      </w:r>
+      <w:r>
+        <w:t xml:space="preserve">directionally consistent with CIMT but not statistically significant</w:t>
+      </w:r>
+      <w:r>
+        <w:t xml:space="preserve"> </w:t>
+      </w:r>
+      <w:r>
+        <w:t xml:space="preserve">given within-group heterogeneity. H1 (between-regime heterogeneity</w:t>
+      </w:r>
+      <w:r>
+        <w:t xml:space="preserve"> </w:t>
+      </w:r>
+      <w:r>
+        <w:rPr>
+          <w:iCs/>
+          <w:i/>
+        </w:rPr>
+        <w:t xml:space="preserve">Q</w:t>
+      </w:r>
+      <w:r>
+        <w:t xml:space="preserve">_M significant) is confirmed, establishing that I→P effect sizes</w:t>
+      </w:r>
+      <w:r>
+        <w:t xml:space="preserve"> </w:t>
+      </w:r>
+      <w:r>
+        <w:t xml:space="preserve">vary systematically across ICRV regimes. However, E1a's predicted</w:t>
+      </w:r>
+      <w:r>
+        <w:t xml:space="preserve"> </w:t>
+      </w:r>
+      <w:r>
+        <w:t xml:space="preserve">directional ordering (Advanced &gt; Emerging) and E1b's predicted Frontier</w:t>
+      </w:r>
+      <w:r>
+        <w:t xml:space="preserve"> </w:t>
+      </w:r>
+      <w:r>
+        <w:t xml:space="preserve">floor are not statistically confirmable at</w:t>
+      </w:r>
+      <w:r>
+        <w:t xml:space="preserve"> </w:t>
+      </w:r>
+      <w:r>
+        <w:rPr>
+          <w:iCs/>
+          <w:i/>
+        </w:rPr>
+        <w:t xml:space="preserve">k</w:t>
+      </w:r>
+      <w:r>
+        <w:t xml:space="preserve"> </w:t>
+      </w:r>
+      <w:r>
+        <w:t xml:space="preserve">= 3 Frontier. The</w:t>
+      </w:r>
+      <w:r>
+        <w:t xml:space="preserve"> </w:t>
+      </w:r>
+      <w:r>
+        <w:t xml:space="preserve">gradient-specific propositions require larger</w:t>
+      </w:r>
+      <w:r>
+        <w:t xml:space="preserve"> </w:t>
+      </w:r>
+      <w:r>
+        <w:rPr>
+          <w:iCs/>
+          <w:i/>
+        </w:rPr>
+        <w:t xml:space="preserve">k</w:t>
+      </w:r>
+      <w:r>
+        <w:t xml:space="preserve"> </w:t>
+      </w:r>
+      <w:r>
+        <w:t xml:space="preserve">per regime before they</w:t>
+      </w:r>
+      <w:r>
+        <w:t xml:space="preserve"> </w:t>
+      </w:r>
+      <w:r>
+        <w:t xml:space="preserve">can be properly tested.</w:t>
+      </w:r>
+    </w:p>
+    <w:bookmarkEnd w:id="38"/>
+    <w:bookmarkStart w:id="39" w:name="X541c92fe8ae9c523bbb1875dcc9c5525c218523"/>
     <w:p>
       <w:pPr>
         <w:pStyle w:val="Heading3"/>
       </w:pPr>
       <w:r>
-        <w:t xml:space="preserve">4.5 DPL Phase Moderation (H2)</w:t>
+        <w:t xml:space="preserve">4.4 cDAI Moderation (H3)</w:t>
       </w:r>
     </w:p>
     <w:p>
@@ -6824,7 +6244,7 @@
         <w:t xml:space="preserve">Q</w:t>
       </w:r>
       <w:r>
-        <w:t xml:space="preserve">_M(DPL) = 0.62 (</w:t>
+        <w:t xml:space="preserve">_M(cDAI) = 1.34 (</w:t>
       </w:r>
       <w:r>
         <w:rPr>
@@ -6853,7 +6273,7 @@
         <w:t xml:space="preserve"> </w:t>
       </w:r>
       <w:r>
-        <w:t xml:space="preserve">= .734). H2</w:t>
+        <w:t xml:space="preserve">= .513). H3</w:t>
       </w:r>
       <w:r>
         <w:t xml:space="preserve"> </w:t>
@@ -6874,11 +6294,60 @@
         <w:pStyle w:val="BodyText"/>
       </w:pPr>
       <w:r>
+        <w:t xml:space="preserve">Meta-regression with continuous cDAI score: β_cDAI = +0.003 (</w:t>
+      </w:r>
+      <w:r>
+        <w:rPr>
+          <w:iCs/>
+          <w:i/>
+        </w:rPr>
+        <w:t xml:space="preserve">SE</w:t>
+      </w:r>
+      <w:r>
+        <w:t xml:space="preserve"> </w:t>
+      </w:r>
+      <w:r>
+        <w:t xml:space="preserve">=</w:t>
+      </w:r>
+      <w:r>
+        <w:t xml:space="preserve"> </w:t>
+      </w:r>
+      <w:r>
+        <w:t xml:space="preserve">0.010,</w:t>
+      </w:r>
+      <w:r>
+        <w:t xml:space="preserve"> </w:t>
+      </w:r>
+      <w:r>
+        <w:rPr>
+          <w:iCs/>
+          <w:i/>
+        </w:rPr>
+        <w:t xml:space="preserve">p</w:t>
+      </w:r>
+      <w:r>
+        <w:t xml:space="preserve"> </w:t>
+      </w:r>
+      <w:r>
+        <w:t xml:space="preserve">= .744). Neither the categorical between-group test nor the</w:t>
+      </w:r>
+      <w:r>
+        <w:t xml:space="preserve"> </w:t>
+      </w:r>
+      <w:r>
+        <w:t xml:space="preserve">continuous linear trend shows significant cDAI moderation.</w:t>
+      </w:r>
+    </w:p>
+    <w:p>
+      <w:pPr>
+        <w:pStyle w:val="BodyText"/>
+      </w:pPr>
+      <w:r>
         <w:rPr>
           <w:bCs/>
           <w:b/>
         </w:rPr>
-        <w:t xml:space="preserve">Table 4.3, DPL phase subgroup</w:t>
+        <w:t xml:space="preserve">Table 4.2, cDAI subgroup</w:t>
       </w:r>
       <w:r>
         <w:t xml:space="preserve"> </w:t>
@@ -6894,17 +6363,16 @@
     <w:tbl>
       <w:tblPr>
         <w:tblStyle w:val="Table"/>
-        <w:tblW w:type="pct" w:w="5000"/>
+        <w:tblW w:type="auto" w:w="0"/>
         <w:tblLook w:firstRow="1" w:lastRow="0" w:firstColumn="0" w:lastColumn="0" w:noHBand="0" w:noVBand="0" w:val="0020"/>
         <w:jc w:val="start"/>
       </w:tblPr>
       <w:tblGrid>
-        <w:gridCol w:w="1120"/>
-        <w:gridCol w:w="2764"/>
-        <w:gridCol w:w="373"/>
-        <w:gridCol w:w="523"/>
-        <w:gridCol w:w="1344"/>
-        <w:gridCol w:w="1793"/>
+        <w:gridCol w:w="1584"/>
+        <w:gridCol w:w="1584"/>
+        <w:gridCol w:w="1584"/>
+        <w:gridCol w:w="1584"/>
+        <w:gridCol w:w="1584"/>
       </w:tblGrid>
       <w:tr>
         <w:trPr>
@@ -6918,19 +6386,7 @@
               <w:jc w:val="left"/>
             </w:pPr>
             <w:r>
-              <w:t xml:space="preserve">DPL Phase</w:t>
-            </w:r>
-          </w:p>
-        </w:tc>
-        <w:tc>
-          <w:tcPr/>
-          <w:p>
-            <w:pPr>
-              <w:pStyle w:val="Compact"/>
-              <w:jc w:val="left"/>
-            </w:pPr>
-            <w:r>
-              <w:t xml:space="preserve">Definition</w:t>
+              <w:t xml:space="preserve">cDAI Group</w:t>
             </w:r>
           </w:p>
         </w:tc>
@@ -6986,7 +6442,7 @@
               <w:jc w:val="left"/>
             </w:pPr>
             <w:r>
-              <w:t xml:space="preserve">Δ vs. PRE</w:t>
+              <w:t xml:space="preserve">Δ vs. Low</w:t>
             </w:r>
           </w:p>
         </w:tc>
@@ -7000,55 +6456,43 @@
               <w:jc w:val="left"/>
             </w:pPr>
             <w:r>
-              <w:t xml:space="preserve">Precede (PRE)</w:t>
-            </w:r>
-          </w:p>
-        </w:tc>
-        <w:tc>
-          <w:tcPr/>
-          <w:p>
-            <w:pPr>
-              <w:pStyle w:val="Compact"/>
-              <w:jc w:val="left"/>
-            </w:pPr>
-            <w:r>
-              <w:t xml:space="preserve">Sample data predominantly pre-2009</w:t>
-            </w:r>
-          </w:p>
-        </w:tc>
-        <w:tc>
-          <w:tcPr/>
-          <w:p>
-            <w:pPr>
-              <w:pStyle w:val="Compact"/>
-              <w:jc w:val="left"/>
-            </w:pPr>
-            <w:r>
-              <w:t xml:space="preserve">100</w:t>
-            </w:r>
-          </w:p>
-        </w:tc>
-        <w:tc>
-          <w:tcPr/>
-          <w:p>
-            <w:pPr>
-              <w:pStyle w:val="Compact"/>
-              <w:jc w:val="left"/>
-            </w:pPr>
-            <w:r>
-              <w:t xml:space="preserve">0.082</w:t>
-            </w:r>
-          </w:p>
-        </w:tc>
-        <w:tc>
-          <w:tcPr/>
-          <w:p>
-            <w:pPr>
-              <w:pStyle w:val="Compact"/>
-              <w:jc w:val="left"/>
-            </w:pPr>
-            <w:r>
-              <w:t xml:space="preserve">[0.057, 0.107]</w:t>
+              <w:t xml:space="preserve">Low</w:t>
+            </w:r>
+          </w:p>
+        </w:tc>
+        <w:tc>
+          <w:tcPr/>
+          <w:p>
+            <w:pPr>
+              <w:pStyle w:val="Compact"/>
+              <w:jc w:val="left"/>
+            </w:pPr>
+            <w:r>
+              <w:t xml:space="preserve">174</w:t>
+            </w:r>
+          </w:p>
+        </w:tc>
+        <w:tc>
+          <w:tcPr/>
+          <w:p>
+            <w:pPr>
+              <w:pStyle w:val="Compact"/>
+              <w:jc w:val="left"/>
+            </w:pPr>
+            <w:r>
+              <w:t xml:space="preserve">0.075</w:t>
+            </w:r>
+          </w:p>
+        </w:tc>
+        <w:tc>
+          <w:tcPr/>
+          <w:p>
+            <w:pPr>
+              <w:pStyle w:val="Compact"/>
+              <w:jc w:val="left"/>
+            </w:pPr>
+            <w:r>
+              <w:t xml:space="preserve">[0.056, 0.094]</w:t>
             </w:r>
           </w:p>
         </w:tc>
@@ -7074,67 +6518,55 @@
               <w:jc w:val="left"/>
             </w:pPr>
             <w:r>
-              <w:t xml:space="preserve">Span (SPN)</w:t>
-            </w:r>
-          </w:p>
-        </w:tc>
-        <w:tc>
-          <w:tcPr/>
-          <w:p>
-            <w:pPr>
-              <w:pStyle w:val="Compact"/>
-              <w:jc w:val="left"/>
-            </w:pPr>
-            <w:r>
-              <w:t xml:space="preserve">Sample spans the 2009 inflection</w:t>
-            </w:r>
-          </w:p>
-        </w:tc>
-        <w:tc>
-          <w:tcPr/>
-          <w:p>
-            <w:pPr>
-              <w:pStyle w:val="Compact"/>
-              <w:jc w:val="left"/>
-            </w:pPr>
-            <w:r>
-              <w:t xml:space="preserve">107</w:t>
-            </w:r>
-          </w:p>
-        </w:tc>
-        <w:tc>
-          <w:tcPr/>
-          <w:p>
-            <w:pPr>
-              <w:pStyle w:val="Compact"/>
-              <w:jc w:val="left"/>
-            </w:pPr>
-            <w:r>
-              <w:t xml:space="preserve">0.068</w:t>
-            </w:r>
-          </w:p>
-        </w:tc>
-        <w:tc>
-          <w:tcPr/>
-          <w:p>
-            <w:pPr>
-              <w:pStyle w:val="Compact"/>
-              <w:jc w:val="left"/>
-            </w:pPr>
-            <w:r>
-              <w:t xml:space="preserve">[0.045, 0.091]</w:t>
-            </w:r>
-          </w:p>
-        </w:tc>
-        <w:tc>
-          <w:tcPr/>
-          <w:p>
-            <w:pPr>
-              <w:pStyle w:val="Compact"/>
-              <w:jc w:val="left"/>
-            </w:pPr>
-            <w:r>
-              <w:t xml:space="preserve">b = −0.014,</w:t>
+              <w:t xml:space="preserve">Medium</w:t>
+            </w:r>
+          </w:p>
+        </w:tc>
+        <w:tc>
+          <w:tcPr/>
+          <w:p>
+            <w:pPr>
+              <w:pStyle w:val="Compact"/>
+              <w:jc w:val="left"/>
+            </w:pPr>
+            <w:r>
+              <w:t xml:space="preserve">75</w:t>
+            </w:r>
+          </w:p>
+        </w:tc>
+        <w:tc>
+          <w:tcPr/>
+          <w:p>
+            <w:pPr>
+              <w:pStyle w:val="Compact"/>
+              <w:jc w:val="left"/>
+            </w:pPr>
+            <w:r>
+              <w:t xml:space="preserve">0.063</w:t>
+            </w:r>
+          </w:p>
+        </w:tc>
+        <w:tc>
+          <w:tcPr/>
+          <w:p>
+            <w:pPr>
+              <w:pStyle w:val="Compact"/>
+              <w:jc w:val="left"/>
+            </w:pPr>
+            <w:r>
+              <w:t xml:space="preserve">[0.036, 0.090]</w:t>
+            </w:r>
+          </w:p>
+        </w:tc>
+        <w:tc>
+          <w:tcPr/>
+          <w:p>
+            <w:pPr>
+              <w:pStyle w:val="Compact"/>
+              <w:jc w:val="left"/>
+            </w:pPr>
+            <w:r>
+              <w:t xml:space="preserve">b = −0.012,</w:t>
             </w:r>
             <w:r>
               <w:t xml:space="preserve"> </w:t>
@@ -7150,7 +6582,7 @@
               <w:t xml:space="preserve"> </w:t>
             </w:r>
             <w:r>
-              <w:t xml:space="preserve">= .434</w:t>
+              <w:t xml:space="preserve">= .489</w:t>
             </w:r>
           </w:p>
         </w:tc>
@@ -7164,67 +6596,55 @@
               <w:jc w:val="left"/>
             </w:pPr>
             <w:r>
-              <w:t xml:space="preserve">Follow (FOL)</w:t>
-            </w:r>
-          </w:p>
-        </w:tc>
-        <w:tc>
-          <w:tcPr/>
-          <w:p>
-            <w:pPr>
-              <w:pStyle w:val="Compact"/>
-              <w:jc w:val="left"/>
-            </w:pPr>
-            <w:r>
-              <w:t xml:space="preserve">Sample data predominantly post-2014</w:t>
-            </w:r>
-          </w:p>
-        </w:tc>
-        <w:tc>
-          <w:tcPr/>
-          <w:p>
-            <w:pPr>
-              <w:pStyle w:val="Compact"/>
-              <w:jc w:val="left"/>
-            </w:pPr>
-            <w:r>
-              <w:t xml:space="preserve">80</w:t>
-            </w:r>
-          </w:p>
-        </w:tc>
-        <w:tc>
-          <w:tcPr/>
-          <w:p>
-            <w:pPr>
-              <w:pStyle w:val="Compact"/>
-              <w:jc w:val="left"/>
-            </w:pPr>
-            <w:r>
-              <w:t xml:space="preserve">0.073</w:t>
-            </w:r>
-          </w:p>
-        </w:tc>
-        <w:tc>
-          <w:tcPr/>
-          <w:p>
-            <w:pPr>
-              <w:pStyle w:val="Compact"/>
-              <w:jc w:val="left"/>
-            </w:pPr>
-            <w:r>
-              <w:t xml:space="preserve">[0.046, 0.100]</w:t>
-            </w:r>
-          </w:p>
-        </w:tc>
-        <w:tc>
-          <w:tcPr/>
-          <w:p>
-            <w:pPr>
-              <w:pStyle w:val="Compact"/>
-              <w:jc w:val="left"/>
-            </w:pPr>
-            <w:r>
-              <w:t xml:space="preserve">b = −0.009,</w:t>
+              <w:t xml:space="preserve">High</w:t>
+            </w:r>
+          </w:p>
+        </w:tc>
+        <w:tc>
+          <w:tcPr/>
+          <w:p>
+            <w:pPr>
+              <w:pStyle w:val="Compact"/>
+              <w:jc w:val="left"/>
+            </w:pPr>
+            <w:r>
+              <w:t xml:space="preserve">38</w:t>
+            </w:r>
+          </w:p>
+        </w:tc>
+        <w:tc>
+          <w:tcPr/>
+          <w:p>
+            <w:pPr>
+              <w:pStyle w:val="Compact"/>
+              <w:jc w:val="left"/>
+            </w:pPr>
+            <w:r>
+              <w:t xml:space="preserve">0.091</w:t>
+            </w:r>
+          </w:p>
+        </w:tc>
+        <w:tc>
+          <w:tcPr/>
+          <w:p>
+            <w:pPr>
+              <w:pStyle w:val="Compact"/>
+              <w:jc w:val="left"/>
+            </w:pPr>
+            <w:r>
+              <w:t xml:space="preserve">[0.052, 0.129]</w:t>
+            </w:r>
+          </w:p>
+        </w:tc>
+        <w:tc>
+          <w:tcPr/>
+          <w:p>
+            <w:pPr>
+              <w:pStyle w:val="Compact"/>
+              <w:jc w:val="left"/>
+            </w:pPr>
+            <w:r>
+              <w:t xml:space="preserve">b = +0.016,</w:t>
             </w:r>
             <w:r>
               <w:t xml:space="preserve"> </w:t>
@@ -7240,7 +6660,7 @@
               <w:t xml:space="preserve"> </w:t>
             </w:r>
             <w:r>
-              <w:t xml:space="preserve">= .645</w:t>
+              <w:t xml:space="preserve">= .469</w:t>
             </w:r>
           </w:p>
         </w:tc>
@@ -7251,23 +6671,7 @@
         <w:pStyle w:val="BodyText"/>
       </w:pPr>
       <w:r>
-        <w:t xml:space="preserve">Pairwise comparisons: PRE vs. FOL (</w:t>
-      </w:r>
-      <w:r>
-        <w:rPr>
-          <w:iCs/>
-          <w:i/>
-        </w:rPr>
-        <w:t xml:space="preserve">z</w:t>
-      </w:r>
-      <w:r>
-        <w:t xml:space="preserve"> </w:t>
-      </w:r>
-      <w:r>
-        <w:t xml:space="preserve">= 0.46,</w:t>
-      </w:r>
-      <w:r>
-        <w:t xml:space="preserve"> </w:t>
+        <w:t xml:space="preserve">The three cDAI subgroup means are all significantly positive (</w:t>
       </w:r>
       <w:r>
         <w:rPr>
@@ -7280,26 +6684,115 @@
         <w:t xml:space="preserve"> </w:t>
       </w:r>
       <w:r>
-        <w:t xml:space="preserve">= .645); PRE vs. SPN</w:t>
-      </w:r>
-      <w:r>
-        <w:t xml:space="preserve"> </w:t>
-      </w:r>
-      <w:r>
-        <w:t xml:space="preserve">(</w:t>
-      </w:r>
-      <w:r>
-        <w:rPr>
-          <w:iCs/>
-          <w:i/>
-        </w:rPr>
-        <w:t xml:space="preserve">z</w:t>
-      </w:r>
-      <w:r>
-        <w:t xml:space="preserve"> </w:t>
-      </w:r>
-      <w:r>
-        <w:t xml:space="preserve">= 0.78,</w:t>
+        <w:t xml:space="preserve">&lt;</w:t>
+      </w:r>
+      <w:r>
+        <w:t xml:space="preserve"> </w:t>
+      </w:r>
+      <w:r>
+        <w:t xml:space="preserve">.001) but do not differ significantly from each other. The non-monotone</w:t>
+      </w:r>
+      <w:r>
+        <w:t xml:space="preserve"> </w:t>
+      </w:r>
+      <w:r>
+        <w:t xml:space="preserve">ordering (Low &gt; Medium &lt; High) and small, non-significant contrasts</w:t>
+      </w:r>
+      <w:r>
+        <w:t xml:space="preserve"> </w:t>
+      </w:r>
+      <w:r>
+        <w:t xml:space="preserve">fail to support the predicted positive linear gradient. The cDAI × DPL</w:t>
+      </w:r>
+      <w:r>
+        <w:t xml:space="preserve"> </w:t>
+      </w:r>
+      <w:r>
+        <w:t xml:space="preserve">interaction cannot be reliably estimated in the current sample given the</w:t>
+      </w:r>
+      <w:r>
+        <w:t xml:space="preserve"> </w:t>
+      </w:r>
+      <w:r>
+        <w:t xml:space="preserve">non-significant main moderation. H3 is not supported: country-level</w:t>
+      </w:r>
+      <w:r>
+        <w:t xml:space="preserve"> </w:t>
+      </w:r>
+      <w:r>
+        <w:t xml:space="preserve">digital adoption (cDAI, measured via World Bank DAI / ITU Digital</w:t>
+      </w:r>
+      <w:r>
+        <w:t xml:space="preserve"> </w:t>
+      </w:r>
+      <w:r>
+        <w:t xml:space="preserve">Development Index) does not significantly amplify the pooled I→P effect</w:t>
+      </w:r>
+      <w:r>
+        <w:t xml:space="preserve"> </w:t>
+      </w:r>
+      <w:r>
+        <w:t xml:space="preserve">in this</w:t>
+      </w:r>
+      <w:r>
+        <w:t xml:space="preserve"> </w:t>
+      </w:r>
+      <w:r>
+        <w:rPr>
+          <w:iCs/>
+          <w:i/>
+        </w:rPr>
+        <w:t xml:space="preserve">k</w:t>
+      </w:r>
+      <w:r>
+        <w:t xml:space="preserve"> </w:t>
+      </w:r>
+      <w:r>
+        <w:t xml:space="preserve">= 238 sample. A larger sample with better resolution across</w:t>
+      </w:r>
+      <w:r>
+        <w:t xml:space="preserve"> </w:t>
+      </w:r>
+      <w:r>
+        <w:t xml:space="preserve">the cDAI spectrum is required to test the cDAI amplification (H3) gradient hypothesis.</w:t>
+      </w:r>
+    </w:p>
+    <w:bookmarkEnd w:id="39"/>
+    <w:bookmarkStart w:id="40" w:name="X0f13fb15b20194b37c5b9d050ad7a7079c0644a"/>
+    <w:p>
+      <w:pPr>
+        <w:pStyle w:val="Heading3"/>
+      </w:pPr>
+      <w:r>
+        <w:t xml:space="preserve">4.5 DPL Phase Moderation (H2)</w:t>
+      </w:r>
+    </w:p>
+    <w:p>
+      <w:pPr>
+        <w:pStyle w:val="FirstParagraph"/>
+      </w:pPr>
+      <w:r>
+        <w:rPr>
+          <w:iCs/>
+          <w:i/>
+        </w:rPr>
+        <w:t xml:space="preserve">Q</w:t>
+      </w:r>
+      <w:r>
+        <w:t xml:space="preserve">_M(DPL) = 0.62 (</w:t>
+      </w:r>
+      <w:r>
+        <w:rPr>
+          <w:iCs/>
+          <w:i/>
+        </w:rPr>
+        <w:t xml:space="preserve">df</w:t>
+      </w:r>
+      <w:r>
+        <w:t xml:space="preserve"> </w:t>
+      </w:r>
+      <w:r>
+        <w:t xml:space="preserve">= 2,</w:t>
       </w:r>
       <w:r>
         <w:t xml:space="preserve"> </w:t>
@@ -7315,176 +6808,7 @@
         <w:t xml:space="preserve"> </w:t>
       </w:r>
       <w:r>
-        <w:t xml:space="preserve">= .434); FOL vs. SPN (</w:t>
-      </w:r>
-      <w:r>
-        <w:rPr>
-          <w:iCs/>
-          <w:i/>
-        </w:rPr>
-        <w:t xml:space="preserve">z</w:t>
-      </w:r>
-      <w:r>
-        <w:t xml:space="preserve"> </w:t>
-      </w:r>
-      <w:r>
-        <w:t xml:space="preserve">= 0.28,</w:t>
-      </w:r>
-      <w:r>
-        <w:t xml:space="preserve"> </w:t>
-      </w:r>
-      <w:r>
-        <w:rPr>
-          <w:iCs/>
-          <w:i/>
-        </w:rPr>
-        <w:t xml:space="preserve">p</w:t>
-      </w:r>
-      <w:r>
-        <w:t xml:space="preserve"> </w:t>
-      </w:r>
-      <w:r>
-        <w:t xml:space="preserve">= .782). No</w:t>
-      </w:r>
-      <w:r>
-        <w:t xml:space="preserve"> </w:t>
-      </w:r>
-      <w:r>
-        <w:t xml:space="preserve">pairwise difference approaches significance.</w:t>
-      </w:r>
-    </w:p>
-    <w:p>
-      <w:pPr>
-        <w:pStyle w:val="BodyText"/>
-      </w:pPr>
-      <w:r>
-        <w:t xml:space="preserve">The ordering (PRE &gt; FOL &gt; SPN) is opposite to H2’s prediction (FOL &gt;</w:t>
-      </w:r>
-      <w:r>
-        <w:t xml:space="preserve"> </w:t>
-      </w:r>
-      <w:r>
-        <w:t xml:space="preserve">SPN &gt; PRE). However, the between-group differences are negligible and</w:t>
-      </w:r>
-      <w:r>
-        <w:t xml:space="preserve"> </w:t>
-      </w:r>
-      <w:r>
-        <w:t xml:space="preserve">non-significant, so this pattern should not be over-interpreted. The</w:t>
-      </w:r>
-      <w:r>
-        <w:t xml:space="preserve"> </w:t>
-      </w:r>
-      <w:r>
-        <w:t xml:space="preserve">null DPL result may reflect that the</w:t>
-      </w:r>
-      <w:r>
-        <w:t xml:space="preserve"> </w:t>
-      </w:r>
-      <w:r>
-        <w:rPr>
-          <w:iCs/>
-          <w:i/>
-        </w:rPr>
-        <w:t xml:space="preserve">k</w:t>
-      </w:r>
-      <w:r>
-        <w:t xml:space="preserve"> </w:t>
-      </w:r>
-      <w:r>
-        <w:t xml:space="preserve">= 238 sample does not have</w:t>
-      </w:r>
-      <w:r>
-        <w:t xml:space="preserve"> </w:t>
-      </w:r>
-      <w:r>
-        <w:t xml:space="preserve">sufficient power to detect small temporal trends, that DPL phase is</w:t>
-      </w:r>
-      <w:r>
-        <w:t xml:space="preserve"> </w:t>
-      </w:r>
-      <w:r>
-        <w:t xml:space="preserve">confounded with ICRV composition (pre-2009 studies concentrated in</w:t>
-      </w:r>
-      <w:r>
-        <w:t xml:space="preserve"> </w:t>
-      </w:r>
-      <w:r>
-        <w:t xml:space="preserve">advanced economies), or that the Digital Paradox Lifecycle inflection</w:t>
-      </w:r>
-      <w:r>
-        <w:t xml:space="preserve"> </w:t>
-      </w:r>
-      <w:r>
-        <w:t xml:space="preserve">does not manifest at meta-analytic resolution with the current sample</w:t>
-      </w:r>
-      <w:r>
-        <w:t xml:space="preserve"> </w:t>
-      </w:r>
-      <w:r>
-        <w:t xml:space="preserve">size. H2 is not supported.</w:t>
-      </w:r>
-    </w:p>
-    <w:p>
-      <w:pPr>
-        <w:pStyle w:val="BodyText"/>
-      </w:pPr>
-      <w:r>
-        <w:t xml:space="preserve">Figure 3: DPL phase moderation, pooled I→P effect by digital adoption</w:t>
-      </w:r>
-      <w:r>
-        <w:t xml:space="preserve"> </w:t>
-      </w:r>
-      <w:r>
-        <w:t xml:space="preserve">epoch</w:t>
-      </w:r>
-    </w:p>
-    <w:p>
-      <w:pPr>
-        <w:pStyle w:val="BodyText"/>
-      </w:pPr>
-      <w:r>
-        <w:rPr>
-          <w:iCs/>
-          <w:i/>
-        </w:rPr>
-        <w:t xml:space="preserve">Figure 3.</w:t>
-      </w:r>
-      <w:r>
-        <w:t xml:space="preserve"> </w:t>
-      </w:r>
-      <w:r>
-        <w:t xml:space="preserve">DPL phase subgroup results. Pooled effect sizes by Precede /</w:t>
-      </w:r>
-      <w:r>
-        <w:t xml:space="preserve"> </w:t>
-      </w:r>
-      <w:r>
-        <w:t xml:space="preserve">Span / Follow epoch with 95% CI. The between-phase differences are small</w:t>
-      </w:r>
-      <w:r>
-        <w:t xml:space="preserve"> </w:t>
-      </w:r>
-      <w:r>
-        <w:t xml:space="preserve">and non-significant.</w:t>
-      </w:r>
-    </w:p>
-    <w:bookmarkEnd w:id="40"/>
-    <w:bookmarkStart w:id="41" w:name="publication-bias-h4"/>
-    <w:p>
-      <w:pPr>
-        <w:pStyle w:val="Heading3"/>
-      </w:pPr>
-      <w:r>
-        <w:t xml:space="preserve">4.6 Publication Bias (H4)</w:t>
-      </w:r>
-    </w:p>
-    <w:p>
-      <w:pPr>
-        <w:pStyle w:val="FirstParagraph"/>
-      </w:pPr>
-      <w:r>
-        <w:t xml:space="preserve">H4</w:t>
+        <w:t xml:space="preserve">= .734). H2</w:t>
       </w:r>
       <w:r>
         <w:t xml:space="preserve"> </w:t>
@@ -7494,16 +6818,10 @@
           <w:bCs/>
           <w:b/>
         </w:rPr>
-        <w:t xml:space="preserve">supported</w:t>
-      </w:r>
-      <w:r>
-        <w:t xml:space="preserve">: multiple indicators consistently detect publication</w:t>
-      </w:r>
-      <w:r>
-        <w:t xml:space="preserve"> </w:t>
-      </w:r>
-      <w:r>
-        <w:t xml:space="preserve">bias, though the positive I→P effect survives correction.</w:t>
+        <w:t xml:space="preserve">not supported</w:t>
+      </w:r>
+      <w:r>
+        <w:t xml:space="preserve">.</w:t>
       </w:r>
     </w:p>
     <w:p>
@@ -7515,500 +6833,33 @@
           <w:bCs/>
           <w:b/>
         </w:rPr>
-        <w:t xml:space="preserve">Egger’s regression test</w:t>
-      </w:r>
-      <w:r>
-        <w:t xml:space="preserve"> </w:t>
-      </w:r>
-      <w:r>
-        <w:t xml:space="preserve">(SE as moderator):</w:t>
-      </w:r>
-      <w:r>
-        <w:t xml:space="preserve"> </w:t>
-      </w:r>
-      <w:r>
-        <w:rPr>
-          <w:iCs/>
-          <w:i/>
-        </w:rPr>
-        <w:t xml:space="preserve">b</w:t>
-      </w:r>
-      <w:r>
-        <w:t xml:space="preserve"> </w:t>
-      </w:r>
-      <w:r>
-        <w:t xml:space="preserve">= 0.487 (</w:t>
-      </w:r>
-      <w:r>
-        <w:rPr>
-          <w:iCs/>
-          <w:i/>
-        </w:rPr>
-        <w:t xml:space="preserve">SE</w:t>
-      </w:r>
-      <w:r>
-        <w:t xml:space="preserve"> </w:t>
-      </w:r>
-      <w:r>
-        <w:t xml:space="preserve">=</w:t>
-      </w:r>
-      <w:r>
-        <w:t xml:space="preserve"> </w:t>
-      </w:r>
-      <w:r>
-        <w:t xml:space="preserve">0.251,</w:t>
-      </w:r>
-      <w:r>
-        <w:t xml:space="preserve"> </w:t>
-      </w:r>
-      <w:r>
-        <w:rPr>
-          <w:iCs/>
-          <w:i/>
-        </w:rPr>
-        <w:t xml:space="preserve">p</w:t>
-      </w:r>
-      <w:r>
-        <w:t xml:space="preserve"> </w:t>
-      </w:r>
-      <w:r>
-        <w:t xml:space="preserve">= .052), just above the conventional α = .05 threshold; this</w:t>
-      </w:r>
-      <w:r>
-        <w:t xml:space="preserve"> </w:t>
-      </w:r>
-      <w:r>
-        <w:t xml:space="preserve">criterion does not reach statistical significance, and funnel asymmetry</w:t>
-      </w:r>
-      <w:r>
-        <w:t xml:space="preserve"> </w:t>
-      </w:r>
-      <w:r>
-        <w:t xml:space="preserve">by Egger’s test alone is not confirmed.</w:t>
-      </w:r>
-    </w:p>
-    <w:p>
-      <w:pPr>
-        <w:pStyle w:val="BodyText"/>
-      </w:pPr>
-      <w:r>
-        <w:rPr>
-          <w:bCs/>
-          <w:b/>
-        </w:rPr>
-        <w:t xml:space="preserve">Begg’s rank correlation</w:t>
-      </w:r>
-      <w:r>
-        <w:t xml:space="preserve"> </w:t>
-      </w:r>
-      <w:r>
-        <w:t xml:space="preserve">(Kendall’s τ): τ = −0.132,</w:t>
-      </w:r>
-      <w:r>
-        <w:t xml:space="preserve"> </w:t>
-      </w:r>
-      <w:r>
-        <w:rPr>
-          <w:iCs/>
-          <w:i/>
-        </w:rPr>
-        <w:t xml:space="preserve">p</w:t>
-      </w:r>
-      <w:r>
-        <w:t xml:space="preserve"> </w:t>
-      </w:r>
-      <w:r>
-        <w:t xml:space="preserve">= .001</w:t>
-      </w:r>
-      <w:r>
-        <w:t xml:space="preserve"> </w:t>
-      </w:r>
-      <w:r>
-        <w:t xml:space="preserve">significant funnel asymmetry; studies with larger standard errors</w:t>
-      </w:r>
-      <w:r>
-        <w:t xml:space="preserve"> </w:t>
-      </w:r>
-      <w:r>
-        <w:t xml:space="preserve">(smaller</w:t>
-      </w:r>
-      <w:r>
-        <w:t xml:space="preserve"> </w:t>
-      </w:r>
-      <w:r>
-        <w:rPr>
-          <w:iCs/>
-          <w:i/>
-        </w:rPr>
-        <w:t xml:space="preserve">n</w:t>
-      </w:r>
-      <w:r>
-        <w:t xml:space="preserve">) report systematically lower effect sizes, consistent with</w:t>
-      </w:r>
-      <w:r>
-        <w:t xml:space="preserve"> </w:t>
-      </w:r>
-      <w:r>
-        <w:t xml:space="preserve">publication bias against null or negative findings.</w:t>
-      </w:r>
-    </w:p>
-    <w:p>
-      <w:pPr>
-        <w:pStyle w:val="BodyText"/>
-      </w:pPr>
-      <w:r>
-        <w:rPr>
-          <w:bCs/>
-          <w:b/>
-        </w:rPr>
-        <w:t xml:space="preserve">Trim-and-fill</w:t>
-      </w:r>
-      <w:r>
-        <w:t xml:space="preserve">: imputes</w:t>
-      </w:r>
-      <w:r>
-        <w:t xml:space="preserve"> </w:t>
-      </w:r>
-      <w:r>
-        <w:rPr>
-          <w:iCs/>
-          <w:i/>
-        </w:rPr>
-        <w:t xml:space="preserve">k</w:t>
-      </w:r>
-      <w:r>
-        <w:t xml:space="preserve"> </w:t>
-      </w:r>
-      <w:r>
-        <w:t xml:space="preserve">= 57 missing studies (left side);</w:t>
-      </w:r>
-      <w:r>
-        <w:t xml:space="preserve"> </w:t>
-      </w:r>
-      <w:r>
-        <w:t xml:space="preserve">adjusted pooled</w:t>
-      </w:r>
-      <w:r>
-        <w:t xml:space="preserve"> </w:t>
-      </w:r>
-      <w:r>
-        <w:rPr>
-          <w:iCs/>
-          <w:i/>
-        </w:rPr>
-        <w:t xml:space="preserve">r̄</w:t>
-      </w:r>
-      <w:r>
-        <w:t xml:space="preserve"> </w:t>
-      </w:r>
-      <w:r>
-        <w:t xml:space="preserve">= 0.035 (95% CI [0.018, 0.051]), a conservative</w:t>
-      </w:r>
-      <w:r>
-        <w:t xml:space="preserve"> </w:t>
-      </w:r>
-      <w:r>
-        <w:t xml:space="preserve">lower bound. The effect remains positive and significant but is</w:t>
-      </w:r>
-      <w:r>
-        <w:t xml:space="preserve"> </w:t>
-      </w:r>
-      <w:r>
-        <w:t xml:space="preserve">substantially attenuated from the raw estimate (0.074 → 0.035).</w:t>
-      </w:r>
-    </w:p>
-    <w:p>
-      <w:pPr>
-        <w:pStyle w:val="BodyText"/>
-      </w:pPr>
-      <w:r>
-        <w:rPr>
-          <w:bCs/>
-          <w:b/>
-        </w:rPr>
-        <w:t xml:space="preserve">Fail-safe</w:t>
-      </w:r>
-      <w:r>
-        <w:rPr>
-          <w:bCs/>
-          <w:b/>
-        </w:rPr>
-        <w:t xml:space="preserve"> </w:t>
-      </w:r>
-      <w:r>
-        <w:rPr>
-          <w:iCs/>
-          <w:i/>
-          <w:bCs/>
-          <w:b/>
-        </w:rPr>
-        <w:t xml:space="preserve">N</w:t>
-      </w:r>
-      <w:r>
-        <w:t xml:space="preserve"> </w:t>
-      </w:r>
-      <w:r>
-        <w:t xml:space="preserve">(Rosenthal, 1991):</w:t>
-      </w:r>
-      <w:r>
-        <w:t xml:space="preserve"> </w:t>
-      </w:r>
-      <w:r>
-        <w:rPr>
-          <w:iCs/>
-          <w:i/>
-        </w:rPr>
-        <w:t xml:space="preserve">N</w:t>
-      </w:r>
-      <w:r>
-        <w:t xml:space="preserve"> </w:t>
-      </w:r>
-      <w:r>
-        <w:t xml:space="preserve">= 44, 782, far exceeding the</w:t>
-      </w:r>
-      <w:r>
-        <w:t xml:space="preserve"> </w:t>
-      </w:r>
-      <w:r>
-        <w:t xml:space="preserve">criterion of 5</w:t>
-      </w:r>
-      <w:r>
-        <w:rPr>
-          <w:iCs/>
-          <w:i/>
-        </w:rPr>
-        <w:t xml:space="preserve">k</w:t>
-      </w:r>
-      <w:r>
-        <w:t xml:space="preserve"> </w:t>
-      </w:r>
-      <w:r>
-        <w:t xml:space="preserve">+ 10 = 1, 195; even under extreme publication</w:t>
-      </w:r>
-      <w:r>
-        <w:t xml:space="preserve"> </w:t>
-      </w:r>
-      <w:r>
-        <w:t xml:space="preserve">suppression assumptions, a trivially small effect would require 44, 782</w:t>
-      </w:r>
-      <w:r>
-        <w:t xml:space="preserve"> </w:t>
-      </w:r>
-      <w:r>
-        <w:t xml:space="preserve">unpublished null studies, implausible.</w:t>
-      </w:r>
-    </w:p>
-    <w:p>
-      <w:pPr>
-        <w:pStyle w:val="BodyText"/>
-      </w:pPr>
-      <w:r>
-        <w:t xml:space="preserve">The trim-and-fill correction (</w:t>
-      </w:r>
-      <w:r>
-        <w:rPr>
-          <w:iCs/>
-          <w:i/>
-        </w:rPr>
-        <w:t xml:space="preserve">k</w:t>
-      </w:r>
-      <w:r>
-        <w:t xml:space="preserve"> </w:t>
-      </w:r>
-      <w:r>
-        <w:t xml:space="preserve">= 57 imputed, adj.</w:t>
-      </w:r>
-      <w:r>
-        <w:t xml:space="preserve"> </w:t>
-      </w:r>
-      <w:r>
-        <w:rPr>
-          <w:iCs/>
-          <w:i/>
-        </w:rPr>
-        <w:t xml:space="preserve">r</w:t>
-      </w:r>
-      <w:r>
-        <w:t xml:space="preserve"> </w:t>
-      </w:r>
-      <w:r>
-        <w:t xml:space="preserve">= 0.035) is the</w:t>
-      </w:r>
-      <w:r>
-        <w:t xml:space="preserve"> </w:t>
-      </w:r>
-      <w:r>
-        <w:t xml:space="preserve">most conservative bias-corrected estimate and represents a meaningful</w:t>
-      </w:r>
-      <w:r>
-        <w:t xml:space="preserve"> </w:t>
-      </w:r>
-      <w:r>
-        <w:t xml:space="preserve">reduction from the raw</w:t>
-      </w:r>
-      <w:r>
-        <w:t xml:space="preserve"> </w:t>
-      </w:r>
-      <w:r>
-        <w:rPr>
-          <w:iCs/>
-          <w:i/>
-        </w:rPr>
-        <w:t xml:space="preserve">r</w:t>
-      </w:r>
-      <w:r>
-        <w:t xml:space="preserve"> </w:t>
-      </w:r>
-      <w:r>
-        <w:t xml:space="preserve">= 0.074. Together with the substantial</w:t>
-      </w:r>
-      <w:r>
-        <w:t xml:space="preserve"> </w:t>
-      </w:r>
-      <w:r>
-        <w:t xml:space="preserve">unexplained heterogeneity (</w:t>
-      </w:r>
-      <w:r>
-        <w:rPr>
-          <w:iCs/>
-          <w:i/>
-        </w:rPr>
-        <w:t xml:space="preserve">I</w:t>
-      </w:r>
-      <w:r>
-        <w:t xml:space="preserve">² = 62.5%) and non-significant moderator</w:t>
-      </w:r>
-      <w:r>
-        <w:t xml:space="preserve"> </w:t>
-      </w:r>
-      <w:r>
-        <w:t xml:space="preserve">tests (§§4.3–4.5), the publication bias evidence suggests that the</w:t>
-      </w:r>
-      <w:r>
-        <w:t xml:space="preserve"> </w:t>
-      </w:r>
-      <w:r>
-        <w:t xml:space="preserve">apparent average I→P effect is upwardly inflated in the published</w:t>
-      </w:r>
-      <w:r>
-        <w:t xml:space="preserve"> </w:t>
-      </w:r>
-      <w:r>
-        <w:t xml:space="preserve">literature. The true population effect may be closer to</w:t>
-      </w:r>
-      <w:r>
-        <w:t xml:space="preserve"> </w:t>
-      </w:r>
-      <w:r>
-        <w:rPr>
-          <w:iCs/>
-          <w:i/>
-        </w:rPr>
-        <w:t xml:space="preserve">r</w:t>
-      </w:r>
-      <w:r>
-        <w:t xml:space="preserve"> </w:t>
-      </w:r>
-      <w:r>
-        <w:t xml:space="preserve">≈ 0.035.</w:t>
-      </w:r>
-    </w:p>
-    <w:p>
-      <w:pPr>
-        <w:pStyle w:val="BodyText"/>
-      </w:pPr>
-      <w:r>
-        <w:t xml:space="preserve">Figure 5: Funnel plot with trim-and-fill imputed studies</w:t>
-      </w:r>
-    </w:p>
-    <w:p>
-      <w:pPr>
-        <w:pStyle w:val="BodyText"/>
-      </w:pPr>
-      <w:r>
-        <w:rPr>
-          <w:iCs/>
-          <w:i/>
-        </w:rPr>
-        <w:t xml:space="preserve">Figure 5.</w:t>
-      </w:r>
-      <w:r>
-        <w:t xml:space="preserve"> </w:t>
-      </w:r>
-      <w:r>
-        <w:t xml:space="preserve">Funnel plot of effect sizes against standard errors. Open</w:t>
-      </w:r>
-      <w:r>
-        <w:t xml:space="preserve"> </w:t>
-      </w:r>
-      <w:r>
-        <w:t xml:space="preserve">circles = original studies; filled circles = trim-and-fill imputed</w:t>
-      </w:r>
-      <w:r>
-        <w:t xml:space="preserve"> </w:t>
-      </w:r>
-      <w:r>
-        <w:t xml:space="preserve">studies (</w:t>
-      </w:r>
-      <w:r>
-        <w:rPr>
-          <w:iCs/>
-          <w:i/>
-        </w:rPr>
-        <w:t xml:space="preserve">k</w:t>
-      </w:r>
-      <w:r>
-        <w:t xml:space="preserve"> </w:t>
-      </w:r>
-      <w:r>
-        <w:t xml:space="preserve">= 57). Substantial left-side asymmetry is visible; the</w:t>
-      </w:r>
-      <w:r>
-        <w:t xml:space="preserve"> </w:t>
-      </w:r>
-      <w:r>
-        <w:t xml:space="preserve">adjusted pooled effect is</w:t>
-      </w:r>
-      <w:r>
-        <w:t xml:space="preserve"> </w:t>
-      </w:r>
-      <w:r>
-        <w:rPr>
-          <w:iCs/>
-          <w:i/>
-        </w:rPr>
-        <w:t xml:space="preserve">r</w:t>
-      </w:r>
-      <w:r>
-        <w:t xml:space="preserve"> </w:t>
-      </w:r>
-      <w:r>
-        <w:t xml:space="preserve">= 0.035.</w:t>
-      </w:r>
-    </w:p>
-    <w:bookmarkEnd w:id="41"/>
-    <w:bookmarkStart w:id="42" w:name="robustness"/>
-    <w:p>
-      <w:pPr>
-        <w:pStyle w:val="Heading3"/>
-      </w:pPr>
-      <w:r>
-        <w:t xml:space="preserve">4.7 Robustness</w:t>
+        <w:t xml:space="preserve">Table 4.3, DPL phase subgroup</w:t>
+      </w:r>
+      <w:r>
+        <w:t xml:space="preserve"> </w:t>
+      </w:r>
+      <w:r>
+        <w:rPr>
+          <w:iCs/>
+          <w:i/>
+        </w:rPr>
+        <w:t xml:space="preserve">(actual MARA output)</w:t>
       </w:r>
     </w:p>
     <w:tbl>
       <w:tblPr>
         <w:tblStyle w:val="Table"/>
-        <w:tblW w:type="pct" w:w="5000"/>
+        <w:tblW w:type="auto" w:w="0"/>
         <w:tblLook w:firstRow="1" w:lastRow="0" w:firstColumn="0" w:lastColumn="0" w:noHBand="0" w:noVBand="0" w:val="0020"/>
         <w:jc w:val="start"/>
       </w:tblPr>
       <w:tblGrid>
-        <w:gridCol w:w="2854"/>
-        <w:gridCol w:w="356"/>
-        <w:gridCol w:w="1284"/>
-        <w:gridCol w:w="1284"/>
-        <w:gridCol w:w="2140"/>
+        <w:gridCol w:w="1320"/>
+        <w:gridCol w:w="1320"/>
+        <w:gridCol w:w="1320"/>
+        <w:gridCol w:w="1320"/>
+        <w:gridCol w:w="1320"/>
+        <w:gridCol w:w="1320"/>
       </w:tblGrid>
       <w:tr>
         <w:trPr>
@@ -8022,19 +6873,35 @@
               <w:jc w:val="left"/>
             </w:pPr>
             <w:r>
-              <w:t xml:space="preserve">Check</w:t>
-            </w:r>
-          </w:p>
-        </w:tc>
-        <w:tc>
-          <w:tcPr/>
-          <w:p>
-            <w:pPr>
-              <w:pStyle w:val="Compact"/>
-              <w:jc w:val="left"/>
-            </w:pPr>
-            <w:r>
-              <w:t xml:space="preserve">K</w:t>
+              <w:t xml:space="preserve">DPL Phase</w:t>
+            </w:r>
+          </w:p>
+        </w:tc>
+        <w:tc>
+          <w:tcPr/>
+          <w:p>
+            <w:pPr>
+              <w:pStyle w:val="Compact"/>
+              <w:jc w:val="left"/>
+            </w:pPr>
+            <w:r>
+              <w:t xml:space="preserve">Definition</w:t>
+            </w:r>
+          </w:p>
+        </w:tc>
+        <w:tc>
+          <w:tcPr/>
+          <w:p>
+            <w:pPr>
+              <w:pStyle w:val="Compact"/>
+              <w:jc w:val="left"/>
+            </w:pPr>
+            <w:r>
+              <w:rPr>
+                <w:iCs/>
+                <w:i/>
+              </w:rPr>
+              <w:t xml:space="preserve">k</w:t>
             </w:r>
           </w:p>
         </w:tc>
@@ -8074,6 +6941,1094 @@
               <w:jc w:val="left"/>
             </w:pPr>
             <w:r>
+              <w:t xml:space="preserve">Δ vs. PRE</w:t>
+            </w:r>
+          </w:p>
+        </w:tc>
+      </w:tr>
+      <w:tr>
+        <w:tc>
+          <w:tcPr/>
+          <w:p>
+            <w:pPr>
+              <w:pStyle w:val="Compact"/>
+              <w:jc w:val="left"/>
+            </w:pPr>
+            <w:r>
+              <w:t xml:space="preserve">Precede (PRE)</w:t>
+            </w:r>
+          </w:p>
+        </w:tc>
+        <w:tc>
+          <w:tcPr/>
+          <w:p>
+            <w:pPr>
+              <w:pStyle w:val="Compact"/>
+              <w:jc w:val="left"/>
+            </w:pPr>
+            <w:r>
+              <w:t xml:space="preserve">Sample data predominantly pre-2009</w:t>
+            </w:r>
+          </w:p>
+        </w:tc>
+        <w:tc>
+          <w:tcPr/>
+          <w:p>
+            <w:pPr>
+              <w:pStyle w:val="Compact"/>
+              <w:jc w:val="left"/>
+            </w:pPr>
+            <w:r>
+              <w:t xml:space="preserve">100</w:t>
+            </w:r>
+          </w:p>
+        </w:tc>
+        <w:tc>
+          <w:tcPr/>
+          <w:p>
+            <w:pPr>
+              <w:pStyle w:val="Compact"/>
+              <w:jc w:val="left"/>
+            </w:pPr>
+            <w:r>
+              <w:t xml:space="preserve">0.082</w:t>
+            </w:r>
+          </w:p>
+        </w:tc>
+        <w:tc>
+          <w:tcPr/>
+          <w:p>
+            <w:pPr>
+              <w:pStyle w:val="Compact"/>
+              <w:jc w:val="left"/>
+            </w:pPr>
+            <w:r>
+              <w:t xml:space="preserve">[0.057, 0.107]</w:t>
+            </w:r>
+          </w:p>
+        </w:tc>
+        <w:tc>
+          <w:tcPr/>
+          <w:p>
+            <w:pPr>
+              <w:pStyle w:val="Compact"/>
+              <w:jc w:val="left"/>
+            </w:pPr>
+            <w:r>
+              <w:t xml:space="preserve">,</w:t>
+            </w:r>
+          </w:p>
+        </w:tc>
+      </w:tr>
+      <w:tr>
+        <w:tc>
+          <w:tcPr/>
+          <w:p>
+            <w:pPr>
+              <w:pStyle w:val="Compact"/>
+              <w:jc w:val="left"/>
+            </w:pPr>
+            <w:r>
+              <w:t xml:space="preserve">Span (SPN)</w:t>
+            </w:r>
+          </w:p>
+        </w:tc>
+        <w:tc>
+          <w:tcPr/>
+          <w:p>
+            <w:pPr>
+              <w:pStyle w:val="Compact"/>
+              <w:jc w:val="left"/>
+            </w:pPr>
+            <w:r>
+              <w:t xml:space="preserve">Sample spans the 2009 inflection</w:t>
+            </w:r>
+          </w:p>
+        </w:tc>
+        <w:tc>
+          <w:tcPr/>
+          <w:p>
+            <w:pPr>
+              <w:pStyle w:val="Compact"/>
+              <w:jc w:val="left"/>
+            </w:pPr>
+            <w:r>
+              <w:t xml:space="preserve">107</w:t>
+            </w:r>
+          </w:p>
+        </w:tc>
+        <w:tc>
+          <w:tcPr/>
+          <w:p>
+            <w:pPr>
+              <w:pStyle w:val="Compact"/>
+              <w:jc w:val="left"/>
+            </w:pPr>
+            <w:r>
+              <w:t xml:space="preserve">0.068</w:t>
+            </w:r>
+          </w:p>
+        </w:tc>
+        <w:tc>
+          <w:tcPr/>
+          <w:p>
+            <w:pPr>
+              <w:pStyle w:val="Compact"/>
+              <w:jc w:val="left"/>
+            </w:pPr>
+            <w:r>
+              <w:t xml:space="preserve">[0.045, 0.091]</w:t>
+            </w:r>
+          </w:p>
+        </w:tc>
+        <w:tc>
+          <w:tcPr/>
+          <w:p>
+            <w:pPr>
+              <w:pStyle w:val="Compact"/>
+              <w:jc w:val="left"/>
+            </w:pPr>
+            <w:r>
+              <w:t xml:space="preserve">b = −0.014,</w:t>
+            </w:r>
+            <w:r>
+              <w:t xml:space="preserve"> </w:t>
+            </w:r>
+            <w:r>
+              <w:rPr>
+                <w:iCs/>
+                <w:i/>
+              </w:rPr>
+              <w:t xml:space="preserve">p</w:t>
+            </w:r>
+            <w:r>
+              <w:t xml:space="preserve"> </w:t>
+            </w:r>
+            <w:r>
+              <w:t xml:space="preserve">= .434</w:t>
+            </w:r>
+          </w:p>
+        </w:tc>
+      </w:tr>
+      <w:tr>
+        <w:tc>
+          <w:tcPr/>
+          <w:p>
+            <w:pPr>
+              <w:pStyle w:val="Compact"/>
+              <w:jc w:val="left"/>
+            </w:pPr>
+            <w:r>
+              <w:t xml:space="preserve">Follow (FOL)</w:t>
+            </w:r>
+          </w:p>
+        </w:tc>
+        <w:tc>
+          <w:tcPr/>
+          <w:p>
+            <w:pPr>
+              <w:pStyle w:val="Compact"/>
+              <w:jc w:val="left"/>
+            </w:pPr>
+            <w:r>
+              <w:t xml:space="preserve">Sample data predominantly post-2014</w:t>
+            </w:r>
+          </w:p>
+        </w:tc>
+        <w:tc>
+          <w:tcPr/>
+          <w:p>
+            <w:pPr>
+              <w:pStyle w:val="Compact"/>
+              <w:jc w:val="left"/>
+            </w:pPr>
+            <w:r>
+              <w:t xml:space="preserve">80</w:t>
+            </w:r>
+          </w:p>
+        </w:tc>
+        <w:tc>
+          <w:tcPr/>
+          <w:p>
+            <w:pPr>
+              <w:pStyle w:val="Compact"/>
+              <w:jc w:val="left"/>
+            </w:pPr>
+            <w:r>
+              <w:t xml:space="preserve">0.073</w:t>
+            </w:r>
+          </w:p>
+        </w:tc>
+        <w:tc>
+          <w:tcPr/>
+          <w:p>
+            <w:pPr>
+              <w:pStyle w:val="Compact"/>
+              <w:jc w:val="left"/>
+            </w:pPr>
+            <w:r>
+              <w:t xml:space="preserve">[0.046, 0.100]</w:t>
+            </w:r>
+          </w:p>
+        </w:tc>
+        <w:tc>
+          <w:tcPr/>
+          <w:p>
+            <w:pPr>
+              <w:pStyle w:val="Compact"/>
+              <w:jc w:val="left"/>
+            </w:pPr>
+            <w:r>
+              <w:t xml:space="preserve">b = −0.009,</w:t>
+            </w:r>
+            <w:r>
+              <w:t xml:space="preserve"> </w:t>
+            </w:r>
+            <w:r>
+              <w:rPr>
+                <w:iCs/>
+                <w:i/>
+              </w:rPr>
+              <w:t xml:space="preserve">p</w:t>
+            </w:r>
+            <w:r>
+              <w:t xml:space="preserve"> </w:t>
+            </w:r>
+            <w:r>
+              <w:t xml:space="preserve">= .645</w:t>
+            </w:r>
+          </w:p>
+        </w:tc>
+      </w:tr>
+    </w:tbl>
+    <w:p>
+      <w:pPr>
+        <w:pStyle w:val="BodyText"/>
+      </w:pPr>
+      <w:r>
+        <w:t xml:space="preserve">Pairwise comparisons: PRE vs. FOL (</w:t>
+      </w:r>
+      <w:r>
+        <w:rPr>
+          <w:iCs/>
+          <w:i/>
+        </w:rPr>
+        <w:t xml:space="preserve">z</w:t>
+      </w:r>
+      <w:r>
+        <w:t xml:space="preserve"> </w:t>
+      </w:r>
+      <w:r>
+        <w:t xml:space="preserve">= 0.46,</w:t>
+      </w:r>
+      <w:r>
+        <w:t xml:space="preserve"> </w:t>
+      </w:r>
+      <w:r>
+        <w:rPr>
+          <w:iCs/>
+          <w:i/>
+        </w:rPr>
+        <w:t xml:space="preserve">p</w:t>
+      </w:r>
+      <w:r>
+        <w:t xml:space="preserve"> </w:t>
+      </w:r>
+      <w:r>
+        <w:t xml:space="preserve">= .645); PRE vs. SPN</w:t>
+      </w:r>
+      <w:r>
+        <w:t xml:space="preserve"> </w:t>
+      </w:r>
+      <w:r>
+        <w:t xml:space="preserve">(</w:t>
+      </w:r>
+      <w:r>
+        <w:rPr>
+          <w:iCs/>
+          <w:i/>
+        </w:rPr>
+        <w:t xml:space="preserve">z</w:t>
+      </w:r>
+      <w:r>
+        <w:t xml:space="preserve"> </w:t>
+      </w:r>
+      <w:r>
+        <w:t xml:space="preserve">= 0.78,</w:t>
+      </w:r>
+      <w:r>
+        <w:t xml:space="preserve"> </w:t>
+      </w:r>
+      <w:r>
+        <w:rPr>
+          <w:iCs/>
+          <w:i/>
+        </w:rPr>
+        <w:t xml:space="preserve">p</w:t>
+      </w:r>
+      <w:r>
+        <w:t xml:space="preserve"> </w:t>
+      </w:r>
+      <w:r>
+        <w:t xml:space="preserve">= .434); FOL vs. SPN (</w:t>
+      </w:r>
+      <w:r>
+        <w:rPr>
+          <w:iCs/>
+          <w:i/>
+        </w:rPr>
+        <w:t xml:space="preserve">z</w:t>
+      </w:r>
+      <w:r>
+        <w:t xml:space="preserve"> </w:t>
+      </w:r>
+      <w:r>
+        <w:t xml:space="preserve">= 0.28,</w:t>
+      </w:r>
+      <w:r>
+        <w:t xml:space="preserve"> </w:t>
+      </w:r>
+      <w:r>
+        <w:rPr>
+          <w:iCs/>
+          <w:i/>
+        </w:rPr>
+        <w:t xml:space="preserve">p</w:t>
+      </w:r>
+      <w:r>
+        <w:t xml:space="preserve"> </w:t>
+      </w:r>
+      <w:r>
+        <w:t xml:space="preserve">= .782). No</w:t>
+      </w:r>
+      <w:r>
+        <w:t xml:space="preserve"> </w:t>
+      </w:r>
+      <w:r>
+        <w:t xml:space="preserve">pairwise difference approaches significance.</w:t>
+      </w:r>
+    </w:p>
+    <w:p>
+      <w:pPr>
+        <w:pStyle w:val="BodyText"/>
+      </w:pPr>
+      <w:r>
+        <w:t xml:space="preserve">The ordering (PRE &gt; FOL &gt; SPN) is opposite to H2's prediction (FOL &gt;</w:t>
+      </w:r>
+      <w:r>
+        <w:t xml:space="preserve"> </w:t>
+      </w:r>
+      <w:r>
+        <w:t xml:space="preserve">SPN &gt; PRE). However, the between-group differences are negligible and</w:t>
+      </w:r>
+      <w:r>
+        <w:t xml:space="preserve"> </w:t>
+      </w:r>
+      <w:r>
+        <w:t xml:space="preserve">non-significant, so this pattern should not be over-interpreted. The</w:t>
+      </w:r>
+      <w:r>
+        <w:t xml:space="preserve"> </w:t>
+      </w:r>
+      <w:r>
+        <w:t xml:space="preserve">null DPL result may reflect that the</w:t>
+      </w:r>
+      <w:r>
+        <w:t xml:space="preserve"> </w:t>
+      </w:r>
+      <w:r>
+        <w:rPr>
+          <w:iCs/>
+          <w:i/>
+        </w:rPr>
+        <w:t xml:space="preserve">k</w:t>
+      </w:r>
+      <w:r>
+        <w:t xml:space="preserve"> </w:t>
+      </w:r>
+      <w:r>
+        <w:t xml:space="preserve">= 238 sample does not have</w:t>
+      </w:r>
+      <w:r>
+        <w:t xml:space="preserve"> </w:t>
+      </w:r>
+      <w:r>
+        <w:t xml:space="preserve">sufficient power to detect small temporal trends, that DPL phase is</w:t>
+      </w:r>
+      <w:r>
+        <w:t xml:space="preserve"> </w:t>
+      </w:r>
+      <w:r>
+        <w:t xml:space="preserve">confounded with ICRV composition (pre-2009 studies concentrated in</w:t>
+      </w:r>
+      <w:r>
+        <w:t xml:space="preserve"> </w:t>
+      </w:r>
+      <w:r>
+        <w:t xml:space="preserve">advanced economies), or that the Digital Paradox Lifecycle inflection</w:t>
+      </w:r>
+      <w:r>
+        <w:t xml:space="preserve"> </w:t>
+      </w:r>
+      <w:r>
+        <w:t xml:space="preserve">does not manifest at meta-analytic resolution with the current sample</w:t>
+      </w:r>
+      <w:r>
+        <w:t xml:space="preserve"> </w:t>
+      </w:r>
+      <w:r>
+        <w:t xml:space="preserve">size. H2 is not supported.</w:t>
+      </w:r>
+    </w:p>
+    <w:p>
+      <w:pPr>
+        <w:pStyle w:val="BodyText"/>
+      </w:pPr>
+      <w:r>
+        <w:t xml:space="preserve">Figure 3: DPL phase moderation, pooled I→P effect by digital adoption</w:t>
+      </w:r>
+      <w:r>
+        <w:t xml:space="preserve"> </w:t>
+      </w:r>
+      <w:r>
+        <w:t xml:space="preserve">epoch</w:t>
+      </w:r>
+    </w:p>
+    <w:p>
+      <w:pPr>
+        <w:pStyle w:val="BodyText"/>
+      </w:pPr>
+      <w:r>
+        <w:rPr>
+          <w:iCs/>
+          <w:i/>
+        </w:rPr>
+        <w:t xml:space="preserve">Figure 3.</w:t>
+      </w:r>
+      <w:r>
+        <w:t xml:space="preserve"> </w:t>
+      </w:r>
+      <w:r>
+        <w:t xml:space="preserve">DPL phase subgroup results. Pooled effect sizes by Precede /</w:t>
+      </w:r>
+      <w:r>
+        <w:t xml:space="preserve"> </w:t>
+      </w:r>
+      <w:r>
+        <w:t xml:space="preserve">Span / Follow epoch with 95% CI. The between-phase differences are small</w:t>
+      </w:r>
+      <w:r>
+        <w:t xml:space="preserve"> </w:t>
+      </w:r>
+      <w:r>
+        <w:t xml:space="preserve">and non-significant.</w:t>
+      </w:r>
+    </w:p>
+    <w:bookmarkEnd w:id="40"/>
+    <w:bookmarkStart w:id="41" w:name="X19c46ecf699f27e790e5a8fa6520cb51f104e4a"/>
+    <w:p>
+      <w:pPr>
+        <w:pStyle w:val="Heading3"/>
+      </w:pPr>
+      <w:r>
+        <w:t xml:space="preserve">4.6 Publication Bias (H4)</w:t>
+      </w:r>
+    </w:p>
+    <w:p>
+      <w:pPr>
+        <w:pStyle w:val="FirstParagraph"/>
+      </w:pPr>
+      <w:r>
+        <w:t xml:space="preserve">H4</w:t>
+      </w:r>
+      <w:r>
+        <w:t xml:space="preserve"> </w:t>
+      </w:r>
+      <w:r>
+        <w:rPr>
+          <w:bCs/>
+          <w:b/>
+        </w:rPr>
+        <w:t xml:space="preserve">supported</w:t>
+      </w:r>
+      <w:r>
+        <w:t xml:space="preserve">: multiple indicators consistently detect publication</w:t>
+      </w:r>
+      <w:r>
+        <w:t xml:space="preserve"> </w:t>
+      </w:r>
+      <w:r>
+        <w:t xml:space="preserve">bias, though the positive I→P effect survives correction.</w:t>
+      </w:r>
+    </w:p>
+    <w:p>
+      <w:pPr>
+        <w:pStyle w:val="BodyText"/>
+      </w:pPr>
+      <w:r>
+        <w:rPr>
+          <w:bCs/>
+          <w:b/>
+        </w:rPr>
+        <w:t xml:space="preserve">Egger's regression test</w:t>
+      </w:r>
+      <w:r>
+        <w:t xml:space="preserve"> </w:t>
+      </w:r>
+      <w:r>
+        <w:t xml:space="preserve">(SE as moderator):</w:t>
+      </w:r>
+      <w:r>
+        <w:t xml:space="preserve"> </w:t>
+      </w:r>
+      <w:r>
+        <w:rPr>
+          <w:iCs/>
+          <w:i/>
+        </w:rPr>
+        <w:t xml:space="preserve">b</w:t>
+      </w:r>
+      <w:r>
+        <w:t xml:space="preserve"> </w:t>
+      </w:r>
+      <w:r>
+        <w:t xml:space="preserve">= 0.487 (</w:t>
+      </w:r>
+      <w:r>
+        <w:rPr>
+          <w:iCs/>
+          <w:i/>
+        </w:rPr>
+        <w:t xml:space="preserve">SE</w:t>
+      </w:r>
+      <w:r>
+        <w:t xml:space="preserve"> </w:t>
+      </w:r>
+      <w:r>
+        <w:t xml:space="preserve">=</w:t>
+      </w:r>
+      <w:r>
+        <w:t xml:space="preserve"> </w:t>
+      </w:r>
+      <w:r>
+        <w:t xml:space="preserve">0.251,</w:t>
+      </w:r>
+      <w:r>
+        <w:t xml:space="preserve"> </w:t>
+      </w:r>
+      <w:r>
+        <w:rPr>
+          <w:iCs/>
+          <w:i/>
+        </w:rPr>
+        <w:t xml:space="preserve">p</w:t>
+      </w:r>
+      <w:r>
+        <w:t xml:space="preserve"> </w:t>
+      </w:r>
+      <w:r>
+        <w:t xml:space="preserve">= .052), just above the conventional α = .05 threshold; this</w:t>
+      </w:r>
+      <w:r>
+        <w:t xml:space="preserve"> </w:t>
+      </w:r>
+      <w:r>
+        <w:t xml:space="preserve">criterion does not reach statistical significance, and funnel asymmetry</w:t>
+      </w:r>
+      <w:r>
+        <w:t xml:space="preserve"> </w:t>
+      </w:r>
+      <w:r>
+        <w:t xml:space="preserve">by Egger's test alone is not confirmed.</w:t>
+      </w:r>
+    </w:p>
+    <w:p>
+      <w:pPr>
+        <w:pStyle w:val="BodyText"/>
+      </w:pPr>
+      <w:r>
+        <w:rPr>
+          <w:bCs/>
+          <w:b/>
+        </w:rPr>
+        <w:t xml:space="preserve">Begg's rank correlation</w:t>
+      </w:r>
+      <w:r>
+        <w:t xml:space="preserve"> </w:t>
+      </w:r>
+      <w:r>
+        <w:t xml:space="preserve">(Kendall's τ): τ = −0.132,</w:t>
+      </w:r>
+      <w:r>
+        <w:t xml:space="preserve"> </w:t>
+      </w:r>
+      <w:r>
+        <w:rPr>
+          <w:iCs/>
+          <w:i/>
+        </w:rPr>
+        <w:t xml:space="preserve">p</w:t>
+      </w:r>
+      <w:r>
+        <w:t xml:space="preserve"> </w:t>
+      </w:r>
+      <w:r>
+        <w:t xml:space="preserve">= .001</w:t>
+      </w:r>
+      <w:r>
+        <w:t xml:space="preserve"> </w:t>
+      </w:r>
+      <w:r>
+        <w:t xml:space="preserve">significant funnel asymmetry; studies with larger standard errors</w:t>
+      </w:r>
+      <w:r>
+        <w:t xml:space="preserve"> </w:t>
+      </w:r>
+      <w:r>
+        <w:t xml:space="preserve">(smaller</w:t>
+      </w:r>
+      <w:r>
+        <w:t xml:space="preserve"> </w:t>
+      </w:r>
+      <w:r>
+        <w:rPr>
+          <w:iCs/>
+          <w:i/>
+        </w:rPr>
+        <w:t xml:space="preserve">n</w:t>
+      </w:r>
+      <w:r>
+        <w:t xml:space="preserve">) report systematically lower effect sizes, consistent with</w:t>
+      </w:r>
+      <w:r>
+        <w:t xml:space="preserve"> </w:t>
+      </w:r>
+      <w:r>
+        <w:t xml:space="preserve">publication bias against null or negative findings.</w:t>
+      </w:r>
+    </w:p>
+    <w:p>
+      <w:pPr>
+        <w:pStyle w:val="BodyText"/>
+      </w:pPr>
+      <w:r>
+        <w:rPr>
+          <w:bCs/>
+          <w:b/>
+        </w:rPr>
+        <w:t xml:space="preserve">Trim-and-fill</w:t>
+      </w:r>
+      <w:r>
+        <w:t xml:space="preserve">: imputes</w:t>
+      </w:r>
+      <w:r>
+        <w:t xml:space="preserve"> </w:t>
+      </w:r>
+      <w:r>
+        <w:rPr>
+          <w:iCs/>
+          <w:i/>
+        </w:rPr>
+        <w:t xml:space="preserve">k</w:t>
+      </w:r>
+      <w:r>
+        <w:t xml:space="preserve"> </w:t>
+      </w:r>
+      <w:r>
+        <w:t xml:space="preserve">= 57 missing studies (left side);</w:t>
+      </w:r>
+      <w:r>
+        <w:t xml:space="preserve"> </w:t>
+      </w:r>
+      <w:r>
+        <w:t xml:space="preserve">adjusted pooled</w:t>
+      </w:r>
+      <w:r>
+        <w:t xml:space="preserve"> </w:t>
+      </w:r>
+      <w:r>
+        <w:rPr>
+          <w:iCs/>
+          <w:i/>
+        </w:rPr>
+        <w:t xml:space="preserve">r̄</w:t>
+      </w:r>
+      <w:r>
+        <w:t xml:space="preserve"> </w:t>
+      </w:r>
+      <w:r>
+        <w:t xml:space="preserve">= 0.035 (95% CI [0.018, 0.051]), a conservative</w:t>
+      </w:r>
+      <w:r>
+        <w:t xml:space="preserve"> </w:t>
+      </w:r>
+      <w:r>
+        <w:t xml:space="preserve">lower bound. The effect remains positive and significant but is</w:t>
+      </w:r>
+      <w:r>
+        <w:t xml:space="preserve"> </w:t>
+      </w:r>
+      <w:r>
+        <w:t xml:space="preserve">substantially attenuated from the raw estimate (0.074 → 0.035).</w:t>
+      </w:r>
+    </w:p>
+    <w:p>
+      <w:pPr>
+        <w:pStyle w:val="BodyText"/>
+      </w:pPr>
+      <w:r>
+        <w:rPr>
+          <w:bCs/>
+          <w:b/>
+        </w:rPr>
+        <w:t xml:space="preserve">Fail-safe</w:t>
+      </w:r>
+      <w:r>
+        <w:rPr>
+          <w:bCs/>
+          <w:b/>
+        </w:rPr>
+        <w:t xml:space="preserve"> </w:t>
+      </w:r>
+      <w:r>
+        <w:rPr>
+          <w:iCs/>
+          <w:i/>
+          <w:bCs/>
+          <w:b/>
+        </w:rPr>
+        <w:t xml:space="preserve">N</w:t>
+      </w:r>
+      <w:r>
+        <w:t xml:space="preserve"> </w:t>
+      </w:r>
+      <w:r>
+        <w:t xml:space="preserve">(Rosenthal, 1991):</w:t>
+      </w:r>
+      <w:r>
+        <w:t xml:space="preserve"> </w:t>
+      </w:r>
+      <w:r>
+        <w:rPr>
+          <w:iCs/>
+          <w:i/>
+        </w:rPr>
+        <w:t xml:space="preserve">N</w:t>
+      </w:r>
+      <w:r>
+        <w:t xml:space="preserve"> </w:t>
+      </w:r>
+      <w:r>
+        <w:t xml:space="preserve">= 44,782, far exceeding the</w:t>
+      </w:r>
+      <w:r>
+        <w:t xml:space="preserve"> </w:t>
+      </w:r>
+      <w:r>
+        <w:t xml:space="preserve">criterion of 5</w:t>
+      </w:r>
+      <w:r>
+        <w:rPr>
+          <w:iCs/>
+          <w:i/>
+        </w:rPr>
+        <w:t xml:space="preserve">k</w:t>
+      </w:r>
+      <w:r>
+        <w:t xml:space="preserve"> </w:t>
+      </w:r>
+      <w:r>
+        <w:t xml:space="preserve">+ 10 = 1,195; even under extreme publication</w:t>
+      </w:r>
+      <w:r>
+        <w:t xml:space="preserve"> </w:t>
+      </w:r>
+      <w:r>
+        <w:t xml:space="preserve">suppression assumptions, a trivially small effect would require 44,782</w:t>
+      </w:r>
+      <w:r>
+        <w:t xml:space="preserve"> </w:t>
+      </w:r>
+      <w:r>
+        <w:t xml:space="preserve">unpublished null studies, implausible.</w:t>
+      </w:r>
+    </w:p>
+    <w:p>
+      <w:pPr>
+        <w:pStyle w:val="BodyText"/>
+      </w:pPr>
+      <w:r>
+        <w:t xml:space="preserve">The trim-and-fill correction (</w:t>
+      </w:r>
+      <w:r>
+        <w:rPr>
+          <w:iCs/>
+          <w:i/>
+        </w:rPr>
+        <w:t xml:space="preserve">k</w:t>
+      </w:r>
+      <w:r>
+        <w:t xml:space="preserve"> </w:t>
+      </w:r>
+      <w:r>
+        <w:t xml:space="preserve">= 57 imputed, adj.</w:t>
+      </w:r>
+      <w:r>
+        <w:t xml:space="preserve"> </w:t>
+      </w:r>
+      <w:r>
+        <w:rPr>
+          <w:iCs/>
+          <w:i/>
+        </w:rPr>
+        <w:t xml:space="preserve">r</w:t>
+      </w:r>
+      <w:r>
+        <w:t xml:space="preserve"> </w:t>
+      </w:r>
+      <w:r>
+        <w:t xml:space="preserve">= 0.035) is the</w:t>
+      </w:r>
+      <w:r>
+        <w:t xml:space="preserve"> </w:t>
+      </w:r>
+      <w:r>
+        <w:t xml:space="preserve">most conservative bias-corrected estimate and represents a meaningful</w:t>
+      </w:r>
+      <w:r>
+        <w:t xml:space="preserve"> </w:t>
+      </w:r>
+      <w:r>
+        <w:t xml:space="preserve">reduction from the raw</w:t>
+      </w:r>
+      <w:r>
+        <w:t xml:space="preserve"> </w:t>
+      </w:r>
+      <w:r>
+        <w:rPr>
+          <w:iCs/>
+          <w:i/>
+        </w:rPr>
+        <w:t xml:space="preserve">r</w:t>
+      </w:r>
+      <w:r>
+        <w:t xml:space="preserve"> </w:t>
+      </w:r>
+      <w:r>
+        <w:t xml:space="preserve">= 0.074. Together with the substantial</w:t>
+      </w:r>
+      <w:r>
+        <w:t xml:space="preserve"> </w:t>
+      </w:r>
+      <w:r>
+        <w:t xml:space="preserve">unexplained heterogeneity (</w:t>
+      </w:r>
+      <w:r>
+        <w:rPr>
+          <w:iCs/>
+          <w:i/>
+        </w:rPr>
+        <w:t xml:space="preserve">I</w:t>
+      </w:r>
+      <w:r>
+        <w:t xml:space="preserve">² = 62.5%) and non-significant moderator</w:t>
+      </w:r>
+      <w:r>
+        <w:t xml:space="preserve"> </w:t>
+      </w:r>
+      <w:r>
+        <w:t xml:space="preserve">tests (§§4.3–4.5), the publication bias evidence suggests that the</w:t>
+      </w:r>
+      <w:r>
+        <w:t xml:space="preserve"> </w:t>
+      </w:r>
+      <w:r>
+        <w:t xml:space="preserve">apparent average I→P effect is upwardly inflated in the published</w:t>
+      </w:r>
+      <w:r>
+        <w:t xml:space="preserve"> </w:t>
+      </w:r>
+      <w:r>
+        <w:t xml:space="preserve">literature. The true population effect may be closer to</w:t>
+      </w:r>
+      <w:r>
+        <w:t xml:space="preserve"> </w:t>
+      </w:r>
+      <w:r>
+        <w:rPr>
+          <w:iCs/>
+          <w:i/>
+        </w:rPr>
+        <w:t xml:space="preserve">r</w:t>
+      </w:r>
+      <w:r>
+        <w:t xml:space="preserve"> </w:t>
+      </w:r>
+      <w:r>
+        <w:t xml:space="preserve">≈ 0.035.</w:t>
+      </w:r>
+    </w:p>
+    <w:p>
+      <w:pPr>
+        <w:pStyle w:val="BodyText"/>
+      </w:pPr>
+      <w:r>
+        <w:t xml:space="preserve">Figure 5: Funnel plot with trim-and-fill imputed studies</w:t>
+      </w:r>
+    </w:p>
+    <w:p>
+      <w:pPr>
+        <w:pStyle w:val="BodyText"/>
+      </w:pPr>
+      <w:r>
+        <w:rPr>
+          <w:iCs/>
+          <w:i/>
+        </w:rPr>
+        <w:t xml:space="preserve">Figure 5.</w:t>
+      </w:r>
+      <w:r>
+        <w:t xml:space="preserve"> </w:t>
+      </w:r>
+      <w:r>
+        <w:t xml:space="preserve">Funnel plot of effect sizes against standard errors. Open</w:t>
+      </w:r>
+      <w:r>
+        <w:t xml:space="preserve"> </w:t>
+      </w:r>
+      <w:r>
+        <w:t xml:space="preserve">circles = original studies; filled circles = trim-and-fill imputed</w:t>
+      </w:r>
+      <w:r>
+        <w:t xml:space="preserve"> </w:t>
+      </w:r>
+      <w:r>
+        <w:t xml:space="preserve">studies (</w:t>
+      </w:r>
+      <w:r>
+        <w:rPr>
+          <w:iCs/>
+          <w:i/>
+        </w:rPr>
+        <w:t xml:space="preserve">k</w:t>
+      </w:r>
+      <w:r>
+        <w:t xml:space="preserve"> </w:t>
+      </w:r>
+      <w:r>
+        <w:t xml:space="preserve">= 57). Substantial left-side asymmetry is visible; the</w:t>
+      </w:r>
+      <w:r>
+        <w:t xml:space="preserve"> </w:t>
+      </w:r>
+      <w:r>
+        <w:t xml:space="preserve">adjusted pooled effect is</w:t>
+      </w:r>
+      <w:r>
+        <w:t xml:space="preserve"> </w:t>
+      </w:r>
+      <w:r>
+        <w:rPr>
+          <w:iCs/>
+          <w:i/>
+        </w:rPr>
+        <w:t xml:space="preserve">r</w:t>
+      </w:r>
+      <w:r>
+        <w:t xml:space="preserve"> </w:t>
+      </w:r>
+      <w:r>
+        <w:t xml:space="preserve">= 0.035.</w:t>
+      </w:r>
+    </w:p>
+    <w:bookmarkEnd w:id="41"/>
+    <w:bookmarkStart w:id="42" w:name="X2944bef6cd2d25cd29d80b35f2bf895bc8ca4c2"/>
+    <w:p>
+      <w:pPr>
+        <w:pStyle w:val="Heading3"/>
+      </w:pPr>
+      <w:r>
+        <w:t xml:space="preserve">4.7 Robustness</w:t>
+      </w:r>
+    </w:p>
+    <w:tbl>
+      <w:tblPr>
+        <w:tblStyle w:val="Table"/>
+        <w:tblW w:type="auto" w:w="0"/>
+        <w:tblLook w:firstRow="1" w:lastRow="0" w:firstColumn="0" w:lastColumn="0" w:noHBand="0" w:noVBand="0" w:val="0020"/>
+        <w:jc w:val="start"/>
+      </w:tblPr>
+      <w:tblGrid>
+        <w:gridCol w:w="1584"/>
+        <w:gridCol w:w="1584"/>
+        <w:gridCol w:w="1584"/>
+        <w:gridCol w:w="1584"/>
+        <w:gridCol w:w="1584"/>
+      </w:tblGrid>
+      <w:tr>
+        <w:trPr>
+          <w:tblHeader w:val="true"/>
+        </w:trPr>
+        <w:tc>
+          <w:tcPr/>
+          <w:p>
+            <w:pPr>
+              <w:pStyle w:val="Compact"/>
+              <w:jc w:val="left"/>
+            </w:pPr>
+            <w:r>
+              <w:t xml:space="preserve">Check</w:t>
+            </w:r>
+          </w:p>
+        </w:tc>
+        <w:tc>
+          <w:tcPr/>
+          <w:p>
+            <w:pPr>
+              <w:pStyle w:val="Compact"/>
+              <w:jc w:val="left"/>
+            </w:pPr>
+            <w:r>
+              <w:t xml:space="preserve">K</w:t>
+            </w:r>
+          </w:p>
+        </w:tc>
+        <w:tc>
+          <w:tcPr/>
+          <w:p>
+            <w:pPr>
+              <w:pStyle w:val="Compact"/>
+              <w:jc w:val="left"/>
+            </w:pPr>
+            <w:r>
+              <w:rPr>
+                <w:iCs/>
+                <w:i/>
+              </w:rPr>
+              <w:t xml:space="preserve">r̄</w:t>
+            </w:r>
+          </w:p>
+        </w:tc>
+        <w:tc>
+          <w:tcPr/>
+          <w:p>
+            <w:pPr>
+              <w:pStyle w:val="Compact"/>
+              <w:jc w:val="left"/>
+            </w:pPr>
+            <w:r>
+              <w:t xml:space="preserve">95% CI</w:t>
+            </w:r>
+          </w:p>
+        </w:tc>
+        <w:tc>
+          <w:tcPr/>
+          <w:p>
+            <w:pPr>
+              <w:pStyle w:val="Compact"/>
+              <w:jc w:val="left"/>
+            </w:pPr>
+            <w:r>
               <w:t xml:space="preserve">Note</w:t>
             </w:r>
           </w:p>
@@ -8491,7 +8446,7 @@
               <w:t xml:space="preserve"> </w:t>
             </w:r>
             <w:r>
-              <w:t xml:space="preserve">&lt; 0.01 vs. three-level</w:t>
+              <w:t xml:space="preserve">&lt; 0.01 vs. three-level</w:t>
             </w:r>
           </w:p>
         </w:tc>
@@ -8710,7 +8665,7 @@
     </w:p>
     <w:bookmarkEnd w:id="42"/>
     <w:bookmarkEnd w:id="43"/>
-    <w:bookmarkStart w:id="48" w:name="discussion"/>
+    <w:bookmarkStart w:id="48" w:name="X735612638e4e736e4693e459c258977262c0dfc"/>
     <w:p>
       <w:pPr>
         <w:pStyle w:val="Heading2"/>
@@ -8719,7 +8674,7 @@
         <w:t xml:space="preserve">5. Discussion</w:t>
       </w:r>
     </w:p>
-    <w:bookmarkStart w:id="44" w:name="alignment-with-country-level-evidence"/>
+    <w:bookmarkStart w:id="44" w:name="X358d8a6bfbc612aa554abb1739dd28765579392"/>
     <w:p>
       <w:pPr>
         <w:pStyle w:val="Heading3"/>
@@ -8996,7 +8951,7 @@
         <w:t xml:space="preserve"> </w:t>
       </w:r>
       <w:r>
-        <w:t xml:space="preserve">consistent with CIMT’s institutional friction argument. At the</w:t>
+        <w:t xml:space="preserve">consistent with CIMT's institutional friction argument. At the</w:t>
       </w:r>
       <w:r>
         <w:t xml:space="preserve"> </w:t>
@@ -9020,7 +8975,7 @@
         <w:t xml:space="preserve"> </w:t>
       </w:r>
       <w:r>
-        <w:t xml:space="preserve">factors, a pattern consistent with CIMT’s prediction that firm-level</w:t>
+        <w:t xml:space="preserve">factors, a pattern consistent with CIMT's prediction that firm-level</w:t>
       </w:r>
       <w:r>
         <w:t xml:space="preserve"> </w:t>
@@ -9320,17 +9275,17 @@
         <w:t xml:space="preserve"> </w:t>
       </w:r>
       <w:r>
-        <w:t xml:space="preserve">= 0.079 vs. 0.068) does not reach significance, a result that</w:t>
-      </w:r>
-      <w:r>
-        <w:t xml:space="preserve"> </w:t>
-      </w:r>
-      <w:r>
-        <w:t xml:space="preserve">bounds, rather than refutes, CIMT’s institutional gradient prediction.</w:t>
+        <w:t xml:space="preserve">= 0.079 vs. 0.068) does not reach significance, a result that</w:t>
+      </w:r>
+      <w:r>
+        <w:t xml:space="preserve"> </w:t>
+      </w:r>
+      <w:r>
+        <w:t xml:space="preserve">bounds, rather than refutes, CIMT's institutional gradient prediction.</w:t>
       </w:r>
     </w:p>
     <w:bookmarkEnd w:id="44"/>
-    <w:bookmarkStart w:id="45" w:name="theoretical-contributions"/>
+    <w:bookmarkStart w:id="45" w:name="X688563909f8febb75275ad832e560c448093230"/>
     <w:p>
       <w:pPr>
         <w:pStyle w:val="Heading3"/>
@@ -9705,7 +9660,7 @@
         <w:t xml:space="preserve"> </w:t>
       </w:r>
       <w:r>
-        <w:t xml:space="preserve">and significant Begg’s τ (</w:t>
+        <w:t xml:space="preserve">and significant Begg's τ (</w:t>
       </w:r>
       <w:r>
         <w:rPr>
@@ -9786,25 +9741,7 @@
         <w:t xml:space="preserve"> </w:t>
       </w:r>
       <w:r>
-        <w:t xml:space="preserve">literature’s widely cited</w:t>
-      </w:r>
-      <w:r>
-        <w:t xml:space="preserve"> </w:t>
-      </w:r>
-      <w:r>
-        <w:t xml:space="preserve">“</w:t>
-      </w:r>
-      <w:r>
-        <w:t xml:space="preserve">positive I→P relationship</w:t>
-      </w:r>
-      <w:r>
-        <w:t xml:space="preserve">”</w:t>
-      </w:r>
-      <w:r>
-        <w:t xml:space="preserve"> </w:t>
-      </w:r>
-      <w:r>
-        <w:t xml:space="preserve">is partially an</w:t>
+        <w:t xml:space="preserve">literature's widely cited "positive I→P relationship" is partially an</w:t>
       </w:r>
       <w:r>
         <w:t xml:space="preserve"> </w:t>
@@ -9814,7 +9751,7 @@
       </w:r>
     </w:p>
     <w:bookmarkEnd w:id="45"/>
-    <w:bookmarkStart w:id="46" w:name="managerial-and-policy-implications"/>
+    <w:bookmarkStart w:id="46" w:name="Xb1fcf2c8d5f0b973be8539a5c4cf4005bf85f3d"/>
     <w:p>
       <w:pPr>
         <w:pStyle w:val="Heading3"/>
@@ -9941,19 +9878,7 @@
         <w:t xml:space="preserve"> </w:t>
       </w:r>
       <w:r>
-        <w:t xml:space="preserve">“</w:t>
-      </w:r>
-      <w:r>
-        <w:t xml:space="preserve">internationalization improves performance</w:t>
-      </w:r>
-      <w:r>
-        <w:t xml:space="preserve">”</w:t>
-      </w:r>
-      <w:r>
-        <w:t xml:space="preserve"> </w:t>
-      </w:r>
-      <w:r>
-        <w:t xml:space="preserve">unconditionally.</w:t>
+        <w:t xml:space="preserve">"internationalization improves performance" unconditionally.</w:t>
       </w:r>
     </w:p>
     <w:p>
@@ -10024,7 +9949,7 @@
         <w:t xml:space="preserve"> </w:t>
       </w:r>
       <w:r>
-        <w:t xml:space="preserve">field’s understanding of when and why internationalization helps.</w:t>
+        <w:t xml:space="preserve">field's understanding of when and why internationalization helps.</w:t>
       </w:r>
       <w:r>
         <w:t xml:space="preserve"> </w:t>
@@ -10113,7 +10038,7 @@
       </w:r>
     </w:p>
     <w:bookmarkEnd w:id="46"/>
-    <w:bookmarkStart w:id="47" w:name="limitations-and-inferential-bounds"/>
+    <w:bookmarkStart w:id="47" w:name="X0f6e89d87400594fb1abd2d07a881153acd68bb"/>
     <w:p>
       <w:pPr>
         <w:pStyle w:val="Heading3"/>
@@ -10164,19 +10089,7 @@
         <w:t xml:space="preserve"> </w:t>
       </w:r>
       <w:r>
-        <w:t xml:space="preserve">CI) does not permit definitive conclusions about the</w:t>
-      </w:r>
-      <w:r>
-        <w:t xml:space="preserve"> </w:t>
-      </w:r>
-      <w:r>
-        <w:t xml:space="preserve">“</w:t>
-      </w:r>
-      <w:r>
-        <w:t xml:space="preserve">forced-penalty</w:t>
-      </w:r>
-      <w:r>
-        <w:t xml:space="preserve">”</w:t>
+        <w:t xml:space="preserve">CI) does not permit definitive conclusions about the "forced-penalty"</w:t>
       </w:r>
       <w:r>
         <w:t xml:space="preserve"> </w:t>
@@ -10326,7 +10239,7 @@
     </w:p>
     <w:bookmarkEnd w:id="47"/>
     <w:bookmarkEnd w:id="48"/>
-    <w:bookmarkStart w:id="49" w:name="conclusion"/>
+    <w:bookmarkStart w:id="49" w:name="X6b297cc947e0db5526be369b1f0f4ddc67b2415"/>
     <w:p>
       <w:pPr>
         <w:pStyle w:val="Heading2"/>
@@ -10707,7 +10620,7 @@
         <w:t xml:space="preserve"> </w:t>
       </w:r>
       <w:r>
-        <w:t xml:space="preserve">positive but considerably attenuated. This suggests that the I→P field’s</w:t>
+        <w:t xml:space="preserve">positive but considerably attenuated. This suggests that the I→P field's</w:t>
       </w:r>
       <w:r>
         <w:t xml:space="preserve"> </w:t>
@@ -10922,7 +10835,7 @@
         <w:t xml:space="preserve"> </w:t>
       </w:r>
       <w:r>
-        <w:t xml:space="preserve">Pouresmaeili et al. 2018) is the sole driver of ICRV significance;</w:t>
+        <w:t xml:space="preserve">Pouresmaeili et al. 2018) is the sole driver of ICRV significance;</w:t>
       </w:r>
       <w:r>
         <w:t xml:space="preserve"> </w:t>
@@ -10964,7 +10877,7 @@
         <w:t xml:space="preserve"> </w:t>
       </w:r>
       <w:r>
-        <w:t xml:space="preserve">vintage mismatch between the study’s data period and the DAI score’s</w:t>
+        <w:t xml:space="preserve">vintage mismatch between the study's data period and the DAI score's</w:t>
       </w:r>
       <w:r>
         <w:t xml:space="preserve"> </w:t>
@@ -11278,7 +11191,7 @@
         <w:pStyle w:val="FirstParagraph"/>
       </w:pPr>
       <w:r>
-        <w:t xml:space="preserve">During the preparation of this work, the authors used two software aids, each under full human control and verification. First, a purpose-built large-language-model-assisted tool (M-AIDA, using Anthropic Claude) was used to assist effect-size extraction and statistical conversion from the primary studies; every value proposed by the tool was independently checked, corrected where necessary, and permanently locked by the Principal Investigator before entry into the analysis database. Second, Grammarly was used to correct spelling, grammar, and punctuation in the authors’ own text. No generative AI tool selected studies, made eligibility decisions, performed the statistical analysis, or generated any interpretive or written content; the authors reviewed all outputs and take full responsibility for the content of the publication.</w:t>
+        <w:t xml:space="preserve">During the preparation of this work, the authors used two software aids, each under full human control and verification. First, a purpose-built large-language-model-assisted tool (M-AIDA, using Anthropic Claude) was used to assist effect-size extraction and statistical conversion from the primary studies; every value proposed by the tool was independently checked, corrected where necessary, and permanently locked by the Principal Investigator before entry into the analysis database. Second, Grammarly was used to correct spelling, grammar, and punctuation in the authors' own text. No generative AI tool selected studies, made eligibility decisions, performed the statistical analysis, or generated any interpretive or written content; the authors reviewed all outputs and take full responsibility for the content of the publication.</w:t>
       </w:r>
     </w:p>
     <w:bookmarkEnd w:id="53"/>
@@ -12571,7 +12484,7 @@
         <w:t xml:space="preserve"> </w:t>
       </w:r>
       <w:r>
-        <w:t xml:space="preserve">(pp. 231–244).</w:t>
+        <w:t xml:space="preserve">(pp. 231–244).</w:t>
       </w:r>
       <w:r>
         <w:t xml:space="preserve"> </w:t>

--- a/p6/submission/apjm_package/01_manuscript_blinded.docx
+++ b/p6/submission/apjm_package/01_manuscript_blinded.docx
@@ -3617,19 +3617,19 @@
               <w:jc w:val="left"/>
             </w:pPr>
             <w:r>
-              <w:t xml:space="preserve">90</w:t>
-            </w:r>
-          </w:p>
-        </w:tc>
-        <w:tc>
-          <w:tcPr/>
-          <w:p>
-            <w:pPr>
-              <w:pStyle w:val="Compact"/>
-              <w:jc w:val="left"/>
-            </w:pPr>
-            <w:r>
-              <w:t xml:space="preserve">78</w:t>
+              <w:t xml:space="preserve">91</w:t>
+            </w:r>
+          </w:p>
+        </w:tc>
+        <w:tc>
+          <w:tcPr/>
+          <w:p>
+            <w:pPr>
+              <w:pStyle w:val="Compact"/>
+              <w:jc w:val="left"/>
+            </w:pPr>
+            <w:r>
+              <w:t xml:space="preserve">79</w:t>
             </w:r>
           </w:p>
         </w:tc>
@@ -5611,7 +5611,7 @@
               <w:jc w:val="left"/>
             </w:pPr>
             <w:r>
-              <w:t xml:space="preserve">90</w:t>
+              <w:t xml:space="preserve">91</w:t>
             </w:r>
           </w:p>
         </w:tc>
@@ -6116,7 +6116,7 @@
         <w:t xml:space="preserve"> </w:t>
       </w:r>
       <w:r>
-        <w:t xml:space="preserve">(k=90, Emerging) shows</w:t>
+        <w:t xml:space="preserve">(k=91, Emerging) shows</w:t>
       </w:r>
       <w:r>
         <w:t xml:space="preserve"> </w:t>
@@ -6530,7 +6530,7 @@
               <w:jc w:val="left"/>
             </w:pPr>
             <w:r>
-              <w:t xml:space="preserve">75</w:t>
+              <w:t xml:space="preserve">76</w:t>
             </w:r>
           </w:p>
         </w:tc>
@@ -7053,7 +7053,7 @@
               <w:jc w:val="left"/>
             </w:pPr>
             <w:r>
-              <w:t xml:space="preserve">107</w:t>
+              <w:t xml:space="preserve">108</w:t>
             </w:r>
           </w:p>
         </w:tc>
@@ -8887,7 +8887,7 @@
           <w:bCs/>
           <w:b/>
         </w:rPr>
-        <w:t xml:space="preserve">Emerging contexts (Group III, k = 90;</w:t>
+        <w:t xml:space="preserve">Emerging contexts (Group III, k = 91;</w:t>
       </w:r>
       <w:r>
         <w:rPr>

--- a/p6/submission/apjm_package/01_manuscript_blinded.docx
+++ b/p6/submission/apjm_package/01_manuscript_blinded.docx
@@ -2185,7 +2185,7 @@
         <w:pStyle w:val="FirstParagraph"/>
       </w:pPr>
       <w:r>
-        <w:t xml:space="preserve">Two screeners applied criteria in two stages (title/abstract, then full text), with a third reviewer adjudicating. Included: private-sector firms (government equity ≤ 50%; financial sector excluded) with internationalization measured by FSTS, entropy, foreign-market count, transnationality, or FDI ratio, and performance measured by accounting (ROA/ROE/ROS), market (Tobin's Q, returns), or productivity (labor productivity, TFP) indicators, reporting an extractable effect (r; β convertible via Peterson &amp; Brown, 2005; t or F with df). The main analysis was restricted to peer-reviewed journal articles and in-press articles with DOI; dissertations, theses, working/conference papers, book chapters, and reports were excluded to hold peer-review standards constant (grey literature logged in the PRISMA flow only). The synthesized corpus is k = 238 studies, K = 288 effect sizes, assembled by citation-anchored systematic searching rather than an exhaustive database census; the flow is reported under the PRISMA 2020 "studies identified via other methods" variant (Appendix A, supplementary).</w:t>
+        <w:t xml:space="preserve">The two authors independently applied criteria in two stages (title/abstract, then full text), resolving disagreements by discussion. Included: private-sector firms (government equity ≤ 50%; financial sector excluded) with internationalization measured by FSTS, entropy, foreign-market count, transnationality, or FDI ratio, and performance measured by accounting (ROA/ROE/ROS), market (Tobin's Q, returns), or productivity (labor productivity, TFP) indicators, reporting an extractable effect (r; β convertible via Peterson &amp; Brown, 2005; t or F with df). The main analysis was restricted to peer-reviewed journal articles and in-press articles with DOI; dissertations, theses, working/conference papers, book chapters, and reports were excluded to hold peer-review standards constant (grey literature logged in the PRISMA flow only). The synthesized corpus is k = 238 studies, K = 288 effect sizes, assembled by citation-anchored systematic searching rather than an exhaustive database census; the flow is reported under the PRISMA 2020 "studies identified via other methods" variant (Appendix A, supplementary).</w:t>
       </w:r>
     </w:p>
     <w:bookmarkEnd w:id="30"/>
@@ -2952,7 +2952,7 @@
           <w:iCs/>
           <w:i/>
         </w:rPr>
-        <w:t xml:space="preserve">(two authors independently coded a 20% stratified subsample, k = 47 studies, blind to each other's codes)</w:t>
+        <w:t xml:space="preserve">(two authors independently code a 20% stratified subsample, k = 47 studies, blind to each other's codes)</w:t>
       </w:r>
     </w:p>
     <w:tbl>
@@ -3422,7 +3422,7 @@
         <w:t xml:space="preserve"> </w:t>
       </w:r>
       <w:r>
-        <w:t xml:space="preserve">The full corpus was coded by the first author against the standardized codebook (Appendix B). For reliability, the two authors independently coded a 20% stratified subsample (k = 47 studies), blind to each other's codes; agreement was assessed with Cohen's κ for the categorical moderators and ICC(2, 1) for the continuous cDAI index, against the Landis and Koch (1977) thresholds (κ ≥ 0.70; ICC ≥ 0.80). Disagreements were resolved by discussion, with Regime II/III boundary cases adjudicated by lookup of WGI Rule of Law vintage scores.</w:t>
+        <w:t xml:space="preserve">The full corpus is coded by the first author against the standardized codebook (Appendix B). For reliability, the two authors independently code a 20% stratified subsample (k = 47 studies), blind to each other's codes; agreement is assessed with Cohen's κ for the categorical moderators and ICC(2, 1) for the continuous cDAI index, against the Landis and Koch (1977) thresholds (κ ≥ 0.70; ICC ≥ 0.80). Disagreements are resolved by discussion, with Regime II/III boundary cases adjudicated by lookup of WGI Rule of Law vintage scores.</w:t>
       </w:r>
     </w:p>
     <w:p>
@@ -10907,7 +10907,7 @@
         <w:t xml:space="preserve"> </w:t>
       </w:r>
       <w:r>
-        <w:t xml:space="preserve">Advanced economies. Fifth, reliability was established on a 20% double-coded subsample (</w:t>
+        <w:t xml:space="preserve">Advanced economies. Fifth, reliability is established on a 20% double-coded subsample (</w:t>
       </w:r>
       <w:r>
         <w:rPr>
@@ -10920,7 +10920,7 @@
         <w:t xml:space="preserve"> </w:t>
       </w:r>
       <w:r>
-        <w:t xml:space="preserve">= 47 studies), with the two authors coding independently and agreement reported in Table 3.1; the remaining 80% was single-coded by the first author against the codebook, which, while standard for resource-bounded syntheses, cannot be independently validated.</w:t>
+        <w:t xml:space="preserve">= 47 studies), with the two authors coding independently and agreement reported in Table 3.1; the remaining 80% is single-coded by the first author against the codebook, which, while standard for resource-bounded syntheses, cannot be independently validated.</w:t>
       </w:r>
     </w:p>
     <w:p>

--- a/p6/submission/apjm_package/01_manuscript_blinded.docx
+++ b/p6/submission/apjm_package/01_manuscript_blinded.docx
@@ -664,7 +664,7 @@
       </w:r>
     </w:p>
     <w:bookmarkEnd w:id="20"/>
-    <w:bookmarkStart w:id="21" w:name="Xe3d0fc0bea9a42ce7605565d0964033d7f6ee47"/>
+    <w:bookmarkStart w:id="21" w:name="introduction"/>
     <w:p>
       <w:pPr>
         <w:pStyle w:val="Heading2"/>
@@ -758,13 +758,28 @@
         <w:pStyle w:val="BodyText"/>
       </w:pPr>
       <w:r>
-        <w:t xml:space="preserve">The relationship between a firm's degree of internationalization and its</w:t>
-      </w:r>
-      <w:r>
-        <w:t xml:space="preserve"> </w:t>
-      </w:r>
-      <w:r>
-        <w:t xml:space="preserve">performance (the "I→P relationship") is the most meta-analyzed question</w:t>
+        <w:t xml:space="preserve">The relationship between a firm’s degree of internationalization and its</w:t>
+      </w:r>
+      <w:r>
+        <w:t xml:space="preserve"> </w:t>
+      </w:r>
+      <w:r>
+        <w:t xml:space="preserve">performance (the</w:t>
+      </w:r>
+      <w:r>
+        <w:t xml:space="preserve"> </w:t>
+      </w:r>
+      <w:r>
+        <w:t xml:space="preserve">“</w:t>
+      </w:r>
+      <w:r>
+        <w:t xml:space="preserve">I→P relationship</w:t>
+      </w:r>
+      <w:r>
+        <w:t xml:space="preserve">”</w:t>
+      </w:r>
+      <w:r>
+        <w:t xml:space="preserve">) is the most meta-analyzed question</w:t>
       </w:r>
       <w:r>
         <w:t xml:space="preserve"> </w:t>
@@ -821,7 +836,7 @@
         <w:pStyle w:val="BodyText"/>
       </w:pPr>
       <w:r>
-        <w:t xml:space="preserve">The present study's starting point is the ICBEF 2025 baseline analysis</w:t>
+        <w:t xml:space="preserve">The present study’s starting point is the ICBEF 2025 baseline analysis</w:t>
       </w:r>
       <w:r>
         <w:t xml:space="preserve"> </w:t>
@@ -969,7 +984,7 @@
         <w:t xml:space="preserve"> </w:t>
       </w:r>
       <w:r>
-        <w:t xml:space="preserve">Marano et al. (2016) established that</w:t>
+        <w:t xml:space="preserve">Marano et al. (2016) established that</w:t>
       </w:r>
       <w:r>
         <w:t xml:space="preserve"> </w:t>
@@ -1029,13 +1044,25 @@
         <w:t xml:space="preserve"> </w:t>
       </w:r>
       <w:r>
-        <w:t xml:space="preserve">Brynjolfsson et al. (2021) identified 2009 as a</w:t>
-      </w:r>
-      <w:r>
-        <w:t xml:space="preserve"> </w:t>
-      </w:r>
-      <w:r>
-        <w:t xml:space="preserve">productivity inflection point in the digital era (the "dynamo analogy"</w:t>
+        <w:t xml:space="preserve">Brynjolfsson et al. (2021) identified 2009 as a</w:t>
+      </w:r>
+      <w:r>
+        <w:t xml:space="preserve"> </w:t>
+      </w:r>
+      <w:r>
+        <w:t xml:space="preserve">productivity inflection point in the digital era (the</w:t>
+      </w:r>
+      <w:r>
+        <w:t xml:space="preserve"> </w:t>
+      </w:r>
+      <w:r>
+        <w:t xml:space="preserve">“</w:t>
+      </w:r>
+      <w:r>
+        <w:t xml:space="preserve">dynamo analogy</w:t>
+      </w:r>
+      <w:r>
+        <w:t xml:space="preserve">”</w:t>
       </w:r>
       <w:r>
         <w:t xml:space="preserve"> </w:t>
@@ -1662,7 +1689,7 @@
       </w:r>
     </w:p>
     <w:bookmarkEnd w:id="21"/>
-    <w:bookmarkStart w:id="28" w:name="Xce0b9068aa677089fdc23e66f61b75516af2bf7"/>
+    <w:bookmarkStart w:id="28" w:name="theoretical-framework-and-hypotheses"/>
     <w:p>
       <w:pPr>
         <w:pStyle w:val="Heading2"/>
@@ -1671,7 +1698,7 @@
         <w:t xml:space="preserve">2. Theoretical Framework and Hypotheses</w:t>
       </w:r>
     </w:p>
-    <w:bookmarkStart w:id="22" w:name="X3ef957228c2567a2a7acbf295337a0f0d698973"/>
+    <w:bookmarkStart w:id="22" w:name="foundation-theories"/>
     <w:p>
       <w:pPr>
         <w:pStyle w:val="Heading3"/>
@@ -1777,7 +1804,7 @@
       </w:r>
     </w:p>
     <w:bookmarkEnd w:id="22"/>
-    <w:bookmarkStart w:id="23" w:name="Xcf2a2351c020ca4b0c31002fd6a9bd1b3ab11d2"/>
+    <w:bookmarkStart w:id="23" w:name="X540836a8513ba9de5814d94e6c774912d657db6"/>
     <w:p>
       <w:pPr>
         <w:pStyle w:val="Heading3"/>
@@ -1855,7 +1882,7 @@
         <w:t xml:space="preserve"> </w:t>
       </w:r>
       <w:r>
-        <w:t xml:space="preserve">mechanism (Khanna &amp; Palepu, 2010): as institutions weaken, substitute-governance costs accumulate, depressing the effect toward zero. CIMT therefore predicts between-regime heterogeneity, largest at the institutional frontier. Prior meta-analyses lacked a taxonomy fine enough to test this; Marano et al. (2016) used a coarse six-category scheme. The ICRV 5-regime taxonomy, anchored in World Bank WGI Rule of Law (2023) and applied to the full k = 238 corpus (Singapore WGI +1.84 to Pakistan −0.55, Iran −0.74), provides the first such test.</w:t>
+        <w:t xml:space="preserve">mechanism (Khanna &amp; Palepu, 2010): as institutions weaken, substitute-governance costs accumulate, depressing the effect toward zero. CIMT therefore predicts between-regime heterogeneity, largest at the institutional frontier. Prior meta-analyses lacked a taxonomy fine enough to test this; Marano et al. (2016) used a coarse six-category scheme. The ICRV 5-regime taxonomy, anchored in World Bank WGI Rule of Law (2023) and applied to the full k = 238 corpus (Singapore WGI +1.84 to Pakistan −0.55, Iran −0.74), provides the first such test.</w:t>
       </w:r>
     </w:p>
     <w:p>
@@ -1924,7 +1951,7 @@
       </w:r>
     </w:p>
     <w:bookmarkEnd w:id="23"/>
-    <w:bookmarkStart w:id="24" w:name="X56bcf813f2a95d583c2633c34dc43ef38ccc7de"/>
+    <w:bookmarkStart w:id="24" w:name="digital-paradox-lifecycle-h2"/>
     <w:p>
       <w:pPr>
         <w:pStyle w:val="Heading3"/>
@@ -1938,7 +1965,7 @@
         <w:pStyle w:val="FirstParagraph"/>
       </w:pPr>
       <w:r>
-        <w:t xml:space="preserve">The Digital Paradox Lifecycle (DPL) is a temporal moderator grounded in Brynjolfsson et al.'s (2021) productivity J-curve and David's (1990) dynamo analogy: general-purpose technologies require years of complementary investment before productivity gains materialize. Three phases characterize digital internationalization:</w:t>
+        <w:t xml:space="preserve">The Digital Paradox Lifecycle (DPL) is a temporal moderator grounded in Brynjolfsson et al.’s (2021) productivity J-curve and David’s (1990) dynamo analogy: general-purpose technologies require years of complementary investment before productivity gains materialize. Three phases characterize digital internationalization:</w:t>
       </w:r>
       <w:r>
         <w:t xml:space="preserve"> </w:t>
@@ -2021,7 +2048,7 @@
       </w:r>
     </w:p>
     <w:bookmarkEnd w:id="24"/>
-    <w:bookmarkStart w:id="25" w:name="X7396c84a58a901f6382de3a73ce5704f8cd234e"/>
+    <w:bookmarkStart w:id="25" w:name="cdai-as-amplifier-h3"/>
     <w:p>
       <w:pPr>
         <w:pStyle w:val="Heading3"/>
@@ -2035,7 +2062,7 @@
         <w:pStyle w:val="FirstParagraph"/>
       </w:pPr>
       <w:r>
-        <w:t xml:space="preserve">National digital adoption (cDAI) is an ecosystem property, broadband, electronic payments, digital identity, regulatory support, that exists independently of any firm's choice and varies between studies. It is measured on a 0–1 scale from the World Bank Digital Adoption Index (2016; Sahay et al., 2020), with the ITU Digital Development Index (rescaled) as substitute; country-year assignment follows each study's median data year. The amplification operates through the coordination-platform effect (Stallkamp &amp; Schotter, 2021): where Tier-1/Tier-2 tools are diffused, the per-unit cost of cross-border transactions falls, especially for higher-intensity internationalizers (Bharadwaj et al., 2013; Verhoef et al., 2021). Bustamante et al. (2022) provide the closest prior cross-country evidence; we extend it meta-analytically and bound it by DPL phase.</w:t>
+        <w:t xml:space="preserve">National digital adoption (cDAI) is an ecosystem property, broadband, electronic payments, digital identity, regulatory support, that exists independently of any firm’s choice and varies between studies. It is measured on a 0–1 scale from the World Bank Digital Adoption Index (2016; Sahay et al., 2020), with the ITU Digital Development Index (rescaled) as substitute; country-year assignment follows each study’s median data year. The amplification operates through the coordination-platform effect (Stallkamp &amp; Schotter, 2021): where Tier-1/Tier-2 tools are diffused, the per-unit cost of cross-border transactions falls, especially for higher-intensity internationalizers (Bharadwaj et al., 2013; Verhoef et al., 2021). Bustamante et al. (2022) provide the closest prior cross-country evidence; we extend it meta-analytically and bound it by DPL phase.</w:t>
       </w:r>
     </w:p>
     <w:p>
@@ -2073,7 +2100,7 @@
       </w:r>
     </w:p>
     <w:bookmarkEnd w:id="25"/>
-    <w:bookmarkStart w:id="26" w:name="Xd6077087b9573096b494e1050255764306afad2"/>
+    <w:bookmarkStart w:id="26" w:name="publication-bias-as-a-formal-null-h4"/>
     <w:p>
       <w:pPr>
         <w:pStyle w:val="Heading3"/>
@@ -2103,11 +2130,11 @@
         <w:t xml:space="preserve"> </w:t>
       </w:r>
       <w:r>
-        <w:t xml:space="preserve">Selective reporting inflates the raw pooled effect. (H4a) Funnel asymmetry tests (Egger, Begg) are expected significant; (H4b) trim-and-fill (Duval &amp; Tweedie, 2000) imputes left-side studies and yields a smaller but still positive adjusted estimate; (H4c) Orwin's (1983) fail-safe N exceeds the threshold needed to render the effect negligible.</w:t>
+        <w:t xml:space="preserve">Selective reporting inflates the raw pooled effect. (H4a) Funnel asymmetry tests (Egger, Begg) are expected significant; (H4b) trim-and-fill (Duval &amp; Tweedie, 2000) imputes left-side studies and yields a smaller but still positive adjusted estimate; (H4c) Orwin’s (1983) fail-safe N exceeds the threshold needed to render the effect negligible.</w:t>
       </w:r>
     </w:p>
     <w:bookmarkEnd w:id="26"/>
-    <w:bookmarkStart w:id="27" w:name="X9f459728ae2c4e39aee69d49761868d88bce138"/>
+    <w:bookmarkStart w:id="27" w:name="conceptual-model"/>
     <w:p>
       <w:pPr>
         <w:pStyle w:val="Heading3"/>
@@ -2136,7 +2163,7 @@
     </w:p>
     <w:bookmarkEnd w:id="27"/>
     <w:bookmarkEnd w:id="28"/>
-    <w:bookmarkStart w:id="35" w:name="Xeae2dc85413e447d2c08d145b986cffc1f454f7"/>
+    <w:bookmarkStart w:id="35" w:name="method"/>
     <w:p>
       <w:pPr>
         <w:pStyle w:val="Heading2"/>
@@ -2153,7 +2180,7 @@
         <w:t xml:space="preserve">The approach follows the APA Meta-Analysis Reporting Standards (Cooper, 2010) and PRISMA 2020 (Page et al., 2021); the analysis plan was registered on OSF as a transparency registration (the working corpus had already been assembled). Three-level MARA was chosen over single-level random effects because the corpus contains multiple effects per study, violating independence (Cheung, 2014; Van den Noortgate et al., 2013); the model decomposes total heterogeneity into within-study (σ²₍₂₎) and between-study (σ²₍₃₎) components.</w:t>
       </w:r>
     </w:p>
-    <w:bookmarkStart w:id="29" w:name="X1802a217dd512d878ac4ac3d31ded1d752133f7"/>
+    <w:bookmarkStart w:id="29" w:name="search-strategy"/>
     <w:p>
       <w:pPr>
         <w:pStyle w:val="Heading3"/>
@@ -2167,11 +2194,11 @@
         <w:pStyle w:val="FirstParagraph"/>
       </w:pPr>
       <w:r>
-        <w:t xml:space="preserve">The primary search covered Web of Science (SSCI, SCI-E, ESCI) and Scopus, the most comprehensive databases for IB research (Kraus et al., 2022), supplemented by ABI/INFORM, Business Source Complete, ScienceDirect, SpringerLink, and Emerald Insight, plus backward and forward citation tracking from five anchor meta-analyses (Bausch &amp; Krist, 2007; Kirca et al., 2012; Marano et al., 2016; Schwens et al., 2018; Arte &amp; Larimo, 2022). Topic terms combined internationalization measures (internationalization/internationalisation, multinationality, degree of internationalization, international/geographic diversification, foreign sales/FSTS, foreign assets/FATA, export intensity, foreign market entry, foreign subsidiaries) with performance measures (firm/financial/business performance, ROA, ROE, ROS, Tobin's Q, profitability, labor/total-factor productivity, efficiency) and an analysis term (correlation, regression, coefficient, effect size). The Scopus equivalent recalled 29/30 known-item papers (97%). Temporal coverage was January 1977–March 2026 (Rugman, 1976; Vernon, 1971).</w:t>
+        <w:t xml:space="preserve">The primary search covered Web of Science (SSCI, SCI-E, ESCI) and Scopus, the most comprehensive databases for IB research (Kraus et al., 2022), supplemented by ABI/INFORM, Business Source Complete, ScienceDirect, SpringerLink, and Emerald Insight, plus backward and forward citation tracking from five anchor meta-analyses (Bausch &amp; Krist, 2007; Kirca et al., 2012; Marano et al., 2016; Schwens et al., 2018; Arte &amp; Larimo, 2022). Topic terms combined internationalization measures (internationalization/internationalisation, multinationality, degree of internationalization, international/geographic diversification, foreign sales/FSTS, foreign assets/FATA, export intensity, foreign market entry, foreign subsidiaries) with performance measures (firm/financial/business performance, ROA, ROE, ROS, Tobin’s Q, profitability, labor/total-factor productivity, efficiency) and an analysis term (correlation, regression, coefficient, effect size). The Scopus equivalent recalled 29/30 known-item papers (97%). Temporal coverage was January 1977–March 2026 (Rugman, 1976; Vernon, 1971).</w:t>
       </w:r>
     </w:p>
     <w:bookmarkEnd w:id="29"/>
-    <w:bookmarkStart w:id="30" w:name="X249b1c8ec7bd151bfdc081a3a6d9cad52df428d"/>
+    <w:bookmarkStart w:id="30" w:name="eligibility-and-selection"/>
     <w:p>
       <w:pPr>
         <w:pStyle w:val="Heading3"/>
@@ -2185,11 +2212,29 @@
         <w:pStyle w:val="FirstParagraph"/>
       </w:pPr>
       <w:r>
-        <w:t xml:space="preserve">The two authors independently applied criteria in two stages (title/abstract, then full text), resolving disagreements by discussion. Included: private-sector firms (government equity ≤ 50%; financial sector excluded) with internationalization measured by FSTS, entropy, foreign-market count, transnationality, or FDI ratio, and performance measured by accounting (ROA/ROE/ROS), market (Tobin's Q, returns), or productivity (labor productivity, TFP) indicators, reporting an extractable effect (r; β convertible via Peterson &amp; Brown, 2005; t or F with df). The main analysis was restricted to peer-reviewed journal articles and in-press articles with DOI; dissertations, theses, working/conference papers, book chapters, and reports were excluded to hold peer-review standards constant (grey literature logged in the PRISMA flow only). The synthesized corpus is k = 238 studies, K = 288 effect sizes, assembled by citation-anchored systematic searching rather than an exhaustive database census; the flow is reported under the PRISMA 2020 "studies identified via other methods" variant (Appendix A, supplementary).</w:t>
+        <w:t xml:space="preserve">The two authors independently applied criteria in two stages (title/abstract, then full text), resolving disagreements by discussion. Included: private-sector firms (government equity ≤ 50%; financial sector excluded) with internationalization measured by FSTS, entropy, foreign-market count, transnationality, or FDI ratio, and performance measured by accounting (ROA/ROE/ROS), market (Tobin’s Q, returns), or productivity (labor productivity, TFP) indicators, reporting an extractable effect (r; β convertible via Peterson &amp; Brown, 2005; t or F with df). The main analysis was restricted to peer-reviewed journal articles and in-press articles with DOI; dissertations, theses, working/conference papers, book chapters, and reports were excluded to hold peer-review standards constant (grey literature logged in the PRISMA flow only). The synthesized corpus is k = 238 studies, K = 288 effect sizes, assembled by citation-anchored systematic searching rather than an exhaustive database census; the flow is reported under the PRISMA 2020</w:t>
+      </w:r>
+      <w:r>
+        <w:t xml:space="preserve"> </w:t>
+      </w:r>
+      <w:r>
+        <w:t xml:space="preserve">“</w:t>
+      </w:r>
+      <w:r>
+        <w:t xml:space="preserve">studies identified via other methods</w:t>
+      </w:r>
+      <w:r>
+        <w:t xml:space="preserve">”</w:t>
+      </w:r>
+      <w:r>
+        <w:t xml:space="preserve"> </w:t>
+      </w:r>
+      <w:r>
+        <w:t xml:space="preserve">variant (Appendix A, supplementary).</w:t>
       </w:r>
     </w:p>
     <w:bookmarkEnd w:id="30"/>
-    <w:bookmarkStart w:id="31" w:name="X911b85b7d60b4631a74a44b8e34828711e4cba4"/>
+    <w:bookmarkStart w:id="31" w:name="extraction-and-reliability"/>
     <w:p>
       <w:pPr>
         <w:pStyle w:val="Heading3"/>
@@ -2203,11 +2248,11 @@
         <w:pStyle w:val="FirstParagraph"/>
       </w:pPr>
       <w:r>
-        <w:t xml:space="preserve">Parameters (N, focal r or convertible statistic, data-year range, country/region, DOI and performance operationalization, moderator features) were extracted using a standardized form. When r was not reported, conversions were applied in precision order: r = √[t²/(t²+df)] (Cohen, 1988); r_partial = β × 0.98 (Peterson &amp; Brown, 2005); r = √[F/(F+df₂)] with df₁ = 1 (Rosenthal, 1994). For multiple estimates per study, distinct subsamples were coded as independent effects, and for multiple specifications on the same sample the most fully controlled model was retained. Inter-coder reliability used a three-stage design (calibration on 10 studies; independent coding of a 20% stratified subsample; PI adjudication), with Cohen's κ (target ≥ 0.70; Landis &amp; Koch, 1977) for categorical moderators and ICC(2,1) (≥ 0.80) for continuous cDAI. Consistent with prior I→P meta-analyses (Bausch &amp; Krist, 2007; Marano et al., 2016), no study-level risk-of-bias instrument was applied; the salient threats, publication bias, omitted-variable bias, and measurement heterogeneity, are addressed at the synthesis level.</w:t>
+        <w:t xml:space="preserve">Parameters (N, focal r or convertible statistic, data-year range, country/region, DOI and performance operationalization, moderator features) were extracted using a standardized form. When r was not reported, conversions were applied in precision order: r = √[t²/(t²+df)] (Cohen, 1988); r_partial = β × 0.98 (the simplified form of Peterson &amp; Brown’s (2005) estimator 0.98β + 0.05λ; identical for negative β and conservative for positive β); r = √[F/(F+df₂)] with df₁ = 1 (Rosenthal, 1994). For multiple estimates per study, distinct subsamples were coded as independent effects, and for multiple specifications on the same sample the most fully controlled model was retained. Inter-coder reliability used a three-stage design (calibration on 10 studies; independent coding of a 20% stratified subsample; PI adjudication), with Cohen’s κ (target ≥ 0.70; Landis &amp; Koch, 1977) for categorical moderators and ICC(2,1) (≥ 0.80) for continuous cDAI. Consistent with prior I→P meta-analyses (Bausch &amp; Krist, 2007; Marano et al., 2016), no study-level risk-of-bias instrument was applied; the salient threats, publication bias, omitted-variable bias, and measurement heterogeneity, are addressed at the synthesis level.</w:t>
       </w:r>
     </w:p>
     <w:bookmarkEnd w:id="31"/>
-    <w:bookmarkStart w:id="32" w:name="Xc8829ca4ed1c67a784f7cb6bae0c2ce6990503a"/>
+    <w:bookmarkStart w:id="32" w:name="moderators"/>
     <w:p>
       <w:pPr>
         <w:pStyle w:val="Heading3"/>
@@ -2273,7 +2318,7 @@
       </w:r>
     </w:p>
     <w:bookmarkEnd w:id="32"/>
-    <w:bookmarkStart w:id="33" w:name="Xf12b82e02b6b6d5b336e6597aa75baa0b8bb247"/>
+    <w:bookmarkStart w:id="33" w:name="three-level-mara"/>
     <w:p>
       <w:pPr>
         <w:pStyle w:val="Heading3"/>
@@ -2862,7 +2907,7 @@
       </w:r>
     </w:p>
     <w:bookmarkEnd w:id="33"/>
-    <w:bookmarkStart w:id="34" w:name="X607f682684a07c46baaa64679fe4ae5dcc53720"/>
+    <w:bookmarkStart w:id="34" w:name="publication-bias-and-robustness"/>
     <w:p>
       <w:pPr>
         <w:pStyle w:val="Heading3"/>
@@ -2876,12 +2921,12 @@
         <w:pStyle w:val="FirstParagraph"/>
       </w:pPr>
       <w:r>
-        <w:t xml:space="preserve">Publication bias was assessed with Egger's regression (Egger et al., 1997), Begg and Mazumdar's (1994) rank correlation, Duval and Tweedie's (2000) trim-and-fill, Orwin's (1983) fail-safe N, and PET-PEESE meta-regression (Stanley &amp; Doucouliagos, 2014). Five pre-specified robustness checks follow: (1) two-level vs. three-level comparison (Δr &gt; 0.02 flags nesting bias); (2) leave-one-out influence (Cook's distance &gt; 4/k); (3) FSTS-only restriction; (4) ICRV reclassified on the WGI composite governance index; (5) post-2000 temporal restriction to test vintage effects.</w:t>
+        <w:t xml:space="preserve">Publication bias was assessed with Egger’s regression (Egger et al., 1997), Begg and Mazumdar’s (1994) rank correlation, Duval and Tweedie’s (2000) trim-and-fill, Orwin’s (1983) fail-safe N, and PET-PEESE meta-regression (Stanley &amp; Doucouliagos, 2014). Five pre-specified robustness checks follow: (1) two-level vs. three-level comparison (Δr &gt; 0.02 flags nesting bias); (2) leave-one-out influence (Cook’s distance &gt; 4/k); (3) FSTS-only restriction; (4) ICRV reclassified on the WGI composite governance index; (5) post-2000 temporal restriction to test vintage effects.</w:t>
       </w:r>
     </w:p>
     <w:bookmarkEnd w:id="34"/>
     <w:bookmarkEnd w:id="35"/>
-    <w:bookmarkStart w:id="43" w:name="X121719332867ee227f0a04b486098cee978c6e6"/>
+    <w:bookmarkStart w:id="43" w:name="results"/>
     <w:p>
       <w:pPr>
         <w:pStyle w:val="Heading2"/>
@@ -2890,7 +2935,7 @@
         <w:t xml:space="preserve">4. Results</w:t>
       </w:r>
     </w:p>
-    <w:bookmarkStart w:id="36" w:name="X404e116a6fc5d40bc82ca2b5ca0e91216768dfb"/>
+    <w:bookmarkStart w:id="36" w:name="X919d8d711cf606d2dd3f7af57602ee0032ae633"/>
     <w:p>
       <w:pPr>
         <w:pStyle w:val="Heading3"/>
@@ -2952,22 +2997,22 @@
           <w:iCs/>
           <w:i/>
         </w:rPr>
-        <w:t xml:space="preserve">(two authors independently code a 20% stratified subsample, k = 47 studies, blind to each other's codes)</w:t>
+        <w:t xml:space="preserve">(two authors independently code a 20% stratified subsample, k = 47 studies, blind to each other’s codes)</w:t>
       </w:r>
     </w:p>
     <w:tbl>
       <w:tblPr>
         <w:tblStyle w:val="Table"/>
-        <w:tblW w:type="auto" w:w="0"/>
+        <w:tblW w:type="pct" w:w="5000"/>
         <w:tblLook w:firstRow="1" w:lastRow="0" w:firstColumn="0" w:lastColumn="0" w:noHBand="0" w:noVBand="0" w:val="0020"/>
         <w:jc w:val="start"/>
       </w:tblPr>
       <w:tblGrid>
-        <w:gridCol w:w="1584"/>
-        <w:gridCol w:w="1584"/>
-        <w:gridCol w:w="1584"/>
-        <w:gridCol w:w="1584"/>
-        <w:gridCol w:w="1584"/>
+        <w:gridCol w:w="2217"/>
+        <w:gridCol w:w="1900"/>
+        <w:gridCol w:w="1161"/>
+        <w:gridCol w:w="739"/>
+        <w:gridCol w:w="1900"/>
       </w:tblGrid>
       <w:tr>
         <w:trPr>
@@ -3067,7 +3112,7 @@
               <w:jc w:val="left"/>
             </w:pPr>
             <w:r>
-              <w:t xml:space="preserve">Cohen's κ</w:t>
+              <w:t xml:space="preserve">Cohen’s κ</w:t>
             </w:r>
           </w:p>
         </w:tc>
@@ -3129,7 +3174,7 @@
               <w:jc w:val="left"/>
             </w:pPr>
             <w:r>
-              <w:t xml:space="preserve">Cohen's κ</w:t>
+              <w:t xml:space="preserve">Cohen’s κ</w:t>
             </w:r>
           </w:p>
         </w:tc>
@@ -3191,7 +3236,7 @@
               <w:jc w:val="left"/>
             </w:pPr>
             <w:r>
-              <w:t xml:space="preserve">Cohen's κ</w:t>
+              <w:t xml:space="preserve">Cohen’s κ</w:t>
             </w:r>
           </w:p>
         </w:tc>
@@ -3253,7 +3298,7 @@
               <w:jc w:val="left"/>
             </w:pPr>
             <w:r>
-              <w:t xml:space="preserve">Cohen's κ</w:t>
+              <w:t xml:space="preserve">Cohen’s κ</w:t>
             </w:r>
           </w:p>
         </w:tc>
@@ -3315,7 +3360,7 @@
               <w:jc w:val="left"/>
             </w:pPr>
             <w:r>
-              <w:t xml:space="preserve">Cohen's κ</w:t>
+              <w:t xml:space="preserve">Cohen’s κ</w:t>
             </w:r>
           </w:p>
         </w:tc>
@@ -3422,7 +3467,7 @@
         <w:t xml:space="preserve"> </w:t>
       </w:r>
       <w:r>
-        <w:t xml:space="preserve">The full corpus is coded by the first author against the standardized codebook (Appendix B). For reliability, the two authors independently code a 20% stratified subsample (k = 47 studies), blind to each other's codes; agreement is assessed with Cohen's κ for the categorical moderators and ICC(2, 1) for the continuous cDAI index, against the Landis and Koch (1977) thresholds (κ ≥ 0.70; ICC ≥ 0.80). Disagreements are resolved by discussion, with Regime II/III boundary cases adjudicated by lookup of WGI Rule of Law vintage scores.</w:t>
+        <w:t xml:space="preserve">The full corpus is coded by the first author against the standardized codebook (Appendix B). For reliability, the two authors independently code a 20% stratified subsample (k = 47 studies), blind to each other’s codes; agreement is assessed with Cohen’s κ for the categorical moderators and ICC(2, 1) for the continuous cDAI index, against the Landis and Koch (1977) thresholds (κ ≥ 0.70; ICC ≥ 0.80). Disagreements are resolved by discussion, with Regime II/III boundary cases adjudicated by lookup of WGI Rule of Law vintage scores.</w:t>
       </w:r>
     </w:p>
     <w:p>
@@ -3450,14 +3495,14 @@
     <w:tbl>
       <w:tblPr>
         <w:tblStyle w:val="Table"/>
-        <w:tblW w:type="auto" w:w="0"/>
+        <w:tblW w:type="pct" w:w="5000"/>
         <w:tblLook w:firstRow="1" w:lastRow="0" w:firstColumn="0" w:lastColumn="0" w:noHBand="0" w:noVBand="0" w:val="0020"/>
         <w:jc w:val="start"/>
       </w:tblPr>
       <w:tblGrid>
-        <w:gridCol w:w="2640"/>
-        <w:gridCol w:w="2640"/>
-        <w:gridCol w:w="2640"/>
+        <w:gridCol w:w="5840"/>
+        <w:gridCol w:w="1040"/>
+        <w:gridCol w:w="1040"/>
       </w:tblGrid>
       <w:tr>
         <w:trPr>
@@ -4421,7 +4466,7 @@
       </w:r>
     </w:p>
     <w:bookmarkEnd w:id="36"/>
-    <w:bookmarkStart w:id="37" w:name="X484949e7994e09bd70500137e9d7c8f884b58c1"/>
+    <w:bookmarkStart w:id="37" w:name="baseline-three-level-model"/>
     <w:p>
       <w:pPr>
         <w:pStyle w:val="Heading3"/>
@@ -5202,7 +5247,7 @@
       </w:r>
     </w:p>
     <w:bookmarkEnd w:id="37"/>
-    <w:bookmarkStart w:id="38" w:name="Xa97dc1af7f7d522b04ad4b6d2a4fed8000451ef"/>
+    <w:bookmarkStart w:id="38" w:name="icrv-5-regime-moderation-h1"/>
     <w:p>
       <w:pPr>
         <w:pStyle w:val="Heading3"/>
@@ -5361,6 +5406,1003 @@
           <w:i/>
         </w:rPr>
         <w:t xml:space="preserve">k=238/K=288)</w:t>
+      </w:r>
+    </w:p>
+    <w:tbl>
+      <w:tblPr>
+        <w:tblStyle w:val="Table"/>
+        <w:tblW w:type="pct" w:w="5000"/>
+        <w:tblLook w:firstRow="1" w:lastRow="0" w:firstColumn="0" w:lastColumn="0" w:noHBand="0" w:noVBand="0" w:val="0020"/>
+        <w:jc w:val="start"/>
+      </w:tblPr>
+      <w:tblGrid>
+        <w:gridCol w:w="2282"/>
+        <w:gridCol w:w="223"/>
+        <w:gridCol w:w="313"/>
+        <w:gridCol w:w="805"/>
+        <w:gridCol w:w="4295"/>
+      </w:tblGrid>
+      <w:tr>
+        <w:trPr>
+          <w:tblHeader w:val="true"/>
+        </w:trPr>
+        <w:tc>
+          <w:tcPr/>
+          <w:p>
+            <w:pPr>
+              <w:pStyle w:val="Compact"/>
+              <w:jc w:val="left"/>
+            </w:pPr>
+            <w:r>
+              <w:t xml:space="preserve">Regime</w:t>
+            </w:r>
+          </w:p>
+        </w:tc>
+        <w:tc>
+          <w:tcPr/>
+          <w:p>
+            <w:pPr>
+              <w:pStyle w:val="Compact"/>
+              <w:jc w:val="left"/>
+            </w:pPr>
+            <w:r>
+              <w:rPr>
+                <w:iCs/>
+                <w:i/>
+              </w:rPr>
+              <w:t xml:space="preserve">k</w:t>
+            </w:r>
+          </w:p>
+        </w:tc>
+        <w:tc>
+          <w:tcPr/>
+          <w:p>
+            <w:pPr>
+              <w:pStyle w:val="Compact"/>
+              <w:jc w:val="left"/>
+            </w:pPr>
+            <w:r>
+              <w:rPr>
+                <w:iCs/>
+                <w:i/>
+              </w:rPr>
+              <w:t xml:space="preserve">r̄</w:t>
+            </w:r>
+          </w:p>
+        </w:tc>
+        <w:tc>
+          <w:tcPr/>
+          <w:p>
+            <w:pPr>
+              <w:pStyle w:val="Compact"/>
+              <w:jc w:val="left"/>
+            </w:pPr>
+            <w:r>
+              <w:t xml:space="preserve">95% CI</w:t>
+            </w:r>
+          </w:p>
+        </w:tc>
+        <w:tc>
+          <w:tcPr/>
+          <w:p>
+            <w:pPr>
+              <w:pStyle w:val="Compact"/>
+              <w:jc w:val="left"/>
+            </w:pPr>
+            <w:r>
+              <w:t xml:space="preserve">Note</w:t>
+            </w:r>
+          </w:p>
+        </w:tc>
+      </w:tr>
+      <w:tr>
+        <w:tc>
+          <w:tcPr/>
+          <w:p>
+            <w:pPr>
+              <w:pStyle w:val="Compact"/>
+              <w:jc w:val="left"/>
+            </w:pPr>
+            <w:r>
+              <w:t xml:space="preserve">I, Advanced-Innovation (SG, HK, KR, JP, UK, US…)</w:t>
+            </w:r>
+          </w:p>
+        </w:tc>
+        <w:tc>
+          <w:tcPr/>
+          <w:p>
+            <w:pPr>
+              <w:pStyle w:val="Compact"/>
+              <w:jc w:val="left"/>
+            </w:pPr>
+            <w:r>
+              <w:t xml:space="preserve">139</w:t>
+            </w:r>
+          </w:p>
+        </w:tc>
+        <w:tc>
+          <w:tcPr/>
+          <w:p>
+            <w:pPr>
+              <w:pStyle w:val="Compact"/>
+              <w:jc w:val="left"/>
+            </w:pPr>
+            <w:r>
+              <w:t xml:space="preserve">0.079</w:t>
+            </w:r>
+          </w:p>
+        </w:tc>
+        <w:tc>
+          <w:tcPr/>
+          <w:p>
+            <w:pPr>
+              <w:pStyle w:val="Compact"/>
+              <w:jc w:val="left"/>
+            </w:pPr>
+            <w:r>
+              <w:t xml:space="preserve">[0.058, 0.099]</w:t>
+            </w:r>
+          </w:p>
+        </w:tc>
+        <w:tc>
+          <w:tcPr/>
+          <w:p>
+            <w:pPr>
+              <w:pStyle w:val="Compact"/>
+              <w:jc w:val="left"/>
+            </w:pPr>
+            <w:r>
+              <w:t xml:space="preserve">Largest group; broadly consistent with H1</w:t>
+            </w:r>
+          </w:p>
+        </w:tc>
+      </w:tr>
+      <w:tr>
+        <w:tc>
+          <w:tcPr/>
+          <w:p>
+            <w:pPr>
+              <w:pStyle w:val="Compact"/>
+              <w:jc w:val="left"/>
+            </w:pPr>
+            <w:r>
+              <w:t xml:space="preserve">II, Upper-middle</w:t>
+            </w:r>
+          </w:p>
+        </w:tc>
+        <w:tc>
+          <w:tcPr/>
+          <w:p>
+            <w:pPr>
+              <w:pStyle w:val="Compact"/>
+              <w:jc w:val="left"/>
+            </w:pPr>
+            <w:r>
+              <w:t xml:space="preserve">25</w:t>
+            </w:r>
+          </w:p>
+        </w:tc>
+        <w:tc>
+          <w:tcPr/>
+          <w:p>
+            <w:pPr>
+              <w:pStyle w:val="Compact"/>
+              <w:jc w:val="left"/>
+            </w:pPr>
+            <w:r>
+              <w:t xml:space="preserve">0.065</w:t>
+            </w:r>
+          </w:p>
+        </w:tc>
+        <w:tc>
+          <w:tcPr/>
+          <w:p>
+            <w:pPr>
+              <w:pStyle w:val="Compact"/>
+              <w:jc w:val="left"/>
+            </w:pPr>
+            <w:r>
+              <w:t xml:space="preserve">[0.020, 0.109]</w:t>
+            </w:r>
+          </w:p>
+        </w:tc>
+        <w:tc>
+          <w:tcPr/>
+          <w:p>
+            <w:pPr>
+              <w:pStyle w:val="Compact"/>
+              <w:jc w:val="left"/>
+            </w:pPr>
+            <w:r>
+              <w:t xml:space="preserve">ns vs. Group I (b = −0.014,</w:t>
+            </w:r>
+            <w:r>
+              <w:t xml:space="preserve"> </w:t>
+            </w:r>
+            <w:r>
+              <w:rPr>
+                <w:iCs/>
+                <w:i/>
+              </w:rPr>
+              <w:t xml:space="preserve">p</w:t>
+            </w:r>
+            <w:r>
+              <w:t xml:space="preserve"> </w:t>
+            </w:r>
+            <w:r>
+              <w:t xml:space="preserve">= .581)</w:t>
+            </w:r>
+          </w:p>
+        </w:tc>
+      </w:tr>
+      <w:tr>
+        <w:tc>
+          <w:tcPr/>
+          <w:p>
+            <w:pPr>
+              <w:pStyle w:val="Compact"/>
+              <w:jc w:val="left"/>
+            </w:pPr>
+            <w:r>
+              <w:t xml:space="preserve">III, Emerging (VN, IN, CN, PH…)</w:t>
+            </w:r>
+          </w:p>
+        </w:tc>
+        <w:tc>
+          <w:tcPr/>
+          <w:p>
+            <w:pPr>
+              <w:pStyle w:val="Compact"/>
+              <w:jc w:val="left"/>
+            </w:pPr>
+            <w:r>
+              <w:t xml:space="preserve">91</w:t>
+            </w:r>
+          </w:p>
+        </w:tc>
+        <w:tc>
+          <w:tcPr/>
+          <w:p>
+            <w:pPr>
+              <w:pStyle w:val="Compact"/>
+              <w:jc w:val="left"/>
+            </w:pPr>
+            <w:r>
+              <w:t xml:space="preserve">0.068</w:t>
+            </w:r>
+          </w:p>
+        </w:tc>
+        <w:tc>
+          <w:tcPr/>
+          <w:p>
+            <w:pPr>
+              <w:pStyle w:val="Compact"/>
+              <w:jc w:val="left"/>
+            </w:pPr>
+            <w:r>
+              <w:t xml:space="preserve">[0.044, 0.092]</w:t>
+            </w:r>
+          </w:p>
+        </w:tc>
+        <w:tc>
+          <w:tcPr/>
+          <w:p>
+            <w:pPr>
+              <w:pStyle w:val="Compact"/>
+              <w:jc w:val="left"/>
+            </w:pPr>
+            <w:r>
+              <w:t xml:space="preserve">ns vs. Group I (b = −0.011,</w:t>
+            </w:r>
+            <w:r>
+              <w:t xml:space="preserve"> </w:t>
+            </w:r>
+            <w:r>
+              <w:rPr>
+                <w:iCs/>
+                <w:i/>
+              </w:rPr>
+              <w:t xml:space="preserve">p</w:t>
+            </w:r>
+            <w:r>
+              <w:t xml:space="preserve"> </w:t>
+            </w:r>
+            <w:r>
+              <w:t xml:space="preserve">= .502)</w:t>
+            </w:r>
+          </w:p>
+        </w:tc>
+      </w:tr>
+      <w:tr>
+        <w:tc>
+          <w:tcPr/>
+          <w:p>
+            <w:pPr>
+              <w:pStyle w:val="Compact"/>
+              <w:jc w:val="left"/>
+            </w:pPr>
+            <w:r>
+              <w:t xml:space="preserve">FR, Frontier</w:t>
+            </w:r>
+          </w:p>
+        </w:tc>
+        <w:tc>
+          <w:tcPr/>
+          <w:p>
+            <w:pPr>
+              <w:pStyle w:val="Compact"/>
+              <w:jc w:val="left"/>
+            </w:pPr>
+            <w:r>
+              <w:t xml:space="preserve">3</w:t>
+            </w:r>
+          </w:p>
+        </w:tc>
+        <w:tc>
+          <w:tcPr/>
+          <w:p>
+            <w:pPr>
+              <w:pStyle w:val="Compact"/>
+              <w:jc w:val="left"/>
+            </w:pPr>
+            <w:r>
+              <w:t xml:space="preserve">0.349</w:t>
+            </w:r>
+          </w:p>
+        </w:tc>
+        <w:tc>
+          <w:tcPr/>
+          <w:p>
+            <w:pPr>
+              <w:pStyle w:val="Compact"/>
+              <w:jc w:val="left"/>
+            </w:pPr>
+            <w:r>
+              <w:t xml:space="preserve">[0.217, 0.468]</w:t>
+            </w:r>
+          </w:p>
+        </w:tc>
+        <w:tc>
+          <w:tcPr/>
+          <w:p>
+            <w:pPr>
+              <w:pStyle w:val="Compact"/>
+              <w:jc w:val="left"/>
+            </w:pPr>
+            <w:r>
+              <w:t xml:space="preserve">⚠️</w:t>
+            </w:r>
+            <w:r>
+              <w:t xml:space="preserve"> </w:t>
+            </w:r>
+            <w:r>
+              <w:rPr>
+                <w:iCs/>
+                <w:i/>
+              </w:rPr>
+              <w:t xml:space="preserve">k</w:t>
+            </w:r>
+            <w:r>
+              <w:t xml:space="preserve"> </w:t>
+            </w:r>
+            <w:r>
+              <w:t xml:space="preserve">= 3 only; estimate unreliable (one outlier: Pouresmaeili et al.,</w:t>
+            </w:r>
+            <w:r>
+              <w:t xml:space="preserve"> </w:t>
+            </w:r>
+            <w:r>
+              <w:rPr>
+                <w:iCs/>
+                <w:i/>
+              </w:rPr>
+              <w:t xml:space="preserve">r</w:t>
+            </w:r>
+            <w:r>
+              <w:t xml:space="preserve"> </w:t>
+            </w:r>
+            <w:r>
+              <w:t xml:space="preserve">= 0.69,</w:t>
+            </w:r>
+            <w:r>
+              <w:t xml:space="preserve"> </w:t>
+            </w:r>
+            <w:r>
+              <w:rPr>
+                <w:iCs/>
+                <w:i/>
+              </w:rPr>
+              <w:t xml:space="preserve">n</w:t>
+            </w:r>
+            <w:r>
+              <w:t xml:space="preserve"> </w:t>
+            </w:r>
+            <w:r>
+              <w:t xml:space="preserve">= 226)</w:t>
+            </w:r>
+          </w:p>
+        </w:tc>
+      </w:tr>
+      <w:tr>
+        <w:tc>
+          <w:tcPr/>
+          <w:p>
+            <w:pPr>
+              <w:pStyle w:val="Compact"/>
+              <w:jc w:val="left"/>
+            </w:pPr>
+            <w:r>
+              <w:t xml:space="preserve">MX, Multi-country / Mixed</w:t>
+            </w:r>
+          </w:p>
+        </w:tc>
+        <w:tc>
+          <w:tcPr/>
+          <w:p>
+            <w:pPr>
+              <w:pStyle w:val="Compact"/>
+              <w:jc w:val="left"/>
+            </w:pPr>
+            <w:r>
+              <w:t xml:space="preserve">30</w:t>
+            </w:r>
+          </w:p>
+        </w:tc>
+        <w:tc>
+          <w:tcPr/>
+          <w:p>
+            <w:pPr>
+              <w:pStyle w:val="Compact"/>
+              <w:jc w:val="left"/>
+            </w:pPr>
+            <w:r>
+              <w:t xml:space="preserve">0.053</w:t>
+            </w:r>
+          </w:p>
+        </w:tc>
+        <w:tc>
+          <w:tcPr/>
+          <w:p>
+            <w:pPr>
+              <w:pStyle w:val="Compact"/>
+              <w:jc w:val="left"/>
+            </w:pPr>
+            <w:r>
+              <w:t xml:space="preserve">[0.012, 0.094]</w:t>
+            </w:r>
+          </w:p>
+        </w:tc>
+        <w:tc>
+          <w:tcPr/>
+          <w:p>
+            <w:pPr>
+              <w:pStyle w:val="Compact"/>
+              <w:jc w:val="left"/>
+            </w:pPr>
+            <w:r>
+              <w:t xml:space="preserve">ns vs. Group I (b = −0.026,</w:t>
+            </w:r>
+            <w:r>
+              <w:t xml:space="preserve"> </w:t>
+            </w:r>
+            <w:r>
+              <w:rPr>
+                <w:iCs/>
+                <w:i/>
+              </w:rPr>
+              <w:t xml:space="preserve">p</w:t>
+            </w:r>
+            <w:r>
+              <w:t xml:space="preserve"> </w:t>
+            </w:r>
+            <w:r>
+              <w:t xml:space="preserve">= .269)</w:t>
+            </w:r>
+          </w:p>
+        </w:tc>
+      </w:tr>
+    </w:tbl>
+    <w:p>
+      <w:pPr>
+        <w:pStyle w:val="BodyText"/>
+      </w:pPr>
+      <w:r>
+        <w:t xml:space="preserve">Figure 2: ICRV 5-regime forest plot, subgroup pooled effects with 95%</w:t>
+      </w:r>
+      <w:r>
+        <w:t xml:space="preserve"> </w:t>
+      </w:r>
+      <w:r>
+        <w:t xml:space="preserve">CI</w:t>
+      </w:r>
+    </w:p>
+    <w:p>
+      <w:pPr>
+        <w:pStyle w:val="BodyText"/>
+      </w:pPr>
+      <w:r>
+        <w:rPr>
+          <w:iCs/>
+          <w:i/>
+        </w:rPr>
+        <w:t xml:space="preserve">Figure 2.</w:t>
+      </w:r>
+      <w:r>
+        <w:t xml:space="preserve"> </w:t>
+      </w:r>
+      <w:r>
+        <w:t xml:space="preserve">ICRV subgroup forest plot. Pooled</w:t>
+      </w:r>
+      <w:r>
+        <w:t xml:space="preserve"> </w:t>
+      </w:r>
+      <w:r>
+        <w:rPr>
+          <w:iCs/>
+          <w:i/>
+        </w:rPr>
+        <w:t xml:space="preserve">r̄</w:t>
+      </w:r>
+      <w:r>
+        <w:t xml:space="preserve"> </w:t>
+      </w:r>
+      <w:r>
+        <w:t xml:space="preserve">and 95% CI per coded</w:t>
+      </w:r>
+      <w:r>
+        <w:t xml:space="preserve"> </w:t>
+      </w:r>
+      <w:r>
+        <w:t xml:space="preserve">institutional regime.</w:t>
+      </w:r>
+    </w:p>
+    <w:p>
+      <w:pPr>
+        <w:pStyle w:val="BodyText"/>
+      </w:pPr>
+      <w:r>
+        <w:t xml:space="preserve">The</w:t>
+      </w:r>
+      <w:r>
+        <w:t xml:space="preserve"> </w:t>
+      </w:r>
+      <w:r>
+        <w:rPr>
+          <w:iCs/>
+          <w:i/>
+        </w:rPr>
+        <w:t xml:space="preserve">Q</w:t>
+      </w:r>
+      <w:r>
+        <w:t xml:space="preserve">_M = 17.35 is statistically significant (</w:t>
+      </w:r>
+      <w:r>
+        <w:rPr>
+          <w:iCs/>
+          <w:i/>
+        </w:rPr>
+        <w:t xml:space="preserve">p</w:t>
+      </w:r>
+      <w:r>
+        <w:t xml:space="preserve"> </w:t>
+      </w:r>
+      <w:r>
+        <w:t xml:space="preserve">= .002) but the</w:t>
+      </w:r>
+      <w:r>
+        <w:t xml:space="preserve"> </w:t>
+      </w:r>
+      <w:r>
+        <w:t xml:space="preserve">between-group pattern does not confirm the hypothesized monotone</w:t>
+      </w:r>
+      <w:r>
+        <w:t xml:space="preserve"> </w:t>
+      </w:r>
+      <w:r>
+        <w:t xml:space="preserve">gradient (I &gt; II &gt; III &gt; Frontier). Pairwise contrasts against Group</w:t>
+      </w:r>
+      <w:r>
+        <w:t xml:space="preserve"> </w:t>
+      </w:r>
+      <w:r>
+        <w:t xml:space="preserve">I (intercept) reveal that Group II (</w:t>
+      </w:r>
+      <w:r>
+        <w:rPr>
+          <w:iCs/>
+          <w:i/>
+        </w:rPr>
+        <w:t xml:space="preserve">p</w:t>
+      </w:r>
+      <w:r>
+        <w:t xml:space="preserve"> </w:t>
+      </w:r>
+      <w:r>
+        <w:t xml:space="preserve">= .581), Group III (</w:t>
+      </w:r>
+      <w:r>
+        <w:rPr>
+          <w:iCs/>
+          <w:i/>
+        </w:rPr>
+        <w:t xml:space="preserve">p</w:t>
+      </w:r>
+      <w:r>
+        <w:t xml:space="preserve"> </w:t>
+      </w:r>
+      <w:r>
+        <w:t xml:space="preserve">= .502),</w:t>
+      </w:r>
+      <w:r>
+        <w:t xml:space="preserve"> </w:t>
+      </w:r>
+      <w:r>
+        <w:t xml:space="preserve">and MX (</w:t>
+      </w:r>
+      <w:r>
+        <w:rPr>
+          <w:iCs/>
+          <w:i/>
+        </w:rPr>
+        <w:t xml:space="preserve">p</w:t>
+      </w:r>
+      <w:r>
+        <w:t xml:space="preserve"> </w:t>
+      </w:r>
+      <w:r>
+        <w:t xml:space="preserve">= .269) do not differ significantly from Advanced-Innovation</w:t>
+      </w:r>
+      <w:r>
+        <w:t xml:space="preserve"> </w:t>
+      </w:r>
+      <w:r>
+        <w:t xml:space="preserve">contexts. The only significant contrast is Group I vs. Frontier (b =</w:t>
+      </w:r>
+      <w:r>
+        <w:t xml:space="preserve"> </w:t>
+      </w:r>
+      <w:r>
+        <w:t xml:space="preserve">+0.285,</w:t>
+      </w:r>
+      <w:r>
+        <w:t xml:space="preserve"> </w:t>
+      </w:r>
+      <w:r>
+        <w:rPr>
+          <w:iCs/>
+          <w:i/>
+        </w:rPr>
+        <w:t xml:space="preserve">p</w:t>
+      </w:r>
+      <w:r>
+        <w:t xml:space="preserve"> </w:t>
+      </w:r>
+      <w:r>
+        <w:t xml:space="preserve">&lt; .001), driven entirely by the</w:t>
+      </w:r>
+      <w:r>
+        <w:t xml:space="preserve"> </w:t>
+      </w:r>
+      <w:r>
+        <w:rPr>
+          <w:iCs/>
+          <w:i/>
+        </w:rPr>
+        <w:t xml:space="preserve">k</w:t>
+      </w:r>
+      <w:r>
+        <w:t xml:space="preserve"> </w:t>
+      </w:r>
+      <w:r>
+        <w:t xml:space="preserve">= 3 Frontier-group</w:t>
+      </w:r>
+      <w:r>
+        <w:t xml:space="preserve"> </w:t>
+      </w:r>
+      <w:r>
+        <w:t xml:space="preserve">estimate, which is dominated by one outlier study (Pouresmaeili et al.,</w:t>
+      </w:r>
+      <w:r>
+        <w:t xml:space="preserve"> </w:t>
+      </w:r>
+      <w:r>
+        <w:t xml:space="preserve">2018,</w:t>
+      </w:r>
+      <w:r>
+        <w:t xml:space="preserve"> </w:t>
+      </w:r>
+      <w:r>
+        <w:rPr>
+          <w:iCs/>
+          <w:i/>
+        </w:rPr>
+        <w:t xml:space="preserve">r</w:t>
+      </w:r>
+      <w:r>
+        <w:t xml:space="preserve"> </w:t>
+      </w:r>
+      <w:r>
+        <w:t xml:space="preserve">= 0.69). Excluding the Frontier group, no between-group</w:t>
+      </w:r>
+      <w:r>
+        <w:t xml:space="preserve"> </w:t>
+      </w:r>
+      <w:r>
+        <w:t xml:space="preserve">differences approach significance.</w:t>
+      </w:r>
+    </w:p>
+    <w:p>
+      <w:pPr>
+        <w:pStyle w:val="BodyText"/>
+      </w:pPr>
+      <w:r>
+        <w:t xml:space="preserve">Group I (k=139, primarily Western MNEs and Asian advanced economies)</w:t>
+      </w:r>
+      <w:r>
+        <w:t xml:space="preserve"> </w:t>
+      </w:r>
+      <w:r>
+        <w:t xml:space="preserve">shows the highest reliable I→P effect (</w:t>
+      </w:r>
+      <w:r>
+        <w:rPr>
+          <w:iCs/>
+          <w:i/>
+        </w:rPr>
+        <w:t xml:space="preserve">r̄</w:t>
+      </w:r>
+      <w:r>
+        <w:t xml:space="preserve"> </w:t>
+      </w:r>
+      <w:r>
+        <w:t xml:space="preserve">= 0.079), and Group III</w:t>
+      </w:r>
+      <w:r>
+        <w:t xml:space="preserve"> </w:t>
+      </w:r>
+      <w:r>
+        <w:t xml:space="preserve">(k=91, Emerging) shows</w:t>
+      </w:r>
+      <w:r>
+        <w:t xml:space="preserve"> </w:t>
+      </w:r>
+      <w:r>
+        <w:rPr>
+          <w:iCs/>
+          <w:i/>
+        </w:rPr>
+        <w:t xml:space="preserve">r̄</w:t>
+      </w:r>
+      <w:r>
+        <w:t xml:space="preserve"> </w:t>
+      </w:r>
+      <w:r>
+        <w:t xml:space="preserve">= 0.068, a difference of 0.011 that is</w:t>
+      </w:r>
+      <w:r>
+        <w:t xml:space="preserve"> </w:t>
+      </w:r>
+      <w:r>
+        <w:t xml:space="preserve">directionally consistent with CIMT but not statistically significant</w:t>
+      </w:r>
+      <w:r>
+        <w:t xml:space="preserve"> </w:t>
+      </w:r>
+      <w:r>
+        <w:t xml:space="preserve">given within-group heterogeneity. H1 (between-regime heterogeneity</w:t>
+      </w:r>
+      <w:r>
+        <w:t xml:space="preserve"> </w:t>
+      </w:r>
+      <w:r>
+        <w:rPr>
+          <w:iCs/>
+          <w:i/>
+        </w:rPr>
+        <w:t xml:space="preserve">Q</w:t>
+      </w:r>
+      <w:r>
+        <w:t xml:space="preserve">_M significant) is confirmed, establishing that I→P effect sizes</w:t>
+      </w:r>
+      <w:r>
+        <w:t xml:space="preserve"> </w:t>
+      </w:r>
+      <w:r>
+        <w:t xml:space="preserve">vary systematically across ICRV regimes. However, E1a’s predicted</w:t>
+      </w:r>
+      <w:r>
+        <w:t xml:space="preserve"> </w:t>
+      </w:r>
+      <w:r>
+        <w:t xml:space="preserve">directional ordering (Advanced &gt; Emerging) and E1b’s predicted Frontier</w:t>
+      </w:r>
+      <w:r>
+        <w:t xml:space="preserve"> </w:t>
+      </w:r>
+      <w:r>
+        <w:t xml:space="preserve">floor are not statistically confirmable at</w:t>
+      </w:r>
+      <w:r>
+        <w:t xml:space="preserve"> </w:t>
+      </w:r>
+      <w:r>
+        <w:rPr>
+          <w:iCs/>
+          <w:i/>
+        </w:rPr>
+        <w:t xml:space="preserve">k</w:t>
+      </w:r>
+      <w:r>
+        <w:t xml:space="preserve"> </w:t>
+      </w:r>
+      <w:r>
+        <w:t xml:space="preserve">= 3 Frontier. The</w:t>
+      </w:r>
+      <w:r>
+        <w:t xml:space="preserve"> </w:t>
+      </w:r>
+      <w:r>
+        <w:t xml:space="preserve">gradient-specific propositions require larger</w:t>
+      </w:r>
+      <w:r>
+        <w:t xml:space="preserve"> </w:t>
+      </w:r>
+      <w:r>
+        <w:rPr>
+          <w:iCs/>
+          <w:i/>
+        </w:rPr>
+        <w:t xml:space="preserve">k</w:t>
+      </w:r>
+      <w:r>
+        <w:t xml:space="preserve"> </w:t>
+      </w:r>
+      <w:r>
+        <w:t xml:space="preserve">per regime before they</w:t>
+      </w:r>
+      <w:r>
+        <w:t xml:space="preserve"> </w:t>
+      </w:r>
+      <w:r>
+        <w:t xml:space="preserve">can be properly tested.</w:t>
+      </w:r>
+    </w:p>
+    <w:bookmarkEnd w:id="38"/>
+    <w:bookmarkStart w:id="39" w:name="cdai-moderation-h3"/>
+    <w:p>
+      <w:pPr>
+        <w:pStyle w:val="Heading3"/>
+      </w:pPr>
+      <w:r>
+        <w:t xml:space="preserve">4.4 cDAI Moderation (H3)</w:t>
+      </w:r>
+    </w:p>
+    <w:p>
+      <w:pPr>
+        <w:pStyle w:val="FirstParagraph"/>
+      </w:pPr>
+      <w:r>
+        <w:rPr>
+          <w:iCs/>
+          <w:i/>
+        </w:rPr>
+        <w:t xml:space="preserve">Q</w:t>
+      </w:r>
+      <w:r>
+        <w:t xml:space="preserve">_M(cDAI) = 1.34 (</w:t>
+      </w:r>
+      <w:r>
+        <w:rPr>
+          <w:iCs/>
+          <w:i/>
+        </w:rPr>
+        <w:t xml:space="preserve">df</w:t>
+      </w:r>
+      <w:r>
+        <w:t xml:space="preserve"> </w:t>
+      </w:r>
+      <w:r>
+        <w:t xml:space="preserve">= 2,</w:t>
+      </w:r>
+      <w:r>
+        <w:t xml:space="preserve"> </w:t>
+      </w:r>
+      <w:r>
+        <w:rPr>
+          <w:iCs/>
+          <w:i/>
+        </w:rPr>
+        <w:t xml:space="preserve">p</w:t>
+      </w:r>
+      <w:r>
+        <w:t xml:space="preserve"> </w:t>
+      </w:r>
+      <w:r>
+        <w:t xml:space="preserve">= .513). H3</w:t>
+      </w:r>
+      <w:r>
+        <w:t xml:space="preserve"> </w:t>
+      </w:r>
+      <w:r>
+        <w:rPr>
+          <w:bCs/>
+          <w:b/>
+        </w:rPr>
+        <w:t xml:space="preserve">not supported</w:t>
+      </w:r>
+      <w:r>
+        <w:t xml:space="preserve">.</w:t>
+      </w:r>
+    </w:p>
+    <w:p>
+      <w:pPr>
+        <w:pStyle w:val="BodyText"/>
+      </w:pPr>
+      <w:r>
+        <w:t xml:space="preserve">Meta-regression with continuous cDAI score: β_cDAI = +0.003 (</w:t>
+      </w:r>
+      <w:r>
+        <w:rPr>
+          <w:iCs/>
+          <w:i/>
+        </w:rPr>
+        <w:t xml:space="preserve">SE</w:t>
+      </w:r>
+      <w:r>
+        <w:t xml:space="preserve"> </w:t>
+      </w:r>
+      <w:r>
+        <w:t xml:space="preserve">=</w:t>
+      </w:r>
+      <w:r>
+        <w:t xml:space="preserve"> </w:t>
+      </w:r>
+      <w:r>
+        <w:t xml:space="preserve">0.010,</w:t>
+      </w:r>
+      <w:r>
+        <w:t xml:space="preserve"> </w:t>
+      </w:r>
+      <w:r>
+        <w:rPr>
+          <w:iCs/>
+          <w:i/>
+        </w:rPr>
+        <w:t xml:space="preserve">p</w:t>
+      </w:r>
+      <w:r>
+        <w:t xml:space="preserve"> </w:t>
+      </w:r>
+      <w:r>
+        <w:t xml:space="preserve">= .744). Neither the categorical between-group test nor the</w:t>
+      </w:r>
+      <w:r>
+        <w:t xml:space="preserve"> </w:t>
+      </w:r>
+      <w:r>
+        <w:t xml:space="preserve">continuous linear trend shows significant cDAI moderation.</w:t>
+      </w:r>
+    </w:p>
+    <w:p>
+      <w:pPr>
+        <w:pStyle w:val="BodyText"/>
+      </w:pPr>
+      <w:r>
+        <w:rPr>
+          <w:bCs/>
+          <w:b/>
+        </w:rPr>
+        <w:t xml:space="preserve">Table 4.2, cDAI subgroup</w:t>
+      </w:r>
+      <w:r>
+        <w:t xml:space="preserve"> </w:t>
+      </w:r>
+      <w:r>
+        <w:rPr>
+          <w:iCs/>
+          <w:i/>
+        </w:rPr>
+        <w:t xml:space="preserve">(actual MARA output)</w:t>
       </w:r>
     </w:p>
     <w:tbl>
@@ -5389,7 +6431,7 @@
               <w:jc w:val="left"/>
             </w:pPr>
             <w:r>
-              <w:t xml:space="preserve">Regime</w:t>
+              <w:t xml:space="preserve">cDAI Group</w:t>
             </w:r>
           </w:p>
         </w:tc>
@@ -5445,7 +6487,7 @@
               <w:jc w:val="left"/>
             </w:pPr>
             <w:r>
-              <w:t xml:space="preserve">Note</w:t>
+              <w:t xml:space="preserve">Δ vs. Low</w:t>
             </w:r>
           </w:p>
         </w:tc>
@@ -5459,55 +6501,55 @@
               <w:jc w:val="left"/>
             </w:pPr>
             <w:r>
-              <w:t xml:space="preserve">I, Advanced-Innovation (SG, HK, KR, JP, UK, US…)</w:t>
-            </w:r>
-          </w:p>
-        </w:tc>
-        <w:tc>
-          <w:tcPr/>
-          <w:p>
-            <w:pPr>
-              <w:pStyle w:val="Compact"/>
-              <w:jc w:val="left"/>
-            </w:pPr>
-            <w:r>
-              <w:t xml:space="preserve">139</w:t>
-            </w:r>
-          </w:p>
-        </w:tc>
-        <w:tc>
-          <w:tcPr/>
-          <w:p>
-            <w:pPr>
-              <w:pStyle w:val="Compact"/>
-              <w:jc w:val="left"/>
-            </w:pPr>
-            <w:r>
-              <w:t xml:space="preserve">0.079</w:t>
-            </w:r>
-          </w:p>
-        </w:tc>
-        <w:tc>
-          <w:tcPr/>
-          <w:p>
-            <w:pPr>
-              <w:pStyle w:val="Compact"/>
-              <w:jc w:val="left"/>
-            </w:pPr>
-            <w:r>
-              <w:t xml:space="preserve">[0.058, 0.099]</w:t>
-            </w:r>
-          </w:p>
-        </w:tc>
-        <w:tc>
-          <w:tcPr/>
-          <w:p>
-            <w:pPr>
-              <w:pStyle w:val="Compact"/>
-              <w:jc w:val="left"/>
-            </w:pPr>
-            <w:r>
-              <w:t xml:space="preserve">Largest group; broadly consistent with H1</w:t>
+              <w:t xml:space="preserve">Low</w:t>
+            </w:r>
+          </w:p>
+        </w:tc>
+        <w:tc>
+          <w:tcPr/>
+          <w:p>
+            <w:pPr>
+              <w:pStyle w:val="Compact"/>
+              <w:jc w:val="left"/>
+            </w:pPr>
+            <w:r>
+              <w:t xml:space="preserve">174</w:t>
+            </w:r>
+          </w:p>
+        </w:tc>
+        <w:tc>
+          <w:tcPr/>
+          <w:p>
+            <w:pPr>
+              <w:pStyle w:val="Compact"/>
+              <w:jc w:val="left"/>
+            </w:pPr>
+            <w:r>
+              <w:t xml:space="preserve">0.075</w:t>
+            </w:r>
+          </w:p>
+        </w:tc>
+        <w:tc>
+          <w:tcPr/>
+          <w:p>
+            <w:pPr>
+              <w:pStyle w:val="Compact"/>
+              <w:jc w:val="left"/>
+            </w:pPr>
+            <w:r>
+              <w:t xml:space="preserve">[0.056, 0.094]</w:t>
+            </w:r>
+          </w:p>
+        </w:tc>
+        <w:tc>
+          <w:tcPr/>
+          <w:p>
+            <w:pPr>
+              <w:pStyle w:val="Compact"/>
+              <w:jc w:val="left"/>
+            </w:pPr>
+            <w:r>
+              <w:t xml:space="preserve">,</w:t>
             </w:r>
           </w:p>
         </w:tc>
@@ -5521,55 +6563,55 @@
               <w:jc w:val="left"/>
             </w:pPr>
             <w:r>
-              <w:t xml:space="preserve">II, Upper-middle</w:t>
-            </w:r>
-          </w:p>
-        </w:tc>
-        <w:tc>
-          <w:tcPr/>
-          <w:p>
-            <w:pPr>
-              <w:pStyle w:val="Compact"/>
-              <w:jc w:val="left"/>
-            </w:pPr>
-            <w:r>
-              <w:t xml:space="preserve">25</w:t>
-            </w:r>
-          </w:p>
-        </w:tc>
-        <w:tc>
-          <w:tcPr/>
-          <w:p>
-            <w:pPr>
-              <w:pStyle w:val="Compact"/>
-              <w:jc w:val="left"/>
-            </w:pPr>
-            <w:r>
-              <w:t xml:space="preserve">0.065</w:t>
-            </w:r>
-          </w:p>
-        </w:tc>
-        <w:tc>
-          <w:tcPr/>
-          <w:p>
-            <w:pPr>
-              <w:pStyle w:val="Compact"/>
-              <w:jc w:val="left"/>
-            </w:pPr>
-            <w:r>
-              <w:t xml:space="preserve">[0.020, 0.109]</w:t>
-            </w:r>
-          </w:p>
-        </w:tc>
-        <w:tc>
-          <w:tcPr/>
-          <w:p>
-            <w:pPr>
-              <w:pStyle w:val="Compact"/>
-              <w:jc w:val="left"/>
-            </w:pPr>
-            <w:r>
-              <w:t xml:space="preserve">ns vs. Group I (b = −0.014,</w:t>
+              <w:t xml:space="preserve">Medium</w:t>
+            </w:r>
+          </w:p>
+        </w:tc>
+        <w:tc>
+          <w:tcPr/>
+          <w:p>
+            <w:pPr>
+              <w:pStyle w:val="Compact"/>
+              <w:jc w:val="left"/>
+            </w:pPr>
+            <w:r>
+              <w:t xml:space="preserve">76</w:t>
+            </w:r>
+          </w:p>
+        </w:tc>
+        <w:tc>
+          <w:tcPr/>
+          <w:p>
+            <w:pPr>
+              <w:pStyle w:val="Compact"/>
+              <w:jc w:val="left"/>
+            </w:pPr>
+            <w:r>
+              <w:t xml:space="preserve">0.063</w:t>
+            </w:r>
+          </w:p>
+        </w:tc>
+        <w:tc>
+          <w:tcPr/>
+          <w:p>
+            <w:pPr>
+              <w:pStyle w:val="Compact"/>
+              <w:jc w:val="left"/>
+            </w:pPr>
+            <w:r>
+              <w:t xml:space="preserve">[0.036, 0.090]</w:t>
+            </w:r>
+          </w:p>
+        </w:tc>
+        <w:tc>
+          <w:tcPr/>
+          <w:p>
+            <w:pPr>
+              <w:pStyle w:val="Compact"/>
+              <w:jc w:val="left"/>
+            </w:pPr>
+            <w:r>
+              <w:t xml:space="preserve">b = −0.012,</w:t>
             </w:r>
             <w:r>
               <w:t xml:space="preserve"> </w:t>
@@ -5585,7 +6627,7 @@
               <w:t xml:space="preserve"> </w:t>
             </w:r>
             <w:r>
-              <w:t xml:space="preserve">= .581)</w:t>
+              <w:t xml:space="preserve">= .489</w:t>
             </w:r>
           </w:p>
         </w:tc>
@@ -5599,55 +6641,55 @@
               <w:jc w:val="left"/>
             </w:pPr>
             <w:r>
-              <w:t xml:space="preserve">III, Emerging (VN, IN, CN, PH…)</w:t>
-            </w:r>
-          </w:p>
-        </w:tc>
-        <w:tc>
-          <w:tcPr/>
-          <w:p>
-            <w:pPr>
-              <w:pStyle w:val="Compact"/>
-              <w:jc w:val="left"/>
-            </w:pPr>
-            <w:r>
-              <w:t xml:space="preserve">91</w:t>
-            </w:r>
-          </w:p>
-        </w:tc>
-        <w:tc>
-          <w:tcPr/>
-          <w:p>
-            <w:pPr>
-              <w:pStyle w:val="Compact"/>
-              <w:jc w:val="left"/>
-            </w:pPr>
-            <w:r>
-              <w:t xml:space="preserve">0.068</w:t>
-            </w:r>
-          </w:p>
-        </w:tc>
-        <w:tc>
-          <w:tcPr/>
-          <w:p>
-            <w:pPr>
-              <w:pStyle w:val="Compact"/>
-              <w:jc w:val="left"/>
-            </w:pPr>
-            <w:r>
-              <w:t xml:space="preserve">[0.044, 0.092]</w:t>
-            </w:r>
-          </w:p>
-        </w:tc>
-        <w:tc>
-          <w:tcPr/>
-          <w:p>
-            <w:pPr>
-              <w:pStyle w:val="Compact"/>
-              <w:jc w:val="left"/>
-            </w:pPr>
-            <w:r>
-              <w:t xml:space="preserve">ns vs. Group I (b = −0.011,</w:t>
+              <w:t xml:space="preserve">High</w:t>
+            </w:r>
+          </w:p>
+        </w:tc>
+        <w:tc>
+          <w:tcPr/>
+          <w:p>
+            <w:pPr>
+              <w:pStyle w:val="Compact"/>
+              <w:jc w:val="left"/>
+            </w:pPr>
+            <w:r>
+              <w:t xml:space="preserve">38</w:t>
+            </w:r>
+          </w:p>
+        </w:tc>
+        <w:tc>
+          <w:tcPr/>
+          <w:p>
+            <w:pPr>
+              <w:pStyle w:val="Compact"/>
+              <w:jc w:val="left"/>
+            </w:pPr>
+            <w:r>
+              <w:t xml:space="preserve">0.091</w:t>
+            </w:r>
+          </w:p>
+        </w:tc>
+        <w:tc>
+          <w:tcPr/>
+          <w:p>
+            <w:pPr>
+              <w:pStyle w:val="Compact"/>
+              <w:jc w:val="left"/>
+            </w:pPr>
+            <w:r>
+              <w:t xml:space="preserve">[0.052, 0.129]</w:t>
+            </w:r>
+          </w:p>
+        </w:tc>
+        <w:tc>
+          <w:tcPr/>
+          <w:p>
+            <w:pPr>
+              <w:pStyle w:val="Compact"/>
+              <w:jc w:val="left"/>
+            </w:pPr>
+            <w:r>
+              <w:t xml:space="preserve">b = +0.016,</w:t>
             </w:r>
             <w:r>
               <w:t xml:space="preserve"> </w:t>
@@ -5663,73 +6705,242 @@
               <w:t xml:space="preserve"> </w:t>
             </w:r>
             <w:r>
-              <w:t xml:space="preserve">= .502)</w:t>
+              <w:t xml:space="preserve">= .469</w:t>
             </w:r>
           </w:p>
         </w:tc>
       </w:tr>
+    </w:tbl>
+    <w:p>
+      <w:pPr>
+        <w:pStyle w:val="BodyText"/>
+      </w:pPr>
+      <w:r>
+        <w:t xml:space="preserve">The three cDAI subgroup means are all significantly positive (</w:t>
+      </w:r>
+      <w:r>
+        <w:rPr>
+          <w:iCs/>
+          <w:i/>
+        </w:rPr>
+        <w:t xml:space="preserve">p</w:t>
+      </w:r>
+      <w:r>
+        <w:t xml:space="preserve"> </w:t>
+      </w:r>
+      <w:r>
+        <w:t xml:space="preserve">&lt;</w:t>
+      </w:r>
+      <w:r>
+        <w:t xml:space="preserve"> </w:t>
+      </w:r>
+      <w:r>
+        <w:t xml:space="preserve">.001) but do not differ significantly from each other. The non-monotone</w:t>
+      </w:r>
+      <w:r>
+        <w:t xml:space="preserve"> </w:t>
+      </w:r>
+      <w:r>
+        <w:t xml:space="preserve">ordering (Low &gt; Medium &lt; High) and small, non-significant contrasts</w:t>
+      </w:r>
+      <w:r>
+        <w:t xml:space="preserve"> </w:t>
+      </w:r>
+      <w:r>
+        <w:t xml:space="preserve">fail to support the predicted positive linear gradient. The cDAI × DPL</w:t>
+      </w:r>
+      <w:r>
+        <w:t xml:space="preserve"> </w:t>
+      </w:r>
+      <w:r>
+        <w:t xml:space="preserve">interaction cannot be reliably estimated in the current sample given the</w:t>
+      </w:r>
+      <w:r>
+        <w:t xml:space="preserve"> </w:t>
+      </w:r>
+      <w:r>
+        <w:t xml:space="preserve">non-significant main moderation. H3 is not supported: country-level</w:t>
+      </w:r>
+      <w:r>
+        <w:t xml:space="preserve"> </w:t>
+      </w:r>
+      <w:r>
+        <w:t xml:space="preserve">digital adoption (cDAI, measured via World Bank DAI / ITU Digital</w:t>
+      </w:r>
+      <w:r>
+        <w:t xml:space="preserve"> </w:t>
+      </w:r>
+      <w:r>
+        <w:t xml:space="preserve">Development Index) does not significantly amplify the pooled I→P effect</w:t>
+      </w:r>
+      <w:r>
+        <w:t xml:space="preserve"> </w:t>
+      </w:r>
+      <w:r>
+        <w:t xml:space="preserve">in this</w:t>
+      </w:r>
+      <w:r>
+        <w:t xml:space="preserve"> </w:t>
+      </w:r>
+      <w:r>
+        <w:rPr>
+          <w:iCs/>
+          <w:i/>
+        </w:rPr>
+        <w:t xml:space="preserve">k</w:t>
+      </w:r>
+      <w:r>
+        <w:t xml:space="preserve"> </w:t>
+      </w:r>
+      <w:r>
+        <w:t xml:space="preserve">= 238 sample. A larger sample with better resolution across</w:t>
+      </w:r>
+      <w:r>
+        <w:t xml:space="preserve"> </w:t>
+      </w:r>
+      <w:r>
+        <w:t xml:space="preserve">the cDAI spectrum is required to test the cDAI amplification (H3) gradient hypothesis.</w:t>
+      </w:r>
+    </w:p>
+    <w:bookmarkEnd w:id="39"/>
+    <w:bookmarkStart w:id="40" w:name="dpl-phase-moderation-h2"/>
+    <w:p>
+      <w:pPr>
+        <w:pStyle w:val="Heading3"/>
+      </w:pPr>
+      <w:r>
+        <w:t xml:space="preserve">4.5 DPL Phase Moderation (H2)</w:t>
+      </w:r>
+    </w:p>
+    <w:p>
+      <w:pPr>
+        <w:pStyle w:val="FirstParagraph"/>
+      </w:pPr>
+      <w:r>
+        <w:rPr>
+          <w:iCs/>
+          <w:i/>
+        </w:rPr>
+        <w:t xml:space="preserve">Q</w:t>
+      </w:r>
+      <w:r>
+        <w:t xml:space="preserve">_M(DPL) = 0.62 (</w:t>
+      </w:r>
+      <w:r>
+        <w:rPr>
+          <w:iCs/>
+          <w:i/>
+        </w:rPr>
+        <w:t xml:space="preserve">df</w:t>
+      </w:r>
+      <w:r>
+        <w:t xml:space="preserve"> </w:t>
+      </w:r>
+      <w:r>
+        <w:t xml:space="preserve">= 2,</w:t>
+      </w:r>
+      <w:r>
+        <w:t xml:space="preserve"> </w:t>
+      </w:r>
+      <w:r>
+        <w:rPr>
+          <w:iCs/>
+          <w:i/>
+        </w:rPr>
+        <w:t xml:space="preserve">p</w:t>
+      </w:r>
+      <w:r>
+        <w:t xml:space="preserve"> </w:t>
+      </w:r>
+      <w:r>
+        <w:t xml:space="preserve">= .734). H2</w:t>
+      </w:r>
+      <w:r>
+        <w:t xml:space="preserve"> </w:t>
+      </w:r>
+      <w:r>
+        <w:rPr>
+          <w:bCs/>
+          <w:b/>
+        </w:rPr>
+        <w:t xml:space="preserve">not supported</w:t>
+      </w:r>
+      <w:r>
+        <w:t xml:space="preserve">.</w:t>
+      </w:r>
+    </w:p>
+    <w:p>
+      <w:pPr>
+        <w:pStyle w:val="BodyText"/>
+      </w:pPr>
+      <w:r>
+        <w:rPr>
+          <w:bCs/>
+          <w:b/>
+        </w:rPr>
+        <w:t xml:space="preserve">Table 4.3, DPL phase subgroup</w:t>
+      </w:r>
+      <w:r>
+        <w:t xml:space="preserve"> </w:t>
+      </w:r>
+      <w:r>
+        <w:rPr>
+          <w:iCs/>
+          <w:i/>
+        </w:rPr>
+        <w:t xml:space="preserve">(actual MARA output)</w:t>
+      </w:r>
+    </w:p>
+    <w:tbl>
+      <w:tblPr>
+        <w:tblStyle w:val="Table"/>
+        <w:tblW w:type="pct" w:w="5000"/>
+        <w:tblLook w:firstRow="1" w:lastRow="0" w:firstColumn="0" w:lastColumn="0" w:noHBand="0" w:noVBand="0" w:val="0020"/>
+        <w:jc w:val="start"/>
+      </w:tblPr>
+      <w:tblGrid>
+        <w:gridCol w:w="1120"/>
+        <w:gridCol w:w="2764"/>
+        <w:gridCol w:w="373"/>
+        <w:gridCol w:w="523"/>
+        <w:gridCol w:w="1344"/>
+        <w:gridCol w:w="1793"/>
+      </w:tblGrid>
       <w:tr>
-        <w:tc>
-          <w:tcPr/>
-          <w:p>
-            <w:pPr>
-              <w:pStyle w:val="Compact"/>
-              <w:jc w:val="left"/>
-            </w:pPr>
-            <w:r>
-              <w:t xml:space="preserve">FR, Frontier</w:t>
-            </w:r>
-          </w:p>
-        </w:tc>
-        <w:tc>
-          <w:tcPr/>
-          <w:p>
-            <w:pPr>
-              <w:pStyle w:val="Compact"/>
-              <w:jc w:val="left"/>
-            </w:pPr>
-            <w:r>
-              <w:t xml:space="preserve">3</w:t>
-            </w:r>
-          </w:p>
-        </w:tc>
-        <w:tc>
-          <w:tcPr/>
-          <w:p>
-            <w:pPr>
-              <w:pStyle w:val="Compact"/>
-              <w:jc w:val="left"/>
-            </w:pPr>
-            <w:r>
-              <w:t xml:space="preserve">0.349</w:t>
-            </w:r>
-          </w:p>
-        </w:tc>
-        <w:tc>
-          <w:tcPr/>
-          <w:p>
-            <w:pPr>
-              <w:pStyle w:val="Compact"/>
-              <w:jc w:val="left"/>
-            </w:pPr>
-            <w:r>
-              <w:t xml:space="preserve">[0.217, 0.468]</w:t>
-            </w:r>
-          </w:p>
-        </w:tc>
-        <w:tc>
-          <w:tcPr/>
-          <w:p>
-            <w:pPr>
-              <w:pStyle w:val="Compact"/>
-              <w:jc w:val="left"/>
-            </w:pPr>
-            <w:r>
-              <w:t xml:space="preserve">⚠️</w:t>
-            </w:r>
-            <w:r>
-              <w:t xml:space="preserve"> </w:t>
-            </w:r>
+        <w:trPr>
+          <w:tblHeader w:val="true"/>
+        </w:trPr>
+        <w:tc>
+          <w:tcPr/>
+          <w:p>
+            <w:pPr>
+              <w:pStyle w:val="Compact"/>
+              <w:jc w:val="left"/>
+            </w:pPr>
+            <w:r>
+              <w:t xml:space="preserve">DPL Phase</w:t>
+            </w:r>
+          </w:p>
+        </w:tc>
+        <w:tc>
+          <w:tcPr/>
+          <w:p>
+            <w:pPr>
+              <w:pStyle w:val="Compact"/>
+              <w:jc w:val="left"/>
+            </w:pPr>
+            <w:r>
+              <w:t xml:space="preserve">Definition</w:t>
+            </w:r>
+          </w:p>
+        </w:tc>
+        <w:tc>
+          <w:tcPr/>
+          <w:p>
+            <w:pPr>
+              <w:pStyle w:val="Compact"/>
+              <w:jc w:val="left"/>
+            </w:pPr>
             <w:r>
               <w:rPr>
                 <w:iCs/>
@@ -5737,11 +6948,1209 @@
               </w:rPr>
               <w:t xml:space="preserve">k</w:t>
             </w:r>
+          </w:p>
+        </w:tc>
+        <w:tc>
+          <w:tcPr/>
+          <w:p>
+            <w:pPr>
+              <w:pStyle w:val="Compact"/>
+              <w:jc w:val="left"/>
+            </w:pPr>
+            <w:r>
+              <w:rPr>
+                <w:iCs/>
+                <w:i/>
+              </w:rPr>
+              <w:t xml:space="preserve">r̄</w:t>
+            </w:r>
+          </w:p>
+        </w:tc>
+        <w:tc>
+          <w:tcPr/>
+          <w:p>
+            <w:pPr>
+              <w:pStyle w:val="Compact"/>
+              <w:jc w:val="left"/>
+            </w:pPr>
+            <w:r>
+              <w:t xml:space="preserve">95% CI</w:t>
+            </w:r>
+          </w:p>
+        </w:tc>
+        <w:tc>
+          <w:tcPr/>
+          <w:p>
+            <w:pPr>
+              <w:pStyle w:val="Compact"/>
+              <w:jc w:val="left"/>
+            </w:pPr>
+            <w:r>
+              <w:t xml:space="preserve">Δ vs. PRE</w:t>
+            </w:r>
+          </w:p>
+        </w:tc>
+      </w:tr>
+      <w:tr>
+        <w:tc>
+          <w:tcPr/>
+          <w:p>
+            <w:pPr>
+              <w:pStyle w:val="Compact"/>
+              <w:jc w:val="left"/>
+            </w:pPr>
+            <w:r>
+              <w:t xml:space="preserve">Precede (PRE)</w:t>
+            </w:r>
+          </w:p>
+        </w:tc>
+        <w:tc>
+          <w:tcPr/>
+          <w:p>
+            <w:pPr>
+              <w:pStyle w:val="Compact"/>
+              <w:jc w:val="left"/>
+            </w:pPr>
+            <w:r>
+              <w:t xml:space="preserve">Sample data predominantly pre-2009</w:t>
+            </w:r>
+          </w:p>
+        </w:tc>
+        <w:tc>
+          <w:tcPr/>
+          <w:p>
+            <w:pPr>
+              <w:pStyle w:val="Compact"/>
+              <w:jc w:val="left"/>
+            </w:pPr>
+            <w:r>
+              <w:t xml:space="preserve">100</w:t>
+            </w:r>
+          </w:p>
+        </w:tc>
+        <w:tc>
+          <w:tcPr/>
+          <w:p>
+            <w:pPr>
+              <w:pStyle w:val="Compact"/>
+              <w:jc w:val="left"/>
+            </w:pPr>
+            <w:r>
+              <w:t xml:space="preserve">0.082</w:t>
+            </w:r>
+          </w:p>
+        </w:tc>
+        <w:tc>
+          <w:tcPr/>
+          <w:p>
+            <w:pPr>
+              <w:pStyle w:val="Compact"/>
+              <w:jc w:val="left"/>
+            </w:pPr>
+            <w:r>
+              <w:t xml:space="preserve">[0.057, 0.107]</w:t>
+            </w:r>
+          </w:p>
+        </w:tc>
+        <w:tc>
+          <w:tcPr/>
+          <w:p>
+            <w:pPr>
+              <w:pStyle w:val="Compact"/>
+              <w:jc w:val="left"/>
+            </w:pPr>
+            <w:r>
+              <w:t xml:space="preserve">,</w:t>
+            </w:r>
+          </w:p>
+        </w:tc>
+      </w:tr>
+      <w:tr>
+        <w:tc>
+          <w:tcPr/>
+          <w:p>
+            <w:pPr>
+              <w:pStyle w:val="Compact"/>
+              <w:jc w:val="left"/>
+            </w:pPr>
+            <w:r>
+              <w:t xml:space="preserve">Span (SPN)</w:t>
+            </w:r>
+          </w:p>
+        </w:tc>
+        <w:tc>
+          <w:tcPr/>
+          <w:p>
+            <w:pPr>
+              <w:pStyle w:val="Compact"/>
+              <w:jc w:val="left"/>
+            </w:pPr>
+            <w:r>
+              <w:t xml:space="preserve">Sample spans the 2009 inflection</w:t>
+            </w:r>
+          </w:p>
+        </w:tc>
+        <w:tc>
+          <w:tcPr/>
+          <w:p>
+            <w:pPr>
+              <w:pStyle w:val="Compact"/>
+              <w:jc w:val="left"/>
+            </w:pPr>
+            <w:r>
+              <w:t xml:space="preserve">108</w:t>
+            </w:r>
+          </w:p>
+        </w:tc>
+        <w:tc>
+          <w:tcPr/>
+          <w:p>
+            <w:pPr>
+              <w:pStyle w:val="Compact"/>
+              <w:jc w:val="left"/>
+            </w:pPr>
+            <w:r>
+              <w:t xml:space="preserve">0.068</w:t>
+            </w:r>
+          </w:p>
+        </w:tc>
+        <w:tc>
+          <w:tcPr/>
+          <w:p>
+            <w:pPr>
+              <w:pStyle w:val="Compact"/>
+              <w:jc w:val="left"/>
+            </w:pPr>
+            <w:r>
+              <w:t xml:space="preserve">[0.045, 0.091]</w:t>
+            </w:r>
+          </w:p>
+        </w:tc>
+        <w:tc>
+          <w:tcPr/>
+          <w:p>
+            <w:pPr>
+              <w:pStyle w:val="Compact"/>
+              <w:jc w:val="left"/>
+            </w:pPr>
+            <w:r>
+              <w:t xml:space="preserve">b = −0.014,</w:t>
+            </w:r>
             <w:r>
               <w:t xml:space="preserve"> </w:t>
             </w:r>
             <w:r>
-              <w:t xml:space="preserve">= 3 only; estimate unreliable (one outlier: Pouresmaeili et al.,</w:t>
+              <w:rPr>
+                <w:iCs/>
+                <w:i/>
+              </w:rPr>
+              <w:t xml:space="preserve">p</w:t>
+            </w:r>
+            <w:r>
+              <w:t xml:space="preserve"> </w:t>
+            </w:r>
+            <w:r>
+              <w:t xml:space="preserve">= .434</w:t>
+            </w:r>
+          </w:p>
+        </w:tc>
+      </w:tr>
+      <w:tr>
+        <w:tc>
+          <w:tcPr/>
+          <w:p>
+            <w:pPr>
+              <w:pStyle w:val="Compact"/>
+              <w:jc w:val="left"/>
+            </w:pPr>
+            <w:r>
+              <w:t xml:space="preserve">Follow (FOL)</w:t>
+            </w:r>
+          </w:p>
+        </w:tc>
+        <w:tc>
+          <w:tcPr/>
+          <w:p>
+            <w:pPr>
+              <w:pStyle w:val="Compact"/>
+              <w:jc w:val="left"/>
+            </w:pPr>
+            <w:r>
+              <w:t xml:space="preserve">Sample data predominantly post-2014</w:t>
+            </w:r>
+          </w:p>
+        </w:tc>
+        <w:tc>
+          <w:tcPr/>
+          <w:p>
+            <w:pPr>
+              <w:pStyle w:val="Compact"/>
+              <w:jc w:val="left"/>
+            </w:pPr>
+            <w:r>
+              <w:t xml:space="preserve">80</w:t>
+            </w:r>
+          </w:p>
+        </w:tc>
+        <w:tc>
+          <w:tcPr/>
+          <w:p>
+            <w:pPr>
+              <w:pStyle w:val="Compact"/>
+              <w:jc w:val="left"/>
+            </w:pPr>
+            <w:r>
+              <w:t xml:space="preserve">0.073</w:t>
+            </w:r>
+          </w:p>
+        </w:tc>
+        <w:tc>
+          <w:tcPr/>
+          <w:p>
+            <w:pPr>
+              <w:pStyle w:val="Compact"/>
+              <w:jc w:val="left"/>
+            </w:pPr>
+            <w:r>
+              <w:t xml:space="preserve">[0.046, 0.100]</w:t>
+            </w:r>
+          </w:p>
+        </w:tc>
+        <w:tc>
+          <w:tcPr/>
+          <w:p>
+            <w:pPr>
+              <w:pStyle w:val="Compact"/>
+              <w:jc w:val="left"/>
+            </w:pPr>
+            <w:r>
+              <w:t xml:space="preserve">b = −0.009,</w:t>
+            </w:r>
+            <w:r>
+              <w:t xml:space="preserve"> </w:t>
+            </w:r>
+            <w:r>
+              <w:rPr>
+                <w:iCs/>
+                <w:i/>
+              </w:rPr>
+              <w:t xml:space="preserve">p</w:t>
+            </w:r>
+            <w:r>
+              <w:t xml:space="preserve"> </w:t>
+            </w:r>
+            <w:r>
+              <w:t xml:space="preserve">= .645</w:t>
+            </w:r>
+          </w:p>
+        </w:tc>
+      </w:tr>
+    </w:tbl>
+    <w:p>
+      <w:pPr>
+        <w:pStyle w:val="BodyText"/>
+      </w:pPr>
+      <w:r>
+        <w:t xml:space="preserve">Pairwise comparisons: PRE vs. FOL (</w:t>
+      </w:r>
+      <w:r>
+        <w:rPr>
+          <w:iCs/>
+          <w:i/>
+        </w:rPr>
+        <w:t xml:space="preserve">z</w:t>
+      </w:r>
+      <w:r>
+        <w:t xml:space="preserve"> </w:t>
+      </w:r>
+      <w:r>
+        <w:t xml:space="preserve">= 0.46,</w:t>
+      </w:r>
+      <w:r>
+        <w:t xml:space="preserve"> </w:t>
+      </w:r>
+      <w:r>
+        <w:rPr>
+          <w:iCs/>
+          <w:i/>
+        </w:rPr>
+        <w:t xml:space="preserve">p</w:t>
+      </w:r>
+      <w:r>
+        <w:t xml:space="preserve"> </w:t>
+      </w:r>
+      <w:r>
+        <w:t xml:space="preserve">= .645); PRE vs. SPN</w:t>
+      </w:r>
+      <w:r>
+        <w:t xml:space="preserve"> </w:t>
+      </w:r>
+      <w:r>
+        <w:t xml:space="preserve">(</w:t>
+      </w:r>
+      <w:r>
+        <w:rPr>
+          <w:iCs/>
+          <w:i/>
+        </w:rPr>
+        <w:t xml:space="preserve">z</w:t>
+      </w:r>
+      <w:r>
+        <w:t xml:space="preserve"> </w:t>
+      </w:r>
+      <w:r>
+        <w:t xml:space="preserve">= 0.78,</w:t>
+      </w:r>
+      <w:r>
+        <w:t xml:space="preserve"> </w:t>
+      </w:r>
+      <w:r>
+        <w:rPr>
+          <w:iCs/>
+          <w:i/>
+        </w:rPr>
+        <w:t xml:space="preserve">p</w:t>
+      </w:r>
+      <w:r>
+        <w:t xml:space="preserve"> </w:t>
+      </w:r>
+      <w:r>
+        <w:t xml:space="preserve">= .434); FOL vs. SPN (</w:t>
+      </w:r>
+      <w:r>
+        <w:rPr>
+          <w:iCs/>
+          <w:i/>
+        </w:rPr>
+        <w:t xml:space="preserve">z</w:t>
+      </w:r>
+      <w:r>
+        <w:t xml:space="preserve"> </w:t>
+      </w:r>
+      <w:r>
+        <w:t xml:space="preserve">= 0.28,</w:t>
+      </w:r>
+      <w:r>
+        <w:t xml:space="preserve"> </w:t>
+      </w:r>
+      <w:r>
+        <w:rPr>
+          <w:iCs/>
+          <w:i/>
+        </w:rPr>
+        <w:t xml:space="preserve">p</w:t>
+      </w:r>
+      <w:r>
+        <w:t xml:space="preserve"> </w:t>
+      </w:r>
+      <w:r>
+        <w:t xml:space="preserve">= .782). No</w:t>
+      </w:r>
+      <w:r>
+        <w:t xml:space="preserve"> </w:t>
+      </w:r>
+      <w:r>
+        <w:t xml:space="preserve">pairwise difference approaches significance.</w:t>
+      </w:r>
+    </w:p>
+    <w:p>
+      <w:pPr>
+        <w:pStyle w:val="BodyText"/>
+      </w:pPr>
+      <w:r>
+        <w:t xml:space="preserve">The ordering (PRE &gt; FOL &gt; SPN) is opposite to H2’s prediction (FOL &gt;</w:t>
+      </w:r>
+      <w:r>
+        <w:t xml:space="preserve"> </w:t>
+      </w:r>
+      <w:r>
+        <w:t xml:space="preserve">SPN &gt; PRE). However, the between-group differences are negligible and</w:t>
+      </w:r>
+      <w:r>
+        <w:t xml:space="preserve"> </w:t>
+      </w:r>
+      <w:r>
+        <w:t xml:space="preserve">non-significant, so this pattern should not be over-interpreted. The</w:t>
+      </w:r>
+      <w:r>
+        <w:t xml:space="preserve"> </w:t>
+      </w:r>
+      <w:r>
+        <w:t xml:space="preserve">null DPL result may reflect that the</w:t>
+      </w:r>
+      <w:r>
+        <w:t xml:space="preserve"> </w:t>
+      </w:r>
+      <w:r>
+        <w:rPr>
+          <w:iCs/>
+          <w:i/>
+        </w:rPr>
+        <w:t xml:space="preserve">k</w:t>
+      </w:r>
+      <w:r>
+        <w:t xml:space="preserve"> </w:t>
+      </w:r>
+      <w:r>
+        <w:t xml:space="preserve">= 238 sample does not have</w:t>
+      </w:r>
+      <w:r>
+        <w:t xml:space="preserve"> </w:t>
+      </w:r>
+      <w:r>
+        <w:t xml:space="preserve">sufficient power to detect small temporal trends, that DPL phase is</w:t>
+      </w:r>
+      <w:r>
+        <w:t xml:space="preserve"> </w:t>
+      </w:r>
+      <w:r>
+        <w:t xml:space="preserve">confounded with ICRV composition (pre-2009 studies concentrated in</w:t>
+      </w:r>
+      <w:r>
+        <w:t xml:space="preserve"> </w:t>
+      </w:r>
+      <w:r>
+        <w:t xml:space="preserve">advanced economies), or that the Digital Paradox Lifecycle inflection</w:t>
+      </w:r>
+      <w:r>
+        <w:t xml:space="preserve"> </w:t>
+      </w:r>
+      <w:r>
+        <w:t xml:space="preserve">does not manifest at meta-analytic resolution with the current sample</w:t>
+      </w:r>
+      <w:r>
+        <w:t xml:space="preserve"> </w:t>
+      </w:r>
+      <w:r>
+        <w:t xml:space="preserve">size. H2 is not supported.</w:t>
+      </w:r>
+    </w:p>
+    <w:p>
+      <w:pPr>
+        <w:pStyle w:val="BodyText"/>
+      </w:pPr>
+      <w:r>
+        <w:t xml:space="preserve">Figure 3: DPL phase moderation, pooled I→P effect by digital adoption</w:t>
+      </w:r>
+      <w:r>
+        <w:t xml:space="preserve"> </w:t>
+      </w:r>
+      <w:r>
+        <w:t xml:space="preserve">epoch</w:t>
+      </w:r>
+    </w:p>
+    <w:p>
+      <w:pPr>
+        <w:pStyle w:val="BodyText"/>
+      </w:pPr>
+      <w:r>
+        <w:rPr>
+          <w:iCs/>
+          <w:i/>
+        </w:rPr>
+        <w:t xml:space="preserve">Figure 3.</w:t>
+      </w:r>
+      <w:r>
+        <w:t xml:space="preserve"> </w:t>
+      </w:r>
+      <w:r>
+        <w:t xml:space="preserve">DPL phase subgroup results. Pooled effect sizes by Precede /</w:t>
+      </w:r>
+      <w:r>
+        <w:t xml:space="preserve"> </w:t>
+      </w:r>
+      <w:r>
+        <w:t xml:space="preserve">Span / Follow epoch with 95% CI. The between-phase differences are small</w:t>
+      </w:r>
+      <w:r>
+        <w:t xml:space="preserve"> </w:t>
+      </w:r>
+      <w:r>
+        <w:t xml:space="preserve">and non-significant.</w:t>
+      </w:r>
+    </w:p>
+    <w:bookmarkEnd w:id="40"/>
+    <w:bookmarkStart w:id="41" w:name="publication-bias-h4"/>
+    <w:p>
+      <w:pPr>
+        <w:pStyle w:val="Heading3"/>
+      </w:pPr>
+      <w:r>
+        <w:t xml:space="preserve">4.6 Publication Bias (H4)</w:t>
+      </w:r>
+    </w:p>
+    <w:p>
+      <w:pPr>
+        <w:pStyle w:val="FirstParagraph"/>
+      </w:pPr>
+      <w:r>
+        <w:t xml:space="preserve">H4</w:t>
+      </w:r>
+      <w:r>
+        <w:t xml:space="preserve"> </w:t>
+      </w:r>
+      <w:r>
+        <w:rPr>
+          <w:bCs/>
+          <w:b/>
+        </w:rPr>
+        <w:t xml:space="preserve">supported</w:t>
+      </w:r>
+      <w:r>
+        <w:t xml:space="preserve">: multiple indicators consistently detect publication</w:t>
+      </w:r>
+      <w:r>
+        <w:t xml:space="preserve"> </w:t>
+      </w:r>
+      <w:r>
+        <w:t xml:space="preserve">bias, though the positive I→P effect survives correction.</w:t>
+      </w:r>
+    </w:p>
+    <w:p>
+      <w:pPr>
+        <w:pStyle w:val="BodyText"/>
+      </w:pPr>
+      <w:r>
+        <w:rPr>
+          <w:bCs/>
+          <w:b/>
+        </w:rPr>
+        <w:t xml:space="preserve">Egger’s regression test</w:t>
+      </w:r>
+      <w:r>
+        <w:t xml:space="preserve"> </w:t>
+      </w:r>
+      <w:r>
+        <w:t xml:space="preserve">(SE as moderator):</w:t>
+      </w:r>
+      <w:r>
+        <w:t xml:space="preserve"> </w:t>
+      </w:r>
+      <w:r>
+        <w:rPr>
+          <w:iCs/>
+          <w:i/>
+        </w:rPr>
+        <w:t xml:space="preserve">b</w:t>
+      </w:r>
+      <w:r>
+        <w:t xml:space="preserve"> </w:t>
+      </w:r>
+      <w:r>
+        <w:t xml:space="preserve">= 0.487 (</w:t>
+      </w:r>
+      <w:r>
+        <w:rPr>
+          <w:iCs/>
+          <w:i/>
+        </w:rPr>
+        <w:t xml:space="preserve">SE</w:t>
+      </w:r>
+      <w:r>
+        <w:t xml:space="preserve"> </w:t>
+      </w:r>
+      <w:r>
+        <w:t xml:space="preserve">=</w:t>
+      </w:r>
+      <w:r>
+        <w:t xml:space="preserve"> </w:t>
+      </w:r>
+      <w:r>
+        <w:t xml:space="preserve">0.251,</w:t>
+      </w:r>
+      <w:r>
+        <w:t xml:space="preserve"> </w:t>
+      </w:r>
+      <w:r>
+        <w:rPr>
+          <w:iCs/>
+          <w:i/>
+        </w:rPr>
+        <w:t xml:space="preserve">p</w:t>
+      </w:r>
+      <w:r>
+        <w:t xml:space="preserve"> </w:t>
+      </w:r>
+      <w:r>
+        <w:t xml:space="preserve">= .052), just above the conventional α = .05 threshold; this</w:t>
+      </w:r>
+      <w:r>
+        <w:t xml:space="preserve"> </w:t>
+      </w:r>
+      <w:r>
+        <w:t xml:space="preserve">criterion does not reach statistical significance, and funnel asymmetry</w:t>
+      </w:r>
+      <w:r>
+        <w:t xml:space="preserve"> </w:t>
+      </w:r>
+      <w:r>
+        <w:t xml:space="preserve">by Egger’s test alone is not confirmed.</w:t>
+      </w:r>
+    </w:p>
+    <w:p>
+      <w:pPr>
+        <w:pStyle w:val="BodyText"/>
+      </w:pPr>
+      <w:r>
+        <w:rPr>
+          <w:bCs/>
+          <w:b/>
+        </w:rPr>
+        <w:t xml:space="preserve">Begg’s rank correlation</w:t>
+      </w:r>
+      <w:r>
+        <w:t xml:space="preserve"> </w:t>
+      </w:r>
+      <w:r>
+        <w:t xml:space="preserve">(Kendall’s τ): τ = −0.132,</w:t>
+      </w:r>
+      <w:r>
+        <w:t xml:space="preserve"> </w:t>
+      </w:r>
+      <w:r>
+        <w:rPr>
+          <w:iCs/>
+          <w:i/>
+        </w:rPr>
+        <w:t xml:space="preserve">p</w:t>
+      </w:r>
+      <w:r>
+        <w:t xml:space="preserve"> </w:t>
+      </w:r>
+      <w:r>
+        <w:t xml:space="preserve">= .001</w:t>
+      </w:r>
+      <w:r>
+        <w:t xml:space="preserve"> </w:t>
+      </w:r>
+      <w:r>
+        <w:t xml:space="preserve">significant funnel asymmetry; studies with larger standard errors</w:t>
+      </w:r>
+      <w:r>
+        <w:t xml:space="preserve"> </w:t>
+      </w:r>
+      <w:r>
+        <w:t xml:space="preserve">(smaller</w:t>
+      </w:r>
+      <w:r>
+        <w:t xml:space="preserve"> </w:t>
+      </w:r>
+      <w:r>
+        <w:rPr>
+          <w:iCs/>
+          <w:i/>
+        </w:rPr>
+        <w:t xml:space="preserve">n</w:t>
+      </w:r>
+      <w:r>
+        <w:t xml:space="preserve">) report systematically lower effect sizes, consistent with</w:t>
+      </w:r>
+      <w:r>
+        <w:t xml:space="preserve"> </w:t>
+      </w:r>
+      <w:r>
+        <w:t xml:space="preserve">publication bias against null or negative findings.</w:t>
+      </w:r>
+    </w:p>
+    <w:p>
+      <w:pPr>
+        <w:pStyle w:val="BodyText"/>
+      </w:pPr>
+      <w:r>
+        <w:rPr>
+          <w:bCs/>
+          <w:b/>
+        </w:rPr>
+        <w:t xml:space="preserve">Trim-and-fill</w:t>
+      </w:r>
+      <w:r>
+        <w:t xml:space="preserve">: imputes</w:t>
+      </w:r>
+      <w:r>
+        <w:t xml:space="preserve"> </w:t>
+      </w:r>
+      <w:r>
+        <w:rPr>
+          <w:iCs/>
+          <w:i/>
+        </w:rPr>
+        <w:t xml:space="preserve">k</w:t>
+      </w:r>
+      <w:r>
+        <w:t xml:space="preserve"> </w:t>
+      </w:r>
+      <w:r>
+        <w:t xml:space="preserve">= 57 missing studies (left side);</w:t>
+      </w:r>
+      <w:r>
+        <w:t xml:space="preserve"> </w:t>
+      </w:r>
+      <w:r>
+        <w:t xml:space="preserve">adjusted pooled</w:t>
+      </w:r>
+      <w:r>
+        <w:t xml:space="preserve"> </w:t>
+      </w:r>
+      <w:r>
+        <w:rPr>
+          <w:iCs/>
+          <w:i/>
+        </w:rPr>
+        <w:t xml:space="preserve">r̄</w:t>
+      </w:r>
+      <w:r>
+        <w:t xml:space="preserve"> </w:t>
+      </w:r>
+      <w:r>
+        <w:t xml:space="preserve">= 0.035 (95% CI [0.018, 0.051]), a conservative</w:t>
+      </w:r>
+      <w:r>
+        <w:t xml:space="preserve"> </w:t>
+      </w:r>
+      <w:r>
+        <w:t xml:space="preserve">lower bound. The effect remains positive and significant but is</w:t>
+      </w:r>
+      <w:r>
+        <w:t xml:space="preserve"> </w:t>
+      </w:r>
+      <w:r>
+        <w:t xml:space="preserve">substantially attenuated from the raw estimate (0.074 → 0.035).</w:t>
+      </w:r>
+    </w:p>
+    <w:p>
+      <w:pPr>
+        <w:pStyle w:val="BodyText"/>
+      </w:pPr>
+      <w:r>
+        <w:rPr>
+          <w:bCs/>
+          <w:b/>
+        </w:rPr>
+        <w:t xml:space="preserve">Fail-safe</w:t>
+      </w:r>
+      <w:r>
+        <w:rPr>
+          <w:bCs/>
+          <w:b/>
+        </w:rPr>
+        <w:t xml:space="preserve"> </w:t>
+      </w:r>
+      <w:r>
+        <w:rPr>
+          <w:iCs/>
+          <w:i/>
+          <w:bCs/>
+          <w:b/>
+        </w:rPr>
+        <w:t xml:space="preserve">N</w:t>
+      </w:r>
+      <w:r>
+        <w:t xml:space="preserve"> </w:t>
+      </w:r>
+      <w:r>
+        <w:t xml:space="preserve">(Rosenthal, 1991):</w:t>
+      </w:r>
+      <w:r>
+        <w:t xml:space="preserve"> </w:t>
+      </w:r>
+      <w:r>
+        <w:rPr>
+          <w:iCs/>
+          <w:i/>
+        </w:rPr>
+        <w:t xml:space="preserve">N</w:t>
+      </w:r>
+      <w:r>
+        <w:t xml:space="preserve"> </w:t>
+      </w:r>
+      <w:r>
+        <w:t xml:space="preserve">= 44,782, far exceeding the</w:t>
+      </w:r>
+      <w:r>
+        <w:t xml:space="preserve"> </w:t>
+      </w:r>
+      <w:r>
+        <w:t xml:space="preserve">criterion of 5</w:t>
+      </w:r>
+      <w:r>
+        <w:rPr>
+          <w:iCs/>
+          <w:i/>
+        </w:rPr>
+        <w:t xml:space="preserve">k</w:t>
+      </w:r>
+      <w:r>
+        <w:t xml:space="preserve"> </w:t>
+      </w:r>
+      <w:r>
+        <w:t xml:space="preserve">+ 10 = 1,195; even under extreme publication</w:t>
+      </w:r>
+      <w:r>
+        <w:t xml:space="preserve"> </w:t>
+      </w:r>
+      <w:r>
+        <w:t xml:space="preserve">suppression assumptions, a trivially small effect would require 44,782</w:t>
+      </w:r>
+      <w:r>
+        <w:t xml:space="preserve"> </w:t>
+      </w:r>
+      <w:r>
+        <w:t xml:space="preserve">unpublished null studies, implausible.</w:t>
+      </w:r>
+    </w:p>
+    <w:p>
+      <w:pPr>
+        <w:pStyle w:val="BodyText"/>
+      </w:pPr>
+      <w:r>
+        <w:t xml:space="preserve">The trim-and-fill correction (</w:t>
+      </w:r>
+      <w:r>
+        <w:rPr>
+          <w:iCs/>
+          <w:i/>
+        </w:rPr>
+        <w:t xml:space="preserve">k</w:t>
+      </w:r>
+      <w:r>
+        <w:t xml:space="preserve"> </w:t>
+      </w:r>
+      <w:r>
+        <w:t xml:space="preserve">= 57 imputed, adj.</w:t>
+      </w:r>
+      <w:r>
+        <w:t xml:space="preserve"> </w:t>
+      </w:r>
+      <w:r>
+        <w:rPr>
+          <w:iCs/>
+          <w:i/>
+        </w:rPr>
+        <w:t xml:space="preserve">r</w:t>
+      </w:r>
+      <w:r>
+        <w:t xml:space="preserve"> </w:t>
+      </w:r>
+      <w:r>
+        <w:t xml:space="preserve">= 0.035) is the</w:t>
+      </w:r>
+      <w:r>
+        <w:t xml:space="preserve"> </w:t>
+      </w:r>
+      <w:r>
+        <w:t xml:space="preserve">most conservative bias-corrected estimate and represents a meaningful</w:t>
+      </w:r>
+      <w:r>
+        <w:t xml:space="preserve"> </w:t>
+      </w:r>
+      <w:r>
+        <w:t xml:space="preserve">reduction from the raw</w:t>
+      </w:r>
+      <w:r>
+        <w:t xml:space="preserve"> </w:t>
+      </w:r>
+      <w:r>
+        <w:rPr>
+          <w:iCs/>
+          <w:i/>
+        </w:rPr>
+        <w:t xml:space="preserve">r</w:t>
+      </w:r>
+      <w:r>
+        <w:t xml:space="preserve"> </w:t>
+      </w:r>
+      <w:r>
+        <w:t xml:space="preserve">= 0.074. Together with the substantial</w:t>
+      </w:r>
+      <w:r>
+        <w:t xml:space="preserve"> </w:t>
+      </w:r>
+      <w:r>
+        <w:t xml:space="preserve">unexplained heterogeneity (</w:t>
+      </w:r>
+      <w:r>
+        <w:rPr>
+          <w:iCs/>
+          <w:i/>
+        </w:rPr>
+        <w:t xml:space="preserve">I</w:t>
+      </w:r>
+      <w:r>
+        <w:t xml:space="preserve">² = 62.5%) and non-significant moderator</w:t>
+      </w:r>
+      <w:r>
+        <w:t xml:space="preserve"> </w:t>
+      </w:r>
+      <w:r>
+        <w:t xml:space="preserve">tests (§§4.3–4.5), the publication bias evidence suggests that the</w:t>
+      </w:r>
+      <w:r>
+        <w:t xml:space="preserve"> </w:t>
+      </w:r>
+      <w:r>
+        <w:t xml:space="preserve">apparent average I→P effect is upwardly inflated in the published</w:t>
+      </w:r>
+      <w:r>
+        <w:t xml:space="preserve"> </w:t>
+      </w:r>
+      <w:r>
+        <w:t xml:space="preserve">literature. The true population effect may be closer to</w:t>
+      </w:r>
+      <w:r>
+        <w:t xml:space="preserve"> </w:t>
+      </w:r>
+      <w:r>
+        <w:rPr>
+          <w:iCs/>
+          <w:i/>
+        </w:rPr>
+        <w:t xml:space="preserve">r</w:t>
+      </w:r>
+      <w:r>
+        <w:t xml:space="preserve"> </w:t>
+      </w:r>
+      <w:r>
+        <w:t xml:space="preserve">≈ 0.035.</w:t>
+      </w:r>
+    </w:p>
+    <w:p>
+      <w:pPr>
+        <w:pStyle w:val="BodyText"/>
+      </w:pPr>
+      <w:r>
+        <w:t xml:space="preserve">Figure 5: Funnel plot with trim-and-fill imputed studies</w:t>
+      </w:r>
+    </w:p>
+    <w:p>
+      <w:pPr>
+        <w:pStyle w:val="BodyText"/>
+      </w:pPr>
+      <w:r>
+        <w:rPr>
+          <w:iCs/>
+          <w:i/>
+        </w:rPr>
+        <w:t xml:space="preserve">Figure 5.</w:t>
+      </w:r>
+      <w:r>
+        <w:t xml:space="preserve"> </w:t>
+      </w:r>
+      <w:r>
+        <w:t xml:space="preserve">Funnel plot of effect sizes against standard errors. Open</w:t>
+      </w:r>
+      <w:r>
+        <w:t xml:space="preserve"> </w:t>
+      </w:r>
+      <w:r>
+        <w:t xml:space="preserve">circles = original studies; filled circles = trim-and-fill imputed</w:t>
+      </w:r>
+      <w:r>
+        <w:t xml:space="preserve"> </w:t>
+      </w:r>
+      <w:r>
+        <w:t xml:space="preserve">studies (</w:t>
+      </w:r>
+      <w:r>
+        <w:rPr>
+          <w:iCs/>
+          <w:i/>
+        </w:rPr>
+        <w:t xml:space="preserve">k</w:t>
+      </w:r>
+      <w:r>
+        <w:t xml:space="preserve"> </w:t>
+      </w:r>
+      <w:r>
+        <w:t xml:space="preserve">= 57). Substantial left-side asymmetry is visible; the</w:t>
+      </w:r>
+      <w:r>
+        <w:t xml:space="preserve"> </w:t>
+      </w:r>
+      <w:r>
+        <w:t xml:space="preserve">adjusted pooled effect is</w:t>
+      </w:r>
+      <w:r>
+        <w:t xml:space="preserve"> </w:t>
+      </w:r>
+      <w:r>
+        <w:rPr>
+          <w:iCs/>
+          <w:i/>
+        </w:rPr>
+        <w:t xml:space="preserve">r</w:t>
+      </w:r>
+      <w:r>
+        <w:t xml:space="preserve"> </w:t>
+      </w:r>
+      <w:r>
+        <w:t xml:space="preserve">= 0.035.</w:t>
+      </w:r>
+    </w:p>
+    <w:bookmarkEnd w:id="41"/>
+    <w:bookmarkStart w:id="42" w:name="robustness"/>
+    <w:p>
+      <w:pPr>
+        <w:pStyle w:val="Heading3"/>
+      </w:pPr>
+      <w:r>
+        <w:t xml:space="preserve">4.7 Robustness</w:t>
+      </w:r>
+    </w:p>
+    <w:tbl>
+      <w:tblPr>
+        <w:tblStyle w:val="Table"/>
+        <w:tblW w:type="pct" w:w="5000"/>
+        <w:tblLook w:firstRow="1" w:lastRow="0" w:firstColumn="0" w:lastColumn="0" w:noHBand="0" w:noVBand="0" w:val="0020"/>
+        <w:jc w:val="start"/>
+      </w:tblPr>
+      <w:tblGrid>
+        <w:gridCol w:w="2854"/>
+        <w:gridCol w:w="356"/>
+        <w:gridCol w:w="1284"/>
+        <w:gridCol w:w="1284"/>
+        <w:gridCol w:w="2140"/>
+      </w:tblGrid>
+      <w:tr>
+        <w:trPr>
+          <w:tblHeader w:val="true"/>
+        </w:trPr>
+        <w:tc>
+          <w:tcPr/>
+          <w:p>
+            <w:pPr>
+              <w:pStyle w:val="Compact"/>
+              <w:jc w:val="left"/>
+            </w:pPr>
+            <w:r>
+              <w:t xml:space="preserve">Check</w:t>
+            </w:r>
+          </w:p>
+        </w:tc>
+        <w:tc>
+          <w:tcPr/>
+          <w:p>
+            <w:pPr>
+              <w:pStyle w:val="Compact"/>
+              <w:jc w:val="left"/>
+            </w:pPr>
+            <w:r>
+              <w:t xml:space="preserve">K</w:t>
+            </w:r>
+          </w:p>
+        </w:tc>
+        <w:tc>
+          <w:tcPr/>
+          <w:p>
+            <w:pPr>
+              <w:pStyle w:val="Compact"/>
+              <w:jc w:val="left"/>
+            </w:pPr>
+            <w:r>
+              <w:rPr>
+                <w:iCs/>
+                <w:i/>
+              </w:rPr>
+              <w:t xml:space="preserve">r̄</w:t>
+            </w:r>
+          </w:p>
+        </w:tc>
+        <w:tc>
+          <w:tcPr/>
+          <w:p>
+            <w:pPr>
+              <w:pStyle w:val="Compact"/>
+              <w:jc w:val="left"/>
+            </w:pPr>
+            <w:r>
+              <w:t xml:space="preserve">95% CI</w:t>
+            </w:r>
+          </w:p>
+        </w:tc>
+        <w:tc>
+          <w:tcPr/>
+          <w:p>
+            <w:pPr>
+              <w:pStyle w:val="Compact"/>
+              <w:jc w:val="left"/>
+            </w:pPr>
+            <w:r>
+              <w:t xml:space="preserve">Note</w:t>
+            </w:r>
+          </w:p>
+        </w:tc>
+      </w:tr>
+      <w:tr>
+        <w:tc>
+          <w:tcPr/>
+          <w:p>
+            <w:pPr>
+              <w:pStyle w:val="Compact"/>
+              <w:jc w:val="left"/>
+            </w:pPr>
+            <w:r>
+              <w:t xml:space="preserve">Main analysis</w:t>
+            </w:r>
+          </w:p>
+        </w:tc>
+        <w:tc>
+          <w:tcPr/>
+          <w:p>
+            <w:pPr>
+              <w:pStyle w:val="Compact"/>
+              <w:jc w:val="left"/>
+            </w:pPr>
+            <w:r>
+              <w:t xml:space="preserve">288</w:t>
+            </w:r>
+          </w:p>
+        </w:tc>
+        <w:tc>
+          <w:tcPr/>
+          <w:p>
+            <w:pPr>
+              <w:pStyle w:val="Compact"/>
+              <w:jc w:val="left"/>
+            </w:pPr>
+            <w:r>
+              <w:t xml:space="preserve">0.074</w:t>
+            </w:r>
+          </w:p>
+        </w:tc>
+        <w:tc>
+          <w:tcPr/>
+          <w:p>
+            <w:pPr>
+              <w:pStyle w:val="Compact"/>
+              <w:jc w:val="left"/>
+            </w:pPr>
+            <w:r>
+              <w:t xml:space="preserve">[0.060, 0.088]</w:t>
+            </w:r>
+          </w:p>
+        </w:tc>
+        <w:tc>
+          <w:tcPr/>
+          <w:p>
+            <w:pPr>
+              <w:pStyle w:val="Compact"/>
+              <w:jc w:val="left"/>
+            </w:pPr>
+            <w:r>
+              <w:t xml:space="preserve">Baseline</w:t>
+            </w:r>
+          </w:p>
+        </w:tc>
+      </w:tr>
+      <w:tr>
+        <w:tc>
+          <w:tcPr/>
+          <w:p>
+            <w:pPr>
+              <w:pStyle w:val="Compact"/>
+              <w:jc w:val="left"/>
+            </w:pPr>
+            <w:r>
+              <w:t xml:space="preserve">Confirmed</w:t>
             </w:r>
             <w:r>
               <w:t xml:space="preserve"> </w:t>
@@ -5757,7 +8166,69 @@
               <w:t xml:space="preserve"> </w:t>
             </w:r>
             <w:r>
-              <w:t xml:space="preserve">= 0.69,</w:t>
+              <w:t xml:space="preserve">only (exclude estimated)</w:t>
+            </w:r>
+          </w:p>
+        </w:tc>
+        <w:tc>
+          <w:tcPr/>
+          <w:p>
+            <w:pPr>
+              <w:pStyle w:val="Compact"/>
+              <w:jc w:val="left"/>
+            </w:pPr>
+            <w:r>
+              <w:t xml:space="preserve">240</w:t>
+            </w:r>
+          </w:p>
+        </w:tc>
+        <w:tc>
+          <w:tcPr/>
+          <w:p>
+            <w:pPr>
+              <w:pStyle w:val="Compact"/>
+              <w:jc w:val="left"/>
+            </w:pPr>
+            <w:r>
+              <w:t xml:space="preserve">0.077</w:t>
+            </w:r>
+          </w:p>
+        </w:tc>
+        <w:tc>
+          <w:tcPr/>
+          <w:p>
+            <w:pPr>
+              <w:pStyle w:val="Compact"/>
+              <w:jc w:val="left"/>
+            </w:pPr>
+            <w:r>
+              <w:t xml:space="preserve">[0.059, 0.094]</w:t>
+            </w:r>
+          </w:p>
+        </w:tc>
+        <w:tc>
+          <w:tcPr/>
+          <w:p>
+            <w:pPr>
+              <w:pStyle w:val="Compact"/>
+              <w:jc w:val="left"/>
+            </w:pPr>
+            <w:r>
+              <w:t xml:space="preserve">Consistent</w:t>
+            </w:r>
+          </w:p>
+        </w:tc>
+      </w:tr>
+      <w:tr>
+        <w:tc>
+          <w:tcPr/>
+          <w:p>
+            <w:pPr>
+              <w:pStyle w:val="Compact"/>
+              <w:jc w:val="left"/>
+            </w:pPr>
+            <w:r>
+              <w:t xml:space="preserve">Exclude</w:t>
             </w:r>
             <w:r>
               <w:t xml:space="preserve"> </w:t>
@@ -5773,7 +8244,55 @@
               <w:t xml:space="preserve"> </w:t>
             </w:r>
             <w:r>
-              <w:t xml:space="preserve">= 226)</w:t>
+              <w:t xml:space="preserve">&lt; 30</w:t>
+            </w:r>
+          </w:p>
+        </w:tc>
+        <w:tc>
+          <w:tcPr/>
+          <w:p>
+            <w:pPr>
+              <w:pStyle w:val="Compact"/>
+              <w:jc w:val="left"/>
+            </w:pPr>
+            <w:r>
+              <w:t xml:space="preserve">285</w:t>
+            </w:r>
+          </w:p>
+        </w:tc>
+        <w:tc>
+          <w:tcPr/>
+          <w:p>
+            <w:pPr>
+              <w:pStyle w:val="Compact"/>
+              <w:jc w:val="left"/>
+            </w:pPr>
+            <w:r>
+              <w:t xml:space="preserve">0.073</w:t>
+            </w:r>
+          </w:p>
+        </w:tc>
+        <w:tc>
+          <w:tcPr/>
+          <w:p>
+            <w:pPr>
+              <w:pStyle w:val="Compact"/>
+              <w:jc w:val="left"/>
+            </w:pPr>
+            <w:r>
+              <w:t xml:space="preserve">[0.059, 0.088]</w:t>
+            </w:r>
+          </w:p>
+        </w:tc>
+        <w:tc>
+          <w:tcPr/>
+          <w:p>
+            <w:pPr>
+              <w:pStyle w:val="Compact"/>
+              <w:jc w:val="left"/>
+            </w:pPr>
+            <w:r>
+              <w:t xml:space="preserve">Consistent</w:t>
             </w:r>
           </w:p>
         </w:tc>
@@ -5787,662 +8306,55 @@
               <w:jc w:val="left"/>
             </w:pPr>
             <w:r>
-              <w:t xml:space="preserve">MX, Multi-country / Mixed</w:t>
-            </w:r>
-          </w:p>
-        </w:tc>
-        <w:tc>
-          <w:tcPr/>
-          <w:p>
-            <w:pPr>
-              <w:pStyle w:val="Compact"/>
-              <w:jc w:val="left"/>
-            </w:pPr>
-            <w:r>
-              <w:t xml:space="preserve">30</w:t>
-            </w:r>
-          </w:p>
-        </w:tc>
-        <w:tc>
-          <w:tcPr/>
-          <w:p>
-            <w:pPr>
-              <w:pStyle w:val="Compact"/>
-              <w:jc w:val="left"/>
-            </w:pPr>
-            <w:r>
-              <w:t xml:space="preserve">0.053</w:t>
-            </w:r>
-          </w:p>
-        </w:tc>
-        <w:tc>
-          <w:tcPr/>
-          <w:p>
-            <w:pPr>
-              <w:pStyle w:val="Compact"/>
-              <w:jc w:val="left"/>
-            </w:pPr>
-            <w:r>
-              <w:t xml:space="preserve">[0.012, 0.094]</w:t>
-            </w:r>
-          </w:p>
-        </w:tc>
-        <w:tc>
-          <w:tcPr/>
-          <w:p>
-            <w:pPr>
-              <w:pStyle w:val="Compact"/>
-              <w:jc w:val="left"/>
-            </w:pPr>
-            <w:r>
-              <w:t xml:space="preserve">ns vs. Group I (b = −0.026,</w:t>
-            </w:r>
-            <w:r>
-              <w:t xml:space="preserve"> </w:t>
-            </w:r>
-            <w:r>
-              <w:rPr>
-                <w:iCs/>
-                <w:i/>
-              </w:rPr>
-              <w:t xml:space="preserve">p</w:t>
-            </w:r>
-            <w:r>
-              <w:t xml:space="preserve"> </w:t>
-            </w:r>
-            <w:r>
-              <w:t xml:space="preserve">= .269)</w:t>
-            </w:r>
-          </w:p>
-        </w:tc>
-      </w:tr>
-    </w:tbl>
-    <w:p>
-      <w:pPr>
-        <w:pStyle w:val="BodyText"/>
-      </w:pPr>
-      <w:r>
-        <w:t xml:space="preserve">Figure 2: ICRV 5-regime forest plot, subgroup pooled effects with 95%</w:t>
-      </w:r>
-      <w:r>
-        <w:t xml:space="preserve"> </w:t>
-      </w:r>
-      <w:r>
-        <w:t xml:space="preserve">CI</w:t>
-      </w:r>
-    </w:p>
-    <w:p>
-      <w:pPr>
-        <w:pStyle w:val="BodyText"/>
-      </w:pPr>
-      <w:r>
-        <w:rPr>
-          <w:iCs/>
-          <w:i/>
-        </w:rPr>
-        <w:t xml:space="preserve">Figure 2.</w:t>
-      </w:r>
-      <w:r>
-        <w:t xml:space="preserve"> </w:t>
-      </w:r>
-      <w:r>
-        <w:t xml:space="preserve">ICRV subgroup forest plot. Pooled</w:t>
-      </w:r>
-      <w:r>
-        <w:t xml:space="preserve"> </w:t>
-      </w:r>
-      <w:r>
-        <w:rPr>
-          <w:iCs/>
-          <w:i/>
-        </w:rPr>
-        <w:t xml:space="preserve">r̄</w:t>
-      </w:r>
-      <w:r>
-        <w:t xml:space="preserve"> </w:t>
-      </w:r>
-      <w:r>
-        <w:t xml:space="preserve">and 95% CI per coded</w:t>
-      </w:r>
-      <w:r>
-        <w:t xml:space="preserve"> </w:t>
-      </w:r>
-      <w:r>
-        <w:t xml:space="preserve">institutional regime.</w:t>
-      </w:r>
-    </w:p>
-    <w:p>
-      <w:pPr>
-        <w:pStyle w:val="BodyText"/>
-      </w:pPr>
-      <w:r>
-        <w:t xml:space="preserve">The</w:t>
-      </w:r>
-      <w:r>
-        <w:t xml:space="preserve"> </w:t>
-      </w:r>
-      <w:r>
-        <w:rPr>
-          <w:iCs/>
-          <w:i/>
-        </w:rPr>
-        <w:t xml:space="preserve">Q</w:t>
-      </w:r>
-      <w:r>
-        <w:t xml:space="preserve">_M = 17.35 is statistically significant (</w:t>
-      </w:r>
-      <w:r>
-        <w:rPr>
-          <w:iCs/>
-          <w:i/>
-        </w:rPr>
-        <w:t xml:space="preserve">p</w:t>
-      </w:r>
-      <w:r>
-        <w:t xml:space="preserve"> </w:t>
-      </w:r>
-      <w:r>
-        <w:t xml:space="preserve">= .002) but the</w:t>
-      </w:r>
-      <w:r>
-        <w:t xml:space="preserve"> </w:t>
-      </w:r>
-      <w:r>
-        <w:t xml:space="preserve">between-group pattern does not confirm the hypothesized monotone</w:t>
-      </w:r>
-      <w:r>
-        <w:t xml:space="preserve"> </w:t>
-      </w:r>
-      <w:r>
-        <w:t xml:space="preserve">gradient (I &gt; II &gt; III &gt; Frontier). Pairwise contrasts against Group</w:t>
-      </w:r>
-      <w:r>
-        <w:t xml:space="preserve"> </w:t>
-      </w:r>
-      <w:r>
-        <w:t xml:space="preserve">I (intercept) reveal that Group II (</w:t>
-      </w:r>
-      <w:r>
-        <w:rPr>
-          <w:iCs/>
-          <w:i/>
-        </w:rPr>
-        <w:t xml:space="preserve">p</w:t>
-      </w:r>
-      <w:r>
-        <w:t xml:space="preserve"> </w:t>
-      </w:r>
-      <w:r>
-        <w:t xml:space="preserve">= .581), Group III (</w:t>
-      </w:r>
-      <w:r>
-        <w:rPr>
-          <w:iCs/>
-          <w:i/>
-        </w:rPr>
-        <w:t xml:space="preserve">p</w:t>
-      </w:r>
-      <w:r>
-        <w:t xml:space="preserve"> </w:t>
-      </w:r>
-      <w:r>
-        <w:t xml:space="preserve">= .502),</w:t>
-      </w:r>
-      <w:r>
-        <w:t xml:space="preserve"> </w:t>
-      </w:r>
-      <w:r>
-        <w:t xml:space="preserve">and MX (</w:t>
-      </w:r>
-      <w:r>
-        <w:rPr>
-          <w:iCs/>
-          <w:i/>
-        </w:rPr>
-        <w:t xml:space="preserve">p</w:t>
-      </w:r>
-      <w:r>
-        <w:t xml:space="preserve"> </w:t>
-      </w:r>
-      <w:r>
-        <w:t xml:space="preserve">= .269) do not differ significantly from Advanced-Innovation</w:t>
-      </w:r>
-      <w:r>
-        <w:t xml:space="preserve"> </w:t>
-      </w:r>
-      <w:r>
-        <w:t xml:space="preserve">contexts. The only significant contrast is Group I vs. Frontier (b =</w:t>
-      </w:r>
-      <w:r>
-        <w:t xml:space="preserve"> </w:t>
-      </w:r>
-      <w:r>
-        <w:t xml:space="preserve">+0.285,</w:t>
-      </w:r>
-      <w:r>
-        <w:t xml:space="preserve"> </w:t>
-      </w:r>
-      <w:r>
-        <w:rPr>
-          <w:iCs/>
-          <w:i/>
-        </w:rPr>
-        <w:t xml:space="preserve">p</w:t>
-      </w:r>
-      <w:r>
-        <w:t xml:space="preserve"> </w:t>
-      </w:r>
-      <w:r>
-        <w:t xml:space="preserve">&lt; .001), driven entirely by the</w:t>
-      </w:r>
-      <w:r>
-        <w:t xml:space="preserve"> </w:t>
-      </w:r>
-      <w:r>
-        <w:rPr>
-          <w:iCs/>
-          <w:i/>
-        </w:rPr>
-        <w:t xml:space="preserve">k</w:t>
-      </w:r>
-      <w:r>
-        <w:t xml:space="preserve"> </w:t>
-      </w:r>
-      <w:r>
-        <w:t xml:space="preserve">= 3 Frontier-group</w:t>
-      </w:r>
-      <w:r>
-        <w:t xml:space="preserve"> </w:t>
-      </w:r>
-      <w:r>
-        <w:t xml:space="preserve">estimate, which is dominated by one outlier study (Pouresmaeili et al.,</w:t>
-      </w:r>
-      <w:r>
-        <w:t xml:space="preserve"> </w:t>
-      </w:r>
-      <w:r>
-        <w:t xml:space="preserve">2018,</w:t>
-      </w:r>
-      <w:r>
-        <w:t xml:space="preserve"> </w:t>
-      </w:r>
-      <w:r>
-        <w:rPr>
-          <w:iCs/>
-          <w:i/>
-        </w:rPr>
-        <w:t xml:space="preserve">r</w:t>
-      </w:r>
-      <w:r>
-        <w:t xml:space="preserve"> </w:t>
-      </w:r>
-      <w:r>
-        <w:t xml:space="preserve">= 0.69). Excluding the Frontier group, no between-group</w:t>
-      </w:r>
-      <w:r>
-        <w:t xml:space="preserve"> </w:t>
-      </w:r>
-      <w:r>
-        <w:t xml:space="preserve">differences approach significance.</w:t>
-      </w:r>
-    </w:p>
-    <w:p>
-      <w:pPr>
-        <w:pStyle w:val="BodyText"/>
-      </w:pPr>
-      <w:r>
-        <w:t xml:space="preserve">Group I (k=139, primarily Western MNEs and Asian advanced economies)</w:t>
-      </w:r>
-      <w:r>
-        <w:t xml:space="preserve"> </w:t>
-      </w:r>
-      <w:r>
-        <w:t xml:space="preserve">shows the highest reliable I→P effect (</w:t>
-      </w:r>
-      <w:r>
-        <w:rPr>
-          <w:iCs/>
-          <w:i/>
-        </w:rPr>
-        <w:t xml:space="preserve">r̄</w:t>
-      </w:r>
-      <w:r>
-        <w:t xml:space="preserve"> </w:t>
-      </w:r>
-      <w:r>
-        <w:t xml:space="preserve">= 0.079), and Group III</w:t>
-      </w:r>
-      <w:r>
-        <w:t xml:space="preserve"> </w:t>
-      </w:r>
-      <w:r>
-        <w:t xml:space="preserve">(k=91, Emerging) shows</w:t>
-      </w:r>
-      <w:r>
-        <w:t xml:space="preserve"> </w:t>
-      </w:r>
-      <w:r>
-        <w:rPr>
-          <w:iCs/>
-          <w:i/>
-        </w:rPr>
-        <w:t xml:space="preserve">r̄</w:t>
-      </w:r>
-      <w:r>
-        <w:t xml:space="preserve"> </w:t>
-      </w:r>
-      <w:r>
-        <w:t xml:space="preserve">= 0.068, a difference of 0.011 that is</w:t>
-      </w:r>
-      <w:r>
-        <w:t xml:space="preserve"> </w:t>
-      </w:r>
-      <w:r>
-        <w:t xml:space="preserve">directionally consistent with CIMT but not statistically significant</w:t>
-      </w:r>
-      <w:r>
-        <w:t xml:space="preserve"> </w:t>
-      </w:r>
-      <w:r>
-        <w:t xml:space="preserve">given within-group heterogeneity. H1 (between-regime heterogeneity</w:t>
-      </w:r>
-      <w:r>
-        <w:t xml:space="preserve"> </w:t>
-      </w:r>
-      <w:r>
-        <w:rPr>
-          <w:iCs/>
-          <w:i/>
-        </w:rPr>
-        <w:t xml:space="preserve">Q</w:t>
-      </w:r>
-      <w:r>
-        <w:t xml:space="preserve">_M significant) is confirmed, establishing that I→P effect sizes</w:t>
-      </w:r>
-      <w:r>
-        <w:t xml:space="preserve"> </w:t>
-      </w:r>
-      <w:r>
-        <w:t xml:space="preserve">vary systematically across ICRV regimes. However, E1a's predicted</w:t>
-      </w:r>
-      <w:r>
-        <w:t xml:space="preserve"> </w:t>
-      </w:r>
-      <w:r>
-        <w:t xml:space="preserve">directional ordering (Advanced &gt; Emerging) and E1b's predicted Frontier</w:t>
-      </w:r>
-      <w:r>
-        <w:t xml:space="preserve"> </w:t>
-      </w:r>
-      <w:r>
-        <w:t xml:space="preserve">floor are not statistically confirmable at</w:t>
-      </w:r>
-      <w:r>
-        <w:t xml:space="preserve"> </w:t>
-      </w:r>
-      <w:r>
-        <w:rPr>
-          <w:iCs/>
-          <w:i/>
-        </w:rPr>
-        <w:t xml:space="preserve">k</w:t>
-      </w:r>
-      <w:r>
-        <w:t xml:space="preserve"> </w:t>
-      </w:r>
-      <w:r>
-        <w:t xml:space="preserve">= 3 Frontier. The</w:t>
-      </w:r>
-      <w:r>
-        <w:t xml:space="preserve"> </w:t>
-      </w:r>
-      <w:r>
-        <w:t xml:space="preserve">gradient-specific propositions require larger</w:t>
-      </w:r>
-      <w:r>
-        <w:t xml:space="preserve"> </w:t>
-      </w:r>
-      <w:r>
-        <w:rPr>
-          <w:iCs/>
-          <w:i/>
-        </w:rPr>
-        <w:t xml:space="preserve">k</w:t>
-      </w:r>
-      <w:r>
-        <w:t xml:space="preserve"> </w:t>
-      </w:r>
-      <w:r>
-        <w:t xml:space="preserve">per regime before they</w:t>
-      </w:r>
-      <w:r>
-        <w:t xml:space="preserve"> </w:t>
-      </w:r>
-      <w:r>
-        <w:t xml:space="preserve">can be properly tested.</w:t>
-      </w:r>
-    </w:p>
-    <w:bookmarkEnd w:id="38"/>
-    <w:bookmarkStart w:id="39" w:name="X541c92fe8ae9c523bbb1875dcc9c5525c218523"/>
-    <w:p>
-      <w:pPr>
-        <w:pStyle w:val="Heading3"/>
-      </w:pPr>
-      <w:r>
-        <w:t xml:space="preserve">4.4 cDAI Moderation (H3)</w:t>
-      </w:r>
-    </w:p>
-    <w:p>
-      <w:pPr>
-        <w:pStyle w:val="FirstParagraph"/>
-      </w:pPr>
-      <w:r>
-        <w:rPr>
-          <w:iCs/>
-          <w:i/>
-        </w:rPr>
-        <w:t xml:space="preserve">Q</w:t>
-      </w:r>
-      <w:r>
-        <w:t xml:space="preserve">_M(cDAI) = 1.34 (</w:t>
-      </w:r>
-      <w:r>
-        <w:rPr>
-          <w:iCs/>
-          <w:i/>
-        </w:rPr>
-        <w:t xml:space="preserve">df</w:t>
-      </w:r>
-      <w:r>
-        <w:t xml:space="preserve"> </w:t>
-      </w:r>
-      <w:r>
-        <w:t xml:space="preserve">= 2,</w:t>
-      </w:r>
-      <w:r>
-        <w:t xml:space="preserve"> </w:t>
-      </w:r>
-      <w:r>
-        <w:rPr>
-          <w:iCs/>
-          <w:i/>
-        </w:rPr>
-        <w:t xml:space="preserve">p</w:t>
-      </w:r>
-      <w:r>
-        <w:t xml:space="preserve"> </w:t>
-      </w:r>
-      <w:r>
-        <w:t xml:space="preserve">= .513). H3</w:t>
-      </w:r>
-      <w:r>
-        <w:t xml:space="preserve"> </w:t>
-      </w:r>
-      <w:r>
-        <w:rPr>
-          <w:bCs/>
-          <w:b/>
-        </w:rPr>
-        <w:t xml:space="preserve">not supported</w:t>
-      </w:r>
-      <w:r>
-        <w:t xml:space="preserve">.</w:t>
-      </w:r>
-    </w:p>
-    <w:p>
-      <w:pPr>
-        <w:pStyle w:val="BodyText"/>
-      </w:pPr>
-      <w:r>
-        <w:t xml:space="preserve">Meta-regression with continuous cDAI score: β_cDAI = +0.003 (</w:t>
-      </w:r>
-      <w:r>
-        <w:rPr>
-          <w:iCs/>
-          <w:i/>
-        </w:rPr>
-        <w:t xml:space="preserve">SE</w:t>
-      </w:r>
-      <w:r>
-        <w:t xml:space="preserve"> </w:t>
-      </w:r>
-      <w:r>
-        <w:t xml:space="preserve">=</w:t>
-      </w:r>
-      <w:r>
-        <w:t xml:space="preserve"> </w:t>
-      </w:r>
-      <w:r>
-        <w:t xml:space="preserve">0.010,</w:t>
-      </w:r>
-      <w:r>
-        <w:t xml:space="preserve"> </w:t>
-      </w:r>
-      <w:r>
-        <w:rPr>
-          <w:iCs/>
-          <w:i/>
-        </w:rPr>
-        <w:t xml:space="preserve">p</w:t>
-      </w:r>
-      <w:r>
-        <w:t xml:space="preserve"> </w:t>
-      </w:r>
-      <w:r>
-        <w:t xml:space="preserve">= .744). Neither the categorical between-group test nor the</w:t>
-      </w:r>
-      <w:r>
-        <w:t xml:space="preserve"> </w:t>
-      </w:r>
-      <w:r>
-        <w:t xml:space="preserve">continuous linear trend shows significant cDAI moderation.</w:t>
-      </w:r>
-    </w:p>
-    <w:p>
-      <w:pPr>
-        <w:pStyle w:val="BodyText"/>
-      </w:pPr>
-      <w:r>
-        <w:rPr>
-          <w:bCs/>
-          <w:b/>
-        </w:rPr>
-        <w:t xml:space="preserve">Table 4.2, cDAI subgroup</w:t>
-      </w:r>
-      <w:r>
-        <w:t xml:space="preserve"> </w:t>
-      </w:r>
-      <w:r>
-        <w:rPr>
-          <w:iCs/>
-          <w:i/>
-        </w:rPr>
-        <w:t xml:space="preserve">(actual MARA output)</w:t>
-      </w:r>
-    </w:p>
-    <w:tbl>
-      <w:tblPr>
-        <w:tblStyle w:val="Table"/>
-        <w:tblW w:type="auto" w:w="0"/>
-        <w:tblLook w:firstRow="1" w:lastRow="0" w:firstColumn="0" w:lastColumn="0" w:noHBand="0" w:noVBand="0" w:val="0020"/>
-        <w:jc w:val="start"/>
-      </w:tblPr>
-      <w:tblGrid>
-        <w:gridCol w:w="1584"/>
-        <w:gridCol w:w="1584"/>
-        <w:gridCol w:w="1584"/>
-        <w:gridCol w:w="1584"/>
-        <w:gridCol w:w="1584"/>
-      </w:tblGrid>
-      <w:tr>
-        <w:trPr>
-          <w:tblHeader w:val="true"/>
-        </w:trPr>
-        <w:tc>
-          <w:tcPr/>
-          <w:p>
-            <w:pPr>
-              <w:pStyle w:val="Compact"/>
-              <w:jc w:val="left"/>
-            </w:pPr>
-            <w:r>
-              <w:t xml:space="preserve">cDAI Group</w:t>
-            </w:r>
-          </w:p>
-        </w:tc>
-        <w:tc>
-          <w:tcPr/>
-          <w:p>
-            <w:pPr>
-              <w:pStyle w:val="Compact"/>
-              <w:jc w:val="left"/>
-            </w:pPr>
-            <w:r>
-              <w:rPr>
-                <w:iCs/>
-                <w:i/>
-              </w:rPr>
-              <w:t xml:space="preserve">k</w:t>
-            </w:r>
-          </w:p>
-        </w:tc>
-        <w:tc>
-          <w:tcPr/>
-          <w:p>
-            <w:pPr>
-              <w:pStyle w:val="Compact"/>
-              <w:jc w:val="left"/>
-            </w:pPr>
-            <w:r>
-              <w:rPr>
-                <w:iCs/>
-                <w:i/>
-              </w:rPr>
-              <w:t xml:space="preserve">r̄</w:t>
-            </w:r>
-          </w:p>
-        </w:tc>
-        <w:tc>
-          <w:tcPr/>
-          <w:p>
-            <w:pPr>
-              <w:pStyle w:val="Compact"/>
-              <w:jc w:val="left"/>
-            </w:pPr>
-            <w:r>
-              <w:t xml:space="preserve">95% CI</w:t>
-            </w:r>
-          </w:p>
-        </w:tc>
-        <w:tc>
-          <w:tcPr/>
-          <w:p>
-            <w:pPr>
-              <w:pStyle w:val="Compact"/>
-              <w:jc w:val="left"/>
-            </w:pPr>
-            <w:r>
-              <w:t xml:space="preserve">Δ vs. Low</w:t>
+              <w:t xml:space="preserve">ACC performance only</w:t>
+            </w:r>
+          </w:p>
+        </w:tc>
+        <w:tc>
+          <w:tcPr/>
+          <w:p>
+            <w:pPr>
+              <w:pStyle w:val="Compact"/>
+              <w:jc w:val="left"/>
+            </w:pPr>
+            <w:r>
+              <w:t xml:space="preserve">246</w:t>
+            </w:r>
+          </w:p>
+        </w:tc>
+        <w:tc>
+          <w:tcPr/>
+          <w:p>
+            <w:pPr>
+              <w:pStyle w:val="Compact"/>
+              <w:jc w:val="left"/>
+            </w:pPr>
+            <w:r>
+              <w:t xml:space="preserve">0.075</w:t>
+            </w:r>
+          </w:p>
+        </w:tc>
+        <w:tc>
+          <w:tcPr/>
+          <w:p>
+            <w:pPr>
+              <w:pStyle w:val="Compact"/>
+              <w:jc w:val="left"/>
+            </w:pPr>
+            <w:r>
+              <w:t xml:space="preserve">[0.059, 0.091]</w:t>
+            </w:r>
+          </w:p>
+        </w:tc>
+        <w:tc>
+          <w:tcPr/>
+          <w:p>
+            <w:pPr>
+              <w:pStyle w:val="Compact"/>
+              <w:jc w:val="left"/>
+            </w:pPr>
+            <w:r>
+              <w:t xml:space="preserve">Consistent</w:t>
             </w:r>
           </w:p>
         </w:tc>
@@ -6456,55 +8368,55 @@
               <w:jc w:val="left"/>
             </w:pPr>
             <w:r>
-              <w:t xml:space="preserve">Low</w:t>
-            </w:r>
-          </w:p>
-        </w:tc>
-        <w:tc>
-          <w:tcPr/>
-          <w:p>
-            <w:pPr>
-              <w:pStyle w:val="Compact"/>
-              <w:jc w:val="left"/>
-            </w:pPr>
-            <w:r>
-              <w:t xml:space="preserve">174</w:t>
-            </w:r>
-          </w:p>
-        </w:tc>
-        <w:tc>
-          <w:tcPr/>
-          <w:p>
-            <w:pPr>
-              <w:pStyle w:val="Compact"/>
-              <w:jc w:val="left"/>
-            </w:pPr>
-            <w:r>
-              <w:t xml:space="preserve">0.075</w:t>
-            </w:r>
-          </w:p>
-        </w:tc>
-        <w:tc>
-          <w:tcPr/>
-          <w:p>
-            <w:pPr>
-              <w:pStyle w:val="Compact"/>
-              <w:jc w:val="left"/>
-            </w:pPr>
-            <w:r>
-              <w:t xml:space="preserve">[0.056, 0.094]</w:t>
-            </w:r>
-          </w:p>
-        </w:tc>
-        <w:tc>
-          <w:tcPr/>
-          <w:p>
-            <w:pPr>
-              <w:pStyle w:val="Compact"/>
-              <w:jc w:val="left"/>
-            </w:pPr>
-            <w:r>
-              <w:t xml:space="preserve">,</w:t>
+              <w:t xml:space="preserve">FSTS DOI measure only</w:t>
+            </w:r>
+          </w:p>
+        </w:tc>
+        <w:tc>
+          <w:tcPr/>
+          <w:p>
+            <w:pPr>
+              <w:pStyle w:val="Compact"/>
+              <w:jc w:val="left"/>
+            </w:pPr>
+            <w:r>
+              <w:t xml:space="preserve">137</w:t>
+            </w:r>
+          </w:p>
+        </w:tc>
+        <w:tc>
+          <w:tcPr/>
+          <w:p>
+            <w:pPr>
+              <w:pStyle w:val="Compact"/>
+              <w:jc w:val="left"/>
+            </w:pPr>
+            <w:r>
+              <w:t xml:space="preserve">0.060</w:t>
+            </w:r>
+          </w:p>
+        </w:tc>
+        <w:tc>
+          <w:tcPr/>
+          <w:p>
+            <w:pPr>
+              <w:pStyle w:val="Compact"/>
+              <w:jc w:val="left"/>
+            </w:pPr>
+            <w:r>
+              <w:t xml:space="preserve">[0.041, 0.078]</w:t>
+            </w:r>
+          </w:p>
+        </w:tc>
+        <w:tc>
+          <w:tcPr/>
+          <w:p>
+            <w:pPr>
+              <w:pStyle w:val="Compact"/>
+              <w:jc w:val="left"/>
+            </w:pPr>
+            <w:r>
+              <w:t xml:space="preserve">Attenuated but positive</w:t>
             </w:r>
           </w:p>
         </w:tc>
@@ -6518,1532 +8430,7 @@
               <w:jc w:val="left"/>
             </w:pPr>
             <w:r>
-              <w:t xml:space="preserve">Medium</w:t>
-            </w:r>
-          </w:p>
-        </w:tc>
-        <w:tc>
-          <w:tcPr/>
-          <w:p>
-            <w:pPr>
-              <w:pStyle w:val="Compact"/>
-              <w:jc w:val="left"/>
-            </w:pPr>
-            <w:r>
-              <w:t xml:space="preserve">76</w:t>
-            </w:r>
-          </w:p>
-        </w:tc>
-        <w:tc>
-          <w:tcPr/>
-          <w:p>
-            <w:pPr>
-              <w:pStyle w:val="Compact"/>
-              <w:jc w:val="left"/>
-            </w:pPr>
-            <w:r>
-              <w:t xml:space="preserve">0.063</w:t>
-            </w:r>
-          </w:p>
-        </w:tc>
-        <w:tc>
-          <w:tcPr/>
-          <w:p>
-            <w:pPr>
-              <w:pStyle w:val="Compact"/>
-              <w:jc w:val="left"/>
-            </w:pPr>
-            <w:r>
-              <w:t xml:space="preserve">[0.036, 0.090]</w:t>
-            </w:r>
-          </w:p>
-        </w:tc>
-        <w:tc>
-          <w:tcPr/>
-          <w:p>
-            <w:pPr>
-              <w:pStyle w:val="Compact"/>
-              <w:jc w:val="left"/>
-            </w:pPr>
-            <w:r>
-              <w:t xml:space="preserve">b = −0.012,</w:t>
-            </w:r>
-            <w:r>
-              <w:t xml:space="preserve"> </w:t>
-            </w:r>
-            <w:r>
-              <w:rPr>
-                <w:iCs/>
-                <w:i/>
-              </w:rPr>
-              <w:t xml:space="preserve">p</w:t>
-            </w:r>
-            <w:r>
-              <w:t xml:space="preserve"> </w:t>
-            </w:r>
-            <w:r>
-              <w:t xml:space="preserve">= .489</w:t>
-            </w:r>
-          </w:p>
-        </w:tc>
-      </w:tr>
-      <w:tr>
-        <w:tc>
-          <w:tcPr/>
-          <w:p>
-            <w:pPr>
-              <w:pStyle w:val="Compact"/>
-              <w:jc w:val="left"/>
-            </w:pPr>
-            <w:r>
-              <w:t xml:space="preserve">High</w:t>
-            </w:r>
-          </w:p>
-        </w:tc>
-        <w:tc>
-          <w:tcPr/>
-          <w:p>
-            <w:pPr>
-              <w:pStyle w:val="Compact"/>
-              <w:jc w:val="left"/>
-            </w:pPr>
-            <w:r>
-              <w:t xml:space="preserve">38</w:t>
-            </w:r>
-          </w:p>
-        </w:tc>
-        <w:tc>
-          <w:tcPr/>
-          <w:p>
-            <w:pPr>
-              <w:pStyle w:val="Compact"/>
-              <w:jc w:val="left"/>
-            </w:pPr>
-            <w:r>
-              <w:t xml:space="preserve">0.091</w:t>
-            </w:r>
-          </w:p>
-        </w:tc>
-        <w:tc>
-          <w:tcPr/>
-          <w:p>
-            <w:pPr>
-              <w:pStyle w:val="Compact"/>
-              <w:jc w:val="left"/>
-            </w:pPr>
-            <w:r>
-              <w:t xml:space="preserve">[0.052, 0.129]</w:t>
-            </w:r>
-          </w:p>
-        </w:tc>
-        <w:tc>
-          <w:tcPr/>
-          <w:p>
-            <w:pPr>
-              <w:pStyle w:val="Compact"/>
-              <w:jc w:val="left"/>
-            </w:pPr>
-            <w:r>
-              <w:t xml:space="preserve">b = +0.016,</w:t>
-            </w:r>
-            <w:r>
-              <w:t xml:space="preserve"> </w:t>
-            </w:r>
-            <w:r>
-              <w:rPr>
-                <w:iCs/>
-                <w:i/>
-              </w:rPr>
-              <w:t xml:space="preserve">p</w:t>
-            </w:r>
-            <w:r>
-              <w:t xml:space="preserve"> </w:t>
-            </w:r>
-            <w:r>
-              <w:t xml:space="preserve">= .469</w:t>
-            </w:r>
-          </w:p>
-        </w:tc>
-      </w:tr>
-    </w:tbl>
-    <w:p>
-      <w:pPr>
-        <w:pStyle w:val="BodyText"/>
-      </w:pPr>
-      <w:r>
-        <w:t xml:space="preserve">The three cDAI subgroup means are all significantly positive (</w:t>
-      </w:r>
-      <w:r>
-        <w:rPr>
-          <w:iCs/>
-          <w:i/>
-        </w:rPr>
-        <w:t xml:space="preserve">p</w:t>
-      </w:r>
-      <w:r>
-        <w:t xml:space="preserve"> </w:t>
-      </w:r>
-      <w:r>
-        <w:t xml:space="preserve">&lt;</w:t>
-      </w:r>
-      <w:r>
-        <w:t xml:space="preserve"> </w:t>
-      </w:r>
-      <w:r>
-        <w:t xml:space="preserve">.001) but do not differ significantly from each other. The non-monotone</w:t>
-      </w:r>
-      <w:r>
-        <w:t xml:space="preserve"> </w:t>
-      </w:r>
-      <w:r>
-        <w:t xml:space="preserve">ordering (Low &gt; Medium &lt; High) and small, non-significant contrasts</w:t>
-      </w:r>
-      <w:r>
-        <w:t xml:space="preserve"> </w:t>
-      </w:r>
-      <w:r>
-        <w:t xml:space="preserve">fail to support the predicted positive linear gradient. The cDAI × DPL</w:t>
-      </w:r>
-      <w:r>
-        <w:t xml:space="preserve"> </w:t>
-      </w:r>
-      <w:r>
-        <w:t xml:space="preserve">interaction cannot be reliably estimated in the current sample given the</w:t>
-      </w:r>
-      <w:r>
-        <w:t xml:space="preserve"> </w:t>
-      </w:r>
-      <w:r>
-        <w:t xml:space="preserve">non-significant main moderation. H3 is not supported: country-level</w:t>
-      </w:r>
-      <w:r>
-        <w:t xml:space="preserve"> </w:t>
-      </w:r>
-      <w:r>
-        <w:t xml:space="preserve">digital adoption (cDAI, measured via World Bank DAI / ITU Digital</w:t>
-      </w:r>
-      <w:r>
-        <w:t xml:space="preserve"> </w:t>
-      </w:r>
-      <w:r>
-        <w:t xml:space="preserve">Development Index) does not significantly amplify the pooled I→P effect</w:t>
-      </w:r>
-      <w:r>
-        <w:t xml:space="preserve"> </w:t>
-      </w:r>
-      <w:r>
-        <w:t xml:space="preserve">in this</w:t>
-      </w:r>
-      <w:r>
-        <w:t xml:space="preserve"> </w:t>
-      </w:r>
-      <w:r>
-        <w:rPr>
-          <w:iCs/>
-          <w:i/>
-        </w:rPr>
-        <w:t xml:space="preserve">k</w:t>
-      </w:r>
-      <w:r>
-        <w:t xml:space="preserve"> </w:t>
-      </w:r>
-      <w:r>
-        <w:t xml:space="preserve">= 238 sample. A larger sample with better resolution across</w:t>
-      </w:r>
-      <w:r>
-        <w:t xml:space="preserve"> </w:t>
-      </w:r>
-      <w:r>
-        <w:t xml:space="preserve">the cDAI spectrum is required to test the cDAI amplification (H3) gradient hypothesis.</w:t>
-      </w:r>
-    </w:p>
-    <w:bookmarkEnd w:id="39"/>
-    <w:bookmarkStart w:id="40" w:name="X0f13fb15b20194b37c5b9d050ad7a7079c0644a"/>
-    <w:p>
-      <w:pPr>
-        <w:pStyle w:val="Heading3"/>
-      </w:pPr>
-      <w:r>
-        <w:t xml:space="preserve">4.5 DPL Phase Moderation (H2)</w:t>
-      </w:r>
-    </w:p>
-    <w:p>
-      <w:pPr>
-        <w:pStyle w:val="FirstParagraph"/>
-      </w:pPr>
-      <w:r>
-        <w:rPr>
-          <w:iCs/>
-          <w:i/>
-        </w:rPr>
-        <w:t xml:space="preserve">Q</w:t>
-      </w:r>
-      <w:r>
-        <w:t xml:space="preserve">_M(DPL) = 0.62 (</w:t>
-      </w:r>
-      <w:r>
-        <w:rPr>
-          <w:iCs/>
-          <w:i/>
-        </w:rPr>
-        <w:t xml:space="preserve">df</w:t>
-      </w:r>
-      <w:r>
-        <w:t xml:space="preserve"> </w:t>
-      </w:r>
-      <w:r>
-        <w:t xml:space="preserve">= 2,</w:t>
-      </w:r>
-      <w:r>
-        <w:t xml:space="preserve"> </w:t>
-      </w:r>
-      <w:r>
-        <w:rPr>
-          <w:iCs/>
-          <w:i/>
-        </w:rPr>
-        <w:t xml:space="preserve">p</w:t>
-      </w:r>
-      <w:r>
-        <w:t xml:space="preserve"> </w:t>
-      </w:r>
-      <w:r>
-        <w:t xml:space="preserve">= .734). H2</w:t>
-      </w:r>
-      <w:r>
-        <w:t xml:space="preserve"> </w:t>
-      </w:r>
-      <w:r>
-        <w:rPr>
-          <w:bCs/>
-          <w:b/>
-        </w:rPr>
-        <w:t xml:space="preserve">not supported</w:t>
-      </w:r>
-      <w:r>
-        <w:t xml:space="preserve">.</w:t>
-      </w:r>
-    </w:p>
-    <w:p>
-      <w:pPr>
-        <w:pStyle w:val="BodyText"/>
-      </w:pPr>
-      <w:r>
-        <w:rPr>
-          <w:bCs/>
-          <w:b/>
-        </w:rPr>
-        <w:t xml:space="preserve">Table 4.3, DPL phase subgroup</w:t>
-      </w:r>
-      <w:r>
-        <w:t xml:space="preserve"> </w:t>
-      </w:r>
-      <w:r>
-        <w:rPr>
-          <w:iCs/>
-          <w:i/>
-        </w:rPr>
-        <w:t xml:space="preserve">(actual MARA output)</w:t>
-      </w:r>
-    </w:p>
-    <w:tbl>
-      <w:tblPr>
-        <w:tblStyle w:val="Table"/>
-        <w:tblW w:type="auto" w:w="0"/>
-        <w:tblLook w:firstRow="1" w:lastRow="0" w:firstColumn="0" w:lastColumn="0" w:noHBand="0" w:noVBand="0" w:val="0020"/>
-        <w:jc w:val="start"/>
-      </w:tblPr>
-      <w:tblGrid>
-        <w:gridCol w:w="1320"/>
-        <w:gridCol w:w="1320"/>
-        <w:gridCol w:w="1320"/>
-        <w:gridCol w:w="1320"/>
-        <w:gridCol w:w="1320"/>
-        <w:gridCol w:w="1320"/>
-      </w:tblGrid>
-      <w:tr>
-        <w:trPr>
-          <w:tblHeader w:val="true"/>
-        </w:trPr>
-        <w:tc>
-          <w:tcPr/>
-          <w:p>
-            <w:pPr>
-              <w:pStyle w:val="Compact"/>
-              <w:jc w:val="left"/>
-            </w:pPr>
-            <w:r>
-              <w:t xml:space="preserve">DPL Phase</w:t>
-            </w:r>
-          </w:p>
-        </w:tc>
-        <w:tc>
-          <w:tcPr/>
-          <w:p>
-            <w:pPr>
-              <w:pStyle w:val="Compact"/>
-              <w:jc w:val="left"/>
-            </w:pPr>
-            <w:r>
-              <w:t xml:space="preserve">Definition</w:t>
-            </w:r>
-          </w:p>
-        </w:tc>
-        <w:tc>
-          <w:tcPr/>
-          <w:p>
-            <w:pPr>
-              <w:pStyle w:val="Compact"/>
-              <w:jc w:val="left"/>
-            </w:pPr>
-            <w:r>
-              <w:rPr>
-                <w:iCs/>
-                <w:i/>
-              </w:rPr>
-              <w:t xml:space="preserve">k</w:t>
-            </w:r>
-          </w:p>
-        </w:tc>
-        <w:tc>
-          <w:tcPr/>
-          <w:p>
-            <w:pPr>
-              <w:pStyle w:val="Compact"/>
-              <w:jc w:val="left"/>
-            </w:pPr>
-            <w:r>
-              <w:rPr>
-                <w:iCs/>
-                <w:i/>
-              </w:rPr>
-              <w:t xml:space="preserve">r̄</w:t>
-            </w:r>
-          </w:p>
-        </w:tc>
-        <w:tc>
-          <w:tcPr/>
-          <w:p>
-            <w:pPr>
-              <w:pStyle w:val="Compact"/>
-              <w:jc w:val="left"/>
-            </w:pPr>
-            <w:r>
-              <w:t xml:space="preserve">95% CI</w:t>
-            </w:r>
-          </w:p>
-        </w:tc>
-        <w:tc>
-          <w:tcPr/>
-          <w:p>
-            <w:pPr>
-              <w:pStyle w:val="Compact"/>
-              <w:jc w:val="left"/>
-            </w:pPr>
-            <w:r>
-              <w:t xml:space="preserve">Δ vs. PRE</w:t>
-            </w:r>
-          </w:p>
-        </w:tc>
-      </w:tr>
-      <w:tr>
-        <w:tc>
-          <w:tcPr/>
-          <w:p>
-            <w:pPr>
-              <w:pStyle w:val="Compact"/>
-              <w:jc w:val="left"/>
-            </w:pPr>
-            <w:r>
-              <w:t xml:space="preserve">Precede (PRE)</w:t>
-            </w:r>
-          </w:p>
-        </w:tc>
-        <w:tc>
-          <w:tcPr/>
-          <w:p>
-            <w:pPr>
-              <w:pStyle w:val="Compact"/>
-              <w:jc w:val="left"/>
-            </w:pPr>
-            <w:r>
-              <w:t xml:space="preserve">Sample data predominantly pre-2009</w:t>
-            </w:r>
-          </w:p>
-        </w:tc>
-        <w:tc>
-          <w:tcPr/>
-          <w:p>
-            <w:pPr>
-              <w:pStyle w:val="Compact"/>
-              <w:jc w:val="left"/>
-            </w:pPr>
-            <w:r>
-              <w:t xml:space="preserve">100</w:t>
-            </w:r>
-          </w:p>
-        </w:tc>
-        <w:tc>
-          <w:tcPr/>
-          <w:p>
-            <w:pPr>
-              <w:pStyle w:val="Compact"/>
-              <w:jc w:val="left"/>
-            </w:pPr>
-            <w:r>
-              <w:t xml:space="preserve">0.082</w:t>
-            </w:r>
-          </w:p>
-        </w:tc>
-        <w:tc>
-          <w:tcPr/>
-          <w:p>
-            <w:pPr>
-              <w:pStyle w:val="Compact"/>
-              <w:jc w:val="left"/>
-            </w:pPr>
-            <w:r>
-              <w:t xml:space="preserve">[0.057, 0.107]</w:t>
-            </w:r>
-          </w:p>
-        </w:tc>
-        <w:tc>
-          <w:tcPr/>
-          <w:p>
-            <w:pPr>
-              <w:pStyle w:val="Compact"/>
-              <w:jc w:val="left"/>
-            </w:pPr>
-            <w:r>
-              <w:t xml:space="preserve">,</w:t>
-            </w:r>
-          </w:p>
-        </w:tc>
-      </w:tr>
-      <w:tr>
-        <w:tc>
-          <w:tcPr/>
-          <w:p>
-            <w:pPr>
-              <w:pStyle w:val="Compact"/>
-              <w:jc w:val="left"/>
-            </w:pPr>
-            <w:r>
-              <w:t xml:space="preserve">Span (SPN)</w:t>
-            </w:r>
-          </w:p>
-        </w:tc>
-        <w:tc>
-          <w:tcPr/>
-          <w:p>
-            <w:pPr>
-              <w:pStyle w:val="Compact"/>
-              <w:jc w:val="left"/>
-            </w:pPr>
-            <w:r>
-              <w:t xml:space="preserve">Sample spans the 2009 inflection</w:t>
-            </w:r>
-          </w:p>
-        </w:tc>
-        <w:tc>
-          <w:tcPr/>
-          <w:p>
-            <w:pPr>
-              <w:pStyle w:val="Compact"/>
-              <w:jc w:val="left"/>
-            </w:pPr>
-            <w:r>
-              <w:t xml:space="preserve">108</w:t>
-            </w:r>
-          </w:p>
-        </w:tc>
-        <w:tc>
-          <w:tcPr/>
-          <w:p>
-            <w:pPr>
-              <w:pStyle w:val="Compact"/>
-              <w:jc w:val="left"/>
-            </w:pPr>
-            <w:r>
-              <w:t xml:space="preserve">0.068</w:t>
-            </w:r>
-          </w:p>
-        </w:tc>
-        <w:tc>
-          <w:tcPr/>
-          <w:p>
-            <w:pPr>
-              <w:pStyle w:val="Compact"/>
-              <w:jc w:val="left"/>
-            </w:pPr>
-            <w:r>
-              <w:t xml:space="preserve">[0.045, 0.091]</w:t>
-            </w:r>
-          </w:p>
-        </w:tc>
-        <w:tc>
-          <w:tcPr/>
-          <w:p>
-            <w:pPr>
-              <w:pStyle w:val="Compact"/>
-              <w:jc w:val="left"/>
-            </w:pPr>
-            <w:r>
-              <w:t xml:space="preserve">b = −0.014,</w:t>
-            </w:r>
-            <w:r>
-              <w:t xml:space="preserve"> </w:t>
-            </w:r>
-            <w:r>
-              <w:rPr>
-                <w:iCs/>
-                <w:i/>
-              </w:rPr>
-              <w:t xml:space="preserve">p</w:t>
-            </w:r>
-            <w:r>
-              <w:t xml:space="preserve"> </w:t>
-            </w:r>
-            <w:r>
-              <w:t xml:space="preserve">= .434</w:t>
-            </w:r>
-          </w:p>
-        </w:tc>
-      </w:tr>
-      <w:tr>
-        <w:tc>
-          <w:tcPr/>
-          <w:p>
-            <w:pPr>
-              <w:pStyle w:val="Compact"/>
-              <w:jc w:val="left"/>
-            </w:pPr>
-            <w:r>
-              <w:t xml:space="preserve">Follow (FOL)</w:t>
-            </w:r>
-          </w:p>
-        </w:tc>
-        <w:tc>
-          <w:tcPr/>
-          <w:p>
-            <w:pPr>
-              <w:pStyle w:val="Compact"/>
-              <w:jc w:val="left"/>
-            </w:pPr>
-            <w:r>
-              <w:t xml:space="preserve">Sample data predominantly post-2014</w:t>
-            </w:r>
-          </w:p>
-        </w:tc>
-        <w:tc>
-          <w:tcPr/>
-          <w:p>
-            <w:pPr>
-              <w:pStyle w:val="Compact"/>
-              <w:jc w:val="left"/>
-            </w:pPr>
-            <w:r>
-              <w:t xml:space="preserve">80</w:t>
-            </w:r>
-          </w:p>
-        </w:tc>
-        <w:tc>
-          <w:tcPr/>
-          <w:p>
-            <w:pPr>
-              <w:pStyle w:val="Compact"/>
-              <w:jc w:val="left"/>
-            </w:pPr>
-            <w:r>
-              <w:t xml:space="preserve">0.073</w:t>
-            </w:r>
-          </w:p>
-        </w:tc>
-        <w:tc>
-          <w:tcPr/>
-          <w:p>
-            <w:pPr>
-              <w:pStyle w:val="Compact"/>
-              <w:jc w:val="left"/>
-            </w:pPr>
-            <w:r>
-              <w:t xml:space="preserve">[0.046, 0.100]</w:t>
-            </w:r>
-          </w:p>
-        </w:tc>
-        <w:tc>
-          <w:tcPr/>
-          <w:p>
-            <w:pPr>
-              <w:pStyle w:val="Compact"/>
-              <w:jc w:val="left"/>
-            </w:pPr>
-            <w:r>
-              <w:t xml:space="preserve">b = −0.009,</w:t>
-            </w:r>
-            <w:r>
-              <w:t xml:space="preserve"> </w:t>
-            </w:r>
-            <w:r>
-              <w:rPr>
-                <w:iCs/>
-                <w:i/>
-              </w:rPr>
-              <w:t xml:space="preserve">p</w:t>
-            </w:r>
-            <w:r>
-              <w:t xml:space="preserve"> </w:t>
-            </w:r>
-            <w:r>
-              <w:t xml:space="preserve">= .645</w:t>
-            </w:r>
-          </w:p>
-        </w:tc>
-      </w:tr>
-    </w:tbl>
-    <w:p>
-      <w:pPr>
-        <w:pStyle w:val="BodyText"/>
-      </w:pPr>
-      <w:r>
-        <w:t xml:space="preserve">Pairwise comparisons: PRE vs. FOL (</w:t>
-      </w:r>
-      <w:r>
-        <w:rPr>
-          <w:iCs/>
-          <w:i/>
-        </w:rPr>
-        <w:t xml:space="preserve">z</w:t>
-      </w:r>
-      <w:r>
-        <w:t xml:space="preserve"> </w:t>
-      </w:r>
-      <w:r>
-        <w:t xml:space="preserve">= 0.46,</w:t>
-      </w:r>
-      <w:r>
-        <w:t xml:space="preserve"> </w:t>
-      </w:r>
-      <w:r>
-        <w:rPr>
-          <w:iCs/>
-          <w:i/>
-        </w:rPr>
-        <w:t xml:space="preserve">p</w:t>
-      </w:r>
-      <w:r>
-        <w:t xml:space="preserve"> </w:t>
-      </w:r>
-      <w:r>
-        <w:t xml:space="preserve">= .645); PRE vs. SPN</w:t>
-      </w:r>
-      <w:r>
-        <w:t xml:space="preserve"> </w:t>
-      </w:r>
-      <w:r>
-        <w:t xml:space="preserve">(</w:t>
-      </w:r>
-      <w:r>
-        <w:rPr>
-          <w:iCs/>
-          <w:i/>
-        </w:rPr>
-        <w:t xml:space="preserve">z</w:t>
-      </w:r>
-      <w:r>
-        <w:t xml:space="preserve"> </w:t>
-      </w:r>
-      <w:r>
-        <w:t xml:space="preserve">= 0.78,</w:t>
-      </w:r>
-      <w:r>
-        <w:t xml:space="preserve"> </w:t>
-      </w:r>
-      <w:r>
-        <w:rPr>
-          <w:iCs/>
-          <w:i/>
-        </w:rPr>
-        <w:t xml:space="preserve">p</w:t>
-      </w:r>
-      <w:r>
-        <w:t xml:space="preserve"> </w:t>
-      </w:r>
-      <w:r>
-        <w:t xml:space="preserve">= .434); FOL vs. SPN (</w:t>
-      </w:r>
-      <w:r>
-        <w:rPr>
-          <w:iCs/>
-          <w:i/>
-        </w:rPr>
-        <w:t xml:space="preserve">z</w:t>
-      </w:r>
-      <w:r>
-        <w:t xml:space="preserve"> </w:t>
-      </w:r>
-      <w:r>
-        <w:t xml:space="preserve">= 0.28,</w:t>
-      </w:r>
-      <w:r>
-        <w:t xml:space="preserve"> </w:t>
-      </w:r>
-      <w:r>
-        <w:rPr>
-          <w:iCs/>
-          <w:i/>
-        </w:rPr>
-        <w:t xml:space="preserve">p</w:t>
-      </w:r>
-      <w:r>
-        <w:t xml:space="preserve"> </w:t>
-      </w:r>
-      <w:r>
-        <w:t xml:space="preserve">= .782). No</w:t>
-      </w:r>
-      <w:r>
-        <w:t xml:space="preserve"> </w:t>
-      </w:r>
-      <w:r>
-        <w:t xml:space="preserve">pairwise difference approaches significance.</w:t>
-      </w:r>
-    </w:p>
-    <w:p>
-      <w:pPr>
-        <w:pStyle w:val="BodyText"/>
-      </w:pPr>
-      <w:r>
-        <w:t xml:space="preserve">The ordering (PRE &gt; FOL &gt; SPN) is opposite to H2's prediction (FOL &gt;</w:t>
-      </w:r>
-      <w:r>
-        <w:t xml:space="preserve"> </w:t>
-      </w:r>
-      <w:r>
-        <w:t xml:space="preserve">SPN &gt; PRE). However, the between-group differences are negligible and</w:t>
-      </w:r>
-      <w:r>
-        <w:t xml:space="preserve"> </w:t>
-      </w:r>
-      <w:r>
-        <w:t xml:space="preserve">non-significant, so this pattern should not be over-interpreted. The</w:t>
-      </w:r>
-      <w:r>
-        <w:t xml:space="preserve"> </w:t>
-      </w:r>
-      <w:r>
-        <w:t xml:space="preserve">null DPL result may reflect that the</w:t>
-      </w:r>
-      <w:r>
-        <w:t xml:space="preserve"> </w:t>
-      </w:r>
-      <w:r>
-        <w:rPr>
-          <w:iCs/>
-          <w:i/>
-        </w:rPr>
-        <w:t xml:space="preserve">k</w:t>
-      </w:r>
-      <w:r>
-        <w:t xml:space="preserve"> </w:t>
-      </w:r>
-      <w:r>
-        <w:t xml:space="preserve">= 238 sample does not have</w:t>
-      </w:r>
-      <w:r>
-        <w:t xml:space="preserve"> </w:t>
-      </w:r>
-      <w:r>
-        <w:t xml:space="preserve">sufficient power to detect small temporal trends, that DPL phase is</w:t>
-      </w:r>
-      <w:r>
-        <w:t xml:space="preserve"> </w:t>
-      </w:r>
-      <w:r>
-        <w:t xml:space="preserve">confounded with ICRV composition (pre-2009 studies concentrated in</w:t>
-      </w:r>
-      <w:r>
-        <w:t xml:space="preserve"> </w:t>
-      </w:r>
-      <w:r>
-        <w:t xml:space="preserve">advanced economies), or that the Digital Paradox Lifecycle inflection</w:t>
-      </w:r>
-      <w:r>
-        <w:t xml:space="preserve"> </w:t>
-      </w:r>
-      <w:r>
-        <w:t xml:space="preserve">does not manifest at meta-analytic resolution with the current sample</w:t>
-      </w:r>
-      <w:r>
-        <w:t xml:space="preserve"> </w:t>
-      </w:r>
-      <w:r>
-        <w:t xml:space="preserve">size. H2 is not supported.</w:t>
-      </w:r>
-    </w:p>
-    <w:p>
-      <w:pPr>
-        <w:pStyle w:val="BodyText"/>
-      </w:pPr>
-      <w:r>
-        <w:t xml:space="preserve">Figure 3: DPL phase moderation, pooled I→P effect by digital adoption</w:t>
-      </w:r>
-      <w:r>
-        <w:t xml:space="preserve"> </w:t>
-      </w:r>
-      <w:r>
-        <w:t xml:space="preserve">epoch</w:t>
-      </w:r>
-    </w:p>
-    <w:p>
-      <w:pPr>
-        <w:pStyle w:val="BodyText"/>
-      </w:pPr>
-      <w:r>
-        <w:rPr>
-          <w:iCs/>
-          <w:i/>
-        </w:rPr>
-        <w:t xml:space="preserve">Figure 3.</w:t>
-      </w:r>
-      <w:r>
-        <w:t xml:space="preserve"> </w:t>
-      </w:r>
-      <w:r>
-        <w:t xml:space="preserve">DPL phase subgroup results. Pooled effect sizes by Precede /</w:t>
-      </w:r>
-      <w:r>
-        <w:t xml:space="preserve"> </w:t>
-      </w:r>
-      <w:r>
-        <w:t xml:space="preserve">Span / Follow epoch with 95% CI. The between-phase differences are small</w:t>
-      </w:r>
-      <w:r>
-        <w:t xml:space="preserve"> </w:t>
-      </w:r>
-      <w:r>
-        <w:t xml:space="preserve">and non-significant.</w:t>
-      </w:r>
-    </w:p>
-    <w:bookmarkEnd w:id="40"/>
-    <w:bookmarkStart w:id="41" w:name="X19c46ecf699f27e790e5a8fa6520cb51f104e4a"/>
-    <w:p>
-      <w:pPr>
-        <w:pStyle w:val="Heading3"/>
-      </w:pPr>
-      <w:r>
-        <w:t xml:space="preserve">4.6 Publication Bias (H4)</w:t>
-      </w:r>
-    </w:p>
-    <w:p>
-      <w:pPr>
-        <w:pStyle w:val="FirstParagraph"/>
-      </w:pPr>
-      <w:r>
-        <w:t xml:space="preserve">H4</w:t>
-      </w:r>
-      <w:r>
-        <w:t xml:space="preserve"> </w:t>
-      </w:r>
-      <w:r>
-        <w:rPr>
-          <w:bCs/>
-          <w:b/>
-        </w:rPr>
-        <w:t xml:space="preserve">supported</w:t>
-      </w:r>
-      <w:r>
-        <w:t xml:space="preserve">: multiple indicators consistently detect publication</w:t>
-      </w:r>
-      <w:r>
-        <w:t xml:space="preserve"> </w:t>
-      </w:r>
-      <w:r>
-        <w:t xml:space="preserve">bias, though the positive I→P effect survives correction.</w:t>
-      </w:r>
-    </w:p>
-    <w:p>
-      <w:pPr>
-        <w:pStyle w:val="BodyText"/>
-      </w:pPr>
-      <w:r>
-        <w:rPr>
-          <w:bCs/>
-          <w:b/>
-        </w:rPr>
-        <w:t xml:space="preserve">Egger's regression test</w:t>
-      </w:r>
-      <w:r>
-        <w:t xml:space="preserve"> </w:t>
-      </w:r>
-      <w:r>
-        <w:t xml:space="preserve">(SE as moderator):</w:t>
-      </w:r>
-      <w:r>
-        <w:t xml:space="preserve"> </w:t>
-      </w:r>
-      <w:r>
-        <w:rPr>
-          <w:iCs/>
-          <w:i/>
-        </w:rPr>
-        <w:t xml:space="preserve">b</w:t>
-      </w:r>
-      <w:r>
-        <w:t xml:space="preserve"> </w:t>
-      </w:r>
-      <w:r>
-        <w:t xml:space="preserve">= 0.487 (</w:t>
-      </w:r>
-      <w:r>
-        <w:rPr>
-          <w:iCs/>
-          <w:i/>
-        </w:rPr>
-        <w:t xml:space="preserve">SE</w:t>
-      </w:r>
-      <w:r>
-        <w:t xml:space="preserve"> </w:t>
-      </w:r>
-      <w:r>
-        <w:t xml:space="preserve">=</w:t>
-      </w:r>
-      <w:r>
-        <w:t xml:space="preserve"> </w:t>
-      </w:r>
-      <w:r>
-        <w:t xml:space="preserve">0.251,</w:t>
-      </w:r>
-      <w:r>
-        <w:t xml:space="preserve"> </w:t>
-      </w:r>
-      <w:r>
-        <w:rPr>
-          <w:iCs/>
-          <w:i/>
-        </w:rPr>
-        <w:t xml:space="preserve">p</w:t>
-      </w:r>
-      <w:r>
-        <w:t xml:space="preserve"> </w:t>
-      </w:r>
-      <w:r>
-        <w:t xml:space="preserve">= .052), just above the conventional α = .05 threshold; this</w:t>
-      </w:r>
-      <w:r>
-        <w:t xml:space="preserve"> </w:t>
-      </w:r>
-      <w:r>
-        <w:t xml:space="preserve">criterion does not reach statistical significance, and funnel asymmetry</w:t>
-      </w:r>
-      <w:r>
-        <w:t xml:space="preserve"> </w:t>
-      </w:r>
-      <w:r>
-        <w:t xml:space="preserve">by Egger's test alone is not confirmed.</w:t>
-      </w:r>
-    </w:p>
-    <w:p>
-      <w:pPr>
-        <w:pStyle w:val="BodyText"/>
-      </w:pPr>
-      <w:r>
-        <w:rPr>
-          <w:bCs/>
-          <w:b/>
-        </w:rPr>
-        <w:t xml:space="preserve">Begg's rank correlation</w:t>
-      </w:r>
-      <w:r>
-        <w:t xml:space="preserve"> </w:t>
-      </w:r>
-      <w:r>
-        <w:t xml:space="preserve">(Kendall's τ): τ = −0.132,</w:t>
-      </w:r>
-      <w:r>
-        <w:t xml:space="preserve"> </w:t>
-      </w:r>
-      <w:r>
-        <w:rPr>
-          <w:iCs/>
-          <w:i/>
-        </w:rPr>
-        <w:t xml:space="preserve">p</w:t>
-      </w:r>
-      <w:r>
-        <w:t xml:space="preserve"> </w:t>
-      </w:r>
-      <w:r>
-        <w:t xml:space="preserve">= .001</w:t>
-      </w:r>
-      <w:r>
-        <w:t xml:space="preserve"> </w:t>
-      </w:r>
-      <w:r>
-        <w:t xml:space="preserve">significant funnel asymmetry; studies with larger standard errors</w:t>
-      </w:r>
-      <w:r>
-        <w:t xml:space="preserve"> </w:t>
-      </w:r>
-      <w:r>
-        <w:t xml:space="preserve">(smaller</w:t>
-      </w:r>
-      <w:r>
-        <w:t xml:space="preserve"> </w:t>
-      </w:r>
-      <w:r>
-        <w:rPr>
-          <w:iCs/>
-          <w:i/>
-        </w:rPr>
-        <w:t xml:space="preserve">n</w:t>
-      </w:r>
-      <w:r>
-        <w:t xml:space="preserve">) report systematically lower effect sizes, consistent with</w:t>
-      </w:r>
-      <w:r>
-        <w:t xml:space="preserve"> </w:t>
-      </w:r>
-      <w:r>
-        <w:t xml:space="preserve">publication bias against null or negative findings.</w:t>
-      </w:r>
-    </w:p>
-    <w:p>
-      <w:pPr>
-        <w:pStyle w:val="BodyText"/>
-      </w:pPr>
-      <w:r>
-        <w:rPr>
-          <w:bCs/>
-          <w:b/>
-        </w:rPr>
-        <w:t xml:space="preserve">Trim-and-fill</w:t>
-      </w:r>
-      <w:r>
-        <w:t xml:space="preserve">: imputes</w:t>
-      </w:r>
-      <w:r>
-        <w:t xml:space="preserve"> </w:t>
-      </w:r>
-      <w:r>
-        <w:rPr>
-          <w:iCs/>
-          <w:i/>
-        </w:rPr>
-        <w:t xml:space="preserve">k</w:t>
-      </w:r>
-      <w:r>
-        <w:t xml:space="preserve"> </w:t>
-      </w:r>
-      <w:r>
-        <w:t xml:space="preserve">= 57 missing studies (left side);</w:t>
-      </w:r>
-      <w:r>
-        <w:t xml:space="preserve"> </w:t>
-      </w:r>
-      <w:r>
-        <w:t xml:space="preserve">adjusted pooled</w:t>
-      </w:r>
-      <w:r>
-        <w:t xml:space="preserve"> </w:t>
-      </w:r>
-      <w:r>
-        <w:rPr>
-          <w:iCs/>
-          <w:i/>
-        </w:rPr>
-        <w:t xml:space="preserve">r̄</w:t>
-      </w:r>
-      <w:r>
-        <w:t xml:space="preserve"> </w:t>
-      </w:r>
-      <w:r>
-        <w:t xml:space="preserve">= 0.035 (95% CI [0.018, 0.051]), a conservative</w:t>
-      </w:r>
-      <w:r>
-        <w:t xml:space="preserve"> </w:t>
-      </w:r>
-      <w:r>
-        <w:t xml:space="preserve">lower bound. The effect remains positive and significant but is</w:t>
-      </w:r>
-      <w:r>
-        <w:t xml:space="preserve"> </w:t>
-      </w:r>
-      <w:r>
-        <w:t xml:space="preserve">substantially attenuated from the raw estimate (0.074 → 0.035).</w:t>
-      </w:r>
-    </w:p>
-    <w:p>
-      <w:pPr>
-        <w:pStyle w:val="BodyText"/>
-      </w:pPr>
-      <w:r>
-        <w:rPr>
-          <w:bCs/>
-          <w:b/>
-        </w:rPr>
-        <w:t xml:space="preserve">Fail-safe</w:t>
-      </w:r>
-      <w:r>
-        <w:rPr>
-          <w:bCs/>
-          <w:b/>
-        </w:rPr>
-        <w:t xml:space="preserve"> </w:t>
-      </w:r>
-      <w:r>
-        <w:rPr>
-          <w:iCs/>
-          <w:i/>
-          <w:bCs/>
-          <w:b/>
-        </w:rPr>
-        <w:t xml:space="preserve">N</w:t>
-      </w:r>
-      <w:r>
-        <w:t xml:space="preserve"> </w:t>
-      </w:r>
-      <w:r>
-        <w:t xml:space="preserve">(Rosenthal, 1991):</w:t>
-      </w:r>
-      <w:r>
-        <w:t xml:space="preserve"> </w:t>
-      </w:r>
-      <w:r>
-        <w:rPr>
-          <w:iCs/>
-          <w:i/>
-        </w:rPr>
-        <w:t xml:space="preserve">N</w:t>
-      </w:r>
-      <w:r>
-        <w:t xml:space="preserve"> </w:t>
-      </w:r>
-      <w:r>
-        <w:t xml:space="preserve">= 44,782, far exceeding the</w:t>
-      </w:r>
-      <w:r>
-        <w:t xml:space="preserve"> </w:t>
-      </w:r>
-      <w:r>
-        <w:t xml:space="preserve">criterion of 5</w:t>
-      </w:r>
-      <w:r>
-        <w:rPr>
-          <w:iCs/>
-          <w:i/>
-        </w:rPr>
-        <w:t xml:space="preserve">k</w:t>
-      </w:r>
-      <w:r>
-        <w:t xml:space="preserve"> </w:t>
-      </w:r>
-      <w:r>
-        <w:t xml:space="preserve">+ 10 = 1,195; even under extreme publication</w:t>
-      </w:r>
-      <w:r>
-        <w:t xml:space="preserve"> </w:t>
-      </w:r>
-      <w:r>
-        <w:t xml:space="preserve">suppression assumptions, a trivially small effect would require 44,782</w:t>
-      </w:r>
-      <w:r>
-        <w:t xml:space="preserve"> </w:t>
-      </w:r>
-      <w:r>
-        <w:t xml:space="preserve">unpublished null studies, implausible.</w:t>
-      </w:r>
-    </w:p>
-    <w:p>
-      <w:pPr>
-        <w:pStyle w:val="BodyText"/>
-      </w:pPr>
-      <w:r>
-        <w:t xml:space="preserve">The trim-and-fill correction (</w:t>
-      </w:r>
-      <w:r>
-        <w:rPr>
-          <w:iCs/>
-          <w:i/>
-        </w:rPr>
-        <w:t xml:space="preserve">k</w:t>
-      </w:r>
-      <w:r>
-        <w:t xml:space="preserve"> </w:t>
-      </w:r>
-      <w:r>
-        <w:t xml:space="preserve">= 57 imputed, adj.</w:t>
-      </w:r>
-      <w:r>
-        <w:t xml:space="preserve"> </w:t>
-      </w:r>
-      <w:r>
-        <w:rPr>
-          <w:iCs/>
-          <w:i/>
-        </w:rPr>
-        <w:t xml:space="preserve">r</w:t>
-      </w:r>
-      <w:r>
-        <w:t xml:space="preserve"> </w:t>
-      </w:r>
-      <w:r>
-        <w:t xml:space="preserve">= 0.035) is the</w:t>
-      </w:r>
-      <w:r>
-        <w:t xml:space="preserve"> </w:t>
-      </w:r>
-      <w:r>
-        <w:t xml:space="preserve">most conservative bias-corrected estimate and represents a meaningful</w:t>
-      </w:r>
-      <w:r>
-        <w:t xml:space="preserve"> </w:t>
-      </w:r>
-      <w:r>
-        <w:t xml:space="preserve">reduction from the raw</w:t>
-      </w:r>
-      <w:r>
-        <w:t xml:space="preserve"> </w:t>
-      </w:r>
-      <w:r>
-        <w:rPr>
-          <w:iCs/>
-          <w:i/>
-        </w:rPr>
-        <w:t xml:space="preserve">r</w:t>
-      </w:r>
-      <w:r>
-        <w:t xml:space="preserve"> </w:t>
-      </w:r>
-      <w:r>
-        <w:t xml:space="preserve">= 0.074. Together with the substantial</w:t>
-      </w:r>
-      <w:r>
-        <w:t xml:space="preserve"> </w:t>
-      </w:r>
-      <w:r>
-        <w:t xml:space="preserve">unexplained heterogeneity (</w:t>
-      </w:r>
-      <w:r>
-        <w:rPr>
-          <w:iCs/>
-          <w:i/>
-        </w:rPr>
-        <w:t xml:space="preserve">I</w:t>
-      </w:r>
-      <w:r>
-        <w:t xml:space="preserve">² = 62.5%) and non-significant moderator</w:t>
-      </w:r>
-      <w:r>
-        <w:t xml:space="preserve"> </w:t>
-      </w:r>
-      <w:r>
-        <w:t xml:space="preserve">tests (§§4.3–4.5), the publication bias evidence suggests that the</w:t>
-      </w:r>
-      <w:r>
-        <w:t xml:space="preserve"> </w:t>
-      </w:r>
-      <w:r>
-        <w:t xml:space="preserve">apparent average I→P effect is upwardly inflated in the published</w:t>
-      </w:r>
-      <w:r>
-        <w:t xml:space="preserve"> </w:t>
-      </w:r>
-      <w:r>
-        <w:t xml:space="preserve">literature. The true population effect may be closer to</w:t>
-      </w:r>
-      <w:r>
-        <w:t xml:space="preserve"> </w:t>
-      </w:r>
-      <w:r>
-        <w:rPr>
-          <w:iCs/>
-          <w:i/>
-        </w:rPr>
-        <w:t xml:space="preserve">r</w:t>
-      </w:r>
-      <w:r>
-        <w:t xml:space="preserve"> </w:t>
-      </w:r>
-      <w:r>
-        <w:t xml:space="preserve">≈ 0.035.</w:t>
-      </w:r>
-    </w:p>
-    <w:p>
-      <w:pPr>
-        <w:pStyle w:val="BodyText"/>
-      </w:pPr>
-      <w:r>
-        <w:t xml:space="preserve">Figure 5: Funnel plot with trim-and-fill imputed studies</w:t>
-      </w:r>
-    </w:p>
-    <w:p>
-      <w:pPr>
-        <w:pStyle w:val="BodyText"/>
-      </w:pPr>
-      <w:r>
-        <w:rPr>
-          <w:iCs/>
-          <w:i/>
-        </w:rPr>
-        <w:t xml:space="preserve">Figure 5.</w:t>
-      </w:r>
-      <w:r>
-        <w:t xml:space="preserve"> </w:t>
-      </w:r>
-      <w:r>
-        <w:t xml:space="preserve">Funnel plot of effect sizes against standard errors. Open</w:t>
-      </w:r>
-      <w:r>
-        <w:t xml:space="preserve"> </w:t>
-      </w:r>
-      <w:r>
-        <w:t xml:space="preserve">circles = original studies; filled circles = trim-and-fill imputed</w:t>
-      </w:r>
-      <w:r>
-        <w:t xml:space="preserve"> </w:t>
-      </w:r>
-      <w:r>
-        <w:t xml:space="preserve">studies (</w:t>
-      </w:r>
-      <w:r>
-        <w:rPr>
-          <w:iCs/>
-          <w:i/>
-        </w:rPr>
-        <w:t xml:space="preserve">k</w:t>
-      </w:r>
-      <w:r>
-        <w:t xml:space="preserve"> </w:t>
-      </w:r>
-      <w:r>
-        <w:t xml:space="preserve">= 57). Substantial left-side asymmetry is visible; the</w:t>
-      </w:r>
-      <w:r>
-        <w:t xml:space="preserve"> </w:t>
-      </w:r>
-      <w:r>
-        <w:t xml:space="preserve">adjusted pooled effect is</w:t>
-      </w:r>
-      <w:r>
-        <w:t xml:space="preserve"> </w:t>
-      </w:r>
-      <w:r>
-        <w:rPr>
-          <w:iCs/>
-          <w:i/>
-        </w:rPr>
-        <w:t xml:space="preserve">r</w:t>
-      </w:r>
-      <w:r>
-        <w:t xml:space="preserve"> </w:t>
-      </w:r>
-      <w:r>
-        <w:t xml:space="preserve">= 0.035.</w:t>
-      </w:r>
-    </w:p>
-    <w:bookmarkEnd w:id="41"/>
-    <w:bookmarkStart w:id="42" w:name="X2944bef6cd2d25cd29d80b35f2bf895bc8ca4c2"/>
-    <w:p>
-      <w:pPr>
-        <w:pStyle w:val="Heading3"/>
-      </w:pPr>
-      <w:r>
-        <w:t xml:space="preserve">4.7 Robustness</w:t>
-      </w:r>
-    </w:p>
-    <w:tbl>
-      <w:tblPr>
-        <w:tblStyle w:val="Table"/>
-        <w:tblW w:type="auto" w:w="0"/>
-        <w:tblLook w:firstRow="1" w:lastRow="0" w:firstColumn="0" w:lastColumn="0" w:noHBand="0" w:noVBand="0" w:val="0020"/>
-        <w:jc w:val="start"/>
-      </w:tblPr>
-      <w:tblGrid>
-        <w:gridCol w:w="1584"/>
-        <w:gridCol w:w="1584"/>
-        <w:gridCol w:w="1584"/>
-        <w:gridCol w:w="1584"/>
-        <w:gridCol w:w="1584"/>
-      </w:tblGrid>
-      <w:tr>
-        <w:trPr>
-          <w:tblHeader w:val="true"/>
-        </w:trPr>
-        <w:tc>
-          <w:tcPr/>
-          <w:p>
-            <w:pPr>
-              <w:pStyle w:val="Compact"/>
-              <w:jc w:val="left"/>
-            </w:pPr>
-            <w:r>
-              <w:t xml:space="preserve">Check</w:t>
-            </w:r>
-          </w:p>
-        </w:tc>
-        <w:tc>
-          <w:tcPr/>
-          <w:p>
-            <w:pPr>
-              <w:pStyle w:val="Compact"/>
-              <w:jc w:val="left"/>
-            </w:pPr>
-            <w:r>
-              <w:t xml:space="preserve">K</w:t>
-            </w:r>
-          </w:p>
-        </w:tc>
-        <w:tc>
-          <w:tcPr/>
-          <w:p>
-            <w:pPr>
-              <w:pStyle w:val="Compact"/>
-              <w:jc w:val="left"/>
-            </w:pPr>
-            <w:r>
-              <w:rPr>
-                <w:iCs/>
-                <w:i/>
-              </w:rPr>
-              <w:t xml:space="preserve">r̄</w:t>
-            </w:r>
-          </w:p>
-        </w:tc>
-        <w:tc>
-          <w:tcPr/>
-          <w:p>
-            <w:pPr>
-              <w:pStyle w:val="Compact"/>
-              <w:jc w:val="left"/>
-            </w:pPr>
-            <w:r>
-              <w:t xml:space="preserve">95% CI</w:t>
-            </w:r>
-          </w:p>
-        </w:tc>
-        <w:tc>
-          <w:tcPr/>
-          <w:p>
-            <w:pPr>
-              <w:pStyle w:val="Compact"/>
-              <w:jc w:val="left"/>
-            </w:pPr>
-            <w:r>
-              <w:t xml:space="preserve">Note</w:t>
-            </w:r>
-          </w:p>
-        </w:tc>
-      </w:tr>
-      <w:tr>
-        <w:tc>
-          <w:tcPr/>
-          <w:p>
-            <w:pPr>
-              <w:pStyle w:val="Compact"/>
-              <w:jc w:val="left"/>
-            </w:pPr>
-            <w:r>
-              <w:t xml:space="preserve">Main analysis</w:t>
+              <w:t xml:space="preserve">DL estimator (two-level)</w:t>
             </w:r>
           </w:p>
         </w:tc>
@@ -8079,36 +8466,19 @@
               <w:jc w:val="left"/>
             </w:pPr>
             <w:r>
-              <w:t xml:space="preserve">[0.060, 0.088]</w:t>
-            </w:r>
-          </w:p>
-        </w:tc>
-        <w:tc>
-          <w:tcPr/>
-          <w:p>
-            <w:pPr>
-              <w:pStyle w:val="Compact"/>
-              <w:jc w:val="left"/>
-            </w:pPr>
-            <w:r>
-              <w:t xml:space="preserve">Baseline</w:t>
-            </w:r>
-          </w:p>
-        </w:tc>
-      </w:tr>
-      <w:tr>
-        <w:tc>
-          <w:tcPr/>
-          <w:p>
-            <w:pPr>
-              <w:pStyle w:val="Compact"/>
-              <w:jc w:val="left"/>
-            </w:pPr>
-            <w:r>
-              <w:t xml:space="preserve">Confirmed</w:t>
-            </w:r>
-            <w:r>
-              <w:t xml:space="preserve"> </w:t>
+              <w:t xml:space="preserve">[0.061, 0.086]</w:t>
+            </w:r>
+          </w:p>
+        </w:tc>
+        <w:tc>
+          <w:tcPr/>
+          <w:p>
+            <w:pPr>
+              <w:pStyle w:val="Compact"/>
+              <w:jc w:val="left"/>
+            </w:pPr>
+            <w:r>
+              <w:t xml:space="preserve">Δ</w:t>
             </w:r>
             <w:r>
               <w:rPr>
@@ -8121,55 +8491,7 @@
               <w:t xml:space="preserve"> </w:t>
             </w:r>
             <w:r>
-              <w:t xml:space="preserve">only (exclude estimated)</w:t>
-            </w:r>
-          </w:p>
-        </w:tc>
-        <w:tc>
-          <w:tcPr/>
-          <w:p>
-            <w:pPr>
-              <w:pStyle w:val="Compact"/>
-              <w:jc w:val="left"/>
-            </w:pPr>
-            <w:r>
-              <w:t xml:space="preserve">240</w:t>
-            </w:r>
-          </w:p>
-        </w:tc>
-        <w:tc>
-          <w:tcPr/>
-          <w:p>
-            <w:pPr>
-              <w:pStyle w:val="Compact"/>
-              <w:jc w:val="left"/>
-            </w:pPr>
-            <w:r>
-              <w:t xml:space="preserve">0.077</w:t>
-            </w:r>
-          </w:p>
-        </w:tc>
-        <w:tc>
-          <w:tcPr/>
-          <w:p>
-            <w:pPr>
-              <w:pStyle w:val="Compact"/>
-              <w:jc w:val="left"/>
-            </w:pPr>
-            <w:r>
-              <w:t xml:space="preserve">[0.059, 0.094]</w:t>
-            </w:r>
-          </w:p>
-        </w:tc>
-        <w:tc>
-          <w:tcPr/>
-          <w:p>
-            <w:pPr>
-              <w:pStyle w:val="Compact"/>
-              <w:jc w:val="left"/>
-            </w:pPr>
-            <w:r>
-              <w:t xml:space="preserve">Consistent</w:t>
+              <w:t xml:space="preserve">&lt; 0.01 vs. three-level</w:t>
             </w:r>
           </w:p>
         </w:tc>
@@ -8183,283 +8505,6 @@
               <w:jc w:val="left"/>
             </w:pPr>
             <w:r>
-              <w:t xml:space="preserve">Exclude</w:t>
-            </w:r>
-            <w:r>
-              <w:t xml:space="preserve"> </w:t>
-            </w:r>
-            <w:r>
-              <w:rPr>
-                <w:iCs/>
-                <w:i/>
-              </w:rPr>
-              <w:t xml:space="preserve">n</w:t>
-            </w:r>
-            <w:r>
-              <w:t xml:space="preserve"> </w:t>
-            </w:r>
-            <w:r>
-              <w:t xml:space="preserve">&lt; 30</w:t>
-            </w:r>
-          </w:p>
-        </w:tc>
-        <w:tc>
-          <w:tcPr/>
-          <w:p>
-            <w:pPr>
-              <w:pStyle w:val="Compact"/>
-              <w:jc w:val="left"/>
-            </w:pPr>
-            <w:r>
-              <w:t xml:space="preserve">285</w:t>
-            </w:r>
-          </w:p>
-        </w:tc>
-        <w:tc>
-          <w:tcPr/>
-          <w:p>
-            <w:pPr>
-              <w:pStyle w:val="Compact"/>
-              <w:jc w:val="left"/>
-            </w:pPr>
-            <w:r>
-              <w:t xml:space="preserve">0.073</w:t>
-            </w:r>
-          </w:p>
-        </w:tc>
-        <w:tc>
-          <w:tcPr/>
-          <w:p>
-            <w:pPr>
-              <w:pStyle w:val="Compact"/>
-              <w:jc w:val="left"/>
-            </w:pPr>
-            <w:r>
-              <w:t xml:space="preserve">[0.059, 0.088]</w:t>
-            </w:r>
-          </w:p>
-        </w:tc>
-        <w:tc>
-          <w:tcPr/>
-          <w:p>
-            <w:pPr>
-              <w:pStyle w:val="Compact"/>
-              <w:jc w:val="left"/>
-            </w:pPr>
-            <w:r>
-              <w:t xml:space="preserve">Consistent</w:t>
-            </w:r>
-          </w:p>
-        </w:tc>
-      </w:tr>
-      <w:tr>
-        <w:tc>
-          <w:tcPr/>
-          <w:p>
-            <w:pPr>
-              <w:pStyle w:val="Compact"/>
-              <w:jc w:val="left"/>
-            </w:pPr>
-            <w:r>
-              <w:t xml:space="preserve">ACC performance only</w:t>
-            </w:r>
-          </w:p>
-        </w:tc>
-        <w:tc>
-          <w:tcPr/>
-          <w:p>
-            <w:pPr>
-              <w:pStyle w:val="Compact"/>
-              <w:jc w:val="left"/>
-            </w:pPr>
-            <w:r>
-              <w:t xml:space="preserve">246</w:t>
-            </w:r>
-          </w:p>
-        </w:tc>
-        <w:tc>
-          <w:tcPr/>
-          <w:p>
-            <w:pPr>
-              <w:pStyle w:val="Compact"/>
-              <w:jc w:val="left"/>
-            </w:pPr>
-            <w:r>
-              <w:t xml:space="preserve">0.075</w:t>
-            </w:r>
-          </w:p>
-        </w:tc>
-        <w:tc>
-          <w:tcPr/>
-          <w:p>
-            <w:pPr>
-              <w:pStyle w:val="Compact"/>
-              <w:jc w:val="left"/>
-            </w:pPr>
-            <w:r>
-              <w:t xml:space="preserve">[0.059, 0.091]</w:t>
-            </w:r>
-          </w:p>
-        </w:tc>
-        <w:tc>
-          <w:tcPr/>
-          <w:p>
-            <w:pPr>
-              <w:pStyle w:val="Compact"/>
-              <w:jc w:val="left"/>
-            </w:pPr>
-            <w:r>
-              <w:t xml:space="preserve">Consistent</w:t>
-            </w:r>
-          </w:p>
-        </w:tc>
-      </w:tr>
-      <w:tr>
-        <w:tc>
-          <w:tcPr/>
-          <w:p>
-            <w:pPr>
-              <w:pStyle w:val="Compact"/>
-              <w:jc w:val="left"/>
-            </w:pPr>
-            <w:r>
-              <w:t xml:space="preserve">FSTS DOI measure only</w:t>
-            </w:r>
-          </w:p>
-        </w:tc>
-        <w:tc>
-          <w:tcPr/>
-          <w:p>
-            <w:pPr>
-              <w:pStyle w:val="Compact"/>
-              <w:jc w:val="left"/>
-            </w:pPr>
-            <w:r>
-              <w:t xml:space="preserve">137</w:t>
-            </w:r>
-          </w:p>
-        </w:tc>
-        <w:tc>
-          <w:tcPr/>
-          <w:p>
-            <w:pPr>
-              <w:pStyle w:val="Compact"/>
-              <w:jc w:val="left"/>
-            </w:pPr>
-            <w:r>
-              <w:t xml:space="preserve">0.060</w:t>
-            </w:r>
-          </w:p>
-        </w:tc>
-        <w:tc>
-          <w:tcPr/>
-          <w:p>
-            <w:pPr>
-              <w:pStyle w:val="Compact"/>
-              <w:jc w:val="left"/>
-            </w:pPr>
-            <w:r>
-              <w:t xml:space="preserve">[0.041, 0.078]</w:t>
-            </w:r>
-          </w:p>
-        </w:tc>
-        <w:tc>
-          <w:tcPr/>
-          <w:p>
-            <w:pPr>
-              <w:pStyle w:val="Compact"/>
-              <w:jc w:val="left"/>
-            </w:pPr>
-            <w:r>
-              <w:t xml:space="preserve">Attenuated but positive</w:t>
-            </w:r>
-          </w:p>
-        </w:tc>
-      </w:tr>
-      <w:tr>
-        <w:tc>
-          <w:tcPr/>
-          <w:p>
-            <w:pPr>
-              <w:pStyle w:val="Compact"/>
-              <w:jc w:val="left"/>
-            </w:pPr>
-            <w:r>
-              <w:t xml:space="preserve">DL estimator (two-level)</w:t>
-            </w:r>
-          </w:p>
-        </w:tc>
-        <w:tc>
-          <w:tcPr/>
-          <w:p>
-            <w:pPr>
-              <w:pStyle w:val="Compact"/>
-              <w:jc w:val="left"/>
-            </w:pPr>
-            <w:r>
-              <w:t xml:space="preserve">288</w:t>
-            </w:r>
-          </w:p>
-        </w:tc>
-        <w:tc>
-          <w:tcPr/>
-          <w:p>
-            <w:pPr>
-              <w:pStyle w:val="Compact"/>
-              <w:jc w:val="left"/>
-            </w:pPr>
-            <w:r>
-              <w:t xml:space="preserve">0.074</w:t>
-            </w:r>
-          </w:p>
-        </w:tc>
-        <w:tc>
-          <w:tcPr/>
-          <w:p>
-            <w:pPr>
-              <w:pStyle w:val="Compact"/>
-              <w:jc w:val="left"/>
-            </w:pPr>
-            <w:r>
-              <w:t xml:space="preserve">[0.061, 0.086]</w:t>
-            </w:r>
-          </w:p>
-        </w:tc>
-        <w:tc>
-          <w:tcPr/>
-          <w:p>
-            <w:pPr>
-              <w:pStyle w:val="Compact"/>
-              <w:jc w:val="left"/>
-            </w:pPr>
-            <w:r>
-              <w:t xml:space="preserve">Δ</w:t>
-            </w:r>
-            <w:r>
-              <w:rPr>
-                <w:iCs/>
-                <w:i/>
-              </w:rPr>
-              <w:t xml:space="preserve">r</w:t>
-            </w:r>
-            <w:r>
-              <w:t xml:space="preserve"> </w:t>
-            </w:r>
-            <w:r>
-              <w:t xml:space="preserve">&lt; 0.01 vs. three-level</w:t>
-            </w:r>
-          </w:p>
-        </w:tc>
-      </w:tr>
-      <w:tr>
-        <w:tc>
-          <w:tcPr/>
-          <w:p>
-            <w:pPr>
-              <w:pStyle w:val="Compact"/>
-              <w:jc w:val="left"/>
-            </w:pPr>
-            <w:r>
               <w:t xml:space="preserve">Leave-one-out range</w:t>
             </w:r>
           </w:p>
@@ -8665,7 +8710,7 @@
     </w:p>
     <w:bookmarkEnd w:id="42"/>
     <w:bookmarkEnd w:id="43"/>
-    <w:bookmarkStart w:id="48" w:name="X735612638e4e736e4693e459c258977262c0dfc"/>
+    <w:bookmarkStart w:id="48" w:name="discussion"/>
     <w:p>
       <w:pPr>
         <w:pStyle w:val="Heading2"/>
@@ -8674,7 +8719,7 @@
         <w:t xml:space="preserve">5. Discussion</w:t>
       </w:r>
     </w:p>
-    <w:bookmarkStart w:id="44" w:name="X358d8a6bfbc612aa554abb1739dd28765579392"/>
+    <w:bookmarkStart w:id="44" w:name="alignment-with-country-level-evidence"/>
     <w:p>
       <w:pPr>
         <w:pStyle w:val="Heading3"/>
@@ -8951,7 +8996,7 @@
         <w:t xml:space="preserve"> </w:t>
       </w:r>
       <w:r>
-        <w:t xml:space="preserve">consistent with CIMT's institutional friction argument. At the</w:t>
+        <w:t xml:space="preserve">consistent with CIMT’s institutional friction argument. At the</w:t>
       </w:r>
       <w:r>
         <w:t xml:space="preserve"> </w:t>
@@ -8975,7 +9020,7 @@
         <w:t xml:space="preserve"> </w:t>
       </w:r>
       <w:r>
-        <w:t xml:space="preserve">factors, a pattern consistent with CIMT's prediction that firm-level</w:t>
+        <w:t xml:space="preserve">factors, a pattern consistent with CIMT’s prediction that firm-level</w:t>
       </w:r>
       <w:r>
         <w:t xml:space="preserve"> </w:t>
@@ -9275,17 +9320,17 @@
         <w:t xml:space="preserve"> </w:t>
       </w:r>
       <w:r>
-        <w:t xml:space="preserve">= 0.079 vs. 0.068) does not reach significance, a result that</w:t>
-      </w:r>
-      <w:r>
-        <w:t xml:space="preserve"> </w:t>
-      </w:r>
-      <w:r>
-        <w:t xml:space="preserve">bounds, rather than refutes, CIMT's institutional gradient prediction.</w:t>
+        <w:t xml:space="preserve">= 0.079 vs. 0.068) does not reach significance, a result that</w:t>
+      </w:r>
+      <w:r>
+        <w:t xml:space="preserve"> </w:t>
+      </w:r>
+      <w:r>
+        <w:t xml:space="preserve">bounds, rather than refutes, CIMT’s institutional gradient prediction.</w:t>
       </w:r>
     </w:p>
     <w:bookmarkEnd w:id="44"/>
-    <w:bookmarkStart w:id="45" w:name="X688563909f8febb75275ad832e560c448093230"/>
+    <w:bookmarkStart w:id="45" w:name="theoretical-contributions"/>
     <w:p>
       <w:pPr>
         <w:pStyle w:val="Heading3"/>
@@ -9660,7 +9705,7 @@
         <w:t xml:space="preserve"> </w:t>
       </w:r>
       <w:r>
-        <w:t xml:space="preserve">and significant Begg's τ (</w:t>
+        <w:t xml:space="preserve">and significant Begg’s τ (</w:t>
       </w:r>
       <w:r>
         <w:rPr>
@@ -9741,7 +9786,25 @@
         <w:t xml:space="preserve"> </w:t>
       </w:r>
       <w:r>
-        <w:t xml:space="preserve">literature's widely cited "positive I→P relationship" is partially an</w:t>
+        <w:t xml:space="preserve">literature’s widely cited</w:t>
+      </w:r>
+      <w:r>
+        <w:t xml:space="preserve"> </w:t>
+      </w:r>
+      <w:r>
+        <w:t xml:space="preserve">“</w:t>
+      </w:r>
+      <w:r>
+        <w:t xml:space="preserve">positive I→P relationship</w:t>
+      </w:r>
+      <w:r>
+        <w:t xml:space="preserve">”</w:t>
+      </w:r>
+      <w:r>
+        <w:t xml:space="preserve"> </w:t>
+      </w:r>
+      <w:r>
+        <w:t xml:space="preserve">is partially an</w:t>
       </w:r>
       <w:r>
         <w:t xml:space="preserve"> </w:t>
@@ -9751,7 +9814,7 @@
       </w:r>
     </w:p>
     <w:bookmarkEnd w:id="45"/>
-    <w:bookmarkStart w:id="46" w:name="Xb1fcf2c8d5f0b973be8539a5c4cf4005bf85f3d"/>
+    <w:bookmarkStart w:id="46" w:name="managerial-and-policy-implications"/>
     <w:p>
       <w:pPr>
         <w:pStyle w:val="Heading3"/>
@@ -9878,7 +9941,19 @@
         <w:t xml:space="preserve"> </w:t>
       </w:r>
       <w:r>
-        <w:t xml:space="preserve">"internationalization improves performance" unconditionally.</w:t>
+        <w:t xml:space="preserve">“</w:t>
+      </w:r>
+      <w:r>
+        <w:t xml:space="preserve">internationalization improves performance</w:t>
+      </w:r>
+      <w:r>
+        <w:t xml:space="preserve">”</w:t>
+      </w:r>
+      <w:r>
+        <w:t xml:space="preserve"> </w:t>
+      </w:r>
+      <w:r>
+        <w:t xml:space="preserve">unconditionally.</w:t>
       </w:r>
     </w:p>
     <w:p>
@@ -9949,7 +10024,7 @@
         <w:t xml:space="preserve"> </w:t>
       </w:r>
       <w:r>
-        <w:t xml:space="preserve">field's understanding of when and why internationalization helps.</w:t>
+        <w:t xml:space="preserve">field’s understanding of when and why internationalization helps.</w:t>
       </w:r>
       <w:r>
         <w:t xml:space="preserve"> </w:t>
@@ -10038,7 +10113,7 @@
       </w:r>
     </w:p>
     <w:bookmarkEnd w:id="46"/>
-    <w:bookmarkStart w:id="47" w:name="X0f6e89d87400594fb1abd2d07a881153acd68bb"/>
+    <w:bookmarkStart w:id="47" w:name="limitations-and-inferential-bounds"/>
     <w:p>
       <w:pPr>
         <w:pStyle w:val="Heading3"/>
@@ -10089,7 +10164,19 @@
         <w:t xml:space="preserve"> </w:t>
       </w:r>
       <w:r>
-        <w:t xml:space="preserve">CI) does not permit definitive conclusions about the "forced-penalty"</w:t>
+        <w:t xml:space="preserve">CI) does not permit definitive conclusions about the</w:t>
+      </w:r>
+      <w:r>
+        <w:t xml:space="preserve"> </w:t>
+      </w:r>
+      <w:r>
+        <w:t xml:space="preserve">“</w:t>
+      </w:r>
+      <w:r>
+        <w:t xml:space="preserve">forced-penalty</w:t>
+      </w:r>
+      <w:r>
+        <w:t xml:space="preserve">”</w:t>
       </w:r>
       <w:r>
         <w:t xml:space="preserve"> </w:t>
@@ -10239,7 +10326,7 @@
     </w:p>
     <w:bookmarkEnd w:id="47"/>
     <w:bookmarkEnd w:id="48"/>
-    <w:bookmarkStart w:id="49" w:name="X6b297cc947e0db5526be369b1f0f4ddc67b2415"/>
+    <w:bookmarkStart w:id="49" w:name="conclusion"/>
     <w:p>
       <w:pPr>
         <w:pStyle w:val="Heading2"/>
@@ -10620,7 +10707,7 @@
         <w:t xml:space="preserve"> </w:t>
       </w:r>
       <w:r>
-        <w:t xml:space="preserve">positive but considerably attenuated. This suggests that the I→P field's</w:t>
+        <w:t xml:space="preserve">positive but considerably attenuated. This suggests that the I→P field’s</w:t>
       </w:r>
       <w:r>
         <w:t xml:space="preserve"> </w:t>
@@ -10835,7 +10922,7 @@
         <w:t xml:space="preserve"> </w:t>
       </w:r>
       <w:r>
-        <w:t xml:space="preserve">Pouresmaeili et al. 2018) is the sole driver of ICRV significance;</w:t>
+        <w:t xml:space="preserve">Pouresmaeili et al. 2018) is the sole driver of ICRV significance;</w:t>
       </w:r>
       <w:r>
         <w:t xml:space="preserve"> </w:t>
@@ -10877,7 +10964,7 @@
         <w:t xml:space="preserve"> </w:t>
       </w:r>
       <w:r>
-        <w:t xml:space="preserve">vintage mismatch between the study's data period and the DAI score's</w:t>
+        <w:t xml:space="preserve">vintage mismatch between the study’s data period and the DAI score’s</w:t>
       </w:r>
       <w:r>
         <w:t xml:space="preserve"> </w:t>
@@ -11191,7 +11278,7 @@
         <w:pStyle w:val="FirstParagraph"/>
       </w:pPr>
       <w:r>
-        <w:t xml:space="preserve">During the preparation of this work, the authors used two software aids, each under full human control and verification. First, a purpose-built large-language-model-assisted tool (M-AIDA, using Anthropic Claude) was used to assist effect-size extraction and statistical conversion from the primary studies; every value proposed by the tool was independently checked, corrected where necessary, and permanently locked by the Principal Investigator before entry into the analysis database. Second, Grammarly was used to correct spelling, grammar, and punctuation in the authors' own text. No generative AI tool selected studies, made eligibility decisions, performed the statistical analysis, or generated any interpretive or written content; the authors reviewed all outputs and take full responsibility for the content of the publication.</w:t>
+        <w:t xml:space="preserve">During the preparation of this work, the authors used two software aids, each under full human control and verification. First, a purpose-built large-language-model-assisted tool (M-AIDA, using Anthropic Claude) was used to assist effect-size extraction and statistical conversion from the primary studies; every value proposed by the tool was independently checked, corrected where necessary, and permanently locked by the Principal Investigator before entry into the analysis database. Second, Grammarly was used to correct spelling, grammar, and punctuation in the authors’ own text. No generative AI tool selected studies, made eligibility decisions, performed the statistical analysis, or generated any interpretive or written content; the authors reviewed all outputs and take full responsibility for the content of the publication.</w:t>
       </w:r>
     </w:p>
     <w:bookmarkEnd w:id="53"/>
@@ -12484,7 +12571,7 @@
         <w:t xml:space="preserve"> </w:t>
       </w:r>
       <w:r>
-        <w:t xml:space="preserve">(pp. 231–244).</w:t>
+        <w:t xml:space="preserve">(pp. 231–244).</w:t>
       </w:r>
       <w:r>
         <w:t xml:space="preserve"> </w:t>

--- a/p6/submission/apjm_package/01_manuscript_blinded.docx
+++ b/p6/submission/apjm_package/01_manuscript_blinded.docx
@@ -265,7 +265,7 @@
         <w:t xml:space="preserve">I</w:t>
       </w:r>
       <w:r>
-        <w:t xml:space="preserve">² = 62.5%</w:t>
+        <w:t xml:space="preserve">² = 62.4%</w:t>
       </w:r>
       <w:r>
         <w:t xml:space="preserve"> </w:t>
@@ -1589,7 +1589,7 @@
         <w:t xml:space="preserve">I</w:t>
       </w:r>
       <w:r>
-        <w:t xml:space="preserve">² = 62.5%)</w:t>
+        <w:t xml:space="preserve">² = 62.4%)</w:t>
       </w:r>
       <w:r>
         <w:t xml:space="preserve"> </w:t>
@@ -2158,7 +2158,7 @@
         <w:t xml:space="preserve"> </w:t>
       </w:r>
       <w:r>
-        <w:t xml:space="preserve">presents the three-level MARA with ICRV (H1), cDAI (H3), and DPL (H2) as study-level moderators of the baseline I→P pooled effect, with publication bias (H4) assessed at the synthesis level. The model nests K = 288 effects within k = 238 studies (σ²_within = 0.00878, I²₍₂₎ = 54.1%) within between-study heterogeneity (σ²_between = 0.00136, I²₍₃₎ = 8.4%); total I² = 62.5%.</w:t>
+        <w:t xml:space="preserve">presents the three-level MARA with ICRV (H1), cDAI (H3), and DPL (H2) as study-level moderators of the baseline I→P pooled effect, with publication bias (H4) assessed at the synthesis level. The model nests K = 288 effects within k = 238 studies (σ²_within = 0.00878, I²₍₂₎ = 54.1%) within between-study heterogeneity (σ²_between = 0.00136, I²₍₃₎ = 8.4%); total I² = 62.4%.</w:t>
       </w:r>
     </w:p>
     <w:bookmarkEnd w:id="27"/>
@@ -4994,7 +4994,7 @@
               <w:jc w:val="left"/>
             </w:pPr>
             <w:r>
-              <w:t xml:space="preserve">62.5%</w:t>
+              <w:t xml:space="preserve">62.4%</w:t>
             </w:r>
           </w:p>
         </w:tc>
@@ -5225,7 +5225,7 @@
         <w:t xml:space="preserve">I</w:t>
       </w:r>
       <w:r>
-        <w:t xml:space="preserve">² = 62.5%, indicating</w:t>
+        <w:t xml:space="preserve">² = 62.4%, indicating</w:t>
       </w:r>
       <w:r>
         <w:t xml:space="preserve"> </w:t>
@@ -7876,7 +7876,7 @@
         <w:t xml:space="preserve">I</w:t>
       </w:r>
       <w:r>
-        <w:t xml:space="preserve">² = 62.5%) and non-significant moderator</w:t>
+        <w:t xml:space="preserve">² = 62.4%) and non-significant moderator</w:t>
       </w:r>
       <w:r>
         <w:t xml:space="preserve"> </w:t>
@@ -10453,7 +10453,7 @@
         <w:t xml:space="preserve">I</w:t>
       </w:r>
       <w:r>
-        <w:t xml:space="preserve">²_total = 62.5%)</w:t>
+        <w:t xml:space="preserve">²_total = 62.4%)</w:t>
       </w:r>
       <w:r>
         <w:t xml:space="preserve"> </w:t>
@@ -10757,7 +10757,7 @@
         <w:t xml:space="preserve">I</w:t>
       </w:r>
       <w:r>
-        <w:t xml:space="preserve">² = 62.5%) remains largely unresolved, with</w:t>
+        <w:t xml:space="preserve">² = 62.4%) remains largely unresolved, with</w:t>
       </w:r>
       <w:r>
         <w:t xml:space="preserve"> </w:t>
@@ -13021,7 +13021,10 @@
     </w:p>
     <w:bookmarkEnd w:id="57"/>
     <w:bookmarkEnd w:id="58"/>
-    <w:sectPr/>
+    <w:sectPr>
+      <w:pgSz w:h="16838" w:w="11906"/>
+      <w:pgMar w:bottom="1417" w:left="1417" w:right="1417" w:top="1417"/>
+    </w:sectPr>
   </w:body>
 </w:document>
 </file>
@@ -13154,29 +13157,59 @@
   <w:style w:default="1" w:styleId="Normal" w:type="paragraph">
     <w:name w:val="Normal"/>
     <w:qFormat/>
+    <w:pPr>
+      <w:spacing w:line="276" w:lineRule="auto"/>
+      <w:jc w:val="both"/>
+    </w:pPr>
+    <w:rPr>
+      <w:rFonts w:ascii="Times New Roman" w:eastAsia="Times New Roman" w:hAnsi="Times New Roman"/>
+      <w:color w:val="000000"/>
+      <w:sz w:val="24"/>
+    </w:rPr>
   </w:style>
   <w:style w:styleId="BodyText" w:type="paragraph">
     <w:name w:val="Body Text"/>
     <w:basedOn w:val="Normal"/>
     <w:link w:val="BodyTextChar"/>
     <w:pPr>
-      <w:spacing w:after="180" w:before="180"/>
+      <w:spacing w:after="180" w:before="180" w:line="276" w:lineRule="auto"/>
+      <w:jc w:val="both"/>
     </w:pPr>
     <w:qFormat/>
+    <w:rPr>
+      <w:rFonts w:ascii="Times New Roman" w:eastAsia="Times New Roman" w:hAnsi="Times New Roman"/>
+      <w:color w:val="000000"/>
+      <w:sz w:val="24"/>
+    </w:rPr>
   </w:style>
   <w:style w:customStyle="1" w:styleId="FirstParagraph" w:type="paragraph">
     <w:name w:val="First Paragraph"/>
     <w:basedOn w:val="BodyText"/>
     <w:next w:val="BodyText"/>
     <w:qFormat/>
+    <w:pPr>
+      <w:spacing w:line="276" w:lineRule="auto"/>
+      <w:jc w:val="both"/>
+    </w:pPr>
+    <w:rPr>
+      <w:rFonts w:ascii="Times New Roman" w:eastAsia="Times New Roman" w:hAnsi="Times New Roman"/>
+      <w:color w:val="000000"/>
+      <w:sz w:val="24"/>
+    </w:rPr>
   </w:style>
   <w:style w:customStyle="1" w:styleId="Compact" w:type="paragraph">
     <w:name w:val="Compact"/>
     <w:basedOn w:val="BodyText"/>
     <w:qFormat/>
     <w:pPr>
-      <w:spacing w:after="36" w:before="36"/>
+      <w:spacing w:after="36" w:before="36" w:line="276" w:lineRule="auto"/>
+      <w:jc w:val="both"/>
     </w:pPr>
+    <w:rPr>
+      <w:rFonts w:ascii="Times New Roman" w:eastAsia="Times New Roman" w:hAnsi="Times New Roman"/>
+      <w:color w:val="000000"/>
+      <w:sz w:val="24"/>
+    </w:rPr>
   </w:style>
   <w:style w:styleId="Title" w:type="paragraph">
     <w:name w:val="Title"/>
@@ -13186,15 +13219,15 @@
     <w:pPr>
       <w:keepNext/>
       <w:keepLines/>
-      <w:spacing w:after="240" w:before="480"/>
-      <w:jc w:val="center"/>
+      <w:spacing w:after="240" w:before="480" w:line="276" w:lineRule="auto"/>
+      <w:jc w:val="both"/>
     </w:pPr>
     <w:rPr>
-      <w:rFonts w:asciiTheme="majorHAnsi" w:cstheme="majorBidi" w:eastAsiaTheme="majorEastAsia" w:hAnsiTheme="majorHAnsi"/>
+      <w:rFonts w:ascii="Times New Roman" w:asciiTheme="majorHAnsi" w:cstheme="majorBidi" w:eastAsia="Times New Roman" w:eastAsiaTheme="majorEastAsia" w:hAnsi="Times New Roman" w:hAnsiTheme="majorHAnsi"/>
       <w:b/>
       <w:bCs/>
-      <w:color w:themeColor="accent1" w:themeShade="B5" w:val="345A8A"/>
-      <w:sz w:val="36"/>
+      <w:color w:val="000000"/>
+      <w:sz w:val="24"/>
       <w:szCs w:val="36"/>
     </w:rPr>
   </w:style>
@@ -13206,11 +13239,13 @@
     <w:pPr>
       <w:keepNext/>
       <w:keepLines/>
-      <w:spacing w:after="240" w:before="240"/>
-      <w:jc w:val="center"/>
+      <w:spacing w:after="240" w:before="240" w:line="276" w:lineRule="auto"/>
+      <w:jc w:val="both"/>
     </w:pPr>
     <w:rPr>
-      <w:sz w:val="30"/>
+      <w:rFonts w:ascii="Times New Roman" w:eastAsia="Times New Roman" w:hAnsi="Times New Roman"/>
+      <w:color w:val="000000"/>
+      <w:sz w:val="24"/>
       <w:szCs w:val="30"/>
     </w:rPr>
   </w:style>
@@ -13221,8 +13256,14 @@
     <w:pPr>
       <w:keepNext/>
       <w:keepLines/>
-      <w:jc w:val="center"/>
+      <w:spacing w:line="276" w:lineRule="auto"/>
+      <w:jc w:val="both"/>
     </w:pPr>
+    <w:rPr>
+      <w:rFonts w:ascii="Times New Roman" w:eastAsia="Times New Roman" w:hAnsi="Times New Roman"/>
+      <w:color w:val="000000"/>
+      <w:sz w:val="24"/>
+    </w:rPr>
   </w:style>
   <w:style w:styleId="Date" w:type="paragraph">
     <w:name w:val="Date"/>
@@ -13231,8 +13272,14 @@
     <w:pPr>
       <w:keepNext/>
       <w:keepLines/>
-      <w:jc w:val="center"/>
+      <w:spacing w:line="276" w:lineRule="auto"/>
+      <w:jc w:val="both"/>
     </w:pPr>
+    <w:rPr>
+      <w:rFonts w:ascii="Times New Roman" w:eastAsia="Times New Roman" w:hAnsi="Times New Roman"/>
+      <w:color w:val="000000"/>
+      <w:sz w:val="24"/>
+    </w:rPr>
   </w:style>
   <w:style w:customStyle="1" w:styleId="AbstractTitle" w:type="paragraph">
     <w:name w:val="Abstract Title"/>
@@ -13242,15 +13289,15 @@
     <w:pPr>
       <w:keepNext/>
       <w:keepLines/>
-      <w:jc w:val="center"/>
-      <w:spacing w:after="0" w:before="300"/>
+      <w:jc w:val="both"/>
+      <w:spacing w:after="0" w:before="300" w:line="276" w:lineRule="auto"/>
     </w:pPr>
     <w:rPr>
-      <w:sz w:val="20"/>
+      <w:color w:val="000000"/>
+      <w:sz w:val="24"/>
       <w:szCs w:val="20"/>
+      <w:rFonts w:ascii="Times New Roman" w:eastAsia="Times New Roman" w:hAnsi="Times New Roman"/>
       <w:b/>
-      <w:color w:val="345A8A"/>
-      &gt;
     </w:rPr>
   </w:style>
   <w:style w:customStyle="1" w:styleId="Abstract" w:type="paragraph">
@@ -13261,10 +13308,13 @@
     <w:pPr>
       <w:keepNext/>
       <w:keepLines/>
-      <w:spacing w:after="300" w:before="100"/>
+      <w:spacing w:after="300" w:before="100" w:line="276" w:lineRule="auto"/>
+      <w:jc w:val="both"/>
     </w:pPr>
     <w:rPr>
-      <w:sz w:val="20"/>
+      <w:rFonts w:ascii="Times New Roman" w:eastAsia="Times New Roman" w:hAnsi="Times New Roman"/>
+      <w:color w:val="000000"/>
+      <w:sz w:val="24"/>
       <w:szCs w:val="20"/>
     </w:rPr>
   </w:style>
@@ -13273,8 +13323,15 @@
     <w:basedOn w:val="Normal"/>
     <w:next w:val="Bibliography"/>
     <w:qFormat/>
-    <w:pPr/>
-    <w:rPr/>
+    <w:pPr>
+      <w:spacing w:line="276" w:lineRule="auto"/>
+      <w:jc w:val="both"/>
+    </w:pPr>
+    <w:rPr>
+      <w:rFonts w:ascii="Times New Roman" w:eastAsia="Times New Roman" w:hAnsi="Times New Roman"/>
+      <w:color w:val="000000"/>
+      <w:sz w:val="24"/>
+    </w:rPr>
   </w:style>
   <w:style w:styleId="Heading1" w:type="paragraph">
     <w:name w:val="Heading 1"/>
@@ -13285,15 +13342,16 @@
     <w:pPr>
       <w:keepNext/>
       <w:keepLines/>
-      <w:spacing w:after="0" w:before="480"/>
+      <w:spacing w:after="0" w:before="480" w:line="276" w:lineRule="auto"/>
+      <w:jc w:val="both"/>
       <w:outlineLvl w:val="0"/>
     </w:pPr>
     <w:rPr>
-      <w:rFonts w:asciiTheme="majorHAnsi" w:cstheme="majorBidi" w:eastAsiaTheme="majorEastAsia" w:hAnsiTheme="majorHAnsi"/>
+      <w:rFonts w:ascii="Times New Roman" w:asciiTheme="majorHAnsi" w:cstheme="majorBidi" w:eastAsia="Times New Roman" w:eastAsiaTheme="majorEastAsia" w:hAnsi="Times New Roman" w:hAnsiTheme="majorHAnsi"/>
       <w:b/>
       <w:bCs/>
-      <w:color w:themeColor="accent1" w:val="4F81BD"/>
-      <w:sz w:val="32"/>
+      <w:color w:val="000000"/>
+      <w:sz w:val="24"/>
       <w:szCs w:val="32"/>
     </w:rPr>
   </w:style>
@@ -13307,15 +13365,16 @@
     <w:pPr>
       <w:keepNext/>
       <w:keepLines/>
-      <w:spacing w:after="0" w:before="200"/>
+      <w:spacing w:after="0" w:before="200" w:line="276" w:lineRule="auto"/>
+      <w:jc w:val="both"/>
       <w:outlineLvl w:val="1"/>
     </w:pPr>
     <w:rPr>
-      <w:rFonts w:asciiTheme="majorHAnsi" w:cstheme="majorBidi" w:eastAsiaTheme="majorEastAsia" w:hAnsiTheme="majorHAnsi"/>
+      <w:rFonts w:ascii="Times New Roman" w:asciiTheme="majorHAnsi" w:cstheme="majorBidi" w:eastAsia="Times New Roman" w:eastAsiaTheme="majorEastAsia" w:hAnsi="Times New Roman" w:hAnsiTheme="majorHAnsi"/>
       <w:b/>
       <w:bCs/>
-      <w:color w:themeColor="accent1" w:val="4F81BD"/>
-      <w:sz w:val="28"/>
+      <w:color w:val="000000"/>
+      <w:sz w:val="24"/>
       <w:szCs w:val="28"/>
     </w:rPr>
   </w:style>
@@ -13329,14 +13388,15 @@
     <w:pPr>
       <w:keepNext/>
       <w:keepLines/>
-      <w:spacing w:after="0" w:before="200"/>
+      <w:spacing w:after="0" w:before="200" w:line="276" w:lineRule="auto"/>
+      <w:jc w:val="both"/>
       <w:outlineLvl w:val="2"/>
     </w:pPr>
     <w:rPr>
-      <w:rFonts w:asciiTheme="majorHAnsi" w:cstheme="majorBidi" w:eastAsiaTheme="majorEastAsia" w:hAnsiTheme="majorHAnsi"/>
+      <w:rFonts w:ascii="Times New Roman" w:asciiTheme="majorHAnsi" w:cstheme="majorBidi" w:eastAsia="Times New Roman" w:eastAsiaTheme="majorEastAsia" w:hAnsi="Times New Roman" w:hAnsiTheme="majorHAnsi"/>
       <w:b/>
       <w:bCs/>
-      <w:color w:themeColor="accent1" w:val="4F81BD"/>
+      <w:color w:val="000000"/>
       <w:sz w:val="24"/>
       <w:szCs w:val="24"/>
     </w:rPr>
@@ -13351,14 +13411,15 @@
     <w:pPr>
       <w:keepNext/>
       <w:keepLines/>
-      <w:spacing w:after="0" w:before="200"/>
+      <w:spacing w:after="0" w:before="200" w:line="276" w:lineRule="auto"/>
+      <w:jc w:val="both"/>
       <w:outlineLvl w:val="3"/>
     </w:pPr>
     <w:rPr>
-      <w:rFonts w:asciiTheme="majorHAnsi" w:cstheme="majorBidi" w:eastAsiaTheme="majorEastAsia" w:hAnsiTheme="majorHAnsi"/>
+      <w:rFonts w:ascii="Times New Roman" w:asciiTheme="majorHAnsi" w:cstheme="majorBidi" w:eastAsia="Times New Roman" w:eastAsiaTheme="majorEastAsia" w:hAnsi="Times New Roman" w:hAnsiTheme="majorHAnsi"/>
       <w:i/>
       <w:bCs/>
-      <w:color w:themeColor="accent1" w:val="4F81BD"/>
+      <w:color w:val="000000"/>
       <w:sz w:val="24"/>
       <w:szCs w:val="24"/>
     </w:rPr>
@@ -13373,13 +13434,14 @@
     <w:pPr>
       <w:keepNext/>
       <w:keepLines/>
-      <w:spacing w:after="0" w:before="200"/>
+      <w:spacing w:after="0" w:before="200" w:line="276" w:lineRule="auto"/>
+      <w:jc w:val="both"/>
       <w:outlineLvl w:val="4"/>
     </w:pPr>
     <w:rPr>
-      <w:rFonts w:asciiTheme="majorHAnsi" w:cstheme="majorBidi" w:eastAsiaTheme="majorEastAsia" w:hAnsiTheme="majorHAnsi"/>
+      <w:rFonts w:ascii="Times New Roman" w:asciiTheme="majorHAnsi" w:cstheme="majorBidi" w:eastAsia="Times New Roman" w:eastAsiaTheme="majorEastAsia" w:hAnsi="Times New Roman" w:hAnsiTheme="majorHAnsi"/>
       <w:iCs/>
-      <w:color w:themeColor="accent1" w:val="4F81BD"/>
+      <w:color w:val="000000"/>
       <w:sz w:val="24"/>
       <w:szCs w:val="24"/>
     </w:rPr>
@@ -13394,12 +13456,13 @@
     <w:pPr>
       <w:keepNext/>
       <w:keepLines/>
-      <w:spacing w:after="0" w:before="200"/>
+      <w:spacing w:after="0" w:before="200" w:line="276" w:lineRule="auto"/>
+      <w:jc w:val="both"/>
       <w:outlineLvl w:val="5"/>
     </w:pPr>
     <w:rPr>
-      <w:rFonts w:asciiTheme="majorHAnsi" w:cstheme="majorBidi" w:eastAsiaTheme="majorEastAsia" w:hAnsiTheme="majorHAnsi"/>
-      <w:color w:themeColor="accent1" w:val="4F81BD"/>
+      <w:rFonts w:ascii="Times New Roman" w:asciiTheme="majorHAnsi" w:cstheme="majorBidi" w:eastAsia="Times New Roman" w:eastAsiaTheme="majorEastAsia" w:hAnsi="Times New Roman" w:hAnsiTheme="majorHAnsi"/>
+      <w:color w:val="000000"/>
       <w:sz w:val="24"/>
       <w:szCs w:val="24"/>
     </w:rPr>
@@ -13414,12 +13477,13 @@
     <w:pPr>
       <w:keepNext/>
       <w:keepLines/>
-      <w:spacing w:after="0" w:before="200"/>
+      <w:spacing w:after="0" w:before="200" w:line="276" w:lineRule="auto"/>
+      <w:jc w:val="both"/>
       <w:outlineLvl w:val="6"/>
     </w:pPr>
     <w:rPr>
-      <w:rFonts w:asciiTheme="majorHAnsi" w:cstheme="majorBidi" w:eastAsiaTheme="majorEastAsia" w:hAnsiTheme="majorHAnsi"/>
-      <w:color w:themeColor="accent1" w:val="4F81BD"/>
+      <w:rFonts w:ascii="Times New Roman" w:asciiTheme="majorHAnsi" w:cstheme="majorBidi" w:eastAsia="Times New Roman" w:eastAsiaTheme="majorEastAsia" w:hAnsi="Times New Roman" w:hAnsiTheme="majorHAnsi"/>
+      <w:color w:val="000000"/>
       <w:sz w:val="24"/>
       <w:szCs w:val="24"/>
     </w:rPr>
@@ -13434,12 +13498,13 @@
     <w:pPr>
       <w:keepNext/>
       <w:keepLines/>
-      <w:spacing w:after="0" w:before="200"/>
+      <w:spacing w:after="0" w:before="200" w:line="276" w:lineRule="auto"/>
+      <w:jc w:val="both"/>
       <w:outlineLvl w:val="7"/>
     </w:pPr>
     <w:rPr>
-      <w:rFonts w:asciiTheme="majorHAnsi" w:cstheme="majorBidi" w:eastAsiaTheme="majorEastAsia" w:hAnsiTheme="majorHAnsi"/>
-      <w:color w:themeColor="accent1" w:val="4F81BD"/>
+      <w:rFonts w:ascii="Times New Roman" w:asciiTheme="majorHAnsi" w:cstheme="majorBidi" w:eastAsia="Times New Roman" w:eastAsiaTheme="majorEastAsia" w:hAnsi="Times New Roman" w:hAnsiTheme="majorHAnsi"/>
+      <w:color w:val="000000"/>
       <w:sz w:val="24"/>
       <w:szCs w:val="24"/>
     </w:rPr>
@@ -13454,12 +13519,13 @@
     <w:pPr>
       <w:keepNext/>
       <w:keepLines/>
-      <w:spacing w:after="0" w:before="200"/>
+      <w:spacing w:after="0" w:before="200" w:line="276" w:lineRule="auto"/>
+      <w:jc w:val="both"/>
       <w:outlineLvl w:val="8"/>
     </w:pPr>
     <w:rPr>
-      <w:rFonts w:asciiTheme="majorHAnsi" w:cstheme="majorBidi" w:eastAsiaTheme="majorEastAsia" w:hAnsiTheme="majorHAnsi"/>
-      <w:color w:themeColor="accent1" w:val="4F81BD"/>
+      <w:rFonts w:ascii="Times New Roman" w:asciiTheme="majorHAnsi" w:cstheme="majorBidi" w:eastAsia="Times New Roman" w:eastAsiaTheme="majorEastAsia" w:hAnsi="Times New Roman" w:hAnsiTheme="majorHAnsi"/>
+      <w:color w:val="000000"/>
       <w:sz w:val="24"/>
       <w:szCs w:val="24"/>
     </w:rPr>
@@ -13472,9 +13538,15 @@
     <w:unhideWhenUsed/>
     <w:qFormat/>
     <w:pPr>
-      <w:spacing w:after="100" w:before="100"/>
+      <w:spacing w:after="100" w:before="100" w:line="276" w:lineRule="auto"/>
       <w:ind w:firstLine="0" w:left="480" w:right="480"/>
+      <w:jc w:val="both"/>
     </w:pPr>
+    <w:rPr>
+      <w:rFonts w:ascii="Times New Roman" w:eastAsia="Times New Roman" w:hAnsi="Times New Roman"/>
+      <w:color w:val="000000"/>
+      <w:sz w:val="24"/>
+    </w:rPr>
   </w:style>
   <w:style w:styleId="FootnoteText" w:type="paragraph">
     <w:name w:val="Footnote Text"/>
@@ -13483,11 +13555,25 @@
     <w:uiPriority w:val="9"/>
     <w:unhideWhenUsed/>
     <w:qFormat/>
+    <w:pPr>
+      <w:spacing w:line="276" w:lineRule="auto"/>
+      <w:jc w:val="both"/>
+    </w:pPr>
+    <w:rPr>
+      <w:rFonts w:ascii="Times New Roman" w:eastAsia="Times New Roman" w:hAnsi="Times New Roman"/>
+      <w:color w:val="000000"/>
+      <w:sz w:val="24"/>
+    </w:rPr>
   </w:style>
   <w:style w:default="1" w:styleId="DefaultParagraphFont" w:type="character">
     <w:name w:val="Default Paragraph Font"/>
     <w:semiHidden/>
     <w:unhideWhenUsed/>
+    <w:rPr>
+      <w:rFonts w:ascii="Times New Roman" w:eastAsia="Times New Roman" w:hAnsi="Times New Roman"/>
+      <w:color w:val="000000"/>
+      <w:sz w:val="24"/>
+    </w:rPr>
   </w:style>
   <w:style w:default="1" w:styleId="Table" w:type="table">
     <w:name w:val="Table"/>
@@ -13495,6 +13581,15 @@
     <w:semiHidden/>
     <w:unhideWhenUsed/>
     <w:qFormat/>
+    <w:pPr>
+      <w:spacing w:line="276" w:lineRule="auto"/>
+      <w:jc w:val="both"/>
+    </w:pPr>
+    <w:rPr>
+      <w:rFonts w:ascii="Times New Roman" w:eastAsia="Times New Roman" w:hAnsi="Times New Roman"/>
+      <w:color w:val="000000"/>
+      <w:sz w:val="24"/>
+    </w:rPr>
     <w:tblPr>
       <w:tblInd w:type="dxa" w:w="0"/>
       <w:tblCellMar>
@@ -13527,25 +13622,42 @@
     <w:pPr>
       <w:keepNext/>
       <w:keepLines/>
-      <w:spacing w:after="0"/>
+      <w:spacing w:after="0" w:line="276" w:lineRule="auto"/>
+      <w:jc w:val="both"/>
     </w:pPr>
     <w:rPr>
+      <w:rFonts w:ascii="Times New Roman" w:eastAsia="Times New Roman" w:hAnsi="Times New Roman"/>
       <w:b/>
+      <w:color w:val="000000"/>
+      <w:sz w:val="24"/>
     </w:rPr>
   </w:style>
   <w:style w:customStyle="1" w:styleId="Definition" w:type="paragraph">
     <w:name w:val="Definition"/>
     <w:basedOn w:val="Normal"/>
+    <w:pPr>
+      <w:spacing w:line="276" w:lineRule="auto"/>
+      <w:jc w:val="both"/>
+    </w:pPr>
+    <w:rPr>
+      <w:rFonts w:ascii="Times New Roman" w:eastAsia="Times New Roman" w:hAnsi="Times New Roman"/>
+      <w:color w:val="000000"/>
+      <w:sz w:val="24"/>
+    </w:rPr>
   </w:style>
   <w:style w:styleId="Caption" w:type="paragraph">
     <w:name w:val="Caption"/>
     <w:basedOn w:val="Normal"/>
     <w:link w:val="BodyTextChar"/>
     <w:pPr>
-      <w:spacing w:after="120" w:before="0"/>
+      <w:spacing w:after="120" w:before="0" w:line="276" w:lineRule="auto"/>
+      <w:jc w:val="both"/>
     </w:pPr>
     <w:rPr>
+      <w:rFonts w:ascii="Times New Roman" w:eastAsia="Times New Roman" w:hAnsi="Times New Roman"/>
       <w:i/>
+      <w:color w:val="000000"/>
+      <w:sz w:val="24"/>
     </w:rPr>
   </w:style>
   <w:style w:customStyle="1" w:styleId="TableCaption" w:type="paragraph">
@@ -13553,44 +13665,90 @@
     <w:basedOn w:val="Caption"/>
     <w:pPr>
       <w:keepNext/>
+      <w:spacing w:line="276" w:lineRule="auto"/>
+      <w:jc w:val="both"/>
     </w:pPr>
+    <w:rPr>
+      <w:rFonts w:ascii="Times New Roman" w:eastAsia="Times New Roman" w:hAnsi="Times New Roman"/>
+      <w:color w:val="000000"/>
+      <w:sz w:val="24"/>
+    </w:rPr>
   </w:style>
   <w:style w:customStyle="1" w:styleId="ImageCaption" w:type="paragraph">
     <w:name w:val="Image Caption"/>
     <w:basedOn w:val="Caption"/>
+    <w:pPr>
+      <w:spacing w:line="276" w:lineRule="auto"/>
+      <w:jc w:val="both"/>
+    </w:pPr>
+    <w:rPr>
+      <w:rFonts w:ascii="Times New Roman" w:eastAsia="Times New Roman" w:hAnsi="Times New Roman"/>
+      <w:color w:val="000000"/>
+      <w:sz w:val="24"/>
+    </w:rPr>
   </w:style>
   <w:style w:customStyle="1" w:styleId="Figure" w:type="paragraph">
     <w:name w:val="Figure"/>
     <w:basedOn w:val="Normal"/>
+    <w:pPr>
+      <w:spacing w:line="276" w:lineRule="auto"/>
+      <w:jc w:val="both"/>
+    </w:pPr>
+    <w:rPr>
+      <w:rFonts w:ascii="Times New Roman" w:eastAsia="Times New Roman" w:hAnsi="Times New Roman"/>
+      <w:color w:val="000000"/>
+      <w:sz w:val="24"/>
+    </w:rPr>
   </w:style>
   <w:style w:customStyle="1" w:styleId="CaptionedFigure" w:type="paragraph">
     <w:name w:val="Captioned Figure"/>
     <w:basedOn w:val="Figure"/>
     <w:pPr>
       <w:keepNext/>
+      <w:spacing w:line="276" w:lineRule="auto"/>
+      <w:jc w:val="both"/>
     </w:pPr>
+    <w:rPr>
+      <w:rFonts w:ascii="Times New Roman" w:eastAsia="Times New Roman" w:hAnsi="Times New Roman"/>
+      <w:color w:val="000000"/>
+      <w:sz w:val="24"/>
+    </w:rPr>
   </w:style>
   <w:style w:customStyle="1" w:styleId="BodyTextChar" w:type="character">
     <w:name w:val="Body Text Char"/>
     <w:basedOn w:val="DefaultParagraphFont"/>
     <w:link w:val="BodyText"/>
+    <w:rPr>
+      <w:rFonts w:ascii="Times New Roman" w:eastAsia="Times New Roman" w:hAnsi="Times New Roman"/>
+      <w:color w:val="000000"/>
+      <w:sz w:val="24"/>
+    </w:rPr>
   </w:style>
   <w:style w:customStyle="1" w:styleId="VerbatimChar" w:type="character">
     <w:name w:val="Verbatim Char"/>
     <w:basedOn w:val="BodyTextChar"/>
     <w:rPr>
-      <w:rFonts w:ascii="Consolas" w:hAnsi="Consolas"/>
-      <w:sz w:val="22"/>
+      <w:rFonts w:ascii="Times New Roman" w:eastAsia="Times New Roman" w:hAnsi="Times New Roman"/>
+      <w:color w:val="000000"/>
+      <w:sz w:val="24"/>
     </w:rPr>
   </w:style>
   <w:style w:customStyle="1" w:styleId="SectionNumber" w:type="character">
     <w:name w:val="Section Number"/>
     <w:basedOn w:val="BodyTextChar"/>
+    <w:rPr>
+      <w:rFonts w:ascii="Times New Roman" w:eastAsia="Times New Roman" w:hAnsi="Times New Roman"/>
+      <w:color w:val="000000"/>
+      <w:sz w:val="24"/>
+    </w:rPr>
   </w:style>
   <w:style w:styleId="FootnoteReference" w:type="character">
     <w:name w:val="Footnote Reference"/>
     <w:basedOn w:val="BodyTextChar"/>
     <w:rPr>
+      <w:rFonts w:ascii="Times New Roman" w:eastAsia="Times New Roman" w:hAnsi="Times New Roman"/>
+      <w:color w:val="000000"/>
+      <w:sz w:val="24"/>
       <w:vertAlign w:val="superscript"/>
     </w:rPr>
   </w:style>
@@ -13598,7 +13756,9 @@
     <w:name w:val="Hyperlink"/>
     <w:basedOn w:val="BodyTextChar"/>
     <w:rPr>
-      <w:color w:themeColor="accent1" w:val="4F81BD"/>
+      <w:rFonts w:ascii="Times New Roman" w:eastAsia="Times New Roman" w:hAnsi="Times New Roman"/>
+      <w:color w:val="000000"/>
+      <w:sz w:val="24"/>
     </w:rPr>
   </w:style>
   <w:style w:styleId="TOCHeading" w:type="paragraph">
@@ -13609,14 +13769,16 @@
     <w:unhideWhenUsed/>
     <w:qFormat/>
     <w:pPr>
-      <w:spacing w:before="240" w:line="259" w:lineRule="auto"/>
+      <w:spacing w:before="240" w:line="276" w:lineRule="auto"/>
+      <w:jc w:val="both"/>
       <w:outlineLvl w:val="9"/>
     </w:pPr>
     <w:rPr>
-      <w:rFonts w:asciiTheme="majorHAnsi" w:cstheme="majorBidi" w:eastAsiaTheme="majorEastAsia" w:hAnsiTheme="majorHAnsi"/>
+      <w:rFonts w:ascii="Times New Roman" w:asciiTheme="majorHAnsi" w:cstheme="majorBidi" w:eastAsia="Times New Roman" w:eastAsiaTheme="majorEastAsia" w:hAnsi="Times New Roman" w:hAnsiTheme="majorHAnsi"/>
       <w:b w:val="0"/>
       <w:bCs w:val="0"/>
-      <w:color w:themeColor="accent1" w:themeShade="BF" w:val="365F91"/>
+      <w:color w:val="000000"/>
+      <w:sz w:val="24"/>
     </w:rPr>
   </w:style>
   <w:style w:type="paragraph" w:customStyle="1" w:styleId="SourceCode">

--- a/p6/submission/apjm_package/01_manuscript_blinded.docx
+++ b/p6/submission/apjm_package/01_manuscript_blinded.docx
@@ -417,7 +417,7 @@
         <w:t xml:space="preserve">Q</w:t>
       </w:r>
       <w:r>
-        <w:t xml:space="preserve">_M = 1.34,</w:t>
+        <w:t xml:space="preserve">_M = 1.23,</w:t>
       </w:r>
       <w:r>
         <w:t xml:space="preserve"> </w:t>
@@ -433,7 +433,7 @@
         <w:t xml:space="preserve"> </w:t>
       </w:r>
       <w:r>
-        <w:t xml:space="preserve">= .513</w:t>
+        <w:t xml:space="preserve">= .541</w:t>
       </w:r>
       <w:r>
         <w:t xml:space="preserve"> </w:t>
@@ -664,7 +664,7 @@
       </w:r>
     </w:p>
     <w:bookmarkEnd w:id="20"/>
-    <w:bookmarkStart w:id="21" w:name="introduction"/>
+    <w:bookmarkStart w:id="21" w:name="Xe3d0fc0bea9a42ce7605565d0964033d7f6ee47"/>
     <w:p>
       <w:pPr>
         <w:pStyle w:val="Heading2"/>
@@ -758,28 +758,13 @@
         <w:pStyle w:val="BodyText"/>
       </w:pPr>
       <w:r>
-        <w:t xml:space="preserve">The relationship between a firm’s degree of internationalization and its</w:t>
-      </w:r>
-      <w:r>
-        <w:t xml:space="preserve"> </w:t>
-      </w:r>
-      <w:r>
-        <w:t xml:space="preserve">performance (the</w:t>
-      </w:r>
-      <w:r>
-        <w:t xml:space="preserve"> </w:t>
-      </w:r>
-      <w:r>
-        <w:t xml:space="preserve">“</w:t>
-      </w:r>
-      <w:r>
-        <w:t xml:space="preserve">I→P relationship</w:t>
-      </w:r>
-      <w:r>
-        <w:t xml:space="preserve">”</w:t>
-      </w:r>
-      <w:r>
-        <w:t xml:space="preserve">) is the most meta-analyzed question</w:t>
+        <w:t xml:space="preserve">The relationship between a firm's degree of internationalization and its</w:t>
+      </w:r>
+      <w:r>
+        <w:t xml:space="preserve"> </w:t>
+      </w:r>
+      <w:r>
+        <w:t xml:space="preserve">performance (the "I→P relationship") is the most meta-analyzed question</w:t>
       </w:r>
       <w:r>
         <w:t xml:space="preserve"> </w:t>
@@ -836,7 +821,7 @@
         <w:pStyle w:val="BodyText"/>
       </w:pPr>
       <w:r>
-        <w:t xml:space="preserve">The present study’s starting point is the ICBEF 2025 baseline analysis</w:t>
+        <w:t xml:space="preserve">The present study's starting point is the ICBEF 2025 baseline analysis</w:t>
       </w:r>
       <w:r>
         <w:t xml:space="preserve"> </w:t>
@@ -984,7 +969,7 @@
         <w:t xml:space="preserve"> </w:t>
       </w:r>
       <w:r>
-        <w:t xml:space="preserve">Marano et al. (2016) established that</w:t>
+        <w:t xml:space="preserve">Marano et al. (2016) established that</w:t>
       </w:r>
       <w:r>
         <w:t xml:space="preserve"> </w:t>
@@ -1044,25 +1029,13 @@
         <w:t xml:space="preserve"> </w:t>
       </w:r>
       <w:r>
-        <w:t xml:space="preserve">Brynjolfsson et al. (2021) identified 2009 as a</w:t>
-      </w:r>
-      <w:r>
-        <w:t xml:space="preserve"> </w:t>
-      </w:r>
-      <w:r>
-        <w:t xml:space="preserve">productivity inflection point in the digital era (the</w:t>
-      </w:r>
-      <w:r>
-        <w:t xml:space="preserve"> </w:t>
-      </w:r>
-      <w:r>
-        <w:t xml:space="preserve">“</w:t>
-      </w:r>
-      <w:r>
-        <w:t xml:space="preserve">dynamo analogy</w:t>
-      </w:r>
-      <w:r>
-        <w:t xml:space="preserve">”</w:t>
+        <w:t xml:space="preserve">Brynjolfsson et al. (2021) identified 2009 as a</w:t>
+      </w:r>
+      <w:r>
+        <w:t xml:space="preserve"> </w:t>
+      </w:r>
+      <w:r>
+        <w:t xml:space="preserve">productivity inflection point in the digital era (the "dynamo analogy"</w:t>
       </w:r>
       <w:r>
         <w:t xml:space="preserve"> </w:t>
@@ -1475,7 +1448,7 @@
         <w:t xml:space="preserve">Q</w:t>
       </w:r>
       <w:r>
-        <w:t xml:space="preserve">_M = 1.34,</w:t>
+        <w:t xml:space="preserve">_M = 1.23,</w:t>
       </w:r>
       <w:r>
         <w:t xml:space="preserve"> </w:t>
@@ -1491,7 +1464,7 @@
         <w:t xml:space="preserve"> </w:t>
       </w:r>
       <w:r>
-        <w:t xml:space="preserve">= .513)</w:t>
+        <w:t xml:space="preserve">= .541)</w:t>
       </w:r>
       <w:r>
         <w:t xml:space="preserve"> </w:t>
@@ -1689,7 +1662,7 @@
       </w:r>
     </w:p>
     <w:bookmarkEnd w:id="21"/>
-    <w:bookmarkStart w:id="28" w:name="theoretical-framework-and-hypotheses"/>
+    <w:bookmarkStart w:id="28" w:name="Xce0b9068aa677089fdc23e66f61b75516af2bf7"/>
     <w:p>
       <w:pPr>
         <w:pStyle w:val="Heading2"/>
@@ -1698,7 +1671,7 @@
         <w:t xml:space="preserve">2. Theoretical Framework and Hypotheses</w:t>
       </w:r>
     </w:p>
-    <w:bookmarkStart w:id="22" w:name="foundation-theories"/>
+    <w:bookmarkStart w:id="22" w:name="X3ef957228c2567a2a7acbf295337a0f0d698973"/>
     <w:p>
       <w:pPr>
         <w:pStyle w:val="Heading3"/>
@@ -1804,7 +1777,7 @@
       </w:r>
     </w:p>
     <w:bookmarkEnd w:id="22"/>
-    <w:bookmarkStart w:id="23" w:name="X540836a8513ba9de5814d94e6c774912d657db6"/>
+    <w:bookmarkStart w:id="23" w:name="Xcf2a2351c020ca4b0c31002fd6a9bd1b3ab11d2"/>
     <w:p>
       <w:pPr>
         <w:pStyle w:val="Heading3"/>
@@ -1882,7 +1855,7 @@
         <w:t xml:space="preserve"> </w:t>
       </w:r>
       <w:r>
-        <w:t xml:space="preserve">mechanism (Khanna &amp; Palepu, 2010): as institutions weaken, substitute-governance costs accumulate, depressing the effect toward zero. CIMT therefore predicts between-regime heterogeneity, largest at the institutional frontier. Prior meta-analyses lacked a taxonomy fine enough to test this; Marano et al. (2016) used a coarse six-category scheme. The ICRV 5-regime taxonomy, anchored in World Bank WGI Rule of Law (2023) and applied to the full k = 238 corpus (Singapore WGI +1.84 to Pakistan −0.55, Iran −0.74), provides the first such test.</w:t>
+        <w:t xml:space="preserve">mechanism (Khanna &amp; Palepu, 2010): as institutions weaken, substitute-governance costs accumulate, depressing the effect toward zero. CIMT therefore predicts between-regime heterogeneity, largest at the institutional frontier. Prior meta-analyses lacked a taxonomy fine enough to test this; Marano et al. (2016) used a coarse six-category scheme. The ICRV 5-regime taxonomy, anchored in World Bank WGI Rule of Law (2023) and applied to the full k = 238 corpus (Singapore WGI +1.84 to Pakistan −0.55, Iran −0.74), provides the first such test.</w:t>
       </w:r>
     </w:p>
     <w:p>
@@ -1951,7 +1924,7 @@
       </w:r>
     </w:p>
     <w:bookmarkEnd w:id="23"/>
-    <w:bookmarkStart w:id="24" w:name="digital-paradox-lifecycle-h2"/>
+    <w:bookmarkStart w:id="24" w:name="X56bcf813f2a95d583c2633c34dc43ef38ccc7de"/>
     <w:p>
       <w:pPr>
         <w:pStyle w:val="Heading3"/>
@@ -1965,7 +1938,7 @@
         <w:pStyle w:val="FirstParagraph"/>
       </w:pPr>
       <w:r>
-        <w:t xml:space="preserve">The Digital Paradox Lifecycle (DPL) is a temporal moderator grounded in Brynjolfsson et al.’s (2021) productivity J-curve and David’s (1990) dynamo analogy: general-purpose technologies require years of complementary investment before productivity gains materialize. Three phases characterize digital internationalization:</w:t>
+        <w:t xml:space="preserve">The Digital Paradox Lifecycle (DPL) is a temporal moderator grounded in Brynjolfsson et al.'s (2021) productivity J-curve and David's (1990) dynamo analogy: general-purpose technologies require years of complementary investment before productivity gains materialize. Three phases characterize digital internationalization:</w:t>
       </w:r>
       <w:r>
         <w:t xml:space="preserve"> </w:t>
@@ -2048,7 +2021,7 @@
       </w:r>
     </w:p>
     <w:bookmarkEnd w:id="24"/>
-    <w:bookmarkStart w:id="25" w:name="cdai-as-amplifier-h3"/>
+    <w:bookmarkStart w:id="25" w:name="X7396c84a58a901f6382de3a73ce5704f8cd234e"/>
     <w:p>
       <w:pPr>
         <w:pStyle w:val="Heading3"/>
@@ -2062,7 +2035,7 @@
         <w:pStyle w:val="FirstParagraph"/>
       </w:pPr>
       <w:r>
-        <w:t xml:space="preserve">National digital adoption (cDAI) is an ecosystem property, broadband, electronic payments, digital identity, regulatory support, that exists independently of any firm’s choice and varies between studies. It is measured on a 0–1 scale from the World Bank Digital Adoption Index (2016; Sahay et al., 2020), with the ITU Digital Development Index (rescaled) as substitute; country-year assignment follows each study’s median data year. The amplification operates through the coordination-platform effect (Stallkamp &amp; Schotter, 2021): where Tier-1/Tier-2 tools are diffused, the per-unit cost of cross-border transactions falls, especially for higher-intensity internationalizers (Bharadwaj et al., 2013; Verhoef et al., 2021). Bustamante et al. (2022) provide the closest prior cross-country evidence; we extend it meta-analytically and bound it by DPL phase.</w:t>
+        <w:t xml:space="preserve">National digital adoption (cDAI) is an ecosystem property, broadband, electronic payments, digital identity, regulatory support, that exists independently of any firm's choice and varies between studies. It is measured on a 0–1 scale from the World Bank Digital Adoption Index (2016; Sahay et al., 2020), with the ITU Digital Development Index (rescaled) as substitute; country-year assignment follows each study's median data year. The amplification operates through the coordination-platform effect (Stallkamp &amp; Schotter, 2021): where Tier-1/Tier-2 tools are diffused, the per-unit cost of cross-border transactions falls, especially for higher-intensity internationalizers (Bharadwaj et al., 2013; Verhoef et al., 2021). Bustamante et al. (2022) provide the closest prior cross-country evidence; we extend it meta-analytically and bound it by DPL phase.</w:t>
       </w:r>
     </w:p>
     <w:p>
@@ -2100,7 +2073,7 @@
       </w:r>
     </w:p>
     <w:bookmarkEnd w:id="25"/>
-    <w:bookmarkStart w:id="26" w:name="publication-bias-as-a-formal-null-h4"/>
+    <w:bookmarkStart w:id="26" w:name="Xd6077087b9573096b494e1050255764306afad2"/>
     <w:p>
       <w:pPr>
         <w:pStyle w:val="Heading3"/>
@@ -2130,11 +2103,11 @@
         <w:t xml:space="preserve"> </w:t>
       </w:r>
       <w:r>
-        <w:t xml:space="preserve">Selective reporting inflates the raw pooled effect. (H4a) Funnel asymmetry tests (Egger, Begg) are expected significant; (H4b) trim-and-fill (Duval &amp; Tweedie, 2000) imputes left-side studies and yields a smaller but still positive adjusted estimate; (H4c) Orwin’s (1983) fail-safe N exceeds the threshold needed to render the effect negligible.</w:t>
+        <w:t xml:space="preserve">Selective reporting inflates the raw pooled effect. (H4a) Funnel asymmetry tests (Egger, Begg) are expected significant; (H4b) trim-and-fill (Duval &amp; Tweedie, 2000) imputes left-side studies and yields a smaller but still positive adjusted estimate; (H4c) Orwin's (1983) fail-safe N exceeds the threshold needed to render the effect negligible.</w:t>
       </w:r>
     </w:p>
     <w:bookmarkEnd w:id="26"/>
-    <w:bookmarkStart w:id="27" w:name="conceptual-model"/>
+    <w:bookmarkStart w:id="27" w:name="X9f459728ae2c4e39aee69d49761868d88bce138"/>
     <w:p>
       <w:pPr>
         <w:pStyle w:val="Heading3"/>
@@ -2163,7 +2136,7 @@
     </w:p>
     <w:bookmarkEnd w:id="27"/>
     <w:bookmarkEnd w:id="28"/>
-    <w:bookmarkStart w:id="35" w:name="method"/>
+    <w:bookmarkStart w:id="35" w:name="Xeae2dc85413e447d2c08d145b986cffc1f454f7"/>
     <w:p>
       <w:pPr>
         <w:pStyle w:val="Heading2"/>
@@ -2180,7 +2153,7 @@
         <w:t xml:space="preserve">The approach follows the APA Meta-Analysis Reporting Standards (Cooper, 2010) and PRISMA 2020 (Page et al., 2021); the analysis plan was registered on OSF as a transparency registration (the working corpus had already been assembled). Three-level MARA was chosen over single-level random effects because the corpus contains multiple effects per study, violating independence (Cheung, 2014; Van den Noortgate et al., 2013); the model decomposes total heterogeneity into within-study (σ²₍₂₎) and between-study (σ²₍₃₎) components.</w:t>
       </w:r>
     </w:p>
-    <w:bookmarkStart w:id="29" w:name="search-strategy"/>
+    <w:bookmarkStart w:id="29" w:name="X1802a217dd512d878ac4ac3d31ded1d752133f7"/>
     <w:p>
       <w:pPr>
         <w:pStyle w:val="Heading3"/>
@@ -2194,11 +2167,11 @@
         <w:pStyle w:val="FirstParagraph"/>
       </w:pPr>
       <w:r>
-        <w:t xml:space="preserve">The primary search covered Web of Science (SSCI, SCI-E, ESCI) and Scopus, the most comprehensive databases for IB research (Kraus et al., 2022), supplemented by ABI/INFORM, Business Source Complete, ScienceDirect, SpringerLink, and Emerald Insight, plus backward and forward citation tracking from five anchor meta-analyses (Bausch &amp; Krist, 2007; Kirca et al., 2012; Marano et al., 2016; Schwens et al., 2018; Arte &amp; Larimo, 2022). Topic terms combined internationalization measures (internationalization/internationalisation, multinationality, degree of internationalization, international/geographic diversification, foreign sales/FSTS, foreign assets/FATA, export intensity, foreign market entry, foreign subsidiaries) with performance measures (firm/financial/business performance, ROA, ROE, ROS, Tobin’s Q, profitability, labor/total-factor productivity, efficiency) and an analysis term (correlation, regression, coefficient, effect size). The Scopus equivalent recalled 29/30 known-item papers (97%). Temporal coverage was January 1977–March 2026 (Rugman, 1976; Vernon, 1971).</w:t>
+        <w:t xml:space="preserve">The primary search covered Web of Science (SSCI, SCI-E, ESCI) and Scopus, the most comprehensive databases for IB research (Kraus et al., 2022), supplemented by ABI/INFORM, Business Source Complete, ScienceDirect, SpringerLink, and Emerald Insight, plus backward and forward citation tracking from five anchor meta-analyses (Bausch &amp; Krist, 2007; Kirca et al., 2012; Marano et al., 2016; Schwens et al., 2018; Arte &amp; Larimo, 2022). Topic terms combined internationalization measures (internationalization/internationalisation, multinationality, degree of internationalization, international/geographic diversification, foreign sales/FSTS, foreign assets/FATA, export intensity, foreign market entry, foreign subsidiaries) with performance measures (firm/financial/business performance, ROA, ROE, ROS, Tobin's Q, profitability, labor/total-factor productivity, efficiency) and an analysis term (correlation, regression, coefficient, effect size). The Scopus equivalent recalled 29/30 known-item papers (97%). Temporal coverage was January 1977–March 2026 (Rugman, 1976; Vernon, 1971).</w:t>
       </w:r>
     </w:p>
     <w:bookmarkEnd w:id="29"/>
-    <w:bookmarkStart w:id="30" w:name="eligibility-and-selection"/>
+    <w:bookmarkStart w:id="30" w:name="X249b1c8ec7bd151bfdc081a3a6d9cad52df428d"/>
     <w:p>
       <w:pPr>
         <w:pStyle w:val="Heading3"/>
@@ -2212,29 +2185,11 @@
         <w:pStyle w:val="FirstParagraph"/>
       </w:pPr>
       <w:r>
-        <w:t xml:space="preserve">The two authors independently applied criteria in two stages (title/abstract, then full text), resolving disagreements by discussion. Included: private-sector firms (government equity ≤ 50%; financial sector excluded) with internationalization measured by FSTS, entropy, foreign-market count, transnationality, or FDI ratio, and performance measured by accounting (ROA/ROE/ROS), market (Tobin’s Q, returns), or productivity (labor productivity, TFP) indicators, reporting an extractable effect (r; β convertible via Peterson &amp; Brown, 2005; t or F with df). The main analysis was restricted to peer-reviewed journal articles and in-press articles with DOI; dissertations, theses, working/conference papers, book chapters, and reports were excluded to hold peer-review standards constant (grey literature logged in the PRISMA flow only). The synthesized corpus is k = 238 studies, K = 288 effect sizes, assembled by citation-anchored systematic searching rather than an exhaustive database census; the flow is reported under the PRISMA 2020</w:t>
-      </w:r>
-      <w:r>
-        <w:t xml:space="preserve"> </w:t>
-      </w:r>
-      <w:r>
-        <w:t xml:space="preserve">“</w:t>
-      </w:r>
-      <w:r>
-        <w:t xml:space="preserve">studies identified via other methods</w:t>
-      </w:r>
-      <w:r>
-        <w:t xml:space="preserve">”</w:t>
-      </w:r>
-      <w:r>
-        <w:t xml:space="preserve"> </w:t>
-      </w:r>
-      <w:r>
-        <w:t xml:space="preserve">variant (Appendix A, supplementary).</w:t>
+        <w:t xml:space="preserve">The two authors independently applied criteria in two stages (title/abstract, then full text), resolving disagreements by discussion. Included: private-sector firms (government equity ≤ 50%; financial sector excluded) with internationalization measured by FSTS, entropy, foreign-market count, transnationality, or FDI ratio, and performance measured by accounting (ROA/ROE/ROS), market (Tobin's Q, returns), or productivity (labor productivity, TFP) indicators, reporting an extractable effect (r; β convertible via Peterson &amp; Brown, 2005; t or F with df). The main analysis was restricted to peer-reviewed journal articles and in-press articles with DOI; dissertations, theses, working/conference papers, book chapters, and reports were excluded to hold peer-review standards constant (grey literature logged in the PRISMA flow only). The synthesized corpus is k = 238 studies, K = 288 effect sizes, assembled by citation-anchored systematic searching rather than an exhaustive database census; the flow is reported under the PRISMA 2020 "studies identified via other methods" variant (Appendix A, supplementary).</w:t>
       </w:r>
     </w:p>
     <w:bookmarkEnd w:id="30"/>
-    <w:bookmarkStart w:id="31" w:name="extraction-and-reliability"/>
+    <w:bookmarkStart w:id="31" w:name="X911b85b7d60b4631a74a44b8e34828711e4cba4"/>
     <w:p>
       <w:pPr>
         <w:pStyle w:val="Heading3"/>
@@ -2248,11 +2203,11 @@
         <w:pStyle w:val="FirstParagraph"/>
       </w:pPr>
       <w:r>
-        <w:t xml:space="preserve">Parameters (N, focal r or convertible statistic, data-year range, country/region, DOI and performance operationalization, moderator features) were extracted using a standardized form. When r was not reported, conversions were applied in precision order: r = √[t²/(t²+df)] (Cohen, 1988); r_partial = β × 0.98 (the simplified form of Peterson &amp; Brown’s (2005) estimator 0.98β + 0.05λ; identical for negative β and conservative for positive β); r = √[F/(F+df₂)] with df₁ = 1 (Rosenthal, 1994). For multiple estimates per study, distinct subsamples were coded as independent effects, and for multiple specifications on the same sample the most fully controlled model was retained. Inter-coder reliability used a three-stage design (calibration on 10 studies; independent coding of a 20% stratified subsample; PI adjudication), with Cohen’s κ (target ≥ 0.70; Landis &amp; Koch, 1977) for categorical moderators and ICC(2,1) (≥ 0.80) for continuous cDAI. Consistent with prior I→P meta-analyses (Bausch &amp; Krist, 2007; Marano et al., 2016), no study-level risk-of-bias instrument was applied; the salient threats, publication bias, omitted-variable bias, and measurement heterogeneity, are addressed at the synthesis level.</w:t>
+        <w:t xml:space="preserve">Parameters (N, focal r or convertible statistic, data-year range, country/region, DOI and performance operationalization, moderator features) were extracted using a standardized form. When r was not reported, conversions were applied in precision order: r = √[t²/(t²+df)] (Cohen, 1988); r_partial = β × 0.98 (the simplified form of Peterson &amp; Brown's (2005) estimator 0.98β + 0.05λ; identical for negative β and conservative for positive β); r = √[F/(F+df₂)] with df₁ = 1 (Rosenthal, 1994). For multiple estimates per study, distinct subsamples were coded as independent effects, and for multiple specifications on the same sample the most fully controlled model was retained. Inter-coder reliability used a three-stage design (calibration on 10 studies; independent coding of a 20% stratified subsample; PI adjudication), with Cohen's κ (target ≥ 0.70; Landis &amp; Koch, 1977) for categorical moderators and ICC(2,1) (≥ 0.80) for continuous cDAI. Consistent with prior I→P meta-analyses (Bausch &amp; Krist, 2007; Marano et al., 2016), no study-level risk-of-bias instrument was applied; the salient threats, publication bias, omitted-variable bias, and measurement heterogeneity, are addressed at the synthesis level.</w:t>
       </w:r>
     </w:p>
     <w:bookmarkEnd w:id="31"/>
-    <w:bookmarkStart w:id="32" w:name="moderators"/>
+    <w:bookmarkStart w:id="32" w:name="Xc8829ca4ed1c67a784f7cb6bae0c2ce6990503a"/>
     <w:p>
       <w:pPr>
         <w:pStyle w:val="Heading3"/>
@@ -2318,7 +2273,7 @@
       </w:r>
     </w:p>
     <w:bookmarkEnd w:id="32"/>
-    <w:bookmarkStart w:id="33" w:name="three-level-mara"/>
+    <w:bookmarkStart w:id="33" w:name="Xf12b82e02b6b6d5b336e6597aa75baa0b8bb247"/>
     <w:p>
       <w:pPr>
         <w:pStyle w:val="Heading3"/>
@@ -2907,7 +2862,7 @@
       </w:r>
     </w:p>
     <w:bookmarkEnd w:id="33"/>
-    <w:bookmarkStart w:id="34" w:name="publication-bias-and-robustness"/>
+    <w:bookmarkStart w:id="34" w:name="X607f682684a07c46baaa64679fe4ae5dcc53720"/>
     <w:p>
       <w:pPr>
         <w:pStyle w:val="Heading3"/>
@@ -2921,12 +2876,12 @@
         <w:pStyle w:val="FirstParagraph"/>
       </w:pPr>
       <w:r>
-        <w:t xml:space="preserve">Publication bias was assessed with Egger’s regression (Egger et al., 1997), Begg and Mazumdar’s (1994) rank correlation, Duval and Tweedie’s (2000) trim-and-fill, Orwin’s (1983) fail-safe N, and PET-PEESE meta-regression (Stanley &amp; Doucouliagos, 2014). Five pre-specified robustness checks follow: (1) two-level vs. three-level comparison (Δr &gt; 0.02 flags nesting bias); (2) leave-one-out influence (Cook’s distance &gt; 4/k); (3) FSTS-only restriction; (4) ICRV reclassified on the WGI composite governance index; (5) post-2000 temporal restriction to test vintage effects.</w:t>
+        <w:t xml:space="preserve">Publication bias was assessed with Egger's regression (Egger et al., 1997), Begg and Mazumdar's (1994) rank correlation, Duval and Tweedie's (2000) trim-and-fill, Orwin's (1983) fail-safe N, and PET-PEESE meta-regression (Stanley &amp; Doucouliagos, 2014). Five pre-specified robustness checks follow: (1) two-level vs. three-level comparison (Δr &gt; 0.02 flags nesting bias); (2) leave-one-out influence (Cook's distance &gt; 4/k); (3) FSTS-only restriction; (4) ICRV reclassified on the WGI composite governance index; (5) post-2000 temporal restriction to test vintage effects.</w:t>
       </w:r>
     </w:p>
     <w:bookmarkEnd w:id="34"/>
     <w:bookmarkEnd w:id="35"/>
-    <w:bookmarkStart w:id="43" w:name="results"/>
+    <w:bookmarkStart w:id="43" w:name="X121719332867ee227f0a04b486098cee978c6e6"/>
     <w:p>
       <w:pPr>
         <w:pStyle w:val="Heading2"/>
@@ -2935,7 +2890,7 @@
         <w:t xml:space="preserve">4. Results</w:t>
       </w:r>
     </w:p>
-    <w:bookmarkStart w:id="36" w:name="X919d8d711cf606d2dd3f7af57602ee0032ae633"/>
+    <w:bookmarkStart w:id="36" w:name="X404e116a6fc5d40bc82ca2b5ca0e91216768dfb"/>
     <w:p>
       <w:pPr>
         <w:pStyle w:val="Heading3"/>
@@ -2997,22 +2952,22 @@
           <w:iCs/>
           <w:i/>
         </w:rPr>
-        <w:t xml:space="preserve">(two authors independently code a 20% stratified subsample, k = 47 studies, blind to each other’s codes)</w:t>
+        <w:t xml:space="preserve">(two authors independently code a 20% stratified subsample, k = 47 studies, blind to each other's codes)</w:t>
       </w:r>
     </w:p>
     <w:tbl>
       <w:tblPr>
         <w:tblStyle w:val="Table"/>
-        <w:tblW w:type="pct" w:w="5000"/>
+        <w:tblW w:type="auto" w:w="0"/>
         <w:tblLook w:firstRow="1" w:lastRow="0" w:firstColumn="0" w:lastColumn="0" w:noHBand="0" w:noVBand="0" w:val="0020"/>
         <w:jc w:val="start"/>
       </w:tblPr>
       <w:tblGrid>
-        <w:gridCol w:w="2217"/>
-        <w:gridCol w:w="1900"/>
-        <w:gridCol w:w="1161"/>
-        <w:gridCol w:w="739"/>
-        <w:gridCol w:w="1900"/>
+        <w:gridCol w:w="1584"/>
+        <w:gridCol w:w="1584"/>
+        <w:gridCol w:w="1584"/>
+        <w:gridCol w:w="1584"/>
+        <w:gridCol w:w="1584"/>
       </w:tblGrid>
       <w:tr>
         <w:trPr>
@@ -3112,7 +3067,7 @@
               <w:jc w:val="left"/>
             </w:pPr>
             <w:r>
-              <w:t xml:space="preserve">Cohen’s κ</w:t>
+              <w:t xml:space="preserve">Cohen's κ</w:t>
             </w:r>
           </w:p>
         </w:tc>
@@ -3174,7 +3129,7 @@
               <w:jc w:val="left"/>
             </w:pPr>
             <w:r>
-              <w:t xml:space="preserve">Cohen’s κ</w:t>
+              <w:t xml:space="preserve">Cohen's κ</w:t>
             </w:r>
           </w:p>
         </w:tc>
@@ -3236,7 +3191,7 @@
               <w:jc w:val="left"/>
             </w:pPr>
             <w:r>
-              <w:t xml:space="preserve">Cohen’s κ</w:t>
+              <w:t xml:space="preserve">Cohen's κ</w:t>
             </w:r>
           </w:p>
         </w:tc>
@@ -3298,7 +3253,7 @@
               <w:jc w:val="left"/>
             </w:pPr>
             <w:r>
-              <w:t xml:space="preserve">Cohen’s κ</w:t>
+              <w:t xml:space="preserve">Cohen's κ</w:t>
             </w:r>
           </w:p>
         </w:tc>
@@ -3360,7 +3315,7 @@
               <w:jc w:val="left"/>
             </w:pPr>
             <w:r>
-              <w:t xml:space="preserve">Cohen’s κ</w:t>
+              <w:t xml:space="preserve">Cohen's κ</w:t>
             </w:r>
           </w:p>
         </w:tc>
@@ -3467,7 +3422,7 @@
         <w:t xml:space="preserve"> </w:t>
       </w:r>
       <w:r>
-        <w:t xml:space="preserve">The full corpus is coded by the first author against the standardized codebook (Appendix B). For reliability, the two authors independently code a 20% stratified subsample (k = 47 studies), blind to each other’s codes; agreement is assessed with Cohen’s κ for the categorical moderators and ICC(2, 1) for the continuous cDAI index, against the Landis and Koch (1977) thresholds (κ ≥ 0.70; ICC ≥ 0.80). Disagreements are resolved by discussion, with Regime II/III boundary cases adjudicated by lookup of WGI Rule of Law vintage scores.</w:t>
+        <w:t xml:space="preserve">The full corpus is coded by the first author against the standardized codebook (Appendix B). For reliability, the two authors independently code a 20% stratified subsample (k = 47 studies), blind to each other's codes; agreement is assessed with Cohen's κ for the categorical moderators and ICC(2, 1) for the continuous cDAI index, against the Landis and Koch (1977) thresholds (κ ≥ 0.70; ICC ≥ 0.80). Disagreements are resolved by discussion, with Regime II/III boundary cases adjudicated by lookup of WGI Rule of Law vintage scores.</w:t>
       </w:r>
     </w:p>
     <w:p>
@@ -3495,14 +3450,14 @@
     <w:tbl>
       <w:tblPr>
         <w:tblStyle w:val="Table"/>
-        <w:tblW w:type="pct" w:w="5000"/>
+        <w:tblW w:type="auto" w:w="0"/>
         <w:tblLook w:firstRow="1" w:lastRow="0" w:firstColumn="0" w:lastColumn="0" w:noHBand="0" w:noVBand="0" w:val="0020"/>
         <w:jc w:val="start"/>
       </w:tblPr>
       <w:tblGrid>
-        <w:gridCol w:w="5840"/>
-        <w:gridCol w:w="1040"/>
-        <w:gridCol w:w="1040"/>
+        <w:gridCol w:w="2640"/>
+        <w:gridCol w:w="2640"/>
+        <w:gridCol w:w="2640"/>
       </w:tblGrid>
       <w:tr>
         <w:trPr>
@@ -4466,7 +4421,7 @@
       </w:r>
     </w:p>
     <w:bookmarkEnd w:id="36"/>
-    <w:bookmarkStart w:id="37" w:name="baseline-three-level-model"/>
+    <w:bookmarkStart w:id="37" w:name="X484949e7994e09bd70500137e9d7c8f884b58c1"/>
     <w:p>
       <w:pPr>
         <w:pStyle w:val="Heading3"/>
@@ -5247,7 +5202,7 @@
       </w:r>
     </w:p>
     <w:bookmarkEnd w:id="37"/>
-    <w:bookmarkStart w:id="38" w:name="icrv-5-regime-moderation-h1"/>
+    <w:bookmarkStart w:id="38" w:name="Xa97dc1af7f7d522b04ad4b6d2a4fed8000451ef"/>
     <w:p>
       <w:pPr>
         <w:pStyle w:val="Heading3"/>
@@ -5406,1003 +5361,6 @@
           <w:i/>
         </w:rPr>
         <w:t xml:space="preserve">k=238/K=288)</w:t>
-      </w:r>
-    </w:p>
-    <w:tbl>
-      <w:tblPr>
-        <w:tblStyle w:val="Table"/>
-        <w:tblW w:type="pct" w:w="5000"/>
-        <w:tblLook w:firstRow="1" w:lastRow="0" w:firstColumn="0" w:lastColumn="0" w:noHBand="0" w:noVBand="0" w:val="0020"/>
-        <w:jc w:val="start"/>
-      </w:tblPr>
-      <w:tblGrid>
-        <w:gridCol w:w="2282"/>
-        <w:gridCol w:w="223"/>
-        <w:gridCol w:w="313"/>
-        <w:gridCol w:w="805"/>
-        <w:gridCol w:w="4295"/>
-      </w:tblGrid>
-      <w:tr>
-        <w:trPr>
-          <w:tblHeader w:val="true"/>
-        </w:trPr>
-        <w:tc>
-          <w:tcPr/>
-          <w:p>
-            <w:pPr>
-              <w:pStyle w:val="Compact"/>
-              <w:jc w:val="left"/>
-            </w:pPr>
-            <w:r>
-              <w:t xml:space="preserve">Regime</w:t>
-            </w:r>
-          </w:p>
-        </w:tc>
-        <w:tc>
-          <w:tcPr/>
-          <w:p>
-            <w:pPr>
-              <w:pStyle w:val="Compact"/>
-              <w:jc w:val="left"/>
-            </w:pPr>
-            <w:r>
-              <w:rPr>
-                <w:iCs/>
-                <w:i/>
-              </w:rPr>
-              <w:t xml:space="preserve">k</w:t>
-            </w:r>
-          </w:p>
-        </w:tc>
-        <w:tc>
-          <w:tcPr/>
-          <w:p>
-            <w:pPr>
-              <w:pStyle w:val="Compact"/>
-              <w:jc w:val="left"/>
-            </w:pPr>
-            <w:r>
-              <w:rPr>
-                <w:iCs/>
-                <w:i/>
-              </w:rPr>
-              <w:t xml:space="preserve">r̄</w:t>
-            </w:r>
-          </w:p>
-        </w:tc>
-        <w:tc>
-          <w:tcPr/>
-          <w:p>
-            <w:pPr>
-              <w:pStyle w:val="Compact"/>
-              <w:jc w:val="left"/>
-            </w:pPr>
-            <w:r>
-              <w:t xml:space="preserve">95% CI</w:t>
-            </w:r>
-          </w:p>
-        </w:tc>
-        <w:tc>
-          <w:tcPr/>
-          <w:p>
-            <w:pPr>
-              <w:pStyle w:val="Compact"/>
-              <w:jc w:val="left"/>
-            </w:pPr>
-            <w:r>
-              <w:t xml:space="preserve">Note</w:t>
-            </w:r>
-          </w:p>
-        </w:tc>
-      </w:tr>
-      <w:tr>
-        <w:tc>
-          <w:tcPr/>
-          <w:p>
-            <w:pPr>
-              <w:pStyle w:val="Compact"/>
-              <w:jc w:val="left"/>
-            </w:pPr>
-            <w:r>
-              <w:t xml:space="preserve">I, Advanced-Innovation (SG, HK, KR, JP, UK, US…)</w:t>
-            </w:r>
-          </w:p>
-        </w:tc>
-        <w:tc>
-          <w:tcPr/>
-          <w:p>
-            <w:pPr>
-              <w:pStyle w:val="Compact"/>
-              <w:jc w:val="left"/>
-            </w:pPr>
-            <w:r>
-              <w:t xml:space="preserve">139</w:t>
-            </w:r>
-          </w:p>
-        </w:tc>
-        <w:tc>
-          <w:tcPr/>
-          <w:p>
-            <w:pPr>
-              <w:pStyle w:val="Compact"/>
-              <w:jc w:val="left"/>
-            </w:pPr>
-            <w:r>
-              <w:t xml:space="preserve">0.079</w:t>
-            </w:r>
-          </w:p>
-        </w:tc>
-        <w:tc>
-          <w:tcPr/>
-          <w:p>
-            <w:pPr>
-              <w:pStyle w:val="Compact"/>
-              <w:jc w:val="left"/>
-            </w:pPr>
-            <w:r>
-              <w:t xml:space="preserve">[0.058, 0.099]</w:t>
-            </w:r>
-          </w:p>
-        </w:tc>
-        <w:tc>
-          <w:tcPr/>
-          <w:p>
-            <w:pPr>
-              <w:pStyle w:val="Compact"/>
-              <w:jc w:val="left"/>
-            </w:pPr>
-            <w:r>
-              <w:t xml:space="preserve">Largest group; broadly consistent with H1</w:t>
-            </w:r>
-          </w:p>
-        </w:tc>
-      </w:tr>
-      <w:tr>
-        <w:tc>
-          <w:tcPr/>
-          <w:p>
-            <w:pPr>
-              <w:pStyle w:val="Compact"/>
-              <w:jc w:val="left"/>
-            </w:pPr>
-            <w:r>
-              <w:t xml:space="preserve">II, Upper-middle</w:t>
-            </w:r>
-          </w:p>
-        </w:tc>
-        <w:tc>
-          <w:tcPr/>
-          <w:p>
-            <w:pPr>
-              <w:pStyle w:val="Compact"/>
-              <w:jc w:val="left"/>
-            </w:pPr>
-            <w:r>
-              <w:t xml:space="preserve">25</w:t>
-            </w:r>
-          </w:p>
-        </w:tc>
-        <w:tc>
-          <w:tcPr/>
-          <w:p>
-            <w:pPr>
-              <w:pStyle w:val="Compact"/>
-              <w:jc w:val="left"/>
-            </w:pPr>
-            <w:r>
-              <w:t xml:space="preserve">0.065</w:t>
-            </w:r>
-          </w:p>
-        </w:tc>
-        <w:tc>
-          <w:tcPr/>
-          <w:p>
-            <w:pPr>
-              <w:pStyle w:val="Compact"/>
-              <w:jc w:val="left"/>
-            </w:pPr>
-            <w:r>
-              <w:t xml:space="preserve">[0.020, 0.109]</w:t>
-            </w:r>
-          </w:p>
-        </w:tc>
-        <w:tc>
-          <w:tcPr/>
-          <w:p>
-            <w:pPr>
-              <w:pStyle w:val="Compact"/>
-              <w:jc w:val="left"/>
-            </w:pPr>
-            <w:r>
-              <w:t xml:space="preserve">ns vs. Group I (b = −0.014,</w:t>
-            </w:r>
-            <w:r>
-              <w:t xml:space="preserve"> </w:t>
-            </w:r>
-            <w:r>
-              <w:rPr>
-                <w:iCs/>
-                <w:i/>
-              </w:rPr>
-              <w:t xml:space="preserve">p</w:t>
-            </w:r>
-            <w:r>
-              <w:t xml:space="preserve"> </w:t>
-            </w:r>
-            <w:r>
-              <w:t xml:space="preserve">= .581)</w:t>
-            </w:r>
-          </w:p>
-        </w:tc>
-      </w:tr>
-      <w:tr>
-        <w:tc>
-          <w:tcPr/>
-          <w:p>
-            <w:pPr>
-              <w:pStyle w:val="Compact"/>
-              <w:jc w:val="left"/>
-            </w:pPr>
-            <w:r>
-              <w:t xml:space="preserve">III, Emerging (VN, IN, CN, PH…)</w:t>
-            </w:r>
-          </w:p>
-        </w:tc>
-        <w:tc>
-          <w:tcPr/>
-          <w:p>
-            <w:pPr>
-              <w:pStyle w:val="Compact"/>
-              <w:jc w:val="left"/>
-            </w:pPr>
-            <w:r>
-              <w:t xml:space="preserve">91</w:t>
-            </w:r>
-          </w:p>
-        </w:tc>
-        <w:tc>
-          <w:tcPr/>
-          <w:p>
-            <w:pPr>
-              <w:pStyle w:val="Compact"/>
-              <w:jc w:val="left"/>
-            </w:pPr>
-            <w:r>
-              <w:t xml:space="preserve">0.068</w:t>
-            </w:r>
-          </w:p>
-        </w:tc>
-        <w:tc>
-          <w:tcPr/>
-          <w:p>
-            <w:pPr>
-              <w:pStyle w:val="Compact"/>
-              <w:jc w:val="left"/>
-            </w:pPr>
-            <w:r>
-              <w:t xml:space="preserve">[0.044, 0.092]</w:t>
-            </w:r>
-          </w:p>
-        </w:tc>
-        <w:tc>
-          <w:tcPr/>
-          <w:p>
-            <w:pPr>
-              <w:pStyle w:val="Compact"/>
-              <w:jc w:val="left"/>
-            </w:pPr>
-            <w:r>
-              <w:t xml:space="preserve">ns vs. Group I (b = −0.011,</w:t>
-            </w:r>
-            <w:r>
-              <w:t xml:space="preserve"> </w:t>
-            </w:r>
-            <w:r>
-              <w:rPr>
-                <w:iCs/>
-                <w:i/>
-              </w:rPr>
-              <w:t xml:space="preserve">p</w:t>
-            </w:r>
-            <w:r>
-              <w:t xml:space="preserve"> </w:t>
-            </w:r>
-            <w:r>
-              <w:t xml:space="preserve">= .502)</w:t>
-            </w:r>
-          </w:p>
-        </w:tc>
-      </w:tr>
-      <w:tr>
-        <w:tc>
-          <w:tcPr/>
-          <w:p>
-            <w:pPr>
-              <w:pStyle w:val="Compact"/>
-              <w:jc w:val="left"/>
-            </w:pPr>
-            <w:r>
-              <w:t xml:space="preserve">FR, Frontier</w:t>
-            </w:r>
-          </w:p>
-        </w:tc>
-        <w:tc>
-          <w:tcPr/>
-          <w:p>
-            <w:pPr>
-              <w:pStyle w:val="Compact"/>
-              <w:jc w:val="left"/>
-            </w:pPr>
-            <w:r>
-              <w:t xml:space="preserve">3</w:t>
-            </w:r>
-          </w:p>
-        </w:tc>
-        <w:tc>
-          <w:tcPr/>
-          <w:p>
-            <w:pPr>
-              <w:pStyle w:val="Compact"/>
-              <w:jc w:val="left"/>
-            </w:pPr>
-            <w:r>
-              <w:t xml:space="preserve">0.349</w:t>
-            </w:r>
-          </w:p>
-        </w:tc>
-        <w:tc>
-          <w:tcPr/>
-          <w:p>
-            <w:pPr>
-              <w:pStyle w:val="Compact"/>
-              <w:jc w:val="left"/>
-            </w:pPr>
-            <w:r>
-              <w:t xml:space="preserve">[0.217, 0.468]</w:t>
-            </w:r>
-          </w:p>
-        </w:tc>
-        <w:tc>
-          <w:tcPr/>
-          <w:p>
-            <w:pPr>
-              <w:pStyle w:val="Compact"/>
-              <w:jc w:val="left"/>
-            </w:pPr>
-            <w:r>
-              <w:t xml:space="preserve">⚠️</w:t>
-            </w:r>
-            <w:r>
-              <w:t xml:space="preserve"> </w:t>
-            </w:r>
-            <w:r>
-              <w:rPr>
-                <w:iCs/>
-                <w:i/>
-              </w:rPr>
-              <w:t xml:space="preserve">k</w:t>
-            </w:r>
-            <w:r>
-              <w:t xml:space="preserve"> </w:t>
-            </w:r>
-            <w:r>
-              <w:t xml:space="preserve">= 3 only; estimate unreliable (one outlier: Pouresmaeili et al.,</w:t>
-            </w:r>
-            <w:r>
-              <w:t xml:space="preserve"> </w:t>
-            </w:r>
-            <w:r>
-              <w:rPr>
-                <w:iCs/>
-                <w:i/>
-              </w:rPr>
-              <w:t xml:space="preserve">r</w:t>
-            </w:r>
-            <w:r>
-              <w:t xml:space="preserve"> </w:t>
-            </w:r>
-            <w:r>
-              <w:t xml:space="preserve">= 0.69,</w:t>
-            </w:r>
-            <w:r>
-              <w:t xml:space="preserve"> </w:t>
-            </w:r>
-            <w:r>
-              <w:rPr>
-                <w:iCs/>
-                <w:i/>
-              </w:rPr>
-              <w:t xml:space="preserve">n</w:t>
-            </w:r>
-            <w:r>
-              <w:t xml:space="preserve"> </w:t>
-            </w:r>
-            <w:r>
-              <w:t xml:space="preserve">= 226)</w:t>
-            </w:r>
-          </w:p>
-        </w:tc>
-      </w:tr>
-      <w:tr>
-        <w:tc>
-          <w:tcPr/>
-          <w:p>
-            <w:pPr>
-              <w:pStyle w:val="Compact"/>
-              <w:jc w:val="left"/>
-            </w:pPr>
-            <w:r>
-              <w:t xml:space="preserve">MX, Multi-country / Mixed</w:t>
-            </w:r>
-          </w:p>
-        </w:tc>
-        <w:tc>
-          <w:tcPr/>
-          <w:p>
-            <w:pPr>
-              <w:pStyle w:val="Compact"/>
-              <w:jc w:val="left"/>
-            </w:pPr>
-            <w:r>
-              <w:t xml:space="preserve">30</w:t>
-            </w:r>
-          </w:p>
-        </w:tc>
-        <w:tc>
-          <w:tcPr/>
-          <w:p>
-            <w:pPr>
-              <w:pStyle w:val="Compact"/>
-              <w:jc w:val="left"/>
-            </w:pPr>
-            <w:r>
-              <w:t xml:space="preserve">0.053</w:t>
-            </w:r>
-          </w:p>
-        </w:tc>
-        <w:tc>
-          <w:tcPr/>
-          <w:p>
-            <w:pPr>
-              <w:pStyle w:val="Compact"/>
-              <w:jc w:val="left"/>
-            </w:pPr>
-            <w:r>
-              <w:t xml:space="preserve">[0.012, 0.094]</w:t>
-            </w:r>
-          </w:p>
-        </w:tc>
-        <w:tc>
-          <w:tcPr/>
-          <w:p>
-            <w:pPr>
-              <w:pStyle w:val="Compact"/>
-              <w:jc w:val="left"/>
-            </w:pPr>
-            <w:r>
-              <w:t xml:space="preserve">ns vs. Group I (b = −0.026,</w:t>
-            </w:r>
-            <w:r>
-              <w:t xml:space="preserve"> </w:t>
-            </w:r>
-            <w:r>
-              <w:rPr>
-                <w:iCs/>
-                <w:i/>
-              </w:rPr>
-              <w:t xml:space="preserve">p</w:t>
-            </w:r>
-            <w:r>
-              <w:t xml:space="preserve"> </w:t>
-            </w:r>
-            <w:r>
-              <w:t xml:space="preserve">= .269)</w:t>
-            </w:r>
-          </w:p>
-        </w:tc>
-      </w:tr>
-    </w:tbl>
-    <w:p>
-      <w:pPr>
-        <w:pStyle w:val="BodyText"/>
-      </w:pPr>
-      <w:r>
-        <w:t xml:space="preserve">Figure 2: ICRV 5-regime forest plot, subgroup pooled effects with 95%</w:t>
-      </w:r>
-      <w:r>
-        <w:t xml:space="preserve"> </w:t>
-      </w:r>
-      <w:r>
-        <w:t xml:space="preserve">CI</w:t>
-      </w:r>
-    </w:p>
-    <w:p>
-      <w:pPr>
-        <w:pStyle w:val="BodyText"/>
-      </w:pPr>
-      <w:r>
-        <w:rPr>
-          <w:iCs/>
-          <w:i/>
-        </w:rPr>
-        <w:t xml:space="preserve">Figure 2.</w:t>
-      </w:r>
-      <w:r>
-        <w:t xml:space="preserve"> </w:t>
-      </w:r>
-      <w:r>
-        <w:t xml:space="preserve">ICRV subgroup forest plot. Pooled</w:t>
-      </w:r>
-      <w:r>
-        <w:t xml:space="preserve"> </w:t>
-      </w:r>
-      <w:r>
-        <w:rPr>
-          <w:iCs/>
-          <w:i/>
-        </w:rPr>
-        <w:t xml:space="preserve">r̄</w:t>
-      </w:r>
-      <w:r>
-        <w:t xml:space="preserve"> </w:t>
-      </w:r>
-      <w:r>
-        <w:t xml:space="preserve">and 95% CI per coded</w:t>
-      </w:r>
-      <w:r>
-        <w:t xml:space="preserve"> </w:t>
-      </w:r>
-      <w:r>
-        <w:t xml:space="preserve">institutional regime.</w:t>
-      </w:r>
-    </w:p>
-    <w:p>
-      <w:pPr>
-        <w:pStyle w:val="BodyText"/>
-      </w:pPr>
-      <w:r>
-        <w:t xml:space="preserve">The</w:t>
-      </w:r>
-      <w:r>
-        <w:t xml:space="preserve"> </w:t>
-      </w:r>
-      <w:r>
-        <w:rPr>
-          <w:iCs/>
-          <w:i/>
-        </w:rPr>
-        <w:t xml:space="preserve">Q</w:t>
-      </w:r>
-      <w:r>
-        <w:t xml:space="preserve">_M = 17.35 is statistically significant (</w:t>
-      </w:r>
-      <w:r>
-        <w:rPr>
-          <w:iCs/>
-          <w:i/>
-        </w:rPr>
-        <w:t xml:space="preserve">p</w:t>
-      </w:r>
-      <w:r>
-        <w:t xml:space="preserve"> </w:t>
-      </w:r>
-      <w:r>
-        <w:t xml:space="preserve">= .002) but the</w:t>
-      </w:r>
-      <w:r>
-        <w:t xml:space="preserve"> </w:t>
-      </w:r>
-      <w:r>
-        <w:t xml:space="preserve">between-group pattern does not confirm the hypothesized monotone</w:t>
-      </w:r>
-      <w:r>
-        <w:t xml:space="preserve"> </w:t>
-      </w:r>
-      <w:r>
-        <w:t xml:space="preserve">gradient (I &gt; II &gt; III &gt; Frontier). Pairwise contrasts against Group</w:t>
-      </w:r>
-      <w:r>
-        <w:t xml:space="preserve"> </w:t>
-      </w:r>
-      <w:r>
-        <w:t xml:space="preserve">I (intercept) reveal that Group II (</w:t>
-      </w:r>
-      <w:r>
-        <w:rPr>
-          <w:iCs/>
-          <w:i/>
-        </w:rPr>
-        <w:t xml:space="preserve">p</w:t>
-      </w:r>
-      <w:r>
-        <w:t xml:space="preserve"> </w:t>
-      </w:r>
-      <w:r>
-        <w:t xml:space="preserve">= .581), Group III (</w:t>
-      </w:r>
-      <w:r>
-        <w:rPr>
-          <w:iCs/>
-          <w:i/>
-        </w:rPr>
-        <w:t xml:space="preserve">p</w:t>
-      </w:r>
-      <w:r>
-        <w:t xml:space="preserve"> </w:t>
-      </w:r>
-      <w:r>
-        <w:t xml:space="preserve">= .502),</w:t>
-      </w:r>
-      <w:r>
-        <w:t xml:space="preserve"> </w:t>
-      </w:r>
-      <w:r>
-        <w:t xml:space="preserve">and MX (</w:t>
-      </w:r>
-      <w:r>
-        <w:rPr>
-          <w:iCs/>
-          <w:i/>
-        </w:rPr>
-        <w:t xml:space="preserve">p</w:t>
-      </w:r>
-      <w:r>
-        <w:t xml:space="preserve"> </w:t>
-      </w:r>
-      <w:r>
-        <w:t xml:space="preserve">= .269) do not differ significantly from Advanced-Innovation</w:t>
-      </w:r>
-      <w:r>
-        <w:t xml:space="preserve"> </w:t>
-      </w:r>
-      <w:r>
-        <w:t xml:space="preserve">contexts. The only significant contrast is Group I vs. Frontier (b =</w:t>
-      </w:r>
-      <w:r>
-        <w:t xml:space="preserve"> </w:t>
-      </w:r>
-      <w:r>
-        <w:t xml:space="preserve">+0.285,</w:t>
-      </w:r>
-      <w:r>
-        <w:t xml:space="preserve"> </w:t>
-      </w:r>
-      <w:r>
-        <w:rPr>
-          <w:iCs/>
-          <w:i/>
-        </w:rPr>
-        <w:t xml:space="preserve">p</w:t>
-      </w:r>
-      <w:r>
-        <w:t xml:space="preserve"> </w:t>
-      </w:r>
-      <w:r>
-        <w:t xml:space="preserve">&lt; .001), driven entirely by the</w:t>
-      </w:r>
-      <w:r>
-        <w:t xml:space="preserve"> </w:t>
-      </w:r>
-      <w:r>
-        <w:rPr>
-          <w:iCs/>
-          <w:i/>
-        </w:rPr>
-        <w:t xml:space="preserve">k</w:t>
-      </w:r>
-      <w:r>
-        <w:t xml:space="preserve"> </w:t>
-      </w:r>
-      <w:r>
-        <w:t xml:space="preserve">= 3 Frontier-group</w:t>
-      </w:r>
-      <w:r>
-        <w:t xml:space="preserve"> </w:t>
-      </w:r>
-      <w:r>
-        <w:t xml:space="preserve">estimate, which is dominated by one outlier study (Pouresmaeili et al.,</w:t>
-      </w:r>
-      <w:r>
-        <w:t xml:space="preserve"> </w:t>
-      </w:r>
-      <w:r>
-        <w:t xml:space="preserve">2018,</w:t>
-      </w:r>
-      <w:r>
-        <w:t xml:space="preserve"> </w:t>
-      </w:r>
-      <w:r>
-        <w:rPr>
-          <w:iCs/>
-          <w:i/>
-        </w:rPr>
-        <w:t xml:space="preserve">r</w:t>
-      </w:r>
-      <w:r>
-        <w:t xml:space="preserve"> </w:t>
-      </w:r>
-      <w:r>
-        <w:t xml:space="preserve">= 0.69). Excluding the Frontier group, no between-group</w:t>
-      </w:r>
-      <w:r>
-        <w:t xml:space="preserve"> </w:t>
-      </w:r>
-      <w:r>
-        <w:t xml:space="preserve">differences approach significance.</w:t>
-      </w:r>
-    </w:p>
-    <w:p>
-      <w:pPr>
-        <w:pStyle w:val="BodyText"/>
-      </w:pPr>
-      <w:r>
-        <w:t xml:space="preserve">Group I (k=139, primarily Western MNEs and Asian advanced economies)</w:t>
-      </w:r>
-      <w:r>
-        <w:t xml:space="preserve"> </w:t>
-      </w:r>
-      <w:r>
-        <w:t xml:space="preserve">shows the highest reliable I→P effect (</w:t>
-      </w:r>
-      <w:r>
-        <w:rPr>
-          <w:iCs/>
-          <w:i/>
-        </w:rPr>
-        <w:t xml:space="preserve">r̄</w:t>
-      </w:r>
-      <w:r>
-        <w:t xml:space="preserve"> </w:t>
-      </w:r>
-      <w:r>
-        <w:t xml:space="preserve">= 0.079), and Group III</w:t>
-      </w:r>
-      <w:r>
-        <w:t xml:space="preserve"> </w:t>
-      </w:r>
-      <w:r>
-        <w:t xml:space="preserve">(k=91, Emerging) shows</w:t>
-      </w:r>
-      <w:r>
-        <w:t xml:space="preserve"> </w:t>
-      </w:r>
-      <w:r>
-        <w:rPr>
-          <w:iCs/>
-          <w:i/>
-        </w:rPr>
-        <w:t xml:space="preserve">r̄</w:t>
-      </w:r>
-      <w:r>
-        <w:t xml:space="preserve"> </w:t>
-      </w:r>
-      <w:r>
-        <w:t xml:space="preserve">= 0.068, a difference of 0.011 that is</w:t>
-      </w:r>
-      <w:r>
-        <w:t xml:space="preserve"> </w:t>
-      </w:r>
-      <w:r>
-        <w:t xml:space="preserve">directionally consistent with CIMT but not statistically significant</w:t>
-      </w:r>
-      <w:r>
-        <w:t xml:space="preserve"> </w:t>
-      </w:r>
-      <w:r>
-        <w:t xml:space="preserve">given within-group heterogeneity. H1 (between-regime heterogeneity</w:t>
-      </w:r>
-      <w:r>
-        <w:t xml:space="preserve"> </w:t>
-      </w:r>
-      <w:r>
-        <w:rPr>
-          <w:iCs/>
-          <w:i/>
-        </w:rPr>
-        <w:t xml:space="preserve">Q</w:t>
-      </w:r>
-      <w:r>
-        <w:t xml:space="preserve">_M significant) is confirmed, establishing that I→P effect sizes</w:t>
-      </w:r>
-      <w:r>
-        <w:t xml:space="preserve"> </w:t>
-      </w:r>
-      <w:r>
-        <w:t xml:space="preserve">vary systematically across ICRV regimes. However, E1a’s predicted</w:t>
-      </w:r>
-      <w:r>
-        <w:t xml:space="preserve"> </w:t>
-      </w:r>
-      <w:r>
-        <w:t xml:space="preserve">directional ordering (Advanced &gt; Emerging) and E1b’s predicted Frontier</w:t>
-      </w:r>
-      <w:r>
-        <w:t xml:space="preserve"> </w:t>
-      </w:r>
-      <w:r>
-        <w:t xml:space="preserve">floor are not statistically confirmable at</w:t>
-      </w:r>
-      <w:r>
-        <w:t xml:space="preserve"> </w:t>
-      </w:r>
-      <w:r>
-        <w:rPr>
-          <w:iCs/>
-          <w:i/>
-        </w:rPr>
-        <w:t xml:space="preserve">k</w:t>
-      </w:r>
-      <w:r>
-        <w:t xml:space="preserve"> </w:t>
-      </w:r>
-      <w:r>
-        <w:t xml:space="preserve">= 3 Frontier. The</w:t>
-      </w:r>
-      <w:r>
-        <w:t xml:space="preserve"> </w:t>
-      </w:r>
-      <w:r>
-        <w:t xml:space="preserve">gradient-specific propositions require larger</w:t>
-      </w:r>
-      <w:r>
-        <w:t xml:space="preserve"> </w:t>
-      </w:r>
-      <w:r>
-        <w:rPr>
-          <w:iCs/>
-          <w:i/>
-        </w:rPr>
-        <w:t xml:space="preserve">k</w:t>
-      </w:r>
-      <w:r>
-        <w:t xml:space="preserve"> </w:t>
-      </w:r>
-      <w:r>
-        <w:t xml:space="preserve">per regime before they</w:t>
-      </w:r>
-      <w:r>
-        <w:t xml:space="preserve"> </w:t>
-      </w:r>
-      <w:r>
-        <w:t xml:space="preserve">can be properly tested.</w:t>
-      </w:r>
-    </w:p>
-    <w:bookmarkEnd w:id="38"/>
-    <w:bookmarkStart w:id="39" w:name="cdai-moderation-h3"/>
-    <w:p>
-      <w:pPr>
-        <w:pStyle w:val="Heading3"/>
-      </w:pPr>
-      <w:r>
-        <w:t xml:space="preserve">4.4 cDAI Moderation (H3)</w:t>
-      </w:r>
-    </w:p>
-    <w:p>
-      <w:pPr>
-        <w:pStyle w:val="FirstParagraph"/>
-      </w:pPr>
-      <w:r>
-        <w:rPr>
-          <w:iCs/>
-          <w:i/>
-        </w:rPr>
-        <w:t xml:space="preserve">Q</w:t>
-      </w:r>
-      <w:r>
-        <w:t xml:space="preserve">_M(cDAI) = 1.34 (</w:t>
-      </w:r>
-      <w:r>
-        <w:rPr>
-          <w:iCs/>
-          <w:i/>
-        </w:rPr>
-        <w:t xml:space="preserve">df</w:t>
-      </w:r>
-      <w:r>
-        <w:t xml:space="preserve"> </w:t>
-      </w:r>
-      <w:r>
-        <w:t xml:space="preserve">= 2,</w:t>
-      </w:r>
-      <w:r>
-        <w:t xml:space="preserve"> </w:t>
-      </w:r>
-      <w:r>
-        <w:rPr>
-          <w:iCs/>
-          <w:i/>
-        </w:rPr>
-        <w:t xml:space="preserve">p</w:t>
-      </w:r>
-      <w:r>
-        <w:t xml:space="preserve"> </w:t>
-      </w:r>
-      <w:r>
-        <w:t xml:space="preserve">= .513). H3</w:t>
-      </w:r>
-      <w:r>
-        <w:t xml:space="preserve"> </w:t>
-      </w:r>
-      <w:r>
-        <w:rPr>
-          <w:bCs/>
-          <w:b/>
-        </w:rPr>
-        <w:t xml:space="preserve">not supported</w:t>
-      </w:r>
-      <w:r>
-        <w:t xml:space="preserve">.</w:t>
-      </w:r>
-    </w:p>
-    <w:p>
-      <w:pPr>
-        <w:pStyle w:val="BodyText"/>
-      </w:pPr>
-      <w:r>
-        <w:t xml:space="preserve">Meta-regression with continuous cDAI score: β_cDAI = +0.003 (</w:t>
-      </w:r>
-      <w:r>
-        <w:rPr>
-          <w:iCs/>
-          <w:i/>
-        </w:rPr>
-        <w:t xml:space="preserve">SE</w:t>
-      </w:r>
-      <w:r>
-        <w:t xml:space="preserve"> </w:t>
-      </w:r>
-      <w:r>
-        <w:t xml:space="preserve">=</w:t>
-      </w:r>
-      <w:r>
-        <w:t xml:space="preserve"> </w:t>
-      </w:r>
-      <w:r>
-        <w:t xml:space="preserve">0.010,</w:t>
-      </w:r>
-      <w:r>
-        <w:t xml:space="preserve"> </w:t>
-      </w:r>
-      <w:r>
-        <w:rPr>
-          <w:iCs/>
-          <w:i/>
-        </w:rPr>
-        <w:t xml:space="preserve">p</w:t>
-      </w:r>
-      <w:r>
-        <w:t xml:space="preserve"> </w:t>
-      </w:r>
-      <w:r>
-        <w:t xml:space="preserve">= .744). Neither the categorical between-group test nor the</w:t>
-      </w:r>
-      <w:r>
-        <w:t xml:space="preserve"> </w:t>
-      </w:r>
-      <w:r>
-        <w:t xml:space="preserve">continuous linear trend shows significant cDAI moderation.</w:t>
-      </w:r>
-    </w:p>
-    <w:p>
-      <w:pPr>
-        <w:pStyle w:val="BodyText"/>
-      </w:pPr>
-      <w:r>
-        <w:rPr>
-          <w:bCs/>
-          <w:b/>
-        </w:rPr>
-        <w:t xml:space="preserve">Table 4.2, cDAI subgroup</w:t>
-      </w:r>
-      <w:r>
-        <w:t xml:space="preserve"> </w:t>
-      </w:r>
-      <w:r>
-        <w:rPr>
-          <w:iCs/>
-          <w:i/>
-        </w:rPr>
-        <w:t xml:space="preserve">(actual MARA output)</w:t>
       </w:r>
     </w:p>
     <w:tbl>
@@ -6431,7 +5389,7 @@
               <w:jc w:val="left"/>
             </w:pPr>
             <w:r>
-              <w:t xml:space="preserve">cDAI Group</w:t>
+              <w:t xml:space="preserve">Regime</w:t>
             </w:r>
           </w:p>
         </w:tc>
@@ -6487,7 +5445,7 @@
               <w:jc w:val="left"/>
             </w:pPr>
             <w:r>
-              <w:t xml:space="preserve">Δ vs. Low</w:t>
+              <w:t xml:space="preserve">Note</w:t>
             </w:r>
           </w:p>
         </w:tc>
@@ -6501,55 +5459,55 @@
               <w:jc w:val="left"/>
             </w:pPr>
             <w:r>
-              <w:t xml:space="preserve">Low</w:t>
-            </w:r>
-          </w:p>
-        </w:tc>
-        <w:tc>
-          <w:tcPr/>
-          <w:p>
-            <w:pPr>
-              <w:pStyle w:val="Compact"/>
-              <w:jc w:val="left"/>
-            </w:pPr>
-            <w:r>
-              <w:t xml:space="preserve">174</w:t>
-            </w:r>
-          </w:p>
-        </w:tc>
-        <w:tc>
-          <w:tcPr/>
-          <w:p>
-            <w:pPr>
-              <w:pStyle w:val="Compact"/>
-              <w:jc w:val="left"/>
-            </w:pPr>
-            <w:r>
-              <w:t xml:space="preserve">0.075</w:t>
-            </w:r>
-          </w:p>
-        </w:tc>
-        <w:tc>
-          <w:tcPr/>
-          <w:p>
-            <w:pPr>
-              <w:pStyle w:val="Compact"/>
-              <w:jc w:val="left"/>
-            </w:pPr>
-            <w:r>
-              <w:t xml:space="preserve">[0.056, 0.094]</w:t>
-            </w:r>
-          </w:p>
-        </w:tc>
-        <w:tc>
-          <w:tcPr/>
-          <w:p>
-            <w:pPr>
-              <w:pStyle w:val="Compact"/>
-              <w:jc w:val="left"/>
-            </w:pPr>
-            <w:r>
-              <w:t xml:space="preserve">,</w:t>
+              <w:t xml:space="preserve">I, Advanced-Innovation (SG, HK, KR, JP, UK, US…)</w:t>
+            </w:r>
+          </w:p>
+        </w:tc>
+        <w:tc>
+          <w:tcPr/>
+          <w:p>
+            <w:pPr>
+              <w:pStyle w:val="Compact"/>
+              <w:jc w:val="left"/>
+            </w:pPr>
+            <w:r>
+              <w:t xml:space="preserve">139</w:t>
+            </w:r>
+          </w:p>
+        </w:tc>
+        <w:tc>
+          <w:tcPr/>
+          <w:p>
+            <w:pPr>
+              <w:pStyle w:val="Compact"/>
+              <w:jc w:val="left"/>
+            </w:pPr>
+            <w:r>
+              <w:t xml:space="preserve">0.079</w:t>
+            </w:r>
+          </w:p>
+        </w:tc>
+        <w:tc>
+          <w:tcPr/>
+          <w:p>
+            <w:pPr>
+              <w:pStyle w:val="Compact"/>
+              <w:jc w:val="left"/>
+            </w:pPr>
+            <w:r>
+              <w:t xml:space="preserve">[0.058, 0.099]</w:t>
+            </w:r>
+          </w:p>
+        </w:tc>
+        <w:tc>
+          <w:tcPr/>
+          <w:p>
+            <w:pPr>
+              <w:pStyle w:val="Compact"/>
+              <w:jc w:val="left"/>
+            </w:pPr>
+            <w:r>
+              <w:t xml:space="preserve">Largest group; broadly consistent with H1</w:t>
             </w:r>
           </w:p>
         </w:tc>
@@ -6563,55 +5521,55 @@
               <w:jc w:val="left"/>
             </w:pPr>
             <w:r>
-              <w:t xml:space="preserve">Medium</w:t>
-            </w:r>
-          </w:p>
-        </w:tc>
-        <w:tc>
-          <w:tcPr/>
-          <w:p>
-            <w:pPr>
-              <w:pStyle w:val="Compact"/>
-              <w:jc w:val="left"/>
-            </w:pPr>
-            <w:r>
-              <w:t xml:space="preserve">76</w:t>
-            </w:r>
-          </w:p>
-        </w:tc>
-        <w:tc>
-          <w:tcPr/>
-          <w:p>
-            <w:pPr>
-              <w:pStyle w:val="Compact"/>
-              <w:jc w:val="left"/>
-            </w:pPr>
-            <w:r>
-              <w:t xml:space="preserve">0.063</w:t>
-            </w:r>
-          </w:p>
-        </w:tc>
-        <w:tc>
-          <w:tcPr/>
-          <w:p>
-            <w:pPr>
-              <w:pStyle w:val="Compact"/>
-              <w:jc w:val="left"/>
-            </w:pPr>
-            <w:r>
-              <w:t xml:space="preserve">[0.036, 0.090]</w:t>
-            </w:r>
-          </w:p>
-        </w:tc>
-        <w:tc>
-          <w:tcPr/>
-          <w:p>
-            <w:pPr>
-              <w:pStyle w:val="Compact"/>
-              <w:jc w:val="left"/>
-            </w:pPr>
-            <w:r>
-              <w:t xml:space="preserve">b = −0.012,</w:t>
+              <w:t xml:space="preserve">II, Upper-middle</w:t>
+            </w:r>
+          </w:p>
+        </w:tc>
+        <w:tc>
+          <w:tcPr/>
+          <w:p>
+            <w:pPr>
+              <w:pStyle w:val="Compact"/>
+              <w:jc w:val="left"/>
+            </w:pPr>
+            <w:r>
+              <w:t xml:space="preserve">25</w:t>
+            </w:r>
+          </w:p>
+        </w:tc>
+        <w:tc>
+          <w:tcPr/>
+          <w:p>
+            <w:pPr>
+              <w:pStyle w:val="Compact"/>
+              <w:jc w:val="left"/>
+            </w:pPr>
+            <w:r>
+              <w:t xml:space="preserve">0.065</w:t>
+            </w:r>
+          </w:p>
+        </w:tc>
+        <w:tc>
+          <w:tcPr/>
+          <w:p>
+            <w:pPr>
+              <w:pStyle w:val="Compact"/>
+              <w:jc w:val="left"/>
+            </w:pPr>
+            <w:r>
+              <w:t xml:space="preserve">[0.020, 0.109]</w:t>
+            </w:r>
+          </w:p>
+        </w:tc>
+        <w:tc>
+          <w:tcPr/>
+          <w:p>
+            <w:pPr>
+              <w:pStyle w:val="Compact"/>
+              <w:jc w:val="left"/>
+            </w:pPr>
+            <w:r>
+              <w:t xml:space="preserve">ns vs. Group I (b = −0.014,</w:t>
             </w:r>
             <w:r>
               <w:t xml:space="preserve"> </w:t>
@@ -6627,7 +5585,7 @@
               <w:t xml:space="preserve"> </w:t>
             </w:r>
             <w:r>
-              <w:t xml:space="preserve">= .489</w:t>
+              <w:t xml:space="preserve">= .581)</w:t>
             </w:r>
           </w:p>
         </w:tc>
@@ -6641,55 +5599,55 @@
               <w:jc w:val="left"/>
             </w:pPr>
             <w:r>
-              <w:t xml:space="preserve">High</w:t>
-            </w:r>
-          </w:p>
-        </w:tc>
-        <w:tc>
-          <w:tcPr/>
-          <w:p>
-            <w:pPr>
-              <w:pStyle w:val="Compact"/>
-              <w:jc w:val="left"/>
-            </w:pPr>
-            <w:r>
-              <w:t xml:space="preserve">38</w:t>
-            </w:r>
-          </w:p>
-        </w:tc>
-        <w:tc>
-          <w:tcPr/>
-          <w:p>
-            <w:pPr>
-              <w:pStyle w:val="Compact"/>
-              <w:jc w:val="left"/>
-            </w:pPr>
-            <w:r>
-              <w:t xml:space="preserve">0.091</w:t>
-            </w:r>
-          </w:p>
-        </w:tc>
-        <w:tc>
-          <w:tcPr/>
-          <w:p>
-            <w:pPr>
-              <w:pStyle w:val="Compact"/>
-              <w:jc w:val="left"/>
-            </w:pPr>
-            <w:r>
-              <w:t xml:space="preserve">[0.052, 0.129]</w:t>
-            </w:r>
-          </w:p>
-        </w:tc>
-        <w:tc>
-          <w:tcPr/>
-          <w:p>
-            <w:pPr>
-              <w:pStyle w:val="Compact"/>
-              <w:jc w:val="left"/>
-            </w:pPr>
-            <w:r>
-              <w:t xml:space="preserve">b = +0.016,</w:t>
+              <w:t xml:space="preserve">III, Emerging (VN, IN, CN, PH…)</w:t>
+            </w:r>
+          </w:p>
+        </w:tc>
+        <w:tc>
+          <w:tcPr/>
+          <w:p>
+            <w:pPr>
+              <w:pStyle w:val="Compact"/>
+              <w:jc w:val="left"/>
+            </w:pPr>
+            <w:r>
+              <w:t xml:space="preserve">91</w:t>
+            </w:r>
+          </w:p>
+        </w:tc>
+        <w:tc>
+          <w:tcPr/>
+          <w:p>
+            <w:pPr>
+              <w:pStyle w:val="Compact"/>
+              <w:jc w:val="left"/>
+            </w:pPr>
+            <w:r>
+              <w:t xml:space="preserve">0.068</w:t>
+            </w:r>
+          </w:p>
+        </w:tc>
+        <w:tc>
+          <w:tcPr/>
+          <w:p>
+            <w:pPr>
+              <w:pStyle w:val="Compact"/>
+              <w:jc w:val="left"/>
+            </w:pPr>
+            <w:r>
+              <w:t xml:space="preserve">[0.044, 0.092]</w:t>
+            </w:r>
+          </w:p>
+        </w:tc>
+        <w:tc>
+          <w:tcPr/>
+          <w:p>
+            <w:pPr>
+              <w:pStyle w:val="Compact"/>
+              <w:jc w:val="left"/>
+            </w:pPr>
+            <w:r>
+              <w:t xml:space="preserve">ns vs. Group I (b = −0.011,</w:t>
             </w:r>
             <w:r>
               <w:t xml:space="preserve"> </w:t>
@@ -6705,7 +5663,195 @@
               <w:t xml:space="preserve"> </w:t>
             </w:r>
             <w:r>
-              <w:t xml:space="preserve">= .469</w:t>
+              <w:t xml:space="preserve">= .502)</w:t>
+            </w:r>
+          </w:p>
+        </w:tc>
+      </w:tr>
+      <w:tr>
+        <w:tc>
+          <w:tcPr/>
+          <w:p>
+            <w:pPr>
+              <w:pStyle w:val="Compact"/>
+              <w:jc w:val="left"/>
+            </w:pPr>
+            <w:r>
+              <w:t xml:space="preserve">FR, Frontier</w:t>
+            </w:r>
+          </w:p>
+        </w:tc>
+        <w:tc>
+          <w:tcPr/>
+          <w:p>
+            <w:pPr>
+              <w:pStyle w:val="Compact"/>
+              <w:jc w:val="left"/>
+            </w:pPr>
+            <w:r>
+              <w:t xml:space="preserve">3</w:t>
+            </w:r>
+          </w:p>
+        </w:tc>
+        <w:tc>
+          <w:tcPr/>
+          <w:p>
+            <w:pPr>
+              <w:pStyle w:val="Compact"/>
+              <w:jc w:val="left"/>
+            </w:pPr>
+            <w:r>
+              <w:t xml:space="preserve">0.349</w:t>
+            </w:r>
+          </w:p>
+        </w:tc>
+        <w:tc>
+          <w:tcPr/>
+          <w:p>
+            <w:pPr>
+              <w:pStyle w:val="Compact"/>
+              <w:jc w:val="left"/>
+            </w:pPr>
+            <w:r>
+              <w:t xml:space="preserve">[0.217, 0.468]</w:t>
+            </w:r>
+          </w:p>
+        </w:tc>
+        <w:tc>
+          <w:tcPr/>
+          <w:p>
+            <w:pPr>
+              <w:pStyle w:val="Compact"/>
+              <w:jc w:val="left"/>
+            </w:pPr>
+            <w:r>
+              <w:t xml:space="preserve">⚠️</w:t>
+            </w:r>
+            <w:r>
+              <w:t xml:space="preserve"> </w:t>
+            </w:r>
+            <w:r>
+              <w:rPr>
+                <w:iCs/>
+                <w:i/>
+              </w:rPr>
+              <w:t xml:space="preserve">k</w:t>
+            </w:r>
+            <w:r>
+              <w:t xml:space="preserve"> </w:t>
+            </w:r>
+            <w:r>
+              <w:t xml:space="preserve">= 3 only; estimate unreliable (one outlier: Pouresmaeili et al.,</w:t>
+            </w:r>
+            <w:r>
+              <w:t xml:space="preserve"> </w:t>
+            </w:r>
+            <w:r>
+              <w:rPr>
+                <w:iCs/>
+                <w:i/>
+              </w:rPr>
+              <w:t xml:space="preserve">r</w:t>
+            </w:r>
+            <w:r>
+              <w:t xml:space="preserve"> </w:t>
+            </w:r>
+            <w:r>
+              <w:t xml:space="preserve">= 0.69,</w:t>
+            </w:r>
+            <w:r>
+              <w:t xml:space="preserve"> </w:t>
+            </w:r>
+            <w:r>
+              <w:rPr>
+                <w:iCs/>
+                <w:i/>
+              </w:rPr>
+              <w:t xml:space="preserve">n</w:t>
+            </w:r>
+            <w:r>
+              <w:t xml:space="preserve"> </w:t>
+            </w:r>
+            <w:r>
+              <w:t xml:space="preserve">= 226)</w:t>
+            </w:r>
+          </w:p>
+        </w:tc>
+      </w:tr>
+      <w:tr>
+        <w:tc>
+          <w:tcPr/>
+          <w:p>
+            <w:pPr>
+              <w:pStyle w:val="Compact"/>
+              <w:jc w:val="left"/>
+            </w:pPr>
+            <w:r>
+              <w:t xml:space="preserve">MX, Multi-country / Mixed</w:t>
+            </w:r>
+          </w:p>
+        </w:tc>
+        <w:tc>
+          <w:tcPr/>
+          <w:p>
+            <w:pPr>
+              <w:pStyle w:val="Compact"/>
+              <w:jc w:val="left"/>
+            </w:pPr>
+            <w:r>
+              <w:t xml:space="preserve">30</w:t>
+            </w:r>
+          </w:p>
+        </w:tc>
+        <w:tc>
+          <w:tcPr/>
+          <w:p>
+            <w:pPr>
+              <w:pStyle w:val="Compact"/>
+              <w:jc w:val="left"/>
+            </w:pPr>
+            <w:r>
+              <w:t xml:space="preserve">0.053</w:t>
+            </w:r>
+          </w:p>
+        </w:tc>
+        <w:tc>
+          <w:tcPr/>
+          <w:p>
+            <w:pPr>
+              <w:pStyle w:val="Compact"/>
+              <w:jc w:val="left"/>
+            </w:pPr>
+            <w:r>
+              <w:t xml:space="preserve">[0.012, 0.094]</w:t>
+            </w:r>
+          </w:p>
+        </w:tc>
+        <w:tc>
+          <w:tcPr/>
+          <w:p>
+            <w:pPr>
+              <w:pStyle w:val="Compact"/>
+              <w:jc w:val="left"/>
+            </w:pPr>
+            <w:r>
+              <w:t xml:space="preserve">ns vs. Group I (b = −0.026,</w:t>
+            </w:r>
+            <w:r>
+              <w:t xml:space="preserve"> </w:t>
+            </w:r>
+            <w:r>
+              <w:rPr>
+                <w:iCs/>
+                <w:i/>
+              </w:rPr>
+              <w:t xml:space="preserve">p</w:t>
+            </w:r>
+            <w:r>
+              <w:t xml:space="preserve"> </w:t>
+            </w:r>
+            <w:r>
+              <w:t xml:space="preserve">= .269)</w:t>
             </w:r>
           </w:p>
         </w:tc>
@@ -6716,7 +5862,74 @@
         <w:pStyle w:val="BodyText"/>
       </w:pPr>
       <w:r>
-        <w:t xml:space="preserve">The three cDAI subgroup means are all significantly positive (</w:t>
+        <w:t xml:space="preserve">Figure 2: ICRV 5-regime forest plot, subgroup pooled effects with 95%</w:t>
+      </w:r>
+      <w:r>
+        <w:t xml:space="preserve"> </w:t>
+      </w:r>
+      <w:r>
+        <w:t xml:space="preserve">CI</w:t>
+      </w:r>
+    </w:p>
+    <w:p>
+      <w:pPr>
+        <w:pStyle w:val="BodyText"/>
+      </w:pPr>
+      <w:r>
+        <w:rPr>
+          <w:iCs/>
+          <w:i/>
+        </w:rPr>
+        <w:t xml:space="preserve">Figure 2.</w:t>
+      </w:r>
+      <w:r>
+        <w:t xml:space="preserve"> </w:t>
+      </w:r>
+      <w:r>
+        <w:t xml:space="preserve">ICRV subgroup forest plot. Pooled</w:t>
+      </w:r>
+      <w:r>
+        <w:t xml:space="preserve"> </w:t>
+      </w:r>
+      <w:r>
+        <w:rPr>
+          <w:iCs/>
+          <w:i/>
+        </w:rPr>
+        <w:t xml:space="preserve">r̄</w:t>
+      </w:r>
+      <w:r>
+        <w:t xml:space="preserve"> </w:t>
+      </w:r>
+      <w:r>
+        <w:t xml:space="preserve">and 95% CI per coded</w:t>
+      </w:r>
+      <w:r>
+        <w:t xml:space="preserve"> </w:t>
+      </w:r>
+      <w:r>
+        <w:t xml:space="preserve">institutional regime.</w:t>
+      </w:r>
+    </w:p>
+    <w:p>
+      <w:pPr>
+        <w:pStyle w:val="BodyText"/>
+      </w:pPr>
+      <w:r>
+        <w:t xml:space="preserve">The</w:t>
+      </w:r>
+      <w:r>
+        <w:t xml:space="preserve"> </w:t>
+      </w:r>
+      <w:r>
+        <w:rPr>
+          <w:iCs/>
+          <w:i/>
+        </w:rPr>
+        <w:t xml:space="preserve">Q</w:t>
+      </w:r>
+      <w:r>
+        <w:t xml:space="preserve">_M = 17.35 is statistically significant (</w:t>
       </w:r>
       <w:r>
         <w:rPr>
@@ -6729,55 +5942,98 @@
         <w:t xml:space="preserve"> </w:t>
       </w:r>
       <w:r>
-        <w:t xml:space="preserve">&lt;</w:t>
-      </w:r>
-      <w:r>
-        <w:t xml:space="preserve"> </w:t>
-      </w:r>
-      <w:r>
-        <w:t xml:space="preserve">.001) but do not differ significantly from each other. The non-monotone</w:t>
-      </w:r>
-      <w:r>
-        <w:t xml:space="preserve"> </w:t>
-      </w:r>
-      <w:r>
-        <w:t xml:space="preserve">ordering (Low &gt; Medium &lt; High) and small, non-significant contrasts</w:t>
-      </w:r>
-      <w:r>
-        <w:t xml:space="preserve"> </w:t>
-      </w:r>
-      <w:r>
-        <w:t xml:space="preserve">fail to support the predicted positive linear gradient. The cDAI × DPL</w:t>
-      </w:r>
-      <w:r>
-        <w:t xml:space="preserve"> </w:t>
-      </w:r>
-      <w:r>
-        <w:t xml:space="preserve">interaction cannot be reliably estimated in the current sample given the</w:t>
-      </w:r>
-      <w:r>
-        <w:t xml:space="preserve"> </w:t>
-      </w:r>
-      <w:r>
-        <w:t xml:space="preserve">non-significant main moderation. H3 is not supported: country-level</w:t>
-      </w:r>
-      <w:r>
-        <w:t xml:space="preserve"> </w:t>
-      </w:r>
-      <w:r>
-        <w:t xml:space="preserve">digital adoption (cDAI, measured via World Bank DAI / ITU Digital</w:t>
-      </w:r>
-      <w:r>
-        <w:t xml:space="preserve"> </w:t>
-      </w:r>
-      <w:r>
-        <w:t xml:space="preserve">Development Index) does not significantly amplify the pooled I→P effect</w:t>
-      </w:r>
-      <w:r>
-        <w:t xml:space="preserve"> </w:t>
-      </w:r>
-      <w:r>
-        <w:t xml:space="preserve">in this</w:t>
+        <w:t xml:space="preserve">= .002) but the</w:t>
+      </w:r>
+      <w:r>
+        <w:t xml:space="preserve"> </w:t>
+      </w:r>
+      <w:r>
+        <w:t xml:space="preserve">between-group pattern does not confirm the hypothesized monotone</w:t>
+      </w:r>
+      <w:r>
+        <w:t xml:space="preserve"> </w:t>
+      </w:r>
+      <w:r>
+        <w:t xml:space="preserve">gradient (I &gt; II &gt; III &gt; Frontier). Pairwise contrasts against Group</w:t>
+      </w:r>
+      <w:r>
+        <w:t xml:space="preserve"> </w:t>
+      </w:r>
+      <w:r>
+        <w:t xml:space="preserve">I (intercept) reveal that Group II (</w:t>
+      </w:r>
+      <w:r>
+        <w:rPr>
+          <w:iCs/>
+          <w:i/>
+        </w:rPr>
+        <w:t xml:space="preserve">p</w:t>
+      </w:r>
+      <w:r>
+        <w:t xml:space="preserve"> </w:t>
+      </w:r>
+      <w:r>
+        <w:t xml:space="preserve">= .581), Group III (</w:t>
+      </w:r>
+      <w:r>
+        <w:rPr>
+          <w:iCs/>
+          <w:i/>
+        </w:rPr>
+        <w:t xml:space="preserve">p</w:t>
+      </w:r>
+      <w:r>
+        <w:t xml:space="preserve"> </w:t>
+      </w:r>
+      <w:r>
+        <w:t xml:space="preserve">= .502),</w:t>
+      </w:r>
+      <w:r>
+        <w:t xml:space="preserve"> </w:t>
+      </w:r>
+      <w:r>
+        <w:t xml:space="preserve">and MX (</w:t>
+      </w:r>
+      <w:r>
+        <w:rPr>
+          <w:iCs/>
+          <w:i/>
+        </w:rPr>
+        <w:t xml:space="preserve">p</w:t>
+      </w:r>
+      <w:r>
+        <w:t xml:space="preserve"> </w:t>
+      </w:r>
+      <w:r>
+        <w:t xml:space="preserve">= .269) do not differ significantly from Advanced-Innovation</w:t>
+      </w:r>
+      <w:r>
+        <w:t xml:space="preserve"> </w:t>
+      </w:r>
+      <w:r>
+        <w:t xml:space="preserve">contexts. The only significant contrast is Group I vs. Frontier (b =</w:t>
+      </w:r>
+      <w:r>
+        <w:t xml:space="preserve"> </w:t>
+      </w:r>
+      <w:r>
+        <w:t xml:space="preserve">+0.285,</w:t>
+      </w:r>
+      <w:r>
+        <w:t xml:space="preserve"> </w:t>
+      </w:r>
+      <w:r>
+        <w:rPr>
+          <w:iCs/>
+          <w:i/>
+        </w:rPr>
+        <w:t xml:space="preserve">p</w:t>
+      </w:r>
+      <w:r>
+        <w:t xml:space="preserve"> </w:t>
+      </w:r>
+      <w:r>
+        <w:t xml:space="preserve">&lt; .001), driven entirely by the</w:t>
       </w:r>
       <w:r>
         <w:t xml:space="preserve"> </w:t>
@@ -6793,23 +6049,187 @@
         <w:t xml:space="preserve"> </w:t>
       </w:r>
       <w:r>
-        <w:t xml:space="preserve">= 238 sample. A larger sample with better resolution across</w:t>
-      </w:r>
-      <w:r>
-        <w:t xml:space="preserve"> </w:t>
-      </w:r>
-      <w:r>
-        <w:t xml:space="preserve">the cDAI spectrum is required to test the cDAI amplification (H3) gradient hypothesis.</w:t>
-      </w:r>
-    </w:p>
-    <w:bookmarkEnd w:id="39"/>
-    <w:bookmarkStart w:id="40" w:name="dpl-phase-moderation-h2"/>
+        <w:t xml:space="preserve">= 3 Frontier-group</w:t>
+      </w:r>
+      <w:r>
+        <w:t xml:space="preserve"> </w:t>
+      </w:r>
+      <w:r>
+        <w:t xml:space="preserve">estimate, which is dominated by one outlier study (Pouresmaeili et al.,</w:t>
+      </w:r>
+      <w:r>
+        <w:t xml:space="preserve"> </w:t>
+      </w:r>
+      <w:r>
+        <w:t xml:space="preserve">2018,</w:t>
+      </w:r>
+      <w:r>
+        <w:t xml:space="preserve"> </w:t>
+      </w:r>
+      <w:r>
+        <w:rPr>
+          <w:iCs/>
+          <w:i/>
+        </w:rPr>
+        <w:t xml:space="preserve">r</w:t>
+      </w:r>
+      <w:r>
+        <w:t xml:space="preserve"> </w:t>
+      </w:r>
+      <w:r>
+        <w:t xml:space="preserve">= 0.69). Excluding the Frontier group, no between-group</w:t>
+      </w:r>
+      <w:r>
+        <w:t xml:space="preserve"> </w:t>
+      </w:r>
+      <w:r>
+        <w:t xml:space="preserve">differences approach significance.</w:t>
+      </w:r>
+    </w:p>
+    <w:p>
+      <w:pPr>
+        <w:pStyle w:val="BodyText"/>
+      </w:pPr>
+      <w:r>
+        <w:t xml:space="preserve">Group I (k=139, primarily Western MNEs and Asian advanced economies)</w:t>
+      </w:r>
+      <w:r>
+        <w:t xml:space="preserve"> </w:t>
+      </w:r>
+      <w:r>
+        <w:t xml:space="preserve">shows the highest reliable I→P effect (</w:t>
+      </w:r>
+      <w:r>
+        <w:rPr>
+          <w:iCs/>
+          <w:i/>
+        </w:rPr>
+        <w:t xml:space="preserve">r̄</w:t>
+      </w:r>
+      <w:r>
+        <w:t xml:space="preserve"> </w:t>
+      </w:r>
+      <w:r>
+        <w:t xml:space="preserve">= 0.079), and Group III</w:t>
+      </w:r>
+      <w:r>
+        <w:t xml:space="preserve"> </w:t>
+      </w:r>
+      <w:r>
+        <w:t xml:space="preserve">(k=91, Emerging) shows</w:t>
+      </w:r>
+      <w:r>
+        <w:t xml:space="preserve"> </w:t>
+      </w:r>
+      <w:r>
+        <w:rPr>
+          <w:iCs/>
+          <w:i/>
+        </w:rPr>
+        <w:t xml:space="preserve">r̄</w:t>
+      </w:r>
+      <w:r>
+        <w:t xml:space="preserve"> </w:t>
+      </w:r>
+      <w:r>
+        <w:t xml:space="preserve">= 0.068, a difference of 0.011 that is</w:t>
+      </w:r>
+      <w:r>
+        <w:t xml:space="preserve"> </w:t>
+      </w:r>
+      <w:r>
+        <w:t xml:space="preserve">directionally consistent with CIMT but not statistically significant</w:t>
+      </w:r>
+      <w:r>
+        <w:t xml:space="preserve"> </w:t>
+      </w:r>
+      <w:r>
+        <w:t xml:space="preserve">given within-group heterogeneity. H1 (between-regime heterogeneity</w:t>
+      </w:r>
+      <w:r>
+        <w:t xml:space="preserve"> </w:t>
+      </w:r>
+      <w:r>
+        <w:rPr>
+          <w:iCs/>
+          <w:i/>
+        </w:rPr>
+        <w:t xml:space="preserve">Q</w:t>
+      </w:r>
+      <w:r>
+        <w:t xml:space="preserve">_M significant) is confirmed, establishing that I→P effect sizes</w:t>
+      </w:r>
+      <w:r>
+        <w:t xml:space="preserve"> </w:t>
+      </w:r>
+      <w:r>
+        <w:t xml:space="preserve">vary systematically across ICRV regimes. However, E1a's predicted</w:t>
+      </w:r>
+      <w:r>
+        <w:t xml:space="preserve"> </w:t>
+      </w:r>
+      <w:r>
+        <w:t xml:space="preserve">directional ordering (Advanced &gt; Emerging) and E1b's predicted Frontier</w:t>
+      </w:r>
+      <w:r>
+        <w:t xml:space="preserve"> </w:t>
+      </w:r>
+      <w:r>
+        <w:t xml:space="preserve">floor are not statistically confirmable at</w:t>
+      </w:r>
+      <w:r>
+        <w:t xml:space="preserve"> </w:t>
+      </w:r>
+      <w:r>
+        <w:rPr>
+          <w:iCs/>
+          <w:i/>
+        </w:rPr>
+        <w:t xml:space="preserve">k</w:t>
+      </w:r>
+      <w:r>
+        <w:t xml:space="preserve"> </w:t>
+      </w:r>
+      <w:r>
+        <w:t xml:space="preserve">= 3 Frontier. The</w:t>
+      </w:r>
+      <w:r>
+        <w:t xml:space="preserve"> </w:t>
+      </w:r>
+      <w:r>
+        <w:t xml:space="preserve">gradient-specific propositions require larger</w:t>
+      </w:r>
+      <w:r>
+        <w:t xml:space="preserve"> </w:t>
+      </w:r>
+      <w:r>
+        <w:rPr>
+          <w:iCs/>
+          <w:i/>
+        </w:rPr>
+        <w:t xml:space="preserve">k</w:t>
+      </w:r>
+      <w:r>
+        <w:t xml:space="preserve"> </w:t>
+      </w:r>
+      <w:r>
+        <w:t xml:space="preserve">per regime before they</w:t>
+      </w:r>
+      <w:r>
+        <w:t xml:space="preserve"> </w:t>
+      </w:r>
+      <w:r>
+        <w:t xml:space="preserve">can be properly tested.</w:t>
+      </w:r>
+    </w:p>
+    <w:bookmarkEnd w:id="38"/>
+    <w:bookmarkStart w:id="39" w:name="X541c92fe8ae9c523bbb1875dcc9c5525c218523"/>
     <w:p>
       <w:pPr>
         <w:pStyle w:val="Heading3"/>
       </w:pPr>
       <w:r>
-        <w:t xml:space="preserve">4.5 DPL Phase Moderation (H2)</w:t>
+        <w:t xml:space="preserve">4.4 cDAI Moderation (H3)</w:t>
       </w:r>
     </w:p>
     <w:p>
@@ -6824,7 +6244,7 @@
         <w:t xml:space="preserve">Q</w:t>
       </w:r>
       <w:r>
-        <w:t xml:space="preserve">_M(DPL) = 0.62 (</w:t>
+        <w:t xml:space="preserve">_M(cDAI) = 1.23 (</w:t>
       </w:r>
       <w:r>
         <w:rPr>
@@ -6853,7 +6273,7 @@
         <w:t xml:space="preserve"> </w:t>
       </w:r>
       <w:r>
-        <w:t xml:space="preserve">= .734). H2</w:t>
+        <w:t xml:space="preserve">= .541). H3</w:t>
       </w:r>
       <w:r>
         <w:t xml:space="preserve"> </w:t>
@@ -6874,11 +6294,60 @@
         <w:pStyle w:val="BodyText"/>
       </w:pPr>
       <w:r>
+        <w:t xml:space="preserve">Meta-regression with continuous cDAI score: β_cDAI = +0.003 (</w:t>
+      </w:r>
+      <w:r>
+        <w:rPr>
+          <w:iCs/>
+          <w:i/>
+        </w:rPr>
+        <w:t xml:space="preserve">SE</w:t>
+      </w:r>
+      <w:r>
+        <w:t xml:space="preserve"> </w:t>
+      </w:r>
+      <w:r>
+        <w:t xml:space="preserve">=</w:t>
+      </w:r>
+      <w:r>
+        <w:t xml:space="preserve"> </w:t>
+      </w:r>
+      <w:r>
+        <w:t xml:space="preserve">0.010,</w:t>
+      </w:r>
+      <w:r>
+        <w:t xml:space="preserve"> </w:t>
+      </w:r>
+      <w:r>
+        <w:rPr>
+          <w:iCs/>
+          <w:i/>
+        </w:rPr>
+        <w:t xml:space="preserve">p</w:t>
+      </w:r>
+      <w:r>
+        <w:t xml:space="preserve"> </w:t>
+      </w:r>
+      <w:r>
+        <w:t xml:space="preserve">= .744). Neither the categorical between-group test nor the</w:t>
+      </w:r>
+      <w:r>
+        <w:t xml:space="preserve"> </w:t>
+      </w:r>
+      <w:r>
+        <w:t xml:space="preserve">continuous linear trend shows significant cDAI moderation.</w:t>
+      </w:r>
+    </w:p>
+    <w:p>
+      <w:pPr>
+        <w:pStyle w:val="BodyText"/>
+      </w:pPr>
+      <w:r>
         <w:rPr>
           <w:bCs/>
           <w:b/>
         </w:rPr>
-        <w:t xml:space="preserve">Table 4.3, DPL phase subgroup</w:t>
+        <w:t xml:space="preserve">Table 4.2, cDAI subgroup</w:t>
       </w:r>
       <w:r>
         <w:t xml:space="preserve"> </w:t>
@@ -6894,17 +6363,16 @@
     <w:tbl>
       <w:tblPr>
         <w:tblStyle w:val="Table"/>
-        <w:tblW w:type="pct" w:w="5000"/>
+        <w:tblW w:type="auto" w:w="0"/>
         <w:tblLook w:firstRow="1" w:lastRow="0" w:firstColumn="0" w:lastColumn="0" w:noHBand="0" w:noVBand="0" w:val="0020"/>
         <w:jc w:val="start"/>
       </w:tblPr>
       <w:tblGrid>
-        <w:gridCol w:w="1120"/>
-        <w:gridCol w:w="2764"/>
-        <w:gridCol w:w="373"/>
-        <w:gridCol w:w="523"/>
-        <w:gridCol w:w="1344"/>
-        <w:gridCol w:w="1793"/>
+        <w:gridCol w:w="1584"/>
+        <w:gridCol w:w="1584"/>
+        <w:gridCol w:w="1584"/>
+        <w:gridCol w:w="1584"/>
+        <w:gridCol w:w="1584"/>
       </w:tblGrid>
       <w:tr>
         <w:trPr>
@@ -6918,19 +6386,7 @@
               <w:jc w:val="left"/>
             </w:pPr>
             <w:r>
-              <w:t xml:space="preserve">DPL Phase</w:t>
-            </w:r>
-          </w:p>
-        </w:tc>
-        <w:tc>
-          <w:tcPr/>
-          <w:p>
-            <w:pPr>
-              <w:pStyle w:val="Compact"/>
-              <w:jc w:val="left"/>
-            </w:pPr>
-            <w:r>
-              <w:t xml:space="preserve">Definition</w:t>
+              <w:t xml:space="preserve">cDAI Group</w:t>
             </w:r>
           </w:p>
         </w:tc>
@@ -6986,7 +6442,7 @@
               <w:jc w:val="left"/>
             </w:pPr>
             <w:r>
-              <w:t xml:space="preserve">Δ vs. PRE</w:t>
+              <w:t xml:space="preserve">Δ vs. Low</w:t>
             </w:r>
           </w:p>
         </w:tc>
@@ -7000,55 +6456,43 @@
               <w:jc w:val="left"/>
             </w:pPr>
             <w:r>
-              <w:t xml:space="preserve">Precede (PRE)</w:t>
-            </w:r>
-          </w:p>
-        </w:tc>
-        <w:tc>
-          <w:tcPr/>
-          <w:p>
-            <w:pPr>
-              <w:pStyle w:val="Compact"/>
-              <w:jc w:val="left"/>
-            </w:pPr>
-            <w:r>
-              <w:t xml:space="preserve">Sample data predominantly pre-2009</w:t>
-            </w:r>
-          </w:p>
-        </w:tc>
-        <w:tc>
-          <w:tcPr/>
-          <w:p>
-            <w:pPr>
-              <w:pStyle w:val="Compact"/>
-              <w:jc w:val="left"/>
-            </w:pPr>
-            <w:r>
-              <w:t xml:space="preserve">100</w:t>
-            </w:r>
-          </w:p>
-        </w:tc>
-        <w:tc>
-          <w:tcPr/>
-          <w:p>
-            <w:pPr>
-              <w:pStyle w:val="Compact"/>
-              <w:jc w:val="left"/>
-            </w:pPr>
-            <w:r>
-              <w:t xml:space="preserve">0.082</w:t>
-            </w:r>
-          </w:p>
-        </w:tc>
-        <w:tc>
-          <w:tcPr/>
-          <w:p>
-            <w:pPr>
-              <w:pStyle w:val="Compact"/>
-              <w:jc w:val="left"/>
-            </w:pPr>
-            <w:r>
-              <w:t xml:space="preserve">[0.057, 0.107]</w:t>
+              <w:t xml:space="preserve">Low</w:t>
+            </w:r>
+          </w:p>
+        </w:tc>
+        <w:tc>
+          <w:tcPr/>
+          <w:p>
+            <w:pPr>
+              <w:pStyle w:val="Compact"/>
+              <w:jc w:val="left"/>
+            </w:pPr>
+            <w:r>
+              <w:t xml:space="preserve">174</w:t>
+            </w:r>
+          </w:p>
+        </w:tc>
+        <w:tc>
+          <w:tcPr/>
+          <w:p>
+            <w:pPr>
+              <w:pStyle w:val="Compact"/>
+              <w:jc w:val="left"/>
+            </w:pPr>
+            <w:r>
+              <w:t xml:space="preserve">0.075</w:t>
+            </w:r>
+          </w:p>
+        </w:tc>
+        <w:tc>
+          <w:tcPr/>
+          <w:p>
+            <w:pPr>
+              <w:pStyle w:val="Compact"/>
+              <w:jc w:val="left"/>
+            </w:pPr>
+            <w:r>
+              <w:t xml:space="preserve">[0.056, 0.094]</w:t>
             </w:r>
           </w:p>
         </w:tc>
@@ -7074,67 +6518,55 @@
               <w:jc w:val="left"/>
             </w:pPr>
             <w:r>
-              <w:t xml:space="preserve">Span (SPN)</w:t>
-            </w:r>
-          </w:p>
-        </w:tc>
-        <w:tc>
-          <w:tcPr/>
-          <w:p>
-            <w:pPr>
-              <w:pStyle w:val="Compact"/>
-              <w:jc w:val="left"/>
-            </w:pPr>
-            <w:r>
-              <w:t xml:space="preserve">Sample spans the 2009 inflection</w:t>
-            </w:r>
-          </w:p>
-        </w:tc>
-        <w:tc>
-          <w:tcPr/>
-          <w:p>
-            <w:pPr>
-              <w:pStyle w:val="Compact"/>
-              <w:jc w:val="left"/>
-            </w:pPr>
-            <w:r>
-              <w:t xml:space="preserve">108</w:t>
-            </w:r>
-          </w:p>
-        </w:tc>
-        <w:tc>
-          <w:tcPr/>
-          <w:p>
-            <w:pPr>
-              <w:pStyle w:val="Compact"/>
-              <w:jc w:val="left"/>
-            </w:pPr>
-            <w:r>
-              <w:t xml:space="preserve">0.068</w:t>
-            </w:r>
-          </w:p>
-        </w:tc>
-        <w:tc>
-          <w:tcPr/>
-          <w:p>
-            <w:pPr>
-              <w:pStyle w:val="Compact"/>
-              <w:jc w:val="left"/>
-            </w:pPr>
-            <w:r>
-              <w:t xml:space="preserve">[0.045, 0.091]</w:t>
-            </w:r>
-          </w:p>
-        </w:tc>
-        <w:tc>
-          <w:tcPr/>
-          <w:p>
-            <w:pPr>
-              <w:pStyle w:val="Compact"/>
-              <w:jc w:val="left"/>
-            </w:pPr>
-            <w:r>
-              <w:t xml:space="preserve">b = −0.014,</w:t>
+              <w:t xml:space="preserve">Medium</w:t>
+            </w:r>
+          </w:p>
+        </w:tc>
+        <w:tc>
+          <w:tcPr/>
+          <w:p>
+            <w:pPr>
+              <w:pStyle w:val="Compact"/>
+              <w:jc w:val="left"/>
+            </w:pPr>
+            <w:r>
+              <w:t xml:space="preserve">76</w:t>
+            </w:r>
+          </w:p>
+        </w:tc>
+        <w:tc>
+          <w:tcPr/>
+          <w:p>
+            <w:pPr>
+              <w:pStyle w:val="Compact"/>
+              <w:jc w:val="left"/>
+            </w:pPr>
+            <w:r>
+              <w:t xml:space="preserve">0.063</w:t>
+            </w:r>
+          </w:p>
+        </w:tc>
+        <w:tc>
+          <w:tcPr/>
+          <w:p>
+            <w:pPr>
+              <w:pStyle w:val="Compact"/>
+              <w:jc w:val="left"/>
+            </w:pPr>
+            <w:r>
+              <w:t xml:space="preserve">[0.036, 0.090]</w:t>
+            </w:r>
+          </w:p>
+        </w:tc>
+        <w:tc>
+          <w:tcPr/>
+          <w:p>
+            <w:pPr>
+              <w:pStyle w:val="Compact"/>
+              <w:jc w:val="left"/>
+            </w:pPr>
+            <w:r>
+              <w:t xml:space="preserve">b = −0.012,</w:t>
             </w:r>
             <w:r>
               <w:t xml:space="preserve"> </w:t>
@@ -7150,7 +6582,7 @@
               <w:t xml:space="preserve"> </w:t>
             </w:r>
             <w:r>
-              <w:t xml:space="preserve">= .434</w:t>
+              <w:t xml:space="preserve">= .489</w:t>
             </w:r>
           </w:p>
         </w:tc>
@@ -7164,67 +6596,55 @@
               <w:jc w:val="left"/>
             </w:pPr>
             <w:r>
-              <w:t xml:space="preserve">Follow (FOL)</w:t>
-            </w:r>
-          </w:p>
-        </w:tc>
-        <w:tc>
-          <w:tcPr/>
-          <w:p>
-            <w:pPr>
-              <w:pStyle w:val="Compact"/>
-              <w:jc w:val="left"/>
-            </w:pPr>
-            <w:r>
-              <w:t xml:space="preserve">Sample data predominantly post-2014</w:t>
-            </w:r>
-          </w:p>
-        </w:tc>
-        <w:tc>
-          <w:tcPr/>
-          <w:p>
-            <w:pPr>
-              <w:pStyle w:val="Compact"/>
-              <w:jc w:val="left"/>
-            </w:pPr>
-            <w:r>
-              <w:t xml:space="preserve">80</w:t>
-            </w:r>
-          </w:p>
-        </w:tc>
-        <w:tc>
-          <w:tcPr/>
-          <w:p>
-            <w:pPr>
-              <w:pStyle w:val="Compact"/>
-              <w:jc w:val="left"/>
-            </w:pPr>
-            <w:r>
-              <w:t xml:space="preserve">0.073</w:t>
-            </w:r>
-          </w:p>
-        </w:tc>
-        <w:tc>
-          <w:tcPr/>
-          <w:p>
-            <w:pPr>
-              <w:pStyle w:val="Compact"/>
-              <w:jc w:val="left"/>
-            </w:pPr>
-            <w:r>
-              <w:t xml:space="preserve">[0.046, 0.100]</w:t>
-            </w:r>
-          </w:p>
-        </w:tc>
-        <w:tc>
-          <w:tcPr/>
-          <w:p>
-            <w:pPr>
-              <w:pStyle w:val="Compact"/>
-              <w:jc w:val="left"/>
-            </w:pPr>
-            <w:r>
-              <w:t xml:space="preserve">b = −0.009,</w:t>
+              <w:t xml:space="preserve">High</w:t>
+            </w:r>
+          </w:p>
+        </w:tc>
+        <w:tc>
+          <w:tcPr/>
+          <w:p>
+            <w:pPr>
+              <w:pStyle w:val="Compact"/>
+              <w:jc w:val="left"/>
+            </w:pPr>
+            <w:r>
+              <w:t xml:space="preserve">38</w:t>
+            </w:r>
+          </w:p>
+        </w:tc>
+        <w:tc>
+          <w:tcPr/>
+          <w:p>
+            <w:pPr>
+              <w:pStyle w:val="Compact"/>
+              <w:jc w:val="left"/>
+            </w:pPr>
+            <w:r>
+              <w:t xml:space="preserve">0.091</w:t>
+            </w:r>
+          </w:p>
+        </w:tc>
+        <w:tc>
+          <w:tcPr/>
+          <w:p>
+            <w:pPr>
+              <w:pStyle w:val="Compact"/>
+              <w:jc w:val="left"/>
+            </w:pPr>
+            <w:r>
+              <w:t xml:space="preserve">[0.052, 0.129]</w:t>
+            </w:r>
+          </w:p>
+        </w:tc>
+        <w:tc>
+          <w:tcPr/>
+          <w:p>
+            <w:pPr>
+              <w:pStyle w:val="Compact"/>
+              <w:jc w:val="left"/>
+            </w:pPr>
+            <w:r>
+              <w:t xml:space="preserve">b = +0.016,</w:t>
             </w:r>
             <w:r>
               <w:t xml:space="preserve"> </w:t>
@@ -7240,7 +6660,7 @@
               <w:t xml:space="preserve"> </w:t>
             </w:r>
             <w:r>
-              <w:t xml:space="preserve">= .645</w:t>
+              <w:t xml:space="preserve">= .469</w:t>
             </w:r>
           </w:p>
         </w:tc>
@@ -7251,23 +6671,7 @@
         <w:pStyle w:val="BodyText"/>
       </w:pPr>
       <w:r>
-        <w:t xml:space="preserve">Pairwise comparisons: PRE vs. FOL (</w:t>
-      </w:r>
-      <w:r>
-        <w:rPr>
-          <w:iCs/>
-          <w:i/>
-        </w:rPr>
-        <w:t xml:space="preserve">z</w:t>
-      </w:r>
-      <w:r>
-        <w:t xml:space="preserve"> </w:t>
-      </w:r>
-      <w:r>
-        <w:t xml:space="preserve">= 0.46,</w:t>
-      </w:r>
-      <w:r>
-        <w:t xml:space="preserve"> </w:t>
+        <w:t xml:space="preserve">The three cDAI subgroup means are all significantly positive (</w:t>
       </w:r>
       <w:r>
         <w:rPr>
@@ -7280,26 +6684,115 @@
         <w:t xml:space="preserve"> </w:t>
       </w:r>
       <w:r>
-        <w:t xml:space="preserve">= .645); PRE vs. SPN</w:t>
-      </w:r>
-      <w:r>
-        <w:t xml:space="preserve"> </w:t>
-      </w:r>
-      <w:r>
-        <w:t xml:space="preserve">(</w:t>
-      </w:r>
-      <w:r>
-        <w:rPr>
-          <w:iCs/>
-          <w:i/>
-        </w:rPr>
-        <w:t xml:space="preserve">z</w:t>
-      </w:r>
-      <w:r>
-        <w:t xml:space="preserve"> </w:t>
-      </w:r>
-      <w:r>
-        <w:t xml:space="preserve">= 0.78,</w:t>
+        <w:t xml:space="preserve">&lt;</w:t>
+      </w:r>
+      <w:r>
+        <w:t xml:space="preserve"> </w:t>
+      </w:r>
+      <w:r>
+        <w:t xml:space="preserve">.001) but do not differ significantly from each other. The non-monotone</w:t>
+      </w:r>
+      <w:r>
+        <w:t xml:space="preserve"> </w:t>
+      </w:r>
+      <w:r>
+        <w:t xml:space="preserve">ordering (Low &gt; Medium &lt; High) and small, non-significant contrasts</w:t>
+      </w:r>
+      <w:r>
+        <w:t xml:space="preserve"> </w:t>
+      </w:r>
+      <w:r>
+        <w:t xml:space="preserve">fail to support the predicted positive linear gradient. The cDAI × DPL</w:t>
+      </w:r>
+      <w:r>
+        <w:t xml:space="preserve"> </w:t>
+      </w:r>
+      <w:r>
+        <w:t xml:space="preserve">interaction cannot be reliably estimated in the current sample given the</w:t>
+      </w:r>
+      <w:r>
+        <w:t xml:space="preserve"> </w:t>
+      </w:r>
+      <w:r>
+        <w:t xml:space="preserve">non-significant main moderation. H3 is not supported: country-level</w:t>
+      </w:r>
+      <w:r>
+        <w:t xml:space="preserve"> </w:t>
+      </w:r>
+      <w:r>
+        <w:t xml:space="preserve">digital adoption (cDAI, measured via World Bank DAI / ITU Digital</w:t>
+      </w:r>
+      <w:r>
+        <w:t xml:space="preserve"> </w:t>
+      </w:r>
+      <w:r>
+        <w:t xml:space="preserve">Development Index) does not significantly amplify the pooled I→P effect</w:t>
+      </w:r>
+      <w:r>
+        <w:t xml:space="preserve"> </w:t>
+      </w:r>
+      <w:r>
+        <w:t xml:space="preserve">in this</w:t>
+      </w:r>
+      <w:r>
+        <w:t xml:space="preserve"> </w:t>
+      </w:r>
+      <w:r>
+        <w:rPr>
+          <w:iCs/>
+          <w:i/>
+        </w:rPr>
+        <w:t xml:space="preserve">k</w:t>
+      </w:r>
+      <w:r>
+        <w:t xml:space="preserve"> </w:t>
+      </w:r>
+      <w:r>
+        <w:t xml:space="preserve">= 238 sample. A larger sample with better resolution across</w:t>
+      </w:r>
+      <w:r>
+        <w:t xml:space="preserve"> </w:t>
+      </w:r>
+      <w:r>
+        <w:t xml:space="preserve">the cDAI spectrum is required to test the cDAI amplification (H3) gradient hypothesis.</w:t>
+      </w:r>
+    </w:p>
+    <w:bookmarkEnd w:id="39"/>
+    <w:bookmarkStart w:id="40" w:name="X0f13fb15b20194b37c5b9d050ad7a7079c0644a"/>
+    <w:p>
+      <w:pPr>
+        <w:pStyle w:val="Heading3"/>
+      </w:pPr>
+      <w:r>
+        <w:t xml:space="preserve">4.5 DPL Phase Moderation (H2)</w:t>
+      </w:r>
+    </w:p>
+    <w:p>
+      <w:pPr>
+        <w:pStyle w:val="FirstParagraph"/>
+      </w:pPr>
+      <w:r>
+        <w:rPr>
+          <w:iCs/>
+          <w:i/>
+        </w:rPr>
+        <w:t xml:space="preserve">Q</w:t>
+      </w:r>
+      <w:r>
+        <w:t xml:space="preserve">_M(DPL) = 0.62 (</w:t>
+      </w:r>
+      <w:r>
+        <w:rPr>
+          <w:iCs/>
+          <w:i/>
+        </w:rPr>
+        <w:t xml:space="preserve">df</w:t>
+      </w:r>
+      <w:r>
+        <w:t xml:space="preserve"> </w:t>
+      </w:r>
+      <w:r>
+        <w:t xml:space="preserve">= 2,</w:t>
       </w:r>
       <w:r>
         <w:t xml:space="preserve"> </w:t>
@@ -7315,176 +6808,7 @@
         <w:t xml:space="preserve"> </w:t>
       </w:r>
       <w:r>
-        <w:t xml:space="preserve">= .434); FOL vs. SPN (</w:t>
-      </w:r>
-      <w:r>
-        <w:rPr>
-          <w:iCs/>
-          <w:i/>
-        </w:rPr>
-        <w:t xml:space="preserve">z</w:t>
-      </w:r>
-      <w:r>
-        <w:t xml:space="preserve"> </w:t>
-      </w:r>
-      <w:r>
-        <w:t xml:space="preserve">= 0.28,</w:t>
-      </w:r>
-      <w:r>
-        <w:t xml:space="preserve"> </w:t>
-      </w:r>
-      <w:r>
-        <w:rPr>
-          <w:iCs/>
-          <w:i/>
-        </w:rPr>
-        <w:t xml:space="preserve">p</w:t>
-      </w:r>
-      <w:r>
-        <w:t xml:space="preserve"> </w:t>
-      </w:r>
-      <w:r>
-        <w:t xml:space="preserve">= .782). No</w:t>
-      </w:r>
-      <w:r>
-        <w:t xml:space="preserve"> </w:t>
-      </w:r>
-      <w:r>
-        <w:t xml:space="preserve">pairwise difference approaches significance.</w:t>
-      </w:r>
-    </w:p>
-    <w:p>
-      <w:pPr>
-        <w:pStyle w:val="BodyText"/>
-      </w:pPr>
-      <w:r>
-        <w:t xml:space="preserve">The ordering (PRE &gt; FOL &gt; SPN) is opposite to H2’s prediction (FOL &gt;</w:t>
-      </w:r>
-      <w:r>
-        <w:t xml:space="preserve"> </w:t>
-      </w:r>
-      <w:r>
-        <w:t xml:space="preserve">SPN &gt; PRE). However, the between-group differences are negligible and</w:t>
-      </w:r>
-      <w:r>
-        <w:t xml:space="preserve"> </w:t>
-      </w:r>
-      <w:r>
-        <w:t xml:space="preserve">non-significant, so this pattern should not be over-interpreted. The</w:t>
-      </w:r>
-      <w:r>
-        <w:t xml:space="preserve"> </w:t>
-      </w:r>
-      <w:r>
-        <w:t xml:space="preserve">null DPL result may reflect that the</w:t>
-      </w:r>
-      <w:r>
-        <w:t xml:space="preserve"> </w:t>
-      </w:r>
-      <w:r>
-        <w:rPr>
-          <w:iCs/>
-          <w:i/>
-        </w:rPr>
-        <w:t xml:space="preserve">k</w:t>
-      </w:r>
-      <w:r>
-        <w:t xml:space="preserve"> </w:t>
-      </w:r>
-      <w:r>
-        <w:t xml:space="preserve">= 238 sample does not have</w:t>
-      </w:r>
-      <w:r>
-        <w:t xml:space="preserve"> </w:t>
-      </w:r>
-      <w:r>
-        <w:t xml:space="preserve">sufficient power to detect small temporal trends, that DPL phase is</w:t>
-      </w:r>
-      <w:r>
-        <w:t xml:space="preserve"> </w:t>
-      </w:r>
-      <w:r>
-        <w:t xml:space="preserve">confounded with ICRV composition (pre-2009 studies concentrated in</w:t>
-      </w:r>
-      <w:r>
-        <w:t xml:space="preserve"> </w:t>
-      </w:r>
-      <w:r>
-        <w:t xml:space="preserve">advanced economies), or that the Digital Paradox Lifecycle inflection</w:t>
-      </w:r>
-      <w:r>
-        <w:t xml:space="preserve"> </w:t>
-      </w:r>
-      <w:r>
-        <w:t xml:space="preserve">does not manifest at meta-analytic resolution with the current sample</w:t>
-      </w:r>
-      <w:r>
-        <w:t xml:space="preserve"> </w:t>
-      </w:r>
-      <w:r>
-        <w:t xml:space="preserve">size. H2 is not supported.</w:t>
-      </w:r>
-    </w:p>
-    <w:p>
-      <w:pPr>
-        <w:pStyle w:val="BodyText"/>
-      </w:pPr>
-      <w:r>
-        <w:t xml:space="preserve">Figure 3: DPL phase moderation, pooled I→P effect by digital adoption</w:t>
-      </w:r>
-      <w:r>
-        <w:t xml:space="preserve"> </w:t>
-      </w:r>
-      <w:r>
-        <w:t xml:space="preserve">epoch</w:t>
-      </w:r>
-    </w:p>
-    <w:p>
-      <w:pPr>
-        <w:pStyle w:val="BodyText"/>
-      </w:pPr>
-      <w:r>
-        <w:rPr>
-          <w:iCs/>
-          <w:i/>
-        </w:rPr>
-        <w:t xml:space="preserve">Figure 3.</w:t>
-      </w:r>
-      <w:r>
-        <w:t xml:space="preserve"> </w:t>
-      </w:r>
-      <w:r>
-        <w:t xml:space="preserve">DPL phase subgroup results. Pooled effect sizes by Precede /</w:t>
-      </w:r>
-      <w:r>
-        <w:t xml:space="preserve"> </w:t>
-      </w:r>
-      <w:r>
-        <w:t xml:space="preserve">Span / Follow epoch with 95% CI. The between-phase differences are small</w:t>
-      </w:r>
-      <w:r>
-        <w:t xml:space="preserve"> </w:t>
-      </w:r>
-      <w:r>
-        <w:t xml:space="preserve">and non-significant.</w:t>
-      </w:r>
-    </w:p>
-    <w:bookmarkEnd w:id="40"/>
-    <w:bookmarkStart w:id="41" w:name="publication-bias-h4"/>
-    <w:p>
-      <w:pPr>
-        <w:pStyle w:val="Heading3"/>
-      </w:pPr>
-      <w:r>
-        <w:t xml:space="preserve">4.6 Publication Bias (H4)</w:t>
-      </w:r>
-    </w:p>
-    <w:p>
-      <w:pPr>
-        <w:pStyle w:val="FirstParagraph"/>
-      </w:pPr>
-      <w:r>
-        <w:t xml:space="preserve">H4</w:t>
+        <w:t xml:space="preserve">= .734). H2</w:t>
       </w:r>
       <w:r>
         <w:t xml:space="preserve"> </w:t>
@@ -7494,16 +6818,10 @@
           <w:bCs/>
           <w:b/>
         </w:rPr>
-        <w:t xml:space="preserve">supported</w:t>
-      </w:r>
-      <w:r>
-        <w:t xml:space="preserve">: multiple indicators consistently detect publication</w:t>
-      </w:r>
-      <w:r>
-        <w:t xml:space="preserve"> </w:t>
-      </w:r>
-      <w:r>
-        <w:t xml:space="preserve">bias, though the positive I→P effect survives correction.</w:t>
+        <w:t xml:space="preserve">not supported</w:t>
+      </w:r>
+      <w:r>
+        <w:t xml:space="preserve">.</w:t>
       </w:r>
     </w:p>
     <w:p>
@@ -7515,500 +6833,33 @@
           <w:bCs/>
           <w:b/>
         </w:rPr>
-        <w:t xml:space="preserve">Egger’s regression test</w:t>
-      </w:r>
-      <w:r>
-        <w:t xml:space="preserve"> </w:t>
-      </w:r>
-      <w:r>
-        <w:t xml:space="preserve">(SE as moderator):</w:t>
-      </w:r>
-      <w:r>
-        <w:t xml:space="preserve"> </w:t>
-      </w:r>
-      <w:r>
-        <w:rPr>
-          <w:iCs/>
-          <w:i/>
-        </w:rPr>
-        <w:t xml:space="preserve">b</w:t>
-      </w:r>
-      <w:r>
-        <w:t xml:space="preserve"> </w:t>
-      </w:r>
-      <w:r>
-        <w:t xml:space="preserve">= 0.487 (</w:t>
-      </w:r>
-      <w:r>
-        <w:rPr>
-          <w:iCs/>
-          <w:i/>
-        </w:rPr>
-        <w:t xml:space="preserve">SE</w:t>
-      </w:r>
-      <w:r>
-        <w:t xml:space="preserve"> </w:t>
-      </w:r>
-      <w:r>
-        <w:t xml:space="preserve">=</w:t>
-      </w:r>
-      <w:r>
-        <w:t xml:space="preserve"> </w:t>
-      </w:r>
-      <w:r>
-        <w:t xml:space="preserve">0.251,</w:t>
-      </w:r>
-      <w:r>
-        <w:t xml:space="preserve"> </w:t>
-      </w:r>
-      <w:r>
-        <w:rPr>
-          <w:iCs/>
-          <w:i/>
-        </w:rPr>
-        <w:t xml:space="preserve">p</w:t>
-      </w:r>
-      <w:r>
-        <w:t xml:space="preserve"> </w:t>
-      </w:r>
-      <w:r>
-        <w:t xml:space="preserve">= .052), just above the conventional α = .05 threshold; this</w:t>
-      </w:r>
-      <w:r>
-        <w:t xml:space="preserve"> </w:t>
-      </w:r>
-      <w:r>
-        <w:t xml:space="preserve">criterion does not reach statistical significance, and funnel asymmetry</w:t>
-      </w:r>
-      <w:r>
-        <w:t xml:space="preserve"> </w:t>
-      </w:r>
-      <w:r>
-        <w:t xml:space="preserve">by Egger’s test alone is not confirmed.</w:t>
-      </w:r>
-    </w:p>
-    <w:p>
-      <w:pPr>
-        <w:pStyle w:val="BodyText"/>
-      </w:pPr>
-      <w:r>
-        <w:rPr>
-          <w:bCs/>
-          <w:b/>
-        </w:rPr>
-        <w:t xml:space="preserve">Begg’s rank correlation</w:t>
-      </w:r>
-      <w:r>
-        <w:t xml:space="preserve"> </w:t>
-      </w:r>
-      <w:r>
-        <w:t xml:space="preserve">(Kendall’s τ): τ = −0.132,</w:t>
-      </w:r>
-      <w:r>
-        <w:t xml:space="preserve"> </w:t>
-      </w:r>
-      <w:r>
-        <w:rPr>
-          <w:iCs/>
-          <w:i/>
-        </w:rPr>
-        <w:t xml:space="preserve">p</w:t>
-      </w:r>
-      <w:r>
-        <w:t xml:space="preserve"> </w:t>
-      </w:r>
-      <w:r>
-        <w:t xml:space="preserve">= .001</w:t>
-      </w:r>
-      <w:r>
-        <w:t xml:space="preserve"> </w:t>
-      </w:r>
-      <w:r>
-        <w:t xml:space="preserve">significant funnel asymmetry; studies with larger standard errors</w:t>
-      </w:r>
-      <w:r>
-        <w:t xml:space="preserve"> </w:t>
-      </w:r>
-      <w:r>
-        <w:t xml:space="preserve">(smaller</w:t>
-      </w:r>
-      <w:r>
-        <w:t xml:space="preserve"> </w:t>
-      </w:r>
-      <w:r>
-        <w:rPr>
-          <w:iCs/>
-          <w:i/>
-        </w:rPr>
-        <w:t xml:space="preserve">n</w:t>
-      </w:r>
-      <w:r>
-        <w:t xml:space="preserve">) report systematically lower effect sizes, consistent with</w:t>
-      </w:r>
-      <w:r>
-        <w:t xml:space="preserve"> </w:t>
-      </w:r>
-      <w:r>
-        <w:t xml:space="preserve">publication bias against null or negative findings.</w:t>
-      </w:r>
-    </w:p>
-    <w:p>
-      <w:pPr>
-        <w:pStyle w:val="BodyText"/>
-      </w:pPr>
-      <w:r>
-        <w:rPr>
-          <w:bCs/>
-          <w:b/>
-        </w:rPr>
-        <w:t xml:space="preserve">Trim-and-fill</w:t>
-      </w:r>
-      <w:r>
-        <w:t xml:space="preserve">: imputes</w:t>
-      </w:r>
-      <w:r>
-        <w:t xml:space="preserve"> </w:t>
-      </w:r>
-      <w:r>
-        <w:rPr>
-          <w:iCs/>
-          <w:i/>
-        </w:rPr>
-        <w:t xml:space="preserve">k</w:t>
-      </w:r>
-      <w:r>
-        <w:t xml:space="preserve"> </w:t>
-      </w:r>
-      <w:r>
-        <w:t xml:space="preserve">= 57 missing studies (left side);</w:t>
-      </w:r>
-      <w:r>
-        <w:t xml:space="preserve"> </w:t>
-      </w:r>
-      <w:r>
-        <w:t xml:space="preserve">adjusted pooled</w:t>
-      </w:r>
-      <w:r>
-        <w:t xml:space="preserve"> </w:t>
-      </w:r>
-      <w:r>
-        <w:rPr>
-          <w:iCs/>
-          <w:i/>
-        </w:rPr>
-        <w:t xml:space="preserve">r̄</w:t>
-      </w:r>
-      <w:r>
-        <w:t xml:space="preserve"> </w:t>
-      </w:r>
-      <w:r>
-        <w:t xml:space="preserve">= 0.035 (95% CI [0.018, 0.051]), a conservative</w:t>
-      </w:r>
-      <w:r>
-        <w:t xml:space="preserve"> </w:t>
-      </w:r>
-      <w:r>
-        <w:t xml:space="preserve">lower bound. The effect remains positive and significant but is</w:t>
-      </w:r>
-      <w:r>
-        <w:t xml:space="preserve"> </w:t>
-      </w:r>
-      <w:r>
-        <w:t xml:space="preserve">substantially attenuated from the raw estimate (0.074 → 0.035).</w:t>
-      </w:r>
-    </w:p>
-    <w:p>
-      <w:pPr>
-        <w:pStyle w:val="BodyText"/>
-      </w:pPr>
-      <w:r>
-        <w:rPr>
-          <w:bCs/>
-          <w:b/>
-        </w:rPr>
-        <w:t xml:space="preserve">Fail-safe</w:t>
-      </w:r>
-      <w:r>
-        <w:rPr>
-          <w:bCs/>
-          <w:b/>
-        </w:rPr>
-        <w:t xml:space="preserve"> </w:t>
-      </w:r>
-      <w:r>
-        <w:rPr>
-          <w:iCs/>
-          <w:i/>
-          <w:bCs/>
-          <w:b/>
-        </w:rPr>
-        <w:t xml:space="preserve">N</w:t>
-      </w:r>
-      <w:r>
-        <w:t xml:space="preserve"> </w:t>
-      </w:r>
-      <w:r>
-        <w:t xml:space="preserve">(Rosenthal, 1991):</w:t>
-      </w:r>
-      <w:r>
-        <w:t xml:space="preserve"> </w:t>
-      </w:r>
-      <w:r>
-        <w:rPr>
-          <w:iCs/>
-          <w:i/>
-        </w:rPr>
-        <w:t xml:space="preserve">N</w:t>
-      </w:r>
-      <w:r>
-        <w:t xml:space="preserve"> </w:t>
-      </w:r>
-      <w:r>
-        <w:t xml:space="preserve">= 44,782, far exceeding the</w:t>
-      </w:r>
-      <w:r>
-        <w:t xml:space="preserve"> </w:t>
-      </w:r>
-      <w:r>
-        <w:t xml:space="preserve">criterion of 5</w:t>
-      </w:r>
-      <w:r>
-        <w:rPr>
-          <w:iCs/>
-          <w:i/>
-        </w:rPr>
-        <w:t xml:space="preserve">k</w:t>
-      </w:r>
-      <w:r>
-        <w:t xml:space="preserve"> </w:t>
-      </w:r>
-      <w:r>
-        <w:t xml:space="preserve">+ 10 = 1,195; even under extreme publication</w:t>
-      </w:r>
-      <w:r>
-        <w:t xml:space="preserve"> </w:t>
-      </w:r>
-      <w:r>
-        <w:t xml:space="preserve">suppression assumptions, a trivially small effect would require 44,782</w:t>
-      </w:r>
-      <w:r>
-        <w:t xml:space="preserve"> </w:t>
-      </w:r>
-      <w:r>
-        <w:t xml:space="preserve">unpublished null studies, implausible.</w:t>
-      </w:r>
-    </w:p>
-    <w:p>
-      <w:pPr>
-        <w:pStyle w:val="BodyText"/>
-      </w:pPr>
-      <w:r>
-        <w:t xml:space="preserve">The trim-and-fill correction (</w:t>
-      </w:r>
-      <w:r>
-        <w:rPr>
-          <w:iCs/>
-          <w:i/>
-        </w:rPr>
-        <w:t xml:space="preserve">k</w:t>
-      </w:r>
-      <w:r>
-        <w:t xml:space="preserve"> </w:t>
-      </w:r>
-      <w:r>
-        <w:t xml:space="preserve">= 57 imputed, adj.</w:t>
-      </w:r>
-      <w:r>
-        <w:t xml:space="preserve"> </w:t>
-      </w:r>
-      <w:r>
-        <w:rPr>
-          <w:iCs/>
-          <w:i/>
-        </w:rPr>
-        <w:t xml:space="preserve">r</w:t>
-      </w:r>
-      <w:r>
-        <w:t xml:space="preserve"> </w:t>
-      </w:r>
-      <w:r>
-        <w:t xml:space="preserve">= 0.035) is the</w:t>
-      </w:r>
-      <w:r>
-        <w:t xml:space="preserve"> </w:t>
-      </w:r>
-      <w:r>
-        <w:t xml:space="preserve">most conservative bias-corrected estimate and represents a meaningful</w:t>
-      </w:r>
-      <w:r>
-        <w:t xml:space="preserve"> </w:t>
-      </w:r>
-      <w:r>
-        <w:t xml:space="preserve">reduction from the raw</w:t>
-      </w:r>
-      <w:r>
-        <w:t xml:space="preserve"> </w:t>
-      </w:r>
-      <w:r>
-        <w:rPr>
-          <w:iCs/>
-          <w:i/>
-        </w:rPr>
-        <w:t xml:space="preserve">r</w:t>
-      </w:r>
-      <w:r>
-        <w:t xml:space="preserve"> </w:t>
-      </w:r>
-      <w:r>
-        <w:t xml:space="preserve">= 0.074. Together with the substantial</w:t>
-      </w:r>
-      <w:r>
-        <w:t xml:space="preserve"> </w:t>
-      </w:r>
-      <w:r>
-        <w:t xml:space="preserve">unexplained heterogeneity (</w:t>
-      </w:r>
-      <w:r>
-        <w:rPr>
-          <w:iCs/>
-          <w:i/>
-        </w:rPr>
-        <w:t xml:space="preserve">I</w:t>
-      </w:r>
-      <w:r>
-        <w:t xml:space="preserve">² = 62.4%) and non-significant moderator</w:t>
-      </w:r>
-      <w:r>
-        <w:t xml:space="preserve"> </w:t>
-      </w:r>
-      <w:r>
-        <w:t xml:space="preserve">tests (§§4.3–4.5), the publication bias evidence suggests that the</w:t>
-      </w:r>
-      <w:r>
-        <w:t xml:space="preserve"> </w:t>
-      </w:r>
-      <w:r>
-        <w:t xml:space="preserve">apparent average I→P effect is upwardly inflated in the published</w:t>
-      </w:r>
-      <w:r>
-        <w:t xml:space="preserve"> </w:t>
-      </w:r>
-      <w:r>
-        <w:t xml:space="preserve">literature. The true population effect may be closer to</w:t>
-      </w:r>
-      <w:r>
-        <w:t xml:space="preserve"> </w:t>
-      </w:r>
-      <w:r>
-        <w:rPr>
-          <w:iCs/>
-          <w:i/>
-        </w:rPr>
-        <w:t xml:space="preserve">r</w:t>
-      </w:r>
-      <w:r>
-        <w:t xml:space="preserve"> </w:t>
-      </w:r>
-      <w:r>
-        <w:t xml:space="preserve">≈ 0.035.</w:t>
-      </w:r>
-    </w:p>
-    <w:p>
-      <w:pPr>
-        <w:pStyle w:val="BodyText"/>
-      </w:pPr>
-      <w:r>
-        <w:t xml:space="preserve">Figure 5: Funnel plot with trim-and-fill imputed studies</w:t>
-      </w:r>
-    </w:p>
-    <w:p>
-      <w:pPr>
-        <w:pStyle w:val="BodyText"/>
-      </w:pPr>
-      <w:r>
-        <w:rPr>
-          <w:iCs/>
-          <w:i/>
-        </w:rPr>
-        <w:t xml:space="preserve">Figure 5.</w:t>
-      </w:r>
-      <w:r>
-        <w:t xml:space="preserve"> </w:t>
-      </w:r>
-      <w:r>
-        <w:t xml:space="preserve">Funnel plot of effect sizes against standard errors. Open</w:t>
-      </w:r>
-      <w:r>
-        <w:t xml:space="preserve"> </w:t>
-      </w:r>
-      <w:r>
-        <w:t xml:space="preserve">circles = original studies; filled circles = trim-and-fill imputed</w:t>
-      </w:r>
-      <w:r>
-        <w:t xml:space="preserve"> </w:t>
-      </w:r>
-      <w:r>
-        <w:t xml:space="preserve">studies (</w:t>
-      </w:r>
-      <w:r>
-        <w:rPr>
-          <w:iCs/>
-          <w:i/>
-        </w:rPr>
-        <w:t xml:space="preserve">k</w:t>
-      </w:r>
-      <w:r>
-        <w:t xml:space="preserve"> </w:t>
-      </w:r>
-      <w:r>
-        <w:t xml:space="preserve">= 57). Substantial left-side asymmetry is visible; the</w:t>
-      </w:r>
-      <w:r>
-        <w:t xml:space="preserve"> </w:t>
-      </w:r>
-      <w:r>
-        <w:t xml:space="preserve">adjusted pooled effect is</w:t>
-      </w:r>
-      <w:r>
-        <w:t xml:space="preserve"> </w:t>
-      </w:r>
-      <w:r>
-        <w:rPr>
-          <w:iCs/>
-          <w:i/>
-        </w:rPr>
-        <w:t xml:space="preserve">r</w:t>
-      </w:r>
-      <w:r>
-        <w:t xml:space="preserve"> </w:t>
-      </w:r>
-      <w:r>
-        <w:t xml:space="preserve">= 0.035.</w:t>
-      </w:r>
-    </w:p>
-    <w:bookmarkEnd w:id="41"/>
-    <w:bookmarkStart w:id="42" w:name="robustness"/>
-    <w:p>
-      <w:pPr>
-        <w:pStyle w:val="Heading3"/>
-      </w:pPr>
-      <w:r>
-        <w:t xml:space="preserve">4.7 Robustness</w:t>
+        <w:t xml:space="preserve">Table 4.3, DPL phase subgroup</w:t>
+      </w:r>
+      <w:r>
+        <w:t xml:space="preserve"> </w:t>
+      </w:r>
+      <w:r>
+        <w:rPr>
+          <w:iCs/>
+          <w:i/>
+        </w:rPr>
+        <w:t xml:space="preserve">(actual MARA output)</w:t>
       </w:r>
     </w:p>
     <w:tbl>
       <w:tblPr>
         <w:tblStyle w:val="Table"/>
-        <w:tblW w:type="pct" w:w="5000"/>
+        <w:tblW w:type="auto" w:w="0"/>
         <w:tblLook w:firstRow="1" w:lastRow="0" w:firstColumn="0" w:lastColumn="0" w:noHBand="0" w:noVBand="0" w:val="0020"/>
         <w:jc w:val="start"/>
       </w:tblPr>
       <w:tblGrid>
-        <w:gridCol w:w="2854"/>
-        <w:gridCol w:w="356"/>
-        <w:gridCol w:w="1284"/>
-        <w:gridCol w:w="1284"/>
-        <w:gridCol w:w="2140"/>
+        <w:gridCol w:w="1320"/>
+        <w:gridCol w:w="1320"/>
+        <w:gridCol w:w="1320"/>
+        <w:gridCol w:w="1320"/>
+        <w:gridCol w:w="1320"/>
+        <w:gridCol w:w="1320"/>
       </w:tblGrid>
       <w:tr>
         <w:trPr>
@@ -8022,19 +6873,35 @@
               <w:jc w:val="left"/>
             </w:pPr>
             <w:r>
-              <w:t xml:space="preserve">Check</w:t>
-            </w:r>
-          </w:p>
-        </w:tc>
-        <w:tc>
-          <w:tcPr/>
-          <w:p>
-            <w:pPr>
-              <w:pStyle w:val="Compact"/>
-              <w:jc w:val="left"/>
-            </w:pPr>
-            <w:r>
-              <w:t xml:space="preserve">K</w:t>
+              <w:t xml:space="preserve">DPL Phase</w:t>
+            </w:r>
+          </w:p>
+        </w:tc>
+        <w:tc>
+          <w:tcPr/>
+          <w:p>
+            <w:pPr>
+              <w:pStyle w:val="Compact"/>
+              <w:jc w:val="left"/>
+            </w:pPr>
+            <w:r>
+              <w:t xml:space="preserve">Definition</w:t>
+            </w:r>
+          </w:p>
+        </w:tc>
+        <w:tc>
+          <w:tcPr/>
+          <w:p>
+            <w:pPr>
+              <w:pStyle w:val="Compact"/>
+              <w:jc w:val="left"/>
+            </w:pPr>
+            <w:r>
+              <w:rPr>
+                <w:iCs/>
+                <w:i/>
+              </w:rPr>
+              <w:t xml:space="preserve">k</w:t>
             </w:r>
           </w:p>
         </w:tc>
@@ -8074,6 +6941,1094 @@
               <w:jc w:val="left"/>
             </w:pPr>
             <w:r>
+              <w:t xml:space="preserve">Δ vs. PRE</w:t>
+            </w:r>
+          </w:p>
+        </w:tc>
+      </w:tr>
+      <w:tr>
+        <w:tc>
+          <w:tcPr/>
+          <w:p>
+            <w:pPr>
+              <w:pStyle w:val="Compact"/>
+              <w:jc w:val="left"/>
+            </w:pPr>
+            <w:r>
+              <w:t xml:space="preserve">Precede (PRE)</w:t>
+            </w:r>
+          </w:p>
+        </w:tc>
+        <w:tc>
+          <w:tcPr/>
+          <w:p>
+            <w:pPr>
+              <w:pStyle w:val="Compact"/>
+              <w:jc w:val="left"/>
+            </w:pPr>
+            <w:r>
+              <w:t xml:space="preserve">Sample data predominantly pre-2009</w:t>
+            </w:r>
+          </w:p>
+        </w:tc>
+        <w:tc>
+          <w:tcPr/>
+          <w:p>
+            <w:pPr>
+              <w:pStyle w:val="Compact"/>
+              <w:jc w:val="left"/>
+            </w:pPr>
+            <w:r>
+              <w:t xml:space="preserve">100</w:t>
+            </w:r>
+          </w:p>
+        </w:tc>
+        <w:tc>
+          <w:tcPr/>
+          <w:p>
+            <w:pPr>
+              <w:pStyle w:val="Compact"/>
+              <w:jc w:val="left"/>
+            </w:pPr>
+            <w:r>
+              <w:t xml:space="preserve">0.082</w:t>
+            </w:r>
+          </w:p>
+        </w:tc>
+        <w:tc>
+          <w:tcPr/>
+          <w:p>
+            <w:pPr>
+              <w:pStyle w:val="Compact"/>
+              <w:jc w:val="left"/>
+            </w:pPr>
+            <w:r>
+              <w:t xml:space="preserve">[0.057, 0.107]</w:t>
+            </w:r>
+          </w:p>
+        </w:tc>
+        <w:tc>
+          <w:tcPr/>
+          <w:p>
+            <w:pPr>
+              <w:pStyle w:val="Compact"/>
+              <w:jc w:val="left"/>
+            </w:pPr>
+            <w:r>
+              <w:t xml:space="preserve">,</w:t>
+            </w:r>
+          </w:p>
+        </w:tc>
+      </w:tr>
+      <w:tr>
+        <w:tc>
+          <w:tcPr/>
+          <w:p>
+            <w:pPr>
+              <w:pStyle w:val="Compact"/>
+              <w:jc w:val="left"/>
+            </w:pPr>
+            <w:r>
+              <w:t xml:space="preserve">Span (SPN)</w:t>
+            </w:r>
+          </w:p>
+        </w:tc>
+        <w:tc>
+          <w:tcPr/>
+          <w:p>
+            <w:pPr>
+              <w:pStyle w:val="Compact"/>
+              <w:jc w:val="left"/>
+            </w:pPr>
+            <w:r>
+              <w:t xml:space="preserve">Sample spans the 2009 inflection</w:t>
+            </w:r>
+          </w:p>
+        </w:tc>
+        <w:tc>
+          <w:tcPr/>
+          <w:p>
+            <w:pPr>
+              <w:pStyle w:val="Compact"/>
+              <w:jc w:val="left"/>
+            </w:pPr>
+            <w:r>
+              <w:t xml:space="preserve">108</w:t>
+            </w:r>
+          </w:p>
+        </w:tc>
+        <w:tc>
+          <w:tcPr/>
+          <w:p>
+            <w:pPr>
+              <w:pStyle w:val="Compact"/>
+              <w:jc w:val="left"/>
+            </w:pPr>
+            <w:r>
+              <w:t xml:space="preserve">0.068</w:t>
+            </w:r>
+          </w:p>
+        </w:tc>
+        <w:tc>
+          <w:tcPr/>
+          <w:p>
+            <w:pPr>
+              <w:pStyle w:val="Compact"/>
+              <w:jc w:val="left"/>
+            </w:pPr>
+            <w:r>
+              <w:t xml:space="preserve">[0.045, 0.091]</w:t>
+            </w:r>
+          </w:p>
+        </w:tc>
+        <w:tc>
+          <w:tcPr/>
+          <w:p>
+            <w:pPr>
+              <w:pStyle w:val="Compact"/>
+              <w:jc w:val="left"/>
+            </w:pPr>
+            <w:r>
+              <w:t xml:space="preserve">b = −0.014,</w:t>
+            </w:r>
+            <w:r>
+              <w:t xml:space="preserve"> </w:t>
+            </w:r>
+            <w:r>
+              <w:rPr>
+                <w:iCs/>
+                <w:i/>
+              </w:rPr>
+              <w:t xml:space="preserve">p</w:t>
+            </w:r>
+            <w:r>
+              <w:t xml:space="preserve"> </w:t>
+            </w:r>
+            <w:r>
+              <w:t xml:space="preserve">= .434</w:t>
+            </w:r>
+          </w:p>
+        </w:tc>
+      </w:tr>
+      <w:tr>
+        <w:tc>
+          <w:tcPr/>
+          <w:p>
+            <w:pPr>
+              <w:pStyle w:val="Compact"/>
+              <w:jc w:val="left"/>
+            </w:pPr>
+            <w:r>
+              <w:t xml:space="preserve">Follow (FOL)</w:t>
+            </w:r>
+          </w:p>
+        </w:tc>
+        <w:tc>
+          <w:tcPr/>
+          <w:p>
+            <w:pPr>
+              <w:pStyle w:val="Compact"/>
+              <w:jc w:val="left"/>
+            </w:pPr>
+            <w:r>
+              <w:t xml:space="preserve">Sample data predominantly post-2014</w:t>
+            </w:r>
+          </w:p>
+        </w:tc>
+        <w:tc>
+          <w:tcPr/>
+          <w:p>
+            <w:pPr>
+              <w:pStyle w:val="Compact"/>
+              <w:jc w:val="left"/>
+            </w:pPr>
+            <w:r>
+              <w:t xml:space="preserve">80</w:t>
+            </w:r>
+          </w:p>
+        </w:tc>
+        <w:tc>
+          <w:tcPr/>
+          <w:p>
+            <w:pPr>
+              <w:pStyle w:val="Compact"/>
+              <w:jc w:val="left"/>
+            </w:pPr>
+            <w:r>
+              <w:t xml:space="preserve">0.073</w:t>
+            </w:r>
+          </w:p>
+        </w:tc>
+        <w:tc>
+          <w:tcPr/>
+          <w:p>
+            <w:pPr>
+              <w:pStyle w:val="Compact"/>
+              <w:jc w:val="left"/>
+            </w:pPr>
+            <w:r>
+              <w:t xml:space="preserve">[0.046, 0.100]</w:t>
+            </w:r>
+          </w:p>
+        </w:tc>
+        <w:tc>
+          <w:tcPr/>
+          <w:p>
+            <w:pPr>
+              <w:pStyle w:val="Compact"/>
+              <w:jc w:val="left"/>
+            </w:pPr>
+            <w:r>
+              <w:t xml:space="preserve">b = −0.009,</w:t>
+            </w:r>
+            <w:r>
+              <w:t xml:space="preserve"> </w:t>
+            </w:r>
+            <w:r>
+              <w:rPr>
+                <w:iCs/>
+                <w:i/>
+              </w:rPr>
+              <w:t xml:space="preserve">p</w:t>
+            </w:r>
+            <w:r>
+              <w:t xml:space="preserve"> </w:t>
+            </w:r>
+            <w:r>
+              <w:t xml:space="preserve">= .645</w:t>
+            </w:r>
+          </w:p>
+        </w:tc>
+      </w:tr>
+    </w:tbl>
+    <w:p>
+      <w:pPr>
+        <w:pStyle w:val="BodyText"/>
+      </w:pPr>
+      <w:r>
+        <w:t xml:space="preserve">Pairwise comparisons: PRE vs. FOL (</w:t>
+      </w:r>
+      <w:r>
+        <w:rPr>
+          <w:iCs/>
+          <w:i/>
+        </w:rPr>
+        <w:t xml:space="preserve">z</w:t>
+      </w:r>
+      <w:r>
+        <w:t xml:space="preserve"> </w:t>
+      </w:r>
+      <w:r>
+        <w:t xml:space="preserve">= 0.46,</w:t>
+      </w:r>
+      <w:r>
+        <w:t xml:space="preserve"> </w:t>
+      </w:r>
+      <w:r>
+        <w:rPr>
+          <w:iCs/>
+          <w:i/>
+        </w:rPr>
+        <w:t xml:space="preserve">p</w:t>
+      </w:r>
+      <w:r>
+        <w:t xml:space="preserve"> </w:t>
+      </w:r>
+      <w:r>
+        <w:t xml:space="preserve">= .645); PRE vs. SPN</w:t>
+      </w:r>
+      <w:r>
+        <w:t xml:space="preserve"> </w:t>
+      </w:r>
+      <w:r>
+        <w:t xml:space="preserve">(</w:t>
+      </w:r>
+      <w:r>
+        <w:rPr>
+          <w:iCs/>
+          <w:i/>
+        </w:rPr>
+        <w:t xml:space="preserve">z</w:t>
+      </w:r>
+      <w:r>
+        <w:t xml:space="preserve"> </w:t>
+      </w:r>
+      <w:r>
+        <w:t xml:space="preserve">= 0.78,</w:t>
+      </w:r>
+      <w:r>
+        <w:t xml:space="preserve"> </w:t>
+      </w:r>
+      <w:r>
+        <w:rPr>
+          <w:iCs/>
+          <w:i/>
+        </w:rPr>
+        <w:t xml:space="preserve">p</w:t>
+      </w:r>
+      <w:r>
+        <w:t xml:space="preserve"> </w:t>
+      </w:r>
+      <w:r>
+        <w:t xml:space="preserve">= .434); FOL vs. SPN (</w:t>
+      </w:r>
+      <w:r>
+        <w:rPr>
+          <w:iCs/>
+          <w:i/>
+        </w:rPr>
+        <w:t xml:space="preserve">z</w:t>
+      </w:r>
+      <w:r>
+        <w:t xml:space="preserve"> </w:t>
+      </w:r>
+      <w:r>
+        <w:t xml:space="preserve">= 0.28,</w:t>
+      </w:r>
+      <w:r>
+        <w:t xml:space="preserve"> </w:t>
+      </w:r>
+      <w:r>
+        <w:rPr>
+          <w:iCs/>
+          <w:i/>
+        </w:rPr>
+        <w:t xml:space="preserve">p</w:t>
+      </w:r>
+      <w:r>
+        <w:t xml:space="preserve"> </w:t>
+      </w:r>
+      <w:r>
+        <w:t xml:space="preserve">= .782). No</w:t>
+      </w:r>
+      <w:r>
+        <w:t xml:space="preserve"> </w:t>
+      </w:r>
+      <w:r>
+        <w:t xml:space="preserve">pairwise difference approaches significance.</w:t>
+      </w:r>
+    </w:p>
+    <w:p>
+      <w:pPr>
+        <w:pStyle w:val="BodyText"/>
+      </w:pPr>
+      <w:r>
+        <w:t xml:space="preserve">The ordering (PRE &gt; FOL &gt; SPN) is opposite to H2's prediction (FOL &gt;</w:t>
+      </w:r>
+      <w:r>
+        <w:t xml:space="preserve"> </w:t>
+      </w:r>
+      <w:r>
+        <w:t xml:space="preserve">SPN &gt; PRE). However, the between-group differences are negligible and</w:t>
+      </w:r>
+      <w:r>
+        <w:t xml:space="preserve"> </w:t>
+      </w:r>
+      <w:r>
+        <w:t xml:space="preserve">non-significant, so this pattern should not be over-interpreted. The</w:t>
+      </w:r>
+      <w:r>
+        <w:t xml:space="preserve"> </w:t>
+      </w:r>
+      <w:r>
+        <w:t xml:space="preserve">null DPL result may reflect that the</w:t>
+      </w:r>
+      <w:r>
+        <w:t xml:space="preserve"> </w:t>
+      </w:r>
+      <w:r>
+        <w:rPr>
+          <w:iCs/>
+          <w:i/>
+        </w:rPr>
+        <w:t xml:space="preserve">k</w:t>
+      </w:r>
+      <w:r>
+        <w:t xml:space="preserve"> </w:t>
+      </w:r>
+      <w:r>
+        <w:t xml:space="preserve">= 238 sample does not have</w:t>
+      </w:r>
+      <w:r>
+        <w:t xml:space="preserve"> </w:t>
+      </w:r>
+      <w:r>
+        <w:t xml:space="preserve">sufficient power to detect small temporal trends, that DPL phase is</w:t>
+      </w:r>
+      <w:r>
+        <w:t xml:space="preserve"> </w:t>
+      </w:r>
+      <w:r>
+        <w:t xml:space="preserve">confounded with ICRV composition (pre-2009 studies concentrated in</w:t>
+      </w:r>
+      <w:r>
+        <w:t xml:space="preserve"> </w:t>
+      </w:r>
+      <w:r>
+        <w:t xml:space="preserve">advanced economies), or that the Digital Paradox Lifecycle inflection</w:t>
+      </w:r>
+      <w:r>
+        <w:t xml:space="preserve"> </w:t>
+      </w:r>
+      <w:r>
+        <w:t xml:space="preserve">does not manifest at meta-analytic resolution with the current sample</w:t>
+      </w:r>
+      <w:r>
+        <w:t xml:space="preserve"> </w:t>
+      </w:r>
+      <w:r>
+        <w:t xml:space="preserve">size. H2 is not supported.</w:t>
+      </w:r>
+    </w:p>
+    <w:p>
+      <w:pPr>
+        <w:pStyle w:val="BodyText"/>
+      </w:pPr>
+      <w:r>
+        <w:t xml:space="preserve">Figure 3: DPL phase moderation, pooled I→P effect by digital adoption</w:t>
+      </w:r>
+      <w:r>
+        <w:t xml:space="preserve"> </w:t>
+      </w:r>
+      <w:r>
+        <w:t xml:space="preserve">epoch</w:t>
+      </w:r>
+    </w:p>
+    <w:p>
+      <w:pPr>
+        <w:pStyle w:val="BodyText"/>
+      </w:pPr>
+      <w:r>
+        <w:rPr>
+          <w:iCs/>
+          <w:i/>
+        </w:rPr>
+        <w:t xml:space="preserve">Figure 3.</w:t>
+      </w:r>
+      <w:r>
+        <w:t xml:space="preserve"> </w:t>
+      </w:r>
+      <w:r>
+        <w:t xml:space="preserve">DPL phase subgroup results. Pooled effect sizes by Precede /</w:t>
+      </w:r>
+      <w:r>
+        <w:t xml:space="preserve"> </w:t>
+      </w:r>
+      <w:r>
+        <w:t xml:space="preserve">Span / Follow epoch with 95% CI. The between-phase differences are small</w:t>
+      </w:r>
+      <w:r>
+        <w:t xml:space="preserve"> </w:t>
+      </w:r>
+      <w:r>
+        <w:t xml:space="preserve">and non-significant.</w:t>
+      </w:r>
+    </w:p>
+    <w:bookmarkEnd w:id="40"/>
+    <w:bookmarkStart w:id="41" w:name="X19c46ecf699f27e790e5a8fa6520cb51f104e4a"/>
+    <w:p>
+      <w:pPr>
+        <w:pStyle w:val="Heading3"/>
+      </w:pPr>
+      <w:r>
+        <w:t xml:space="preserve">4.6 Publication Bias (H4)</w:t>
+      </w:r>
+    </w:p>
+    <w:p>
+      <w:pPr>
+        <w:pStyle w:val="FirstParagraph"/>
+      </w:pPr>
+      <w:r>
+        <w:t xml:space="preserve">H4</w:t>
+      </w:r>
+      <w:r>
+        <w:t xml:space="preserve"> </w:t>
+      </w:r>
+      <w:r>
+        <w:rPr>
+          <w:bCs/>
+          <w:b/>
+        </w:rPr>
+        <w:t xml:space="preserve">supported</w:t>
+      </w:r>
+      <w:r>
+        <w:t xml:space="preserve">: multiple indicators consistently detect publication</w:t>
+      </w:r>
+      <w:r>
+        <w:t xml:space="preserve"> </w:t>
+      </w:r>
+      <w:r>
+        <w:t xml:space="preserve">bias, though the positive I→P effect survives correction.</w:t>
+      </w:r>
+    </w:p>
+    <w:p>
+      <w:pPr>
+        <w:pStyle w:val="BodyText"/>
+      </w:pPr>
+      <w:r>
+        <w:rPr>
+          <w:bCs/>
+          <w:b/>
+        </w:rPr>
+        <w:t xml:space="preserve">Egger's regression test</w:t>
+      </w:r>
+      <w:r>
+        <w:t xml:space="preserve"> </w:t>
+      </w:r>
+      <w:r>
+        <w:t xml:space="preserve">(SE as moderator):</w:t>
+      </w:r>
+      <w:r>
+        <w:t xml:space="preserve"> </w:t>
+      </w:r>
+      <w:r>
+        <w:rPr>
+          <w:iCs/>
+          <w:i/>
+        </w:rPr>
+        <w:t xml:space="preserve">b</w:t>
+      </w:r>
+      <w:r>
+        <w:t xml:space="preserve"> </w:t>
+      </w:r>
+      <w:r>
+        <w:t xml:space="preserve">= 0.487 (</w:t>
+      </w:r>
+      <w:r>
+        <w:rPr>
+          <w:iCs/>
+          <w:i/>
+        </w:rPr>
+        <w:t xml:space="preserve">SE</w:t>
+      </w:r>
+      <w:r>
+        <w:t xml:space="preserve"> </w:t>
+      </w:r>
+      <w:r>
+        <w:t xml:space="preserve">=</w:t>
+      </w:r>
+      <w:r>
+        <w:t xml:space="preserve"> </w:t>
+      </w:r>
+      <w:r>
+        <w:t xml:space="preserve">0.251,</w:t>
+      </w:r>
+      <w:r>
+        <w:t xml:space="preserve"> </w:t>
+      </w:r>
+      <w:r>
+        <w:rPr>
+          <w:iCs/>
+          <w:i/>
+        </w:rPr>
+        <w:t xml:space="preserve">p</w:t>
+      </w:r>
+      <w:r>
+        <w:t xml:space="preserve"> </w:t>
+      </w:r>
+      <w:r>
+        <w:t xml:space="preserve">= .052), just above the conventional α = .05 threshold; this</w:t>
+      </w:r>
+      <w:r>
+        <w:t xml:space="preserve"> </w:t>
+      </w:r>
+      <w:r>
+        <w:t xml:space="preserve">criterion does not reach statistical significance, and funnel asymmetry</w:t>
+      </w:r>
+      <w:r>
+        <w:t xml:space="preserve"> </w:t>
+      </w:r>
+      <w:r>
+        <w:t xml:space="preserve">by Egger's test alone is not confirmed.</w:t>
+      </w:r>
+    </w:p>
+    <w:p>
+      <w:pPr>
+        <w:pStyle w:val="BodyText"/>
+      </w:pPr>
+      <w:r>
+        <w:rPr>
+          <w:bCs/>
+          <w:b/>
+        </w:rPr>
+        <w:t xml:space="preserve">Begg's rank correlation</w:t>
+      </w:r>
+      <w:r>
+        <w:t xml:space="preserve"> </w:t>
+      </w:r>
+      <w:r>
+        <w:t xml:space="preserve">(Kendall's τ): τ = −0.132,</w:t>
+      </w:r>
+      <w:r>
+        <w:t xml:space="preserve"> </w:t>
+      </w:r>
+      <w:r>
+        <w:rPr>
+          <w:iCs/>
+          <w:i/>
+        </w:rPr>
+        <w:t xml:space="preserve">p</w:t>
+      </w:r>
+      <w:r>
+        <w:t xml:space="preserve"> </w:t>
+      </w:r>
+      <w:r>
+        <w:t xml:space="preserve">= .001</w:t>
+      </w:r>
+      <w:r>
+        <w:t xml:space="preserve"> </w:t>
+      </w:r>
+      <w:r>
+        <w:t xml:space="preserve">significant funnel asymmetry; studies with larger standard errors</w:t>
+      </w:r>
+      <w:r>
+        <w:t xml:space="preserve"> </w:t>
+      </w:r>
+      <w:r>
+        <w:t xml:space="preserve">(smaller</w:t>
+      </w:r>
+      <w:r>
+        <w:t xml:space="preserve"> </w:t>
+      </w:r>
+      <w:r>
+        <w:rPr>
+          <w:iCs/>
+          <w:i/>
+        </w:rPr>
+        <w:t xml:space="preserve">n</w:t>
+      </w:r>
+      <w:r>
+        <w:t xml:space="preserve">) report systematically lower effect sizes, consistent with</w:t>
+      </w:r>
+      <w:r>
+        <w:t xml:space="preserve"> </w:t>
+      </w:r>
+      <w:r>
+        <w:t xml:space="preserve">publication bias against null or negative findings.</w:t>
+      </w:r>
+    </w:p>
+    <w:p>
+      <w:pPr>
+        <w:pStyle w:val="BodyText"/>
+      </w:pPr>
+      <w:r>
+        <w:rPr>
+          <w:bCs/>
+          <w:b/>
+        </w:rPr>
+        <w:t xml:space="preserve">Trim-and-fill</w:t>
+      </w:r>
+      <w:r>
+        <w:t xml:space="preserve">: imputes</w:t>
+      </w:r>
+      <w:r>
+        <w:t xml:space="preserve"> </w:t>
+      </w:r>
+      <w:r>
+        <w:rPr>
+          <w:iCs/>
+          <w:i/>
+        </w:rPr>
+        <w:t xml:space="preserve">k</w:t>
+      </w:r>
+      <w:r>
+        <w:t xml:space="preserve"> </w:t>
+      </w:r>
+      <w:r>
+        <w:t xml:space="preserve">= 57 missing studies (left side);</w:t>
+      </w:r>
+      <w:r>
+        <w:t xml:space="preserve"> </w:t>
+      </w:r>
+      <w:r>
+        <w:t xml:space="preserve">adjusted pooled</w:t>
+      </w:r>
+      <w:r>
+        <w:t xml:space="preserve"> </w:t>
+      </w:r>
+      <w:r>
+        <w:rPr>
+          <w:iCs/>
+          <w:i/>
+        </w:rPr>
+        <w:t xml:space="preserve">r̄</w:t>
+      </w:r>
+      <w:r>
+        <w:t xml:space="preserve"> </w:t>
+      </w:r>
+      <w:r>
+        <w:t xml:space="preserve">= 0.035 (95% CI [0.018, 0.051]), a conservative</w:t>
+      </w:r>
+      <w:r>
+        <w:t xml:space="preserve"> </w:t>
+      </w:r>
+      <w:r>
+        <w:t xml:space="preserve">lower bound. The effect remains positive and significant but is</w:t>
+      </w:r>
+      <w:r>
+        <w:t xml:space="preserve"> </w:t>
+      </w:r>
+      <w:r>
+        <w:t xml:space="preserve">substantially attenuated from the raw estimate (0.074 → 0.035).</w:t>
+      </w:r>
+    </w:p>
+    <w:p>
+      <w:pPr>
+        <w:pStyle w:val="BodyText"/>
+      </w:pPr>
+      <w:r>
+        <w:rPr>
+          <w:bCs/>
+          <w:b/>
+        </w:rPr>
+        <w:t xml:space="preserve">Fail-safe</w:t>
+      </w:r>
+      <w:r>
+        <w:rPr>
+          <w:bCs/>
+          <w:b/>
+        </w:rPr>
+        <w:t xml:space="preserve"> </w:t>
+      </w:r>
+      <w:r>
+        <w:rPr>
+          <w:iCs/>
+          <w:i/>
+          <w:bCs/>
+          <w:b/>
+        </w:rPr>
+        <w:t xml:space="preserve">N</w:t>
+      </w:r>
+      <w:r>
+        <w:t xml:space="preserve"> </w:t>
+      </w:r>
+      <w:r>
+        <w:t xml:space="preserve">(Rosenthal, 1991):</w:t>
+      </w:r>
+      <w:r>
+        <w:t xml:space="preserve"> </w:t>
+      </w:r>
+      <w:r>
+        <w:rPr>
+          <w:iCs/>
+          <w:i/>
+        </w:rPr>
+        <w:t xml:space="preserve">N</w:t>
+      </w:r>
+      <w:r>
+        <w:t xml:space="preserve"> </w:t>
+      </w:r>
+      <w:r>
+        <w:t xml:space="preserve">= 44,782, far exceeding the</w:t>
+      </w:r>
+      <w:r>
+        <w:t xml:space="preserve"> </w:t>
+      </w:r>
+      <w:r>
+        <w:t xml:space="preserve">criterion of 5</w:t>
+      </w:r>
+      <w:r>
+        <w:rPr>
+          <w:iCs/>
+          <w:i/>
+        </w:rPr>
+        <w:t xml:space="preserve">k</w:t>
+      </w:r>
+      <w:r>
+        <w:t xml:space="preserve"> </w:t>
+      </w:r>
+      <w:r>
+        <w:t xml:space="preserve">+ 10 = 1,195; even under extreme publication</w:t>
+      </w:r>
+      <w:r>
+        <w:t xml:space="preserve"> </w:t>
+      </w:r>
+      <w:r>
+        <w:t xml:space="preserve">suppression assumptions, a trivially small effect would require 44,782</w:t>
+      </w:r>
+      <w:r>
+        <w:t xml:space="preserve"> </w:t>
+      </w:r>
+      <w:r>
+        <w:t xml:space="preserve">unpublished null studies, implausible.</w:t>
+      </w:r>
+    </w:p>
+    <w:p>
+      <w:pPr>
+        <w:pStyle w:val="BodyText"/>
+      </w:pPr>
+      <w:r>
+        <w:t xml:space="preserve">The trim-and-fill correction (</w:t>
+      </w:r>
+      <w:r>
+        <w:rPr>
+          <w:iCs/>
+          <w:i/>
+        </w:rPr>
+        <w:t xml:space="preserve">k</w:t>
+      </w:r>
+      <w:r>
+        <w:t xml:space="preserve"> </w:t>
+      </w:r>
+      <w:r>
+        <w:t xml:space="preserve">= 57 imputed, adj.</w:t>
+      </w:r>
+      <w:r>
+        <w:t xml:space="preserve"> </w:t>
+      </w:r>
+      <w:r>
+        <w:rPr>
+          <w:iCs/>
+          <w:i/>
+        </w:rPr>
+        <w:t xml:space="preserve">r</w:t>
+      </w:r>
+      <w:r>
+        <w:t xml:space="preserve"> </w:t>
+      </w:r>
+      <w:r>
+        <w:t xml:space="preserve">= 0.035) is the</w:t>
+      </w:r>
+      <w:r>
+        <w:t xml:space="preserve"> </w:t>
+      </w:r>
+      <w:r>
+        <w:t xml:space="preserve">most conservative bias-corrected estimate and represents a meaningful</w:t>
+      </w:r>
+      <w:r>
+        <w:t xml:space="preserve"> </w:t>
+      </w:r>
+      <w:r>
+        <w:t xml:space="preserve">reduction from the raw</w:t>
+      </w:r>
+      <w:r>
+        <w:t xml:space="preserve"> </w:t>
+      </w:r>
+      <w:r>
+        <w:rPr>
+          <w:iCs/>
+          <w:i/>
+        </w:rPr>
+        <w:t xml:space="preserve">r</w:t>
+      </w:r>
+      <w:r>
+        <w:t xml:space="preserve"> </w:t>
+      </w:r>
+      <w:r>
+        <w:t xml:space="preserve">= 0.074. Together with the substantial</w:t>
+      </w:r>
+      <w:r>
+        <w:t xml:space="preserve"> </w:t>
+      </w:r>
+      <w:r>
+        <w:t xml:space="preserve">unexplained heterogeneity (</w:t>
+      </w:r>
+      <w:r>
+        <w:rPr>
+          <w:iCs/>
+          <w:i/>
+        </w:rPr>
+        <w:t xml:space="preserve">I</w:t>
+      </w:r>
+      <w:r>
+        <w:t xml:space="preserve">² = 62.4%) and non-significant moderator</w:t>
+      </w:r>
+      <w:r>
+        <w:t xml:space="preserve"> </w:t>
+      </w:r>
+      <w:r>
+        <w:t xml:space="preserve">tests (§§4.3–4.5), the publication bias evidence suggests that the</w:t>
+      </w:r>
+      <w:r>
+        <w:t xml:space="preserve"> </w:t>
+      </w:r>
+      <w:r>
+        <w:t xml:space="preserve">apparent average I→P effect is upwardly inflated in the published</w:t>
+      </w:r>
+      <w:r>
+        <w:t xml:space="preserve"> </w:t>
+      </w:r>
+      <w:r>
+        <w:t xml:space="preserve">literature. The true population effect may be closer to</w:t>
+      </w:r>
+      <w:r>
+        <w:t xml:space="preserve"> </w:t>
+      </w:r>
+      <w:r>
+        <w:rPr>
+          <w:iCs/>
+          <w:i/>
+        </w:rPr>
+        <w:t xml:space="preserve">r</w:t>
+      </w:r>
+      <w:r>
+        <w:t xml:space="preserve"> </w:t>
+      </w:r>
+      <w:r>
+        <w:t xml:space="preserve">≈ 0.035.</w:t>
+      </w:r>
+    </w:p>
+    <w:p>
+      <w:pPr>
+        <w:pStyle w:val="BodyText"/>
+      </w:pPr>
+      <w:r>
+        <w:t xml:space="preserve">Figure 5: Funnel plot with trim-and-fill imputed studies</w:t>
+      </w:r>
+    </w:p>
+    <w:p>
+      <w:pPr>
+        <w:pStyle w:val="BodyText"/>
+      </w:pPr>
+      <w:r>
+        <w:rPr>
+          <w:iCs/>
+          <w:i/>
+        </w:rPr>
+        <w:t xml:space="preserve">Figure 5.</w:t>
+      </w:r>
+      <w:r>
+        <w:t xml:space="preserve"> </w:t>
+      </w:r>
+      <w:r>
+        <w:t xml:space="preserve">Funnel plot of effect sizes against standard errors. Open</w:t>
+      </w:r>
+      <w:r>
+        <w:t xml:space="preserve"> </w:t>
+      </w:r>
+      <w:r>
+        <w:t xml:space="preserve">circles = original studies; filled circles = trim-and-fill imputed</w:t>
+      </w:r>
+      <w:r>
+        <w:t xml:space="preserve"> </w:t>
+      </w:r>
+      <w:r>
+        <w:t xml:space="preserve">studies (</w:t>
+      </w:r>
+      <w:r>
+        <w:rPr>
+          <w:iCs/>
+          <w:i/>
+        </w:rPr>
+        <w:t xml:space="preserve">k</w:t>
+      </w:r>
+      <w:r>
+        <w:t xml:space="preserve"> </w:t>
+      </w:r>
+      <w:r>
+        <w:t xml:space="preserve">= 57). Substantial left-side asymmetry is visible; the</w:t>
+      </w:r>
+      <w:r>
+        <w:t xml:space="preserve"> </w:t>
+      </w:r>
+      <w:r>
+        <w:t xml:space="preserve">adjusted pooled effect is</w:t>
+      </w:r>
+      <w:r>
+        <w:t xml:space="preserve"> </w:t>
+      </w:r>
+      <w:r>
+        <w:rPr>
+          <w:iCs/>
+          <w:i/>
+        </w:rPr>
+        <w:t xml:space="preserve">r</w:t>
+      </w:r>
+      <w:r>
+        <w:t xml:space="preserve"> </w:t>
+      </w:r>
+      <w:r>
+        <w:t xml:space="preserve">= 0.035.</w:t>
+      </w:r>
+    </w:p>
+    <w:bookmarkEnd w:id="41"/>
+    <w:bookmarkStart w:id="42" w:name="X2944bef6cd2d25cd29d80b35f2bf895bc8ca4c2"/>
+    <w:p>
+      <w:pPr>
+        <w:pStyle w:val="Heading3"/>
+      </w:pPr>
+      <w:r>
+        <w:t xml:space="preserve">4.7 Robustness</w:t>
+      </w:r>
+    </w:p>
+    <w:tbl>
+      <w:tblPr>
+        <w:tblStyle w:val="Table"/>
+        <w:tblW w:type="auto" w:w="0"/>
+        <w:tblLook w:firstRow="1" w:lastRow="0" w:firstColumn="0" w:lastColumn="0" w:noHBand="0" w:noVBand="0" w:val="0020"/>
+        <w:jc w:val="start"/>
+      </w:tblPr>
+      <w:tblGrid>
+        <w:gridCol w:w="1584"/>
+        <w:gridCol w:w="1584"/>
+        <w:gridCol w:w="1584"/>
+        <w:gridCol w:w="1584"/>
+        <w:gridCol w:w="1584"/>
+      </w:tblGrid>
+      <w:tr>
+        <w:trPr>
+          <w:tblHeader w:val="true"/>
+        </w:trPr>
+        <w:tc>
+          <w:tcPr/>
+          <w:p>
+            <w:pPr>
+              <w:pStyle w:val="Compact"/>
+              <w:jc w:val="left"/>
+            </w:pPr>
+            <w:r>
+              <w:t xml:space="preserve">Check</w:t>
+            </w:r>
+          </w:p>
+        </w:tc>
+        <w:tc>
+          <w:tcPr/>
+          <w:p>
+            <w:pPr>
+              <w:pStyle w:val="Compact"/>
+              <w:jc w:val="left"/>
+            </w:pPr>
+            <w:r>
+              <w:t xml:space="preserve">K</w:t>
+            </w:r>
+          </w:p>
+        </w:tc>
+        <w:tc>
+          <w:tcPr/>
+          <w:p>
+            <w:pPr>
+              <w:pStyle w:val="Compact"/>
+              <w:jc w:val="left"/>
+            </w:pPr>
+            <w:r>
+              <w:rPr>
+                <w:iCs/>
+                <w:i/>
+              </w:rPr>
+              <w:t xml:space="preserve">r̄</w:t>
+            </w:r>
+          </w:p>
+        </w:tc>
+        <w:tc>
+          <w:tcPr/>
+          <w:p>
+            <w:pPr>
+              <w:pStyle w:val="Compact"/>
+              <w:jc w:val="left"/>
+            </w:pPr>
+            <w:r>
+              <w:t xml:space="preserve">95% CI</w:t>
+            </w:r>
+          </w:p>
+        </w:tc>
+        <w:tc>
+          <w:tcPr/>
+          <w:p>
+            <w:pPr>
+              <w:pStyle w:val="Compact"/>
+              <w:jc w:val="left"/>
+            </w:pPr>
+            <w:r>
               <w:t xml:space="preserve">Note</w:t>
             </w:r>
           </w:p>
@@ -8491,7 +8446,7 @@
               <w:t xml:space="preserve"> </w:t>
             </w:r>
             <w:r>
-              <w:t xml:space="preserve">&lt; 0.01 vs. three-level</w:t>
+              <w:t xml:space="preserve">&lt; 0.01 vs. three-level</w:t>
             </w:r>
           </w:p>
         </w:tc>
@@ -8710,7 +8665,7 @@
     </w:p>
     <w:bookmarkEnd w:id="42"/>
     <w:bookmarkEnd w:id="43"/>
-    <w:bookmarkStart w:id="48" w:name="discussion"/>
+    <w:bookmarkStart w:id="48" w:name="X735612638e4e736e4693e459c258977262c0dfc"/>
     <w:p>
       <w:pPr>
         <w:pStyle w:val="Heading2"/>
@@ -8719,7 +8674,7 @@
         <w:t xml:space="preserve">5. Discussion</w:t>
       </w:r>
     </w:p>
-    <w:bookmarkStart w:id="44" w:name="alignment-with-country-level-evidence"/>
+    <w:bookmarkStart w:id="44" w:name="X358d8a6bfbc612aa554abb1739dd28765579392"/>
     <w:p>
       <w:pPr>
         <w:pStyle w:val="Heading3"/>
@@ -8996,7 +8951,7 @@
         <w:t xml:space="preserve"> </w:t>
       </w:r>
       <w:r>
-        <w:t xml:space="preserve">consistent with CIMT’s institutional friction argument. At the</w:t>
+        <w:t xml:space="preserve">consistent with CIMT's institutional friction argument. At the</w:t>
       </w:r>
       <w:r>
         <w:t xml:space="preserve"> </w:t>
@@ -9020,7 +8975,7 @@
         <w:t xml:space="preserve"> </w:t>
       </w:r>
       <w:r>
-        <w:t xml:space="preserve">factors, a pattern consistent with CIMT’s prediction that firm-level</w:t>
+        <w:t xml:space="preserve">factors, a pattern consistent with CIMT's prediction that firm-level</w:t>
       </w:r>
       <w:r>
         <w:t xml:space="preserve"> </w:t>
@@ -9320,17 +9275,17 @@
         <w:t xml:space="preserve"> </w:t>
       </w:r>
       <w:r>
-        <w:t xml:space="preserve">= 0.079 vs. 0.068) does not reach significance, a result that</w:t>
-      </w:r>
-      <w:r>
-        <w:t xml:space="preserve"> </w:t>
-      </w:r>
-      <w:r>
-        <w:t xml:space="preserve">bounds, rather than refutes, CIMT’s institutional gradient prediction.</w:t>
+        <w:t xml:space="preserve">= 0.079 vs. 0.068) does not reach significance, a result that</w:t>
+      </w:r>
+      <w:r>
+        <w:t xml:space="preserve"> </w:t>
+      </w:r>
+      <w:r>
+        <w:t xml:space="preserve">bounds, rather than refutes, CIMT's institutional gradient prediction.</w:t>
       </w:r>
     </w:p>
     <w:bookmarkEnd w:id="44"/>
-    <w:bookmarkStart w:id="45" w:name="theoretical-contributions"/>
+    <w:bookmarkStart w:id="45" w:name="X688563909f8febb75275ad832e560c448093230"/>
     <w:p>
       <w:pPr>
         <w:pStyle w:val="Heading3"/>
@@ -9705,7 +9660,7 @@
         <w:t xml:space="preserve"> </w:t>
       </w:r>
       <w:r>
-        <w:t xml:space="preserve">and significant Begg’s τ (</w:t>
+        <w:t xml:space="preserve">and significant Begg's τ (</w:t>
       </w:r>
       <w:r>
         <w:rPr>
@@ -9786,25 +9741,7 @@
         <w:t xml:space="preserve"> </w:t>
       </w:r>
       <w:r>
-        <w:t xml:space="preserve">literature’s widely cited</w:t>
-      </w:r>
-      <w:r>
-        <w:t xml:space="preserve"> </w:t>
-      </w:r>
-      <w:r>
-        <w:t xml:space="preserve">“</w:t>
-      </w:r>
-      <w:r>
-        <w:t xml:space="preserve">positive I→P relationship</w:t>
-      </w:r>
-      <w:r>
-        <w:t xml:space="preserve">”</w:t>
-      </w:r>
-      <w:r>
-        <w:t xml:space="preserve"> </w:t>
-      </w:r>
-      <w:r>
-        <w:t xml:space="preserve">is partially an</w:t>
+        <w:t xml:space="preserve">literature's widely cited "positive I→P relationship" is partially an</w:t>
       </w:r>
       <w:r>
         <w:t xml:space="preserve"> </w:t>
@@ -9814,7 +9751,7 @@
       </w:r>
     </w:p>
     <w:bookmarkEnd w:id="45"/>
-    <w:bookmarkStart w:id="46" w:name="managerial-and-policy-implications"/>
+    <w:bookmarkStart w:id="46" w:name="Xb1fcf2c8d5f0b973be8539a5c4cf4005bf85f3d"/>
     <w:p>
       <w:pPr>
         <w:pStyle w:val="Heading3"/>
@@ -9941,19 +9878,7 @@
         <w:t xml:space="preserve"> </w:t>
       </w:r>
       <w:r>
-        <w:t xml:space="preserve">“</w:t>
-      </w:r>
-      <w:r>
-        <w:t xml:space="preserve">internationalization improves performance</w:t>
-      </w:r>
-      <w:r>
-        <w:t xml:space="preserve">”</w:t>
-      </w:r>
-      <w:r>
-        <w:t xml:space="preserve"> </w:t>
-      </w:r>
-      <w:r>
-        <w:t xml:space="preserve">unconditionally.</w:t>
+        <w:t xml:space="preserve">"internationalization improves performance" unconditionally.</w:t>
       </w:r>
     </w:p>
     <w:p>
@@ -10024,7 +9949,7 @@
         <w:t xml:space="preserve"> </w:t>
       </w:r>
       <w:r>
-        <w:t xml:space="preserve">field’s understanding of when and why internationalization helps.</w:t>
+        <w:t xml:space="preserve">field's understanding of when and why internationalization helps.</w:t>
       </w:r>
       <w:r>
         <w:t xml:space="preserve"> </w:t>
@@ -10113,7 +10038,7 @@
       </w:r>
     </w:p>
     <w:bookmarkEnd w:id="46"/>
-    <w:bookmarkStart w:id="47" w:name="limitations-and-inferential-bounds"/>
+    <w:bookmarkStart w:id="47" w:name="X0f6e89d87400594fb1abd2d07a881153acd68bb"/>
     <w:p>
       <w:pPr>
         <w:pStyle w:val="Heading3"/>
@@ -10164,19 +10089,7 @@
         <w:t xml:space="preserve"> </w:t>
       </w:r>
       <w:r>
-        <w:t xml:space="preserve">CI) does not permit definitive conclusions about the</w:t>
-      </w:r>
-      <w:r>
-        <w:t xml:space="preserve"> </w:t>
-      </w:r>
-      <w:r>
-        <w:t xml:space="preserve">“</w:t>
-      </w:r>
-      <w:r>
-        <w:t xml:space="preserve">forced-penalty</w:t>
-      </w:r>
-      <w:r>
-        <w:t xml:space="preserve">”</w:t>
+        <w:t xml:space="preserve">CI) does not permit definitive conclusions about the "forced-penalty"</w:t>
       </w:r>
       <w:r>
         <w:t xml:space="preserve"> </w:t>
@@ -10326,7 +10239,7 @@
     </w:p>
     <w:bookmarkEnd w:id="47"/>
     <w:bookmarkEnd w:id="48"/>
-    <w:bookmarkStart w:id="49" w:name="conclusion"/>
+    <w:bookmarkStart w:id="49" w:name="X6b297cc947e0db5526be369b1f0f4ddc67b2415"/>
     <w:p>
       <w:pPr>
         <w:pStyle w:val="Heading2"/>
@@ -10546,7 +10459,7 @@
         <w:t xml:space="preserve">Q</w:t>
       </w:r>
       <w:r>
-        <w:t xml:space="preserve">_M = 1.34,</w:t>
+        <w:t xml:space="preserve">_M = 1.23,</w:t>
       </w:r>
       <w:r>
         <w:t xml:space="preserve"> </w:t>
@@ -10562,7 +10475,7 @@
         <w:t xml:space="preserve"> </w:t>
       </w:r>
       <w:r>
-        <w:t xml:space="preserve">= .513) and DPL</w:t>
+        <w:t xml:space="preserve">= .541) and DPL</w:t>
       </w:r>
       <w:r>
         <w:t xml:space="preserve"> </w:t>
@@ -10707,7 +10620,7 @@
         <w:t xml:space="preserve"> </w:t>
       </w:r>
       <w:r>
-        <w:t xml:space="preserve">positive but considerably attenuated. This suggests that the I→P field’s</w:t>
+        <w:t xml:space="preserve">positive but considerably attenuated. This suggests that the I→P field's</w:t>
       </w:r>
       <w:r>
         <w:t xml:space="preserve"> </w:t>
@@ -10922,7 +10835,7 @@
         <w:t xml:space="preserve"> </w:t>
       </w:r>
       <w:r>
-        <w:t xml:space="preserve">Pouresmaeili et al. 2018) is the sole driver of ICRV significance;</w:t>
+        <w:t xml:space="preserve">Pouresmaeili et al. 2018) is the sole driver of ICRV significance;</w:t>
       </w:r>
       <w:r>
         <w:t xml:space="preserve"> </w:t>
@@ -10964,7 +10877,7 @@
         <w:t xml:space="preserve"> </w:t>
       </w:r>
       <w:r>
-        <w:t xml:space="preserve">vintage mismatch between the study’s data period and the DAI score’s</w:t>
+        <w:t xml:space="preserve">vintage mismatch between the study's data period and the DAI score's</w:t>
       </w:r>
       <w:r>
         <w:t xml:space="preserve"> </w:t>
@@ -11278,7 +11191,7 @@
         <w:pStyle w:val="FirstParagraph"/>
       </w:pPr>
       <w:r>
-        <w:t xml:space="preserve">During the preparation of this work, the authors used two software aids, each under full human control and verification. First, a purpose-built large-language-model-assisted tool (M-AIDA, using Anthropic Claude) was used to assist effect-size extraction and statistical conversion from the primary studies; every value proposed by the tool was independently checked, corrected where necessary, and permanently locked by the Principal Investigator before entry into the analysis database. Second, Grammarly was used to correct spelling, grammar, and punctuation in the authors’ own text. No generative AI tool selected studies, made eligibility decisions, performed the statistical analysis, or generated any interpretive or written content; the authors reviewed all outputs and take full responsibility for the content of the publication.</w:t>
+        <w:t xml:space="preserve">During the preparation of this work, the authors used two software aids, each under full human control and verification. First, a purpose-built large-language-model-assisted tool (M-AIDA, using Anthropic Claude) was used to assist effect-size extraction and statistical conversion from the primary studies; every value proposed by the tool was independently checked, corrected where necessary, and permanently locked by the Principal Investigator before entry into the analysis database. Second, Grammarly was used to correct spelling, grammar, and punctuation in the authors' own text. No generative AI tool selected studies, made eligibility decisions, performed the statistical analysis, or generated any interpretive or written content; the authors reviewed all outputs and take full responsibility for the content of the publication.</w:t>
       </w:r>
     </w:p>
     <w:bookmarkEnd w:id="53"/>
@@ -12571,7 +12484,7 @@
         <w:t xml:space="preserve"> </w:t>
       </w:r>
       <w:r>
-        <w:t xml:space="preserve">(pp. 231–244).</w:t>
+        <w:t xml:space="preserve">(pp. 231–244).</w:t>
       </w:r>
       <w:r>
         <w:t xml:space="preserve"> </w:t>

--- a/p6/submission/apjm_package/01_manuscript_blinded.docx
+++ b/p6/submission/apjm_package/01_manuscript_blinded.docx
@@ -2,7 +2,7 @@
 <file path=word/document.xml><?xml version="1.0" encoding="utf-8"?>
 <w:document xmlns:w="http://schemas.openxmlformats.org/wordprocessingml/2006/main" xmlns:m="http://schemas.openxmlformats.org/officeDocument/2006/math" xmlns:r="http://schemas.openxmlformats.org/officeDocument/2006/relationships" xmlns:o="urn:schemas-microsoft-com:office:office" xmlns:v="urn:schemas-microsoft-com:vml" xmlns:w10="urn:schemas-microsoft-com:office:word" xmlns:a="http://schemas.openxmlformats.org/drawingml/2006/main" xmlns:pic="http://schemas.openxmlformats.org/drawingml/2006/picture" xmlns:wp="http://schemas.openxmlformats.org/drawingml/2006/wordprocessingDrawing">
   <w:body>
-    <w:bookmarkStart w:id="57" w:name="X0c6e4d0da10b64d0e26e4f46cdf4d61de6495dd"/>
+    <w:bookmarkStart w:id="59" w:name="X0c6e4d0da10b64d0e26e4f46cdf4d61de6495dd"/>
     <w:p>
       <w:pPr>
         <w:pStyle w:val="Heading1"/>
@@ -612,7 +612,7 @@
       </w:r>
     </w:p>
     <w:bookmarkEnd w:id="20"/>
-    <w:bookmarkStart w:id="21" w:name="introduction"/>
+    <w:bookmarkStart w:id="21" w:name="Xe3d0fc0bea9a42ce7605565d0964033d7f6ee47"/>
     <w:p>
       <w:pPr>
         <w:pStyle w:val="Heading2"/>
@@ -706,28 +706,13 @@
         <w:pStyle w:val="BodyText"/>
       </w:pPr>
       <w:r>
-        <w:t xml:space="preserve">The relationship between a firm’s degree of internationalization and its</w:t>
-      </w:r>
-      <w:r>
-        <w:t xml:space="preserve"> </w:t>
-      </w:r>
-      <w:r>
-        <w:t xml:space="preserve">performance (the</w:t>
-      </w:r>
-      <w:r>
-        <w:t xml:space="preserve"> </w:t>
-      </w:r>
-      <w:r>
-        <w:t xml:space="preserve">“</w:t>
-      </w:r>
-      <w:r>
-        <w:t xml:space="preserve">I to P relationship</w:t>
-      </w:r>
-      <w:r>
-        <w:t xml:space="preserve">”</w:t>
-      </w:r>
-      <w:r>
-        <w:t xml:space="preserve">) is the most meta-analyzed question</w:t>
+        <w:t xml:space="preserve">The relationship between a firm's degree of internationalization and its</w:t>
+      </w:r>
+      <w:r>
+        <w:t xml:space="preserve"> </w:t>
+      </w:r>
+      <w:r>
+        <w:t xml:space="preserve">performance (the "I to P relationship") is the most meta-analyzed question</w:t>
       </w:r>
       <w:r>
         <w:t xml:space="preserve"> </w:t>
@@ -784,7 +769,7 @@
         <w:pStyle w:val="BodyText"/>
       </w:pPr>
       <w:r>
-        <w:t xml:space="preserve">The present study’s starting point is the ICBEF 2025 baseline analysis</w:t>
+        <w:t xml:space="preserve">The present study's starting point is the ICBEF 2025 baseline analysis</w:t>
       </w:r>
       <w:r>
         <w:t xml:space="preserve"> </w:t>
@@ -932,7 +917,7 @@
         <w:t xml:space="preserve"> </w:t>
       </w:r>
       <w:r>
-        <w:t xml:space="preserve">Marano et al. (2016) established that</w:t>
+        <w:t xml:space="preserve">Marano et al. (2016) established that</w:t>
       </w:r>
       <w:r>
         <w:t xml:space="preserve"> </w:t>
@@ -992,25 +977,13 @@
         <w:t xml:space="preserve"> </w:t>
       </w:r>
       <w:r>
-        <w:t xml:space="preserve">Brynjolfsson et al. (2021) identified 2009 as a</w:t>
-      </w:r>
-      <w:r>
-        <w:t xml:space="preserve"> </w:t>
-      </w:r>
-      <w:r>
-        <w:t xml:space="preserve">productivity inflection point in the digital era (the</w:t>
-      </w:r>
-      <w:r>
-        <w:t xml:space="preserve"> </w:t>
-      </w:r>
-      <w:r>
-        <w:t xml:space="preserve">“</w:t>
-      </w:r>
-      <w:r>
-        <w:t xml:space="preserve">dynamo analogy</w:t>
-      </w:r>
-      <w:r>
-        <w:t xml:space="preserve">”</w:t>
+        <w:t xml:space="preserve">Brynjolfsson et al. (2021) identified 2009 as a</w:t>
+      </w:r>
+      <w:r>
+        <w:t xml:space="preserve"> </w:t>
+      </w:r>
+      <w:r>
+        <w:t xml:space="preserve">productivity inflection point in the digital era (the "dynamo analogy"</w:t>
       </w:r>
       <w:r>
         <w:t xml:space="preserve"> </w:t>
@@ -1637,7 +1610,7 @@
       </w:r>
     </w:p>
     <w:bookmarkEnd w:id="21"/>
-    <w:bookmarkStart w:id="28" w:name="theoretical-framework-and-hypotheses"/>
+    <w:bookmarkStart w:id="28" w:name="Xce0b9068aa677089fdc23e66f61b75516af2bf7"/>
     <w:p>
       <w:pPr>
         <w:pStyle w:val="Heading2"/>
@@ -1646,7 +1619,7 @@
         <w:t xml:space="preserve">2. Theoretical Framework and Hypotheses</w:t>
       </w:r>
     </w:p>
-    <w:bookmarkStart w:id="22" w:name="foundation-theories"/>
+    <w:bookmarkStart w:id="22" w:name="X3ef957228c2567a2a7acbf295337a0f0d698973"/>
     <w:p>
       <w:pPr>
         <w:pStyle w:val="Heading3"/>
@@ -1752,7 +1725,7 @@
       </w:r>
     </w:p>
     <w:bookmarkEnd w:id="22"/>
-    <w:bookmarkStart w:id="23" w:name="X540836a8513ba9de5814d94e6c774912d657db6"/>
+    <w:bookmarkStart w:id="23" w:name="Xcf2a2351c020ca4b0c31002fd6a9bd1b3ab11d2"/>
     <w:p>
       <w:pPr>
         <w:pStyle w:val="Heading3"/>
@@ -1830,7 +1803,7 @@
         <w:t xml:space="preserve"> </w:t>
       </w:r>
       <w:r>
-        <w:t xml:space="preserve">mechanism (Khanna &amp; Palepu, 2010): as institutions weaken, substitute-governance costs accumulate, depressing the effect toward zero. CIMT therefore predicts between-regime heterogeneity, largest at the institutional frontier. Prior meta-analyses lacked a taxonomy fine enough to test this; Marano et al. (2016) used a coarse six-category scheme. The ICRV 5-regime taxonomy, anchored in World Bank WGI Rule of Law (2023) and applied to the full k = 238 corpus (Singapore WGI +1.84 to Pakistan −0.55, Iran −0.74), provides the first such test.</w:t>
+        <w:t xml:space="preserve">mechanism (Khanna &amp; Palepu, 2010): as institutions weaken, substitute-governance costs accumulate, depressing the effect toward zero. CIMT therefore predicts between-regime heterogeneity, largest at the institutional frontier. Prior meta-analyses lacked a taxonomy fine enough to test this; Marano et al. (2016) used a coarse six-category scheme. The ICRV 5-regime taxonomy, anchored in World Bank WGI Rule of Law (2023) and applied to the full k = 238 corpus (Singapore WGI +1.84 to Pakistan −0.55, Iran −0.74), provides the first such test.</w:t>
       </w:r>
     </w:p>
     <w:p>
@@ -1899,7 +1872,7 @@
       </w:r>
     </w:p>
     <w:bookmarkEnd w:id="23"/>
-    <w:bookmarkStart w:id="24" w:name="digital-paradox-lifecycle-h2"/>
+    <w:bookmarkStart w:id="24" w:name="X56bcf813f2a95d583c2633c34dc43ef38ccc7de"/>
     <w:p>
       <w:pPr>
         <w:pStyle w:val="Heading3"/>
@@ -1913,7 +1886,7 @@
         <w:pStyle w:val="FirstParagraph"/>
       </w:pPr>
       <w:r>
-        <w:t xml:space="preserve">The Digital Paradox Lifecycle (DPL) is a temporal moderator grounded in Brynjolfsson et al.’s (2021) productivity J-curve and David’s (1990) dynamo analogy: general-purpose technologies require years of complementary investment before productivity gains materialize. Three phases characterize digital internationalization:</w:t>
+        <w:t xml:space="preserve">The Digital Paradox Lifecycle (DPL) is a temporal moderator grounded in Brynjolfsson et al.'s (2021) productivity J-curve and David's (1990) dynamo analogy: general-purpose technologies require years of complementary investment before productivity gains materialize. Three phases characterize digital internationalization:</w:t>
       </w:r>
       <w:r>
         <w:t xml:space="preserve"> </w:t>
@@ -1996,7 +1969,7 @@
       </w:r>
     </w:p>
     <w:bookmarkEnd w:id="24"/>
-    <w:bookmarkStart w:id="25" w:name="cdai-as-amplifier-h3"/>
+    <w:bookmarkStart w:id="25" w:name="X7396c84a58a901f6382de3a73ce5704f8cd234e"/>
     <w:p>
       <w:pPr>
         <w:pStyle w:val="Heading3"/>
@@ -2010,7 +1983,7 @@
         <w:pStyle w:val="FirstParagraph"/>
       </w:pPr>
       <w:r>
-        <w:t xml:space="preserve">National digital adoption (cDAI) is an ecosystem property, broadband, electronic payments, digital identity, regulatory support, that exists independently of any firm’s choice and varies between studies. It is measured on a 0–1 scale from the World Bank Digital Adoption Index (2016; Sahay et al., 2020), with the ITU Digital Development Index (rescaled) as substitute; country-year assignment follows each study’s median data year. The amplification operates through the coordination-platform effect (Stallkamp &amp; Schotter, 2021): where Tier-1/Tier-2 tools are diffused, the per-unit cost of cross-border transactions falls, especially for higher-intensity internationalizers (Bharadwaj et al., 2013; Verhoef et al., 2021). Bustamante et al. (2022) provide the closest prior cross-country evidence; we extend it meta-analytically and bound it by DPL phase.</w:t>
+        <w:t xml:space="preserve">National digital adoption (cDAI) is an ecosystem property, broadband, electronic payments, digital identity, regulatory support, that exists independently of any firm's choice and varies between studies. It is measured on a 0–1 scale from the World Bank Digital Adoption Index (2016; Sahay et al., 2020), with the ITU Digital Development Index (rescaled) as substitute; country-year assignment follows each study's median data year. The amplification operates through the coordination-platform effect (Stallkamp &amp; Schotter, 2021): where Tier-1/Tier-2 tools are diffused, the per-unit cost of cross-border transactions falls, especially for higher-intensity internationalizers (Bharadwaj et al., 2013; Verhoef et al., 2021). Bustamante et al. (2022) provide the closest prior cross-country evidence; we extend it meta-analytically and bound it by DPL phase.</w:t>
       </w:r>
     </w:p>
     <w:p>
@@ -2048,7 +2021,7 @@
       </w:r>
     </w:p>
     <w:bookmarkEnd w:id="25"/>
-    <w:bookmarkStart w:id="26" w:name="publication-bias-as-a-formal-null-h4"/>
+    <w:bookmarkStart w:id="26" w:name="Xd6077087b9573096b494e1050255764306afad2"/>
     <w:p>
       <w:pPr>
         <w:pStyle w:val="Heading3"/>
@@ -2078,11 +2051,11 @@
         <w:t xml:space="preserve"> </w:t>
       </w:r>
       <w:r>
-        <w:t xml:space="preserve">Selective reporting inflates the raw pooled effect. (H4a) Funnel asymmetry tests (Egger, Begg) are expected significant; (H4b) trim-and-fill (Duval &amp; Tweedie, 2000) imputes left-side studies and yields a smaller but still positive adjusted estimate; (H4c) Orwin’s (1983) fail-safe N exceeds the threshold needed to render the effect negligible.</w:t>
+        <w:t xml:space="preserve">Selective reporting inflates the raw pooled effect. (H4a) Funnel asymmetry tests (Egger, Begg) are expected significant; (H4b) trim-and-fill (Duval &amp; Tweedie, 2000) imputes left-side studies and yields a smaller but still positive adjusted estimate; (H4c) Orwin's (1983) fail-safe N exceeds the threshold needed to render the effect negligible.</w:t>
       </w:r>
     </w:p>
     <w:bookmarkEnd w:id="26"/>
-    <w:bookmarkStart w:id="27" w:name="conceptual-model"/>
+    <w:bookmarkStart w:id="27" w:name="X9f459728ae2c4e39aee69d49761868d88bce138"/>
     <w:p>
       <w:pPr>
         <w:pStyle w:val="Heading3"/>
@@ -2111,7 +2084,7 @@
     </w:p>
     <w:bookmarkEnd w:id="27"/>
     <w:bookmarkEnd w:id="28"/>
-    <w:bookmarkStart w:id="35" w:name="method"/>
+    <w:bookmarkStart w:id="35" w:name="Xeae2dc85413e447d2c08d145b986cffc1f454f7"/>
     <w:p>
       <w:pPr>
         <w:pStyle w:val="Heading2"/>
@@ -2128,7 +2101,7 @@
         <w:t xml:space="preserve">The approach follows the APA Meta-Analysis Reporting Standards (Cooper, 2010) and PRISMA 2020 (Page et al., 2021); the analysis plan was registered on OSF as a transparency registration (the working corpus had already been assembled). Three-level MARA was chosen over single-level random effects because the corpus contains multiple effects per study, violating independence (Cheung, 2014; Van den Noortgate et al., 2013); the model decomposes total heterogeneity into within-study (σ²₍₂₎) and between-study (σ²₍₃₎) components.</w:t>
       </w:r>
     </w:p>
-    <w:bookmarkStart w:id="29" w:name="search-strategy"/>
+    <w:bookmarkStart w:id="29" w:name="X1802a217dd512d878ac4ac3d31ded1d752133f7"/>
     <w:p>
       <w:pPr>
         <w:pStyle w:val="Heading3"/>
@@ -2142,11 +2115,11 @@
         <w:pStyle w:val="FirstParagraph"/>
       </w:pPr>
       <w:r>
-        <w:t xml:space="preserve">The primary search covered Web of Science (SSCI, SCI-E, ESCI) and Scopus, the most comprehensive databases for IB research (Kraus et al., 2022), supplemented by ABI/INFORM, Business Source Complete, ScienceDirect, SpringerLink, and Emerald Insight, plus backward and forward citation tracking from five anchor meta-analyses (Bausch &amp; Krist, 2007; Kirca et al., 2012; Marano et al., 2016; Schwens et al., 2018; Arte &amp; Larimo, 2022). Topic terms combined internationalization measures (internationalization/internationalisation, multinationality, degree of internationalization, international/geographic diversification, foreign sales/FSTS, foreign assets/FATA, export intensity, foreign market entry, foreign subsidiaries) with performance measures (firm/financial/business performance, ROA, ROE, ROS, Tobin’s Q, profitability, labor/total-factor productivity, efficiency) and an analysis term (correlation, regression, coefficient, effect size). The Scopus equivalent recalled 29/30 known-item papers (97%). Temporal coverage was January 1977–March 2026 (Rugman, 1976; Vernon, 1971).</w:t>
+        <w:t xml:space="preserve">The primary search covered Web of Science (SSCI, SCI-E, ESCI) and Scopus, the most comprehensive databases for IB research (Kraus et al., 2022), supplemented by ABI/INFORM, Business Source Complete, ScienceDirect, SpringerLink, and Emerald Insight, plus backward and forward citation tracking from five anchor meta-analyses (Bausch &amp; Krist, 2007; Kirca et al., 2012; Marano et al., 2016; Schwens et al., 2018; Arte &amp; Larimo, 2022). Topic terms combined internationalization measures (internationalization/internationalisation, multinationality, degree of internationalization, international/geographic diversification, foreign sales/FSTS, foreign assets/FATA, export intensity, foreign market entry, foreign subsidiaries) with performance measures (firm/financial/business performance, ROA, ROE, ROS, Tobin's Q, profitability, labor/total-factor productivity, efficiency) and an analysis term (correlation, regression, coefficient, effect size). The Scopus equivalent recalled 29/30 known-item papers (97%). Temporal coverage was January 1977–March 2026 (Rugman, 1976; Vernon, 1971).</w:t>
       </w:r>
     </w:p>
     <w:bookmarkEnd w:id="29"/>
-    <w:bookmarkStart w:id="30" w:name="eligibility-and-selection"/>
+    <w:bookmarkStart w:id="30" w:name="X249b1c8ec7bd151bfdc081a3a6d9cad52df428d"/>
     <w:p>
       <w:pPr>
         <w:pStyle w:val="Heading3"/>
@@ -2160,29 +2133,11 @@
         <w:pStyle w:val="FirstParagraph"/>
       </w:pPr>
       <w:r>
-        <w:t xml:space="preserve">The two authors independently applied criteria in two stages (title/abstract, then full text), resolving disagreements by discussion. Included: private-sector firms (government equity ≤ 50%; financial sector excluded) with internationalization measured by FSTS, entropy, foreign-market count, transnationality, or FDI ratio, and performance measured by accounting (ROA/ROE/ROS), market (Tobin’s Q, returns), or productivity (labor productivity, TFP) indicators, reporting an extractable effect (r; β convertible via Peterson &amp; Brown, 2005; t or F with df). The main analysis was restricted to peer-reviewed journal articles and in-press articles with DOI; dissertations, theses, working/conference papers, book chapters, and reports were excluded to hold peer-review standards constant (grey literature logged in the PRISMA flow only). The synthesized corpus is k = 238 studies, K = 288 effect sizes, assembled by citation-anchored systematic searching rather than an exhaustive database census; the flow is reported under the PRISMA 2020</w:t>
-      </w:r>
-      <w:r>
-        <w:t xml:space="preserve"> </w:t>
-      </w:r>
-      <w:r>
-        <w:t xml:space="preserve">“</w:t>
-      </w:r>
-      <w:r>
-        <w:t xml:space="preserve">studies identified via other methods</w:t>
-      </w:r>
-      <w:r>
-        <w:t xml:space="preserve">”</w:t>
-      </w:r>
-      <w:r>
-        <w:t xml:space="preserve"> </w:t>
-      </w:r>
-      <w:r>
-        <w:t xml:space="preserve">variant (Appendix A, supplementary).</w:t>
+        <w:t xml:space="preserve">The two authors independently applied criteria in two stages (title/abstract, then full text), resolving disagreements by discussion. Included: private-sector firms (government equity ≤ 50%; financial sector excluded) with internationalization measured by FSTS, entropy, foreign-market count, transnationality, or FDI ratio, and performance measured by accounting (ROA/ROE/ROS), market (Tobin's Q, returns), or productivity (labor productivity, TFP) indicators, reporting an extractable effect (r; β convertible via Peterson &amp; Brown, 2005; t or F with df). The main analysis was restricted to peer-reviewed journal articles and in-press articles with DOI; dissertations, theses, working/conference papers, book chapters, and reports were excluded to hold peer-review standards constant (grey literature logged in the PRISMA flow only). The synthesized corpus is k = 238 studies, K = 288 effect sizes, assembled by citation-anchored systematic searching rather than an exhaustive database census; the flow is reported under the PRISMA 2020 "studies identified via other methods" variant (Appendix A, supplementary).</w:t>
       </w:r>
     </w:p>
     <w:bookmarkEnd w:id="30"/>
-    <w:bookmarkStart w:id="31" w:name="extraction-and-reliability"/>
+    <w:bookmarkStart w:id="31" w:name="X911b85b7d60b4631a74a44b8e34828711e4cba4"/>
     <w:p>
       <w:pPr>
         <w:pStyle w:val="Heading3"/>
@@ -2196,11 +2151,11 @@
         <w:pStyle w:val="FirstParagraph"/>
       </w:pPr>
       <w:r>
-        <w:t xml:space="preserve">Parameters (N, focal r or convertible statistic, data-year range, country/region, DOI and performance operationalization, moderator features) were extracted using a standardized form. When r was not reported, conversions were applied in precision order: r = √[t²/(t²+df)] (Cohen, 1988); r_partial = β × 0.98 (the simplified form of Peterson &amp; Brown’s (2005) estimator 0.98β + 0.05λ; identical for negative β and conservative for positive β); r = √[F/(F+df₂)] with df₁ = 1 (Rosenthal, 1994). For multiple estimates per study, distinct subsamples were coded as independent effects, and for multiple specifications on the same sample the most fully controlled model was retained. Inter-coder reliability used a three-stage design (calibration on 10 studies; independent coding of a 20% stratified subsample; PI adjudication), with Cohen’s κ (target ≥ 0.70; Landis &amp; Koch, 1977) for categorical moderators and ICC(2,1) (≥ 0.80) for continuous cDAI. Consistent with prior I to P meta-analyses (Bausch &amp; Krist, 2007; Marano et al., 2016), no study-level risk-of-bias instrument was applied; the salient threats, publication bias, omitted-variable bias, and measurement heterogeneity, are addressed at the synthesis level.</w:t>
+        <w:t xml:space="preserve">Parameters (N, focal r or convertible statistic, data-year range, country/region, DOI and performance operationalization, moderator features) were extracted using a standardized form. When r was not reported, conversions were applied in precision order: r = √[t²/(t²+df)] (Cohen, 1988); r_partial = β × 0.98 (the simplified form of Peterson &amp; Brown's (2005) estimator 0.98β + 0.05λ; identical for negative β and conservative for positive β); r = √[F/(F+df₂)] with df₁ = 1 (Rosenthal, 1994). For multiple estimates per study, distinct subsamples were coded as independent effects, and for multiple specifications on the same sample the most fully controlled model was retained. Inter-coder reliability used a three-stage design (calibration on 10 studies; independent coding of a 20% stratified subsample; PI adjudication), with Cohen's κ (target ≥ 0.70; Landis &amp; Koch, 1977) for categorical moderators and ICC(2,1) (≥ 0.80) for continuous cDAI. Consistent with prior I to P meta-analyses (Bausch &amp; Krist, 2007; Marano et al., 2016), no study-level risk-of-bias instrument was applied; the salient threats, publication bias, omitted-variable bias, and measurement heterogeneity, are addressed at the synthesis level.</w:t>
       </w:r>
     </w:p>
     <w:bookmarkEnd w:id="31"/>
-    <w:bookmarkStart w:id="32" w:name="moderators"/>
+    <w:bookmarkStart w:id="32" w:name="Xc8829ca4ed1c67a784f7cb6bae0c2ce6990503a"/>
     <w:p>
       <w:pPr>
         <w:pStyle w:val="Heading3"/>
@@ -2266,7 +2221,7 @@
       </w:r>
     </w:p>
     <w:bookmarkEnd w:id="32"/>
-    <w:bookmarkStart w:id="33" w:name="three-level-mara"/>
+    <w:bookmarkStart w:id="33" w:name="Xf12b82e02b6b6d5b336e6597aa75baa0b8bb247"/>
     <w:p>
       <w:pPr>
         <w:pStyle w:val="Heading3"/>
@@ -2855,7 +2810,7 @@
       </w:r>
     </w:p>
     <w:bookmarkEnd w:id="33"/>
-    <w:bookmarkStart w:id="34" w:name="publication-bias-and-robustness"/>
+    <w:bookmarkStart w:id="34" w:name="X607f682684a07c46baaa64679fe4ae5dcc53720"/>
     <w:p>
       <w:pPr>
         <w:pStyle w:val="Heading3"/>
@@ -2869,12 +2824,12 @@
         <w:pStyle w:val="FirstParagraph"/>
       </w:pPr>
       <w:r>
-        <w:t xml:space="preserve">Publication bias was assessed with Egger’s regression (Egger et al., 1997), Begg and Mazumdar’s (1994) rank correlation, Duval and Tweedie’s (2000) trim-and-fill, Orwin’s (1983) fail-safe N, and PET-PEESE meta-regression (Stanley &amp; Doucouliagos, 2014). Five pre-specified robustness checks follow: (1) two-level vs. three-level comparison (Δr &gt; 0.02 flags nesting bias); (2) leave-one-out influence (Cook’s distance &gt; 4/k); (3) FSTS-only restriction; (4) ICRV reclassified on the WGI composite governance index; (5) post-2000 temporal restriction to test vintage effects.</w:t>
+        <w:t xml:space="preserve">Publication bias was assessed with Egger's regression (Egger et al., 1997), Begg and Mazumdar's (1994) rank correlation, Duval and Tweedie's (2000) trim-and-fill, Orwin's (1983) fail-safe N, and PET-PEESE meta-regression (Stanley &amp; Doucouliagos, 2014). Five pre-specified robustness checks follow: (1) two-level vs. three-level comparison (Δr &gt; 0.02 flags nesting bias); (2) leave-one-out influence (Cook's distance &gt; 4/k); (3) FSTS-only restriction; (4) ICRV reclassified on the WGI composite governance index; (5) post-2000 temporal restriction to test vintage effects.</w:t>
       </w:r>
     </w:p>
     <w:bookmarkEnd w:id="34"/>
     <w:bookmarkEnd w:id="35"/>
-    <w:bookmarkStart w:id="43" w:name="results"/>
+    <w:bookmarkStart w:id="43" w:name="X121719332867ee227f0a04b486098cee978c6e6"/>
     <w:p>
       <w:pPr>
         <w:pStyle w:val="Heading2"/>
@@ -2883,7 +2838,7 @@
         <w:t xml:space="preserve">4. Results</w:t>
       </w:r>
     </w:p>
-    <w:bookmarkStart w:id="36" w:name="X919d8d711cf606d2dd3f7af57602ee0032ae633"/>
+    <w:bookmarkStart w:id="36" w:name="X404e116a6fc5d40bc82ca2b5ca0e91216768dfb"/>
     <w:p>
       <w:pPr>
         <w:pStyle w:val="Heading3"/>
@@ -2945,22 +2900,22 @@
           <w:iCs/>
           <w:i/>
         </w:rPr>
-        <w:t xml:space="preserve">(two authors independently code a 20% stratified subsample, k = 47 studies, blind to each other’s codes)</w:t>
+        <w:t xml:space="preserve">(two authors independently code a 20% stratified subsample, k = 47 studies, blind to each other's codes)</w:t>
       </w:r>
     </w:p>
     <w:tbl>
       <w:tblPr>
         <w:tblStyle w:val="Table"/>
-        <w:tblW w:type="pct" w:w="5000"/>
+        <w:tblW w:type="auto" w:w="0"/>
         <w:tblLook w:firstRow="1" w:lastRow="0" w:firstColumn="0" w:lastColumn="0" w:noHBand="0" w:noVBand="0" w:val="0020"/>
         <w:jc w:val="start"/>
       </w:tblPr>
       <w:tblGrid>
-        <w:gridCol w:w="2217"/>
-        <w:gridCol w:w="1900"/>
-        <w:gridCol w:w="1161"/>
-        <w:gridCol w:w="739"/>
-        <w:gridCol w:w="1900"/>
+        <w:gridCol w:w="1584"/>
+        <w:gridCol w:w="1584"/>
+        <w:gridCol w:w="1584"/>
+        <w:gridCol w:w="1584"/>
+        <w:gridCol w:w="1584"/>
       </w:tblGrid>
       <w:tr>
         <w:trPr>
@@ -3060,7 +3015,7 @@
               <w:jc w:val="left"/>
             </w:pPr>
             <w:r>
-              <w:t xml:space="preserve">Cohen’s κ</w:t>
+              <w:t xml:space="preserve">Cohen's κ</w:t>
             </w:r>
           </w:p>
         </w:tc>
@@ -3122,7 +3077,7 @@
               <w:jc w:val="left"/>
             </w:pPr>
             <w:r>
-              <w:t xml:space="preserve">Cohen’s κ</w:t>
+              <w:t xml:space="preserve">Cohen's κ</w:t>
             </w:r>
           </w:p>
         </w:tc>
@@ -3184,7 +3139,7 @@
               <w:jc w:val="left"/>
             </w:pPr>
             <w:r>
-              <w:t xml:space="preserve">Cohen’s κ</w:t>
+              <w:t xml:space="preserve">Cohen's κ</w:t>
             </w:r>
           </w:p>
         </w:tc>
@@ -3246,7 +3201,7 @@
               <w:jc w:val="left"/>
             </w:pPr>
             <w:r>
-              <w:t xml:space="preserve">Cohen’s κ</w:t>
+              <w:t xml:space="preserve">Cohen's κ</w:t>
             </w:r>
           </w:p>
         </w:tc>
@@ -3308,7 +3263,7 @@
               <w:jc w:val="left"/>
             </w:pPr>
             <w:r>
-              <w:t xml:space="preserve">Cohen’s κ</w:t>
+              <w:t xml:space="preserve">Cohen's κ</w:t>
             </w:r>
           </w:p>
         </w:tc>
@@ -3415,7 +3370,7 @@
         <w:t xml:space="preserve"> </w:t>
       </w:r>
       <w:r>
-        <w:t xml:space="preserve">The full corpus is coded by the first author against the standardized codebook (Appendix B). For reliability, the two authors independently code a 20% stratified subsample (k = 47 studies), blind to each other’s codes; agreement is assessed with Cohen’s κ for the categorical moderators and ICC(2, 1) for the continuous cDAI index, against the Landis and Koch (1977) thresholds (κ ≥ 0.70; ICC ≥ 0.80). Disagreements are resolved by discussion, with Regime II/III boundary cases adjudicated by lookup of WGI Rule of Law vintage scores.</w:t>
+        <w:t xml:space="preserve">The full corpus is coded by the first author against the standardized codebook (Appendix B). For reliability, the two authors independently code a 20% stratified subsample (k = 47 studies), blind to each other's codes; agreement is assessed with Cohen's κ for the categorical moderators and ICC(2, 1) for the continuous cDAI index, against the Landis and Koch (1977) thresholds (κ ≥ 0.70; ICC ≥ 0.80). Disagreements are resolved by discussion, with Regime II/III boundary cases adjudicated by lookup of WGI Rule of Law vintage scores.</w:t>
       </w:r>
     </w:p>
     <w:p>
@@ -3443,14 +3398,14 @@
     <w:tbl>
       <w:tblPr>
         <w:tblStyle w:val="Table"/>
-        <w:tblW w:type="pct" w:w="5000"/>
+        <w:tblW w:type="auto" w:w="0"/>
         <w:tblLook w:firstRow="1" w:lastRow="0" w:firstColumn="0" w:lastColumn="0" w:noHBand="0" w:noVBand="0" w:val="0020"/>
         <w:jc w:val="start"/>
       </w:tblPr>
       <w:tblGrid>
-        <w:gridCol w:w="5840"/>
-        <w:gridCol w:w="1040"/>
-        <w:gridCol w:w="1040"/>
+        <w:gridCol w:w="2640"/>
+        <w:gridCol w:w="2640"/>
+        <w:gridCol w:w="2640"/>
       </w:tblGrid>
       <w:tr>
         <w:trPr>
@@ -4414,7 +4369,7 @@
       </w:r>
     </w:p>
     <w:bookmarkEnd w:id="36"/>
-    <w:bookmarkStart w:id="37" w:name="baseline-three-level-model"/>
+    <w:bookmarkStart w:id="37" w:name="X484949e7994e09bd70500137e9d7c8f884b58c1"/>
     <w:p>
       <w:pPr>
         <w:pStyle w:val="Heading3"/>
@@ -5195,7 +5150,7 @@
       </w:r>
     </w:p>
     <w:bookmarkEnd w:id="37"/>
-    <w:bookmarkStart w:id="38" w:name="icrv-5-regime-moderation-h1"/>
+    <w:bookmarkStart w:id="38" w:name="Xa97dc1af7f7d522b04ad4b6d2a4fed8000451ef"/>
     <w:p>
       <w:pPr>
         <w:pStyle w:val="Heading3"/>
@@ -5354,1003 +5309,6 @@
           <w:i/>
         </w:rPr>
         <w:t xml:space="preserve">k=238/K=288)</w:t>
-      </w:r>
-    </w:p>
-    <w:tbl>
-      <w:tblPr>
-        <w:tblStyle w:val="Table"/>
-        <w:tblW w:type="pct" w:w="5000"/>
-        <w:tblLook w:firstRow="1" w:lastRow="0" w:firstColumn="0" w:lastColumn="0" w:noHBand="0" w:noVBand="0" w:val="0020"/>
-        <w:jc w:val="start"/>
-      </w:tblPr>
-      <w:tblGrid>
-        <w:gridCol w:w="2282"/>
-        <w:gridCol w:w="223"/>
-        <w:gridCol w:w="313"/>
-        <w:gridCol w:w="805"/>
-        <w:gridCol w:w="4295"/>
-      </w:tblGrid>
-      <w:tr>
-        <w:trPr>
-          <w:tblHeader w:val="true"/>
-        </w:trPr>
-        <w:tc>
-          <w:tcPr/>
-          <w:p>
-            <w:pPr>
-              <w:pStyle w:val="Compact"/>
-              <w:jc w:val="left"/>
-            </w:pPr>
-            <w:r>
-              <w:t xml:space="preserve">Regime</w:t>
-            </w:r>
-          </w:p>
-        </w:tc>
-        <w:tc>
-          <w:tcPr/>
-          <w:p>
-            <w:pPr>
-              <w:pStyle w:val="Compact"/>
-              <w:jc w:val="left"/>
-            </w:pPr>
-            <w:r>
-              <w:rPr>
-                <w:iCs/>
-                <w:i/>
-              </w:rPr>
-              <w:t xml:space="preserve">k</w:t>
-            </w:r>
-          </w:p>
-        </w:tc>
-        <w:tc>
-          <w:tcPr/>
-          <w:p>
-            <w:pPr>
-              <w:pStyle w:val="Compact"/>
-              <w:jc w:val="left"/>
-            </w:pPr>
-            <w:r>
-              <w:rPr>
-                <w:iCs/>
-                <w:i/>
-              </w:rPr>
-              <w:t xml:space="preserve">r̄</w:t>
-            </w:r>
-          </w:p>
-        </w:tc>
-        <w:tc>
-          <w:tcPr/>
-          <w:p>
-            <w:pPr>
-              <w:pStyle w:val="Compact"/>
-              <w:jc w:val="left"/>
-            </w:pPr>
-            <w:r>
-              <w:t xml:space="preserve">95% CI</w:t>
-            </w:r>
-          </w:p>
-        </w:tc>
-        <w:tc>
-          <w:tcPr/>
-          <w:p>
-            <w:pPr>
-              <w:pStyle w:val="Compact"/>
-              <w:jc w:val="left"/>
-            </w:pPr>
-            <w:r>
-              <w:t xml:space="preserve">Note</w:t>
-            </w:r>
-          </w:p>
-        </w:tc>
-      </w:tr>
-      <w:tr>
-        <w:tc>
-          <w:tcPr/>
-          <w:p>
-            <w:pPr>
-              <w:pStyle w:val="Compact"/>
-              <w:jc w:val="left"/>
-            </w:pPr>
-            <w:r>
-              <w:t xml:space="preserve">I, Advanced-Innovation (SG, HK, KR, JP, UK, US…)</w:t>
-            </w:r>
-          </w:p>
-        </w:tc>
-        <w:tc>
-          <w:tcPr/>
-          <w:p>
-            <w:pPr>
-              <w:pStyle w:val="Compact"/>
-              <w:jc w:val="left"/>
-            </w:pPr>
-            <w:r>
-              <w:t xml:space="preserve">139</w:t>
-            </w:r>
-          </w:p>
-        </w:tc>
-        <w:tc>
-          <w:tcPr/>
-          <w:p>
-            <w:pPr>
-              <w:pStyle w:val="Compact"/>
-              <w:jc w:val="left"/>
-            </w:pPr>
-            <w:r>
-              <w:t xml:space="preserve">0.079</w:t>
-            </w:r>
-          </w:p>
-        </w:tc>
-        <w:tc>
-          <w:tcPr/>
-          <w:p>
-            <w:pPr>
-              <w:pStyle w:val="Compact"/>
-              <w:jc w:val="left"/>
-            </w:pPr>
-            <w:r>
-              <w:t xml:space="preserve">[0.058, 0.099]</w:t>
-            </w:r>
-          </w:p>
-        </w:tc>
-        <w:tc>
-          <w:tcPr/>
-          <w:p>
-            <w:pPr>
-              <w:pStyle w:val="Compact"/>
-              <w:jc w:val="left"/>
-            </w:pPr>
-            <w:r>
-              <w:t xml:space="preserve">Largest group; broadly consistent with H1</w:t>
-            </w:r>
-          </w:p>
-        </w:tc>
-      </w:tr>
-      <w:tr>
-        <w:tc>
-          <w:tcPr/>
-          <w:p>
-            <w:pPr>
-              <w:pStyle w:val="Compact"/>
-              <w:jc w:val="left"/>
-            </w:pPr>
-            <w:r>
-              <w:t xml:space="preserve">II, Upper-middle</w:t>
-            </w:r>
-          </w:p>
-        </w:tc>
-        <w:tc>
-          <w:tcPr/>
-          <w:p>
-            <w:pPr>
-              <w:pStyle w:val="Compact"/>
-              <w:jc w:val="left"/>
-            </w:pPr>
-            <w:r>
-              <w:t xml:space="preserve">25</w:t>
-            </w:r>
-          </w:p>
-        </w:tc>
-        <w:tc>
-          <w:tcPr/>
-          <w:p>
-            <w:pPr>
-              <w:pStyle w:val="Compact"/>
-              <w:jc w:val="left"/>
-            </w:pPr>
-            <w:r>
-              <w:t xml:space="preserve">0.065</w:t>
-            </w:r>
-          </w:p>
-        </w:tc>
-        <w:tc>
-          <w:tcPr/>
-          <w:p>
-            <w:pPr>
-              <w:pStyle w:val="Compact"/>
-              <w:jc w:val="left"/>
-            </w:pPr>
-            <w:r>
-              <w:t xml:space="preserve">[0.020, 0.109]</w:t>
-            </w:r>
-          </w:p>
-        </w:tc>
-        <w:tc>
-          <w:tcPr/>
-          <w:p>
-            <w:pPr>
-              <w:pStyle w:val="Compact"/>
-              <w:jc w:val="left"/>
-            </w:pPr>
-            <w:r>
-              <w:t xml:space="preserve">ns vs. Group I (b = −0.014,</w:t>
-            </w:r>
-            <w:r>
-              <w:t xml:space="preserve"> </w:t>
-            </w:r>
-            <w:r>
-              <w:rPr>
-                <w:iCs/>
-                <w:i/>
-              </w:rPr>
-              <w:t xml:space="preserve">p</w:t>
-            </w:r>
-            <w:r>
-              <w:t xml:space="preserve"> </w:t>
-            </w:r>
-            <w:r>
-              <w:t xml:space="preserve">= .581)</w:t>
-            </w:r>
-          </w:p>
-        </w:tc>
-      </w:tr>
-      <w:tr>
-        <w:tc>
-          <w:tcPr/>
-          <w:p>
-            <w:pPr>
-              <w:pStyle w:val="Compact"/>
-              <w:jc w:val="left"/>
-            </w:pPr>
-            <w:r>
-              <w:t xml:space="preserve">III, Emerging (VN, IN, CN, PH…)</w:t>
-            </w:r>
-          </w:p>
-        </w:tc>
-        <w:tc>
-          <w:tcPr/>
-          <w:p>
-            <w:pPr>
-              <w:pStyle w:val="Compact"/>
-              <w:jc w:val="left"/>
-            </w:pPr>
-            <w:r>
-              <w:t xml:space="preserve">91</w:t>
-            </w:r>
-          </w:p>
-        </w:tc>
-        <w:tc>
-          <w:tcPr/>
-          <w:p>
-            <w:pPr>
-              <w:pStyle w:val="Compact"/>
-              <w:jc w:val="left"/>
-            </w:pPr>
-            <w:r>
-              <w:t xml:space="preserve">0.068</w:t>
-            </w:r>
-          </w:p>
-        </w:tc>
-        <w:tc>
-          <w:tcPr/>
-          <w:p>
-            <w:pPr>
-              <w:pStyle w:val="Compact"/>
-              <w:jc w:val="left"/>
-            </w:pPr>
-            <w:r>
-              <w:t xml:space="preserve">[0.044, 0.092]</w:t>
-            </w:r>
-          </w:p>
-        </w:tc>
-        <w:tc>
-          <w:tcPr/>
-          <w:p>
-            <w:pPr>
-              <w:pStyle w:val="Compact"/>
-              <w:jc w:val="left"/>
-            </w:pPr>
-            <w:r>
-              <w:t xml:space="preserve">ns vs. Group I (b = −0.011,</w:t>
-            </w:r>
-            <w:r>
-              <w:t xml:space="preserve"> </w:t>
-            </w:r>
-            <w:r>
-              <w:rPr>
-                <w:iCs/>
-                <w:i/>
-              </w:rPr>
-              <w:t xml:space="preserve">p</w:t>
-            </w:r>
-            <w:r>
-              <w:t xml:space="preserve"> </w:t>
-            </w:r>
-            <w:r>
-              <w:t xml:space="preserve">= .502)</w:t>
-            </w:r>
-          </w:p>
-        </w:tc>
-      </w:tr>
-      <w:tr>
-        <w:tc>
-          <w:tcPr/>
-          <w:p>
-            <w:pPr>
-              <w:pStyle w:val="Compact"/>
-              <w:jc w:val="left"/>
-            </w:pPr>
-            <w:r>
-              <w:t xml:space="preserve">FR, Frontier</w:t>
-            </w:r>
-          </w:p>
-        </w:tc>
-        <w:tc>
-          <w:tcPr/>
-          <w:p>
-            <w:pPr>
-              <w:pStyle w:val="Compact"/>
-              <w:jc w:val="left"/>
-            </w:pPr>
-            <w:r>
-              <w:t xml:space="preserve">3</w:t>
-            </w:r>
-          </w:p>
-        </w:tc>
-        <w:tc>
-          <w:tcPr/>
-          <w:p>
-            <w:pPr>
-              <w:pStyle w:val="Compact"/>
-              <w:jc w:val="left"/>
-            </w:pPr>
-            <w:r>
-              <w:t xml:space="preserve">0.349</w:t>
-            </w:r>
-          </w:p>
-        </w:tc>
-        <w:tc>
-          <w:tcPr/>
-          <w:p>
-            <w:pPr>
-              <w:pStyle w:val="Compact"/>
-              <w:jc w:val="left"/>
-            </w:pPr>
-            <w:r>
-              <w:t xml:space="preserve">[0.217, 0.468]</w:t>
-            </w:r>
-          </w:p>
-        </w:tc>
-        <w:tc>
-          <w:tcPr/>
-          <w:p>
-            <w:pPr>
-              <w:pStyle w:val="Compact"/>
-              <w:jc w:val="left"/>
-            </w:pPr>
-            <w:r>
-              <w:t xml:space="preserve">⚠️</w:t>
-            </w:r>
-            <w:r>
-              <w:t xml:space="preserve"> </w:t>
-            </w:r>
-            <w:r>
-              <w:rPr>
-                <w:iCs/>
-                <w:i/>
-              </w:rPr>
-              <w:t xml:space="preserve">k</w:t>
-            </w:r>
-            <w:r>
-              <w:t xml:space="preserve"> </w:t>
-            </w:r>
-            <w:r>
-              <w:t xml:space="preserve">= 3 only; estimate unreliable (one outlier: Pouresmaeili et al.,</w:t>
-            </w:r>
-            <w:r>
-              <w:t xml:space="preserve"> </w:t>
-            </w:r>
-            <w:r>
-              <w:rPr>
-                <w:iCs/>
-                <w:i/>
-              </w:rPr>
-              <w:t xml:space="preserve">r</w:t>
-            </w:r>
-            <w:r>
-              <w:t xml:space="preserve"> </w:t>
-            </w:r>
-            <w:r>
-              <w:t xml:space="preserve">= 0.69,</w:t>
-            </w:r>
-            <w:r>
-              <w:t xml:space="preserve"> </w:t>
-            </w:r>
-            <w:r>
-              <w:rPr>
-                <w:iCs/>
-                <w:i/>
-              </w:rPr>
-              <w:t xml:space="preserve">n</w:t>
-            </w:r>
-            <w:r>
-              <w:t xml:space="preserve"> </w:t>
-            </w:r>
-            <w:r>
-              <w:t xml:space="preserve">= 226)</w:t>
-            </w:r>
-          </w:p>
-        </w:tc>
-      </w:tr>
-      <w:tr>
-        <w:tc>
-          <w:tcPr/>
-          <w:p>
-            <w:pPr>
-              <w:pStyle w:val="Compact"/>
-              <w:jc w:val="left"/>
-            </w:pPr>
-            <w:r>
-              <w:t xml:space="preserve">MX, Multi-country / Mixed</w:t>
-            </w:r>
-          </w:p>
-        </w:tc>
-        <w:tc>
-          <w:tcPr/>
-          <w:p>
-            <w:pPr>
-              <w:pStyle w:val="Compact"/>
-              <w:jc w:val="left"/>
-            </w:pPr>
-            <w:r>
-              <w:t xml:space="preserve">30</w:t>
-            </w:r>
-          </w:p>
-        </w:tc>
-        <w:tc>
-          <w:tcPr/>
-          <w:p>
-            <w:pPr>
-              <w:pStyle w:val="Compact"/>
-              <w:jc w:val="left"/>
-            </w:pPr>
-            <w:r>
-              <w:t xml:space="preserve">0.053</w:t>
-            </w:r>
-          </w:p>
-        </w:tc>
-        <w:tc>
-          <w:tcPr/>
-          <w:p>
-            <w:pPr>
-              <w:pStyle w:val="Compact"/>
-              <w:jc w:val="left"/>
-            </w:pPr>
-            <w:r>
-              <w:t xml:space="preserve">[0.012, 0.094]</w:t>
-            </w:r>
-          </w:p>
-        </w:tc>
-        <w:tc>
-          <w:tcPr/>
-          <w:p>
-            <w:pPr>
-              <w:pStyle w:val="Compact"/>
-              <w:jc w:val="left"/>
-            </w:pPr>
-            <w:r>
-              <w:t xml:space="preserve">ns vs. Group I (b = −0.026,</w:t>
-            </w:r>
-            <w:r>
-              <w:t xml:space="preserve"> </w:t>
-            </w:r>
-            <w:r>
-              <w:rPr>
-                <w:iCs/>
-                <w:i/>
-              </w:rPr>
-              <w:t xml:space="preserve">p</w:t>
-            </w:r>
-            <w:r>
-              <w:t xml:space="preserve"> </w:t>
-            </w:r>
-            <w:r>
-              <w:t xml:space="preserve">= .269)</w:t>
-            </w:r>
-          </w:p>
-        </w:tc>
-      </w:tr>
-    </w:tbl>
-    <w:p>
-      <w:pPr>
-        <w:pStyle w:val="BodyText"/>
-      </w:pPr>
-      <w:r>
-        <w:t xml:space="preserve">Figure 2: ICRV 5-regime forest plot, subgroup pooled effects with 95%</w:t>
-      </w:r>
-      <w:r>
-        <w:t xml:space="preserve"> </w:t>
-      </w:r>
-      <w:r>
-        <w:t xml:space="preserve">CI</w:t>
-      </w:r>
-    </w:p>
-    <w:p>
-      <w:pPr>
-        <w:pStyle w:val="BodyText"/>
-      </w:pPr>
-      <w:r>
-        <w:rPr>
-          <w:iCs/>
-          <w:i/>
-        </w:rPr>
-        <w:t xml:space="preserve">Figure 2.</w:t>
-      </w:r>
-      <w:r>
-        <w:t xml:space="preserve"> </w:t>
-      </w:r>
-      <w:r>
-        <w:t xml:space="preserve">ICRV subgroup forest plot. Pooled</w:t>
-      </w:r>
-      <w:r>
-        <w:t xml:space="preserve"> </w:t>
-      </w:r>
-      <w:r>
-        <w:rPr>
-          <w:iCs/>
-          <w:i/>
-        </w:rPr>
-        <w:t xml:space="preserve">r̄</w:t>
-      </w:r>
-      <w:r>
-        <w:t xml:space="preserve"> </w:t>
-      </w:r>
-      <w:r>
-        <w:t xml:space="preserve">and 95% CI per coded</w:t>
-      </w:r>
-      <w:r>
-        <w:t xml:space="preserve"> </w:t>
-      </w:r>
-      <w:r>
-        <w:t xml:space="preserve">institutional regime.</w:t>
-      </w:r>
-    </w:p>
-    <w:p>
-      <w:pPr>
-        <w:pStyle w:val="BodyText"/>
-      </w:pPr>
-      <w:r>
-        <w:t xml:space="preserve">The</w:t>
-      </w:r>
-      <w:r>
-        <w:t xml:space="preserve"> </w:t>
-      </w:r>
-      <w:r>
-        <w:rPr>
-          <w:iCs/>
-          <w:i/>
-        </w:rPr>
-        <w:t xml:space="preserve">Q</w:t>
-      </w:r>
-      <w:r>
-        <w:t xml:space="preserve">_M = 17.35 is statistically significant (</w:t>
-      </w:r>
-      <w:r>
-        <w:rPr>
-          <w:iCs/>
-          <w:i/>
-        </w:rPr>
-        <w:t xml:space="preserve">p</w:t>
-      </w:r>
-      <w:r>
-        <w:t xml:space="preserve"> </w:t>
-      </w:r>
-      <w:r>
-        <w:t xml:space="preserve">= .002) but the</w:t>
-      </w:r>
-      <w:r>
-        <w:t xml:space="preserve"> </w:t>
-      </w:r>
-      <w:r>
-        <w:t xml:space="preserve">between-group pattern does not confirm the hypothesized monotone</w:t>
-      </w:r>
-      <w:r>
-        <w:t xml:space="preserve"> </w:t>
-      </w:r>
-      <w:r>
-        <w:t xml:space="preserve">gradient (I &gt; II &gt; III &gt; Frontier). Pairwise contrasts against Group</w:t>
-      </w:r>
-      <w:r>
-        <w:t xml:space="preserve"> </w:t>
-      </w:r>
-      <w:r>
-        <w:t xml:space="preserve">I (intercept) reveal that Group II (</w:t>
-      </w:r>
-      <w:r>
-        <w:rPr>
-          <w:iCs/>
-          <w:i/>
-        </w:rPr>
-        <w:t xml:space="preserve">p</w:t>
-      </w:r>
-      <w:r>
-        <w:t xml:space="preserve"> </w:t>
-      </w:r>
-      <w:r>
-        <w:t xml:space="preserve">= .581), Group III (</w:t>
-      </w:r>
-      <w:r>
-        <w:rPr>
-          <w:iCs/>
-          <w:i/>
-        </w:rPr>
-        <w:t xml:space="preserve">p</w:t>
-      </w:r>
-      <w:r>
-        <w:t xml:space="preserve"> </w:t>
-      </w:r>
-      <w:r>
-        <w:t xml:space="preserve">= .502),</w:t>
-      </w:r>
-      <w:r>
-        <w:t xml:space="preserve"> </w:t>
-      </w:r>
-      <w:r>
-        <w:t xml:space="preserve">and MX (</w:t>
-      </w:r>
-      <w:r>
-        <w:rPr>
-          <w:iCs/>
-          <w:i/>
-        </w:rPr>
-        <w:t xml:space="preserve">p</w:t>
-      </w:r>
-      <w:r>
-        <w:t xml:space="preserve"> </w:t>
-      </w:r>
-      <w:r>
-        <w:t xml:space="preserve">= .269) do not differ significantly from Advanced-Innovation</w:t>
-      </w:r>
-      <w:r>
-        <w:t xml:space="preserve"> </w:t>
-      </w:r>
-      <w:r>
-        <w:t xml:space="preserve">contexts. The only significant contrast is Group I vs. Frontier (b =</w:t>
-      </w:r>
-      <w:r>
-        <w:t xml:space="preserve"> </w:t>
-      </w:r>
-      <w:r>
-        <w:t xml:space="preserve">+0.285,</w:t>
-      </w:r>
-      <w:r>
-        <w:t xml:space="preserve"> </w:t>
-      </w:r>
-      <w:r>
-        <w:rPr>
-          <w:iCs/>
-          <w:i/>
-        </w:rPr>
-        <w:t xml:space="preserve">p</w:t>
-      </w:r>
-      <w:r>
-        <w:t xml:space="preserve"> </w:t>
-      </w:r>
-      <w:r>
-        <w:t xml:space="preserve">&lt; .001), driven entirely by the</w:t>
-      </w:r>
-      <w:r>
-        <w:t xml:space="preserve"> </w:t>
-      </w:r>
-      <w:r>
-        <w:rPr>
-          <w:iCs/>
-          <w:i/>
-        </w:rPr>
-        <w:t xml:space="preserve">k</w:t>
-      </w:r>
-      <w:r>
-        <w:t xml:space="preserve"> </w:t>
-      </w:r>
-      <w:r>
-        <w:t xml:space="preserve">= 3 Frontier-group</w:t>
-      </w:r>
-      <w:r>
-        <w:t xml:space="preserve"> </w:t>
-      </w:r>
-      <w:r>
-        <w:t xml:space="preserve">estimate, which is dominated by one outlier study (Pouresmaeili et al.,</w:t>
-      </w:r>
-      <w:r>
-        <w:t xml:space="preserve"> </w:t>
-      </w:r>
-      <w:r>
-        <w:t xml:space="preserve">2018,</w:t>
-      </w:r>
-      <w:r>
-        <w:t xml:space="preserve"> </w:t>
-      </w:r>
-      <w:r>
-        <w:rPr>
-          <w:iCs/>
-          <w:i/>
-        </w:rPr>
-        <w:t xml:space="preserve">r</w:t>
-      </w:r>
-      <w:r>
-        <w:t xml:space="preserve"> </w:t>
-      </w:r>
-      <w:r>
-        <w:t xml:space="preserve">= 0.69). Excluding the Frontier group, no between-group</w:t>
-      </w:r>
-      <w:r>
-        <w:t xml:space="preserve"> </w:t>
-      </w:r>
-      <w:r>
-        <w:t xml:space="preserve">differences approach significance.</w:t>
-      </w:r>
-    </w:p>
-    <w:p>
-      <w:pPr>
-        <w:pStyle w:val="BodyText"/>
-      </w:pPr>
-      <w:r>
-        <w:t xml:space="preserve">Group I (k=139, primarily Western MNEs and Asian advanced economies)</w:t>
-      </w:r>
-      <w:r>
-        <w:t xml:space="preserve"> </w:t>
-      </w:r>
-      <w:r>
-        <w:t xml:space="preserve">shows the highest reliable I to P effect (</w:t>
-      </w:r>
-      <w:r>
-        <w:rPr>
-          <w:iCs/>
-          <w:i/>
-        </w:rPr>
-        <w:t xml:space="preserve">r̄</w:t>
-      </w:r>
-      <w:r>
-        <w:t xml:space="preserve"> </w:t>
-      </w:r>
-      <w:r>
-        <w:t xml:space="preserve">= 0.079), and Group III</w:t>
-      </w:r>
-      <w:r>
-        <w:t xml:space="preserve"> </w:t>
-      </w:r>
-      <w:r>
-        <w:t xml:space="preserve">(k=91, Emerging) shows</w:t>
-      </w:r>
-      <w:r>
-        <w:t xml:space="preserve"> </w:t>
-      </w:r>
-      <w:r>
-        <w:rPr>
-          <w:iCs/>
-          <w:i/>
-        </w:rPr>
-        <w:t xml:space="preserve">r̄</w:t>
-      </w:r>
-      <w:r>
-        <w:t xml:space="preserve"> </w:t>
-      </w:r>
-      <w:r>
-        <w:t xml:space="preserve">= 0.068, a difference of 0.011 that is</w:t>
-      </w:r>
-      <w:r>
-        <w:t xml:space="preserve"> </w:t>
-      </w:r>
-      <w:r>
-        <w:t xml:space="preserve">directionally consistent with CIMT but not statistically significant</w:t>
-      </w:r>
-      <w:r>
-        <w:t xml:space="preserve"> </w:t>
-      </w:r>
-      <w:r>
-        <w:t xml:space="preserve">given within-group heterogeneity. H1 (between-regime heterogeneity</w:t>
-      </w:r>
-      <w:r>
-        <w:t xml:space="preserve"> </w:t>
-      </w:r>
-      <w:r>
-        <w:rPr>
-          <w:iCs/>
-          <w:i/>
-        </w:rPr>
-        <w:t xml:space="preserve">Q</w:t>
-      </w:r>
-      <w:r>
-        <w:t xml:space="preserve">_M significant) is confirmed, establishing that I to P effect sizes</w:t>
-      </w:r>
-      <w:r>
-        <w:t xml:space="preserve"> </w:t>
-      </w:r>
-      <w:r>
-        <w:t xml:space="preserve">vary systematically across ICRV regimes. However, E1a’s predicted</w:t>
-      </w:r>
-      <w:r>
-        <w:t xml:space="preserve"> </w:t>
-      </w:r>
-      <w:r>
-        <w:t xml:space="preserve">directional ordering (Advanced &gt; Emerging) and E1b’s predicted Frontier</w:t>
-      </w:r>
-      <w:r>
-        <w:t xml:space="preserve"> </w:t>
-      </w:r>
-      <w:r>
-        <w:t xml:space="preserve">floor are not statistically confirmable at</w:t>
-      </w:r>
-      <w:r>
-        <w:t xml:space="preserve"> </w:t>
-      </w:r>
-      <w:r>
-        <w:rPr>
-          <w:iCs/>
-          <w:i/>
-        </w:rPr>
-        <w:t xml:space="preserve">k</w:t>
-      </w:r>
-      <w:r>
-        <w:t xml:space="preserve"> </w:t>
-      </w:r>
-      <w:r>
-        <w:t xml:space="preserve">= 3 Frontier. The</w:t>
-      </w:r>
-      <w:r>
-        <w:t xml:space="preserve"> </w:t>
-      </w:r>
-      <w:r>
-        <w:t xml:space="preserve">gradient-specific propositions require larger</w:t>
-      </w:r>
-      <w:r>
-        <w:t xml:space="preserve"> </w:t>
-      </w:r>
-      <w:r>
-        <w:rPr>
-          <w:iCs/>
-          <w:i/>
-        </w:rPr>
-        <w:t xml:space="preserve">k</w:t>
-      </w:r>
-      <w:r>
-        <w:t xml:space="preserve"> </w:t>
-      </w:r>
-      <w:r>
-        <w:t xml:space="preserve">per regime before they</w:t>
-      </w:r>
-      <w:r>
-        <w:t xml:space="preserve"> </w:t>
-      </w:r>
-      <w:r>
-        <w:t xml:space="preserve">can be properly tested.</w:t>
-      </w:r>
-    </w:p>
-    <w:bookmarkEnd w:id="38"/>
-    <w:bookmarkStart w:id="39" w:name="cdai-moderation-h3"/>
-    <w:p>
-      <w:pPr>
-        <w:pStyle w:val="Heading3"/>
-      </w:pPr>
-      <w:r>
-        <w:t xml:space="preserve">4.4 cDAI Moderation (H3)</w:t>
-      </w:r>
-    </w:p>
-    <w:p>
-      <w:pPr>
-        <w:pStyle w:val="FirstParagraph"/>
-      </w:pPr>
-      <w:r>
-        <w:rPr>
-          <w:iCs/>
-          <w:i/>
-        </w:rPr>
-        <w:t xml:space="preserve">Q</w:t>
-      </w:r>
-      <w:r>
-        <w:t xml:space="preserve">_M(cDAI) = 1.23 (</w:t>
-      </w:r>
-      <w:r>
-        <w:rPr>
-          <w:iCs/>
-          <w:i/>
-        </w:rPr>
-        <w:t xml:space="preserve">df</w:t>
-      </w:r>
-      <w:r>
-        <w:t xml:space="preserve"> </w:t>
-      </w:r>
-      <w:r>
-        <w:t xml:space="preserve">= 2,</w:t>
-      </w:r>
-      <w:r>
-        <w:t xml:space="preserve"> </w:t>
-      </w:r>
-      <w:r>
-        <w:rPr>
-          <w:iCs/>
-          <w:i/>
-        </w:rPr>
-        <w:t xml:space="preserve">p</w:t>
-      </w:r>
-      <w:r>
-        <w:t xml:space="preserve"> </w:t>
-      </w:r>
-      <w:r>
-        <w:t xml:space="preserve">= .541). H3</w:t>
-      </w:r>
-      <w:r>
-        <w:t xml:space="preserve"> </w:t>
-      </w:r>
-      <w:r>
-        <w:rPr>
-          <w:bCs/>
-          <w:b/>
-        </w:rPr>
-        <w:t xml:space="preserve">not supported</w:t>
-      </w:r>
-      <w:r>
-        <w:t xml:space="preserve">.</w:t>
-      </w:r>
-    </w:p>
-    <w:p>
-      <w:pPr>
-        <w:pStyle w:val="BodyText"/>
-      </w:pPr>
-      <w:r>
-        <w:t xml:space="preserve">Meta-regression with continuous cDAI score: β_cDAI = +0.003 (</w:t>
-      </w:r>
-      <w:r>
-        <w:rPr>
-          <w:iCs/>
-          <w:i/>
-        </w:rPr>
-        <w:t xml:space="preserve">SE</w:t>
-      </w:r>
-      <w:r>
-        <w:t xml:space="preserve"> </w:t>
-      </w:r>
-      <w:r>
-        <w:t xml:space="preserve">=</w:t>
-      </w:r>
-      <w:r>
-        <w:t xml:space="preserve"> </w:t>
-      </w:r>
-      <w:r>
-        <w:t xml:space="preserve">0.010,</w:t>
-      </w:r>
-      <w:r>
-        <w:t xml:space="preserve"> </w:t>
-      </w:r>
-      <w:r>
-        <w:rPr>
-          <w:iCs/>
-          <w:i/>
-        </w:rPr>
-        <w:t xml:space="preserve">p</w:t>
-      </w:r>
-      <w:r>
-        <w:t xml:space="preserve"> </w:t>
-      </w:r>
-      <w:r>
-        <w:t xml:space="preserve">= .744). Neither the categorical between-group test nor the</w:t>
-      </w:r>
-      <w:r>
-        <w:t xml:space="preserve"> </w:t>
-      </w:r>
-      <w:r>
-        <w:t xml:space="preserve">continuous linear trend shows significant cDAI moderation.</w:t>
-      </w:r>
-    </w:p>
-    <w:p>
-      <w:pPr>
-        <w:pStyle w:val="BodyText"/>
-      </w:pPr>
-      <w:r>
-        <w:rPr>
-          <w:bCs/>
-          <w:b/>
-        </w:rPr>
-        <w:t xml:space="preserve">Table 4.2, cDAI subgroup</w:t>
-      </w:r>
-      <w:r>
-        <w:t xml:space="preserve"> </w:t>
-      </w:r>
-      <w:r>
-        <w:rPr>
-          <w:iCs/>
-          <w:i/>
-        </w:rPr>
-        <w:t xml:space="preserve">(actual MARA output)</w:t>
       </w:r>
     </w:p>
     <w:tbl>
@@ -6379,7 +5337,7 @@
               <w:jc w:val="left"/>
             </w:pPr>
             <w:r>
-              <w:t xml:space="preserve">cDAI Group</w:t>
+              <w:t xml:space="preserve">Regime</w:t>
             </w:r>
           </w:p>
         </w:tc>
@@ -6435,7 +5393,7 @@
               <w:jc w:val="left"/>
             </w:pPr>
             <w:r>
-              <w:t xml:space="preserve">Δ vs. Low</w:t>
+              <w:t xml:space="preserve">Note</w:t>
             </w:r>
           </w:p>
         </w:tc>
@@ -6449,55 +5407,55 @@
               <w:jc w:val="left"/>
             </w:pPr>
             <w:r>
-              <w:t xml:space="preserve">Low</w:t>
-            </w:r>
-          </w:p>
-        </w:tc>
-        <w:tc>
-          <w:tcPr/>
-          <w:p>
-            <w:pPr>
-              <w:pStyle w:val="Compact"/>
-              <w:jc w:val="left"/>
-            </w:pPr>
-            <w:r>
-              <w:t xml:space="preserve">174</w:t>
-            </w:r>
-          </w:p>
-        </w:tc>
-        <w:tc>
-          <w:tcPr/>
-          <w:p>
-            <w:pPr>
-              <w:pStyle w:val="Compact"/>
-              <w:jc w:val="left"/>
-            </w:pPr>
-            <w:r>
-              <w:t xml:space="preserve">0.075</w:t>
-            </w:r>
-          </w:p>
-        </w:tc>
-        <w:tc>
-          <w:tcPr/>
-          <w:p>
-            <w:pPr>
-              <w:pStyle w:val="Compact"/>
-              <w:jc w:val="left"/>
-            </w:pPr>
-            <w:r>
-              <w:t xml:space="preserve">[0.056, 0.094]</w:t>
-            </w:r>
-          </w:p>
-        </w:tc>
-        <w:tc>
-          <w:tcPr/>
-          <w:p>
-            <w:pPr>
-              <w:pStyle w:val="Compact"/>
-              <w:jc w:val="left"/>
-            </w:pPr>
-            <w:r>
-              <w:t xml:space="preserve">,</w:t>
+              <w:t xml:space="preserve">I, Advanced-Innovation (SG, HK, KR, JP, UK, US…)</w:t>
+            </w:r>
+          </w:p>
+        </w:tc>
+        <w:tc>
+          <w:tcPr/>
+          <w:p>
+            <w:pPr>
+              <w:pStyle w:val="Compact"/>
+              <w:jc w:val="left"/>
+            </w:pPr>
+            <w:r>
+              <w:t xml:space="preserve">139</w:t>
+            </w:r>
+          </w:p>
+        </w:tc>
+        <w:tc>
+          <w:tcPr/>
+          <w:p>
+            <w:pPr>
+              <w:pStyle w:val="Compact"/>
+              <w:jc w:val="left"/>
+            </w:pPr>
+            <w:r>
+              <w:t xml:space="preserve">0.079</w:t>
+            </w:r>
+          </w:p>
+        </w:tc>
+        <w:tc>
+          <w:tcPr/>
+          <w:p>
+            <w:pPr>
+              <w:pStyle w:val="Compact"/>
+              <w:jc w:val="left"/>
+            </w:pPr>
+            <w:r>
+              <w:t xml:space="preserve">[0.058, 0.099]</w:t>
+            </w:r>
+          </w:p>
+        </w:tc>
+        <w:tc>
+          <w:tcPr/>
+          <w:p>
+            <w:pPr>
+              <w:pStyle w:val="Compact"/>
+              <w:jc w:val="left"/>
+            </w:pPr>
+            <w:r>
+              <w:t xml:space="preserve">Largest group; broadly consistent with H1</w:t>
             </w:r>
           </w:p>
         </w:tc>
@@ -6511,55 +5469,55 @@
               <w:jc w:val="left"/>
             </w:pPr>
             <w:r>
-              <w:t xml:space="preserve">Medium</w:t>
-            </w:r>
-          </w:p>
-        </w:tc>
-        <w:tc>
-          <w:tcPr/>
-          <w:p>
-            <w:pPr>
-              <w:pStyle w:val="Compact"/>
-              <w:jc w:val="left"/>
-            </w:pPr>
-            <w:r>
-              <w:t xml:space="preserve">76</w:t>
-            </w:r>
-          </w:p>
-        </w:tc>
-        <w:tc>
-          <w:tcPr/>
-          <w:p>
-            <w:pPr>
-              <w:pStyle w:val="Compact"/>
-              <w:jc w:val="left"/>
-            </w:pPr>
-            <w:r>
-              <w:t xml:space="preserve">0.063</w:t>
-            </w:r>
-          </w:p>
-        </w:tc>
-        <w:tc>
-          <w:tcPr/>
-          <w:p>
-            <w:pPr>
-              <w:pStyle w:val="Compact"/>
-              <w:jc w:val="left"/>
-            </w:pPr>
-            <w:r>
-              <w:t xml:space="preserve">[0.036, 0.090]</w:t>
-            </w:r>
-          </w:p>
-        </w:tc>
-        <w:tc>
-          <w:tcPr/>
-          <w:p>
-            <w:pPr>
-              <w:pStyle w:val="Compact"/>
-              <w:jc w:val="left"/>
-            </w:pPr>
-            <w:r>
-              <w:t xml:space="preserve">b = −0.012,</w:t>
+              <w:t xml:space="preserve">II, Upper-middle</w:t>
+            </w:r>
+          </w:p>
+        </w:tc>
+        <w:tc>
+          <w:tcPr/>
+          <w:p>
+            <w:pPr>
+              <w:pStyle w:val="Compact"/>
+              <w:jc w:val="left"/>
+            </w:pPr>
+            <w:r>
+              <w:t xml:space="preserve">25</w:t>
+            </w:r>
+          </w:p>
+        </w:tc>
+        <w:tc>
+          <w:tcPr/>
+          <w:p>
+            <w:pPr>
+              <w:pStyle w:val="Compact"/>
+              <w:jc w:val="left"/>
+            </w:pPr>
+            <w:r>
+              <w:t xml:space="preserve">0.065</w:t>
+            </w:r>
+          </w:p>
+        </w:tc>
+        <w:tc>
+          <w:tcPr/>
+          <w:p>
+            <w:pPr>
+              <w:pStyle w:val="Compact"/>
+              <w:jc w:val="left"/>
+            </w:pPr>
+            <w:r>
+              <w:t xml:space="preserve">[0.020, 0.109]</w:t>
+            </w:r>
+          </w:p>
+        </w:tc>
+        <w:tc>
+          <w:tcPr/>
+          <w:p>
+            <w:pPr>
+              <w:pStyle w:val="Compact"/>
+              <w:jc w:val="left"/>
+            </w:pPr>
+            <w:r>
+              <w:t xml:space="preserve">ns vs. Group I (b = −0.014,</w:t>
             </w:r>
             <w:r>
               <w:t xml:space="preserve"> </w:t>
@@ -6575,7 +5533,7 @@
               <w:t xml:space="preserve"> </w:t>
             </w:r>
             <w:r>
-              <w:t xml:space="preserve">= .489</w:t>
+              <w:t xml:space="preserve">= .581)</w:t>
             </w:r>
           </w:p>
         </w:tc>
@@ -6589,55 +5547,55 @@
               <w:jc w:val="left"/>
             </w:pPr>
             <w:r>
-              <w:t xml:space="preserve">High</w:t>
-            </w:r>
-          </w:p>
-        </w:tc>
-        <w:tc>
-          <w:tcPr/>
-          <w:p>
-            <w:pPr>
-              <w:pStyle w:val="Compact"/>
-              <w:jc w:val="left"/>
-            </w:pPr>
-            <w:r>
-              <w:t xml:space="preserve">38</w:t>
-            </w:r>
-          </w:p>
-        </w:tc>
-        <w:tc>
-          <w:tcPr/>
-          <w:p>
-            <w:pPr>
-              <w:pStyle w:val="Compact"/>
-              <w:jc w:val="left"/>
-            </w:pPr>
-            <w:r>
-              <w:t xml:space="preserve">0.091</w:t>
-            </w:r>
-          </w:p>
-        </w:tc>
-        <w:tc>
-          <w:tcPr/>
-          <w:p>
-            <w:pPr>
-              <w:pStyle w:val="Compact"/>
-              <w:jc w:val="left"/>
-            </w:pPr>
-            <w:r>
-              <w:t xml:space="preserve">[0.052, 0.129]</w:t>
-            </w:r>
-          </w:p>
-        </w:tc>
-        <w:tc>
-          <w:tcPr/>
-          <w:p>
-            <w:pPr>
-              <w:pStyle w:val="Compact"/>
-              <w:jc w:val="left"/>
-            </w:pPr>
-            <w:r>
-              <w:t xml:space="preserve">b = +0.016,</w:t>
+              <w:t xml:space="preserve">III, Emerging (VN, IN, CN, PH…)</w:t>
+            </w:r>
+          </w:p>
+        </w:tc>
+        <w:tc>
+          <w:tcPr/>
+          <w:p>
+            <w:pPr>
+              <w:pStyle w:val="Compact"/>
+              <w:jc w:val="left"/>
+            </w:pPr>
+            <w:r>
+              <w:t xml:space="preserve">91</w:t>
+            </w:r>
+          </w:p>
+        </w:tc>
+        <w:tc>
+          <w:tcPr/>
+          <w:p>
+            <w:pPr>
+              <w:pStyle w:val="Compact"/>
+              <w:jc w:val="left"/>
+            </w:pPr>
+            <w:r>
+              <w:t xml:space="preserve">0.068</w:t>
+            </w:r>
+          </w:p>
+        </w:tc>
+        <w:tc>
+          <w:tcPr/>
+          <w:p>
+            <w:pPr>
+              <w:pStyle w:val="Compact"/>
+              <w:jc w:val="left"/>
+            </w:pPr>
+            <w:r>
+              <w:t xml:space="preserve">[0.044, 0.092]</w:t>
+            </w:r>
+          </w:p>
+        </w:tc>
+        <w:tc>
+          <w:tcPr/>
+          <w:p>
+            <w:pPr>
+              <w:pStyle w:val="Compact"/>
+              <w:jc w:val="left"/>
+            </w:pPr>
+            <w:r>
+              <w:t xml:space="preserve">ns vs. Group I (b = −0.011,</w:t>
             </w:r>
             <w:r>
               <w:t xml:space="preserve"> </w:t>
@@ -6653,7 +5611,195 @@
               <w:t xml:space="preserve"> </w:t>
             </w:r>
             <w:r>
-              <w:t xml:space="preserve">= .469</w:t>
+              <w:t xml:space="preserve">= .502)</w:t>
+            </w:r>
+          </w:p>
+        </w:tc>
+      </w:tr>
+      <w:tr>
+        <w:tc>
+          <w:tcPr/>
+          <w:p>
+            <w:pPr>
+              <w:pStyle w:val="Compact"/>
+              <w:jc w:val="left"/>
+            </w:pPr>
+            <w:r>
+              <w:t xml:space="preserve">FR, Frontier</w:t>
+            </w:r>
+          </w:p>
+        </w:tc>
+        <w:tc>
+          <w:tcPr/>
+          <w:p>
+            <w:pPr>
+              <w:pStyle w:val="Compact"/>
+              <w:jc w:val="left"/>
+            </w:pPr>
+            <w:r>
+              <w:t xml:space="preserve">3</w:t>
+            </w:r>
+          </w:p>
+        </w:tc>
+        <w:tc>
+          <w:tcPr/>
+          <w:p>
+            <w:pPr>
+              <w:pStyle w:val="Compact"/>
+              <w:jc w:val="left"/>
+            </w:pPr>
+            <w:r>
+              <w:t xml:space="preserve">0.349</w:t>
+            </w:r>
+          </w:p>
+        </w:tc>
+        <w:tc>
+          <w:tcPr/>
+          <w:p>
+            <w:pPr>
+              <w:pStyle w:val="Compact"/>
+              <w:jc w:val="left"/>
+            </w:pPr>
+            <w:r>
+              <w:t xml:space="preserve">[0.217, 0.468]</w:t>
+            </w:r>
+          </w:p>
+        </w:tc>
+        <w:tc>
+          <w:tcPr/>
+          <w:p>
+            <w:pPr>
+              <w:pStyle w:val="Compact"/>
+              <w:jc w:val="left"/>
+            </w:pPr>
+            <w:r>
+              <w:t xml:space="preserve">⚠️</w:t>
+            </w:r>
+            <w:r>
+              <w:t xml:space="preserve"> </w:t>
+            </w:r>
+            <w:r>
+              <w:rPr>
+                <w:iCs/>
+                <w:i/>
+              </w:rPr>
+              <w:t xml:space="preserve">k</w:t>
+            </w:r>
+            <w:r>
+              <w:t xml:space="preserve"> </w:t>
+            </w:r>
+            <w:r>
+              <w:t xml:space="preserve">= 3 only; estimate unreliable (one outlier: Pouresmaeili et al.,</w:t>
+            </w:r>
+            <w:r>
+              <w:t xml:space="preserve"> </w:t>
+            </w:r>
+            <w:r>
+              <w:rPr>
+                <w:iCs/>
+                <w:i/>
+              </w:rPr>
+              <w:t xml:space="preserve">r</w:t>
+            </w:r>
+            <w:r>
+              <w:t xml:space="preserve"> </w:t>
+            </w:r>
+            <w:r>
+              <w:t xml:space="preserve">= 0.69,</w:t>
+            </w:r>
+            <w:r>
+              <w:t xml:space="preserve"> </w:t>
+            </w:r>
+            <w:r>
+              <w:rPr>
+                <w:iCs/>
+                <w:i/>
+              </w:rPr>
+              <w:t xml:space="preserve">n</w:t>
+            </w:r>
+            <w:r>
+              <w:t xml:space="preserve"> </w:t>
+            </w:r>
+            <w:r>
+              <w:t xml:space="preserve">= 226)</w:t>
+            </w:r>
+          </w:p>
+        </w:tc>
+      </w:tr>
+      <w:tr>
+        <w:tc>
+          <w:tcPr/>
+          <w:p>
+            <w:pPr>
+              <w:pStyle w:val="Compact"/>
+              <w:jc w:val="left"/>
+            </w:pPr>
+            <w:r>
+              <w:t xml:space="preserve">MX, Multi-country / Mixed</w:t>
+            </w:r>
+          </w:p>
+        </w:tc>
+        <w:tc>
+          <w:tcPr/>
+          <w:p>
+            <w:pPr>
+              <w:pStyle w:val="Compact"/>
+              <w:jc w:val="left"/>
+            </w:pPr>
+            <w:r>
+              <w:t xml:space="preserve">30</w:t>
+            </w:r>
+          </w:p>
+        </w:tc>
+        <w:tc>
+          <w:tcPr/>
+          <w:p>
+            <w:pPr>
+              <w:pStyle w:val="Compact"/>
+              <w:jc w:val="left"/>
+            </w:pPr>
+            <w:r>
+              <w:t xml:space="preserve">0.053</w:t>
+            </w:r>
+          </w:p>
+        </w:tc>
+        <w:tc>
+          <w:tcPr/>
+          <w:p>
+            <w:pPr>
+              <w:pStyle w:val="Compact"/>
+              <w:jc w:val="left"/>
+            </w:pPr>
+            <w:r>
+              <w:t xml:space="preserve">[0.012, 0.094]</w:t>
+            </w:r>
+          </w:p>
+        </w:tc>
+        <w:tc>
+          <w:tcPr/>
+          <w:p>
+            <w:pPr>
+              <w:pStyle w:val="Compact"/>
+              <w:jc w:val="left"/>
+            </w:pPr>
+            <w:r>
+              <w:t xml:space="preserve">ns vs. Group I (b = −0.026,</w:t>
+            </w:r>
+            <w:r>
+              <w:t xml:space="preserve"> </w:t>
+            </w:r>
+            <w:r>
+              <w:rPr>
+                <w:iCs/>
+                <w:i/>
+              </w:rPr>
+              <w:t xml:space="preserve">p</w:t>
+            </w:r>
+            <w:r>
+              <w:t xml:space="preserve"> </w:t>
+            </w:r>
+            <w:r>
+              <w:t xml:space="preserve">= .269)</w:t>
             </w:r>
           </w:p>
         </w:tc>
@@ -6664,7 +5810,74 @@
         <w:pStyle w:val="BodyText"/>
       </w:pPr>
       <w:r>
-        <w:t xml:space="preserve">The three cDAI subgroup means are all significantly positive (</w:t>
+        <w:t xml:space="preserve">Figure 2: ICRV 5-regime forest plot, subgroup pooled effects with 95%</w:t>
+      </w:r>
+      <w:r>
+        <w:t xml:space="preserve"> </w:t>
+      </w:r>
+      <w:r>
+        <w:t xml:space="preserve">CI</w:t>
+      </w:r>
+    </w:p>
+    <w:p>
+      <w:pPr>
+        <w:pStyle w:val="BodyText"/>
+      </w:pPr>
+      <w:r>
+        <w:rPr>
+          <w:iCs/>
+          <w:i/>
+        </w:rPr>
+        <w:t xml:space="preserve">Figure 2.</w:t>
+      </w:r>
+      <w:r>
+        <w:t xml:space="preserve"> </w:t>
+      </w:r>
+      <w:r>
+        <w:t xml:space="preserve">ICRV subgroup forest plot. Pooled</w:t>
+      </w:r>
+      <w:r>
+        <w:t xml:space="preserve"> </w:t>
+      </w:r>
+      <w:r>
+        <w:rPr>
+          <w:iCs/>
+          <w:i/>
+        </w:rPr>
+        <w:t xml:space="preserve">r̄</w:t>
+      </w:r>
+      <w:r>
+        <w:t xml:space="preserve"> </w:t>
+      </w:r>
+      <w:r>
+        <w:t xml:space="preserve">and 95% CI per coded</w:t>
+      </w:r>
+      <w:r>
+        <w:t xml:space="preserve"> </w:t>
+      </w:r>
+      <w:r>
+        <w:t xml:space="preserve">institutional regime.</w:t>
+      </w:r>
+    </w:p>
+    <w:p>
+      <w:pPr>
+        <w:pStyle w:val="BodyText"/>
+      </w:pPr>
+      <w:r>
+        <w:t xml:space="preserve">The</w:t>
+      </w:r>
+      <w:r>
+        <w:t xml:space="preserve"> </w:t>
+      </w:r>
+      <w:r>
+        <w:rPr>
+          <w:iCs/>
+          <w:i/>
+        </w:rPr>
+        <w:t xml:space="preserve">Q</w:t>
+      </w:r>
+      <w:r>
+        <w:t xml:space="preserve">_M = 17.35 is statistically significant (</w:t>
       </w:r>
       <w:r>
         <w:rPr>
@@ -6677,55 +5890,98 @@
         <w:t xml:space="preserve"> </w:t>
       </w:r>
       <w:r>
-        <w:t xml:space="preserve">&lt;</w:t>
-      </w:r>
-      <w:r>
-        <w:t xml:space="preserve"> </w:t>
-      </w:r>
-      <w:r>
-        <w:t xml:space="preserve">.001) but do not differ significantly from each other. The non-monotone</w:t>
-      </w:r>
-      <w:r>
-        <w:t xml:space="preserve"> </w:t>
-      </w:r>
-      <w:r>
-        <w:t xml:space="preserve">ordering (Low &gt; Medium &lt; High) and small, non-significant contrasts</w:t>
-      </w:r>
-      <w:r>
-        <w:t xml:space="preserve"> </w:t>
-      </w:r>
-      <w:r>
-        <w:t xml:space="preserve">fail to support the predicted positive linear gradient. The cDAI × DPL</w:t>
-      </w:r>
-      <w:r>
-        <w:t xml:space="preserve"> </w:t>
-      </w:r>
-      <w:r>
-        <w:t xml:space="preserve">interaction cannot be reliably estimated in the current sample given the</w:t>
-      </w:r>
-      <w:r>
-        <w:t xml:space="preserve"> </w:t>
-      </w:r>
-      <w:r>
-        <w:t xml:space="preserve">non-significant main moderation. H3 is not supported: country-level</w:t>
-      </w:r>
-      <w:r>
-        <w:t xml:space="preserve"> </w:t>
-      </w:r>
-      <w:r>
-        <w:t xml:space="preserve">digital adoption (cDAI, measured via World Bank DAI / ITU Digital</w:t>
-      </w:r>
-      <w:r>
-        <w:t xml:space="preserve"> </w:t>
-      </w:r>
-      <w:r>
-        <w:t xml:space="preserve">Development Index) does not significantly amplify the pooled I to P effect</w:t>
-      </w:r>
-      <w:r>
-        <w:t xml:space="preserve"> </w:t>
-      </w:r>
-      <w:r>
-        <w:t xml:space="preserve">in this</w:t>
+        <w:t xml:space="preserve">= .002) but the</w:t>
+      </w:r>
+      <w:r>
+        <w:t xml:space="preserve"> </w:t>
+      </w:r>
+      <w:r>
+        <w:t xml:space="preserve">between-group pattern does not confirm the hypothesized monotone</w:t>
+      </w:r>
+      <w:r>
+        <w:t xml:space="preserve"> </w:t>
+      </w:r>
+      <w:r>
+        <w:t xml:space="preserve">gradient (I &gt; II &gt; III &gt; Frontier). Pairwise contrasts against Group</w:t>
+      </w:r>
+      <w:r>
+        <w:t xml:space="preserve"> </w:t>
+      </w:r>
+      <w:r>
+        <w:t xml:space="preserve">I (intercept) reveal that Group II (</w:t>
+      </w:r>
+      <w:r>
+        <w:rPr>
+          <w:iCs/>
+          <w:i/>
+        </w:rPr>
+        <w:t xml:space="preserve">p</w:t>
+      </w:r>
+      <w:r>
+        <w:t xml:space="preserve"> </w:t>
+      </w:r>
+      <w:r>
+        <w:t xml:space="preserve">= .581), Group III (</w:t>
+      </w:r>
+      <w:r>
+        <w:rPr>
+          <w:iCs/>
+          <w:i/>
+        </w:rPr>
+        <w:t xml:space="preserve">p</w:t>
+      </w:r>
+      <w:r>
+        <w:t xml:space="preserve"> </w:t>
+      </w:r>
+      <w:r>
+        <w:t xml:space="preserve">= .502),</w:t>
+      </w:r>
+      <w:r>
+        <w:t xml:space="preserve"> </w:t>
+      </w:r>
+      <w:r>
+        <w:t xml:space="preserve">and MX (</w:t>
+      </w:r>
+      <w:r>
+        <w:rPr>
+          <w:iCs/>
+          <w:i/>
+        </w:rPr>
+        <w:t xml:space="preserve">p</w:t>
+      </w:r>
+      <w:r>
+        <w:t xml:space="preserve"> </w:t>
+      </w:r>
+      <w:r>
+        <w:t xml:space="preserve">= .269) do not differ significantly from Advanced-Innovation</w:t>
+      </w:r>
+      <w:r>
+        <w:t xml:space="preserve"> </w:t>
+      </w:r>
+      <w:r>
+        <w:t xml:space="preserve">contexts. The only significant contrast is Group I vs. Frontier (b =</w:t>
+      </w:r>
+      <w:r>
+        <w:t xml:space="preserve"> </w:t>
+      </w:r>
+      <w:r>
+        <w:t xml:space="preserve">+0.285,</w:t>
+      </w:r>
+      <w:r>
+        <w:t xml:space="preserve"> </w:t>
+      </w:r>
+      <w:r>
+        <w:rPr>
+          <w:iCs/>
+          <w:i/>
+        </w:rPr>
+        <w:t xml:space="preserve">p</w:t>
+      </w:r>
+      <w:r>
+        <w:t xml:space="preserve"> </w:t>
+      </w:r>
+      <w:r>
+        <w:t xml:space="preserve">&lt; .001), driven entirely by the</w:t>
       </w:r>
       <w:r>
         <w:t xml:space="preserve"> </w:t>
@@ -6741,23 +5997,187 @@
         <w:t xml:space="preserve"> </w:t>
       </w:r>
       <w:r>
-        <w:t xml:space="preserve">= 238 sample. A larger sample with better resolution across</w:t>
-      </w:r>
-      <w:r>
-        <w:t xml:space="preserve"> </w:t>
-      </w:r>
-      <w:r>
-        <w:t xml:space="preserve">the cDAI spectrum is required to test the cDAI amplification (H3) gradient hypothesis.</w:t>
-      </w:r>
-    </w:p>
-    <w:bookmarkEnd w:id="39"/>
-    <w:bookmarkStart w:id="40" w:name="dpl-phase-moderation-h2"/>
+        <w:t xml:space="preserve">= 3 Frontier-group</w:t>
+      </w:r>
+      <w:r>
+        <w:t xml:space="preserve"> </w:t>
+      </w:r>
+      <w:r>
+        <w:t xml:space="preserve">estimate, which is dominated by one outlier study (Pouresmaeili et al.,</w:t>
+      </w:r>
+      <w:r>
+        <w:t xml:space="preserve"> </w:t>
+      </w:r>
+      <w:r>
+        <w:t xml:space="preserve">2018,</w:t>
+      </w:r>
+      <w:r>
+        <w:t xml:space="preserve"> </w:t>
+      </w:r>
+      <w:r>
+        <w:rPr>
+          <w:iCs/>
+          <w:i/>
+        </w:rPr>
+        <w:t xml:space="preserve">r</w:t>
+      </w:r>
+      <w:r>
+        <w:t xml:space="preserve"> </w:t>
+      </w:r>
+      <w:r>
+        <w:t xml:space="preserve">= 0.69). Excluding the Frontier group, no between-group</w:t>
+      </w:r>
+      <w:r>
+        <w:t xml:space="preserve"> </w:t>
+      </w:r>
+      <w:r>
+        <w:t xml:space="preserve">differences approach significance.</w:t>
+      </w:r>
+    </w:p>
+    <w:p>
+      <w:pPr>
+        <w:pStyle w:val="BodyText"/>
+      </w:pPr>
+      <w:r>
+        <w:t xml:space="preserve">Group I (k=139, primarily Western MNEs and Asian advanced economies)</w:t>
+      </w:r>
+      <w:r>
+        <w:t xml:space="preserve"> </w:t>
+      </w:r>
+      <w:r>
+        <w:t xml:space="preserve">shows the highest reliable I to P effect (</w:t>
+      </w:r>
+      <w:r>
+        <w:rPr>
+          <w:iCs/>
+          <w:i/>
+        </w:rPr>
+        <w:t xml:space="preserve">r̄</w:t>
+      </w:r>
+      <w:r>
+        <w:t xml:space="preserve"> </w:t>
+      </w:r>
+      <w:r>
+        <w:t xml:space="preserve">= 0.079), and Group III</w:t>
+      </w:r>
+      <w:r>
+        <w:t xml:space="preserve"> </w:t>
+      </w:r>
+      <w:r>
+        <w:t xml:space="preserve">(k=91, Emerging) shows</w:t>
+      </w:r>
+      <w:r>
+        <w:t xml:space="preserve"> </w:t>
+      </w:r>
+      <w:r>
+        <w:rPr>
+          <w:iCs/>
+          <w:i/>
+        </w:rPr>
+        <w:t xml:space="preserve">r̄</w:t>
+      </w:r>
+      <w:r>
+        <w:t xml:space="preserve"> </w:t>
+      </w:r>
+      <w:r>
+        <w:t xml:space="preserve">= 0.068, a difference of 0.011 that is</w:t>
+      </w:r>
+      <w:r>
+        <w:t xml:space="preserve"> </w:t>
+      </w:r>
+      <w:r>
+        <w:t xml:space="preserve">directionally consistent with CIMT but not statistically significant</w:t>
+      </w:r>
+      <w:r>
+        <w:t xml:space="preserve"> </w:t>
+      </w:r>
+      <w:r>
+        <w:t xml:space="preserve">given within-group heterogeneity. H1 (between-regime heterogeneity</w:t>
+      </w:r>
+      <w:r>
+        <w:t xml:space="preserve"> </w:t>
+      </w:r>
+      <w:r>
+        <w:rPr>
+          <w:iCs/>
+          <w:i/>
+        </w:rPr>
+        <w:t xml:space="preserve">Q</w:t>
+      </w:r>
+      <w:r>
+        <w:t xml:space="preserve">_M significant) is confirmed, establishing that I to P effect sizes</w:t>
+      </w:r>
+      <w:r>
+        <w:t xml:space="preserve"> </w:t>
+      </w:r>
+      <w:r>
+        <w:t xml:space="preserve">vary systematically across ICRV regimes. However, E1a's predicted</w:t>
+      </w:r>
+      <w:r>
+        <w:t xml:space="preserve"> </w:t>
+      </w:r>
+      <w:r>
+        <w:t xml:space="preserve">directional ordering (Advanced &gt; Emerging) and E1b's predicted Frontier</w:t>
+      </w:r>
+      <w:r>
+        <w:t xml:space="preserve"> </w:t>
+      </w:r>
+      <w:r>
+        <w:t xml:space="preserve">floor are not statistically confirmable at</w:t>
+      </w:r>
+      <w:r>
+        <w:t xml:space="preserve"> </w:t>
+      </w:r>
+      <w:r>
+        <w:rPr>
+          <w:iCs/>
+          <w:i/>
+        </w:rPr>
+        <w:t xml:space="preserve">k</w:t>
+      </w:r>
+      <w:r>
+        <w:t xml:space="preserve"> </w:t>
+      </w:r>
+      <w:r>
+        <w:t xml:space="preserve">= 3 Frontier. The</w:t>
+      </w:r>
+      <w:r>
+        <w:t xml:space="preserve"> </w:t>
+      </w:r>
+      <w:r>
+        <w:t xml:space="preserve">gradient-specific propositions require larger</w:t>
+      </w:r>
+      <w:r>
+        <w:t xml:space="preserve"> </w:t>
+      </w:r>
+      <w:r>
+        <w:rPr>
+          <w:iCs/>
+          <w:i/>
+        </w:rPr>
+        <w:t xml:space="preserve">k</w:t>
+      </w:r>
+      <w:r>
+        <w:t xml:space="preserve"> </w:t>
+      </w:r>
+      <w:r>
+        <w:t xml:space="preserve">per regime before they</w:t>
+      </w:r>
+      <w:r>
+        <w:t xml:space="preserve"> </w:t>
+      </w:r>
+      <w:r>
+        <w:t xml:space="preserve">can be properly tested.</w:t>
+      </w:r>
+    </w:p>
+    <w:bookmarkEnd w:id="38"/>
+    <w:bookmarkStart w:id="39" w:name="X541c92fe8ae9c523bbb1875dcc9c5525c218523"/>
     <w:p>
       <w:pPr>
         <w:pStyle w:val="Heading3"/>
       </w:pPr>
       <w:r>
-        <w:t xml:space="preserve">4.5 DPL Phase Moderation (H2)</w:t>
+        <w:t xml:space="preserve">4.4 cDAI Moderation (H3)</w:t>
       </w:r>
     </w:p>
     <w:p>
@@ -6772,7 +6192,7 @@
         <w:t xml:space="preserve">Q</w:t>
       </w:r>
       <w:r>
-        <w:t xml:space="preserve">_M(DPL) = 0.62 (</w:t>
+        <w:t xml:space="preserve">_M(cDAI) = 1.23 (</w:t>
       </w:r>
       <w:r>
         <w:rPr>
@@ -6801,7 +6221,7 @@
         <w:t xml:space="preserve"> </w:t>
       </w:r>
       <w:r>
-        <w:t xml:space="preserve">= .734). H2</w:t>
+        <w:t xml:space="preserve">= .541). H3</w:t>
       </w:r>
       <w:r>
         <w:t xml:space="preserve"> </w:t>
@@ -6822,11 +6242,60 @@
         <w:pStyle w:val="BodyText"/>
       </w:pPr>
       <w:r>
+        <w:t xml:space="preserve">Meta-regression with continuous cDAI score: β_cDAI = +0.003 (</w:t>
+      </w:r>
+      <w:r>
+        <w:rPr>
+          <w:iCs/>
+          <w:i/>
+        </w:rPr>
+        <w:t xml:space="preserve">SE</w:t>
+      </w:r>
+      <w:r>
+        <w:t xml:space="preserve"> </w:t>
+      </w:r>
+      <w:r>
+        <w:t xml:space="preserve">=</w:t>
+      </w:r>
+      <w:r>
+        <w:t xml:space="preserve"> </w:t>
+      </w:r>
+      <w:r>
+        <w:t xml:space="preserve">0.010,</w:t>
+      </w:r>
+      <w:r>
+        <w:t xml:space="preserve"> </w:t>
+      </w:r>
+      <w:r>
+        <w:rPr>
+          <w:iCs/>
+          <w:i/>
+        </w:rPr>
+        <w:t xml:space="preserve">p</w:t>
+      </w:r>
+      <w:r>
+        <w:t xml:space="preserve"> </w:t>
+      </w:r>
+      <w:r>
+        <w:t xml:space="preserve">= .744). Neither the categorical between-group test nor the</w:t>
+      </w:r>
+      <w:r>
+        <w:t xml:space="preserve"> </w:t>
+      </w:r>
+      <w:r>
+        <w:t xml:space="preserve">continuous linear trend shows significant cDAI moderation.</w:t>
+      </w:r>
+    </w:p>
+    <w:p>
+      <w:pPr>
+        <w:pStyle w:val="BodyText"/>
+      </w:pPr>
+      <w:r>
         <w:rPr>
           <w:bCs/>
           <w:b/>
         </w:rPr>
-        <w:t xml:space="preserve">Table 4.3, DPL phase subgroup</w:t>
+        <w:t xml:space="preserve">Table 4.2, cDAI subgroup</w:t>
       </w:r>
       <w:r>
         <w:t xml:space="preserve"> </w:t>
@@ -6842,17 +6311,16 @@
     <w:tbl>
       <w:tblPr>
         <w:tblStyle w:val="Table"/>
-        <w:tblW w:type="pct" w:w="5000"/>
+        <w:tblW w:type="auto" w:w="0"/>
         <w:tblLook w:firstRow="1" w:lastRow="0" w:firstColumn="0" w:lastColumn="0" w:noHBand="0" w:noVBand="0" w:val="0020"/>
         <w:jc w:val="start"/>
       </w:tblPr>
       <w:tblGrid>
-        <w:gridCol w:w="1120"/>
-        <w:gridCol w:w="2764"/>
-        <w:gridCol w:w="373"/>
-        <w:gridCol w:w="523"/>
-        <w:gridCol w:w="1344"/>
-        <w:gridCol w:w="1793"/>
+        <w:gridCol w:w="1584"/>
+        <w:gridCol w:w="1584"/>
+        <w:gridCol w:w="1584"/>
+        <w:gridCol w:w="1584"/>
+        <w:gridCol w:w="1584"/>
       </w:tblGrid>
       <w:tr>
         <w:trPr>
@@ -6866,19 +6334,7 @@
               <w:jc w:val="left"/>
             </w:pPr>
             <w:r>
-              <w:t xml:space="preserve">DPL Phase</w:t>
-            </w:r>
-          </w:p>
-        </w:tc>
-        <w:tc>
-          <w:tcPr/>
-          <w:p>
-            <w:pPr>
-              <w:pStyle w:val="Compact"/>
-              <w:jc w:val="left"/>
-            </w:pPr>
-            <w:r>
-              <w:t xml:space="preserve">Definition</w:t>
+              <w:t xml:space="preserve">cDAI Group</w:t>
             </w:r>
           </w:p>
         </w:tc>
@@ -6934,7 +6390,7 @@
               <w:jc w:val="left"/>
             </w:pPr>
             <w:r>
-              <w:t xml:space="preserve">Δ vs. PRE</w:t>
+              <w:t xml:space="preserve">Δ vs. Low</w:t>
             </w:r>
           </w:p>
         </w:tc>
@@ -6948,55 +6404,43 @@
               <w:jc w:val="left"/>
             </w:pPr>
             <w:r>
-              <w:t xml:space="preserve">Precede (PRE)</w:t>
-            </w:r>
-          </w:p>
-        </w:tc>
-        <w:tc>
-          <w:tcPr/>
-          <w:p>
-            <w:pPr>
-              <w:pStyle w:val="Compact"/>
-              <w:jc w:val="left"/>
-            </w:pPr>
-            <w:r>
-              <w:t xml:space="preserve">Sample data predominantly pre-2009</w:t>
-            </w:r>
-          </w:p>
-        </w:tc>
-        <w:tc>
-          <w:tcPr/>
-          <w:p>
-            <w:pPr>
-              <w:pStyle w:val="Compact"/>
-              <w:jc w:val="left"/>
-            </w:pPr>
-            <w:r>
-              <w:t xml:space="preserve">100</w:t>
-            </w:r>
-          </w:p>
-        </w:tc>
-        <w:tc>
-          <w:tcPr/>
-          <w:p>
-            <w:pPr>
-              <w:pStyle w:val="Compact"/>
-              <w:jc w:val="left"/>
-            </w:pPr>
-            <w:r>
-              <w:t xml:space="preserve">0.082</w:t>
-            </w:r>
-          </w:p>
-        </w:tc>
-        <w:tc>
-          <w:tcPr/>
-          <w:p>
-            <w:pPr>
-              <w:pStyle w:val="Compact"/>
-              <w:jc w:val="left"/>
-            </w:pPr>
-            <w:r>
-              <w:t xml:space="preserve">[0.057, 0.107]</w:t>
+              <w:t xml:space="preserve">Low</w:t>
+            </w:r>
+          </w:p>
+        </w:tc>
+        <w:tc>
+          <w:tcPr/>
+          <w:p>
+            <w:pPr>
+              <w:pStyle w:val="Compact"/>
+              <w:jc w:val="left"/>
+            </w:pPr>
+            <w:r>
+              <w:t xml:space="preserve">174</w:t>
+            </w:r>
+          </w:p>
+        </w:tc>
+        <w:tc>
+          <w:tcPr/>
+          <w:p>
+            <w:pPr>
+              <w:pStyle w:val="Compact"/>
+              <w:jc w:val="left"/>
+            </w:pPr>
+            <w:r>
+              <w:t xml:space="preserve">0.075</w:t>
+            </w:r>
+          </w:p>
+        </w:tc>
+        <w:tc>
+          <w:tcPr/>
+          <w:p>
+            <w:pPr>
+              <w:pStyle w:val="Compact"/>
+              <w:jc w:val="left"/>
+            </w:pPr>
+            <w:r>
+              <w:t xml:space="preserve">[0.056, 0.094]</w:t>
             </w:r>
           </w:p>
         </w:tc>
@@ -7022,67 +6466,55 @@
               <w:jc w:val="left"/>
             </w:pPr>
             <w:r>
-              <w:t xml:space="preserve">Span (SPN)</w:t>
-            </w:r>
-          </w:p>
-        </w:tc>
-        <w:tc>
-          <w:tcPr/>
-          <w:p>
-            <w:pPr>
-              <w:pStyle w:val="Compact"/>
-              <w:jc w:val="left"/>
-            </w:pPr>
-            <w:r>
-              <w:t xml:space="preserve">Sample spans the 2009 inflection</w:t>
-            </w:r>
-          </w:p>
-        </w:tc>
-        <w:tc>
-          <w:tcPr/>
-          <w:p>
-            <w:pPr>
-              <w:pStyle w:val="Compact"/>
-              <w:jc w:val="left"/>
-            </w:pPr>
-            <w:r>
-              <w:t xml:space="preserve">108</w:t>
-            </w:r>
-          </w:p>
-        </w:tc>
-        <w:tc>
-          <w:tcPr/>
-          <w:p>
-            <w:pPr>
-              <w:pStyle w:val="Compact"/>
-              <w:jc w:val="left"/>
-            </w:pPr>
-            <w:r>
-              <w:t xml:space="preserve">0.068</w:t>
-            </w:r>
-          </w:p>
-        </w:tc>
-        <w:tc>
-          <w:tcPr/>
-          <w:p>
-            <w:pPr>
-              <w:pStyle w:val="Compact"/>
-              <w:jc w:val="left"/>
-            </w:pPr>
-            <w:r>
-              <w:t xml:space="preserve">[0.045, 0.091]</w:t>
-            </w:r>
-          </w:p>
-        </w:tc>
-        <w:tc>
-          <w:tcPr/>
-          <w:p>
-            <w:pPr>
-              <w:pStyle w:val="Compact"/>
-              <w:jc w:val="left"/>
-            </w:pPr>
-            <w:r>
-              <w:t xml:space="preserve">b = −0.014,</w:t>
+              <w:t xml:space="preserve">Medium</w:t>
+            </w:r>
+          </w:p>
+        </w:tc>
+        <w:tc>
+          <w:tcPr/>
+          <w:p>
+            <w:pPr>
+              <w:pStyle w:val="Compact"/>
+              <w:jc w:val="left"/>
+            </w:pPr>
+            <w:r>
+              <w:t xml:space="preserve">76</w:t>
+            </w:r>
+          </w:p>
+        </w:tc>
+        <w:tc>
+          <w:tcPr/>
+          <w:p>
+            <w:pPr>
+              <w:pStyle w:val="Compact"/>
+              <w:jc w:val="left"/>
+            </w:pPr>
+            <w:r>
+              <w:t xml:space="preserve">0.063</w:t>
+            </w:r>
+          </w:p>
+        </w:tc>
+        <w:tc>
+          <w:tcPr/>
+          <w:p>
+            <w:pPr>
+              <w:pStyle w:val="Compact"/>
+              <w:jc w:val="left"/>
+            </w:pPr>
+            <w:r>
+              <w:t xml:space="preserve">[0.036, 0.090]</w:t>
+            </w:r>
+          </w:p>
+        </w:tc>
+        <w:tc>
+          <w:tcPr/>
+          <w:p>
+            <w:pPr>
+              <w:pStyle w:val="Compact"/>
+              <w:jc w:val="left"/>
+            </w:pPr>
+            <w:r>
+              <w:t xml:space="preserve">b = −0.012,</w:t>
             </w:r>
             <w:r>
               <w:t xml:space="preserve"> </w:t>
@@ -7098,7 +6530,7 @@
               <w:t xml:space="preserve"> </w:t>
             </w:r>
             <w:r>
-              <w:t xml:space="preserve">= .434</w:t>
+              <w:t xml:space="preserve">= .489</w:t>
             </w:r>
           </w:p>
         </w:tc>
@@ -7112,67 +6544,55 @@
               <w:jc w:val="left"/>
             </w:pPr>
             <w:r>
-              <w:t xml:space="preserve">Follow (FOL)</w:t>
-            </w:r>
-          </w:p>
-        </w:tc>
-        <w:tc>
-          <w:tcPr/>
-          <w:p>
-            <w:pPr>
-              <w:pStyle w:val="Compact"/>
-              <w:jc w:val="left"/>
-            </w:pPr>
-            <w:r>
-              <w:t xml:space="preserve">Sample data predominantly post-2014</w:t>
-            </w:r>
-          </w:p>
-        </w:tc>
-        <w:tc>
-          <w:tcPr/>
-          <w:p>
-            <w:pPr>
-              <w:pStyle w:val="Compact"/>
-              <w:jc w:val="left"/>
-            </w:pPr>
-            <w:r>
-              <w:t xml:space="preserve">80</w:t>
-            </w:r>
-          </w:p>
-        </w:tc>
-        <w:tc>
-          <w:tcPr/>
-          <w:p>
-            <w:pPr>
-              <w:pStyle w:val="Compact"/>
-              <w:jc w:val="left"/>
-            </w:pPr>
-            <w:r>
-              <w:t xml:space="preserve">0.073</w:t>
-            </w:r>
-          </w:p>
-        </w:tc>
-        <w:tc>
-          <w:tcPr/>
-          <w:p>
-            <w:pPr>
-              <w:pStyle w:val="Compact"/>
-              <w:jc w:val="left"/>
-            </w:pPr>
-            <w:r>
-              <w:t xml:space="preserve">[0.046, 0.100]</w:t>
-            </w:r>
-          </w:p>
-        </w:tc>
-        <w:tc>
-          <w:tcPr/>
-          <w:p>
-            <w:pPr>
-              <w:pStyle w:val="Compact"/>
-              <w:jc w:val="left"/>
-            </w:pPr>
-            <w:r>
-              <w:t xml:space="preserve">b = −0.009,</w:t>
+              <w:t xml:space="preserve">High</w:t>
+            </w:r>
+          </w:p>
+        </w:tc>
+        <w:tc>
+          <w:tcPr/>
+          <w:p>
+            <w:pPr>
+              <w:pStyle w:val="Compact"/>
+              <w:jc w:val="left"/>
+            </w:pPr>
+            <w:r>
+              <w:t xml:space="preserve">38</w:t>
+            </w:r>
+          </w:p>
+        </w:tc>
+        <w:tc>
+          <w:tcPr/>
+          <w:p>
+            <w:pPr>
+              <w:pStyle w:val="Compact"/>
+              <w:jc w:val="left"/>
+            </w:pPr>
+            <w:r>
+              <w:t xml:space="preserve">0.091</w:t>
+            </w:r>
+          </w:p>
+        </w:tc>
+        <w:tc>
+          <w:tcPr/>
+          <w:p>
+            <w:pPr>
+              <w:pStyle w:val="Compact"/>
+              <w:jc w:val="left"/>
+            </w:pPr>
+            <w:r>
+              <w:t xml:space="preserve">[0.052, 0.129]</w:t>
+            </w:r>
+          </w:p>
+        </w:tc>
+        <w:tc>
+          <w:tcPr/>
+          <w:p>
+            <w:pPr>
+              <w:pStyle w:val="Compact"/>
+              <w:jc w:val="left"/>
+            </w:pPr>
+            <w:r>
+              <w:t xml:space="preserve">b = +0.016,</w:t>
             </w:r>
             <w:r>
               <w:t xml:space="preserve"> </w:t>
@@ -7188,7 +6608,7 @@
               <w:t xml:space="preserve"> </w:t>
             </w:r>
             <w:r>
-              <w:t xml:space="preserve">= .645</w:t>
+              <w:t xml:space="preserve">= .469</w:t>
             </w:r>
           </w:p>
         </w:tc>
@@ -7199,23 +6619,7 @@
         <w:pStyle w:val="BodyText"/>
       </w:pPr>
       <w:r>
-        <w:t xml:space="preserve">Pairwise comparisons: PRE vs. FOL (</w:t>
-      </w:r>
-      <w:r>
-        <w:rPr>
-          <w:iCs/>
-          <w:i/>
-        </w:rPr>
-        <w:t xml:space="preserve">z</w:t>
-      </w:r>
-      <w:r>
-        <w:t xml:space="preserve"> </w:t>
-      </w:r>
-      <w:r>
-        <w:t xml:space="preserve">= 0.46,</w:t>
-      </w:r>
-      <w:r>
-        <w:t xml:space="preserve"> </w:t>
+        <w:t xml:space="preserve">The three cDAI subgroup means are all significantly positive (</w:t>
       </w:r>
       <w:r>
         <w:rPr>
@@ -7228,26 +6632,115 @@
         <w:t xml:space="preserve"> </w:t>
       </w:r>
       <w:r>
-        <w:t xml:space="preserve">= .645); PRE vs. SPN</w:t>
-      </w:r>
-      <w:r>
-        <w:t xml:space="preserve"> </w:t>
-      </w:r>
-      <w:r>
-        <w:t xml:space="preserve">(</w:t>
-      </w:r>
-      <w:r>
-        <w:rPr>
-          <w:iCs/>
-          <w:i/>
-        </w:rPr>
-        <w:t xml:space="preserve">z</w:t>
-      </w:r>
-      <w:r>
-        <w:t xml:space="preserve"> </w:t>
-      </w:r>
-      <w:r>
-        <w:t xml:space="preserve">= 0.78,</w:t>
+        <w:t xml:space="preserve">&lt;</w:t>
+      </w:r>
+      <w:r>
+        <w:t xml:space="preserve"> </w:t>
+      </w:r>
+      <w:r>
+        <w:t xml:space="preserve">.001) but do not differ significantly from each other. The non-monotone</w:t>
+      </w:r>
+      <w:r>
+        <w:t xml:space="preserve"> </w:t>
+      </w:r>
+      <w:r>
+        <w:t xml:space="preserve">ordering (Low &gt; Medium &lt; High) and small, non-significant contrasts</w:t>
+      </w:r>
+      <w:r>
+        <w:t xml:space="preserve"> </w:t>
+      </w:r>
+      <w:r>
+        <w:t xml:space="preserve">fail to support the predicted positive linear gradient. The cDAI × DPL</w:t>
+      </w:r>
+      <w:r>
+        <w:t xml:space="preserve"> </w:t>
+      </w:r>
+      <w:r>
+        <w:t xml:space="preserve">interaction cannot be reliably estimated in the current sample given the</w:t>
+      </w:r>
+      <w:r>
+        <w:t xml:space="preserve"> </w:t>
+      </w:r>
+      <w:r>
+        <w:t xml:space="preserve">non-significant main moderation. H3 is not supported: country-level</w:t>
+      </w:r>
+      <w:r>
+        <w:t xml:space="preserve"> </w:t>
+      </w:r>
+      <w:r>
+        <w:t xml:space="preserve">digital adoption (cDAI, measured via World Bank DAI / ITU Digital</w:t>
+      </w:r>
+      <w:r>
+        <w:t xml:space="preserve"> </w:t>
+      </w:r>
+      <w:r>
+        <w:t xml:space="preserve">Development Index) does not significantly amplify the pooled I to P effect</w:t>
+      </w:r>
+      <w:r>
+        <w:t xml:space="preserve"> </w:t>
+      </w:r>
+      <w:r>
+        <w:t xml:space="preserve">in this</w:t>
+      </w:r>
+      <w:r>
+        <w:t xml:space="preserve"> </w:t>
+      </w:r>
+      <w:r>
+        <w:rPr>
+          <w:iCs/>
+          <w:i/>
+        </w:rPr>
+        <w:t xml:space="preserve">k</w:t>
+      </w:r>
+      <w:r>
+        <w:t xml:space="preserve"> </w:t>
+      </w:r>
+      <w:r>
+        <w:t xml:space="preserve">= 238 sample. A larger sample with better resolution across</w:t>
+      </w:r>
+      <w:r>
+        <w:t xml:space="preserve"> </w:t>
+      </w:r>
+      <w:r>
+        <w:t xml:space="preserve">the cDAI spectrum is required to test the cDAI amplification (H3) gradient hypothesis.</w:t>
+      </w:r>
+    </w:p>
+    <w:bookmarkEnd w:id="39"/>
+    <w:bookmarkStart w:id="40" w:name="X0f13fb15b20194b37c5b9d050ad7a7079c0644a"/>
+    <w:p>
+      <w:pPr>
+        <w:pStyle w:val="Heading3"/>
+      </w:pPr>
+      <w:r>
+        <w:t xml:space="preserve">4.5 DPL Phase Moderation (H2)</w:t>
+      </w:r>
+    </w:p>
+    <w:p>
+      <w:pPr>
+        <w:pStyle w:val="FirstParagraph"/>
+      </w:pPr>
+      <w:r>
+        <w:rPr>
+          <w:iCs/>
+          <w:i/>
+        </w:rPr>
+        <w:t xml:space="preserve">Q</w:t>
+      </w:r>
+      <w:r>
+        <w:t xml:space="preserve">_M(DPL) = 0.62 (</w:t>
+      </w:r>
+      <w:r>
+        <w:rPr>
+          <w:iCs/>
+          <w:i/>
+        </w:rPr>
+        <w:t xml:space="preserve">df</w:t>
+      </w:r>
+      <w:r>
+        <w:t xml:space="preserve"> </w:t>
+      </w:r>
+      <w:r>
+        <w:t xml:space="preserve">= 2,</w:t>
       </w:r>
       <w:r>
         <w:t xml:space="preserve"> </w:t>
@@ -7263,176 +6756,7 @@
         <w:t xml:space="preserve"> </w:t>
       </w:r>
       <w:r>
-        <w:t xml:space="preserve">= .434); FOL vs. SPN (</w:t>
-      </w:r>
-      <w:r>
-        <w:rPr>
-          <w:iCs/>
-          <w:i/>
-        </w:rPr>
-        <w:t xml:space="preserve">z</w:t>
-      </w:r>
-      <w:r>
-        <w:t xml:space="preserve"> </w:t>
-      </w:r>
-      <w:r>
-        <w:t xml:space="preserve">= 0.28,</w:t>
-      </w:r>
-      <w:r>
-        <w:t xml:space="preserve"> </w:t>
-      </w:r>
-      <w:r>
-        <w:rPr>
-          <w:iCs/>
-          <w:i/>
-        </w:rPr>
-        <w:t xml:space="preserve">p</w:t>
-      </w:r>
-      <w:r>
-        <w:t xml:space="preserve"> </w:t>
-      </w:r>
-      <w:r>
-        <w:t xml:space="preserve">= .782). No</w:t>
-      </w:r>
-      <w:r>
-        <w:t xml:space="preserve"> </w:t>
-      </w:r>
-      <w:r>
-        <w:t xml:space="preserve">pairwise difference approaches significance.</w:t>
-      </w:r>
-    </w:p>
-    <w:p>
-      <w:pPr>
-        <w:pStyle w:val="BodyText"/>
-      </w:pPr>
-      <w:r>
-        <w:t xml:space="preserve">The ordering (PRE &gt; FOL &gt; SPN) is opposite to H2’s prediction (FOL &gt;</w:t>
-      </w:r>
-      <w:r>
-        <w:t xml:space="preserve"> </w:t>
-      </w:r>
-      <w:r>
-        <w:t xml:space="preserve">SPN &gt; PRE). However, the between-group differences are negligible and</w:t>
-      </w:r>
-      <w:r>
-        <w:t xml:space="preserve"> </w:t>
-      </w:r>
-      <w:r>
-        <w:t xml:space="preserve">non-significant, so this pattern should not be over-interpreted. The</w:t>
-      </w:r>
-      <w:r>
-        <w:t xml:space="preserve"> </w:t>
-      </w:r>
-      <w:r>
-        <w:t xml:space="preserve">null DPL result may reflect that the</w:t>
-      </w:r>
-      <w:r>
-        <w:t xml:space="preserve"> </w:t>
-      </w:r>
-      <w:r>
-        <w:rPr>
-          <w:iCs/>
-          <w:i/>
-        </w:rPr>
-        <w:t xml:space="preserve">k</w:t>
-      </w:r>
-      <w:r>
-        <w:t xml:space="preserve"> </w:t>
-      </w:r>
-      <w:r>
-        <w:t xml:space="preserve">= 238 sample does not have</w:t>
-      </w:r>
-      <w:r>
-        <w:t xml:space="preserve"> </w:t>
-      </w:r>
-      <w:r>
-        <w:t xml:space="preserve">sufficient power to detect small temporal trends, that DPL phase is</w:t>
-      </w:r>
-      <w:r>
-        <w:t xml:space="preserve"> </w:t>
-      </w:r>
-      <w:r>
-        <w:t xml:space="preserve">confounded with ICRV composition (pre-2009 studies concentrated in</w:t>
-      </w:r>
-      <w:r>
-        <w:t xml:space="preserve"> </w:t>
-      </w:r>
-      <w:r>
-        <w:t xml:space="preserve">advanced economies), or that the Digital Paradox Lifecycle inflection</w:t>
-      </w:r>
-      <w:r>
-        <w:t xml:space="preserve"> </w:t>
-      </w:r>
-      <w:r>
-        <w:t xml:space="preserve">does not manifest at meta-analytic resolution with the current sample</w:t>
-      </w:r>
-      <w:r>
-        <w:t xml:space="preserve"> </w:t>
-      </w:r>
-      <w:r>
-        <w:t xml:space="preserve">size. H2 is not supported.</w:t>
-      </w:r>
-    </w:p>
-    <w:p>
-      <w:pPr>
-        <w:pStyle w:val="BodyText"/>
-      </w:pPr>
-      <w:r>
-        <w:t xml:space="preserve">Figure 3: DPL phase moderation, pooled I to P effect by digital adoption</w:t>
-      </w:r>
-      <w:r>
-        <w:t xml:space="preserve"> </w:t>
-      </w:r>
-      <w:r>
-        <w:t xml:space="preserve">epoch</w:t>
-      </w:r>
-    </w:p>
-    <w:p>
-      <w:pPr>
-        <w:pStyle w:val="BodyText"/>
-      </w:pPr>
-      <w:r>
-        <w:rPr>
-          <w:iCs/>
-          <w:i/>
-        </w:rPr>
-        <w:t xml:space="preserve">Figure 3.</w:t>
-      </w:r>
-      <w:r>
-        <w:t xml:space="preserve"> </w:t>
-      </w:r>
-      <w:r>
-        <w:t xml:space="preserve">DPL phase subgroup results. Pooled effect sizes by Precede /</w:t>
-      </w:r>
-      <w:r>
-        <w:t xml:space="preserve"> </w:t>
-      </w:r>
-      <w:r>
-        <w:t xml:space="preserve">Span / Follow epoch with 95% CI. The between-phase differences are small</w:t>
-      </w:r>
-      <w:r>
-        <w:t xml:space="preserve"> </w:t>
-      </w:r>
-      <w:r>
-        <w:t xml:space="preserve">and non-significant.</w:t>
-      </w:r>
-    </w:p>
-    <w:bookmarkEnd w:id="40"/>
-    <w:bookmarkStart w:id="41" w:name="publication-bias-h4"/>
-    <w:p>
-      <w:pPr>
-        <w:pStyle w:val="Heading3"/>
-      </w:pPr>
-      <w:r>
-        <w:t xml:space="preserve">4.6 Publication Bias (H4)</w:t>
-      </w:r>
-    </w:p>
-    <w:p>
-      <w:pPr>
-        <w:pStyle w:val="FirstParagraph"/>
-      </w:pPr>
-      <w:r>
-        <w:t xml:space="preserve">H4</w:t>
+        <w:t xml:space="preserve">= .734). H2</w:t>
       </w:r>
       <w:r>
         <w:t xml:space="preserve"> </w:t>
@@ -7442,16 +6766,10 @@
           <w:bCs/>
           <w:b/>
         </w:rPr>
-        <w:t xml:space="preserve">supported</w:t>
-      </w:r>
-      <w:r>
-        <w:t xml:space="preserve">: multiple indicators consistently detect publication</w:t>
-      </w:r>
-      <w:r>
-        <w:t xml:space="preserve"> </w:t>
-      </w:r>
-      <w:r>
-        <w:t xml:space="preserve">bias, though the positive I to P effect survives correction.</w:t>
+        <w:t xml:space="preserve">not supported</w:t>
+      </w:r>
+      <w:r>
+        <w:t xml:space="preserve">.</w:t>
       </w:r>
     </w:p>
     <w:p>
@@ -7463,500 +6781,33 @@
           <w:bCs/>
           <w:b/>
         </w:rPr>
-        <w:t xml:space="preserve">Egger’s regression test</w:t>
-      </w:r>
-      <w:r>
-        <w:t xml:space="preserve"> </w:t>
-      </w:r>
-      <w:r>
-        <w:t xml:space="preserve">(SE as moderator):</w:t>
-      </w:r>
-      <w:r>
-        <w:t xml:space="preserve"> </w:t>
-      </w:r>
-      <w:r>
-        <w:rPr>
-          <w:iCs/>
-          <w:i/>
-        </w:rPr>
-        <w:t xml:space="preserve">b</w:t>
-      </w:r>
-      <w:r>
-        <w:t xml:space="preserve"> </w:t>
-      </w:r>
-      <w:r>
-        <w:t xml:space="preserve">= 0.487 (</w:t>
-      </w:r>
-      <w:r>
-        <w:rPr>
-          <w:iCs/>
-          <w:i/>
-        </w:rPr>
-        <w:t xml:space="preserve">SE</w:t>
-      </w:r>
-      <w:r>
-        <w:t xml:space="preserve"> </w:t>
-      </w:r>
-      <w:r>
-        <w:t xml:space="preserve">=</w:t>
-      </w:r>
-      <w:r>
-        <w:t xml:space="preserve"> </w:t>
-      </w:r>
-      <w:r>
-        <w:t xml:space="preserve">0.251,</w:t>
-      </w:r>
-      <w:r>
-        <w:t xml:space="preserve"> </w:t>
-      </w:r>
-      <w:r>
-        <w:rPr>
-          <w:iCs/>
-          <w:i/>
-        </w:rPr>
-        <w:t xml:space="preserve">p</w:t>
-      </w:r>
-      <w:r>
-        <w:t xml:space="preserve"> </w:t>
-      </w:r>
-      <w:r>
-        <w:t xml:space="preserve">= .052), just above the conventional α = .05 threshold; this</w:t>
-      </w:r>
-      <w:r>
-        <w:t xml:space="preserve"> </w:t>
-      </w:r>
-      <w:r>
-        <w:t xml:space="preserve">criterion does not reach statistical significance, and funnel asymmetry</w:t>
-      </w:r>
-      <w:r>
-        <w:t xml:space="preserve"> </w:t>
-      </w:r>
-      <w:r>
-        <w:t xml:space="preserve">by Egger’s test alone is not confirmed.</w:t>
-      </w:r>
-    </w:p>
-    <w:p>
-      <w:pPr>
-        <w:pStyle w:val="BodyText"/>
-      </w:pPr>
-      <w:r>
-        <w:rPr>
-          <w:bCs/>
-          <w:b/>
-        </w:rPr>
-        <w:t xml:space="preserve">Begg’s rank correlation</w:t>
-      </w:r>
-      <w:r>
-        <w:t xml:space="preserve"> </w:t>
-      </w:r>
-      <w:r>
-        <w:t xml:space="preserve">(Kendall’s τ): τ = −0.132,</w:t>
-      </w:r>
-      <w:r>
-        <w:t xml:space="preserve"> </w:t>
-      </w:r>
-      <w:r>
-        <w:rPr>
-          <w:iCs/>
-          <w:i/>
-        </w:rPr>
-        <w:t xml:space="preserve">p</w:t>
-      </w:r>
-      <w:r>
-        <w:t xml:space="preserve"> </w:t>
-      </w:r>
-      <w:r>
-        <w:t xml:space="preserve">= .001</w:t>
-      </w:r>
-      <w:r>
-        <w:t xml:space="preserve"> </w:t>
-      </w:r>
-      <w:r>
-        <w:t xml:space="preserve">significant funnel asymmetry; studies with larger standard errors</w:t>
-      </w:r>
-      <w:r>
-        <w:t xml:space="preserve"> </w:t>
-      </w:r>
-      <w:r>
-        <w:t xml:space="preserve">(smaller</w:t>
-      </w:r>
-      <w:r>
-        <w:t xml:space="preserve"> </w:t>
-      </w:r>
-      <w:r>
-        <w:rPr>
-          <w:iCs/>
-          <w:i/>
-        </w:rPr>
-        <w:t xml:space="preserve">n</w:t>
-      </w:r>
-      <w:r>
-        <w:t xml:space="preserve">) report systematically lower effect sizes, consistent with</w:t>
-      </w:r>
-      <w:r>
-        <w:t xml:space="preserve"> </w:t>
-      </w:r>
-      <w:r>
-        <w:t xml:space="preserve">publication bias against null or negative findings.</w:t>
-      </w:r>
-    </w:p>
-    <w:p>
-      <w:pPr>
-        <w:pStyle w:val="BodyText"/>
-      </w:pPr>
-      <w:r>
-        <w:rPr>
-          <w:bCs/>
-          <w:b/>
-        </w:rPr>
-        <w:t xml:space="preserve">Trim-and-fill</w:t>
-      </w:r>
-      <w:r>
-        <w:t xml:space="preserve">: imputes</w:t>
-      </w:r>
-      <w:r>
-        <w:t xml:space="preserve"> </w:t>
-      </w:r>
-      <w:r>
-        <w:rPr>
-          <w:iCs/>
-          <w:i/>
-        </w:rPr>
-        <w:t xml:space="preserve">k</w:t>
-      </w:r>
-      <w:r>
-        <w:t xml:space="preserve"> </w:t>
-      </w:r>
-      <w:r>
-        <w:t xml:space="preserve">= 57 missing studies (left side);</w:t>
-      </w:r>
-      <w:r>
-        <w:t xml:space="preserve"> </w:t>
-      </w:r>
-      <w:r>
-        <w:t xml:space="preserve">adjusted pooled</w:t>
-      </w:r>
-      <w:r>
-        <w:t xml:space="preserve"> </w:t>
-      </w:r>
-      <w:r>
-        <w:rPr>
-          <w:iCs/>
-          <w:i/>
-        </w:rPr>
-        <w:t xml:space="preserve">r̄</w:t>
-      </w:r>
-      <w:r>
-        <w:t xml:space="preserve"> </w:t>
-      </w:r>
-      <w:r>
-        <w:t xml:space="preserve">= 0.035 (95% CI [0.018, 0.051]), a conservative</w:t>
-      </w:r>
-      <w:r>
-        <w:t xml:space="preserve"> </w:t>
-      </w:r>
-      <w:r>
-        <w:t xml:space="preserve">lower bound. The effect remains positive and significant but is</w:t>
-      </w:r>
-      <w:r>
-        <w:t xml:space="preserve"> </w:t>
-      </w:r>
-      <w:r>
-        <w:t xml:space="preserve">substantially attenuated from the raw estimate (0.074 to 0.035).</w:t>
-      </w:r>
-    </w:p>
-    <w:p>
-      <w:pPr>
-        <w:pStyle w:val="BodyText"/>
-      </w:pPr>
-      <w:r>
-        <w:rPr>
-          <w:bCs/>
-          <w:b/>
-        </w:rPr>
-        <w:t xml:space="preserve">Fail-safe</w:t>
-      </w:r>
-      <w:r>
-        <w:rPr>
-          <w:bCs/>
-          <w:b/>
-        </w:rPr>
-        <w:t xml:space="preserve"> </w:t>
-      </w:r>
-      <w:r>
-        <w:rPr>
-          <w:iCs/>
-          <w:i/>
-          <w:bCs/>
-          <w:b/>
-        </w:rPr>
-        <w:t xml:space="preserve">N</w:t>
-      </w:r>
-      <w:r>
-        <w:t xml:space="preserve"> </w:t>
-      </w:r>
-      <w:r>
-        <w:t xml:space="preserve">(Rosenthal, 1991):</w:t>
-      </w:r>
-      <w:r>
-        <w:t xml:space="preserve"> </w:t>
-      </w:r>
-      <w:r>
-        <w:rPr>
-          <w:iCs/>
-          <w:i/>
-        </w:rPr>
-        <w:t xml:space="preserve">N</w:t>
-      </w:r>
-      <w:r>
-        <w:t xml:space="preserve"> </w:t>
-      </w:r>
-      <w:r>
-        <w:t xml:space="preserve">= 44,782, far exceeding the</w:t>
-      </w:r>
-      <w:r>
-        <w:t xml:space="preserve"> </w:t>
-      </w:r>
-      <w:r>
-        <w:t xml:space="preserve">criterion of 5</w:t>
-      </w:r>
-      <w:r>
-        <w:rPr>
-          <w:iCs/>
-          <w:i/>
-        </w:rPr>
-        <w:t xml:space="preserve">k</w:t>
-      </w:r>
-      <w:r>
-        <w:t xml:space="preserve"> </w:t>
-      </w:r>
-      <w:r>
-        <w:t xml:space="preserve">+ 10 = 1,195; even under extreme publication</w:t>
-      </w:r>
-      <w:r>
-        <w:t xml:space="preserve"> </w:t>
-      </w:r>
-      <w:r>
-        <w:t xml:space="preserve">suppression assumptions, a trivially small effect would require 44,782</w:t>
-      </w:r>
-      <w:r>
-        <w:t xml:space="preserve"> </w:t>
-      </w:r>
-      <w:r>
-        <w:t xml:space="preserve">unpublished null studies, implausible.</w:t>
-      </w:r>
-    </w:p>
-    <w:p>
-      <w:pPr>
-        <w:pStyle w:val="BodyText"/>
-      </w:pPr>
-      <w:r>
-        <w:t xml:space="preserve">The trim-and-fill correction (</w:t>
-      </w:r>
-      <w:r>
-        <w:rPr>
-          <w:iCs/>
-          <w:i/>
-        </w:rPr>
-        <w:t xml:space="preserve">k</w:t>
-      </w:r>
-      <w:r>
-        <w:t xml:space="preserve"> </w:t>
-      </w:r>
-      <w:r>
-        <w:t xml:space="preserve">= 57 imputed, adj.</w:t>
-      </w:r>
-      <w:r>
-        <w:t xml:space="preserve"> </w:t>
-      </w:r>
-      <w:r>
-        <w:rPr>
-          <w:iCs/>
-          <w:i/>
-        </w:rPr>
-        <w:t xml:space="preserve">r</w:t>
-      </w:r>
-      <w:r>
-        <w:t xml:space="preserve"> </w:t>
-      </w:r>
-      <w:r>
-        <w:t xml:space="preserve">= 0.035) is the</w:t>
-      </w:r>
-      <w:r>
-        <w:t xml:space="preserve"> </w:t>
-      </w:r>
-      <w:r>
-        <w:t xml:space="preserve">most conservative bias-corrected estimate and represents a meaningful</w:t>
-      </w:r>
-      <w:r>
-        <w:t xml:space="preserve"> </w:t>
-      </w:r>
-      <w:r>
-        <w:t xml:space="preserve">reduction from the raw</w:t>
-      </w:r>
-      <w:r>
-        <w:t xml:space="preserve"> </w:t>
-      </w:r>
-      <w:r>
-        <w:rPr>
-          <w:iCs/>
-          <w:i/>
-        </w:rPr>
-        <w:t xml:space="preserve">r</w:t>
-      </w:r>
-      <w:r>
-        <w:t xml:space="preserve"> </w:t>
-      </w:r>
-      <w:r>
-        <w:t xml:space="preserve">= 0.074. Together with the substantial</w:t>
-      </w:r>
-      <w:r>
-        <w:t xml:space="preserve"> </w:t>
-      </w:r>
-      <w:r>
-        <w:t xml:space="preserve">unexplained heterogeneity (</w:t>
-      </w:r>
-      <w:r>
-        <w:rPr>
-          <w:iCs/>
-          <w:i/>
-        </w:rPr>
-        <w:t xml:space="preserve">I</w:t>
-      </w:r>
-      <w:r>
-        <w:t xml:space="preserve">² = 62.4%) and non-significant moderator</w:t>
-      </w:r>
-      <w:r>
-        <w:t xml:space="preserve"> </w:t>
-      </w:r>
-      <w:r>
-        <w:t xml:space="preserve">tests (Section 4.3–4.5), the publication bias evidence suggests that the</w:t>
-      </w:r>
-      <w:r>
-        <w:t xml:space="preserve"> </w:t>
-      </w:r>
-      <w:r>
-        <w:t xml:space="preserve">apparent average I to P effect is upwardly inflated in the published</w:t>
-      </w:r>
-      <w:r>
-        <w:t xml:space="preserve"> </w:t>
-      </w:r>
-      <w:r>
-        <w:t xml:space="preserve">literature. The true population effect may be closer to</w:t>
-      </w:r>
-      <w:r>
-        <w:t xml:space="preserve"> </w:t>
-      </w:r>
-      <w:r>
-        <w:rPr>
-          <w:iCs/>
-          <w:i/>
-        </w:rPr>
-        <w:t xml:space="preserve">r</w:t>
-      </w:r>
-      <w:r>
-        <w:t xml:space="preserve"> </w:t>
-      </w:r>
-      <w:r>
-        <w:t xml:space="preserve">≈ 0.035.</w:t>
-      </w:r>
-    </w:p>
-    <w:p>
-      <w:pPr>
-        <w:pStyle w:val="BodyText"/>
-      </w:pPr>
-      <w:r>
-        <w:t xml:space="preserve">Figure 5: Funnel plot with trim-and-fill imputed studies</w:t>
-      </w:r>
-    </w:p>
-    <w:p>
-      <w:pPr>
-        <w:pStyle w:val="BodyText"/>
-      </w:pPr>
-      <w:r>
-        <w:rPr>
-          <w:iCs/>
-          <w:i/>
-        </w:rPr>
-        <w:t xml:space="preserve">Figure 5.</w:t>
-      </w:r>
-      <w:r>
-        <w:t xml:space="preserve"> </w:t>
-      </w:r>
-      <w:r>
-        <w:t xml:space="preserve">Funnel plot of effect sizes against standard errors. Open</w:t>
-      </w:r>
-      <w:r>
-        <w:t xml:space="preserve"> </w:t>
-      </w:r>
-      <w:r>
-        <w:t xml:space="preserve">circles = original studies; filled circles = trim-and-fill imputed</w:t>
-      </w:r>
-      <w:r>
-        <w:t xml:space="preserve"> </w:t>
-      </w:r>
-      <w:r>
-        <w:t xml:space="preserve">studies (</w:t>
-      </w:r>
-      <w:r>
-        <w:rPr>
-          <w:iCs/>
-          <w:i/>
-        </w:rPr>
-        <w:t xml:space="preserve">k</w:t>
-      </w:r>
-      <w:r>
-        <w:t xml:space="preserve"> </w:t>
-      </w:r>
-      <w:r>
-        <w:t xml:space="preserve">= 57). Substantial left-side asymmetry is visible; the</w:t>
-      </w:r>
-      <w:r>
-        <w:t xml:space="preserve"> </w:t>
-      </w:r>
-      <w:r>
-        <w:t xml:space="preserve">adjusted pooled effect is</w:t>
-      </w:r>
-      <w:r>
-        <w:t xml:space="preserve"> </w:t>
-      </w:r>
-      <w:r>
-        <w:rPr>
-          <w:iCs/>
-          <w:i/>
-        </w:rPr>
-        <w:t xml:space="preserve">r</w:t>
-      </w:r>
-      <w:r>
-        <w:t xml:space="preserve"> </w:t>
-      </w:r>
-      <w:r>
-        <w:t xml:space="preserve">= 0.035.</w:t>
-      </w:r>
-    </w:p>
-    <w:bookmarkEnd w:id="41"/>
-    <w:bookmarkStart w:id="42" w:name="robustness"/>
-    <w:p>
-      <w:pPr>
-        <w:pStyle w:val="Heading3"/>
-      </w:pPr>
-      <w:r>
-        <w:t xml:space="preserve">4.7 Robustness</w:t>
+        <w:t xml:space="preserve">Table 4.3, DPL phase subgroup</w:t>
+      </w:r>
+      <w:r>
+        <w:t xml:space="preserve"> </w:t>
+      </w:r>
+      <w:r>
+        <w:rPr>
+          <w:iCs/>
+          <w:i/>
+        </w:rPr>
+        <w:t xml:space="preserve">(actual MARA output)</w:t>
       </w:r>
     </w:p>
     <w:tbl>
       <w:tblPr>
         <w:tblStyle w:val="Table"/>
-        <w:tblW w:type="pct" w:w="5000"/>
+        <w:tblW w:type="auto" w:w="0"/>
         <w:tblLook w:firstRow="1" w:lastRow="0" w:firstColumn="0" w:lastColumn="0" w:noHBand="0" w:noVBand="0" w:val="0020"/>
         <w:jc w:val="start"/>
       </w:tblPr>
       <w:tblGrid>
-        <w:gridCol w:w="2854"/>
-        <w:gridCol w:w="356"/>
-        <w:gridCol w:w="1284"/>
-        <w:gridCol w:w="1284"/>
-        <w:gridCol w:w="2140"/>
+        <w:gridCol w:w="1320"/>
+        <w:gridCol w:w="1320"/>
+        <w:gridCol w:w="1320"/>
+        <w:gridCol w:w="1320"/>
+        <w:gridCol w:w="1320"/>
+        <w:gridCol w:w="1320"/>
       </w:tblGrid>
       <w:tr>
         <w:trPr>
@@ -7970,19 +6821,35 @@
               <w:jc w:val="left"/>
             </w:pPr>
             <w:r>
-              <w:t xml:space="preserve">Check</w:t>
-            </w:r>
-          </w:p>
-        </w:tc>
-        <w:tc>
-          <w:tcPr/>
-          <w:p>
-            <w:pPr>
-              <w:pStyle w:val="Compact"/>
-              <w:jc w:val="left"/>
-            </w:pPr>
-            <w:r>
-              <w:t xml:space="preserve">K</w:t>
+              <w:t xml:space="preserve">DPL Phase</w:t>
+            </w:r>
+          </w:p>
+        </w:tc>
+        <w:tc>
+          <w:tcPr/>
+          <w:p>
+            <w:pPr>
+              <w:pStyle w:val="Compact"/>
+              <w:jc w:val="left"/>
+            </w:pPr>
+            <w:r>
+              <w:t xml:space="preserve">Definition</w:t>
+            </w:r>
+          </w:p>
+        </w:tc>
+        <w:tc>
+          <w:tcPr/>
+          <w:p>
+            <w:pPr>
+              <w:pStyle w:val="Compact"/>
+              <w:jc w:val="left"/>
+            </w:pPr>
+            <w:r>
+              <w:rPr>
+                <w:iCs/>
+                <w:i/>
+              </w:rPr>
+              <w:t xml:space="preserve">k</w:t>
             </w:r>
           </w:p>
         </w:tc>
@@ -8022,6 +6889,1094 @@
               <w:jc w:val="left"/>
             </w:pPr>
             <w:r>
+              <w:t xml:space="preserve">Δ vs. PRE</w:t>
+            </w:r>
+          </w:p>
+        </w:tc>
+      </w:tr>
+      <w:tr>
+        <w:tc>
+          <w:tcPr/>
+          <w:p>
+            <w:pPr>
+              <w:pStyle w:val="Compact"/>
+              <w:jc w:val="left"/>
+            </w:pPr>
+            <w:r>
+              <w:t xml:space="preserve">Precede (PRE)</w:t>
+            </w:r>
+          </w:p>
+        </w:tc>
+        <w:tc>
+          <w:tcPr/>
+          <w:p>
+            <w:pPr>
+              <w:pStyle w:val="Compact"/>
+              <w:jc w:val="left"/>
+            </w:pPr>
+            <w:r>
+              <w:t xml:space="preserve">Sample data predominantly pre-2009</w:t>
+            </w:r>
+          </w:p>
+        </w:tc>
+        <w:tc>
+          <w:tcPr/>
+          <w:p>
+            <w:pPr>
+              <w:pStyle w:val="Compact"/>
+              <w:jc w:val="left"/>
+            </w:pPr>
+            <w:r>
+              <w:t xml:space="preserve">100</w:t>
+            </w:r>
+          </w:p>
+        </w:tc>
+        <w:tc>
+          <w:tcPr/>
+          <w:p>
+            <w:pPr>
+              <w:pStyle w:val="Compact"/>
+              <w:jc w:val="left"/>
+            </w:pPr>
+            <w:r>
+              <w:t xml:space="preserve">0.082</w:t>
+            </w:r>
+          </w:p>
+        </w:tc>
+        <w:tc>
+          <w:tcPr/>
+          <w:p>
+            <w:pPr>
+              <w:pStyle w:val="Compact"/>
+              <w:jc w:val="left"/>
+            </w:pPr>
+            <w:r>
+              <w:t xml:space="preserve">[0.057, 0.107]</w:t>
+            </w:r>
+          </w:p>
+        </w:tc>
+        <w:tc>
+          <w:tcPr/>
+          <w:p>
+            <w:pPr>
+              <w:pStyle w:val="Compact"/>
+              <w:jc w:val="left"/>
+            </w:pPr>
+            <w:r>
+              <w:t xml:space="preserve">,</w:t>
+            </w:r>
+          </w:p>
+        </w:tc>
+      </w:tr>
+      <w:tr>
+        <w:tc>
+          <w:tcPr/>
+          <w:p>
+            <w:pPr>
+              <w:pStyle w:val="Compact"/>
+              <w:jc w:val="left"/>
+            </w:pPr>
+            <w:r>
+              <w:t xml:space="preserve">Span (SPN)</w:t>
+            </w:r>
+          </w:p>
+        </w:tc>
+        <w:tc>
+          <w:tcPr/>
+          <w:p>
+            <w:pPr>
+              <w:pStyle w:val="Compact"/>
+              <w:jc w:val="left"/>
+            </w:pPr>
+            <w:r>
+              <w:t xml:space="preserve">Sample spans the 2009 inflection</w:t>
+            </w:r>
+          </w:p>
+        </w:tc>
+        <w:tc>
+          <w:tcPr/>
+          <w:p>
+            <w:pPr>
+              <w:pStyle w:val="Compact"/>
+              <w:jc w:val="left"/>
+            </w:pPr>
+            <w:r>
+              <w:t xml:space="preserve">108</w:t>
+            </w:r>
+          </w:p>
+        </w:tc>
+        <w:tc>
+          <w:tcPr/>
+          <w:p>
+            <w:pPr>
+              <w:pStyle w:val="Compact"/>
+              <w:jc w:val="left"/>
+            </w:pPr>
+            <w:r>
+              <w:t xml:space="preserve">0.068</w:t>
+            </w:r>
+          </w:p>
+        </w:tc>
+        <w:tc>
+          <w:tcPr/>
+          <w:p>
+            <w:pPr>
+              <w:pStyle w:val="Compact"/>
+              <w:jc w:val="left"/>
+            </w:pPr>
+            <w:r>
+              <w:t xml:space="preserve">[0.045, 0.091]</w:t>
+            </w:r>
+          </w:p>
+        </w:tc>
+        <w:tc>
+          <w:tcPr/>
+          <w:p>
+            <w:pPr>
+              <w:pStyle w:val="Compact"/>
+              <w:jc w:val="left"/>
+            </w:pPr>
+            <w:r>
+              <w:t xml:space="preserve">b = −0.014,</w:t>
+            </w:r>
+            <w:r>
+              <w:t xml:space="preserve"> </w:t>
+            </w:r>
+            <w:r>
+              <w:rPr>
+                <w:iCs/>
+                <w:i/>
+              </w:rPr>
+              <w:t xml:space="preserve">p</w:t>
+            </w:r>
+            <w:r>
+              <w:t xml:space="preserve"> </w:t>
+            </w:r>
+            <w:r>
+              <w:t xml:space="preserve">= .434</w:t>
+            </w:r>
+          </w:p>
+        </w:tc>
+      </w:tr>
+      <w:tr>
+        <w:tc>
+          <w:tcPr/>
+          <w:p>
+            <w:pPr>
+              <w:pStyle w:val="Compact"/>
+              <w:jc w:val="left"/>
+            </w:pPr>
+            <w:r>
+              <w:t xml:space="preserve">Follow (FOL)</w:t>
+            </w:r>
+          </w:p>
+        </w:tc>
+        <w:tc>
+          <w:tcPr/>
+          <w:p>
+            <w:pPr>
+              <w:pStyle w:val="Compact"/>
+              <w:jc w:val="left"/>
+            </w:pPr>
+            <w:r>
+              <w:t xml:space="preserve">Sample data predominantly post-2014</w:t>
+            </w:r>
+          </w:p>
+        </w:tc>
+        <w:tc>
+          <w:tcPr/>
+          <w:p>
+            <w:pPr>
+              <w:pStyle w:val="Compact"/>
+              <w:jc w:val="left"/>
+            </w:pPr>
+            <w:r>
+              <w:t xml:space="preserve">80</w:t>
+            </w:r>
+          </w:p>
+        </w:tc>
+        <w:tc>
+          <w:tcPr/>
+          <w:p>
+            <w:pPr>
+              <w:pStyle w:val="Compact"/>
+              <w:jc w:val="left"/>
+            </w:pPr>
+            <w:r>
+              <w:t xml:space="preserve">0.073</w:t>
+            </w:r>
+          </w:p>
+        </w:tc>
+        <w:tc>
+          <w:tcPr/>
+          <w:p>
+            <w:pPr>
+              <w:pStyle w:val="Compact"/>
+              <w:jc w:val="left"/>
+            </w:pPr>
+            <w:r>
+              <w:t xml:space="preserve">[0.046, 0.100]</w:t>
+            </w:r>
+          </w:p>
+        </w:tc>
+        <w:tc>
+          <w:tcPr/>
+          <w:p>
+            <w:pPr>
+              <w:pStyle w:val="Compact"/>
+              <w:jc w:val="left"/>
+            </w:pPr>
+            <w:r>
+              <w:t xml:space="preserve">b = −0.009,</w:t>
+            </w:r>
+            <w:r>
+              <w:t xml:space="preserve"> </w:t>
+            </w:r>
+            <w:r>
+              <w:rPr>
+                <w:iCs/>
+                <w:i/>
+              </w:rPr>
+              <w:t xml:space="preserve">p</w:t>
+            </w:r>
+            <w:r>
+              <w:t xml:space="preserve"> </w:t>
+            </w:r>
+            <w:r>
+              <w:t xml:space="preserve">= .645</w:t>
+            </w:r>
+          </w:p>
+        </w:tc>
+      </w:tr>
+    </w:tbl>
+    <w:p>
+      <w:pPr>
+        <w:pStyle w:val="BodyText"/>
+      </w:pPr>
+      <w:r>
+        <w:t xml:space="preserve">Pairwise comparisons: PRE vs. FOL (</w:t>
+      </w:r>
+      <w:r>
+        <w:rPr>
+          <w:iCs/>
+          <w:i/>
+        </w:rPr>
+        <w:t xml:space="preserve">z</w:t>
+      </w:r>
+      <w:r>
+        <w:t xml:space="preserve"> </w:t>
+      </w:r>
+      <w:r>
+        <w:t xml:space="preserve">= 0.46,</w:t>
+      </w:r>
+      <w:r>
+        <w:t xml:space="preserve"> </w:t>
+      </w:r>
+      <w:r>
+        <w:rPr>
+          <w:iCs/>
+          <w:i/>
+        </w:rPr>
+        <w:t xml:space="preserve">p</w:t>
+      </w:r>
+      <w:r>
+        <w:t xml:space="preserve"> </w:t>
+      </w:r>
+      <w:r>
+        <w:t xml:space="preserve">= .645); PRE vs. SPN</w:t>
+      </w:r>
+      <w:r>
+        <w:t xml:space="preserve"> </w:t>
+      </w:r>
+      <w:r>
+        <w:t xml:space="preserve">(</w:t>
+      </w:r>
+      <w:r>
+        <w:rPr>
+          <w:iCs/>
+          <w:i/>
+        </w:rPr>
+        <w:t xml:space="preserve">z</w:t>
+      </w:r>
+      <w:r>
+        <w:t xml:space="preserve"> </w:t>
+      </w:r>
+      <w:r>
+        <w:t xml:space="preserve">= 0.78,</w:t>
+      </w:r>
+      <w:r>
+        <w:t xml:space="preserve"> </w:t>
+      </w:r>
+      <w:r>
+        <w:rPr>
+          <w:iCs/>
+          <w:i/>
+        </w:rPr>
+        <w:t xml:space="preserve">p</w:t>
+      </w:r>
+      <w:r>
+        <w:t xml:space="preserve"> </w:t>
+      </w:r>
+      <w:r>
+        <w:t xml:space="preserve">= .434); FOL vs. SPN (</w:t>
+      </w:r>
+      <w:r>
+        <w:rPr>
+          <w:iCs/>
+          <w:i/>
+        </w:rPr>
+        <w:t xml:space="preserve">z</w:t>
+      </w:r>
+      <w:r>
+        <w:t xml:space="preserve"> </w:t>
+      </w:r>
+      <w:r>
+        <w:t xml:space="preserve">= 0.28,</w:t>
+      </w:r>
+      <w:r>
+        <w:t xml:space="preserve"> </w:t>
+      </w:r>
+      <w:r>
+        <w:rPr>
+          <w:iCs/>
+          <w:i/>
+        </w:rPr>
+        <w:t xml:space="preserve">p</w:t>
+      </w:r>
+      <w:r>
+        <w:t xml:space="preserve"> </w:t>
+      </w:r>
+      <w:r>
+        <w:t xml:space="preserve">= .782). No</w:t>
+      </w:r>
+      <w:r>
+        <w:t xml:space="preserve"> </w:t>
+      </w:r>
+      <w:r>
+        <w:t xml:space="preserve">pairwise difference approaches significance.</w:t>
+      </w:r>
+    </w:p>
+    <w:p>
+      <w:pPr>
+        <w:pStyle w:val="BodyText"/>
+      </w:pPr>
+      <w:r>
+        <w:t xml:space="preserve">The ordering (PRE &gt; FOL &gt; SPN) is opposite to H2's prediction (FOL &gt;</w:t>
+      </w:r>
+      <w:r>
+        <w:t xml:space="preserve"> </w:t>
+      </w:r>
+      <w:r>
+        <w:t xml:space="preserve">SPN &gt; PRE). However, the between-group differences are negligible and</w:t>
+      </w:r>
+      <w:r>
+        <w:t xml:space="preserve"> </w:t>
+      </w:r>
+      <w:r>
+        <w:t xml:space="preserve">non-significant, so this pattern should not be over-interpreted. The</w:t>
+      </w:r>
+      <w:r>
+        <w:t xml:space="preserve"> </w:t>
+      </w:r>
+      <w:r>
+        <w:t xml:space="preserve">null DPL result may reflect that the</w:t>
+      </w:r>
+      <w:r>
+        <w:t xml:space="preserve"> </w:t>
+      </w:r>
+      <w:r>
+        <w:rPr>
+          <w:iCs/>
+          <w:i/>
+        </w:rPr>
+        <w:t xml:space="preserve">k</w:t>
+      </w:r>
+      <w:r>
+        <w:t xml:space="preserve"> </w:t>
+      </w:r>
+      <w:r>
+        <w:t xml:space="preserve">= 238 sample does not have</w:t>
+      </w:r>
+      <w:r>
+        <w:t xml:space="preserve"> </w:t>
+      </w:r>
+      <w:r>
+        <w:t xml:space="preserve">sufficient power to detect small temporal trends, that DPL phase is</w:t>
+      </w:r>
+      <w:r>
+        <w:t xml:space="preserve"> </w:t>
+      </w:r>
+      <w:r>
+        <w:t xml:space="preserve">confounded with ICRV composition (pre-2009 studies concentrated in</w:t>
+      </w:r>
+      <w:r>
+        <w:t xml:space="preserve"> </w:t>
+      </w:r>
+      <w:r>
+        <w:t xml:space="preserve">advanced economies), or that the Digital Paradox Lifecycle inflection</w:t>
+      </w:r>
+      <w:r>
+        <w:t xml:space="preserve"> </w:t>
+      </w:r>
+      <w:r>
+        <w:t xml:space="preserve">does not manifest at meta-analytic resolution with the current sample</w:t>
+      </w:r>
+      <w:r>
+        <w:t xml:space="preserve"> </w:t>
+      </w:r>
+      <w:r>
+        <w:t xml:space="preserve">size. H2 is not supported.</w:t>
+      </w:r>
+    </w:p>
+    <w:p>
+      <w:pPr>
+        <w:pStyle w:val="BodyText"/>
+      </w:pPr>
+      <w:r>
+        <w:t xml:space="preserve">Figure 3: DPL phase moderation, pooled I to P effect by digital adoption</w:t>
+      </w:r>
+      <w:r>
+        <w:t xml:space="preserve"> </w:t>
+      </w:r>
+      <w:r>
+        <w:t xml:space="preserve">epoch</w:t>
+      </w:r>
+    </w:p>
+    <w:p>
+      <w:pPr>
+        <w:pStyle w:val="BodyText"/>
+      </w:pPr>
+      <w:r>
+        <w:rPr>
+          <w:iCs/>
+          <w:i/>
+        </w:rPr>
+        <w:t xml:space="preserve">Figure 3.</w:t>
+      </w:r>
+      <w:r>
+        <w:t xml:space="preserve"> </w:t>
+      </w:r>
+      <w:r>
+        <w:t xml:space="preserve">DPL phase subgroup results. Pooled effect sizes by Precede /</w:t>
+      </w:r>
+      <w:r>
+        <w:t xml:space="preserve"> </w:t>
+      </w:r>
+      <w:r>
+        <w:t xml:space="preserve">Span / Follow epoch with 95% CI. The between-phase differences are small</w:t>
+      </w:r>
+      <w:r>
+        <w:t xml:space="preserve"> </w:t>
+      </w:r>
+      <w:r>
+        <w:t xml:space="preserve">and non-significant.</w:t>
+      </w:r>
+    </w:p>
+    <w:bookmarkEnd w:id="40"/>
+    <w:bookmarkStart w:id="41" w:name="X19c46ecf699f27e790e5a8fa6520cb51f104e4a"/>
+    <w:p>
+      <w:pPr>
+        <w:pStyle w:val="Heading3"/>
+      </w:pPr>
+      <w:r>
+        <w:t xml:space="preserve">4.6 Publication Bias (H4)</w:t>
+      </w:r>
+    </w:p>
+    <w:p>
+      <w:pPr>
+        <w:pStyle w:val="FirstParagraph"/>
+      </w:pPr>
+      <w:r>
+        <w:t xml:space="preserve">H4</w:t>
+      </w:r>
+      <w:r>
+        <w:t xml:space="preserve"> </w:t>
+      </w:r>
+      <w:r>
+        <w:rPr>
+          <w:bCs/>
+          <w:b/>
+        </w:rPr>
+        <w:t xml:space="preserve">supported</w:t>
+      </w:r>
+      <w:r>
+        <w:t xml:space="preserve">: multiple indicators consistently detect publication</w:t>
+      </w:r>
+      <w:r>
+        <w:t xml:space="preserve"> </w:t>
+      </w:r>
+      <w:r>
+        <w:t xml:space="preserve">bias, though the positive I to P effect survives correction.</w:t>
+      </w:r>
+    </w:p>
+    <w:p>
+      <w:pPr>
+        <w:pStyle w:val="BodyText"/>
+      </w:pPr>
+      <w:r>
+        <w:rPr>
+          <w:bCs/>
+          <w:b/>
+        </w:rPr>
+        <w:t xml:space="preserve">Egger's regression test</w:t>
+      </w:r>
+      <w:r>
+        <w:t xml:space="preserve"> </w:t>
+      </w:r>
+      <w:r>
+        <w:t xml:space="preserve">(SE as moderator):</w:t>
+      </w:r>
+      <w:r>
+        <w:t xml:space="preserve"> </w:t>
+      </w:r>
+      <w:r>
+        <w:rPr>
+          <w:iCs/>
+          <w:i/>
+        </w:rPr>
+        <w:t xml:space="preserve">b</w:t>
+      </w:r>
+      <w:r>
+        <w:t xml:space="preserve"> </w:t>
+      </w:r>
+      <w:r>
+        <w:t xml:space="preserve">= 0.487 (</w:t>
+      </w:r>
+      <w:r>
+        <w:rPr>
+          <w:iCs/>
+          <w:i/>
+        </w:rPr>
+        <w:t xml:space="preserve">SE</w:t>
+      </w:r>
+      <w:r>
+        <w:t xml:space="preserve"> </w:t>
+      </w:r>
+      <w:r>
+        <w:t xml:space="preserve">=</w:t>
+      </w:r>
+      <w:r>
+        <w:t xml:space="preserve"> </w:t>
+      </w:r>
+      <w:r>
+        <w:t xml:space="preserve">0.251,</w:t>
+      </w:r>
+      <w:r>
+        <w:t xml:space="preserve"> </w:t>
+      </w:r>
+      <w:r>
+        <w:rPr>
+          <w:iCs/>
+          <w:i/>
+        </w:rPr>
+        <w:t xml:space="preserve">p</w:t>
+      </w:r>
+      <w:r>
+        <w:t xml:space="preserve"> </w:t>
+      </w:r>
+      <w:r>
+        <w:t xml:space="preserve">= .052), just above the conventional α = .05 threshold; this</w:t>
+      </w:r>
+      <w:r>
+        <w:t xml:space="preserve"> </w:t>
+      </w:r>
+      <w:r>
+        <w:t xml:space="preserve">criterion does not reach statistical significance, and funnel asymmetry</w:t>
+      </w:r>
+      <w:r>
+        <w:t xml:space="preserve"> </w:t>
+      </w:r>
+      <w:r>
+        <w:t xml:space="preserve">by Egger's test alone is not confirmed.</w:t>
+      </w:r>
+    </w:p>
+    <w:p>
+      <w:pPr>
+        <w:pStyle w:val="BodyText"/>
+      </w:pPr>
+      <w:r>
+        <w:rPr>
+          <w:bCs/>
+          <w:b/>
+        </w:rPr>
+        <w:t xml:space="preserve">Begg's rank correlation</w:t>
+      </w:r>
+      <w:r>
+        <w:t xml:space="preserve"> </w:t>
+      </w:r>
+      <w:r>
+        <w:t xml:space="preserve">(Kendall's τ): τ = −0.132,</w:t>
+      </w:r>
+      <w:r>
+        <w:t xml:space="preserve"> </w:t>
+      </w:r>
+      <w:r>
+        <w:rPr>
+          <w:iCs/>
+          <w:i/>
+        </w:rPr>
+        <w:t xml:space="preserve">p</w:t>
+      </w:r>
+      <w:r>
+        <w:t xml:space="preserve"> </w:t>
+      </w:r>
+      <w:r>
+        <w:t xml:space="preserve">= .001</w:t>
+      </w:r>
+      <w:r>
+        <w:t xml:space="preserve"> </w:t>
+      </w:r>
+      <w:r>
+        <w:t xml:space="preserve">significant funnel asymmetry; studies with larger standard errors</w:t>
+      </w:r>
+      <w:r>
+        <w:t xml:space="preserve"> </w:t>
+      </w:r>
+      <w:r>
+        <w:t xml:space="preserve">(smaller</w:t>
+      </w:r>
+      <w:r>
+        <w:t xml:space="preserve"> </w:t>
+      </w:r>
+      <w:r>
+        <w:rPr>
+          <w:iCs/>
+          <w:i/>
+        </w:rPr>
+        <w:t xml:space="preserve">n</w:t>
+      </w:r>
+      <w:r>
+        <w:t xml:space="preserve">) report systematically lower effect sizes, consistent with</w:t>
+      </w:r>
+      <w:r>
+        <w:t xml:space="preserve"> </w:t>
+      </w:r>
+      <w:r>
+        <w:t xml:space="preserve">publication bias against null or negative findings.</w:t>
+      </w:r>
+    </w:p>
+    <w:p>
+      <w:pPr>
+        <w:pStyle w:val="BodyText"/>
+      </w:pPr>
+      <w:r>
+        <w:rPr>
+          <w:bCs/>
+          <w:b/>
+        </w:rPr>
+        <w:t xml:space="preserve">Trim-and-fill</w:t>
+      </w:r>
+      <w:r>
+        <w:t xml:space="preserve">: imputes</w:t>
+      </w:r>
+      <w:r>
+        <w:t xml:space="preserve"> </w:t>
+      </w:r>
+      <w:r>
+        <w:rPr>
+          <w:iCs/>
+          <w:i/>
+        </w:rPr>
+        <w:t xml:space="preserve">k</w:t>
+      </w:r>
+      <w:r>
+        <w:t xml:space="preserve"> </w:t>
+      </w:r>
+      <w:r>
+        <w:t xml:space="preserve">= 57 missing studies (left side);</w:t>
+      </w:r>
+      <w:r>
+        <w:t xml:space="preserve"> </w:t>
+      </w:r>
+      <w:r>
+        <w:t xml:space="preserve">adjusted pooled</w:t>
+      </w:r>
+      <w:r>
+        <w:t xml:space="preserve"> </w:t>
+      </w:r>
+      <w:r>
+        <w:rPr>
+          <w:iCs/>
+          <w:i/>
+        </w:rPr>
+        <w:t xml:space="preserve">r̄</w:t>
+      </w:r>
+      <w:r>
+        <w:t xml:space="preserve"> </w:t>
+      </w:r>
+      <w:r>
+        <w:t xml:space="preserve">= 0.035 (95% CI [0.018, 0.051]), a conservative</w:t>
+      </w:r>
+      <w:r>
+        <w:t xml:space="preserve"> </w:t>
+      </w:r>
+      <w:r>
+        <w:t xml:space="preserve">lower bound. The effect remains positive and significant but is</w:t>
+      </w:r>
+      <w:r>
+        <w:t xml:space="preserve"> </w:t>
+      </w:r>
+      <w:r>
+        <w:t xml:space="preserve">substantially attenuated from the raw estimate (0.074 to 0.035).</w:t>
+      </w:r>
+    </w:p>
+    <w:p>
+      <w:pPr>
+        <w:pStyle w:val="BodyText"/>
+      </w:pPr>
+      <w:r>
+        <w:rPr>
+          <w:bCs/>
+          <w:b/>
+        </w:rPr>
+        <w:t xml:space="preserve">Fail-safe</w:t>
+      </w:r>
+      <w:r>
+        <w:rPr>
+          <w:bCs/>
+          <w:b/>
+        </w:rPr>
+        <w:t xml:space="preserve"> </w:t>
+      </w:r>
+      <w:r>
+        <w:rPr>
+          <w:iCs/>
+          <w:i/>
+          <w:bCs/>
+          <w:b/>
+        </w:rPr>
+        <w:t xml:space="preserve">N</w:t>
+      </w:r>
+      <w:r>
+        <w:t xml:space="preserve"> </w:t>
+      </w:r>
+      <w:r>
+        <w:t xml:space="preserve">(Rosenthal, 1991):</w:t>
+      </w:r>
+      <w:r>
+        <w:t xml:space="preserve"> </w:t>
+      </w:r>
+      <w:r>
+        <w:rPr>
+          <w:iCs/>
+          <w:i/>
+        </w:rPr>
+        <w:t xml:space="preserve">N</w:t>
+      </w:r>
+      <w:r>
+        <w:t xml:space="preserve"> </w:t>
+      </w:r>
+      <w:r>
+        <w:t xml:space="preserve">= 44,782, far exceeding the</w:t>
+      </w:r>
+      <w:r>
+        <w:t xml:space="preserve"> </w:t>
+      </w:r>
+      <w:r>
+        <w:t xml:space="preserve">criterion of 5</w:t>
+      </w:r>
+      <w:r>
+        <w:rPr>
+          <w:iCs/>
+          <w:i/>
+        </w:rPr>
+        <w:t xml:space="preserve">k</w:t>
+      </w:r>
+      <w:r>
+        <w:t xml:space="preserve"> </w:t>
+      </w:r>
+      <w:r>
+        <w:t xml:space="preserve">+ 10 = 1,195; even under extreme publication</w:t>
+      </w:r>
+      <w:r>
+        <w:t xml:space="preserve"> </w:t>
+      </w:r>
+      <w:r>
+        <w:t xml:space="preserve">suppression assumptions, a trivially small effect would require 44,782</w:t>
+      </w:r>
+      <w:r>
+        <w:t xml:space="preserve"> </w:t>
+      </w:r>
+      <w:r>
+        <w:t xml:space="preserve">unpublished null studies, implausible.</w:t>
+      </w:r>
+    </w:p>
+    <w:p>
+      <w:pPr>
+        <w:pStyle w:val="BodyText"/>
+      </w:pPr>
+      <w:r>
+        <w:t xml:space="preserve">The trim-and-fill correction (</w:t>
+      </w:r>
+      <w:r>
+        <w:rPr>
+          <w:iCs/>
+          <w:i/>
+        </w:rPr>
+        <w:t xml:space="preserve">k</w:t>
+      </w:r>
+      <w:r>
+        <w:t xml:space="preserve"> </w:t>
+      </w:r>
+      <w:r>
+        <w:t xml:space="preserve">= 57 imputed, adj.</w:t>
+      </w:r>
+      <w:r>
+        <w:t xml:space="preserve"> </w:t>
+      </w:r>
+      <w:r>
+        <w:rPr>
+          <w:iCs/>
+          <w:i/>
+        </w:rPr>
+        <w:t xml:space="preserve">r</w:t>
+      </w:r>
+      <w:r>
+        <w:t xml:space="preserve"> </w:t>
+      </w:r>
+      <w:r>
+        <w:t xml:space="preserve">= 0.035) is the</w:t>
+      </w:r>
+      <w:r>
+        <w:t xml:space="preserve"> </w:t>
+      </w:r>
+      <w:r>
+        <w:t xml:space="preserve">most conservative bias-corrected estimate and represents a meaningful</w:t>
+      </w:r>
+      <w:r>
+        <w:t xml:space="preserve"> </w:t>
+      </w:r>
+      <w:r>
+        <w:t xml:space="preserve">reduction from the raw</w:t>
+      </w:r>
+      <w:r>
+        <w:t xml:space="preserve"> </w:t>
+      </w:r>
+      <w:r>
+        <w:rPr>
+          <w:iCs/>
+          <w:i/>
+        </w:rPr>
+        <w:t xml:space="preserve">r</w:t>
+      </w:r>
+      <w:r>
+        <w:t xml:space="preserve"> </w:t>
+      </w:r>
+      <w:r>
+        <w:t xml:space="preserve">= 0.074. Together with the substantial</w:t>
+      </w:r>
+      <w:r>
+        <w:t xml:space="preserve"> </w:t>
+      </w:r>
+      <w:r>
+        <w:t xml:space="preserve">unexplained heterogeneity (</w:t>
+      </w:r>
+      <w:r>
+        <w:rPr>
+          <w:iCs/>
+          <w:i/>
+        </w:rPr>
+        <w:t xml:space="preserve">I</w:t>
+      </w:r>
+      <w:r>
+        <w:t xml:space="preserve">² = 62.4%) and non-significant moderator</w:t>
+      </w:r>
+      <w:r>
+        <w:t xml:space="preserve"> </w:t>
+      </w:r>
+      <w:r>
+        <w:t xml:space="preserve">tests (Section 4.3–4.5), the publication bias evidence suggests that the</w:t>
+      </w:r>
+      <w:r>
+        <w:t xml:space="preserve"> </w:t>
+      </w:r>
+      <w:r>
+        <w:t xml:space="preserve">apparent average I to P effect is upwardly inflated in the published</w:t>
+      </w:r>
+      <w:r>
+        <w:t xml:space="preserve"> </w:t>
+      </w:r>
+      <w:r>
+        <w:t xml:space="preserve">literature. The true population effect may be closer to</w:t>
+      </w:r>
+      <w:r>
+        <w:t xml:space="preserve"> </w:t>
+      </w:r>
+      <w:r>
+        <w:rPr>
+          <w:iCs/>
+          <w:i/>
+        </w:rPr>
+        <w:t xml:space="preserve">r</w:t>
+      </w:r>
+      <w:r>
+        <w:t xml:space="preserve"> </w:t>
+      </w:r>
+      <w:r>
+        <w:t xml:space="preserve">≈ 0.035.</w:t>
+      </w:r>
+    </w:p>
+    <w:p>
+      <w:pPr>
+        <w:pStyle w:val="BodyText"/>
+      </w:pPr>
+      <w:r>
+        <w:t xml:space="preserve">Figure 5: Funnel plot with trim-and-fill imputed studies</w:t>
+      </w:r>
+    </w:p>
+    <w:p>
+      <w:pPr>
+        <w:pStyle w:val="BodyText"/>
+      </w:pPr>
+      <w:r>
+        <w:rPr>
+          <w:iCs/>
+          <w:i/>
+        </w:rPr>
+        <w:t xml:space="preserve">Figure 5.</w:t>
+      </w:r>
+      <w:r>
+        <w:t xml:space="preserve"> </w:t>
+      </w:r>
+      <w:r>
+        <w:t xml:space="preserve">Funnel plot of effect sizes against standard errors. Open</w:t>
+      </w:r>
+      <w:r>
+        <w:t xml:space="preserve"> </w:t>
+      </w:r>
+      <w:r>
+        <w:t xml:space="preserve">circles = original studies; filled circles = trim-and-fill imputed</w:t>
+      </w:r>
+      <w:r>
+        <w:t xml:space="preserve"> </w:t>
+      </w:r>
+      <w:r>
+        <w:t xml:space="preserve">studies (</w:t>
+      </w:r>
+      <w:r>
+        <w:rPr>
+          <w:iCs/>
+          <w:i/>
+        </w:rPr>
+        <w:t xml:space="preserve">k</w:t>
+      </w:r>
+      <w:r>
+        <w:t xml:space="preserve"> </w:t>
+      </w:r>
+      <w:r>
+        <w:t xml:space="preserve">= 57). Substantial left-side asymmetry is visible; the</w:t>
+      </w:r>
+      <w:r>
+        <w:t xml:space="preserve"> </w:t>
+      </w:r>
+      <w:r>
+        <w:t xml:space="preserve">adjusted pooled effect is</w:t>
+      </w:r>
+      <w:r>
+        <w:t xml:space="preserve"> </w:t>
+      </w:r>
+      <w:r>
+        <w:rPr>
+          <w:iCs/>
+          <w:i/>
+        </w:rPr>
+        <w:t xml:space="preserve">r</w:t>
+      </w:r>
+      <w:r>
+        <w:t xml:space="preserve"> </w:t>
+      </w:r>
+      <w:r>
+        <w:t xml:space="preserve">= 0.035.</w:t>
+      </w:r>
+    </w:p>
+    <w:bookmarkEnd w:id="41"/>
+    <w:bookmarkStart w:id="42" w:name="X2944bef6cd2d25cd29d80b35f2bf895bc8ca4c2"/>
+    <w:p>
+      <w:pPr>
+        <w:pStyle w:val="Heading3"/>
+      </w:pPr>
+      <w:r>
+        <w:t xml:space="preserve">4.7 Robustness</w:t>
+      </w:r>
+    </w:p>
+    <w:tbl>
+      <w:tblPr>
+        <w:tblStyle w:val="Table"/>
+        <w:tblW w:type="auto" w:w="0"/>
+        <w:tblLook w:firstRow="1" w:lastRow="0" w:firstColumn="0" w:lastColumn="0" w:noHBand="0" w:noVBand="0" w:val="0020"/>
+        <w:jc w:val="start"/>
+      </w:tblPr>
+      <w:tblGrid>
+        <w:gridCol w:w="1584"/>
+        <w:gridCol w:w="1584"/>
+        <w:gridCol w:w="1584"/>
+        <w:gridCol w:w="1584"/>
+        <w:gridCol w:w="1584"/>
+      </w:tblGrid>
+      <w:tr>
+        <w:trPr>
+          <w:tblHeader w:val="true"/>
+        </w:trPr>
+        <w:tc>
+          <w:tcPr/>
+          <w:p>
+            <w:pPr>
+              <w:pStyle w:val="Compact"/>
+              <w:jc w:val="left"/>
+            </w:pPr>
+            <w:r>
+              <w:t xml:space="preserve">Check</w:t>
+            </w:r>
+          </w:p>
+        </w:tc>
+        <w:tc>
+          <w:tcPr/>
+          <w:p>
+            <w:pPr>
+              <w:pStyle w:val="Compact"/>
+              <w:jc w:val="left"/>
+            </w:pPr>
+            <w:r>
+              <w:t xml:space="preserve">K</w:t>
+            </w:r>
+          </w:p>
+        </w:tc>
+        <w:tc>
+          <w:tcPr/>
+          <w:p>
+            <w:pPr>
+              <w:pStyle w:val="Compact"/>
+              <w:jc w:val="left"/>
+            </w:pPr>
+            <w:r>
+              <w:rPr>
+                <w:iCs/>
+                <w:i/>
+              </w:rPr>
+              <w:t xml:space="preserve">r̄</w:t>
+            </w:r>
+          </w:p>
+        </w:tc>
+        <w:tc>
+          <w:tcPr/>
+          <w:p>
+            <w:pPr>
+              <w:pStyle w:val="Compact"/>
+              <w:jc w:val="left"/>
+            </w:pPr>
+            <w:r>
+              <w:t xml:space="preserve">95% CI</w:t>
+            </w:r>
+          </w:p>
+        </w:tc>
+        <w:tc>
+          <w:tcPr/>
+          <w:p>
+            <w:pPr>
+              <w:pStyle w:val="Compact"/>
+              <w:jc w:val="left"/>
+            </w:pPr>
+            <w:r>
               <w:t xml:space="preserve">Note</w:t>
             </w:r>
           </w:p>
@@ -8439,7 +8394,7 @@
               <w:t xml:space="preserve"> </w:t>
             </w:r>
             <w:r>
-              <w:t xml:space="preserve">&lt; 0.01 vs. three-level</w:t>
+              <w:t xml:space="preserve">&lt; 0.01 vs. three-level</w:t>
             </w:r>
           </w:p>
         </w:tc>
@@ -8658,7 +8613,7 @@
     </w:p>
     <w:bookmarkEnd w:id="42"/>
     <w:bookmarkEnd w:id="43"/>
-    <w:bookmarkStart w:id="48" w:name="discussion"/>
+    <w:bookmarkStart w:id="48" w:name="X735612638e4e736e4693e459c258977262c0dfc"/>
     <w:p>
       <w:pPr>
         <w:pStyle w:val="Heading2"/>
@@ -8667,7 +8622,7 @@
         <w:t xml:space="preserve">5. Discussion</w:t>
       </w:r>
     </w:p>
-    <w:bookmarkStart w:id="44" w:name="alignment-with-country-level-evidence"/>
+    <w:bookmarkStart w:id="44" w:name="X358d8a6bfbc612aa554abb1739dd28765579392"/>
     <w:p>
       <w:pPr>
         <w:pStyle w:val="Heading3"/>
@@ -8944,7 +8899,7 @@
         <w:t xml:space="preserve"> </w:t>
       </w:r>
       <w:r>
-        <w:t xml:space="preserve">consistent with CIMT’s institutional friction argument. At the</w:t>
+        <w:t xml:space="preserve">consistent with CIMT's institutional friction argument. At the</w:t>
       </w:r>
       <w:r>
         <w:t xml:space="preserve"> </w:t>
@@ -8968,7 +8923,7 @@
         <w:t xml:space="preserve"> </w:t>
       </w:r>
       <w:r>
-        <w:t xml:space="preserve">factors, a pattern consistent with CIMT’s prediction that firm-level</w:t>
+        <w:t xml:space="preserve">factors, a pattern consistent with CIMT's prediction that firm-level</w:t>
       </w:r>
       <w:r>
         <w:t xml:space="preserve"> </w:t>
@@ -9268,17 +9223,17 @@
         <w:t xml:space="preserve"> </w:t>
       </w:r>
       <w:r>
-        <w:t xml:space="preserve">= 0.079 vs. 0.068) does not reach significance, a result that</w:t>
-      </w:r>
-      <w:r>
-        <w:t xml:space="preserve"> </w:t>
-      </w:r>
-      <w:r>
-        <w:t xml:space="preserve">bounds, rather than refutes, CIMT’s institutional gradient prediction.</w:t>
+        <w:t xml:space="preserve">= 0.079 vs. 0.068) does not reach significance, a result that</w:t>
+      </w:r>
+      <w:r>
+        <w:t xml:space="preserve"> </w:t>
+      </w:r>
+      <w:r>
+        <w:t xml:space="preserve">bounds, rather than refutes, CIMT's institutional gradient prediction.</w:t>
       </w:r>
     </w:p>
     <w:bookmarkEnd w:id="44"/>
-    <w:bookmarkStart w:id="45" w:name="theoretical-contributions"/>
+    <w:bookmarkStart w:id="45" w:name="X688563909f8febb75275ad832e560c448093230"/>
     <w:p>
       <w:pPr>
         <w:pStyle w:val="Heading3"/>
@@ -9653,7 +9608,7 @@
         <w:t xml:space="preserve"> </w:t>
       </w:r>
       <w:r>
-        <w:t xml:space="preserve">and significant Begg’s τ (</w:t>
+        <w:t xml:space="preserve">and significant Begg's τ (</w:t>
       </w:r>
       <w:r>
         <w:rPr>
@@ -9734,25 +9689,7 @@
         <w:t xml:space="preserve"> </w:t>
       </w:r>
       <w:r>
-        <w:t xml:space="preserve">literature’s widely cited</w:t>
-      </w:r>
-      <w:r>
-        <w:t xml:space="preserve"> </w:t>
-      </w:r>
-      <w:r>
-        <w:t xml:space="preserve">“</w:t>
-      </w:r>
-      <w:r>
-        <w:t xml:space="preserve">positive I to P relationship</w:t>
-      </w:r>
-      <w:r>
-        <w:t xml:space="preserve">”</w:t>
-      </w:r>
-      <w:r>
-        <w:t xml:space="preserve"> </w:t>
-      </w:r>
-      <w:r>
-        <w:t xml:space="preserve">is partially an</w:t>
+        <w:t xml:space="preserve">literature's widely cited "positive I to P relationship" is partially an</w:t>
       </w:r>
       <w:r>
         <w:t xml:space="preserve"> </w:t>
@@ -9762,7 +9699,7 @@
       </w:r>
     </w:p>
     <w:bookmarkEnd w:id="45"/>
-    <w:bookmarkStart w:id="46" w:name="managerial-and-policy-implications"/>
+    <w:bookmarkStart w:id="46" w:name="Xb1fcf2c8d5f0b973be8539a5c4cf4005bf85f3d"/>
     <w:p>
       <w:pPr>
         <w:pStyle w:val="Heading3"/>
@@ -9889,19 +9826,7 @@
         <w:t xml:space="preserve"> </w:t>
       </w:r>
       <w:r>
-        <w:t xml:space="preserve">“</w:t>
-      </w:r>
-      <w:r>
-        <w:t xml:space="preserve">internationalization improves performance</w:t>
-      </w:r>
-      <w:r>
-        <w:t xml:space="preserve">”</w:t>
-      </w:r>
-      <w:r>
-        <w:t xml:space="preserve"> </w:t>
-      </w:r>
-      <w:r>
-        <w:t xml:space="preserve">unconditionally.</w:t>
+        <w:t xml:space="preserve">"internationalization improves performance" unconditionally.</w:t>
       </w:r>
     </w:p>
     <w:p>
@@ -9972,7 +9897,7 @@
         <w:t xml:space="preserve"> </w:t>
       </w:r>
       <w:r>
-        <w:t xml:space="preserve">field’s understanding of when and why internationalization helps.</w:t>
+        <w:t xml:space="preserve">field's understanding of when and why internationalization helps.</w:t>
       </w:r>
       <w:r>
         <w:t xml:space="preserve"> </w:t>
@@ -10061,7 +9986,7 @@
       </w:r>
     </w:p>
     <w:bookmarkEnd w:id="46"/>
-    <w:bookmarkStart w:id="47" w:name="limitations-and-inferential-bounds"/>
+    <w:bookmarkStart w:id="47" w:name="X0f6e89d87400594fb1abd2d07a881153acd68bb"/>
     <w:p>
       <w:pPr>
         <w:pStyle w:val="Heading3"/>
@@ -10112,19 +10037,7 @@
         <w:t xml:space="preserve"> </w:t>
       </w:r>
       <w:r>
-        <w:t xml:space="preserve">CI) does not permit definitive conclusions about the</w:t>
-      </w:r>
-      <w:r>
-        <w:t xml:space="preserve"> </w:t>
-      </w:r>
-      <w:r>
-        <w:t xml:space="preserve">“</w:t>
-      </w:r>
-      <w:r>
-        <w:t xml:space="preserve">forced-penalty</w:t>
-      </w:r>
-      <w:r>
-        <w:t xml:space="preserve">”</w:t>
+        <w:t xml:space="preserve">CI) does not permit definitive conclusions about the "forced-penalty"</w:t>
       </w:r>
       <w:r>
         <w:t xml:space="preserve"> </w:t>
@@ -10274,7 +10187,7 @@
     </w:p>
     <w:bookmarkEnd w:id="47"/>
     <w:bookmarkEnd w:id="48"/>
-    <w:bookmarkStart w:id="49" w:name="conclusion"/>
+    <w:bookmarkStart w:id="49" w:name="X6b297cc947e0db5526be369b1f0f4ddc67b2415"/>
     <w:p>
       <w:pPr>
         <w:pStyle w:val="Heading2"/>
@@ -10655,7 +10568,7 @@
         <w:t xml:space="preserve"> </w:t>
       </w:r>
       <w:r>
-        <w:t xml:space="preserve">positive but considerably attenuated. This suggests that the I to P field’s</w:t>
+        <w:t xml:space="preserve">positive but considerably attenuated. This suggests that the I to P field's</w:t>
       </w:r>
       <w:r>
         <w:t xml:space="preserve"> </w:t>
@@ -10870,7 +10783,7 @@
         <w:t xml:space="preserve"> </w:t>
       </w:r>
       <w:r>
-        <w:t xml:space="preserve">Pouresmaeili et al. 2018) is the sole driver of ICRV significance;</w:t>
+        <w:t xml:space="preserve">Pouresmaeili et al. 2018) is the sole driver of ICRV significance;</w:t>
       </w:r>
       <w:r>
         <w:t xml:space="preserve"> </w:t>
@@ -10912,7 +10825,7 @@
         <w:t xml:space="preserve"> </w:t>
       </w:r>
       <w:r>
-        <w:t xml:space="preserve">vintage mismatch between the study’s data period and the DAI score’s</w:t>
+        <w:t xml:space="preserve">vintage mismatch between the study's data period and the DAI score's</w:t>
       </w:r>
       <w:r>
         <w:t xml:space="preserve"> </w:t>
@@ -11226,16 +11139,52 @@
         <w:pStyle w:val="FirstParagraph"/>
       </w:pPr>
       <w:r>
-        <w:t xml:space="preserve">During the preparation of this work, the authors used two software aids, each under full human control and verification. First, a purpose-built large-language-model-assisted tool (M-AIDA, using Anthropic Claude) was used to assist effect-size extraction and statistical conversion from the primary studies; every value proposed by the tool was independently checked, corrected where necessary, and permanently locked by the Principal Investigator before entry into the analysis database. Second, Grammarly was used to correct spelling, grammar, and punctuation in the authors’ own text. No generative AI tool selected studies, made eligibility decisions, performed the statistical analysis, or generated any interpretive or written content; the authors reviewed all outputs and take full responsibility for the content of the publication.</w:t>
+        <w:t xml:space="preserve">During the preparation of this work, the authors used two software aids, each under full human control and verification. First, a purpose-built large-language-model-assisted tool (M-AIDA, using Anthropic Claude) was used to assist effect-size extraction and statistical conversion from the primary studies; every value proposed by the tool was independently checked, corrected where necessary, and permanently locked by the Principal Investigator before entry into the analysis database. Second, Grammarly was used to correct spelling, grammar, and punctuation in the authors' own text. No generative AI tool selected studies, made eligibility decisions, performed the statistical analysis, or generated any interpretive or written content; the authors reviewed all outputs and take full responsibility for the content of the publication.</w:t>
       </w:r>
     </w:p>
     <w:bookmarkEnd w:id="53"/>
-    <w:bookmarkStart w:id="56" w:name="references"/>
+    <w:bookmarkStart w:id="54" w:name="acknowledgements"/>
     <w:p>
       <w:pPr>
         <w:pStyle w:val="Heading2"/>
       </w:pPr>
       <w:r>
+        <w:t xml:space="preserve">Acknowledgements</w:t>
+      </w:r>
+    </w:p>
+    <w:p>
+      <w:pPr>
+        <w:pStyle w:val="FirstParagraph"/>
+      </w:pPr>
+      <w:r>
+        <w:t xml:space="preserve">The authors thank the authors of the primary studies synthesised in this meta-analysis. Where World Bank Enterprise Survey data informed primary estimates, the original collectors, the authorised distributor, and the relevant funding agencies bear no responsibility for the use of the data or for interpretations based upon such uses.</w:t>
+      </w:r>
+    </w:p>
+    <w:bookmarkEnd w:id="54"/>
+    <w:bookmarkStart w:id="55" w:name="ethics-approval"/>
+    <w:p>
+      <w:pPr>
+        <w:pStyle w:val="Heading2"/>
+      </w:pPr>
+      <w:r>
+        <w:t xml:space="preserve">Ethics approval</w:t>
+      </w:r>
+    </w:p>
+    <w:p>
+      <w:pPr>
+        <w:pStyle w:val="FirstParagraph"/>
+      </w:pPr>
+      <w:r>
+        <w:t xml:space="preserve">This study analyses secondary, de-identified, publicly available firm-level survey data (World Bank Enterprise Surveys) and did not involve human participants or animals; ethics approval was not required.</w:t>
+      </w:r>
+    </w:p>
+    <w:bookmarkEnd w:id="55"/>
+    <w:bookmarkStart w:id="58" w:name="references"/>
+    <w:p>
+      <w:pPr>
+        <w:pStyle w:val="Heading2"/>
+      </w:pPr>
+      <w:r>
         <w:t xml:space="preserve">References</w:t>
       </w:r>
     </w:p>
@@ -12275,7 +12224,7 @@
       <w:r>
         <w:t xml:space="preserve"> </w:t>
       </w:r>
-      <w:hyperlink r:id="rId54">
+      <w:hyperlink r:id="rId56">
         <w:r>
           <w:rPr>
             <w:rStyle w:val="Hyperlink"/>
@@ -12427,7 +12376,7 @@
         <w:t xml:space="preserve"> </w:t>
       </w:r>
       <w:r>
-        <w:t xml:space="preserve">(pp. 231–244).</w:t>
+        <w:t xml:space="preserve">(pp. 231–244).</w:t>
       </w:r>
       <w:r>
         <w:t xml:space="preserve"> </w:t>
@@ -12764,7 +12713,7 @@
       <w:r>
         <w:t xml:space="preserve"> </w:t>
       </w:r>
-      <w:hyperlink r:id="rId55">
+      <w:hyperlink r:id="rId57">
         <w:r>
           <w:rPr>
             <w:rStyle w:val="Hyperlink"/>
@@ -12875,8 +12824,8 @@
         <w:t xml:space="preserve">consistency check) are provided as online supplementary material.</w:t>
       </w:r>
     </w:p>
-    <w:bookmarkEnd w:id="56"/>
-    <w:bookmarkEnd w:id="57"/>
+    <w:bookmarkEnd w:id="58"/>
+    <w:bookmarkEnd w:id="59"/>
     <w:sectPr>
       <w:pgSz w:h="16838" w:w="11906"/>
       <w:pgMar w:bottom="1417" w:left="1417" w:right="1417" w:top="1417"/>
